--- a/reports/thesis/06_chapter_2.docx
+++ b/reports/thesis/06_chapter_2.docx
@@ -1942,7 +1942,7 @@
         <w:t xml:space="preserve">(Fig. </w:t>
       </w:r>
       <w:r>
-        <w:t>, 3</w:t>
+        <w:t>3</w:t>
       </w:r>
       <w:r>
         <w:t xml:space="preserve">). </w:t>
@@ -1997,7 +1997,19 @@
         <w:t>major hunting not occurring during the middle of winter</w:t>
       </w:r>
       <w:r>
-        <w:t>, trips to the hunting regions remained consistent</w:t>
+        <w:t xml:space="preserve">, </w:t>
+      </w:r>
+      <w:r>
+        <w:t xml:space="preserve">the average number of </w:t>
+      </w:r>
+      <w:r>
+        <w:t xml:space="preserve">trips to the hunting regions </w:t>
+      </w:r>
+      <w:r>
+        <w:t xml:space="preserve">each month </w:t>
+      </w:r>
+      <w:r>
+        <w:t>remained consistent</w:t>
       </w:r>
       <w:r>
         <w:t xml:space="preserve"> (</w:t>
@@ -2025,7 +2037,10 @@
         <w:t xml:space="preserve"> </w:t>
       </w:r>
       <w:r>
-        <w:t xml:space="preserve">The landfill and sewage treatment ponds </w:t>
+        <w:t>Ravens visited t</w:t>
+      </w:r>
+      <w:r>
+        <w:t xml:space="preserve">he landfill and sewage treatment ponds </w:t>
       </w:r>
       <w:r>
         <w:t xml:space="preserve">located </w:t>
@@ -2034,80 +2049,95 @@
         <w:t>with</w:t>
       </w:r>
       <w:r>
-        <w:t xml:space="preserve">in the hunting regions </w:t>
-      </w:r>
-      <w:r>
-        <w:t>provide foraging opportunities for ravens</w:t>
+        <w:t>in the</w:t>
+      </w:r>
+      <w:r>
+        <w:t xml:space="preserve"> Gardiner</w:t>
+      </w:r>
+      <w:r>
+        <w:t xml:space="preserve"> hunting regions </w:t>
+      </w:r>
+      <w:r>
+        <w:t xml:space="preserve">throughout the winter </w:t>
+      </w:r>
+      <w:r>
+        <w:lastRenderedPageBreak/>
+        <w:t xml:space="preserve">to forage for food as well </w:t>
+      </w:r>
+      <w:r>
+        <w:t>(Fig. 1)</w:t>
+      </w:r>
+      <w:r>
+        <w:t xml:space="preserve">. </w:t>
+      </w:r>
+      <w:r>
+        <w:t xml:space="preserve">We recorded at least one GPS point at </w:t>
+      </w:r>
+      <w:r>
+        <w:t>the landfill and sewage treatment ponds in Gardiner,</w:t>
+      </w:r>
+      <w:r>
+        <w:t xml:space="preserve"> MT,</w:t>
+      </w:r>
+      <w:r>
+        <w:t xml:space="preserve"> an average of </w:t>
+      </w:r>
+      <w:r>
+        <w:t>2</w:t>
+      </w:r>
+      <w:r>
+        <w:t>3</w:t>
+      </w:r>
+      <w:r>
+        <w:t>.</w:t>
+      </w:r>
+      <w:r>
+        <w:t>2</w:t>
+      </w:r>
+      <w:r>
+        <w:t xml:space="preserve">% of trips to the hunting regions throughout the winter (range = 0 – </w:t>
+      </w:r>
+      <w:r>
+        <w:t>57.1</w:t>
+      </w:r>
+      <w:r>
+        <w:t xml:space="preserve">%, sd = </w:t>
+      </w:r>
+      <w:r>
+        <w:t>18.8</w:t>
+      </w:r>
+      <w:r>
+        <w:t xml:space="preserve">%). </w:t>
+      </w:r>
+      <w:r>
+        <w:t>However, visits to the dump varied by month</w:t>
+      </w:r>
+      <w:r>
+        <w:t>,</w:t>
+      </w:r>
+      <w:r>
+        <w:t xml:space="preserve"> with the lowest visitation rates occurring during November and March</w:t>
+      </w:r>
+      <w:r>
+        <w:t xml:space="preserve"> when recreational hunting is most intens</w:t>
+      </w:r>
+      <w:r>
+        <w:t>ive</w:t>
+      </w:r>
+      <w:r>
+        <w:t xml:space="preserve"> (</w:t>
+      </w:r>
+      <w:r>
+        <w:t xml:space="preserve">Supp. </w:t>
+      </w:r>
+      <w:r>
+        <w:t>Fig. )</w:t>
+      </w:r>
+      <w:r>
+        <w:t>.</w:t>
       </w:r>
       <w:r>
         <w:t xml:space="preserve"> </w:t>
-      </w:r>
-      <w:r>
-        <w:t xml:space="preserve">outside of the defined hunting </w:t>
-      </w:r>
-      <w:r>
-        <w:lastRenderedPageBreak/>
-        <w:t>season</w:t>
-      </w:r>
-      <w:r>
-        <w:t>s</w:t>
-      </w:r>
-      <w:r>
-        <w:t xml:space="preserve"> (Fig. 1)</w:t>
-      </w:r>
-      <w:r>
-        <w:t xml:space="preserve">. </w:t>
-      </w:r>
-      <w:r>
-        <w:t xml:space="preserve">We recorded at least one GPS point at </w:t>
-      </w:r>
-      <w:r>
-        <w:t>the landfill and sewage treatment ponds in Gardiner,</w:t>
-      </w:r>
-      <w:r>
-        <w:t xml:space="preserve"> MT,</w:t>
-      </w:r>
-      <w:r>
-        <w:t xml:space="preserve"> an average of </w:t>
-      </w:r>
-      <w:r>
-        <w:t>26.9</w:t>
-      </w:r>
-      <w:r>
-        <w:t xml:space="preserve">% of trips to the hunting regions throughout the winter (range = 0 – </w:t>
-      </w:r>
-      <w:r>
-        <w:t>10</w:t>
-      </w:r>
-      <w:r>
-        <w:t xml:space="preserve">0%, sd = </w:t>
-      </w:r>
-      <w:r>
-        <w:t>26.7</w:t>
-      </w:r>
-      <w:r>
-        <w:t xml:space="preserve">%). </w:t>
-      </w:r>
-      <w:r>
-        <w:t>However, visits to the dump varied by month with the lowest visitation rates occurring during November and March</w:t>
-      </w:r>
-      <w:r>
-        <w:t xml:space="preserve"> when recreational hunting is most intens</w:t>
-      </w:r>
-      <w:r>
-        <w:t>ive</w:t>
-      </w:r>
-      <w:r>
-        <w:t xml:space="preserve"> (</w:t>
-      </w:r>
-      <w:r>
-        <w:t xml:space="preserve">Supp. </w:t>
-      </w:r>
-      <w:r>
-        <w:t>Fig. )</w:t>
-      </w:r>
-      <w:r>
-        <w:t>.</w:t>
       </w:r>
     </w:p>
     <w:p>
@@ -2141,7 +2171,25 @@
         <w:t>winter study</w:t>
       </w:r>
       <w:r>
-        <w:t xml:space="preserve"> sampling periods that had sufficient information about wolf kill availability, w</w:t>
+        <w:t xml:space="preserve"> sampling periods that had sufficient information about wolf kill availability</w:t>
+      </w:r>
+      <w:r>
+        <w:t xml:space="preserve"> we had 2095 decision days (</w:t>
+      </w:r>
+      <w:r>
+        <w:t>mean = 104.8</w:t>
+      </w:r>
+      <w:r>
+        <w:t>range = 4 – 219, sd = 63)</w:t>
+      </w:r>
+      <w:r>
+        <w:t>.</w:t>
+      </w:r>
+      <w:r>
+        <w:t xml:space="preserve"> </w:t>
+      </w:r>
+      <w:r>
+        <w:t>W</w:t>
       </w:r>
       <w:r>
         <w:t>olf kills were rarely available</w:t>
@@ -2833,10 +2881,55 @@
         <w:t xml:space="preserve"> </w:t>
       </w:r>
       <w:r>
-        <w:t>Although,</w:t>
-      </w:r>
-      <w:r>
-        <w:t xml:space="preserve"> there are other foraging opportunities within the Gardiner hunting regions that may attract ravens outside of our defined hunting seasons. The Gardiner landfill and waste treatment ponds saw increased use by breeding ravens outside of months with heavy hunter activity (Fig. ), indicating that ravens may still be visiting the hunting regions, but with the intended purpose of foraging at the landfill. There is also limited recreational hunting occurring </w:t>
+        <w:t>Although</w:t>
+      </w:r>
+      <w:r>
+        <w:t>,</w:t>
+      </w:r>
+      <w:r>
+        <w:t xml:space="preserve"> it is likely that other anthropogenic subsidies </w:t>
+      </w:r>
+      <w:r>
+        <w:t>besides</w:t>
+      </w:r>
+      <w:r>
+        <w:t xml:space="preserve"> carrion created during intensive recreational hunting season</w:t>
+      </w:r>
+      <w:r>
+        <w:t>s</w:t>
+      </w:r>
+      <w:r>
+        <w:t xml:space="preserve"> </w:t>
+      </w:r>
+      <w:r>
+        <w:t>are</w:t>
+      </w:r>
+      <w:r>
+        <w:t xml:space="preserve"> </w:t>
+      </w:r>
+      <w:r>
+        <w:t>masking</w:t>
+      </w:r>
+      <w:r>
+        <w:t xml:space="preserve"> </w:t>
+      </w:r>
+      <w:r>
+        <w:t>a specific</w:t>
+      </w:r>
+      <w:r>
+        <w:t xml:space="preserve"> effect of the hunting season</w:t>
+      </w:r>
+      <w:r>
+        <w:t>.</w:t>
+      </w:r>
+      <w:r>
+        <w:t xml:space="preserve"> The Gardiner landfill and waste treatment ponds saw increased use by breeding ravens outside of months with heavy </w:t>
+      </w:r>
+      <w:r>
+        <w:t>recreational hunting</w:t>
+      </w:r>
+      <w:r>
+        <w:t xml:space="preserve"> activity (Fig. ), indicating that ravens may still be visiting the hunting regions, but with the intended purpose of foraging at the landfill. There is also limited recreational hunting occurring </w:t>
       </w:r>
       <w:r>
         <w:t>from</w:t>
@@ -2888,6 +2981,9 @@
       <w:r>
         <w:t>.</w:t>
       </w:r>
+      <w:r>
+        <w:t xml:space="preserve"> </w:t>
+      </w:r>
     </w:p>
     <w:p>
       <w:pPr>
@@ -2916,11 +3012,11 @@
         <w:t xml:space="preserve">. </w:t>
       </w:r>
       <w:r>
-        <w:t xml:space="preserve">While we found a statistically significant negative effect of wolf kills within the territory that matched our hypothesis, the sample size of available kills within raven </w:t>
+        <w:t xml:space="preserve">While we found a statistically significant negative effect of wolf kills within the </w:t>
       </w:r>
       <w:r>
         <w:lastRenderedPageBreak/>
-        <w:t xml:space="preserve">territories was limited, potentially leading to an </w:t>
+        <w:t xml:space="preserve">territory that matched our hypothesis, the sample size of available kills within raven territories was limited, potentially leading to an </w:t>
       </w:r>
       <w:r>
         <w:t>under</w:t>
@@ -3206,7 +3302,11 @@
         <w:fldChar w:fldCharType="end"/>
       </w:r>
       <w:r>
-        <w:t xml:space="preserve">. This sort of route planning between distant, known resources is likely performed by ravens </w:t>
+        <w:t xml:space="preserve">. This sort of route planning between distant, known </w:t>
+      </w:r>
+      <w:r>
+        <w:lastRenderedPageBreak/>
+        <w:t xml:space="preserve">resources is likely performed by ravens </w:t>
       </w:r>
       <w:r>
         <w:fldChar w:fldCharType="begin"/>
@@ -3227,11 +3327,7 @@
         <w:fldChar w:fldCharType="end"/>
       </w:r>
       <w:r>
-        <w:t xml:space="preserve"> and allows their costs, </w:t>
-      </w:r>
-      <w:r>
-        <w:lastRenderedPageBreak/>
-        <w:t xml:space="preserve">including the time and energy investment of traveling, to be more </w:t>
+        <w:t xml:space="preserve"> and allows their costs, including the time and energy investment of traveling, to be more </w:t>
       </w:r>
       <w:r>
         <w:t xml:space="preserve">predictable and </w:t>
@@ -3409,16 +3505,7 @@
         <w:t xml:space="preserve">, which allows them to provide a protein-dense food to growing chicks. </w:t>
       </w:r>
       <w:r>
-        <w:t xml:space="preserve">This effect was </w:t>
-      </w:r>
-      <w:r>
-        <w:t xml:space="preserve">tempered by </w:t>
-      </w:r>
-      <w:r>
-        <w:t>snow depth</w:t>
-      </w:r>
-      <w:r>
-        <w:t xml:space="preserve"> based on </w:t>
+        <w:t xml:space="preserve">This effect was tempered by snow depth based on </w:t>
       </w:r>
       <w:r>
         <w:t>the</w:t>
@@ -3475,7 +3562,14 @@
         <w:rPr>
           <w:rFonts w:ascii="Aptos" w:hAnsi="Aptos"/>
         </w:rPr>
-        <w:t>(Geremia et al. 2011)</w:t>
+        <w:t xml:space="preserve">(Geremia et al. </w:t>
+      </w:r>
+      <w:r>
+        <w:rPr>
+          <w:rFonts w:ascii="Aptos" w:hAnsi="Aptos"/>
+        </w:rPr>
+        <w:lastRenderedPageBreak/>
+        <w:t>2011)</w:t>
       </w:r>
       <w:r>
         <w:fldChar w:fldCharType="end"/>
@@ -3493,192 +3587,188 @@
         <w:t>winter</w:t>
       </w:r>
       <w:r>
-        <w:t xml:space="preserve"> may result in no bison migrating into huntable land in the </w:t>
+        <w:t xml:space="preserve"> may result in no bison migrating into huntable land in the Gardiner hunting area, while elk and deer may only be present in more difficult terrain.</w:t>
+      </w:r>
+      <w:r>
+        <w:t xml:space="preserve"> We show evidence that ravens recognize this dynamic, and lower than average </w:t>
+      </w:r>
+      <w:r>
+        <w:t>snow</w:t>
+      </w:r>
+      <w:r>
+        <w:t xml:space="preserve"> depths</w:t>
+      </w:r>
+      <w:r>
+        <w:t xml:space="preserve"> </w:t>
+      </w:r>
+      <w:r>
+        <w:t xml:space="preserve">reduce </w:t>
+      </w:r>
+      <w:r>
+        <w:t>a ravens’</w:t>
+      </w:r>
+      <w:r>
+        <w:t xml:space="preserve"> </w:t>
+      </w:r>
+      <w:r>
+        <w:t xml:space="preserve">probability </w:t>
+      </w:r>
+      <w:r>
+        <w:t xml:space="preserve">of leaving </w:t>
+      </w:r>
+      <w:r>
+        <w:t>its</w:t>
+      </w:r>
+      <w:r>
+        <w:t xml:space="preserve"> territories</w:t>
+      </w:r>
+      <w:r>
+        <w:t xml:space="preserve"> more</w:t>
+      </w:r>
+      <w:r>
+        <w:t xml:space="preserve"> in late winter compared to early winter. </w:t>
+      </w:r>
+    </w:p>
+    <w:p>
+      <w:pPr>
+        <w:spacing w:line="480" w:lineRule="auto"/>
+        <w:ind w:firstLine="720"/>
+      </w:pPr>
+      <w:r>
+        <w:t xml:space="preserve">Despite being social creatures that have the ability to share and receive information about potential food resources </w:t>
+      </w:r>
+      <w:r>
+        <w:fldChar w:fldCharType="begin"/>
+      </w:r>
+      <w:r>
+        <w:instrText xml:space="preserve"> ADDIN ZOTERO_ITEM CSL_CITATION {"citationID":"yE9vXQzD","properties":{"formattedCitation":"(Marzluff et al. 1996)","plainCitation":"(Marzluff et al. 1996)","noteIndex":0},"citationItems":[{"id":63,"uris":["http://zotero.org/users/9968163/items/Z8LZESEZ"],"itemData":{"id":63,"type":"article-journal","abstract":"Vagrant, non-breeding common ravens, Corvus corax, inhabiting the forested mountains of Maine are specialized to feed on rich but ephemeral carcasses of large mammals during the harsh winter months. The foraging and roosting behaviour of free-ranging ravens were studied during the winters of 1988–1990. Ravens quickly assembled at carcasses, and into communal roosts. Six lines of evidence indicate that these roosts function as information centres. (1) Roosts comprised both knowledgeable and naive foragers. (2) Departures from roosts were highly synchronized, with most members departing in one direction. (3) Direction of departure often changed from day to day. (4) Birds made naive of food sources (by being withheld from the wild and then allowed to join roosts) followed roost-mates to new feeding sites, whereas control birds held and released outside of roosts rarely found the local food bonanzas. (5) Birds made knowledgeable of food sources (by being released at new carcasses) joined roosts and led roost-mates to the food on three of 20 occasions. (6) The same individuals switched leader and follower roles depending upon their knowledge of feeding opportunities. Although ravens may form roosts at traditional areas (near stable food sources) that are used for many years, the ravens in Maine frequently shifted roost sites to be near newly discovered carcasses. Information exchange at roosts principally occurred on the night of, or the night before, the roost shift. Social soaring displays assembled birds from a wide area and were associated with mass movements to new roosts formed at nearby food.","container-title":"Animal Behaviour","DOI":"10.1006/anbe.1996.0008","ISSN":"00033472","issue":"1","language":"en","page":"89-103","source":"DOI.org (Crossref)","title":"Raven roosts are mobile information centres","volume":"51","author":[{"family":"Marzluff","given":"John M."},{"family":"Heinrich","given":"Bernd"},{"family":"Marzluff","given":"Colleen S."}],"issued":{"date-parts":[["1996",1]]}}}],"schema":"https://github.com/citation-style-language/schema/raw/master/csl-citation.json"} </w:instrText>
+      </w:r>
+      <w:r>
+        <w:fldChar w:fldCharType="separate"/>
+      </w:r>
+      <w:r>
+        <w:t>(Marzluff et al. 1996)</w:t>
+      </w:r>
+      <w:r>
+        <w:fldChar w:fldCharType="end"/>
+      </w:r>
+      <w:r>
+        <w:t xml:space="preserve">, a raven deciding whether to leave its territory was not </w:t>
+      </w:r>
+      <w:r>
+        <w:t>correlated with</w:t>
+      </w:r>
+      <w:r>
+        <w:t xml:space="preserve"> the </w:t>
+      </w:r>
+      <w:r>
+        <w:t>decision</w:t>
+      </w:r>
+      <w:r>
+        <w:t xml:space="preserve"> of other territorial ravens</w:t>
+      </w:r>
+      <w:r>
+        <w:t xml:space="preserve"> to leave or stay on their territories</w:t>
+      </w:r>
+      <w:r>
+        <w:t xml:space="preserve">. Ravens are instead responding </w:t>
+      </w:r>
+      <w:r>
+        <w:t xml:space="preserve">to </w:t>
+      </w:r>
+      <w:r>
+        <w:t>factors that could</w:t>
+      </w:r>
+      <w:r>
+        <w:t xml:space="preserve"> be</w:t>
+      </w:r>
+      <w:r>
+        <w:t xml:space="preserve"> interpreted </w:t>
+      </w:r>
+      <w:r>
+        <w:t>individually</w:t>
+      </w:r>
+      <w:r>
+        <w:t xml:space="preserve">, such as active kills within their territory </w:t>
+      </w:r>
+      <w:r>
+        <w:t>and</w:t>
+      </w:r>
+      <w:r>
+        <w:t xml:space="preserve"> weather conditions. Once a raven left its territory, it </w:t>
+      </w:r>
+      <w:r>
+        <w:t xml:space="preserve">often </w:t>
+      </w:r>
+      <w:r>
+        <w:t xml:space="preserve">made the same </w:t>
+      </w:r>
+      <w:r>
+        <w:t xml:space="preserve">movement </w:t>
+      </w:r>
+      <w:r>
+        <w:t>decision</w:t>
+      </w:r>
+      <w:r>
+        <w:t>s</w:t>
+      </w:r>
+      <w:r>
+        <w:t xml:space="preserve"> as conspecifics</w:t>
+      </w:r>
+      <w:r>
+        <w:t xml:space="preserve"> that had left their own territories</w:t>
+      </w:r>
+      <w:r>
+        <w:t xml:space="preserve">. Ravens without knowledge of an available food source may be following other traveling ravens to take advantage of their knowledge </w:t>
+      </w:r>
+      <w:r>
+        <w:fldChar w:fldCharType="begin"/>
+      </w:r>
+      <w:r>
+        <w:instrText xml:space="preserve"> ADDIN ZOTERO_ITEM CSL_CITATION {"citationID":"cHpYkM1k","properties":{"formattedCitation":"(Marzluff et al. 1996)","plainCitation":"(Marzluff et al. 1996)","noteIndex":0},"citationItems":[{"id":63,"uris":["http://zotero.org/users/9968163/items/Z8LZESEZ"],"itemData":{"id":63,"type":"article-journal","abstract":"Vagrant, non-breeding common ravens, Corvus corax, inhabiting the forested mountains of Maine are specialized to feed on rich but ephemeral carcasses of large mammals during the harsh winter months. The foraging and roosting behaviour of free-ranging ravens were studied during the winters of 1988–1990. Ravens quickly assembled at carcasses, and into communal roosts. Six lines of evidence indicate that these roosts function as information centres. (1) Roosts comprised both knowledgeable and naive foragers. (2) Departures from roosts were highly synchronized, with most members departing in one direction. (3) Direction of departure often changed from day to day. (4) Birds made naive of food sources (by being withheld from the wild and then allowed to join roosts) followed roost-mates to new feeding sites, whereas control birds held and released outside of roosts rarely found the local food bonanzas. (5) Birds made knowledgeable of food sources (by being released at new carcasses) joined roosts and led roost-mates to the food on three of 20 occasions. (6) The same individuals switched leader and follower roles depending upon their knowledge of feeding opportunities. Although ravens may form roosts at traditional areas (near stable food sources) that are used for many years, the ravens in Maine frequently shifted roost sites to be near newly discovered carcasses. Information exchange at roosts principally occurred on the night of, or the night before, the roost shift. Social soaring displays assembled birds from a wide area and were associated with mass movements to new roosts formed at nearby food.","container-title":"Animal Behaviour","DOI":"10.1006/anbe.1996.0008","ISSN":"00033472","issue":"1","language":"en","page":"89-103","source":"DOI.org (Crossref)","title":"Raven roosts are mobile information centres","volume":"51","author":[{"family":"Marzluff","given":"John M."},{"family":"Heinrich","given":"Bernd"},{"family":"Marzluff","given":"Colleen S."}],"issued":{"date-parts":[["1996",1]]}}}],"schema":"https://github.com/citation-style-language/schema/raw/master/csl-citation.json"} </w:instrText>
+      </w:r>
+      <w:r>
+        <w:fldChar w:fldCharType="separate"/>
+      </w:r>
+      <w:r>
+        <w:t>(Marzluff et al. 1996)</w:t>
+      </w:r>
+      <w:r>
+        <w:fldChar w:fldCharType="end"/>
+      </w:r>
+      <w:r>
+        <w:t xml:space="preserve">. </w:t>
+      </w:r>
+      <w:r>
+        <w:t>However, k</w:t>
+      </w:r>
+      <w:r>
+        <w:t xml:space="preserve">nowledge of the hunting regions is pervasive throughout the local population as they are heavily utilized by juvenile individuals during their first winter as it does not require extensive </w:t>
+      </w:r>
+      <w:r>
+        <w:t>experience with</w:t>
+      </w:r>
+      <w:r>
+        <w:t xml:space="preserve"> the landscape. Group movements may then be coincidental and reflective of shared knowledge instead of information sharing</w:t>
+      </w:r>
+      <w:r>
+        <w:t xml:space="preserve"> or stealing</w:t>
+      </w:r>
+      <w:r>
+        <w:t>.</w:t>
+      </w:r>
+    </w:p>
+    <w:p>
+      <w:pPr>
+        <w:spacing w:line="480" w:lineRule="auto"/>
+        <w:ind w:firstLine="720"/>
+      </w:pPr>
+      <w:r>
+        <w:t xml:space="preserve">Our results suggest that the daily decisions of breeding common ravens within Yellowstone National Park are influenced by the presence of daily resources. More immediately available resources are prioritized while recreational hunting is supplementary on days when they do not encounter any naturally occurring carrion. As a foraging generalist, their ability to forage efficiently based on daily changes in food </w:t>
       </w:r>
       <w:r>
         <w:lastRenderedPageBreak/>
-        <w:t>Gardiner hunting area, while elk and deer may only be present in more difficult terrain.</w:t>
-      </w:r>
-      <w:r>
-        <w:t xml:space="preserve"> We show evidence that ravens recognize this dynamic, and lower than average </w:t>
-      </w:r>
-      <w:r>
-        <w:t>snow</w:t>
-      </w:r>
-      <w:r>
-        <w:t xml:space="preserve"> depths</w:t>
-      </w:r>
-      <w:r>
-        <w:t xml:space="preserve"> </w:t>
-      </w:r>
-      <w:r>
-        <w:t xml:space="preserve">reduce </w:t>
-      </w:r>
-      <w:r>
-        <w:t>a ravens’</w:t>
-      </w:r>
-      <w:r>
-        <w:t xml:space="preserve"> </w:t>
-      </w:r>
-      <w:r>
-        <w:t xml:space="preserve">probability </w:t>
-      </w:r>
-      <w:r>
-        <w:t xml:space="preserve">of leaving </w:t>
-      </w:r>
-      <w:r>
-        <w:t>its</w:t>
-      </w:r>
-      <w:r>
-        <w:t xml:space="preserve"> territories</w:t>
-      </w:r>
-      <w:r>
-        <w:t xml:space="preserve"> more</w:t>
-      </w:r>
-      <w:r>
-        <w:t xml:space="preserve"> in late winter compared to early winter. </w:t>
-      </w:r>
-    </w:p>
-    <w:p>
-      <w:pPr>
-        <w:spacing w:line="480" w:lineRule="auto"/>
-        <w:ind w:firstLine="720"/>
-      </w:pPr>
-      <w:r>
-        <w:t xml:space="preserve">Despite being social creatures that have the ability to share and receive information about potential food resources </w:t>
-      </w:r>
-      <w:r>
-        <w:fldChar w:fldCharType="begin"/>
-      </w:r>
-      <w:r>
-        <w:instrText xml:space="preserve"> ADDIN ZOTERO_ITEM CSL_CITATION {"citationID":"yE9vXQzD","properties":{"formattedCitation":"(Marzluff et al. 1996)","plainCitation":"(Marzluff et al. 1996)","noteIndex":0},"citationItems":[{"id":63,"uris":["http://zotero.org/users/9968163/items/Z8LZESEZ"],"itemData":{"id":63,"type":"article-journal","abstract":"Vagrant, non-breeding common ravens, Corvus corax, inhabiting the forested mountains of Maine are specialized to feed on rich but ephemeral carcasses of large mammals during the harsh winter months. The foraging and roosting behaviour of free-ranging ravens were studied during the winters of 1988–1990. Ravens quickly assembled at carcasses, and into communal roosts. Six lines of evidence indicate that these roosts function as information centres. (1) Roosts comprised both knowledgeable and naive foragers. (2) Departures from roosts were highly synchronized, with most members departing in one direction. (3) Direction of departure often changed from day to day. (4) Birds made naive of food sources (by being withheld from the wild and then allowed to join roosts) followed roost-mates to new feeding sites, whereas control birds held and released outside of roosts rarely found the local food bonanzas. (5) Birds made knowledgeable of food sources (by being released at new carcasses) joined roosts and led roost-mates to the food on three of 20 occasions. (6) The same individuals switched leader and follower roles depending upon their knowledge of feeding opportunities. Although ravens may form roosts at traditional areas (near stable food sources) that are used for many years, the ravens in Maine frequently shifted roost sites to be near newly discovered carcasses. Information exchange at roosts principally occurred on the night of, or the night before, the roost shift. Social soaring displays assembled birds from a wide area and were associated with mass movements to new roosts formed at nearby food.","container-title":"Animal Behaviour","DOI":"10.1006/anbe.1996.0008","ISSN":"00033472","issue":"1","language":"en","page":"89-103","source":"DOI.org (Crossref)","title":"Raven roosts are mobile information centres","volume":"51","author":[{"family":"Marzluff","given":"John M."},{"family":"Heinrich","given":"Bernd"},{"family":"Marzluff","given":"Colleen S."}],"issued":{"date-parts":[["1996",1]]}}}],"schema":"https://github.com/citation-style-language/schema/raw/master/csl-citation.json"} </w:instrText>
-      </w:r>
-      <w:r>
-        <w:fldChar w:fldCharType="separate"/>
-      </w:r>
-      <w:r>
-        <w:t>(Marzluff et al. 1996)</w:t>
-      </w:r>
-      <w:r>
-        <w:fldChar w:fldCharType="end"/>
-      </w:r>
-      <w:r>
-        <w:t xml:space="preserve">, a raven deciding whether to leave its territory was not </w:t>
-      </w:r>
-      <w:r>
-        <w:t>correlated with</w:t>
-      </w:r>
-      <w:r>
-        <w:t xml:space="preserve"> the </w:t>
-      </w:r>
-      <w:r>
-        <w:t>decision</w:t>
-      </w:r>
-      <w:r>
-        <w:t xml:space="preserve"> of other territorial ravens</w:t>
-      </w:r>
-      <w:r>
-        <w:t xml:space="preserve"> to leave or stay on their territories</w:t>
-      </w:r>
-      <w:r>
-        <w:t xml:space="preserve">. Ravens are instead responding </w:t>
-      </w:r>
-      <w:r>
-        <w:t xml:space="preserve">to </w:t>
-      </w:r>
-      <w:r>
-        <w:t>factors that could</w:t>
-      </w:r>
-      <w:r>
-        <w:t xml:space="preserve"> be</w:t>
-      </w:r>
-      <w:r>
-        <w:t xml:space="preserve"> interpreted </w:t>
-      </w:r>
-      <w:r>
-        <w:t>individually</w:t>
-      </w:r>
-      <w:r>
-        <w:t xml:space="preserve">, such as active kills within their territory </w:t>
-      </w:r>
-      <w:r>
-        <w:t>and</w:t>
-      </w:r>
-      <w:r>
-        <w:t xml:space="preserve"> weather conditions. Once a raven left its territory, it </w:t>
-      </w:r>
-      <w:r>
-        <w:t xml:space="preserve">often </w:t>
-      </w:r>
-      <w:r>
-        <w:t xml:space="preserve">made the same </w:t>
-      </w:r>
-      <w:r>
-        <w:t xml:space="preserve">movement </w:t>
-      </w:r>
-      <w:r>
-        <w:t>decision</w:t>
-      </w:r>
-      <w:r>
-        <w:t>s</w:t>
-      </w:r>
-      <w:r>
-        <w:t xml:space="preserve"> as conspecifics</w:t>
-      </w:r>
-      <w:r>
-        <w:t xml:space="preserve"> that had left their own territories</w:t>
-      </w:r>
-      <w:r>
-        <w:t xml:space="preserve">. Ravens without knowledge of an available food source may be following other traveling ravens to take advantage of their knowledge </w:t>
-      </w:r>
-      <w:r>
-        <w:fldChar w:fldCharType="begin"/>
-      </w:r>
-      <w:r>
-        <w:instrText xml:space="preserve"> ADDIN ZOTERO_ITEM CSL_CITATION {"citationID":"cHpYkM1k","properties":{"formattedCitation":"(Marzluff et al. 1996)","plainCitation":"(Marzluff et al. 1996)","noteIndex":0},"citationItems":[{"id":63,"uris":["http://zotero.org/users/9968163/items/Z8LZESEZ"],"itemData":{"id":63,"type":"article-journal","abstract":"Vagrant, non-breeding common ravens, Corvus corax, inhabiting the forested mountains of Maine are specialized to feed on rich but ephemeral carcasses of large mammals during the harsh winter months. The foraging and roosting behaviour of free-ranging ravens were studied during the winters of 1988–1990. Ravens quickly assembled at carcasses, and into communal roosts. Six lines of evidence indicate that these roosts function as information centres. (1) Roosts comprised both knowledgeable and naive foragers. (2) Departures from roosts were highly synchronized, with most members departing in one direction. (3) Direction of departure often changed from day to day. (4) Birds made naive of food sources (by being withheld from the wild and then allowed to join roosts) followed roost-mates to new feeding sites, whereas control birds held and released outside of roosts rarely found the local food bonanzas. (5) Birds made knowledgeable of food sources (by being released at new carcasses) joined roosts and led roost-mates to the food on three of 20 occasions. (6) The same individuals switched leader and follower roles depending upon their knowledge of feeding opportunities. Although ravens may form roosts at traditional areas (near stable food sources) that are used for many years, the ravens in Maine frequently shifted roost sites to be near newly discovered carcasses. Information exchange at roosts principally occurred on the night of, or the night before, the roost shift. Social soaring displays assembled birds from a wide area and were associated with mass movements to new roosts formed at nearby food.","container-title":"Animal Behaviour","DOI":"10.1006/anbe.1996.0008","ISSN":"00033472","issue":"1","language":"en","page":"89-103","source":"DOI.org (Crossref)","title":"Raven roosts are mobile information centres","volume":"51","author":[{"family":"Marzluff","given":"John M."},{"family":"Heinrich","given":"Bernd"},{"family":"Marzluff","given":"Colleen S."}],"issued":{"date-parts":[["1996",1]]}}}],"schema":"https://github.com/citation-style-language/schema/raw/master/csl-citation.json"} </w:instrText>
-      </w:r>
-      <w:r>
-        <w:fldChar w:fldCharType="separate"/>
-      </w:r>
-      <w:r>
-        <w:t>(Marzluff et al. 1996)</w:t>
-      </w:r>
-      <w:r>
-        <w:fldChar w:fldCharType="end"/>
-      </w:r>
-      <w:r>
-        <w:t xml:space="preserve">. </w:t>
-      </w:r>
-      <w:r>
-        <w:t>However, k</w:t>
-      </w:r>
-      <w:r>
-        <w:t xml:space="preserve">nowledge of the hunting regions is pervasive throughout the local population as they are heavily utilized by juvenile individuals during their first winter as it does not require extensive </w:t>
-      </w:r>
-      <w:r>
-        <w:t>experience with</w:t>
-      </w:r>
-      <w:r>
-        <w:t xml:space="preserve"> the landscape. Group movements may then be coincidental and reflective of shared knowledge instead of information sharing</w:t>
-      </w:r>
-      <w:r>
-        <w:t xml:space="preserve"> or stealing</w:t>
-      </w:r>
-      <w:r>
-        <w:t>.</w:t>
-      </w:r>
-    </w:p>
-    <w:p>
-      <w:pPr>
-        <w:spacing w:line="480" w:lineRule="auto"/>
-        <w:ind w:firstLine="720"/>
-      </w:pPr>
-      <w:r>
-        <w:t xml:space="preserve">Our results suggest that the daily decisions of breeding common ravens within Yellowstone National Park are influenced by the presence of daily resources. More immediately available resources are prioritized while recreational hunting is supplementary on days when they do not encounter any naturally occurring carrion. As a foraging generalist, their ability to forage efficiently based on daily changes in food availability allows them to be successful. Since movement decisions are not influenced by </w:t>
-      </w:r>
-      <w:r>
-        <w:lastRenderedPageBreak/>
-        <w:t xml:space="preserve">the amount of biomass made available by hunters, it is unlikely that efforts to reduce its availability would be effective at preventing the exploitation of the resource. Other studies have shown moderate success in using supplemental feeding within protected areas to reduce movements outside the protected area for large avian scavengers </w:t>
+        <w:t xml:space="preserve">availability allows them to be successful. Since movement decisions are not influenced by the amount of biomass made available by hunters, it is unlikely that efforts to reduce its availability would be effective at preventing the exploitation of the resource. Other studies have shown moderate success in using supplemental feeding within protected areas to reduce movements outside the protected area for large avian scavengers </w:t>
       </w:r>
       <w:r>
         <w:fldChar w:fldCharType="begin"/>
@@ -3809,16 +3899,21 @@
       <w:pPr>
         <w:spacing w:line="480" w:lineRule="auto"/>
       </w:pPr>
+    </w:p>
+    <w:p>
+      <w:pPr>
+        <w:spacing w:line="480" w:lineRule="auto"/>
+      </w:pPr>
       <w:r>
         <w:rPr>
           <w:noProof/>
         </w:rPr>
         <w:lastRenderedPageBreak/>
         <w:drawing>
-          <wp:inline distT="0" distB="0" distL="0" distR="0" wp14:anchorId="2C85D91F" wp14:editId="25E7365B">
-            <wp:extent cx="5937250" cy="7683500"/>
-            <wp:effectExtent l="0" t="0" r="6350" b="0"/>
-            <wp:docPr id="1622680023" name="Picture 2"/>
+          <wp:inline distT="0" distB="0" distL="0" distR="0" wp14:anchorId="19B706F9" wp14:editId="1D9333F5">
+            <wp:extent cx="5943600" cy="4086225"/>
+            <wp:effectExtent l="0" t="0" r="0" b="9525"/>
+            <wp:docPr id="1629874025" name="Graphic 1"/>
             <wp:cNvGraphicFramePr>
               <a:graphicFrameLocks xmlns:a="http://schemas.openxmlformats.org/drawingml/2006/main" noChangeAspect="1"/>
             </wp:cNvGraphicFramePr>
@@ -3826,13 +3921,206 @@
               <a:graphicData uri="http://schemas.openxmlformats.org/drawingml/2006/picture">
                 <pic:pic xmlns:pic="http://schemas.openxmlformats.org/drawingml/2006/picture">
                   <pic:nvPicPr>
-                    <pic:cNvPr id="0" name="Picture 2"/>
+                    <pic:cNvPr id="1629874025" name=""/>
+                    <pic:cNvPicPr/>
+                  </pic:nvPicPr>
+                  <pic:blipFill>
+                    <a:blip r:embed="rId13">
+                      <a:extLst>
+                        <a:ext uri="{96DAC541-7B7A-43D3-8B79-37D633B846F1}">
+                          <asvg:svgBlip xmlns:asvg="http://schemas.microsoft.com/office/drawing/2016/SVG/main" r:embed="rId14"/>
+                        </a:ext>
+                      </a:extLst>
+                    </a:blip>
+                    <a:stretch>
+                      <a:fillRect/>
+                    </a:stretch>
+                  </pic:blipFill>
+                  <pic:spPr>
+                    <a:xfrm>
+                      <a:off x="0" y="0"/>
+                      <a:ext cx="5943600" cy="4086225"/>
+                    </a:xfrm>
+                    <a:prstGeom prst="rect">
+                      <a:avLst/>
+                    </a:prstGeom>
+                  </pic:spPr>
+                </pic:pic>
+              </a:graphicData>
+            </a:graphic>
+          </wp:inline>
+        </w:drawing>
+      </w:r>
+      <w:r>
+        <w:t xml:space="preserve"> </w:t>
+      </w:r>
+    </w:p>
+    <w:p>
+      <w:pPr>
+        <w:spacing w:line="480" w:lineRule="auto"/>
+      </w:pPr>
+      <w:commentRangeStart w:id="20"/>
+      <w:r>
+        <w:t xml:space="preserve">Figure . </w:t>
+      </w:r>
+      <w:commentRangeEnd w:id="20"/>
+      <w:r>
+        <w:rPr>
+          <w:rStyle w:val="CommentReference"/>
+          <w:sz w:val="24"/>
+          <w:szCs w:val="24"/>
+        </w:rPr>
+        <w:commentReference w:id="20"/>
+      </w:r>
+      <w:r>
+        <w:t xml:space="preserve">The proportion of decision days </w:t>
+      </w:r>
+      <w:r>
+        <w:t xml:space="preserve">during the winter (October – March) </w:t>
+      </w:r>
+      <w:r>
+        <w:t>on which each raven made a particular movement decision. If a raven decided to leave its territory, its decision was one of two results. The “</w:t>
+      </w:r>
+      <w:r>
+        <w:t>O</w:t>
+      </w:r>
+      <w:r>
+        <w:t>ther” category is used to encapsulate all extraterritorial movements that did not result in a visit to the hunting regions.</w:t>
+      </w:r>
+      <w:r>
+        <w:br w:type="page"/>
+      </w:r>
+    </w:p>
+    <w:p>
+      <w:pPr>
+        <w:spacing w:line="480" w:lineRule="auto"/>
+      </w:pPr>
+      <w:r>
+        <w:rPr>
+          <w:noProof/>
+        </w:rPr>
+        <w:lastRenderedPageBreak/>
+        <w:drawing>
+          <wp:inline distT="0" distB="0" distL="0" distR="0" wp14:anchorId="71F7D978" wp14:editId="1B3CA874">
+            <wp:extent cx="5943600" cy="4086225"/>
+            <wp:effectExtent l="0" t="0" r="0" b="9525"/>
+            <wp:docPr id="1991302193" name="Graphic 1"/>
+            <wp:cNvGraphicFramePr>
+              <a:graphicFrameLocks xmlns:a="http://schemas.openxmlformats.org/drawingml/2006/main" noChangeAspect="1"/>
+            </wp:cNvGraphicFramePr>
+            <a:graphic xmlns:a="http://schemas.openxmlformats.org/drawingml/2006/main">
+              <a:graphicData uri="http://schemas.openxmlformats.org/drawingml/2006/picture">
+                <pic:pic xmlns:pic="http://schemas.openxmlformats.org/drawingml/2006/picture">
+                  <pic:nvPicPr>
+                    <pic:cNvPr id="1991302193" name=""/>
+                    <pic:cNvPicPr/>
+                  </pic:nvPicPr>
+                  <pic:blipFill>
+                    <a:blip r:embed="rId15">
+                      <a:extLst>
+                        <a:ext uri="{96DAC541-7B7A-43D3-8B79-37D633B846F1}">
+                          <asvg:svgBlip xmlns:asvg="http://schemas.microsoft.com/office/drawing/2016/SVG/main" r:embed="rId16"/>
+                        </a:ext>
+                      </a:extLst>
+                    </a:blip>
+                    <a:stretch>
+                      <a:fillRect/>
+                    </a:stretch>
+                  </pic:blipFill>
+                  <pic:spPr>
+                    <a:xfrm>
+                      <a:off x="0" y="0"/>
+                      <a:ext cx="5943600" cy="4086225"/>
+                    </a:xfrm>
+                    <a:prstGeom prst="rect">
+                      <a:avLst/>
+                    </a:prstGeom>
+                  </pic:spPr>
+                </pic:pic>
+              </a:graphicData>
+            </a:graphic>
+          </wp:inline>
+        </w:drawing>
+      </w:r>
+    </w:p>
+    <w:p>
+      <w:pPr>
+        <w:spacing w:line="480" w:lineRule="auto"/>
+      </w:pPr>
+      <w:commentRangeStart w:id="21"/>
+      <w:r>
+        <w:t>Figu</w:t>
+      </w:r>
+      <w:commentRangeEnd w:id="21"/>
+      <w:r>
+        <w:rPr>
+          <w:rStyle w:val="CommentReference"/>
+          <w:sz w:val="24"/>
+          <w:szCs w:val="24"/>
+        </w:rPr>
+        <w:commentReference w:id="21"/>
+      </w:r>
+      <w:r>
+        <w:t xml:space="preserve">re 2. The proportion of decision days </w:t>
+      </w:r>
+      <w:r>
+        <w:t xml:space="preserve">during winter wolf sampling periods (Nov 15 – Dec 15, March) </w:t>
+      </w:r>
+      <w:r>
+        <w:t>on which each raven made a particular movement decision. If a raven decided to leave its territory, its decision was one of two results. The “</w:t>
+      </w:r>
+      <w:r>
+        <w:t>O</w:t>
+      </w:r>
+      <w:r>
+        <w:t>ther” category is used to encapsulate all extraterritorial movements that did not result in a visit to the hunting regions. The “</w:t>
+      </w:r>
+      <w:r>
+        <w:t>H</w:t>
+      </w:r>
+      <w:r>
+        <w:t>unting” category is used to show a raven visited the Gardiner hunting regions to forage for hunter-created carrion. Instances where a wolf kill was active in their territory (stripes) or visited outside their territory (dots) are denoted by the pattern</w:t>
+      </w:r>
+      <w:r>
+        <w:t xml:space="preserve"> in the appropriate category for the final decision made that day</w:t>
+      </w:r>
+      <w:r>
+        <w:t xml:space="preserve">. The total number of decision days for each raven is displayed on the right-hand side of the plot. </w:t>
+      </w:r>
+    </w:p>
+    <w:p>
+      <w:pPr>
+        <w:spacing w:line="480" w:lineRule="auto"/>
+      </w:pPr>
+    </w:p>
+    <w:p>
+      <w:pPr>
+        <w:spacing w:line="480" w:lineRule="auto"/>
+      </w:pPr>
+      <w:r>
+        <w:rPr>
+          <w:noProof/>
+        </w:rPr>
+        <w:lastRenderedPageBreak/>
+        <w:drawing>
+          <wp:inline distT="0" distB="0" distL="0" distR="0" wp14:anchorId="397BCF9C" wp14:editId="5DD8706E">
+            <wp:extent cx="5937250" cy="7683500"/>
+            <wp:effectExtent l="0" t="0" r="6350" b="0"/>
+            <wp:docPr id="405314073" name="Picture 3"/>
+            <wp:cNvGraphicFramePr>
+              <a:graphicFrameLocks xmlns:a="http://schemas.openxmlformats.org/drawingml/2006/main" noChangeAspect="1"/>
+            </wp:cNvGraphicFramePr>
+            <a:graphic xmlns:a="http://schemas.openxmlformats.org/drawingml/2006/main">
+              <a:graphicData uri="http://schemas.openxmlformats.org/drawingml/2006/picture">
+                <pic:pic xmlns:pic="http://schemas.openxmlformats.org/drawingml/2006/picture">
+                  <pic:nvPicPr>
+                    <pic:cNvPr id="0" name="Picture 3"/>
                     <pic:cNvPicPr>
                       <a:picLocks noChangeAspect="1" noChangeArrowheads="1"/>
                     </pic:cNvPicPr>
                   </pic:nvPicPr>
                   <pic:blipFill>
-                    <a:blip r:embed="rId13" cstate="print">
+                    <a:blip r:embed="rId17" cstate="print">
                       <a:extLst>
                         <a:ext uri="{28A0092B-C50C-407E-A947-70E740481C1C}">
                           <a14:useLocalDpi xmlns:a14="http://schemas.microsoft.com/office/drawing/2010/main" val="0"/>
@@ -3870,421 +4158,13 @@
       </w:pPr>
       <w:r>
         <w:lastRenderedPageBreak/>
-        <w:t>Supplementa</w:t>
-      </w:r>
-      <w:r>
-        <w:t>l</w:t>
-      </w:r>
-      <w:r>
-        <w:t xml:space="preserve"> Figure 1. Maps showing the MTFWP hunting region (A) and the bison hunting region (B) compared to a heatmap of the raven GPS points outside of the Yellowstone National Park during (A) November and (B) March, respectively. Warmer colors indicate higher point densities.</w:t>
-      </w:r>
-    </w:p>
-    <w:p>
-      <w:pPr>
-        <w:spacing w:line="480" w:lineRule="auto"/>
-      </w:pPr>
-    </w:p>
-    <w:p>
-      <w:pPr>
-        <w:spacing w:line="480" w:lineRule="auto"/>
-      </w:pPr>
-      <w:r>
-        <w:t>Supplementa</w:t>
-      </w:r>
-      <w:r>
-        <w:t xml:space="preserve">l </w:t>
-      </w:r>
-      <w:r>
-        <w:t>Table 1. Shows the start and end dates for the MTFWP and bison hunting seasons for a given winter (e.g. winter of 2019 is from November 2019 – March 2020).</w:t>
-      </w:r>
-    </w:p>
-    <w:tbl>
-      <w:tblPr>
-        <w:tblStyle w:val="TableGrid"/>
-        <w:tblW w:w="0" w:type="auto"/>
-        <w:tblLook w:val="04A0" w:firstRow="1" w:lastRow="0" w:firstColumn="1" w:lastColumn="0" w:noHBand="0" w:noVBand="1"/>
-      </w:tblPr>
-      <w:tblGrid>
-        <w:gridCol w:w="1870"/>
-        <w:gridCol w:w="1870"/>
-        <w:gridCol w:w="1870"/>
-        <w:gridCol w:w="1870"/>
-      </w:tblGrid>
-      <w:tr>
-        <w:tc>
-          <w:tcPr>
-            <w:tcW w:w="1870" w:type="dxa"/>
-          </w:tcPr>
-          <w:p>
-            <w:pPr>
-              <w:spacing w:line="480" w:lineRule="auto"/>
-            </w:pPr>
-          </w:p>
-        </w:tc>
-        <w:tc>
-          <w:tcPr>
-            <w:tcW w:w="3740" w:type="dxa"/>
-            <w:gridSpan w:val="2"/>
-          </w:tcPr>
-          <w:p>
-            <w:pPr>
-              <w:spacing w:line="480" w:lineRule="auto"/>
-              <w:jc w:val="center"/>
-            </w:pPr>
-            <w:r>
-              <w:t>MTFWP</w:t>
-            </w:r>
-          </w:p>
-        </w:tc>
-        <w:tc>
-          <w:tcPr>
-            <w:tcW w:w="1870" w:type="dxa"/>
-          </w:tcPr>
-          <w:p>
-            <w:pPr>
-              <w:spacing w:line="480" w:lineRule="auto"/>
-              <w:jc w:val="center"/>
-            </w:pPr>
-            <w:r>
-              <w:t>Bison</w:t>
-            </w:r>
-          </w:p>
-        </w:tc>
-      </w:tr>
-      <w:tr>
-        <w:tc>
-          <w:tcPr>
-            <w:tcW w:w="1870" w:type="dxa"/>
-          </w:tcPr>
-          <w:p>
-            <w:pPr>
-              <w:spacing w:line="480" w:lineRule="auto"/>
-            </w:pPr>
-            <w:r>
-              <w:t>Winter of</w:t>
-            </w:r>
-          </w:p>
-        </w:tc>
-        <w:tc>
-          <w:tcPr>
-            <w:tcW w:w="1870" w:type="dxa"/>
-          </w:tcPr>
-          <w:p>
-            <w:pPr>
-              <w:spacing w:line="480" w:lineRule="auto"/>
-              <w:jc w:val="center"/>
-            </w:pPr>
-            <w:r>
-              <w:t>Start date</w:t>
-            </w:r>
-          </w:p>
-        </w:tc>
-        <w:tc>
-          <w:tcPr>
-            <w:tcW w:w="1870" w:type="dxa"/>
-          </w:tcPr>
-          <w:p>
-            <w:pPr>
-              <w:spacing w:line="480" w:lineRule="auto"/>
-              <w:jc w:val="center"/>
-            </w:pPr>
-            <w:r>
-              <w:t>End date</w:t>
-            </w:r>
-          </w:p>
-        </w:tc>
-        <w:tc>
-          <w:tcPr>
-            <w:tcW w:w="1870" w:type="dxa"/>
-          </w:tcPr>
-          <w:p>
-            <w:pPr>
-              <w:spacing w:line="480" w:lineRule="auto"/>
-              <w:jc w:val="center"/>
-            </w:pPr>
-            <w:r>
-              <w:t>Start date</w:t>
-            </w:r>
-          </w:p>
-        </w:tc>
-      </w:tr>
-      <w:tr>
-        <w:tc>
-          <w:tcPr>
-            <w:tcW w:w="1870" w:type="dxa"/>
-          </w:tcPr>
-          <w:p>
-            <w:pPr>
-              <w:spacing w:line="480" w:lineRule="auto"/>
-            </w:pPr>
-            <w:r>
-              <w:t>2019</w:t>
-            </w:r>
-          </w:p>
-        </w:tc>
-        <w:tc>
-          <w:tcPr>
-            <w:tcW w:w="1870" w:type="dxa"/>
-          </w:tcPr>
-          <w:p>
-            <w:pPr>
-              <w:spacing w:line="480" w:lineRule="auto"/>
-            </w:pPr>
-            <w:r>
-              <w:t>10/26/2019</w:t>
-            </w:r>
-          </w:p>
-        </w:tc>
-        <w:tc>
-          <w:tcPr>
-            <w:tcW w:w="1870" w:type="dxa"/>
-          </w:tcPr>
-          <w:p>
-            <w:pPr>
-              <w:spacing w:line="480" w:lineRule="auto"/>
-            </w:pPr>
-            <w:r>
-              <w:t>12/1/2019</w:t>
-            </w:r>
-          </w:p>
-        </w:tc>
-        <w:tc>
-          <w:tcPr>
-            <w:tcW w:w="1870" w:type="dxa"/>
-          </w:tcPr>
-          <w:p>
-            <w:pPr>
-              <w:spacing w:line="480" w:lineRule="auto"/>
-            </w:pPr>
-            <w:r>
-              <w:t>2/23/2020</w:t>
-            </w:r>
-          </w:p>
-        </w:tc>
-      </w:tr>
-      <w:tr>
-        <w:tc>
-          <w:tcPr>
-            <w:tcW w:w="1870" w:type="dxa"/>
-          </w:tcPr>
-          <w:p>
-            <w:pPr>
-              <w:spacing w:line="480" w:lineRule="auto"/>
-            </w:pPr>
-            <w:r>
-              <w:t>2020</w:t>
-            </w:r>
-          </w:p>
-        </w:tc>
-        <w:tc>
-          <w:tcPr>
-            <w:tcW w:w="1870" w:type="dxa"/>
-          </w:tcPr>
-          <w:p>
-            <w:pPr>
-              <w:spacing w:line="480" w:lineRule="auto"/>
-            </w:pPr>
-            <w:r>
-              <w:t>10/24/2020</w:t>
-            </w:r>
-          </w:p>
-        </w:tc>
-        <w:tc>
-          <w:tcPr>
-            <w:tcW w:w="1870" w:type="dxa"/>
-          </w:tcPr>
-          <w:p>
-            <w:pPr>
-              <w:spacing w:line="480" w:lineRule="auto"/>
-            </w:pPr>
-            <w:r>
-              <w:t>11/29/2020</w:t>
-            </w:r>
-          </w:p>
-        </w:tc>
-        <w:tc>
-          <w:tcPr>
-            <w:tcW w:w="1870" w:type="dxa"/>
-          </w:tcPr>
-          <w:p>
-            <w:pPr>
-              <w:spacing w:line="480" w:lineRule="auto"/>
-            </w:pPr>
-            <w:r>
-              <w:t>1/25/2021</w:t>
-            </w:r>
-          </w:p>
-        </w:tc>
-      </w:tr>
-      <w:tr>
-        <w:tc>
-          <w:tcPr>
-            <w:tcW w:w="1870" w:type="dxa"/>
-          </w:tcPr>
-          <w:p>
-            <w:pPr>
-              <w:spacing w:line="480" w:lineRule="auto"/>
-            </w:pPr>
-            <w:r>
-              <w:t>2021</w:t>
-            </w:r>
-          </w:p>
-        </w:tc>
-        <w:tc>
-          <w:tcPr>
-            <w:tcW w:w="1870" w:type="dxa"/>
-          </w:tcPr>
-          <w:p>
-            <w:pPr>
-              <w:spacing w:line="480" w:lineRule="auto"/>
-            </w:pPr>
-            <w:r>
-              <w:t>10/23/2021</w:t>
-            </w:r>
-          </w:p>
-        </w:tc>
-        <w:tc>
-          <w:tcPr>
-            <w:tcW w:w="1870" w:type="dxa"/>
-          </w:tcPr>
-          <w:p>
-            <w:pPr>
-              <w:spacing w:line="480" w:lineRule="auto"/>
-            </w:pPr>
-            <w:r>
-              <w:t>11/28/2021</w:t>
-            </w:r>
-          </w:p>
-        </w:tc>
-        <w:tc>
-          <w:tcPr>
-            <w:tcW w:w="1870" w:type="dxa"/>
-          </w:tcPr>
-          <w:p>
-            <w:pPr>
-              <w:spacing w:line="480" w:lineRule="auto"/>
-            </w:pPr>
-            <w:r>
-              <w:t>3/22/2022</w:t>
-            </w:r>
-          </w:p>
-        </w:tc>
-      </w:tr>
-      <w:tr>
-        <w:tc>
-          <w:tcPr>
-            <w:tcW w:w="1870" w:type="dxa"/>
-          </w:tcPr>
-          <w:p>
-            <w:pPr>
-              <w:spacing w:line="480" w:lineRule="auto"/>
-            </w:pPr>
-            <w:r>
-              <w:t>2022</w:t>
-            </w:r>
-          </w:p>
-        </w:tc>
-        <w:tc>
-          <w:tcPr>
-            <w:tcW w:w="1870" w:type="dxa"/>
-          </w:tcPr>
-          <w:p>
-            <w:pPr>
-              <w:spacing w:line="480" w:lineRule="auto"/>
-            </w:pPr>
-            <w:r>
-              <w:t>10/22/2022</w:t>
-            </w:r>
-          </w:p>
-        </w:tc>
-        <w:tc>
-          <w:tcPr>
-            <w:tcW w:w="1870" w:type="dxa"/>
-          </w:tcPr>
-          <w:p>
-            <w:pPr>
-              <w:spacing w:line="480" w:lineRule="auto"/>
-            </w:pPr>
-            <w:r>
-              <w:t>11/27/2022</w:t>
-            </w:r>
-          </w:p>
-        </w:tc>
-        <w:tc>
-          <w:tcPr>
-            <w:tcW w:w="1870" w:type="dxa"/>
-          </w:tcPr>
-          <w:p>
-            <w:pPr>
-              <w:spacing w:line="480" w:lineRule="auto"/>
-            </w:pPr>
-            <w:r>
-              <w:t>12/8/2022</w:t>
-            </w:r>
-          </w:p>
-        </w:tc>
-      </w:tr>
-      <w:tr>
-        <w:tc>
-          <w:tcPr>
-            <w:tcW w:w="1870" w:type="dxa"/>
-          </w:tcPr>
-          <w:p>
-            <w:pPr>
-              <w:spacing w:line="480" w:lineRule="auto"/>
-            </w:pPr>
-            <w:r>
-              <w:t>2023</w:t>
-            </w:r>
-          </w:p>
-        </w:tc>
-        <w:tc>
-          <w:tcPr>
-            <w:tcW w:w="1870" w:type="dxa"/>
-          </w:tcPr>
-          <w:p>
-            <w:pPr>
-              <w:spacing w:line="480" w:lineRule="auto"/>
-            </w:pPr>
-            <w:r>
-              <w:t>10/21/2023</w:t>
-            </w:r>
-          </w:p>
-        </w:tc>
-        <w:tc>
-          <w:tcPr>
-            <w:tcW w:w="1870" w:type="dxa"/>
-          </w:tcPr>
-          <w:p>
-            <w:pPr>
-              <w:spacing w:line="480" w:lineRule="auto"/>
-            </w:pPr>
-            <w:r>
-              <w:t>11/26/2023</w:t>
-            </w:r>
-          </w:p>
-        </w:tc>
-        <w:tc>
-          <w:tcPr>
-            <w:tcW w:w="1870" w:type="dxa"/>
-          </w:tcPr>
-          <w:p>
-            <w:pPr>
-              <w:spacing w:line="480" w:lineRule="auto"/>
-            </w:pPr>
-            <w:r>
-              <w:t>3/24/2024</w:t>
-            </w:r>
-          </w:p>
-        </w:tc>
-      </w:tr>
-    </w:tbl>
-    <w:p>
-      <w:pPr>
-        <w:spacing w:line="480" w:lineRule="auto"/>
-      </w:pPr>
-    </w:p>
-    <w:p>
+        <w:t xml:space="preserve">Figure 3. Map A shows the GPS movements of 3 common ravens at varying distances from the hunting regions. Map B shows the GPS movements of these 3 ravens when they decide to leave their territory, but do not end up visiting the hunting regions. Each raven’s territory is shown as a polygon with a red border in their color. </w:t>
+      </w:r>
+    </w:p>
+    <w:p>
+      <w:pPr>
+        <w:spacing w:line="480" w:lineRule="auto"/>
+      </w:pPr>
       <w:r>
         <w:br w:type="page"/>
       </w:r>
@@ -4293,82 +4173,6 @@
       <w:pPr>
         <w:spacing w:line="480" w:lineRule="auto"/>
       </w:pPr>
-      <w:r>
-        <w:lastRenderedPageBreak/>
-        <w:drawing>
-          <wp:inline distT="0" distB="0" distL="0" distR="0" wp14:anchorId="19B706F9" wp14:editId="1D9333F5">
-            <wp:extent cx="5943600" cy="4086225"/>
-            <wp:effectExtent l="0" t="0" r="0" b="9525"/>
-            <wp:docPr id="1629874025" name="Graphic 1"/>
-            <wp:cNvGraphicFramePr>
-              <a:graphicFrameLocks xmlns:a="http://schemas.openxmlformats.org/drawingml/2006/main" noChangeAspect="1"/>
-            </wp:cNvGraphicFramePr>
-            <a:graphic xmlns:a="http://schemas.openxmlformats.org/drawingml/2006/main">
-              <a:graphicData uri="http://schemas.openxmlformats.org/drawingml/2006/picture">
-                <pic:pic xmlns:pic="http://schemas.openxmlformats.org/drawingml/2006/picture">
-                  <pic:nvPicPr>
-                    <pic:cNvPr id="1629874025" name=""/>
-                    <pic:cNvPicPr/>
-                  </pic:nvPicPr>
-                  <pic:blipFill>
-                    <a:blip r:embed="rId14">
-                      <a:extLst>
-                        <a:ext uri="{96DAC541-7B7A-43D3-8B79-37D633B846F1}">
-                          <asvg:svgBlip xmlns:asvg="http://schemas.microsoft.com/office/drawing/2016/SVG/main" r:embed="rId15"/>
-                        </a:ext>
-                      </a:extLst>
-                    </a:blip>
-                    <a:stretch>
-                      <a:fillRect/>
-                    </a:stretch>
-                  </pic:blipFill>
-                  <pic:spPr>
-                    <a:xfrm>
-                      <a:off x="0" y="0"/>
-                      <a:ext cx="5943600" cy="4086225"/>
-                    </a:xfrm>
-                    <a:prstGeom prst="rect">
-                      <a:avLst/>
-                    </a:prstGeom>
-                  </pic:spPr>
-                </pic:pic>
-              </a:graphicData>
-            </a:graphic>
-          </wp:inline>
-        </w:drawing>
-      </w:r>
-      <w:r>
-        <w:t xml:space="preserve"> </w:t>
-      </w:r>
-    </w:p>
-    <w:p>
-      <w:pPr>
-        <w:spacing w:line="480" w:lineRule="auto"/>
-      </w:pPr>
-      <w:r>
-        <w:t xml:space="preserve">Figure . </w:t>
-      </w:r>
-      <w:r>
-        <w:t xml:space="preserve">The proportion of decision days </w:t>
-      </w:r>
-      <w:r>
-        <w:t>during the winter (October – March)</w:t>
-      </w:r>
-      <w:r>
-        <w:t xml:space="preserve"> </w:t>
-      </w:r>
-      <w:r>
-        <w:t>on which each raven made a particular movement decision. If a raven decided to leave its territory, its decision was one of two results. The “</w:t>
-      </w:r>
-      <w:r>
-        <w:t>O</w:t>
-      </w:r>
-      <w:r>
-        <w:t>ther” category is used to encapsulate all extraterritorial movements that did not result in a visit to the hunting regions.</w:t>
-      </w:r>
-      <w:r>
-        <w:br w:type="page"/>
-      </w:r>
     </w:p>
     <w:p>
       <w:pPr>
@@ -4378,2281 +4182,6 @@
         <w:rPr>
           <w:noProof/>
         </w:rPr>
-        <w:lastRenderedPageBreak/>
-        <w:drawing>
-          <wp:inline distT="0" distB="0" distL="0" distR="0" wp14:anchorId="71F7D978" wp14:editId="1B3CA874">
-            <wp:extent cx="5943600" cy="4086225"/>
-            <wp:effectExtent l="0" t="0" r="0" b="9525"/>
-            <wp:docPr id="1991302193" name="Graphic 1"/>
-            <wp:cNvGraphicFramePr>
-              <a:graphicFrameLocks xmlns:a="http://schemas.openxmlformats.org/drawingml/2006/main" noChangeAspect="1"/>
-            </wp:cNvGraphicFramePr>
-            <a:graphic xmlns:a="http://schemas.openxmlformats.org/drawingml/2006/main">
-              <a:graphicData uri="http://schemas.openxmlformats.org/drawingml/2006/picture">
-                <pic:pic xmlns:pic="http://schemas.openxmlformats.org/drawingml/2006/picture">
-                  <pic:nvPicPr>
-                    <pic:cNvPr id="1991302193" name=""/>
-                    <pic:cNvPicPr/>
-                  </pic:nvPicPr>
-                  <pic:blipFill>
-                    <a:blip r:embed="rId16">
-                      <a:extLst>
-                        <a:ext uri="{96DAC541-7B7A-43D3-8B79-37D633B846F1}">
-                          <asvg:svgBlip xmlns:asvg="http://schemas.microsoft.com/office/drawing/2016/SVG/main" r:embed="rId17"/>
-                        </a:ext>
-                      </a:extLst>
-                    </a:blip>
-                    <a:stretch>
-                      <a:fillRect/>
-                    </a:stretch>
-                  </pic:blipFill>
-                  <pic:spPr>
-                    <a:xfrm>
-                      <a:off x="0" y="0"/>
-                      <a:ext cx="5943600" cy="4086225"/>
-                    </a:xfrm>
-                    <a:prstGeom prst="rect">
-                      <a:avLst/>
-                    </a:prstGeom>
-                  </pic:spPr>
-                </pic:pic>
-              </a:graphicData>
-            </a:graphic>
-          </wp:inline>
-        </w:drawing>
-      </w:r>
-    </w:p>
-    <w:p>
-      <w:pPr>
-        <w:spacing w:line="480" w:lineRule="auto"/>
-      </w:pPr>
-      <w:r>
-        <w:t xml:space="preserve">Figure 2. The proportion of decision days </w:t>
-      </w:r>
-      <w:r>
-        <w:t xml:space="preserve">during winter wolf sampling periods (Nov 15 – Dec 15, March) </w:t>
-      </w:r>
-      <w:r>
-        <w:t>on which each raven made a particular movement decision. If a raven decided to leave its territory, its decision was one of two results. The “</w:t>
-      </w:r>
-      <w:r>
-        <w:t>O</w:t>
-      </w:r>
-      <w:r>
-        <w:t>ther” category is used to encapsulate all extraterritorial movements that did not result in a visit to the hunting regions. The “</w:t>
-      </w:r>
-      <w:r>
-        <w:t>H</w:t>
-      </w:r>
-      <w:r>
-        <w:t>unting” category is used to show a raven visited the Gardiner hunting regions to forage for hunter-created carrion. Instances where a wolf kill was active in their territory (stripes) or visited outside their territory (dots) are denoted by the pattern</w:t>
-      </w:r>
-      <w:r>
-        <w:t xml:space="preserve"> in the appropriate category for the final decision made that day</w:t>
-      </w:r>
-      <w:r>
-        <w:t xml:space="preserve">. The total number of decision days for each raven is displayed on the right-hand side of the plot. </w:t>
-      </w:r>
-    </w:p>
-    <w:p>
-      <w:pPr>
-        <w:spacing w:line="480" w:lineRule="auto"/>
-      </w:pPr>
-    </w:p>
-    <w:p>
-      <w:pPr>
-        <w:spacing w:line="480" w:lineRule="auto"/>
-      </w:pPr>
-      <w:r>
-        <w:rPr>
-          <w:noProof/>
-        </w:rPr>
-        <w:lastRenderedPageBreak/>
-        <w:drawing>
-          <wp:inline distT="0" distB="0" distL="0" distR="0" wp14:anchorId="397BCF9C" wp14:editId="5DD8706E">
-            <wp:extent cx="5937250" cy="7683500"/>
-            <wp:effectExtent l="0" t="0" r="6350" b="0"/>
-            <wp:docPr id="405314073" name="Picture 3"/>
-            <wp:cNvGraphicFramePr>
-              <a:graphicFrameLocks xmlns:a="http://schemas.openxmlformats.org/drawingml/2006/main" noChangeAspect="1"/>
-            </wp:cNvGraphicFramePr>
-            <a:graphic xmlns:a="http://schemas.openxmlformats.org/drawingml/2006/main">
-              <a:graphicData uri="http://schemas.openxmlformats.org/drawingml/2006/picture">
-                <pic:pic xmlns:pic="http://schemas.openxmlformats.org/drawingml/2006/picture">
-                  <pic:nvPicPr>
-                    <pic:cNvPr id="0" name="Picture 3"/>
-                    <pic:cNvPicPr>
-                      <a:picLocks noChangeAspect="1" noChangeArrowheads="1"/>
-                    </pic:cNvPicPr>
-                  </pic:nvPicPr>
-                  <pic:blipFill>
-                    <a:blip r:embed="rId18" cstate="print">
-                      <a:extLst>
-                        <a:ext uri="{28A0092B-C50C-407E-A947-70E740481C1C}">
-                          <a14:useLocalDpi xmlns:a14="http://schemas.microsoft.com/office/drawing/2010/main" val="0"/>
-                        </a:ext>
-                      </a:extLst>
-                    </a:blip>
-                    <a:srcRect/>
-                    <a:stretch>
-                      <a:fillRect/>
-                    </a:stretch>
-                  </pic:blipFill>
-                  <pic:spPr bwMode="auto">
-                    <a:xfrm>
-                      <a:off x="0" y="0"/>
-                      <a:ext cx="5937250" cy="7683500"/>
-                    </a:xfrm>
-                    <a:prstGeom prst="rect">
-                      <a:avLst/>
-                    </a:prstGeom>
-                    <a:noFill/>
-                    <a:ln>
-                      <a:noFill/>
-                    </a:ln>
-                  </pic:spPr>
-                </pic:pic>
-              </a:graphicData>
-            </a:graphic>
-          </wp:inline>
-        </w:drawing>
-      </w:r>
-    </w:p>
-    <w:p>
-      <w:pPr>
-        <w:spacing w:line="480" w:lineRule="auto"/>
-      </w:pPr>
-      <w:r>
-        <w:lastRenderedPageBreak/>
-        <w:t xml:space="preserve">Figure 3. Map A shows the GPS movements of 3 common ravens at varying distances from the hunting regions. Map B shows the GPS movements of these 3 ravens when they decide to leave their territory, but do not end up visiting the hunting regions. Each raven’s territory is shown as a polygon with a red border in their color. </w:t>
-      </w:r>
-    </w:p>
-    <w:p>
-      <w:pPr>
-        <w:spacing w:line="480" w:lineRule="auto"/>
-      </w:pPr>
-      <w:r>
-        <w:br w:type="page"/>
-      </w:r>
-    </w:p>
-    <w:p>
-      <w:pPr>
-        <w:spacing w:line="480" w:lineRule="auto"/>
-      </w:pPr>
-      <w:r>
-        <w:lastRenderedPageBreak/>
-        <w:t>Table 1. Model results from the binomial generalized linear mixed model looking at the impact of covariates on the probability of ravens leaving their territory daily (n</w:t>
-      </w:r>
-      <w:r>
-        <w:rPr>
-          <w:vertAlign w:val="subscript"/>
-        </w:rPr>
-        <w:t>days</w:t>
-      </w:r>
-      <w:r>
-        <w:t xml:space="preserve"> = 2095).</w:t>
-      </w:r>
-    </w:p>
-    <w:tbl>
-      <w:tblPr>
-        <w:tblStyle w:val="TableGrid"/>
-        <w:tblW w:w="0" w:type="auto"/>
-        <w:tblLook w:val="04A0" w:firstRow="1" w:lastRow="0" w:firstColumn="1" w:lastColumn="0" w:noHBand="0" w:noVBand="1"/>
-      </w:tblPr>
-      <w:tblGrid>
-        <w:gridCol w:w="2695"/>
-        <w:gridCol w:w="1979"/>
-        <w:gridCol w:w="2338"/>
-        <w:gridCol w:w="1803"/>
-      </w:tblGrid>
-      <w:tr>
-        <w:tc>
-          <w:tcPr>
-            <w:tcW w:w="2695" w:type="dxa"/>
-          </w:tcPr>
-          <w:p>
-            <w:pPr>
-              <w:spacing w:line="480" w:lineRule="auto"/>
-            </w:pPr>
-          </w:p>
-        </w:tc>
-        <w:tc>
-          <w:tcPr>
-            <w:tcW w:w="1979" w:type="dxa"/>
-          </w:tcPr>
-          <w:p>
-            <w:pPr>
-              <w:spacing w:line="480" w:lineRule="auto"/>
-            </w:pPr>
-            <w:r>
-              <w:t>Estimate</w:t>
-            </w:r>
-          </w:p>
-        </w:tc>
-        <w:tc>
-          <w:tcPr>
-            <w:tcW w:w="2338" w:type="dxa"/>
-          </w:tcPr>
-          <w:p>
-            <w:pPr>
-              <w:spacing w:line="480" w:lineRule="auto"/>
-            </w:pPr>
-            <w:r>
-              <w:t>Standard Error</w:t>
-            </w:r>
-          </w:p>
-        </w:tc>
-        <w:tc>
-          <w:tcPr>
-            <w:tcW w:w="1803" w:type="dxa"/>
-          </w:tcPr>
-          <w:p>
-            <w:pPr>
-              <w:spacing w:line="480" w:lineRule="auto"/>
-            </w:pPr>
-            <w:r>
-              <w:t>p-value</w:t>
-            </w:r>
-          </w:p>
-        </w:tc>
-      </w:tr>
-      <w:tr>
-        <w:tc>
-          <w:tcPr>
-            <w:tcW w:w="2695" w:type="dxa"/>
-          </w:tcPr>
-          <w:p>
-            <w:pPr>
-              <w:spacing w:line="480" w:lineRule="auto"/>
-            </w:pPr>
-            <w:r>
-              <w:t>Intercept</w:t>
-            </w:r>
-          </w:p>
-        </w:tc>
-        <w:tc>
-          <w:tcPr>
-            <w:tcW w:w="1979" w:type="dxa"/>
-          </w:tcPr>
-          <w:p>
-            <w:pPr>
-              <w:spacing w:line="480" w:lineRule="auto"/>
-            </w:pPr>
-            <w:r>
-              <w:t>3.</w:t>
-            </w:r>
-            <w:r>
-              <w:t>463227</w:t>
-            </w:r>
-          </w:p>
-        </w:tc>
-        <w:tc>
-          <w:tcPr>
-            <w:tcW w:w="2338" w:type="dxa"/>
-          </w:tcPr>
-          <w:p>
-            <w:pPr>
-              <w:spacing w:line="480" w:lineRule="auto"/>
-            </w:pPr>
-            <w:r>
-              <w:t>0.</w:t>
-            </w:r>
-            <w:r>
-              <w:t>48412</w:t>
-            </w:r>
-          </w:p>
-        </w:tc>
-        <w:tc>
-          <w:tcPr>
-            <w:tcW w:w="1803" w:type="dxa"/>
-          </w:tcPr>
-          <w:p>
-            <w:pPr>
-              <w:spacing w:line="480" w:lineRule="auto"/>
-            </w:pPr>
-            <w:r>
-              <w:t>8.45</w:t>
-            </w:r>
-            <w:r>
-              <w:t>e-1</w:t>
-            </w:r>
-            <w:r>
-              <w:t>3</w:t>
-            </w:r>
-          </w:p>
-        </w:tc>
-      </w:tr>
-      <w:tr>
-        <w:tc>
-          <w:tcPr>
-            <w:tcW w:w="2695" w:type="dxa"/>
-          </w:tcPr>
-          <w:p>
-            <w:pPr>
-              <w:spacing w:line="480" w:lineRule="auto"/>
-            </w:pPr>
-            <w:r>
-              <w:t>Wolf kill (TRUE)</w:t>
-            </w:r>
-          </w:p>
-        </w:tc>
-        <w:tc>
-          <w:tcPr>
-            <w:tcW w:w="1979" w:type="dxa"/>
-          </w:tcPr>
-          <w:p>
-            <w:pPr>
-              <w:spacing w:line="480" w:lineRule="auto"/>
-            </w:pPr>
-            <w:r>
-              <w:t>-0.</w:t>
-            </w:r>
-            <w:r>
-              <w:t>779855</w:t>
-            </w:r>
-          </w:p>
-        </w:tc>
-        <w:tc>
-          <w:tcPr>
-            <w:tcW w:w="2338" w:type="dxa"/>
-          </w:tcPr>
-          <w:p>
-            <w:pPr>
-              <w:spacing w:line="480" w:lineRule="auto"/>
-            </w:pPr>
-            <w:r>
-              <w:t>0.</w:t>
-            </w:r>
-            <w:r>
-              <w:t>354021</w:t>
-            </w:r>
-          </w:p>
-        </w:tc>
-        <w:tc>
-          <w:tcPr>
-            <w:tcW w:w="1803" w:type="dxa"/>
-          </w:tcPr>
-          <w:p>
-            <w:pPr>
-              <w:spacing w:line="480" w:lineRule="auto"/>
-            </w:pPr>
-            <w:r>
-              <w:t>0.</w:t>
-            </w:r>
-            <w:r>
-              <w:t>0276</w:t>
-            </w:r>
-          </w:p>
-        </w:tc>
-      </w:tr>
-      <w:tr>
-        <w:tc>
-          <w:tcPr>
-            <w:tcW w:w="2695" w:type="dxa"/>
-          </w:tcPr>
-          <w:p>
-            <w:pPr>
-              <w:spacing w:line="480" w:lineRule="auto"/>
-            </w:pPr>
-            <w:r>
-              <w:t>Hunting biomass</w:t>
-            </w:r>
-          </w:p>
-        </w:tc>
-        <w:tc>
-          <w:tcPr>
-            <w:tcW w:w="1979" w:type="dxa"/>
-          </w:tcPr>
-          <w:p>
-            <w:pPr>
-              <w:spacing w:line="480" w:lineRule="auto"/>
-            </w:pPr>
-            <w:r>
-              <w:t>-0.</w:t>
-            </w:r>
-            <w:r>
-              <w:t>004894</w:t>
-            </w:r>
-          </w:p>
-        </w:tc>
-        <w:tc>
-          <w:tcPr>
-            <w:tcW w:w="2338" w:type="dxa"/>
-          </w:tcPr>
-          <w:p>
-            <w:pPr>
-              <w:spacing w:line="480" w:lineRule="auto"/>
-            </w:pPr>
-            <w:r>
-              <w:t>0.</w:t>
-            </w:r>
-            <w:r>
-              <w:t>081979</w:t>
-            </w:r>
-          </w:p>
-        </w:tc>
-        <w:tc>
-          <w:tcPr>
-            <w:tcW w:w="1803" w:type="dxa"/>
-          </w:tcPr>
-          <w:p>
-            <w:pPr>
-              <w:spacing w:line="480" w:lineRule="auto"/>
-            </w:pPr>
-            <w:r>
-              <w:t>0.</w:t>
-            </w:r>
-            <w:r>
-              <w:t>9524</w:t>
-            </w:r>
-          </w:p>
-        </w:tc>
-      </w:tr>
-      <w:tr>
-        <w:tc>
-          <w:tcPr>
-            <w:tcW w:w="2695" w:type="dxa"/>
-          </w:tcPr>
-          <w:p>
-            <w:pPr>
-              <w:spacing w:line="480" w:lineRule="auto"/>
-            </w:pPr>
-            <w:r>
-              <w:t>Hunting season (TRUE)</w:t>
-            </w:r>
-          </w:p>
-        </w:tc>
-        <w:tc>
-          <w:tcPr>
-            <w:tcW w:w="1979" w:type="dxa"/>
-          </w:tcPr>
-          <w:p>
-            <w:pPr>
-              <w:spacing w:line="480" w:lineRule="auto"/>
-            </w:pPr>
-            <w:r>
-              <w:t>-0.</w:t>
-            </w:r>
-            <w:r>
-              <w:t>128697</w:t>
-            </w:r>
-          </w:p>
-        </w:tc>
-        <w:tc>
-          <w:tcPr>
-            <w:tcW w:w="2338" w:type="dxa"/>
-          </w:tcPr>
-          <w:p>
-            <w:pPr>
-              <w:spacing w:line="480" w:lineRule="auto"/>
-            </w:pPr>
-            <w:r>
-              <w:t>0.</w:t>
-            </w:r>
-            <w:r>
-              <w:t>218953</w:t>
-            </w:r>
-          </w:p>
-        </w:tc>
-        <w:tc>
-          <w:tcPr>
-            <w:tcW w:w="1803" w:type="dxa"/>
-          </w:tcPr>
-          <w:p>
-            <w:pPr>
-              <w:spacing w:line="480" w:lineRule="auto"/>
-            </w:pPr>
-            <w:r>
-              <w:t>0.</w:t>
-            </w:r>
-            <w:r>
-              <w:t>5567</w:t>
-            </w:r>
-          </w:p>
-        </w:tc>
-      </w:tr>
-      <w:tr>
-        <w:tc>
-          <w:tcPr>
-            <w:tcW w:w="2695" w:type="dxa"/>
-          </w:tcPr>
-          <w:p>
-            <w:pPr>
-              <w:spacing w:line="480" w:lineRule="auto"/>
-            </w:pPr>
-            <w:r>
-              <w:t>Kill density</w:t>
-            </w:r>
-          </w:p>
-        </w:tc>
-        <w:tc>
-          <w:tcPr>
-            <w:tcW w:w="1979" w:type="dxa"/>
-          </w:tcPr>
-          <w:p>
-            <w:pPr>
-              <w:spacing w:line="480" w:lineRule="auto"/>
-            </w:pPr>
-            <w:r>
-              <w:t>0.</w:t>
-            </w:r>
-            <w:r>
-              <w:t>146333</w:t>
-            </w:r>
-          </w:p>
-        </w:tc>
-        <w:tc>
-          <w:tcPr>
-            <w:tcW w:w="2338" w:type="dxa"/>
-          </w:tcPr>
-          <w:p>
-            <w:pPr>
-              <w:spacing w:line="480" w:lineRule="auto"/>
-            </w:pPr>
-            <w:r>
-              <w:t>0.</w:t>
-            </w:r>
-            <w:r>
-              <w:t>450206</w:t>
-            </w:r>
-          </w:p>
-        </w:tc>
-        <w:tc>
-          <w:tcPr>
-            <w:tcW w:w="1803" w:type="dxa"/>
-          </w:tcPr>
-          <w:p>
-            <w:pPr>
-              <w:spacing w:line="480" w:lineRule="auto"/>
-            </w:pPr>
-            <w:r>
-              <w:t>0.</w:t>
-            </w:r>
-            <w:r>
-              <w:t>7452</w:t>
-            </w:r>
-          </w:p>
-        </w:tc>
-      </w:tr>
-      <w:tr>
-        <w:tc>
-          <w:tcPr>
-            <w:tcW w:w="2695" w:type="dxa"/>
-          </w:tcPr>
-          <w:p>
-            <w:pPr>
-              <w:spacing w:line="480" w:lineRule="auto"/>
-            </w:pPr>
-            <w:r>
-              <w:t>Distance</w:t>
-            </w:r>
-          </w:p>
-        </w:tc>
-        <w:tc>
-          <w:tcPr>
-            <w:tcW w:w="1979" w:type="dxa"/>
-          </w:tcPr>
-          <w:p>
-            <w:pPr>
-              <w:spacing w:line="480" w:lineRule="auto"/>
-            </w:pPr>
-            <w:r>
-              <w:t>-0.</w:t>
-            </w:r>
-            <w:r>
-              <w:t>277551</w:t>
-            </w:r>
-          </w:p>
-        </w:tc>
-        <w:tc>
-          <w:tcPr>
-            <w:tcW w:w="2338" w:type="dxa"/>
-          </w:tcPr>
-          <w:p>
-            <w:pPr>
-              <w:spacing w:line="480" w:lineRule="auto"/>
-            </w:pPr>
-            <w:r>
-              <w:t>0.</w:t>
-            </w:r>
-            <w:r>
-              <w:t>40771</w:t>
-            </w:r>
-          </w:p>
-        </w:tc>
-        <w:tc>
-          <w:tcPr>
-            <w:tcW w:w="1803" w:type="dxa"/>
-          </w:tcPr>
-          <w:p>
-            <w:pPr>
-              <w:spacing w:line="480" w:lineRule="auto"/>
-            </w:pPr>
-            <w:r>
-              <w:t>0.</w:t>
-            </w:r>
-            <w:r>
-              <w:t>496</w:t>
-            </w:r>
-          </w:p>
-        </w:tc>
-      </w:tr>
-      <w:tr>
-        <w:tc>
-          <w:tcPr>
-            <w:tcW w:w="2695" w:type="dxa"/>
-          </w:tcPr>
-          <w:p>
-            <w:pPr>
-              <w:spacing w:line="480" w:lineRule="auto"/>
-            </w:pPr>
-            <w:r>
-              <w:t>Study period (Late)</w:t>
-            </w:r>
-          </w:p>
-        </w:tc>
-        <w:tc>
-          <w:tcPr>
-            <w:tcW w:w="1979" w:type="dxa"/>
-          </w:tcPr>
-          <w:p>
-            <w:pPr>
-              <w:spacing w:line="480" w:lineRule="auto"/>
-            </w:pPr>
-            <w:r>
-              <w:t>-0.</w:t>
-            </w:r>
-            <w:r>
-              <w:t>782575</w:t>
-            </w:r>
-          </w:p>
-        </w:tc>
-        <w:tc>
-          <w:tcPr>
-            <w:tcW w:w="2338" w:type="dxa"/>
-          </w:tcPr>
-          <w:p>
-            <w:pPr>
-              <w:spacing w:line="480" w:lineRule="auto"/>
-            </w:pPr>
-            <w:r>
-              <w:t>0.</w:t>
-            </w:r>
-            <w:r>
-              <w:t>290179</w:t>
-            </w:r>
-          </w:p>
-        </w:tc>
-        <w:tc>
-          <w:tcPr>
-            <w:tcW w:w="1803" w:type="dxa"/>
-          </w:tcPr>
-          <w:p>
-            <w:pPr>
-              <w:spacing w:line="480" w:lineRule="auto"/>
-            </w:pPr>
-            <w:r>
-              <w:t>0.</w:t>
-            </w:r>
-            <w:r>
-              <w:t>007</w:t>
-            </w:r>
-          </w:p>
-        </w:tc>
-      </w:tr>
-      <w:tr>
-        <w:tc>
-          <w:tcPr>
-            <w:tcW w:w="2695" w:type="dxa"/>
-          </w:tcPr>
-          <w:p>
-            <w:pPr>
-              <w:spacing w:line="480" w:lineRule="auto"/>
-            </w:pPr>
-            <w:r>
-              <w:t>Snow depth</w:t>
-            </w:r>
-          </w:p>
-        </w:tc>
-        <w:tc>
-          <w:tcPr>
-            <w:tcW w:w="1979" w:type="dxa"/>
-          </w:tcPr>
-          <w:p>
-            <w:pPr>
-              <w:spacing w:line="480" w:lineRule="auto"/>
-            </w:pPr>
-            <w:r>
-              <w:t>0.687682</w:t>
-            </w:r>
-          </w:p>
-        </w:tc>
-        <w:tc>
-          <w:tcPr>
-            <w:tcW w:w="2338" w:type="dxa"/>
-          </w:tcPr>
-          <w:p>
-            <w:pPr>
-              <w:spacing w:line="480" w:lineRule="auto"/>
-            </w:pPr>
-            <w:r>
-              <w:t>0.302247</w:t>
-            </w:r>
-          </w:p>
-        </w:tc>
-        <w:tc>
-          <w:tcPr>
-            <w:tcW w:w="1803" w:type="dxa"/>
-          </w:tcPr>
-          <w:p>
-            <w:pPr>
-              <w:spacing w:line="480" w:lineRule="auto"/>
-            </w:pPr>
-            <w:r>
-              <w:t>0.0229</w:t>
-            </w:r>
-          </w:p>
-        </w:tc>
-      </w:tr>
-      <w:tr>
-        <w:tc>
-          <w:tcPr>
-            <w:tcW w:w="2695" w:type="dxa"/>
-          </w:tcPr>
-          <w:p>
-            <w:pPr>
-              <w:spacing w:line="480" w:lineRule="auto"/>
-            </w:pPr>
-            <w:r>
-              <w:t>Max temperature</w:t>
-            </w:r>
-          </w:p>
-        </w:tc>
-        <w:tc>
-          <w:tcPr>
-            <w:tcW w:w="1979" w:type="dxa"/>
-          </w:tcPr>
-          <w:p>
-            <w:pPr>
-              <w:spacing w:line="480" w:lineRule="auto"/>
-            </w:pPr>
-            <w:r>
-              <w:t>-0.</w:t>
-            </w:r>
-            <w:r>
-              <w:t>065505</w:t>
-            </w:r>
-          </w:p>
-        </w:tc>
-        <w:tc>
-          <w:tcPr>
-            <w:tcW w:w="2338" w:type="dxa"/>
-          </w:tcPr>
-          <w:p>
-            <w:pPr>
-              <w:spacing w:line="480" w:lineRule="auto"/>
-            </w:pPr>
-            <w:r>
-              <w:t>0.</w:t>
-            </w:r>
-            <w:r>
-              <w:t>089254</w:t>
-            </w:r>
-          </w:p>
-        </w:tc>
-        <w:tc>
-          <w:tcPr>
-            <w:tcW w:w="1803" w:type="dxa"/>
-          </w:tcPr>
-          <w:p>
-            <w:pPr>
-              <w:spacing w:line="480" w:lineRule="auto"/>
-            </w:pPr>
-            <w:r>
-              <w:t>0.</w:t>
-            </w:r>
-            <w:r>
-              <w:t>463</w:t>
-            </w:r>
-          </w:p>
-        </w:tc>
-      </w:tr>
-      <w:tr>
-        <w:tc>
-          <w:tcPr>
-            <w:tcW w:w="2695" w:type="dxa"/>
-          </w:tcPr>
-          <w:p>
-            <w:pPr>
-              <w:spacing w:line="480" w:lineRule="auto"/>
-            </w:pPr>
-            <w:r>
-              <w:t>Proportion traveling</w:t>
-            </w:r>
-          </w:p>
-        </w:tc>
-        <w:tc>
-          <w:tcPr>
-            <w:tcW w:w="1979" w:type="dxa"/>
-          </w:tcPr>
-          <w:p>
-            <w:pPr>
-              <w:spacing w:line="480" w:lineRule="auto"/>
-            </w:pPr>
-            <w:r>
-              <w:t>0.</w:t>
-            </w:r>
-            <w:r>
-              <w:t>128014</w:t>
-            </w:r>
-          </w:p>
-        </w:tc>
-        <w:tc>
-          <w:tcPr>
-            <w:tcW w:w="2338" w:type="dxa"/>
-          </w:tcPr>
-          <w:p>
-            <w:pPr>
-              <w:spacing w:line="480" w:lineRule="auto"/>
-            </w:pPr>
-            <w:r>
-              <w:t>0.</w:t>
-            </w:r>
-            <w:r>
-              <w:t>081463</w:t>
-            </w:r>
-          </w:p>
-        </w:tc>
-        <w:tc>
-          <w:tcPr>
-            <w:tcW w:w="1803" w:type="dxa"/>
-          </w:tcPr>
-          <w:p>
-            <w:pPr>
-              <w:spacing w:line="480" w:lineRule="auto"/>
-            </w:pPr>
-            <w:r>
-              <w:t>0.</w:t>
-            </w:r>
-            <w:r>
-              <w:t>1161</w:t>
-            </w:r>
-          </w:p>
-        </w:tc>
-      </w:tr>
-      <w:tr>
-        <w:tc>
-          <w:tcPr>
-            <w:tcW w:w="2695" w:type="dxa"/>
-          </w:tcPr>
-          <w:p>
-            <w:pPr>
-              <w:spacing w:line="480" w:lineRule="auto"/>
-            </w:pPr>
-            <w:r>
-              <w:t>Wolf kill * hunting Biomass</w:t>
-            </w:r>
-          </w:p>
-        </w:tc>
-        <w:tc>
-          <w:tcPr>
-            <w:tcW w:w="1979" w:type="dxa"/>
-          </w:tcPr>
-          <w:p>
-            <w:pPr>
-              <w:spacing w:line="480" w:lineRule="auto"/>
-            </w:pPr>
-            <w:r>
-              <w:t>-0.</w:t>
-            </w:r>
-            <w:r>
-              <w:t>162953</w:t>
-            </w:r>
-          </w:p>
-        </w:tc>
-        <w:tc>
-          <w:tcPr>
-            <w:tcW w:w="2338" w:type="dxa"/>
-          </w:tcPr>
-          <w:p>
-            <w:pPr>
-              <w:spacing w:line="480" w:lineRule="auto"/>
-            </w:pPr>
-            <w:r>
-              <w:t>0.</w:t>
-            </w:r>
-            <w:r>
-              <w:t>377667</w:t>
-            </w:r>
-          </w:p>
-        </w:tc>
-        <w:tc>
-          <w:tcPr>
-            <w:tcW w:w="1803" w:type="dxa"/>
-          </w:tcPr>
-          <w:p>
-            <w:pPr>
-              <w:spacing w:line="480" w:lineRule="auto"/>
-            </w:pPr>
-            <w:r>
-              <w:t>0.</w:t>
-            </w:r>
-            <w:r>
-              <w:t>6661</w:t>
-            </w:r>
-          </w:p>
-        </w:tc>
-      </w:tr>
-      <w:tr>
-        <w:tc>
-          <w:tcPr>
-            <w:tcW w:w="2695" w:type="dxa"/>
-          </w:tcPr>
-          <w:p>
-            <w:pPr>
-              <w:spacing w:line="480" w:lineRule="auto"/>
-            </w:pPr>
-            <w:r>
-              <w:t xml:space="preserve">Study period * </w:t>
-            </w:r>
-            <w:r>
-              <w:t>Snow depth</w:t>
-            </w:r>
-          </w:p>
-        </w:tc>
-        <w:tc>
-          <w:tcPr>
-            <w:tcW w:w="1979" w:type="dxa"/>
-          </w:tcPr>
-          <w:p>
-            <w:pPr>
-              <w:spacing w:line="480" w:lineRule="auto"/>
-            </w:pPr>
-            <w:r>
-              <w:t>-</w:t>
-            </w:r>
-            <w:r>
-              <w:t>0.</w:t>
-            </w:r>
-            <w:r>
-              <w:t>55434</w:t>
-            </w:r>
-          </w:p>
-        </w:tc>
-        <w:tc>
-          <w:tcPr>
-            <w:tcW w:w="2338" w:type="dxa"/>
-          </w:tcPr>
-          <w:p>
-            <w:pPr>
-              <w:spacing w:line="480" w:lineRule="auto"/>
-            </w:pPr>
-            <w:r>
-              <w:t>0.</w:t>
-            </w:r>
-            <w:r>
-              <w:t>320752</w:t>
-            </w:r>
-          </w:p>
-        </w:tc>
-        <w:tc>
-          <w:tcPr>
-            <w:tcW w:w="1803" w:type="dxa"/>
-          </w:tcPr>
-          <w:p>
-            <w:pPr>
-              <w:spacing w:line="480" w:lineRule="auto"/>
-            </w:pPr>
-            <w:r>
-              <w:t>0.</w:t>
-            </w:r>
-            <w:r>
-              <w:t>0839</w:t>
-            </w:r>
-          </w:p>
-        </w:tc>
-      </w:tr>
-    </w:tbl>
-    <w:p>
-      <w:pPr>
-        <w:spacing w:line="480" w:lineRule="auto"/>
-      </w:pPr>
-    </w:p>
-    <w:p>
-      <w:pPr>
-        <w:spacing w:line="480" w:lineRule="auto"/>
-      </w:pPr>
-      <w:r>
-        <w:br w:type="page"/>
-      </w:r>
-    </w:p>
-    <w:p>
-      <w:pPr>
-        <w:spacing w:line="480" w:lineRule="auto"/>
-      </w:pPr>
-      <w:r>
-        <w:lastRenderedPageBreak/>
-        <w:t>Supplementa</w:t>
-      </w:r>
-      <w:r>
-        <w:t>l</w:t>
-      </w:r>
-      <w:r>
-        <w:t xml:space="preserve"> Table 2. Model results from a binomial generalized linear mixed model looking at the impact of all covariates except for max temperature and snow depth on the probability of ravens leaving their territory daily (n</w:t>
-      </w:r>
-      <w:r>
-        <w:rPr>
-          <w:vertAlign w:val="subscript"/>
-        </w:rPr>
-        <w:t>days</w:t>
-      </w:r>
-      <w:r>
-        <w:t xml:space="preserve"> = 2095).</w:t>
-      </w:r>
-    </w:p>
-    <w:tbl>
-      <w:tblPr>
-        <w:tblStyle w:val="TableGrid"/>
-        <w:tblW w:w="0" w:type="auto"/>
-        <w:tblLook w:val="04A0" w:firstRow="1" w:lastRow="0" w:firstColumn="1" w:lastColumn="0" w:noHBand="0" w:noVBand="1"/>
-      </w:tblPr>
-      <w:tblGrid>
-        <w:gridCol w:w="2695"/>
-        <w:gridCol w:w="1979"/>
-        <w:gridCol w:w="2338"/>
-        <w:gridCol w:w="1803"/>
-      </w:tblGrid>
-      <w:tr>
-        <w:tc>
-          <w:tcPr>
-            <w:tcW w:w="2695" w:type="dxa"/>
-          </w:tcPr>
-          <w:p>
-            <w:pPr>
-              <w:spacing w:line="480" w:lineRule="auto"/>
-            </w:pPr>
-          </w:p>
-        </w:tc>
-        <w:tc>
-          <w:tcPr>
-            <w:tcW w:w="1979" w:type="dxa"/>
-          </w:tcPr>
-          <w:p>
-            <w:pPr>
-              <w:spacing w:line="480" w:lineRule="auto"/>
-            </w:pPr>
-            <w:r>
-              <w:t>Estimate</w:t>
-            </w:r>
-          </w:p>
-        </w:tc>
-        <w:tc>
-          <w:tcPr>
-            <w:tcW w:w="2338" w:type="dxa"/>
-          </w:tcPr>
-          <w:p>
-            <w:pPr>
-              <w:spacing w:line="480" w:lineRule="auto"/>
-            </w:pPr>
-            <w:r>
-              <w:t>Standard Error</w:t>
-            </w:r>
-          </w:p>
-        </w:tc>
-        <w:tc>
-          <w:tcPr>
-            <w:tcW w:w="1803" w:type="dxa"/>
-          </w:tcPr>
-          <w:p>
-            <w:pPr>
-              <w:spacing w:line="480" w:lineRule="auto"/>
-            </w:pPr>
-            <w:r>
-              <w:t>p-value</w:t>
-            </w:r>
-          </w:p>
-        </w:tc>
-      </w:tr>
-      <w:tr>
-        <w:tc>
-          <w:tcPr>
-            <w:tcW w:w="2695" w:type="dxa"/>
-          </w:tcPr>
-          <w:p>
-            <w:pPr>
-              <w:spacing w:line="480" w:lineRule="auto"/>
-            </w:pPr>
-            <w:r>
-              <w:t>Intercept</w:t>
-            </w:r>
-          </w:p>
-        </w:tc>
-        <w:tc>
-          <w:tcPr>
-            <w:tcW w:w="1979" w:type="dxa"/>
-          </w:tcPr>
-          <w:p>
-            <w:pPr>
-              <w:spacing w:line="480" w:lineRule="auto"/>
-            </w:pPr>
-            <w:r>
-              <w:t>3.11445</w:t>
-            </w:r>
-          </w:p>
-        </w:tc>
-        <w:tc>
-          <w:tcPr>
-            <w:tcW w:w="2338" w:type="dxa"/>
-          </w:tcPr>
-          <w:p>
-            <w:pPr>
-              <w:spacing w:line="480" w:lineRule="auto"/>
-            </w:pPr>
-            <w:r>
-              <w:t>0.4442</w:t>
-            </w:r>
-          </w:p>
-        </w:tc>
-        <w:tc>
-          <w:tcPr>
-            <w:tcW w:w="1803" w:type="dxa"/>
-          </w:tcPr>
-          <w:p>
-            <w:pPr>
-              <w:spacing w:line="480" w:lineRule="auto"/>
-            </w:pPr>
-            <w:r>
-              <w:t>2.36e-12</w:t>
-            </w:r>
-          </w:p>
-        </w:tc>
-      </w:tr>
-      <w:tr>
-        <w:tc>
-          <w:tcPr>
-            <w:tcW w:w="2695" w:type="dxa"/>
-          </w:tcPr>
-          <w:p>
-            <w:pPr>
-              <w:spacing w:line="480" w:lineRule="auto"/>
-            </w:pPr>
-            <w:r>
-              <w:t>Wolf kill (TRUE)</w:t>
-            </w:r>
-          </w:p>
-        </w:tc>
-        <w:tc>
-          <w:tcPr>
-            <w:tcW w:w="1979" w:type="dxa"/>
-          </w:tcPr>
-          <w:p>
-            <w:pPr>
-              <w:spacing w:line="480" w:lineRule="auto"/>
-            </w:pPr>
-            <w:r>
-              <w:t>-0.81462</w:t>
-            </w:r>
-          </w:p>
-        </w:tc>
-        <w:tc>
-          <w:tcPr>
-            <w:tcW w:w="2338" w:type="dxa"/>
-          </w:tcPr>
-          <w:p>
-            <w:pPr>
-              <w:spacing w:line="480" w:lineRule="auto"/>
-            </w:pPr>
-            <w:r>
-              <w:t>0.35293</w:t>
-            </w:r>
-          </w:p>
-        </w:tc>
-        <w:tc>
-          <w:tcPr>
-            <w:tcW w:w="1803" w:type="dxa"/>
-          </w:tcPr>
-          <w:p>
-            <w:pPr>
-              <w:spacing w:line="480" w:lineRule="auto"/>
-            </w:pPr>
-            <w:r>
-              <w:t>0.021</w:t>
-            </w:r>
-          </w:p>
-        </w:tc>
-      </w:tr>
-      <w:tr>
-        <w:tc>
-          <w:tcPr>
-            <w:tcW w:w="2695" w:type="dxa"/>
-          </w:tcPr>
-          <w:p>
-            <w:pPr>
-              <w:spacing w:line="480" w:lineRule="auto"/>
-            </w:pPr>
-            <w:r>
-              <w:t>Hunting biomass</w:t>
-            </w:r>
-          </w:p>
-        </w:tc>
-        <w:tc>
-          <w:tcPr>
-            <w:tcW w:w="1979" w:type="dxa"/>
-          </w:tcPr>
-          <w:p>
-            <w:pPr>
-              <w:spacing w:line="480" w:lineRule="auto"/>
-            </w:pPr>
-            <w:r>
-              <w:t>0.01868</w:t>
-            </w:r>
-          </w:p>
-        </w:tc>
-        <w:tc>
-          <w:tcPr>
-            <w:tcW w:w="2338" w:type="dxa"/>
-          </w:tcPr>
-          <w:p>
-            <w:pPr>
-              <w:spacing w:line="480" w:lineRule="auto"/>
-            </w:pPr>
-            <w:r>
-              <w:t>0.08244</w:t>
-            </w:r>
-          </w:p>
-        </w:tc>
-        <w:tc>
-          <w:tcPr>
-            <w:tcW w:w="1803" w:type="dxa"/>
-          </w:tcPr>
-          <w:p>
-            <w:pPr>
-              <w:spacing w:line="480" w:lineRule="auto"/>
-            </w:pPr>
-            <w:r>
-              <w:t>0.8208</w:t>
-            </w:r>
-          </w:p>
-        </w:tc>
-      </w:tr>
-      <w:tr>
-        <w:tc>
-          <w:tcPr>
-            <w:tcW w:w="2695" w:type="dxa"/>
-          </w:tcPr>
-          <w:p>
-            <w:pPr>
-              <w:spacing w:line="480" w:lineRule="auto"/>
-            </w:pPr>
-            <w:r>
-              <w:t>Hunting season (TRUE)</w:t>
-            </w:r>
-          </w:p>
-        </w:tc>
-        <w:tc>
-          <w:tcPr>
-            <w:tcW w:w="1979" w:type="dxa"/>
-          </w:tcPr>
-          <w:p>
-            <w:pPr>
-              <w:spacing w:line="480" w:lineRule="auto"/>
-            </w:pPr>
-            <w:r>
-              <w:t>-0.20295</w:t>
-            </w:r>
-          </w:p>
-        </w:tc>
-        <w:tc>
-          <w:tcPr>
-            <w:tcW w:w="2338" w:type="dxa"/>
-          </w:tcPr>
-          <w:p>
-            <w:pPr>
-              <w:spacing w:line="480" w:lineRule="auto"/>
-            </w:pPr>
-            <w:r>
-              <w:t>0.2064</w:t>
-            </w:r>
-          </w:p>
-        </w:tc>
-        <w:tc>
-          <w:tcPr>
-            <w:tcW w:w="1803" w:type="dxa"/>
-          </w:tcPr>
-          <w:p>
-            <w:pPr>
-              <w:spacing w:line="480" w:lineRule="auto"/>
-            </w:pPr>
-            <w:r>
-              <w:t>0.3255</w:t>
-            </w:r>
-          </w:p>
-        </w:tc>
-      </w:tr>
-      <w:tr>
-        <w:tc>
-          <w:tcPr>
-            <w:tcW w:w="2695" w:type="dxa"/>
-          </w:tcPr>
-          <w:p>
-            <w:pPr>
-              <w:spacing w:line="480" w:lineRule="auto"/>
-            </w:pPr>
-            <w:r>
-              <w:t>Kill density</w:t>
-            </w:r>
-          </w:p>
-        </w:tc>
-        <w:tc>
-          <w:tcPr>
-            <w:tcW w:w="1979" w:type="dxa"/>
-          </w:tcPr>
-          <w:p>
-            <w:pPr>
-              <w:spacing w:line="480" w:lineRule="auto"/>
-            </w:pPr>
-            <w:r>
-              <w:t>0.13564</w:t>
-            </w:r>
-          </w:p>
-        </w:tc>
-        <w:tc>
-          <w:tcPr>
-            <w:tcW w:w="2338" w:type="dxa"/>
-          </w:tcPr>
-          <w:p>
-            <w:pPr>
-              <w:spacing w:line="480" w:lineRule="auto"/>
-            </w:pPr>
-            <w:r>
-              <w:t>0.45558</w:t>
-            </w:r>
-          </w:p>
-        </w:tc>
-        <w:tc>
-          <w:tcPr>
-            <w:tcW w:w="1803" w:type="dxa"/>
-          </w:tcPr>
-          <w:p>
-            <w:pPr>
-              <w:spacing w:line="480" w:lineRule="auto"/>
-            </w:pPr>
-            <w:r>
-              <w:t>0.7659</w:t>
-            </w:r>
-          </w:p>
-        </w:tc>
-      </w:tr>
-      <w:tr>
-        <w:tc>
-          <w:tcPr>
-            <w:tcW w:w="2695" w:type="dxa"/>
-          </w:tcPr>
-          <w:p>
-            <w:pPr>
-              <w:spacing w:line="480" w:lineRule="auto"/>
-            </w:pPr>
-            <w:r>
-              <w:t>Distance</w:t>
-            </w:r>
-          </w:p>
-        </w:tc>
-        <w:tc>
-          <w:tcPr>
-            <w:tcW w:w="1979" w:type="dxa"/>
-          </w:tcPr>
-          <w:p>
-            <w:pPr>
-              <w:spacing w:line="480" w:lineRule="auto"/>
-            </w:pPr>
-            <w:r>
-              <w:t>-0.28869</w:t>
-            </w:r>
-          </w:p>
-        </w:tc>
-        <w:tc>
-          <w:tcPr>
-            <w:tcW w:w="2338" w:type="dxa"/>
-          </w:tcPr>
-          <w:p>
-            <w:pPr>
-              <w:spacing w:line="480" w:lineRule="auto"/>
-            </w:pPr>
-            <w:r>
-              <w:t>0.41214</w:t>
-            </w:r>
-          </w:p>
-        </w:tc>
-        <w:tc>
-          <w:tcPr>
-            <w:tcW w:w="1803" w:type="dxa"/>
-          </w:tcPr>
-          <w:p>
-            <w:pPr>
-              <w:spacing w:line="480" w:lineRule="auto"/>
-            </w:pPr>
-            <w:r>
-              <w:t>0.4836</w:t>
-            </w:r>
-          </w:p>
-        </w:tc>
-      </w:tr>
-      <w:tr>
-        <w:tc>
-          <w:tcPr>
-            <w:tcW w:w="2695" w:type="dxa"/>
-          </w:tcPr>
-          <w:p>
-            <w:pPr>
-              <w:spacing w:line="480" w:lineRule="auto"/>
-            </w:pPr>
-            <w:r>
-              <w:t>Study period (Late)</w:t>
-            </w:r>
-          </w:p>
-        </w:tc>
-        <w:tc>
-          <w:tcPr>
-            <w:tcW w:w="1979" w:type="dxa"/>
-          </w:tcPr>
-          <w:p>
-            <w:pPr>
-              <w:spacing w:line="480" w:lineRule="auto"/>
-            </w:pPr>
-            <w:r>
-              <w:t>-0.32356</w:t>
-            </w:r>
-          </w:p>
-        </w:tc>
-        <w:tc>
-          <w:tcPr>
-            <w:tcW w:w="2338" w:type="dxa"/>
-          </w:tcPr>
-          <w:p>
-            <w:pPr>
-              <w:spacing w:line="480" w:lineRule="auto"/>
-            </w:pPr>
-            <w:r>
-              <w:t>0.18066</w:t>
-            </w:r>
-          </w:p>
-        </w:tc>
-        <w:tc>
-          <w:tcPr>
-            <w:tcW w:w="1803" w:type="dxa"/>
-          </w:tcPr>
-          <w:p>
-            <w:pPr>
-              <w:spacing w:line="480" w:lineRule="auto"/>
-            </w:pPr>
-            <w:r>
-              <w:t>0.0733</w:t>
-            </w:r>
-          </w:p>
-        </w:tc>
-      </w:tr>
-      <w:tr>
-        <w:tc>
-          <w:tcPr>
-            <w:tcW w:w="2695" w:type="dxa"/>
-          </w:tcPr>
-          <w:p>
-            <w:pPr>
-              <w:spacing w:line="480" w:lineRule="auto"/>
-            </w:pPr>
-            <w:r>
-              <w:t>Proportion traveling</w:t>
-            </w:r>
-          </w:p>
-        </w:tc>
-        <w:tc>
-          <w:tcPr>
-            <w:tcW w:w="1979" w:type="dxa"/>
-          </w:tcPr>
-          <w:p>
-            <w:pPr>
-              <w:spacing w:line="480" w:lineRule="auto"/>
-            </w:pPr>
-            <w:r>
-              <w:t>0.17505</w:t>
-            </w:r>
-          </w:p>
-        </w:tc>
-        <w:tc>
-          <w:tcPr>
-            <w:tcW w:w="2338" w:type="dxa"/>
-          </w:tcPr>
-          <w:p>
-            <w:pPr>
-              <w:spacing w:line="480" w:lineRule="auto"/>
-            </w:pPr>
-            <w:r>
-              <w:t>0.07947</w:t>
-            </w:r>
-          </w:p>
-        </w:tc>
-        <w:tc>
-          <w:tcPr>
-            <w:tcW w:w="1803" w:type="dxa"/>
-          </w:tcPr>
-          <w:p>
-            <w:pPr>
-              <w:spacing w:line="480" w:lineRule="auto"/>
-            </w:pPr>
-            <w:r>
-              <w:t>0.0276</w:t>
-            </w:r>
-          </w:p>
-        </w:tc>
-      </w:tr>
-      <w:tr>
-        <w:tc>
-          <w:tcPr>
-            <w:tcW w:w="2695" w:type="dxa"/>
-          </w:tcPr>
-          <w:p>
-            <w:pPr>
-              <w:spacing w:line="480" w:lineRule="auto"/>
-            </w:pPr>
-            <w:r>
-              <w:t>Wolf kill * hunting Biomass</w:t>
-            </w:r>
-          </w:p>
-        </w:tc>
-        <w:tc>
-          <w:tcPr>
-            <w:tcW w:w="1979" w:type="dxa"/>
-          </w:tcPr>
-          <w:p>
-            <w:pPr>
-              <w:spacing w:line="480" w:lineRule="auto"/>
-            </w:pPr>
-            <w:r>
-              <w:t>-0.15014</w:t>
-            </w:r>
-          </w:p>
-        </w:tc>
-        <w:tc>
-          <w:tcPr>
-            <w:tcW w:w="2338" w:type="dxa"/>
-          </w:tcPr>
-          <w:p>
-            <w:pPr>
-              <w:spacing w:line="480" w:lineRule="auto"/>
-            </w:pPr>
-            <w:r>
-              <w:t>0.36722</w:t>
-            </w:r>
-          </w:p>
-        </w:tc>
-        <w:tc>
-          <w:tcPr>
-            <w:tcW w:w="1803" w:type="dxa"/>
-          </w:tcPr>
-          <w:p>
-            <w:pPr>
-              <w:spacing w:line="480" w:lineRule="auto"/>
-            </w:pPr>
-            <w:r>
-              <w:t>0.6827</w:t>
-            </w:r>
-          </w:p>
-        </w:tc>
-      </w:tr>
-    </w:tbl>
-    <w:p>
-      <w:pPr>
-        <w:spacing w:line="480" w:lineRule="auto"/>
-      </w:pPr>
-    </w:p>
-    <w:p>
-      <w:pPr>
-        <w:spacing w:line="480" w:lineRule="auto"/>
-      </w:pPr>
-      <w:r>
-        <w:br w:type="page"/>
-      </w:r>
-    </w:p>
-    <w:p>
-      <w:pPr>
-        <w:spacing w:line="480" w:lineRule="auto"/>
-      </w:pPr>
-      <w:r>
-        <w:lastRenderedPageBreak/>
-        <w:t>Table 2. Model results from the binomial generalized linear mixed model looking at the impact of covariates on the probability of ravens visiting the hunting areas surrounding Gardiner, MT when they choose to leave their territory daily (n</w:t>
-      </w:r>
-      <w:r>
-        <w:rPr>
-          <w:vertAlign w:val="subscript"/>
-        </w:rPr>
-        <w:t>days</w:t>
-      </w:r>
-      <w:r>
-        <w:t xml:space="preserve"> = 1633).</w:t>
-      </w:r>
-    </w:p>
-    <w:tbl>
-      <w:tblPr>
-        <w:tblStyle w:val="TableGrid"/>
-        <w:tblW w:w="0" w:type="auto"/>
-        <w:tblLook w:val="04A0" w:firstRow="1" w:lastRow="0" w:firstColumn="1" w:lastColumn="0" w:noHBand="0" w:noVBand="1"/>
-      </w:tblPr>
-      <w:tblGrid>
-        <w:gridCol w:w="2785"/>
-        <w:gridCol w:w="1889"/>
-        <w:gridCol w:w="2338"/>
-        <w:gridCol w:w="1623"/>
-      </w:tblGrid>
-      <w:tr>
-        <w:tc>
-          <w:tcPr>
-            <w:tcW w:w="2785" w:type="dxa"/>
-          </w:tcPr>
-          <w:p>
-            <w:pPr>
-              <w:spacing w:line="480" w:lineRule="auto"/>
-            </w:pPr>
-          </w:p>
-        </w:tc>
-        <w:tc>
-          <w:tcPr>
-            <w:tcW w:w="1889" w:type="dxa"/>
-          </w:tcPr>
-          <w:p>
-            <w:pPr>
-              <w:spacing w:line="480" w:lineRule="auto"/>
-            </w:pPr>
-            <w:r>
-              <w:t>Estimate</w:t>
-            </w:r>
-          </w:p>
-        </w:tc>
-        <w:tc>
-          <w:tcPr>
-            <w:tcW w:w="2338" w:type="dxa"/>
-          </w:tcPr>
-          <w:p>
-            <w:pPr>
-              <w:spacing w:line="480" w:lineRule="auto"/>
-            </w:pPr>
-            <w:r>
-              <w:t>Standard Error</w:t>
-            </w:r>
-          </w:p>
-        </w:tc>
-        <w:tc>
-          <w:tcPr>
-            <w:tcW w:w="1623" w:type="dxa"/>
-          </w:tcPr>
-          <w:p>
-            <w:pPr>
-              <w:spacing w:line="480" w:lineRule="auto"/>
-            </w:pPr>
-            <w:r>
-              <w:t>p-value</w:t>
-            </w:r>
-          </w:p>
-        </w:tc>
-      </w:tr>
-      <w:tr>
-        <w:tc>
-          <w:tcPr>
-            <w:tcW w:w="2785" w:type="dxa"/>
-          </w:tcPr>
-          <w:p>
-            <w:pPr>
-              <w:spacing w:line="480" w:lineRule="auto"/>
-            </w:pPr>
-            <w:r>
-              <w:t>Intercept</w:t>
-            </w:r>
-          </w:p>
-        </w:tc>
-        <w:tc>
-          <w:tcPr>
-            <w:tcW w:w="1889" w:type="dxa"/>
-          </w:tcPr>
-          <w:p>
-            <w:pPr>
-              <w:spacing w:line="480" w:lineRule="auto"/>
-            </w:pPr>
-            <w:r>
-              <w:t>0.</w:t>
-            </w:r>
-            <w:r>
-              <w:t>57638</w:t>
-            </w:r>
-          </w:p>
-        </w:tc>
-        <w:tc>
-          <w:tcPr>
-            <w:tcW w:w="2338" w:type="dxa"/>
-          </w:tcPr>
-          <w:p>
-            <w:pPr>
-              <w:spacing w:line="480" w:lineRule="auto"/>
-            </w:pPr>
-            <w:r>
-              <w:t>0.</w:t>
-            </w:r>
-            <w:r>
-              <w:t>41484</w:t>
-            </w:r>
-          </w:p>
-        </w:tc>
-        <w:tc>
-          <w:tcPr>
-            <w:tcW w:w="1623" w:type="dxa"/>
-          </w:tcPr>
-          <w:p>
-            <w:pPr>
-              <w:spacing w:line="480" w:lineRule="auto"/>
-            </w:pPr>
-            <w:r>
-              <w:t>0.16</w:t>
-            </w:r>
-            <w:r>
-              <w:t>438</w:t>
-            </w:r>
-          </w:p>
-        </w:tc>
-      </w:tr>
-      <w:tr>
-        <w:tc>
-          <w:tcPr>
-            <w:tcW w:w="2785" w:type="dxa"/>
-          </w:tcPr>
-          <w:p>
-            <w:pPr>
-              <w:spacing w:line="480" w:lineRule="auto"/>
-            </w:pPr>
-            <w:r>
-              <w:t>Visit kill (TRUE)</w:t>
-            </w:r>
-          </w:p>
-        </w:tc>
-        <w:tc>
-          <w:tcPr>
-            <w:tcW w:w="1889" w:type="dxa"/>
-          </w:tcPr>
-          <w:p>
-            <w:pPr>
-              <w:spacing w:line="480" w:lineRule="auto"/>
-            </w:pPr>
-            <w:r>
-              <w:t>-2.</w:t>
-            </w:r>
-            <w:r>
-              <w:t>30747</w:t>
-            </w:r>
-          </w:p>
-        </w:tc>
-        <w:tc>
-          <w:tcPr>
-            <w:tcW w:w="2338" w:type="dxa"/>
-          </w:tcPr>
-          <w:p>
-            <w:pPr>
-              <w:spacing w:line="480" w:lineRule="auto"/>
-            </w:pPr>
-            <w:r>
-              <w:t>0.</w:t>
-            </w:r>
-            <w:r>
-              <w:t>35798</w:t>
-            </w:r>
-          </w:p>
-        </w:tc>
-        <w:tc>
-          <w:tcPr>
-            <w:tcW w:w="1623" w:type="dxa"/>
-          </w:tcPr>
-          <w:p>
-            <w:pPr>
-              <w:spacing w:line="480" w:lineRule="auto"/>
-            </w:pPr>
-            <w:r>
-              <w:t>1.</w:t>
-            </w:r>
-            <w:r>
-              <w:t>15</w:t>
-            </w:r>
-            <w:r>
-              <w:t>e-10</w:t>
-            </w:r>
-          </w:p>
-        </w:tc>
-      </w:tr>
-      <w:tr>
-        <w:tc>
-          <w:tcPr>
-            <w:tcW w:w="2785" w:type="dxa"/>
-          </w:tcPr>
-          <w:p>
-            <w:pPr>
-              <w:spacing w:line="480" w:lineRule="auto"/>
-            </w:pPr>
-            <w:r>
-              <w:t>Hunting biomass</w:t>
-            </w:r>
-          </w:p>
-        </w:tc>
-        <w:tc>
-          <w:tcPr>
-            <w:tcW w:w="1889" w:type="dxa"/>
-          </w:tcPr>
-          <w:p>
-            <w:pPr>
-              <w:spacing w:line="480" w:lineRule="auto"/>
-            </w:pPr>
-            <w:r>
-              <w:t>-0.</w:t>
-            </w:r>
-            <w:r>
-              <w:t>0844</w:t>
-            </w:r>
-          </w:p>
-        </w:tc>
-        <w:tc>
-          <w:tcPr>
-            <w:tcW w:w="2338" w:type="dxa"/>
-          </w:tcPr>
-          <w:p>
-            <w:pPr>
-              <w:spacing w:line="480" w:lineRule="auto"/>
-            </w:pPr>
-            <w:r>
-              <w:t>0.0800</w:t>
-            </w:r>
-            <w:r>
-              <w:t>5</w:t>
-            </w:r>
-          </w:p>
-        </w:tc>
-        <w:tc>
-          <w:tcPr>
-            <w:tcW w:w="1623" w:type="dxa"/>
-          </w:tcPr>
-          <w:p>
-            <w:pPr>
-              <w:spacing w:line="480" w:lineRule="auto"/>
-            </w:pPr>
-            <w:r>
-              <w:t>0.</w:t>
-            </w:r>
-            <w:r>
-              <w:t>29173</w:t>
-            </w:r>
-          </w:p>
-        </w:tc>
-      </w:tr>
-      <w:tr>
-        <w:tc>
-          <w:tcPr>
-            <w:tcW w:w="2785" w:type="dxa"/>
-          </w:tcPr>
-          <w:p>
-            <w:pPr>
-              <w:spacing w:line="480" w:lineRule="auto"/>
-            </w:pPr>
-            <w:r>
-              <w:t>Hunting season (TRUE)</w:t>
-            </w:r>
-          </w:p>
-        </w:tc>
-        <w:tc>
-          <w:tcPr>
-            <w:tcW w:w="1889" w:type="dxa"/>
-          </w:tcPr>
-          <w:p>
-            <w:pPr>
-              <w:spacing w:line="480" w:lineRule="auto"/>
-            </w:pPr>
-            <w:r>
-              <w:t>0.</w:t>
-            </w:r>
-            <w:r>
-              <w:t>55949</w:t>
-            </w:r>
-          </w:p>
-        </w:tc>
-        <w:tc>
-          <w:tcPr>
-            <w:tcW w:w="2338" w:type="dxa"/>
-          </w:tcPr>
-          <w:p>
-            <w:pPr>
-              <w:spacing w:line="480" w:lineRule="auto"/>
-            </w:pPr>
-            <w:r>
-              <w:t>0.</w:t>
-            </w:r>
-            <w:r>
-              <w:t>19234</w:t>
-            </w:r>
-          </w:p>
-        </w:tc>
-        <w:tc>
-          <w:tcPr>
-            <w:tcW w:w="1623" w:type="dxa"/>
-          </w:tcPr>
-          <w:p>
-            <w:pPr>
-              <w:spacing w:line="480" w:lineRule="auto"/>
-            </w:pPr>
-            <w:r>
-              <w:t>0.</w:t>
-            </w:r>
-            <w:r>
-              <w:t>00363</w:t>
-            </w:r>
-          </w:p>
-        </w:tc>
-      </w:tr>
-      <w:tr>
-        <w:tc>
-          <w:tcPr>
-            <w:tcW w:w="2785" w:type="dxa"/>
-          </w:tcPr>
-          <w:p>
-            <w:pPr>
-              <w:spacing w:line="480" w:lineRule="auto"/>
-            </w:pPr>
-            <w:r>
-              <w:t>Distance</w:t>
-            </w:r>
-          </w:p>
-        </w:tc>
-        <w:tc>
-          <w:tcPr>
-            <w:tcW w:w="1889" w:type="dxa"/>
-          </w:tcPr>
-          <w:p>
-            <w:pPr>
-              <w:spacing w:line="480" w:lineRule="auto"/>
-            </w:pPr>
-            <w:r>
-              <w:t>-1.</w:t>
-            </w:r>
-            <w:r>
-              <w:t>73387</w:t>
-            </w:r>
-          </w:p>
-        </w:tc>
-        <w:tc>
-          <w:tcPr>
-            <w:tcW w:w="2338" w:type="dxa"/>
-          </w:tcPr>
-          <w:p>
-            <w:pPr>
-              <w:spacing w:line="480" w:lineRule="auto"/>
-            </w:pPr>
-            <w:r>
-              <w:t>0.</w:t>
-            </w:r>
-            <w:r>
-              <w:t>42206</w:t>
-            </w:r>
-          </w:p>
-        </w:tc>
-        <w:tc>
-          <w:tcPr>
-            <w:tcW w:w="1623" w:type="dxa"/>
-          </w:tcPr>
-          <w:p>
-            <w:pPr>
-              <w:spacing w:line="480" w:lineRule="auto"/>
-            </w:pPr>
-            <w:r>
-              <w:t>3.</w:t>
-            </w:r>
-            <w:r>
-              <w:t>99</w:t>
-            </w:r>
-            <w:r>
-              <w:t>-5</w:t>
-            </w:r>
-          </w:p>
-        </w:tc>
-      </w:tr>
-      <w:tr>
-        <w:tc>
-          <w:tcPr>
-            <w:tcW w:w="2785" w:type="dxa"/>
-          </w:tcPr>
-          <w:p>
-            <w:pPr>
-              <w:spacing w:line="480" w:lineRule="auto"/>
-            </w:pPr>
-            <w:r>
-              <w:t>Max temperature</w:t>
-            </w:r>
-          </w:p>
-        </w:tc>
-        <w:tc>
-          <w:tcPr>
-            <w:tcW w:w="1889" w:type="dxa"/>
-          </w:tcPr>
-          <w:p>
-            <w:pPr>
-              <w:spacing w:line="480" w:lineRule="auto"/>
-            </w:pPr>
-            <w:r>
-              <w:t>-0.</w:t>
-            </w:r>
-            <w:r>
-              <w:t>22203</w:t>
-            </w:r>
-          </w:p>
-        </w:tc>
-        <w:tc>
-          <w:tcPr>
-            <w:tcW w:w="2338" w:type="dxa"/>
-          </w:tcPr>
-          <w:p>
-            <w:pPr>
-              <w:spacing w:line="480" w:lineRule="auto"/>
-            </w:pPr>
-            <w:r>
-              <w:t>0.</w:t>
-            </w:r>
-            <w:r>
-              <w:t>07784</w:t>
-            </w:r>
-          </w:p>
-        </w:tc>
-        <w:tc>
-          <w:tcPr>
-            <w:tcW w:w="1623" w:type="dxa"/>
-          </w:tcPr>
-          <w:p>
-            <w:pPr>
-              <w:spacing w:line="480" w:lineRule="auto"/>
-            </w:pPr>
-            <w:r>
-              <w:t>0.004</w:t>
-            </w:r>
-            <w:r>
-              <w:t>34</w:t>
-            </w:r>
-          </w:p>
-        </w:tc>
-      </w:tr>
-      <w:tr>
-        <w:tc>
-          <w:tcPr>
-            <w:tcW w:w="2785" w:type="dxa"/>
-          </w:tcPr>
-          <w:p>
-            <w:pPr>
-              <w:spacing w:line="480" w:lineRule="auto"/>
-            </w:pPr>
-            <w:r>
-              <w:t>Snow depth</w:t>
-            </w:r>
-          </w:p>
-        </w:tc>
-        <w:tc>
-          <w:tcPr>
-            <w:tcW w:w="1889" w:type="dxa"/>
-          </w:tcPr>
-          <w:p>
-            <w:pPr>
-              <w:spacing w:line="480" w:lineRule="auto"/>
-            </w:pPr>
-            <w:r>
-              <w:t>0.</w:t>
-            </w:r>
-            <w:r>
-              <w:t>21941</w:t>
-            </w:r>
-          </w:p>
-        </w:tc>
-        <w:tc>
-          <w:tcPr>
-            <w:tcW w:w="2338" w:type="dxa"/>
-          </w:tcPr>
-          <w:p>
-            <w:pPr>
-              <w:spacing w:line="480" w:lineRule="auto"/>
-            </w:pPr>
-            <w:r>
-              <w:t>0.</w:t>
-            </w:r>
-            <w:r>
-              <w:t>09446</w:t>
-            </w:r>
-          </w:p>
-        </w:tc>
-        <w:tc>
-          <w:tcPr>
-            <w:tcW w:w="1623" w:type="dxa"/>
-          </w:tcPr>
-          <w:p>
-            <w:pPr>
-              <w:spacing w:line="480" w:lineRule="auto"/>
-            </w:pPr>
-            <w:r>
-              <w:t>0.02</w:t>
-            </w:r>
-            <w:r>
-              <w:t>019</w:t>
-            </w:r>
-          </w:p>
-        </w:tc>
-      </w:tr>
-      <w:tr>
-        <w:tc>
-          <w:tcPr>
-            <w:tcW w:w="2785" w:type="dxa"/>
-          </w:tcPr>
-          <w:p>
-            <w:pPr>
-              <w:spacing w:line="480" w:lineRule="auto"/>
-            </w:pPr>
-            <w:r>
-              <w:t>Proportion traveling</w:t>
-            </w:r>
-          </w:p>
-        </w:tc>
-        <w:tc>
-          <w:tcPr>
-            <w:tcW w:w="1889" w:type="dxa"/>
-          </w:tcPr>
-          <w:p>
-            <w:pPr>
-              <w:spacing w:line="480" w:lineRule="auto"/>
-            </w:pPr>
-            <w:r>
-              <w:t>0.</w:t>
-            </w:r>
-            <w:r>
-              <w:t>37545</w:t>
-            </w:r>
-          </w:p>
-        </w:tc>
-        <w:tc>
-          <w:tcPr>
-            <w:tcW w:w="2338" w:type="dxa"/>
-          </w:tcPr>
-          <w:p>
-            <w:pPr>
-              <w:spacing w:line="480" w:lineRule="auto"/>
-            </w:pPr>
-            <w:r>
-              <w:t>0.0811</w:t>
-            </w:r>
-            <w:r>
-              <w:t>8</w:t>
-            </w:r>
-          </w:p>
-        </w:tc>
-        <w:tc>
-          <w:tcPr>
-            <w:tcW w:w="1623" w:type="dxa"/>
-          </w:tcPr>
-          <w:p>
-            <w:pPr>
-              <w:spacing w:line="480" w:lineRule="auto"/>
-            </w:pPr>
-            <w:r>
-              <w:t>3.</w:t>
-            </w:r>
-            <w:r>
-              <w:t>75</w:t>
-            </w:r>
-            <w:r>
-              <w:t>e-6</w:t>
-            </w:r>
-          </w:p>
-        </w:tc>
-      </w:tr>
-      <w:tr>
-        <w:tc>
-          <w:tcPr>
-            <w:tcW w:w="2785" w:type="dxa"/>
-          </w:tcPr>
-          <w:p>
-            <w:pPr>
-              <w:spacing w:line="480" w:lineRule="auto"/>
-            </w:pPr>
-            <w:r>
-              <w:t>Visit kill * Hunting biomass</w:t>
-            </w:r>
-          </w:p>
-        </w:tc>
-        <w:tc>
-          <w:tcPr>
-            <w:tcW w:w="1889" w:type="dxa"/>
-          </w:tcPr>
-          <w:p>
-            <w:pPr>
-              <w:spacing w:line="480" w:lineRule="auto"/>
-            </w:pPr>
-            <w:r>
-              <w:t>-0.</w:t>
-            </w:r>
-            <w:r>
-              <w:t>74834</w:t>
-            </w:r>
-          </w:p>
-        </w:tc>
-        <w:tc>
-          <w:tcPr>
-            <w:tcW w:w="2338" w:type="dxa"/>
-          </w:tcPr>
-          <w:p>
-            <w:pPr>
-              <w:spacing w:line="480" w:lineRule="auto"/>
-            </w:pPr>
-            <w:r>
-              <w:t>0.49</w:t>
-            </w:r>
-            <w:r>
-              <w:t>372</w:t>
-            </w:r>
-          </w:p>
-        </w:tc>
-        <w:tc>
-          <w:tcPr>
-            <w:tcW w:w="1623" w:type="dxa"/>
-          </w:tcPr>
-          <w:p>
-            <w:pPr>
-              <w:spacing w:line="480" w:lineRule="auto"/>
-            </w:pPr>
-            <w:r>
-              <w:t>0.</w:t>
-            </w:r>
-            <w:r>
-              <w:t>12959</w:t>
-            </w:r>
-          </w:p>
-        </w:tc>
-      </w:tr>
-    </w:tbl>
-    <w:p>
-      <w:pPr>
-        <w:spacing w:line="480" w:lineRule="auto"/>
-      </w:pPr>
-    </w:p>
-    <w:p>
-      <w:pPr>
-        <w:spacing w:line="480" w:lineRule="auto"/>
-      </w:pPr>
-      <w:r>
-        <w:br w:type="page"/>
-      </w:r>
-    </w:p>
-    <w:p>
-      <w:pPr>
-        <w:spacing w:line="480" w:lineRule="auto"/>
-      </w:pPr>
-      <w:r>
-        <w:rPr>
-          <w:noProof/>
-        </w:rPr>
-        <w:lastRenderedPageBreak/>
         <w:drawing>
           <wp:inline distT="0" distB="0" distL="0" distR="0" wp14:anchorId="26E16335" wp14:editId="6766C849">
             <wp:extent cx="5943600" cy="4292600"/>
@@ -6669,10 +4198,10 @@
                     <pic:cNvPicPr/>
                   </pic:nvPicPr>
                   <pic:blipFill>
-                    <a:blip r:embed="rId19">
+                    <a:blip r:embed="rId18">
                       <a:extLst>
                         <a:ext uri="{96DAC541-7B7A-43D3-8B79-37D633B846F1}">
-                          <asvg:svgBlip xmlns:asvg="http://schemas.microsoft.com/office/drawing/2016/SVG/main" r:embed="rId20"/>
+                          <asvg:svgBlip xmlns:asvg="http://schemas.microsoft.com/office/drawing/2016/SVG/main" r:embed="rId19"/>
                         </a:ext>
                       </a:extLst>
                     </a:blip>
@@ -6707,7 +4236,13 @@
         <w:t>investigating the</w:t>
       </w:r>
       <w:r>
-        <w:t xml:space="preserve"> probability of a raven leaving its territory each day. </w:t>
+        <w:t xml:space="preserve"> probability of a raven leaving its territory each day</w:t>
+      </w:r>
+      <w:r>
+        <w:t xml:space="preserve"> (n = 2095)</w:t>
+      </w:r>
+      <w:r>
+        <w:t xml:space="preserve">. </w:t>
       </w:r>
     </w:p>
     <w:p>
@@ -6735,10 +4270,10 @@
                     <pic:cNvPicPr/>
                   </pic:nvPicPr>
                   <pic:blipFill>
-                    <a:blip r:embed="rId21">
+                    <a:blip r:embed="rId20">
                       <a:extLst>
                         <a:ext uri="{96DAC541-7B7A-43D3-8B79-37D633B846F1}">
-                          <asvg:svgBlip xmlns:asvg="http://schemas.microsoft.com/office/drawing/2016/SVG/main" r:embed="rId22"/>
+                          <asvg:svgBlip xmlns:asvg="http://schemas.microsoft.com/office/drawing/2016/SVG/main" r:embed="rId21"/>
                         </a:ext>
                       </a:extLst>
                     </a:blip>
@@ -6817,10 +4352,10 @@
                     <pic:cNvPicPr/>
                   </pic:nvPicPr>
                   <pic:blipFill>
-                    <a:blip r:embed="rId23">
+                    <a:blip r:embed="rId22">
                       <a:extLst>
                         <a:ext uri="{96DAC541-7B7A-43D3-8B79-37D633B846F1}">
-                          <asvg:svgBlip xmlns:asvg="http://schemas.microsoft.com/office/drawing/2016/SVG/main" r:embed="rId24"/>
+                          <asvg:svgBlip xmlns:asvg="http://schemas.microsoft.com/office/drawing/2016/SVG/main" r:embed="rId23"/>
                         </a:ext>
                       </a:extLst>
                     </a:blip>
@@ -6855,7 +4390,13 @@
         <w:t xml:space="preserve">investigating the probability </w:t>
       </w:r>
       <w:r>
-        <w:t>of ravens visiting the hunting regions on days it has left its territory.</w:t>
+        <w:t>of ravens visiting the hunting regions on days it has left its territory</w:t>
+      </w:r>
+      <w:r>
+        <w:t xml:space="preserve"> (n = 1633)</w:t>
+      </w:r>
+      <w:r>
+        <w:t>.</w:t>
       </w:r>
     </w:p>
     <w:p>
@@ -6883,10 +4424,10 @@
                     <pic:cNvPicPr/>
                   </pic:nvPicPr>
                   <pic:blipFill>
-                    <a:blip r:embed="rId25">
+                    <a:blip r:embed="rId24">
                       <a:extLst>
                         <a:ext uri="{96DAC541-7B7A-43D3-8B79-37D633B846F1}">
-                          <asvg:svgBlip xmlns:asvg="http://schemas.microsoft.com/office/drawing/2016/SVG/main" r:embed="rId26"/>
+                          <asvg:svgBlip xmlns:asvg="http://schemas.microsoft.com/office/drawing/2016/SVG/main" r:embed="rId25"/>
                         </a:ext>
                       </a:extLst>
                     </a:blip>
@@ -6942,10 +4483,10 @@
         </w:rPr>
         <w:lastRenderedPageBreak/>
         <w:drawing>
-          <wp:inline distT="0" distB="0" distL="0" distR="0" wp14:anchorId="303BE76E" wp14:editId="3D6608D2">
+          <wp:inline distT="0" distB="0" distL="0" distR="0" wp14:anchorId="52325477" wp14:editId="4C86BC6D">
             <wp:extent cx="5943600" cy="3962400"/>
             <wp:effectExtent l="0" t="0" r="0" b="0"/>
-            <wp:docPr id="250439945" name="Graphic 1"/>
+            <wp:docPr id="1842180356" name="Graphic 1"/>
             <wp:cNvGraphicFramePr>
               <a:graphicFrameLocks xmlns:a="http://schemas.openxmlformats.org/drawingml/2006/main" noChangeAspect="1"/>
             </wp:cNvGraphicFramePr>
@@ -6953,14 +4494,14 @@
               <a:graphicData uri="http://schemas.openxmlformats.org/drawingml/2006/picture">
                 <pic:pic xmlns:pic="http://schemas.openxmlformats.org/drawingml/2006/picture">
                   <pic:nvPicPr>
-                    <pic:cNvPr id="250439945" name=""/>
+                    <pic:cNvPr id="1842180356" name=""/>
                     <pic:cNvPicPr/>
                   </pic:nvPicPr>
                   <pic:blipFill>
-                    <a:blip r:embed="rId27">
+                    <a:blip r:embed="rId26">
                       <a:extLst>
                         <a:ext uri="{96DAC541-7B7A-43D3-8B79-37D633B846F1}">
-                          <asvg:svgBlip xmlns:asvg="http://schemas.microsoft.com/office/drawing/2016/SVG/main" r:embed="rId28"/>
+                          <asvg:svgBlip xmlns:asvg="http://schemas.microsoft.com/office/drawing/2016/SVG/main" r:embed="rId27"/>
                         </a:ext>
                       </a:extLst>
                     </a:blip>
@@ -7040,10 +4581,10 @@
                     <pic:cNvPicPr/>
                   </pic:nvPicPr>
                   <pic:blipFill>
-                    <a:blip r:embed="rId29">
+                    <a:blip r:embed="rId28">
                       <a:extLst>
                         <a:ext uri="{96DAC541-7B7A-43D3-8B79-37D633B846F1}">
-                          <asvg:svgBlip xmlns:asvg="http://schemas.microsoft.com/office/drawing/2016/SVG/main" r:embed="rId30"/>
+                          <asvg:svgBlip xmlns:asvg="http://schemas.microsoft.com/office/drawing/2016/SVG/main" r:embed="rId29"/>
                         </a:ext>
                       </a:extLst>
                     </a:blip>
@@ -7088,6 +4629,9 @@
         <w:spacing w:line="480" w:lineRule="auto"/>
       </w:pPr>
       <w:r>
+        <w:rPr>
+          <w:noProof/>
+        </w:rPr>
         <w:lastRenderedPageBreak/>
         <w:drawing>
           <wp:inline distT="0" distB="0" distL="0" distR="0" wp14:anchorId="180962C4" wp14:editId="3B1EBCF0">
@@ -7105,10 +4649,10 @@
                     <pic:cNvPicPr/>
                   </pic:nvPicPr>
                   <pic:blipFill>
-                    <a:blip r:embed="rId31">
+                    <a:blip r:embed="rId30">
                       <a:extLst>
                         <a:ext uri="{96DAC541-7B7A-43D3-8B79-37D633B846F1}">
-                          <asvg:svgBlip xmlns:asvg="http://schemas.microsoft.com/office/drawing/2016/SVG/main" r:embed="rId32"/>
+                          <asvg:svgBlip xmlns:asvg="http://schemas.microsoft.com/office/drawing/2016/SVG/main" r:embed="rId31"/>
                         </a:ext>
                       </a:extLst>
                     </a:blip>
@@ -7137,7 +4681,34 @@
         <w:spacing w:line="480" w:lineRule="auto"/>
       </w:pPr>
       <w:r>
-        <w:t xml:space="preserve">Supplemental Figure . Plot shows the proportion of days when a raven decided to visit the hunting area involved at least 1 GPS point at the Gardiner landfill and sewage treatment ponds. </w:t>
+        <w:t xml:space="preserve">Supplemental Figure . Plot shows the </w:t>
+      </w:r>
+      <w:r>
+        <w:t xml:space="preserve">average </w:t>
+      </w:r>
+      <w:r>
+        <w:t xml:space="preserve">proportion of days </w:t>
+      </w:r>
+      <w:r>
+        <w:t>that</w:t>
+      </w:r>
+      <w:r>
+        <w:t xml:space="preserve"> </w:t>
+      </w:r>
+      <w:r>
+        <w:t xml:space="preserve">a raven </w:t>
+      </w:r>
+      <w:r>
+        <w:t>had</w:t>
+      </w:r>
+      <w:r>
+        <w:t xml:space="preserve"> at least 1 GPS point at the Gardiner landfill and sewage treatment ponds</w:t>
+      </w:r>
+      <w:r>
+        <w:t xml:space="preserve"> when also visiting time appropriate Gardiner hunting regions</w:t>
+      </w:r>
+      <w:r>
+        <w:t xml:space="preserve">. </w:t>
       </w:r>
     </w:p>
     <w:p>
@@ -7620,6 +5191,38 @@
       </w:r>
       <w:r>
         <w:t xml:space="preserve">Observations of ravens carrying sticks. High bridge ravens starting to centralize. Bob Landis videos of confluence ravens nest building in March. </w:t>
+      </w:r>
+    </w:p>
+  </w:comment>
+  <w:comment w:id="20" w:author="Cameron Ho" w:date="2026-04-06T17:42:00Z" w:initials="CH">
+    <w:p>
+      <w:pPr>
+        <w:pStyle w:val="CommentText"/>
+      </w:pPr>
+      <w:r>
+        <w:rPr>
+          <w:rStyle w:val="CommentReference"/>
+        </w:rPr>
+        <w:annotationRef/>
+      </w:r>
+      <w:r>
+        <w:t>I don’t think I need this one, but it represents the entire winter. Goes with the first paragraph in results. There is better information coming from the line plots showing averages because what I have focusing on isn’t individual variation (I can get at that with the model restricted version of this). It is more important to see the average decisions over time</w:t>
+      </w:r>
+    </w:p>
+  </w:comment>
+  <w:comment w:id="21" w:author="Cameron Ho" w:date="2026-04-06T17:43:00Z" w:initials="CH">
+    <w:p>
+      <w:pPr>
+        <w:pStyle w:val="CommentText"/>
+      </w:pPr>
+      <w:r>
+        <w:rPr>
+          <w:rStyle w:val="CommentReference"/>
+        </w:rPr>
+        <w:annotationRef/>
+      </w:r>
+      <w:r>
+        <w:t>Goes with the third paragraph in result looking at just winter study periods</w:t>
       </w:r>
     </w:p>
   </w:comment>
@@ -7648,6 +5251,8 @@
   <w15:commentEx w15:paraId="65384C21" w15:done="0"/>
   <w15:commentEx w15:paraId="27EE5FA5" w15:done="1"/>
   <w15:commentEx w15:paraId="4007D23E" w15:done="0"/>
+  <w15:commentEx w15:paraId="4D8C8D2F" w15:done="0"/>
+  <w15:commentEx w15:paraId="10DA8FBA" w15:done="0"/>
 </w15:commentsEx>
 </file>
 
@@ -7673,6 +5278,8 @@
   <w16cex:commentExtensible w16cex:durableId="30719E7B" w16cex:dateUtc="2026-02-18T20:31:00Z"/>
   <w16cex:commentExtensible w16cex:durableId="08517F74" w16cex:dateUtc="2026-02-10T00:56:00Z"/>
   <w16cex:commentExtensible w16cex:durableId="1CC4FDF8" w16cex:dateUtc="2026-01-12T21:09:00Z"/>
+  <w16cex:commentExtensible w16cex:durableId="358DA5A4" w16cex:dateUtc="2026-04-07T00:42:00Z"/>
+  <w16cex:commentExtensible w16cex:durableId="08F6AC28" w16cex:dateUtc="2026-04-07T00:43:00Z"/>
 </w16cex:commentsExtensible>
 </file>
 
@@ -7698,6 +5305,8 @@
   <w16cid:commentId w16cid:paraId="65384C21" w16cid:durableId="30719E7B"/>
   <w16cid:commentId w16cid:paraId="27EE5FA5" w16cid:durableId="08517F74"/>
   <w16cid:commentId w16cid:paraId="4007D23E" w16cid:durableId="1CC4FDF8"/>
+  <w16cid:commentId w16cid:paraId="4D8C8D2F" w16cid:durableId="358DA5A4"/>
+  <w16cid:commentId w16cid:paraId="10DA8FBA" w16cid:durableId="08F6AC28"/>
 </w16cid:commentsIds>
 </file>
 
@@ -8363,6 +5972,7 @@
   <w:style w:type="character" w:default="1" w:styleId="DefaultParagraphFont">
     <w:name w:val="Default Paragraph Font"/>
     <w:uiPriority w:val="1"/>
+    <w:semiHidden/>
     <w:unhideWhenUsed/>
   </w:style>
   <w:style w:type="table" w:default="1" w:styleId="TableNormal">

--- a/reports/thesis/06_chapter_2.docx
+++ b/reports/thesis/06_chapter_2.docx
@@ -61,7 +61,13 @@
         <w:fldChar w:fldCharType="end"/>
       </w:r>
       <w:r>
-        <w:t>. Some animals may adjust their time budget to maximize their chances of survival based on their understanding of available resources. Such changes may be influenced by changing environmental conditions, including predation risk and food and water availability. Barbary macaques(</w:t>
+        <w:t>. Some animals may adjust their time budget to maximize their chances of survival based on their understanding of available resources. Such changes may be influenced by changing environmental conditions, including predation risk and food and water availability. Barbary macaques</w:t>
+      </w:r>
+      <w:r>
+        <w:t xml:space="preserve"> </w:t>
+      </w:r>
+      <w:r>
+        <w:t>(</w:t>
       </w:r>
       <w:r>
         <w:rPr>
@@ -228,13 +234,13 @@
       </w:r>
       <w:r>
         <w:lastRenderedPageBreak/>
-        <w:t xml:space="preserve">knowledge of local patterns to make calculated risks about foraging. Ultimately, this decision becomes more challenging the less predictable </w:t>
-      </w:r>
-      <w:r>
-        <w:t>patches</w:t>
-      </w:r>
-      <w:r>
-        <w:t xml:space="preserve"> become.</w:t>
+        <w:t xml:space="preserve">knowledge of local patterns to make calculated risks about foraging. Ultimately, this decision becomes more challenging </w:t>
+      </w:r>
+      <w:r>
+        <w:t>as patches become</w:t>
+      </w:r>
+      <w:r>
+        <w:t xml:space="preserve"> less predictable.</w:t>
       </w:r>
     </w:p>
     <w:p>
@@ -243,19 +249,82 @@
         <w:ind w:firstLine="720"/>
       </w:pPr>
       <w:r>
-        <w:t xml:space="preserve">Scavengers utilize an inherently unpredictable, ephemeral resource. The availability of carrion can vary from year to year due to weather conditions, leading to animal deaths from starvation or exposure. Carrion availability can also vary with the population size, distribution, and the hunting success of local predators. Scavengers have </w:t>
+        <w:t>Scavengers utilize an inherently unpredictable, ephemeral resource. The availability of carrion can vary from year to year due to weather conditions, leading to animal deaths from starvation or exposure</w:t>
+      </w:r>
+      <w:r>
+        <w:t xml:space="preserve"> </w:t>
+      </w:r>
+      <w:r>
+        <w:fldChar w:fldCharType="begin"/>
+      </w:r>
+      <w:r>
+        <w:instrText xml:space="preserve"> ADDIN ZOTERO_ITEM CSL_CITATION {"citationID":"x7ksYQ90","properties":{"unsorted":false,"formattedCitation":"(Houston 1982, Gese et al. 1996)","plainCitation":"(Houston 1982, Gese et al. 1996)","noteIndex":0},"citationItems":[{"id":893,"uris":["http://zotero.org/users/9968163/items/V3TPPK5S"],"itemData":{"id":893,"type":"article-journal","container-title":"Aspen Bibliography","source":"COinS","title":"The northern Yellowstone elk: ecology and management","title-short":"The northern Yellowstone elk","URL":"https://digitalcommons.usu.edu/aspen_bib/4316","author":[{"family":"Houston","given":"D.G."}],"issued":{"date-parts":[["1982",1,1]]}}},{"id":1856,"uris":["http://zotero.org/users/9968163/items/8MX89JYK"],"itemData":{"id":1856,"type":"article-journal","abstract":"We examined the influence of intrinsic (age, sex, and social status) and extrinsic (snow depth, snowpack hardness, temperature, available ungulate carcass biomass) factors in relation to time–activity budgets of coyotes (Canis latrans) in Yellowstone National Park, Wyoming. We observed 54 coyotes (49 residents from 5 packs, plus 5 transients) for 2507 h from January 1991 to June 1993. Snow depth, ungulate carcass biomass, and habitat type influenced the amount of time coyotes rested, travelled, hunted small mammals, and fed on carcasses. Coyotes decreased travelling and hunting and increased resting and feeding on carcasses as snow depth and available carcass biomass increased. Age and social status of the coyote influenced activity budgets. During times of deep snow and high carcass biomass, pups fed less on carcasses and hunted small mammals more than alpha and beta coyotes. Pups apparently were restricted by older pack members from feeding on a carcass. Thus, pups adopted a different foraging strategy by spending more time hunting small mammals. Coyotes spent most of their time hunting small mammals in mesic meadows and shrub–meadows, where prey densities were highest. Prey-detection rates and prey-capture rates explained 78 and 84%, respectively, of the variation in the amount of time coyotes spent hunting small mammals in each habitat in each winter. Our findings strongly suggested that resource partitioning, as mediated by defense by older coyotes, occurred among coyote pack members in Yellowstone National Park.","container-title":"Canadian Journal of Zoology","DOI":"10.1139/z96-089","ISSN":"0008-4301","issue":"5","journalAbbreviation":"Can. J. Zool.","page":"769-783","publisher":"NRC Research Press","source":"cdnsciencepub.com (Atypon)","title":"Foraging ecology of coyotes (Canis latrans): the influence of extrinsic factors and a dominance hierarchy","title-short":"Foraging ecology of coyotes (Canis latrans)","volume":"74","author":[{"family":"Gese","given":"Eric M."},{"family":"Ruff","given":"Robert L."},{"family":"Crabtree","given":"Robert L."}],"issued":{"date-parts":[["1996",5]]}}}],"schema":"https://github.com/citation-style-language/schema/raw/master/csl-citation.json"} </w:instrText>
+      </w:r>
+      <w:r>
+        <w:fldChar w:fldCharType="separate"/>
+      </w:r>
+      <w:r>
+        <w:rPr>
+          <w:rFonts w:ascii="Aptos" w:hAnsi="Aptos"/>
+        </w:rPr>
+        <w:t>(Houston 1982, Gese et al. 1996)</w:t>
+      </w:r>
+      <w:r>
+        <w:fldChar w:fldCharType="end"/>
+      </w:r>
+      <w:r>
+        <w:t xml:space="preserve">. Carrion availability can also vary with </w:t>
+      </w:r>
+      <w:r>
+        <w:t xml:space="preserve">prey </w:t>
+      </w:r>
+      <w:r>
+        <w:t xml:space="preserve">distribution, </w:t>
+      </w:r>
+      <w:r>
+        <w:t xml:space="preserve">population size, </w:t>
+      </w:r>
+      <w:r>
+        <w:t>and the hunting success of local predators</w:t>
+      </w:r>
+      <w:r>
+        <w:t xml:space="preserve"> </w:t>
+      </w:r>
+      <w:r>
+        <w:fldChar w:fldCharType="begin"/>
+      </w:r>
+      <w:r>
+        <w:instrText xml:space="preserve"> ADDIN ZOTERO_ITEM CSL_CITATION {"citationID":"Yln5fh2p","properties":{"unsorted":false,"formattedCitation":"(Bump et al. 2009)","plainCitation":"(Bump et al. 2009)","noteIndex":0},"citationItems":[{"id":1851,"uris":["http://zotero.org/users/9968163/items/A6QC3M4R"],"itemData":{"id":1851,"type":"article-journal","abstract":"Mechanistic links between top terrestrial predators and biogeochemical processes remain poorly understood. Here we demonstrate that large carnivores configure landscape heterogeneity through prey carcass distribution. A 50-year record composed of &gt;3600 moose carcasses from Isle Royale National Park, Michigan, USA, showed that wolves modulate heterogeneity in soil nutrients, soil microbes, and plant quality by clustering prey carcasses over space. Despite being well utilized by predators, moose carcasses resulted in elevated soil macronutrients and microbial biomass, shifts in soil microbial composition, and elevated leaf nitrogen for at least 2–3 years at kill sites. Wolf-killed moose were deposited in some regions of the study landscape at up to 12× the rate of deposition in other regions. Carcass density also varied temporally, changing as much as 19-fold in some locations during the 50-year study period. This variation arises, in part, directly from variation in wolf hunting behavior. This study identifies a top terrestrial predator as a mechanism generating landscape heterogeneity, demonstrating reciprocal links between large carnivore behavior and ecosystem function.","container-title":"Ecology","DOI":"10.1890/09-0292.1","ISSN":"1939-9170","issue":"11","language":"en","note":"_eprint: https://esajournals.onlinelibrary.wiley.com/doi/pdf/10.1890/09-0292.1","page":"3159-3167","source":"Wiley Online Library","title":"Wolves modulate soil nutrient heterogeneity and foliar nitrogen by configuring the distribution of ungulate carcasses","volume":"90","author":[{"family":"Bump","given":"Joseph K."},{"family":"Peterson","given":"Rolf O."},{"family":"Vucetich","given":"John A."}],"issued":{"date-parts":[["2009"]]}}}],"schema":"https://github.com/citation-style-language/schema/raw/master/csl-citation.json"} </w:instrText>
+      </w:r>
+      <w:r>
+        <w:fldChar w:fldCharType="separate"/>
+      </w:r>
+      <w:r>
+        <w:rPr>
+          <w:rFonts w:ascii="Aptos" w:hAnsi="Aptos"/>
+        </w:rPr>
+        <w:t>(Bump et al. 2009)</w:t>
+      </w:r>
+      <w:r>
+        <w:fldChar w:fldCharType="end"/>
+      </w:r>
+      <w:r>
+        <w:t xml:space="preserve">. Scavengers have </w:t>
       </w:r>
       <w:r>
         <w:t>evolved</w:t>
       </w:r>
       <w:r>
-        <w:t xml:space="preserve"> efficient movement patterns to </w:t>
+        <w:t xml:space="preserve"> efficient movement patterns and sensitive olfactory senses </w:t>
+      </w:r>
+      <w:r>
+        <w:t xml:space="preserve">to </w:t>
       </w:r>
       <w:r>
         <w:t>locate</w:t>
       </w:r>
       <w:r>
-        <w:t xml:space="preserve"> carrion and sensitive olfactory senses </w:t>
+        <w:t xml:space="preserve"> carrion </w:t>
       </w:r>
       <w:r>
         <w:fldChar w:fldCharType="begin"/>
@@ -282,7 +351,48 @@
         <w:ind w:firstLine="720"/>
       </w:pPr>
       <w:r>
-        <w:t xml:space="preserve">Natural and anthropogenic resources present scavengers with differing spatial and temporal predictability. Foods provided by people can be more predictable in space and time than those created by predation </w:t>
+        <w:t>Natural and anthropogenic resources present scavengers with differing spatial and temporal predictability</w:t>
+      </w:r>
+      <w:r>
+        <w:t xml:space="preserve"> </w:t>
+      </w:r>
+      <w:r>
+        <w:fldChar w:fldCharType="begin"/>
+      </w:r>
+      <w:r>
+        <w:instrText xml:space="preserve"> ADDIN ZOTERO_ITEM CSL_CITATION {"citationID":"wmCSJOn3","properties":{"unsorted":false,"formattedCitation":"(Wilmers et al. 2003{\\i{}b})","plainCitation":"(Wilmers et al. 2003b)","noteIndex":0},"citationItems":[{"id":74,"uris":["http://zotero.org/users/9968163/items/CP2GY75A"],"itemData":{"id":74,"type":"article-journal","abstract":"The Greater Yellowstone Ecosystem in the northern Rocky Mountains provides the context for a natural experiment to investigate the response of consumers to resources with differing spatial and temporal dispersion regimes. Grey wolves (Canis lupus) and human hunters both provide resource subsidies to scavengers by provisioning them with the remains of their kills. Carrion from hunter kills is highly aggregated in time and space whereas carrion from wolf kills is more dispersed in both time and space. We estimated the total amount of carrion consumed by each scavenger species at both wolf and hunter kills over 4 years. Species with large feeding radii [bald eagles (Haliaeetus leucocephalus) and ravens (Corvus corax)], defined as the area over which a consumer can efficiently locate and integrate resources, dominated consumption at the highly aggregated hunter kills whereas competitively dominant species [coyotes (Canis latrans)] dominated at the more dispersed wolf kills. In addition, species diversity and the evenness of carrion consumption between scavengers was greater at wolf kills than at hunter kills while the total number of scavengers at hunter kills exceeded those at wolf kills. From a community perspective, the top–down effect of predation is likely to be stronger in the vicinity of highly aggregated resource pulses as species with large feeding radii switch to feeding on alternative prey once the resource pulse subsides.","container-title":"Ecology Letters","DOI":"10.1046/j.1461-0248.2003.00522.x","ISSN":"1461-0248","issue":"11","language":"en","note":"_eprint: https://onlinelibrary.wiley.com/doi/pdf/10.1046/j.1461-0248.2003.00522.x","page":"996-1003","source":"Wiley Online Library","title":"Resource dispersion and consumer dominance: scavenging at wolf- and hunter-killed carcasses in Greater Yellowstone, USA","title-short":"Resource dispersion and consumer dominance","volume":"6","author":[{"family":"Wilmers","given":"Christopher C."},{"family":"Stahler","given":"Daniel R."},{"family":"Crabtree","given":"Robert L."},{"family":"Smith","given":"Douglas W."},{"family":"Getz","given":"Wayne M."}],"issued":{"date-parts":[["2003"]]}}}],"schema":"https://github.com/citation-style-language/schema/raw/master/csl-citation.json"} </w:instrText>
+      </w:r>
+      <w:r>
+        <w:fldChar w:fldCharType="separate"/>
+      </w:r>
+      <w:r>
+        <w:rPr>
+          <w:rFonts w:ascii="Aptos" w:hAnsi="Aptos" w:cs="Times New Roman"/>
+          <w:kern w:val="0"/>
+        </w:rPr>
+        <w:t>(Wilmers et al. 2003</w:t>
+      </w:r>
+      <w:r>
+        <w:rPr>
+          <w:rFonts w:ascii="Aptos" w:hAnsi="Aptos" w:cs="Times New Roman"/>
+          <w:i/>
+          <w:iCs/>
+          <w:kern w:val="0"/>
+        </w:rPr>
+        <w:t>b</w:t>
+      </w:r>
+      <w:r>
+        <w:rPr>
+          <w:rFonts w:ascii="Aptos" w:hAnsi="Aptos" w:cs="Times New Roman"/>
+          <w:kern w:val="0"/>
+        </w:rPr>
+        <w:t>)</w:t>
+      </w:r>
+      <w:r>
+        <w:fldChar w:fldCharType="end"/>
+      </w:r>
+      <w:r>
+        <w:t xml:space="preserve">. Foods provided by people can be more predictable in space and time than those created by predation </w:t>
       </w:r>
       <w:r>
         <w:fldChar w:fldCharType="begin"/>
@@ -370,7 +480,7 @@
         <w:fldChar w:fldCharType="end"/>
       </w:r>
       <w:r>
-        <w:t xml:space="preserve">. Anthropogenic carrion is more temporally and spatially aggregated, with heavy harvest occurring around roadways and backcountry access points, thereby providing more access to individuals from species with high mobility </w:t>
+        <w:t xml:space="preserve">. Anthropogenic carrion is more temporally and spatially aggregated, with heavy harvest occurring around roadways and backcountry access points </w:t>
       </w:r>
       <w:r>
         <w:fldChar w:fldCharType="begin"/>
@@ -408,7 +518,13 @@
         <w:fldChar w:fldCharType="end"/>
       </w:r>
       <w:r>
-        <w:t>. Human persecution of larger carnivores and mesocarnivores may also prevent certain species, such as coyotes (</w:t>
+        <w:t xml:space="preserve">. Human persecution of larger carnivores and mesocarnivores also prevent certain </w:t>
+      </w:r>
+      <w:r>
+        <w:t>scavengers</w:t>
+      </w:r>
+      <w:r>
+        <w:t>, such as coyotes (</w:t>
       </w:r>
       <w:r>
         <w:rPr>
@@ -418,11 +534,11 @@
         <w:t>Canis latrans</w:t>
       </w:r>
       <w:r>
-        <w:t xml:space="preserve">) and wolves, from safely accessing spaces </w:t>
+        <w:t xml:space="preserve">) and </w:t>
       </w:r>
       <w:r>
         <w:lastRenderedPageBreak/>
-        <w:t xml:space="preserve">with anthropogenic carrion, consequently </w:t>
+        <w:t xml:space="preserve">wolves, from safely accessing spaces with anthropogenic carrion, consequently </w:t>
       </w:r>
       <w:r>
         <w:t>excluding</w:t>
@@ -967,7 +1083,7 @@
         <w:fldChar w:fldCharType="end"/>
       </w:r>
       <w:r>
-        <w:t>. In contrast, inside the park, a relatively dense wolf population creates carrion during the winter.</w:t>
+        <w:t>. In contrast, inside the park, a relatively dense wolf population creates carrion.</w:t>
       </w:r>
     </w:p>
     <w:p>
@@ -1067,7 +1183,7 @@
       </w:r>
       <w:r>
         <w:lastRenderedPageBreak/>
-        <w:t xml:space="preserve">using a 5 km buffer around all roads 10 km away from the park entrance station in Gardiner, MT.  </w:t>
+        <w:t xml:space="preserve">using a 5 km buffer around all roads 10 km away from the park entrance station in Gardiner, MT. </w:t>
       </w:r>
     </w:p>
     <w:p>
@@ -1304,13 +1420,7 @@
         <w:commentReference w:id="2"/>
       </w:r>
       <w:r>
-        <w:t xml:space="preserve">are protected during the last two weeks of the hunting season. </w:t>
-      </w:r>
-      <w:r>
-        <w:t xml:space="preserve"> </w:t>
-      </w:r>
-      <w:r>
-        <w:t>Bison taken in the Gardiner Basin were recorded</w:t>
+        <w:t>are protected during the last two weeks of the hunting season. Bison taken in the Gardiner Basin were recorded</w:t>
       </w:r>
       <w:r>
         <w:t xml:space="preserve"> by the NPS Bison Office</w:t>
@@ -1363,7 +1473,7 @@
         <w:fldChar w:fldCharType="end"/>
       </w:r>
       <w:r>
-        <w:t xml:space="preserve"> NPS Bison Office unpublished data).  </w:t>
+        <w:t xml:space="preserve"> NPS Bison Office unpublished data). </w:t>
       </w:r>
       <w:commentRangeEnd w:id="3"/>
       <w:r>
@@ -1375,7 +1485,7 @@
         <w:commentReference w:id="3"/>
       </w:r>
       <w:r>
-        <w:t xml:space="preserve"> We </w:t>
+        <w:t xml:space="preserve">We </w:t>
       </w:r>
       <w:commentRangeStart w:id="4"/>
       <w:r>
@@ -1432,7 +1542,13 @@
         <w:t xml:space="preserve"> that predicts carrion locations from wolf movements, timing, and landscape features. The model makes no determinations about the prey species or cause of death</w:t>
       </w:r>
       <w:r>
-        <w:t xml:space="preserve"> and only functions optimally during The winter study periods performed by the Wolf, Cougar, and Elk Project (November 15 – December 15, March 1- 30)</w:t>
+        <w:t xml:space="preserve"> and only functions optimally during </w:t>
+      </w:r>
+      <w:r>
+        <w:t>t</w:t>
+      </w:r>
+      <w:r>
+        <w:t>he winter study periods performed by the Wolf, Cougar, and Elk Project (November 15 – December 15, March 1- 30)</w:t>
       </w:r>
       <w:r>
         <w:t xml:space="preserve">. Each wolf kill was available to be used by ravens from the beginning of wolf use until </w:t>
@@ -1511,7 +1627,7 @@
         <w:commentReference w:id="7"/>
       </w:r>
       <w:r>
-        <w:t xml:space="preserve">)  from GPS points collected during the breeding season (May - July). We used a less inclusive 90% MCP to remove excursive movements made after nest failure when adults </w:t>
+        <w:t xml:space="preserve">) from GPS points collected during the breeding season (May - July). We used a less inclusive 90% MCP to remove excursive movements made after nest failure when adults </w:t>
       </w:r>
       <w:r>
         <w:t>were</w:t>
@@ -1535,7 +1651,19 @@
         <w:t>th</w:t>
       </w:r>
       <w:r>
-        <w:t xml:space="preserve">. We removed days with fewer than 10 GPS points where the raven did not leave its territory or did not visit the hunting area because the data may have been insufficient to detect the movement. At a 30-minute fix-rate (which can be conservative for winter due to low battery levels) 10 GPS points represent 5 hours, which is half of daylight hours. </w:t>
+        <w:t>. We removed days with fewer than 10 GPS points where the raven did not leave its territory or did not visit the hunting area because the data may have been insufficient to detect the movement. At a 30-minute fix-rate</w:t>
+      </w:r>
+      <w:r>
+        <w:t>,</w:t>
+      </w:r>
+      <w:r>
+        <w:t xml:space="preserve"> 10 GPS points represent 5 hours, which is half of</w:t>
+      </w:r>
+      <w:r>
+        <w:t xml:space="preserve"> winter</w:t>
+      </w:r>
+      <w:r>
+        <w:t xml:space="preserve"> daylight hours. </w:t>
       </w:r>
     </w:p>
     <w:p>
@@ -1808,18 +1936,9 @@
         <w:spacing w:line="480" w:lineRule="auto"/>
         <w:ind w:firstLine="720"/>
       </w:pPr>
-      <w:r>
-        <w:t xml:space="preserve">Between October 2019 and March 2024, we gathered </w:t>
-      </w:r>
       <w:commentRangeStart w:id="9"/>
       <w:r>
-        <w:t>5</w:t>
-      </w:r>
-      <w:r>
-        <w:t>931</w:t>
-      </w:r>
-      <w:r>
-        <w:t xml:space="preserve"> decision days </w:t>
+        <w:t>Between</w:t>
       </w:r>
       <w:commentRangeEnd w:id="9"/>
       <w:r>
@@ -1831,152 +1950,17 @@
         <w:commentReference w:id="9"/>
       </w:r>
       <w:r>
-        <w:t>(mean =</w:t>
-      </w:r>
-      <w:r>
-        <w:t xml:space="preserve"> </w:t>
-      </w:r>
-      <w:r>
-        <w:t>2</w:t>
-      </w:r>
-      <w:r>
-        <w:t>96.6</w:t>
-      </w:r>
-      <w:r>
-        <w:t xml:space="preserve">, range = </w:t>
-      </w:r>
-      <w:r>
-        <w:t>17</w:t>
-      </w:r>
-      <w:r>
-        <w:t xml:space="preserve"> </w:t>
-      </w:r>
-      <w:r>
-        <w:t>–</w:t>
-      </w:r>
-      <w:r>
-        <w:t xml:space="preserve"> </w:t>
-      </w:r>
-      <w:r>
-        <w:t>805, sd = 211.7</w:t>
-      </w:r>
-      <w:r>
-        <w:t xml:space="preserve">) from 20 territorial ravens (12 female, 8 male). Ravens decided to leave their territories an average of </w:t>
-      </w:r>
-      <w:r>
-        <w:t>67</w:t>
-      </w:r>
-      <w:r>
-        <w:t xml:space="preserve">% of days (range = </w:t>
-      </w:r>
-      <w:r>
-        <w:t xml:space="preserve">27.8 </w:t>
-      </w:r>
-      <w:r>
-        <w:t xml:space="preserve">– </w:t>
-      </w:r>
-      <w:r>
-        <w:t>91.8</w:t>
-      </w:r>
-      <w:r>
-        <w:t xml:space="preserve">%, sd = </w:t>
-      </w:r>
-      <w:r>
-        <w:t>17.1</w:t>
-      </w:r>
-      <w:r>
-        <w:t xml:space="preserve">%). After leaving their territory, ravens traveled </w:t>
-      </w:r>
-      <w:r>
-        <w:t xml:space="preserve">between 7.4 and 64 km (median = </w:t>
-      </w:r>
-      <w:r>
-        <w:t>3</w:t>
-      </w:r>
-      <w:r>
-        <w:t>2</w:t>
-      </w:r>
-      <w:r>
-        <w:t xml:space="preserve">.6 km, sd = 15.7) to forage in the </w:t>
-      </w:r>
-      <w:r>
-        <w:t xml:space="preserve">Gardiner </w:t>
-      </w:r>
-      <w:r>
-        <w:t>hunting area</w:t>
-      </w:r>
-      <w:r>
-        <w:t>s</w:t>
-      </w:r>
-      <w:r>
-        <w:t xml:space="preserve"> </w:t>
-      </w:r>
-      <w:r>
-        <w:t>57.7</w:t>
-      </w:r>
-      <w:r>
-        <w:t xml:space="preserve">% of days (range = 0 – </w:t>
-      </w:r>
-      <w:r>
-        <w:t>100</w:t>
-      </w:r>
-      <w:r>
-        <w:t>%, sd = 3</w:t>
-      </w:r>
-      <w:r>
-        <w:t>4</w:t>
-      </w:r>
-      <w:r>
-        <w:t>.</w:t>
-      </w:r>
+        <w:t xml:space="preserve"> October 2019 and March 2024, we gathered </w:t>
+      </w:r>
+      <w:commentRangeStart w:id="10"/>
       <w:r>
         <w:t>5</w:t>
       </w:r>
       <w:r>
-        <w:t>%). Two ravens residing at Old Faithful (7485, 7494; 63 km from hunting regions), the territories farthest from the hunting regions, never traveled to the hunting area</w:t>
-      </w:r>
-      <w:r>
-        <w:t xml:space="preserve"> and preferred to forage in West Yellowstone, MT </w:t>
-      </w:r>
-      <w:r>
-        <w:t xml:space="preserve">(Fig. </w:t>
-      </w:r>
-      <w:r>
-        <w:t>3</w:t>
-      </w:r>
-      <w:r>
-        <w:t xml:space="preserve">). </w:t>
-      </w:r>
-      <w:r>
-        <w:t>Conversely, there were</w:t>
-      </w:r>
-      <w:r>
-        <w:t xml:space="preserve"> also</w:t>
-      </w:r>
-      <w:r>
-        <w:t xml:space="preserve"> individuals (8900, 7495, 7489_2) that preferred to visit the Gardiner hunting regions</w:t>
-      </w:r>
-      <w:r>
-        <w:t xml:space="preserve"> (Fig. )</w:t>
-      </w:r>
-      <w:r>
-        <w:t>.</w:t>
-      </w:r>
-    </w:p>
-    <w:p>
-      <w:pPr>
-        <w:spacing w:line="480" w:lineRule="auto"/>
-        <w:ind w:firstLine="720"/>
-      </w:pPr>
-      <w:r>
-        <w:t>Ravens began making consistent trips to the Gardiner hunting region at the beginning of the MTFWP rifle hunting season in the last week of October</w:t>
-      </w:r>
-      <w:r>
-        <w:t xml:space="preserve"> (</w:t>
-      </w:r>
-      <w:commentRangeStart w:id="10"/>
-      <w:r>
-        <w:t xml:space="preserve">Fig. </w:t>
+        <w:t>931</w:t>
+      </w:r>
+      <w:r>
+        <w:t xml:space="preserve"> decision days </w:t>
       </w:r>
       <w:commentRangeEnd w:id="10"/>
       <w:r>
@@ -1988,28 +1972,145 @@
         <w:commentReference w:id="10"/>
       </w:r>
       <w:r>
-        <w:t>)</w:t>
-      </w:r>
-      <w:r>
-        <w:t xml:space="preserve">. Despite </w:t>
-      </w:r>
-      <w:r>
-        <w:t>major hunting not occurring during the middle of winter</w:t>
-      </w:r>
-      <w:r>
-        <w:t xml:space="preserve">, </w:t>
-      </w:r>
-      <w:r>
-        <w:t xml:space="preserve">the average number of </w:t>
-      </w:r>
-      <w:r>
-        <w:t xml:space="preserve">trips to the hunting regions </w:t>
-      </w:r>
-      <w:r>
-        <w:t xml:space="preserve">each month </w:t>
-      </w:r>
-      <w:r>
-        <w:t>remained consistent</w:t>
+        <w:t>(mean =</w:t>
+      </w:r>
+      <w:r>
+        <w:t xml:space="preserve"> </w:t>
+      </w:r>
+      <w:r>
+        <w:t>2</w:t>
+      </w:r>
+      <w:r>
+        <w:t>96.6</w:t>
+      </w:r>
+      <w:r>
+        <w:t xml:space="preserve">, range = </w:t>
+      </w:r>
+      <w:r>
+        <w:t>17</w:t>
+      </w:r>
+      <w:r>
+        <w:t xml:space="preserve"> </w:t>
+      </w:r>
+      <w:r>
+        <w:t>–</w:t>
+      </w:r>
+      <w:r>
+        <w:t xml:space="preserve"> </w:t>
+      </w:r>
+      <w:r>
+        <w:t>805, sd = 211.7</w:t>
+      </w:r>
+      <w:r>
+        <w:t xml:space="preserve">) from 20 territorial ravens (12 female, 8 male). Ravens decided to leave their territories an average of </w:t>
+      </w:r>
+      <w:r>
+        <w:t>67</w:t>
+      </w:r>
+      <w:r>
+        <w:t xml:space="preserve">% of days (range = </w:t>
+      </w:r>
+      <w:r>
+        <w:t xml:space="preserve">27.8 </w:t>
+      </w:r>
+      <w:r>
+        <w:t xml:space="preserve">– </w:t>
+      </w:r>
+      <w:r>
+        <w:t>91.8</w:t>
+      </w:r>
+      <w:r>
+        <w:t xml:space="preserve">%, sd = </w:t>
+      </w:r>
+      <w:r>
+        <w:t>17.1</w:t>
+      </w:r>
+      <w:r>
+        <w:t xml:space="preserve">%). After leaving their territory, ravens traveled </w:t>
+      </w:r>
+      <w:r>
+        <w:t xml:space="preserve">between 7.4 and 64 km (median = </w:t>
+      </w:r>
+      <w:r>
+        <w:t>3</w:t>
+      </w:r>
+      <w:r>
+        <w:t>2</w:t>
+      </w:r>
+      <w:r>
+        <w:t xml:space="preserve">.6 km, sd = 15.7) to forage in the </w:t>
+      </w:r>
+      <w:r>
+        <w:t xml:space="preserve">Gardiner </w:t>
+      </w:r>
+      <w:r>
+        <w:t>hunting area</w:t>
+      </w:r>
+      <w:r>
+        <w:t>s</w:t>
+      </w:r>
+      <w:r>
+        <w:t xml:space="preserve"> </w:t>
+      </w:r>
+      <w:r>
+        <w:t>57.7</w:t>
+      </w:r>
+      <w:r>
+        <w:t xml:space="preserve">% of days (range = 0 – </w:t>
+      </w:r>
+      <w:r>
+        <w:t>100</w:t>
+      </w:r>
+      <w:r>
+        <w:t>%, sd = 3</w:t>
+      </w:r>
+      <w:r>
+        <w:t>4</w:t>
+      </w:r>
+      <w:r>
+        <w:t>.</w:t>
+      </w:r>
+      <w:r>
+        <w:t>5</w:t>
+      </w:r>
+      <w:r>
+        <w:t>%). Two ravens residing at Old Faithful (7485, 7494; 63 km from hunting regions), the territories farthest from the hunting regions, never traveled to the hunting area</w:t>
+      </w:r>
+      <w:r>
+        <w:t xml:space="preserve"> and preferred to forage in West Yellowstone, MT </w:t>
+      </w:r>
+      <w:r>
+        <w:t xml:space="preserve">(Fig. </w:t>
+      </w:r>
+      <w:r>
+        <w:t>3</w:t>
+      </w:r>
+      <w:r>
+        <w:t xml:space="preserve">). </w:t>
+      </w:r>
+      <w:r>
+        <w:t>Conversely, there were</w:t>
+      </w:r>
+      <w:r>
+        <w:t xml:space="preserve"> also</w:t>
+      </w:r>
+      <w:r>
+        <w:t xml:space="preserve"> individuals (8900, 7495, 7489_2) that preferred to visit the Gardiner hunting regions</w:t>
+      </w:r>
+      <w:r>
+        <w:t xml:space="preserve"> (Fig. )</w:t>
+      </w:r>
+      <w:r>
+        <w:t>.</w:t>
+      </w:r>
+    </w:p>
+    <w:p>
+      <w:pPr>
+        <w:spacing w:line="480" w:lineRule="auto"/>
+        <w:ind w:firstLine="720"/>
+      </w:pPr>
+      <w:r>
+        <w:t>Ravens began making consistent trips to the Gardiner hunting region at the beginning of the MTFWP rifle hunting season in the last week of October</w:t>
       </w:r>
       <w:r>
         <w:t xml:space="preserve"> (</w:t>
@@ -2031,123 +2132,47 @@
         <w:t>)</w:t>
       </w:r>
       <w:r>
-        <w:t>.</w:t>
-      </w:r>
-      <w:r>
-        <w:t xml:space="preserve"> </w:t>
-      </w:r>
-      <w:r>
-        <w:t>Ravens visited t</w:t>
-      </w:r>
-      <w:r>
-        <w:t xml:space="preserve">he landfill and sewage treatment ponds </w:t>
-      </w:r>
-      <w:r>
-        <w:t xml:space="preserve">located </w:t>
-      </w:r>
-      <w:r>
-        <w:t>with</w:t>
-      </w:r>
-      <w:r>
-        <w:t>in the</w:t>
-      </w:r>
-      <w:r>
-        <w:t xml:space="preserve"> Gardiner</w:t>
-      </w:r>
-      <w:r>
-        <w:t xml:space="preserve"> hunting regions </w:t>
-      </w:r>
-      <w:r>
-        <w:t xml:space="preserve">throughout the winter </w:t>
-      </w:r>
-      <w:r>
-        <w:lastRenderedPageBreak/>
-        <w:t xml:space="preserve">to forage for food as well </w:t>
-      </w:r>
-      <w:r>
-        <w:t>(Fig. 1)</w:t>
-      </w:r>
-      <w:r>
-        <w:t xml:space="preserve">. </w:t>
-      </w:r>
-      <w:r>
-        <w:t xml:space="preserve">We recorded at least one GPS point at </w:t>
-      </w:r>
-      <w:r>
-        <w:t>the landfill and sewage treatment ponds in Gardiner,</w:t>
-      </w:r>
-      <w:r>
-        <w:t xml:space="preserve"> MT,</w:t>
-      </w:r>
-      <w:r>
-        <w:t xml:space="preserve"> an average of </w:t>
-      </w:r>
-      <w:r>
-        <w:t>2</w:t>
-      </w:r>
-      <w:r>
-        <w:t>3</w:t>
-      </w:r>
-      <w:r>
-        <w:t>.</w:t>
-      </w:r>
-      <w:r>
-        <w:t>2</w:t>
-      </w:r>
-      <w:r>
-        <w:t xml:space="preserve">% of trips to the hunting regions throughout the winter (range = 0 – </w:t>
-      </w:r>
-      <w:r>
-        <w:t>57.1</w:t>
-      </w:r>
-      <w:r>
-        <w:t xml:space="preserve">%, sd = </w:t>
-      </w:r>
-      <w:r>
-        <w:t>18.8</w:t>
-      </w:r>
-      <w:r>
-        <w:t xml:space="preserve">%). </w:t>
-      </w:r>
-      <w:r>
-        <w:t>However, visits to the dump varied by month</w:t>
-      </w:r>
-      <w:r>
-        <w:t>,</w:t>
-      </w:r>
-      <w:r>
-        <w:t xml:space="preserve"> with the lowest visitation rates occurring during November and March</w:t>
-      </w:r>
-      <w:r>
-        <w:t xml:space="preserve"> when recreational hunting is most intens</w:t>
-      </w:r>
-      <w:r>
-        <w:t>ive</w:t>
+        <w:t xml:space="preserve">. Despite </w:t>
+      </w:r>
+      <w:r>
+        <w:t>major hunting not occurring during the middle of winter</w:t>
+      </w:r>
+      <w:r>
+        <w:t xml:space="preserve">, </w:t>
+      </w:r>
+      <w:r>
+        <w:t xml:space="preserve">the average number of </w:t>
+      </w:r>
+      <w:r>
+        <w:t xml:space="preserve">trips </w:t>
+      </w:r>
+      <w:r>
+        <w:t xml:space="preserve">a raven made </w:t>
+      </w:r>
+      <w:r>
+        <w:t xml:space="preserve">to the hunting regions </w:t>
+      </w:r>
+      <w:r>
+        <w:t xml:space="preserve">each month </w:t>
+      </w:r>
+      <w:r>
+        <w:t>remained consistent</w:t>
+      </w:r>
+      <w:r>
+        <w:t xml:space="preserve"> after the initial increase </w:t>
+      </w:r>
+      <w:r>
+        <w:t>in</w:t>
+      </w:r>
+      <w:r>
+        <w:t xml:space="preserve"> October</w:t>
       </w:r>
       <w:r>
         <w:t xml:space="preserve"> (</w:t>
       </w:r>
-      <w:r>
-        <w:t xml:space="preserve">Supp. </w:t>
-      </w:r>
-      <w:r>
-        <w:t>Fig. )</w:t>
-      </w:r>
-      <w:r>
-        <w:t>.</w:t>
-      </w:r>
-      <w:r>
-        <w:t xml:space="preserve"> </w:t>
-      </w:r>
-    </w:p>
-    <w:p>
-      <w:pPr>
-        <w:spacing w:line="480" w:lineRule="auto"/>
-        <w:ind w:firstLine="720"/>
-      </w:pPr>
       <w:commentRangeStart w:id="12"/>
       <w:r>
-        <w:t>During</w:t>
+        <w:t xml:space="preserve">Fig. </w:t>
       </w:r>
       <w:commentRangeEnd w:id="12"/>
       <w:r>
@@ -2159,101 +2184,129 @@
         <w:commentReference w:id="12"/>
       </w:r>
       <w:r>
-        <w:t xml:space="preserve"> the</w:t>
+        <w:t>)</w:t>
+      </w:r>
+      <w:r>
+        <w:t>.</w:t>
       </w:r>
       <w:r>
         <w:t xml:space="preserve"> </w:t>
       </w:r>
       <w:r>
-        <w:t xml:space="preserve">Yellowstone Wolf, Cougar, and Elk </w:t>
-      </w:r>
-      <w:r>
-        <w:t>winter study</w:t>
-      </w:r>
-      <w:r>
-        <w:t xml:space="preserve"> sampling periods that had sufficient information about wolf kill availability</w:t>
-      </w:r>
-      <w:r>
-        <w:t xml:space="preserve"> we had 2095 decision days (</w:t>
-      </w:r>
-      <w:r>
-        <w:t>mean = 104.8</w:t>
-      </w:r>
-      <w:r>
-        <w:t>range = 4 – 219, sd = 63)</w:t>
+        <w:t>During these trips, ra</w:t>
+      </w:r>
+      <w:r>
+        <w:t>vens visited t</w:t>
+      </w:r>
+      <w:r>
+        <w:t xml:space="preserve">he landfill and sewage </w:t>
+      </w:r>
+      <w:r>
+        <w:lastRenderedPageBreak/>
+        <w:t xml:space="preserve">treatment ponds </w:t>
+      </w:r>
+      <w:r>
+        <w:t xml:space="preserve">located </w:t>
+      </w:r>
+      <w:r>
+        <w:t>with</w:t>
+      </w:r>
+      <w:r>
+        <w:t>in the</w:t>
+      </w:r>
+      <w:r>
+        <w:t xml:space="preserve"> Gardiner</w:t>
+      </w:r>
+      <w:r>
+        <w:t xml:space="preserve"> hunting regions </w:t>
+      </w:r>
+      <w:r>
+        <w:t xml:space="preserve">to forage for food as well </w:t>
+      </w:r>
+      <w:r>
+        <w:t>(Fig. 1)</w:t>
+      </w:r>
+      <w:r>
+        <w:t xml:space="preserve">. </w:t>
+      </w:r>
+      <w:r>
+        <w:t xml:space="preserve">We recorded at least one GPS point at </w:t>
+      </w:r>
+      <w:r>
+        <w:t>the landfill and sewage treatment ponds in Gardiner,</w:t>
+      </w:r>
+      <w:r>
+        <w:t xml:space="preserve"> MT,</w:t>
+      </w:r>
+      <w:r>
+        <w:t xml:space="preserve"> an average of </w:t>
+      </w:r>
+      <w:r>
+        <w:t>2</w:t>
+      </w:r>
+      <w:r>
+        <w:t>3</w:t>
       </w:r>
       <w:r>
         <w:t>.</w:t>
       </w:r>
       <w:r>
+        <w:t>2</w:t>
+      </w:r>
+      <w:r>
+        <w:t xml:space="preserve">% of trips to the hunting regions throughout the winter (range = 0 – </w:t>
+      </w:r>
+      <w:r>
+        <w:t>57.1</w:t>
+      </w:r>
+      <w:r>
+        <w:t xml:space="preserve">%, sd = </w:t>
+      </w:r>
+      <w:r>
+        <w:t>18.8</w:t>
+      </w:r>
+      <w:r>
+        <w:t xml:space="preserve">%). </w:t>
+      </w:r>
+      <w:r>
+        <w:t>However, visits to the dump varied by month</w:t>
+      </w:r>
+      <w:r>
+        <w:t>,</w:t>
+      </w:r>
+      <w:r>
+        <w:t xml:space="preserve"> with the lowest visitation rates occurring during November and March</w:t>
+      </w:r>
+      <w:r>
+        <w:t xml:space="preserve"> when recreational hunting is most intens</w:t>
+      </w:r>
+      <w:r>
+        <w:t>ive</w:t>
+      </w:r>
+      <w:r>
+        <w:t xml:space="preserve"> (</w:t>
+      </w:r>
+      <w:r>
+        <w:t xml:space="preserve">Supp. </w:t>
+      </w:r>
+      <w:r>
+        <w:t>Fig. )</w:t>
+      </w:r>
+      <w:r>
+        <w:t>.</w:t>
+      </w:r>
+      <w:r>
         <w:t xml:space="preserve"> </w:t>
       </w:r>
-      <w:r>
-        <w:t>W</w:t>
-      </w:r>
-      <w:r>
-        <w:t>olf kills were rarely available</w:t>
-      </w:r>
-      <w:r>
-        <w:t xml:space="preserve"> and utilized</w:t>
-      </w:r>
-      <w:r>
-        <w:t xml:space="preserve"> by individual</w:t>
-      </w:r>
-      <w:r>
-        <w:t xml:space="preserve"> territorial ravens, either within their territory or beyond it. Raven territories were 0.8 – 21.2 km</w:t>
-      </w:r>
-      <w:r>
-        <w:rPr>
-          <w:vertAlign w:val="superscript"/>
-        </w:rPr>
-        <w:t>2</w:t>
-      </w:r>
-      <w:r>
-        <w:t xml:space="preserve"> (median = 3.3 km</w:t>
-      </w:r>
-      <w:r>
-        <w:rPr>
-          <w:vertAlign w:val="superscript"/>
-        </w:rPr>
-        <w:t>2</w:t>
-      </w:r>
-      <w:r>
-        <w:t>,</w:t>
-      </w:r>
-      <w:r>
-        <w:t xml:space="preserve"> sd = 6.3 km</w:t>
-      </w:r>
-      <w:r>
-        <w:rPr>
-          <w:vertAlign w:val="superscript"/>
-        </w:rPr>
-        <w:t>2</w:t>
-      </w:r>
-      <w:r>
-        <w:t>) and each territory only had a wolf kill available for a mean of 3.1% of days (</w:t>
-      </w:r>
-      <w:r>
-        <w:t>n</w:t>
-      </w:r>
-      <w:r>
-        <w:rPr>
-          <w:vertAlign w:val="subscript"/>
-        </w:rPr>
-        <w:t>kills</w:t>
-      </w:r>
-      <w:r>
-        <w:t xml:space="preserve"> = 25, </w:t>
-      </w:r>
-      <w:r>
-        <w:t xml:space="preserve">range = 0 – 25%, sd = 6.1%). </w:t>
-      </w:r>
-      <w:r>
-        <w:t xml:space="preserve">We recorded ravens within 500 m of wolf kills on their territories 26.5% of days we defined as having an available wolf kill (53.1% for within 1000 m) </w:t>
-      </w:r>
+    </w:p>
+    <w:p>
+      <w:pPr>
+        <w:spacing w:line="480" w:lineRule="auto"/>
+        <w:ind w:firstLine="720"/>
+      </w:pPr>
       <w:commentRangeStart w:id="13"/>
       <w:r>
-        <w:t>and ravens visited a particular wolf kill on at least one day during its available duration 32% of the time</w:t>
+        <w:t>During</w:t>
       </w:r>
       <w:commentRangeEnd w:id="13"/>
       <w:r>
@@ -2265,22 +2318,79 @@
         <w:commentReference w:id="13"/>
       </w:r>
       <w:r>
-        <w:t xml:space="preserve">. </w:t>
-      </w:r>
-      <w:r>
-        <w:t xml:space="preserve">Wolf kills were only found outside of the territory on a mean of </w:t>
-      </w:r>
-      <w:r>
-        <w:t>2.8</w:t>
-      </w:r>
-      <w:r>
-        <w:t xml:space="preserve">% of days </w:t>
-      </w:r>
-      <w:r>
-        <w:t xml:space="preserve">when ravens left their territory </w:t>
-      </w:r>
-      <w:r>
-        <w:t>(</w:t>
+        <w:t xml:space="preserve"> the</w:t>
+      </w:r>
+      <w:r>
+        <w:t xml:space="preserve"> </w:t>
+      </w:r>
+      <w:r>
+        <w:t xml:space="preserve">Yellowstone Wolf, Cougar, and Elk </w:t>
+      </w:r>
+      <w:r>
+        <w:t>winter study</w:t>
+      </w:r>
+      <w:r>
+        <w:t xml:space="preserve"> sampling periods that had sufficient information about wolf kill availability</w:t>
+      </w:r>
+      <w:r>
+        <w:t xml:space="preserve"> we had 2095 decision days (</w:t>
+      </w:r>
+      <w:r>
+        <w:t>mean = 104.8</w:t>
+      </w:r>
+      <w:r>
+        <w:t>range = 4 – 219, sd = 63)</w:t>
+      </w:r>
+      <w:r>
+        <w:t>.</w:t>
+      </w:r>
+      <w:r>
+        <w:t xml:space="preserve"> </w:t>
+      </w:r>
+      <w:r>
+        <w:t>W</w:t>
+      </w:r>
+      <w:r>
+        <w:t>olf kills were rarely available</w:t>
+      </w:r>
+      <w:r>
+        <w:t xml:space="preserve"> and utilized</w:t>
+      </w:r>
+      <w:r>
+        <w:t xml:space="preserve"> by individual</w:t>
+      </w:r>
+      <w:r>
+        <w:t xml:space="preserve"> territorial ravens, either within their territory or beyond it. Raven territories were 0.8 – 21.2 km</w:t>
+      </w:r>
+      <w:r>
+        <w:rPr>
+          <w:vertAlign w:val="superscript"/>
+        </w:rPr>
+        <w:t>2</w:t>
+      </w:r>
+      <w:r>
+        <w:t xml:space="preserve"> (median = 3.3 km</w:t>
+      </w:r>
+      <w:r>
+        <w:rPr>
+          <w:vertAlign w:val="superscript"/>
+        </w:rPr>
+        <w:t>2</w:t>
+      </w:r>
+      <w:r>
+        <w:t>,</w:t>
+      </w:r>
+      <w:r>
+        <w:t xml:space="preserve"> sd = 6.3 km</w:t>
+      </w:r>
+      <w:r>
+        <w:rPr>
+          <w:vertAlign w:val="superscript"/>
+        </w:rPr>
+        <w:t>2</w:t>
+      </w:r>
+      <w:r>
+        <w:t>) and each territory only had a wolf kill available for a mean of 3.1% of days (</w:t>
       </w:r>
       <w:r>
         <w:t>n</w:t>
@@ -2292,226 +2402,41 @@
         <w:t>kills</w:t>
       </w:r>
       <w:r>
-        <w:t xml:space="preserve"> = </w:t>
-      </w:r>
-      <w:r>
-        <w:t>4</w:t>
-      </w:r>
-      <w:r>
-        <w:t>4</w:t>
-      </w:r>
-      <w:r>
-        <w:t xml:space="preserve">, </w:t>
-      </w:r>
-      <w:r>
-        <w:t xml:space="preserve">range = </w:t>
-      </w:r>
-      <w:r>
-        <w:t>0</w:t>
-      </w:r>
-      <w:r>
-        <w:t xml:space="preserve"> – </w:t>
-      </w:r>
-      <w:r>
-        <w:t>10.1</w:t>
-      </w:r>
-      <w:r>
-        <w:t xml:space="preserve">%, sd = </w:t>
-      </w:r>
-      <w:r>
-        <w:t>3</w:t>
-      </w:r>
-      <w:r>
-        <w:t>%, Fig. 2). Most extraterritorial trips (</w:t>
-      </w:r>
-      <w:r>
-        <w:t>54.4</w:t>
-      </w:r>
-      <w:r>
-        <w:t>%) with a wolf kill involved the raven investigating the hunting areas as well (range = 1</w:t>
-      </w:r>
-      <w:r>
-        <w:t>4.3</w:t>
-      </w:r>
-      <w:r>
-        <w:t xml:space="preserve"> – 100%, sd = 3</w:t>
-      </w:r>
-      <w:r>
-        <w:t>5.7</w:t>
-      </w:r>
-      <w:r>
-        <w:t xml:space="preserve">%, Fig. 2). </w:t>
-      </w:r>
-    </w:p>
-    <w:p>
-      <w:pPr>
-        <w:spacing w:line="480" w:lineRule="auto"/>
-        <w:rPr>
-          <w:i/>
-          <w:iCs/>
-        </w:rPr>
-      </w:pPr>
-      <w:r>
-        <w:rPr>
-          <w:i/>
-          <w:iCs/>
-        </w:rPr>
-        <w:t>Foraging movement decisions</w:t>
-      </w:r>
-    </w:p>
-    <w:p>
-      <w:pPr>
-        <w:spacing w:line="480" w:lineRule="auto"/>
-        <w:ind w:firstLine="720"/>
-      </w:pPr>
-      <w:r>
-        <w:t xml:space="preserve">Food availability and weather conditions both impacted a raven’s decision to leave its territory. A wolf kill within 1 km of a raven’s territory decreased </w:t>
-      </w:r>
-      <w:r>
-        <w:t>its</w:t>
-      </w:r>
-      <w:r>
-        <w:t xml:space="preserve"> chance</w:t>
-      </w:r>
-      <w:r>
-        <w:t>s</w:t>
-      </w:r>
-      <w:r>
-        <w:t xml:space="preserve"> of leaving its territory</w:t>
-      </w:r>
-      <w:r>
-        <w:t xml:space="preserve"> by </w:t>
-      </w:r>
-      <w:r>
-        <w:t>3.4</w:t>
-      </w:r>
-      <w:r>
-        <w:t xml:space="preserve"> – </w:t>
-      </w:r>
-      <w:r>
-        <w:t>3.8</w:t>
-      </w:r>
-      <w:r>
-        <w:t xml:space="preserve">%, choosing to leave their territory a predicted </w:t>
-      </w:r>
-      <w:r>
-        <w:t>92.7</w:t>
-      </w:r>
-      <w:r>
-        <w:t xml:space="preserve"> – 9</w:t>
-      </w:r>
-      <w:r>
-        <w:t>3.</w:t>
-      </w:r>
-      <w:r>
-        <w:t>6</w:t>
-      </w:r>
-      <w:r>
-        <w:t xml:space="preserve">% of the time </w:t>
-      </w:r>
-      <w:r>
-        <w:lastRenderedPageBreak/>
-        <w:t>a wolf kill was present</w:t>
-      </w:r>
-      <w:r>
-        <w:t xml:space="preserve"> (-0.8, SE = 0.3</w:t>
-      </w:r>
-      <w:r>
-        <w:t>5</w:t>
-      </w:r>
-      <w:r>
-        <w:t>, p &lt; 0.05, Table 1, Fig. 4, 5). The availability of hunter-created carrion did not impact a raven’s decision to leave its territory, regardless of the metric of consideration (hunting biomass: -0.0</w:t>
-      </w:r>
-      <w:r>
-        <w:t>05</w:t>
-      </w:r>
-      <w:r>
-        <w:t>, SE = 0.0</w:t>
-      </w:r>
-      <w:r>
-        <w:t>82</w:t>
-      </w:r>
-      <w:r>
-        <w:t>, p = 0.</w:t>
-      </w:r>
-      <w:r>
-        <w:t>95</w:t>
-      </w:r>
-      <w:r>
-        <w:t>; hunting season: -0.</w:t>
-      </w:r>
-      <w:r>
-        <w:t>13</w:t>
-      </w:r>
-      <w:r>
-        <w:t>, SE = 0.</w:t>
-      </w:r>
-      <w:r>
-        <w:t>22</w:t>
-      </w:r>
-      <w:r>
-        <w:t>, p = 0.</w:t>
-      </w:r>
-      <w:r>
-        <w:t>56</w:t>
-      </w:r>
-      <w:r>
-        <w:t>, Fig. 4, 5</w:t>
-      </w:r>
-      <w:r>
-        <w:t xml:space="preserve">; </w:t>
-      </w:r>
-      <w:r>
-        <w:t xml:space="preserve">Table 1, Fig. 4). Ravens were less likely to leave their territory during March compared to November and December (-0.46, SE = 0.21, p &lt; 0.05, Table 1). </w:t>
-      </w:r>
-      <w:r>
-        <w:t xml:space="preserve">This effect showed evidence for an interaction with snow depth where snow depth </w:t>
-      </w:r>
-      <w:r>
-        <w:t xml:space="preserve">had a stronger impact in late winter with less snow leading to lower probabilities of </w:t>
-      </w:r>
-      <w:r>
-        <w:t>traveling beyond the</w:t>
-      </w:r>
-      <w:r>
-        <w:t xml:space="preserve"> territory</w:t>
-      </w:r>
-      <w:r>
-        <w:t xml:space="preserve"> </w:t>
-      </w:r>
-      <w:r>
-        <w:t>(</w:t>
-      </w:r>
-      <w:r>
-        <w:t>-0.55</w:t>
-      </w:r>
-      <w:r>
-        <w:t>, SE = 0.</w:t>
-      </w:r>
-      <w:r>
-        <w:t>32</w:t>
-      </w:r>
-      <w:r>
-        <w:t>, p = 0.</w:t>
-      </w:r>
-      <w:r>
-        <w:t>08</w:t>
-      </w:r>
-      <w:r>
-        <w:t>, Table 1). The removal of the weather covariates from the model did lead to a positive impact of other ravens traveling from their territory (0.18, SE = 0.079, p &lt; 0.05, Sup. Table 2).</w:t>
-      </w:r>
-    </w:p>
-    <w:p>
-      <w:pPr>
-        <w:spacing w:line="480" w:lineRule="auto"/>
-        <w:ind w:firstLine="720"/>
-      </w:pPr>
-      <w:r>
-        <w:t xml:space="preserve">When a raven left its territory, its destination was influenced by many factors. Ravens were more likely to visit the hunting regions during the </w:t>
+        <w:t xml:space="preserve"> = 25, </w:t>
+      </w:r>
+      <w:r>
+        <w:t xml:space="preserve">range = 0 – 25%, sd = 6.1%). </w:t>
+      </w:r>
+      <w:r>
+        <w:t>We recorded ravens within 500 m</w:t>
+      </w:r>
+      <w:r>
+        <w:t>eters</w:t>
+      </w:r>
+      <w:r>
+        <w:t xml:space="preserve"> of</w:t>
+      </w:r>
+      <w:r>
+        <w:t xml:space="preserve"> a</w:t>
+      </w:r>
+      <w:r>
+        <w:t xml:space="preserve"> wolf kill </w:t>
+      </w:r>
+      <w:r>
+        <w:t>i</w:t>
+      </w:r>
+      <w:r>
+        <w:t>n their territories 26.5% of days we defined as having an available wolf kill (53.1% for within 1000 m</w:t>
+      </w:r>
+      <w:r>
+        <w:t>eters</w:t>
+      </w:r>
+      <w:r>
+        <w:t xml:space="preserve">) </w:t>
       </w:r>
       <w:commentRangeStart w:id="14"/>
       <w:r>
-        <w:t xml:space="preserve">hunting season </w:t>
+        <w:t>and ravens visited a particular wolf kill on at least one day during its available duration 32% of the time</w:t>
       </w:r>
       <w:commentRangeEnd w:id="14"/>
       <w:r>
@@ -2523,429 +2448,14 @@
         <w:commentReference w:id="14"/>
       </w:r>
       <w:r>
-        <w:t>(0.5</w:t>
-      </w:r>
-      <w:r>
-        <w:t>6</w:t>
-      </w:r>
-      <w:r>
-        <w:t>, SE = 0.19, p &lt; 0.01, Table 2, Fig. 6), but they were not influenced by the actual amount of biomass available in hunting areas (-0.08</w:t>
-      </w:r>
-      <w:r>
-        <w:t>4</w:t>
-      </w:r>
-      <w:r>
-        <w:t>, SE = 0.08, p = 0.</w:t>
-      </w:r>
-      <w:r>
-        <w:t>29</w:t>
-      </w:r>
-      <w:r>
-        <w:t>, Table 2, Fig. 6). When a wolf kill was located outside of a raven’s territory, it greatly reduced the likelihood of visiting the hunting area</w:t>
-      </w:r>
-      <w:r>
-        <w:t xml:space="preserve"> by 4</w:t>
-      </w:r>
-      <w:r>
-        <w:t>9</w:t>
-      </w:r>
-      <w:r>
-        <w:t xml:space="preserve"> – 5</w:t>
-      </w:r>
-      <w:r>
-        <w:t>2</w:t>
-      </w:r>
-      <w:r>
-        <w:t>% with a predicted 15 – 2</w:t>
-      </w:r>
-      <w:r>
-        <w:t>3.7</w:t>
-      </w:r>
-      <w:r>
-        <w:t>% of days ending in a visit to the hunting region</w:t>
-      </w:r>
-      <w:r>
-        <w:t xml:space="preserve"> (-2.</w:t>
-      </w:r>
-      <w:r>
-        <w:t>3</w:t>
-      </w:r>
-      <w:r>
-        <w:t>, SE = 0.3</w:t>
-      </w:r>
-      <w:r>
-        <w:t>6</w:t>
-      </w:r>
-      <w:r>
-        <w:t xml:space="preserve">, p &lt; 0.001, Table 2, Fig. 6). Ravens with territories closer to the hunting regions visited the hunting area more often (-1.7, SE = 0.42, p &lt; 0.001, Table 2, Fig. 6). Ravens were more likely to travel to the hunting area when a greater proportion of GPS tracked territorial ravens made the same decision (0.38, SE = 0.081, p &lt; 0.001 Table 2, Fig. 6). Ravens’ visits to the hunting area increased as temperatures dropped (-0.22, SE = 0.078, </w:t>
-      </w:r>
-      <w:r>
-        <w:lastRenderedPageBreak/>
-        <w:t>p &lt; 0.01, Table 2, Fig. 6) and snow depth increased (0.22, SE = 0.094, p &lt; 0.05, Table 2, Fig. 6).</w:t>
-      </w:r>
-      <w:r>
-        <w:t xml:space="preserve"> </w:t>
-      </w:r>
-    </w:p>
-    <w:p>
-      <w:pPr>
-        <w:spacing w:line="480" w:lineRule="auto"/>
-      </w:pPr>
-    </w:p>
-    <w:p>
-      <w:pPr>
-        <w:spacing w:line="480" w:lineRule="auto"/>
-      </w:pPr>
-      <w:r>
-        <w:rPr>
-          <w:b/>
-          <w:bCs/>
-        </w:rPr>
-        <w:t>Discussion</w:t>
-      </w:r>
-    </w:p>
-    <w:p>
-      <w:pPr>
-        <w:spacing w:line="480" w:lineRule="auto"/>
-      </w:pPr>
-      <w:r>
-        <w:tab/>
-        <w:t xml:space="preserve">Organisms face thousands of critical decisions throughout their lives and make decisions on every scale. Macro-scale decisions such as whether to disperse to a new area are made infrequently. These choices confer high-risk and high-reward on an individual’s fitness, potentially reducing competition and providing new breeding opportunities </w:t>
-      </w:r>
-      <w:r>
-        <w:fldChar w:fldCharType="begin"/>
-      </w:r>
-      <w:r>
-        <w:instrText xml:space="preserve"> ADDIN ZOTERO_ITEM CSL_CITATION {"citationID":"mcghizWP","properties":{"formattedCitation":"(Johnson and Gaines 1987, Bonte et al. 2014)","plainCitation":"(Johnson and Gaines 1987, Bonte et al. 2014)","noteIndex":0},"citationItems":[{"id":1187,"uris":["http://zotero.org/users/9968163/items/JEFP2UKR"],"itemData":{"id":1187,"type":"article-journal","abstract":"Three 0.8—ha fenced enclosures (X, Y, and Z) were used to determine the consequences of dispersal on the fitness of individual prairie voles, Microtus ochrogaster. Dispersers from enclosure X were marked and were either placed in a vacant enclosure (Z) or returned to their original enclosure (X) (frustrated dispersers). Enclosure Y contained a population of residents where all dispersers from that population were allowed to leave. The survival and reproduction of animals in all enclosures were monitored for 10 wk. Nine replicates of the experiment were performed over a 2—yr period. There was a greater proportion of subadults among dispersers than among residents. There were no differences in sex ratio or reproductive condition between dispersers and residents. Dispersers had the highest survival, followed by residents on enclosure X, and finally, frustrated dispersers. The reproductive activity of dispersers and frustrated dispersers was equal, and both were greater than that of residents on enclosure X. When survival and reproductive activity were combined into a general fitness index, dispersers had the highest relative fitness. Residents on enclosure X and frustrated dispersers had lower and approximately equal fitness. A comparison of the survival and reproductive activity of animals on enclosures X (where one—half of the dispersers were returned to the enclosure) and Y (where all dispersers were allowed to leave), indicated that only the survival of adult females on enclosure Y increased as a result of the reduced density on that enclosure. It was concluded that (1) dispersal into optimal habitat resulted in high survival and reproduction, (2) frustrated dispersal resulted in low survival, but once these animals became established, they showed high reproductive activity, and (3) females appeared to benefit most from living in a population when density was reduced by dispersal.","container-title":"Ecology","DOI":"10.2307/1938474","ISSN":"1939-9170","issue":"3","language":"en","license":"© 1987 by the Ecological Society of America","note":"_eprint: https://esajournals.onlinelibrary.wiley.com/doi/pdf/10.2307/1938474","page":"684-694","source":"Wiley Online Library","title":"The Selective Basis for Dispersal of the Prairie Vole, Microtus Ochrogaster","volume":"68","author":[{"family":"Johnson","given":"Michael L."},{"family":"Gaines","given":"Michael S."}],"issued":{"date-parts":[["1987"]]}}},{"id":1190,"uris":["http://zotero.org/users/9968163/items/JQGTVAY7"],"itemData":{"id":1190,"type":"article-journal","abstract":"Dispersal is essential for population persistence in transient environments. While costs of dispersal are ubiquitous, individual advantages of dispersal remain poorly understood. Not all individuals from a population disperse, and individual heterogeneity in costs and benefits of dispersal underlie phenotype-dependent dispersal strategies. Dispersing phenotypes are always expected to maximize their fitness by adaptive decision making relative to the alternative strategy of remaining philopatric. While this first principle is well acknowledged in theoretical ecology, empirical verification is extremely difficult, due to a plethora of experimental constraints. We studied fitness prospects of dispersal in a game theoretical context using the two-spotted spider mite Tetranychus urticae as a model species. We demonstrate that dispersing phenotypes represent those individuals able to maximize their fitness in a novel, less populated environment reached after dispersal. In contrast to philopatric phenotypes, successful dispersers performed better in a low density post-dispersal context, but worse in a high density philopatric context. They increased fitness about 450% relative to the strategy of remaining philopatric. The optimization of phenotype-dependent dispersal, thus, maximizes fitness.","container-title":"Ecology","DOI":"10.1890/13-2269.1","ISSN":"1939-9170","issue":"11","language":"en","license":"© 2014 by the Ecological Society of America","note":"_eprint: https://esajournals.onlinelibrary.wiley.com/doi/pdf/10.1890/13-2269.1","page":"3104-3111","source":"Wiley Online Library","title":"Fitness maximization by dispersal: evidence from an invasion experiment","title-short":"Fitness maximization by dispersal","volume":"95","author":[{"family":"Bonte","given":"D."},{"family":"De Roissart","given":"A."},{"family":"Wybouw","given":"N."},{"family":"Van Leeuwen","given":"T."}],"issued":{"date-parts":[["2014"]]}}}],"schema":"https://github.com/citation-style-language/schema/raw/master/csl-citation.json"} </w:instrText>
-      </w:r>
-      <w:r>
-        <w:fldChar w:fldCharType="separate"/>
-      </w:r>
-      <w:r>
-        <w:t>(Johnson and Gaines 1987, Bonte et al. 2014)</w:t>
-      </w:r>
-      <w:r>
-        <w:fldChar w:fldCharType="end"/>
-      </w:r>
-      <w:r>
-        <w:t xml:space="preserve">. Micro-scale decisions enable individuals to optimize efficiency, for example, by reducing predation risk based on location within a herd </w:t>
-      </w:r>
-      <w:r>
-        <w:fldChar w:fldCharType="begin"/>
-      </w:r>
-      <w:r>
-        <w:instrText xml:space="preserve"> ADDIN ZOTERO_ITEM CSL_CITATION {"citationID":"unv9OV50","properties":{"formattedCitation":"(Morrell et al. 2011)","plainCitation":"(Morrell et al. 2011)","noteIndex":0},"citationItems":[{"id":1194,"uris":["http://zotero.org/users/9968163/items/QI8ZNDL4"],"itemData":{"id":1194,"type":"article-journal","container-title":"Behavioral Ecology","DOI":"10.1093/beheco/arq157","ISSN":"1045-2249, 1465-7279","issue":"1","journalAbbreviation":"Behavioral Ecology","language":"en","page":"16-22","source":"DOI.org (Crossref)","title":"Spatial positioning in the selfish herd","volume":"22","author":[{"family":"Morrell","given":"L. J."},{"family":"Ruxton","given":"G. D."},{"family":"James","given":"R."}],"issued":{"date-parts":[["2011",1,1]]}}}],"schema":"https://github.com/citation-style-language/schema/raw/master/csl-citation.json"} </w:instrText>
-      </w:r>
-      <w:r>
-        <w:fldChar w:fldCharType="separate"/>
-      </w:r>
-      <w:r>
-        <w:t>(Morrell et al. 2011)</w:t>
-      </w:r>
-      <w:r>
-        <w:fldChar w:fldCharType="end"/>
-      </w:r>
-      <w:r>
-        <w:t xml:space="preserve">. At the daily level, </w:t>
-      </w:r>
-      <w:r>
-        <w:t xml:space="preserve">foraging </w:t>
-      </w:r>
-      <w:r>
-        <w:t>decisions</w:t>
-      </w:r>
-      <w:r>
-        <w:t>,</w:t>
-      </w:r>
-      <w:r>
-        <w:t xml:space="preserve"> often described using optimal foraging theory</w:t>
-      </w:r>
-      <w:r>
-        <w:t>,</w:t>
-      </w:r>
-      <w:r>
-        <w:t xml:space="preserve"> </w:t>
-      </w:r>
-      <w:r>
-        <w:t>give insight into how individuals should</w:t>
-      </w:r>
-      <w:r>
-        <w:t xml:space="preserve"> behav</w:t>
-      </w:r>
-      <w:r>
-        <w:t>e</w:t>
-      </w:r>
-      <w:r>
-        <w:t xml:space="preserve"> to </w:t>
-      </w:r>
-      <w:r>
-        <w:t xml:space="preserve">best </w:t>
-      </w:r>
-      <w:r>
-        <w:t>maximize their overall fitness</w:t>
-      </w:r>
-      <w:r>
-        <w:t xml:space="preserve"> </w:t>
-      </w:r>
-      <w:r>
-        <w:fldChar w:fldCharType="begin"/>
-      </w:r>
-      <w:r>
-        <w:instrText xml:space="preserve"> ADDIN ZOTERO_ITEM CSL_CITATION {"citationID":"cG3hTrkk","properties":{"unsorted":false,"formattedCitation":"(Bedoya-Perez et al. 2013)","plainCitation":"(Bedoya-Perez et al. 2013)","noteIndex":0},"citationItems":[{"id":1751,"uris":["http://zotero.org/users/9968163/items/MRU2TWN4"],"itemData":{"id":1751,"type":"article-journal","abstract":"The giving-up density (GUD) framework provides a powerful experimental approach with a strong theoretical underpinning to quantify foraging outcomes in heterogeneous landscapes. Since its inception, the GUD approach has been applied successfully to a vast range of foraging species and foraging scenarios. However, its application is not simple, as anyone who has tried to use it for the first time might attest. Limitations of the technique were noted at its conception, yet only the artificiality of the patches, the appropriateness of the food resource, and the possibility of multiple visiting foragers were identified. Here we show the current uses of GUD and outline the practical benefits as well as the often overlooked limitations of the technique. We define seven major points that need to be addressed when applying this methodology: (1) the curvilinearity between harvest rate and energy, (2) the energetic state of the forager, (3) the effect of group foraging, (4) food quality and substrate properties, (5) the predictability of the patch, (6) behavioral traits of the forager, and (7) nontarget species. We also suggest how GUD experiments can be enhanced by incorporating complementary methods (such as cameras) to better understand the foraging processes involved in the GUD itself. We conclude that the benefits of using GUD outweigh the costs, but that its limitations should not be ignored. Incorporating new methods when using GUD can potentially offer novel and important insights into the study of foraging behavior.","citation-key":"bedoya-perezPracticalGuideAvoid2013","container-title":"Behavioral Ecology and Sociobiology","DOI":"10.1007/s00265-013-1609-3","ISSN":"1432-0762","issue":"10","journalAbbreviation":"Behav Ecol Sociobiol","language":"en","page":"1541-1553","source":"Springer Link","title":"A practical guide to avoid giving up on giving-up densities","volume":"67","author":[{"family":"Bedoya-Perez","given":"Miguel A."},{"family":"Carthey","given":"Alexandra J. R."},{"family":"Mella","given":"Valentina S. A."},{"family":"McArthur","given":"Clare"},{"family":"Banks","given":"Peter B."}],"issued":{"date-parts":[["2013",10,1]]}}}],"schema":"https://github.com/citation-style-language/schema/raw/master/csl-citation.json"} </w:instrText>
-      </w:r>
-      <w:r>
-        <w:fldChar w:fldCharType="separate"/>
-      </w:r>
-      <w:r>
-        <w:rPr>
-          <w:rFonts w:ascii="Aptos" w:hAnsi="Aptos"/>
-        </w:rPr>
-        <w:t>(Bedoya-Perez et al. 2013)</w:t>
-      </w:r>
-      <w:r>
-        <w:fldChar w:fldCharType="end"/>
-      </w:r>
-      <w:r>
-        <w:t>. These decisions can be influenced by</w:t>
-      </w:r>
-      <w:r>
-        <w:t xml:space="preserve"> immediate</w:t>
-      </w:r>
-      <w:r>
-        <w:t xml:space="preserve"> conditions, such as resource availability</w:t>
-      </w:r>
-      <w:r>
-        <w:t xml:space="preserve"> and weather</w:t>
-      </w:r>
-      <w:r>
-        <w:t xml:space="preserve"> </w:t>
-      </w:r>
-      <w:r>
-        <w:fldChar w:fldCharType="begin"/>
-      </w:r>
-      <w:r>
-        <w:instrText xml:space="preserve"> ADDIN ZOTERO_ITEM CSL_CITATION {"citationID":"1Qim9hzx","properties":{"formattedCitation":"(Grubb 1978, Peat and Goulson 2005)","plainCitation":"(Grubb 1978, Peat and Goulson 2005)","noteIndex":0},"citationItems":[{"id":1199,"uris":["http://zotero.org/users/9968163/items/I2ULE26U"],"itemData":{"id":1199,"type":"article-journal","abstract":"Foraging rates of birds wintering in an Ohio woodlot were dependent on proximate weather conditions. Increased wind velocity and decreased temperature resulted in increased time stationary (s/min), increased number of stops/min, and decreased distance travelled (m/min) for the Downy Woodpecker, Carolina Chickadee, Tufted Titmouse, and White-breasted Nuthatch. Wind velocity effects were heightened as temperature decreased. Analyses of avian community structure based on foraging behavior below the critical thermal environment are now suspect. Future studies of competition in winter must consider the impact of weather.","container-title":"The Auk","DOI":"10.1093/auk/95.2.370","ISSN":"1938-4254","issue":"2","journalAbbreviation":"Auk","page":"370-376","source":"Silverchair","title":"Weather-dependent Foraging Rates of Wintering Woodland Birds","volume":"95","author":[{"family":"Grubb","given":"Thomas C.","suffix":"Jr."}],"issued":{"date-parts":[["1978",4,1]]}}},{"id":1195,"uris":["http://zotero.org/users/9968163/items/H9ZLFIAC"],"itemData":{"id":1195,"type":"article-journal","abstract":"This study examines factors that affect foraging rate of free-flying bumblebees, Bombus terrestris, when collecting nectar, and also what factors determine whether they collect pollen or nectar. We show that nectar foraging rate (mass gathered per unit time) is positively correlated with worker size, in accordance with previous studies. It has been suggested that the greater foraging rate of large bees is due to their higher thermoregulatory capacity in cool conditions, but our data suggest that this is not so. Workers differing in size were not differentially affected by the weather. Regardless of size, naïve bees were poor foragers, often using more resources than they gathered. Foraging rate was not maximised until at least 30 trips had been made from the nest. Foraging rates were positively correlated with humidity, perhaps because nectar secretion rates were higher or evaporation of nectar lower at high humidity. Temperature, wind speed and cloud cover did not significantly influence foraging rate, within the summertime range that occurred during the study. Weather greatly influenced whether bees collected pollen or nectar. Pollen was preferably collected when it was warm, windy, and particularly when humidity was low; and preferably during the middle of the day. We suggest that bees collect pollen in dry conditions, and avoid collecting pollen when there is dew or rain-water droplets on the vegetation, which would make grooming pollen into the corbiculae difficult. Availability of sufficient dry days for pollen collection may be an important factor determining the success of bumblebee colonies.","container-title":"Behavioral Ecology and Sociobiology","DOI":"10.1007/s00265-005-0916-8","ISSN":"1432-0762","issue":"2","journalAbbreviation":"Behav Ecol Sociobiol","language":"en","page":"152-156","source":"Springer Link","title":"Effects of experience and weather on foraging rate and pollen versus nectar collection in the bumblebee, Bombus terrestris","volume":"58","author":[{"family":"Peat","given":"James"},{"family":"Goulson","given":"Dave"}],"issued":{"date-parts":[["2005",6,1]]}}}],"schema":"https://github.com/citation-style-language/schema/raw/master/csl-citation.json"} </w:instrText>
-      </w:r>
-      <w:r>
-        <w:fldChar w:fldCharType="separate"/>
-      </w:r>
-      <w:r>
-        <w:t>(Grubb 1978, Peat and Goulson 2005)</w:t>
-      </w:r>
-      <w:r>
-        <w:fldChar w:fldCharType="end"/>
-      </w:r>
-      <w:r>
-        <w:t xml:space="preserve">, or by more cognitive processes such as memory </w:t>
-      </w:r>
-      <w:r>
-        <w:fldChar w:fldCharType="begin"/>
-      </w:r>
-      <w:r>
-        <w:instrText xml:space="preserve"> ADDIN ZOTERO_ITEM CSL_CITATION {"citationID":"dBWIEYH7","properties":{"formattedCitation":"(Noser and Byrne 2007, Polansky et al. 2015)","plainCitation":"(Noser and Byrne 2007, Polansky et al. 2015)","noteIndex":0},"citationItems":[{"id":1145,"uris":["http://zotero.org/users/9968163/items/JRVDYD5R"],"itemData":{"id":1145,"type":"article-journal","abstract":"The ability of animals to plan their foraging journeys and to approach resources in a goal-directed way may play a key role in cognitive evolution. Furthermore, optimal foraging theory assumes that animals are adapted to take least-effort routes between resources. Empirical evidence for these beliefs is largely lacking, however. We followed a group of chacma baboons over full days during a 16-month field study. We used GPS to investigate route linearity, travel speed and inter-resource distances, and the degree to which movement was guided by direct visual stimuli from the resources. During the dry season the study group travelled rapidly to sparse fruit sources and waterholes along linear paths over large distances. Inter-resource distances were larger than distances from which the resources could be seen. Seed resources, although situated closer to the sleeping site than fruit sources, were bypassed in the mornings and consumed predominantly in the afternoons, when movements were less linear, slower and shorter. During the rainy season, the animals left their sleeping sites earlier when visiting restricted and patchily distributed fig trees than when visiting abundant and evenly distributed fruit resources. However, travel speed and route linearity were not always associated with goal directedness, because the baboons approached the single sleeping site, presumably a vital resource, slowly and indirectly. Our results suggest that baboons plan their journeys, actively choosing between several out-of-sight resources and approaching them in an efficient, goal-directed way, characteristics commonly used as diagnostic for the presence of a cognitive map and episodic memory.","container-title":"Animal Behaviour","DOI":"10.1016/j.anbehav.2006.04.012","ISSN":"0003-3472","issue":"2","journalAbbreviation":"Animal Behaviour","page":"257-266","source":"ScienceDirect","title":"Travel routes and planning of visits to out-of-sight resources in wild chacma baboons, &lt;i&gt;Papio ursinus&lt;/i&gt;","volume":"73","author":[{"family":"Noser","given":"Rahel"},{"family":"Byrne","given":"Richard W."}],"issued":{"date-parts":[["2007",2,1]]}}},{"id":1147,"uris":["http://zotero.org/users/9968163/items/DGHD5DI8"],"itemData":{"id":1147,"type":"article-journal","abstract":"Spatial memory facilitates resource acquisition where resources are patchy, but how it influences movement behaviour of wide-ranging species remains to be resolved. We examined African elephant spatial memory reflected in movement decisions regarding access to perennial waterholes. State–space models of movement data revealed a rapid, highly directional movement behaviour almost exclusively associated with visiting perennial water. Behavioural change point (BCP) analyses demonstrated that these goal-oriented movements were initiated on average 4.59 km, and up to 49.97 km, from the visited waterhole, with the closest waterhole accessed 90% of the time. Distances of decision points increased when switching to different waterholes, during the dry season, or for female groups relative to males, while selection of the closest waterhole decreased when switching. Overall, our analyses indicated detailed spatial knowledge over large scales, enabling elephants to minimize travel distance through highly directional movement when accessing water. We discuss the likely cognitive and socioecological mechanisms driving these spatially precise movements that are most consistent with our findings. By applying modern analytic techniques to high-resolution movement data, this study illustrates emerging approaches for studying how cognition structures animal movement behaviour in different ecological and social contexts.","container-title":"Proceedings of the Royal Society B: Biological Sciences","DOI":"10.1098/rspb.2014.3042","ISSN":"0962-8452","issue":"1805","journalAbbreviation":"Proc Biol Sci","page":"20143042","source":"Silverchair","title":"Elucidating the significance of spatial memory on movement decisions by African savannah elephants using state–space models","volume":"282","author":[{"family":"Polansky","given":"Leo"},{"family":"Kilian","given":"Werner"},{"family":"Wittemyer","given":"George"}],"issued":{"date-parts":[["2015",4,22]]}}}],"schema":"https://github.com/citation-style-language/schema/raw/master/csl-citation.json"} </w:instrText>
-      </w:r>
-      <w:r>
-        <w:fldChar w:fldCharType="separate"/>
-      </w:r>
-      <w:r>
-        <w:t>(Noser and Byrne 2007, Polansky et al. 2015)</w:t>
-      </w:r>
-      <w:r>
-        <w:fldChar w:fldCharType="end"/>
-      </w:r>
-      <w:r>
         <w:t xml:space="preserve">. </w:t>
       </w:r>
-    </w:p>
-    <w:p>
-      <w:pPr>
-        <w:spacing w:line="480" w:lineRule="auto"/>
-        <w:ind w:firstLine="720"/>
-      </w:pPr>
-      <w:r>
-        <w:t xml:space="preserve">Place-bound ravens do not seasonally abandon territories to track distant resources, as some non-territorial ungulates do to track palatable foods </w:t>
-      </w:r>
-      <w:r>
-        <w:fldChar w:fldCharType="begin"/>
-      </w:r>
-      <w:r>
-        <w:instrText xml:space="preserve"> ADDIN ZOTERO_ITEM CSL_CITATION {"citationID":"tFuQwzVA","properties":{"formattedCitation":"(Middleton et al. 2018)","plainCitation":"(Middleton et al. 2018)","noteIndex":0},"citationItems":[{"id":1202,"uris":["http://zotero.org/users/9968163/items/R95UXR8V"],"itemData":{"id":1202,"type":"article-journal","abstract":"Each spring, migratory herbivores around the world track or ‘surf’ green waves of newly emergent vegetation to distant summer or wet-season ranges. This foraging tactic may help explain the great abundance of migratory herbivores on many seasonal landscapes. However, the underlying fitness benefits of this life-history strategy remain poorly understood. A fundamental prediction of the green-wave hypothesis is that migratory herbivores obtain fitness benefits from surfing waves of newly emergent vegetation more closely than their resident counterparts. Here we evaluate whether this behavior increases body-fat levels – a critically important correlate of reproduction and survival for most ungulates – in elk Cervus elaphus of the Greater Yellowstone Ecosystem. Using satellite imagery and GPS tracking data, we found evidence that migrants (n = 23) indeed surfed the green wave, occupying sites 12.7 days closer to peak green-up than residents (n = 16). Importantly, individual variation in surfing may help account for up to 6 kg of variation in autumn body-fat levels. Our findings point to a pathway for anthropogenic changes to the green wave (e.g. climate change) or migrants’ ability to surf it (e.g. development) to impact migratory populations. To explore this possibility, we evaluated potential population-level consequences of constrained surfing with a heuristic model. If green-wave surfing deteriorates by 5–15 days from observed, our model predicts up to a 20% decrease in pregnancy rates, a 2.5% decrease in population growth, and a 30% decrease in abundance over 50 years. By linking green-wave surfing to fitness and illustrating potential effects on population growth, our study provides new insights into the evolution of migratory behavior and the prospects for the persistence of migratory ungulate populations in a changing world.","container-title":"Oikos","DOI":"10.1111/oik.05227","ISSN":"1600-0706","issue":"7","language":"en","license":"© 2017 The Authors","note":"_eprint: https://nsojournals.onlinelibrary.wiley.com/doi/pdf/10.1111/oik.05227","page":"1060-1068","source":"Wiley Online Library","title":"Green-wave surfing increases fat gain in a migratory ungulate","volume":"127","author":[{"family":"Middleton","given":"Arthur D."},{"family":"Merkle","given":"Jerod A."},{"family":"McWhirter","given":"Douglas E."},{"family":"Cook","given":"John G."},{"family":"Cook","given":"Rachel C."},{"family":"White","given":"P. J."},{"family":"Kauffman","given":"Matthew J."}],"issued":{"date-parts":[["2018"]]}}}],"schema":"https://github.com/citation-style-language/schema/raw/master/csl-citation.json"} </w:instrText>
-      </w:r>
-      <w:r>
-        <w:fldChar w:fldCharType="separate"/>
-      </w:r>
-      <w:r>
-        <w:t>(Middleton et al. 2018)</w:t>
-      </w:r>
-      <w:r>
-        <w:fldChar w:fldCharType="end"/>
-      </w:r>
-      <w:r>
-        <w:t>. Instead, as hypothesized, ravens used daily knowledge of local resource</w:t>
-      </w:r>
-      <w:r>
-        <w:t xml:space="preserve"> availability</w:t>
-      </w:r>
-      <w:r>
-        <w:t xml:space="preserve"> to decide when to commute from their territories; although, decisions varied widely among individuals (Fig. 2). Ravens remained on their territories more often when a wolf kill was </w:t>
-      </w:r>
-      <w:r>
-        <w:lastRenderedPageBreak/>
-        <w:t xml:space="preserve">present, regardless of whether humans were hunting in distant areas or if such hunting produced large amounts of offal (Fig. 5). When a wolf kill within their territory was not available, ravens traveled to search for alternative foraging opportunities. As predicted, </w:t>
-      </w:r>
-      <w:r>
-        <w:t xml:space="preserve">during these </w:t>
-      </w:r>
-      <w:r>
-        <w:t>days</w:t>
-      </w:r>
-      <w:r>
-        <w:t xml:space="preserve">, </w:t>
-      </w:r>
-      <w:r>
-        <w:t xml:space="preserve">ravens visited the recreational hunting areas more often during the hunting season (Fig. 7) and during harsher weather unless a wolf kill was found outside of their territory. </w:t>
-      </w:r>
-    </w:p>
-    <w:p>
-      <w:pPr>
-        <w:spacing w:line="480" w:lineRule="auto"/>
-        <w:ind w:firstLine="720"/>
-      </w:pPr>
-      <w:r>
-        <w:t xml:space="preserve">Our </w:t>
-      </w:r>
-      <w:r>
-        <w:t>in</w:t>
-      </w:r>
-      <w:r>
-        <w:t xml:space="preserve">ability to detect an effect </w:t>
-      </w:r>
-      <w:r>
-        <w:t>of recreational hunting</w:t>
-      </w:r>
-      <w:r>
-        <w:t xml:space="preserve"> on a ravens</w:t>
-      </w:r>
-      <w:r>
-        <w:t>’</w:t>
-      </w:r>
-      <w:r>
-        <w:t xml:space="preserve"> decision to leave its territory</w:t>
-      </w:r>
-      <w:r>
-        <w:t xml:space="preserve"> </w:t>
-      </w:r>
-      <w:r>
-        <w:t xml:space="preserve">may have been diminished by </w:t>
-      </w:r>
-      <w:r>
-        <w:t xml:space="preserve">including </w:t>
-      </w:r>
-      <w:r>
-        <w:t xml:space="preserve">limited </w:t>
-      </w:r>
-      <w:r>
-        <w:t>data</w:t>
-      </w:r>
-      <w:r>
-        <w:t xml:space="preserve"> from outside</w:t>
-      </w:r>
-      <w:r>
-        <w:t xml:space="preserve"> the hunting season</w:t>
-      </w:r>
-      <w:r>
-        <w:t xml:space="preserve"> </w:t>
-      </w:r>
-      <w:r>
-        <w:t>in the</w:t>
-      </w:r>
-      <w:r>
-        <w:t xml:space="preserve"> model</w:t>
-      </w:r>
-      <w:r>
-        <w:t xml:space="preserve"> </w:t>
-      </w:r>
-      <w:r>
-        <w:t>due to restrictions in</w:t>
-      </w:r>
-      <w:r>
-        <w:t xml:space="preserve"> the timing of</w:t>
-      </w:r>
-      <w:r>
-        <w:t xml:space="preserve"> wolf kill data</w:t>
-      </w:r>
+      <w:r>
+        <w:t>Ravens with larger territories were less likely to visit wolf kills available within their territories (binomial GLM: -0.13, SE = 0.05, p &lt; 0.05)</w:t>
+      </w:r>
+      <w:commentRangeStart w:id="15"/>
       <w:r>
         <w:t>.</w:t>
-      </w:r>
-      <w:r>
-        <w:t xml:space="preserve"> </w:t>
-      </w:r>
-      <w:r>
-        <w:t>Although</w:t>
-      </w:r>
-      <w:r>
-        <w:t>,</w:t>
-      </w:r>
-      <w:r>
-        <w:t xml:space="preserve"> it is likely that other anthropogenic subsidies </w:t>
-      </w:r>
-      <w:r>
-        <w:t>besides</w:t>
-      </w:r>
-      <w:r>
-        <w:t xml:space="preserve"> carrion created during intensive recreational hunting season</w:t>
-      </w:r>
-      <w:r>
-        <w:t>s</w:t>
-      </w:r>
-      <w:r>
-        <w:t xml:space="preserve"> </w:t>
-      </w:r>
-      <w:r>
-        <w:t>are</w:t>
-      </w:r>
-      <w:r>
-        <w:t xml:space="preserve"> </w:t>
-      </w:r>
-      <w:r>
-        <w:t>masking</w:t>
-      </w:r>
-      <w:r>
-        <w:t xml:space="preserve"> </w:t>
-      </w:r>
-      <w:r>
-        <w:t>a specific</w:t>
-      </w:r>
-      <w:r>
-        <w:t xml:space="preserve"> effect of the hunting season</w:t>
-      </w:r>
-      <w:r>
-        <w:t>.</w:t>
-      </w:r>
-      <w:r>
-        <w:t xml:space="preserve"> The Gardiner landfill and waste treatment ponds saw increased use by breeding ravens outside of months with heavy </w:t>
-      </w:r>
-      <w:r>
-        <w:t>recreational hunting</w:t>
-      </w:r>
-      <w:r>
-        <w:t xml:space="preserve"> activity (Fig. ), indicating that ravens may still be visiting the hunting regions, but with the intended purpose of foraging at the landfill. There is also limited recreational hunting occurring </w:t>
-      </w:r>
-      <w:r>
-        <w:t>from</w:t>
-      </w:r>
-      <w:r>
-        <w:t xml:space="preserve"> indigenous tribes with treaty hunting rights. These hunters, while having a more limited take </w:t>
-      </w:r>
-      <w:commentRangeStart w:id="15"/>
-      <w:r>
-        <w:t>(1-2 ungulates a we</w:t>
-      </w:r>
-      <w:r>
-        <w:t>ek)</w:t>
-      </w:r>
-      <w:r>
-        <w:t xml:space="preserve">, </w:t>
       </w:r>
       <w:commentRangeEnd w:id="15"/>
       <w:r>
@@ -2957,17 +2467,271 @@
         <w:commentReference w:id="15"/>
       </w:r>
       <w:r>
-        <w:t xml:space="preserve">still consistently create carrion throughout the other months of the winter that </w:t>
-      </w:r>
-      <w:r>
-        <w:t xml:space="preserve">can </w:t>
-      </w:r>
-      <w:r>
-        <w:t xml:space="preserve">draw large </w:t>
+        <w:t xml:space="preserve"> </w:t>
+      </w:r>
+      <w:r>
+        <w:t xml:space="preserve">Wolf kills were only </w:t>
+      </w:r>
+      <w:r>
+        <w:t>visited</w:t>
+      </w:r>
+      <w:r>
+        <w:t xml:space="preserve"> outside of the territory on a mean of </w:t>
+      </w:r>
+      <w:r>
+        <w:t>2.8</w:t>
+      </w:r>
+      <w:r>
+        <w:t xml:space="preserve">% of days </w:t>
+      </w:r>
+      <w:r>
+        <w:t>that</w:t>
+      </w:r>
+      <w:r>
+        <w:t xml:space="preserve"> </w:t>
+      </w:r>
+      <w:r>
+        <w:t xml:space="preserve">a </w:t>
+      </w:r>
+      <w:r>
+        <w:t xml:space="preserve">raven left </w:t>
+      </w:r>
+      <w:r>
+        <w:t>its</w:t>
+      </w:r>
+      <w:r>
+        <w:t xml:space="preserve"> territory </w:t>
+      </w:r>
+      <w:r>
+        <w:t>(</w:t>
+      </w:r>
+      <w:r>
+        <w:t>n</w:t>
+      </w:r>
+      <w:r>
+        <w:rPr>
+          <w:vertAlign w:val="subscript"/>
+        </w:rPr>
+        <w:t>kills</w:t>
+      </w:r>
+      <w:r>
+        <w:t xml:space="preserve"> = </w:t>
+      </w:r>
+      <w:r>
+        <w:t>4</w:t>
+      </w:r>
+      <w:r>
+        <w:t>4</w:t>
+      </w:r>
+      <w:r>
+        <w:t xml:space="preserve">, </w:t>
+      </w:r>
+      <w:r>
+        <w:t xml:space="preserve">range = </w:t>
+      </w:r>
+      <w:r>
+        <w:t>0</w:t>
+      </w:r>
+      <w:r>
+        <w:t xml:space="preserve"> – </w:t>
+      </w:r>
+      <w:r>
+        <w:t>10.1</w:t>
+      </w:r>
+      <w:r>
+        <w:t xml:space="preserve">%, sd = </w:t>
+      </w:r>
+      <w:r>
+        <w:t>3</w:t>
+      </w:r>
+      <w:r>
+        <w:t xml:space="preserve">%, Fig. 2). </w:t>
+      </w:r>
+      <w:r>
+        <w:t>54.4% of</w:t>
+      </w:r>
+      <w:r>
+        <w:t xml:space="preserve"> extraterritorial trips with a wolf kill involved the raven investigating the hunting areas as well (range = 1</w:t>
+      </w:r>
+      <w:r>
+        <w:t>4.3</w:t>
+      </w:r>
+      <w:r>
+        <w:t xml:space="preserve"> – 100%, sd = 3</w:t>
+      </w:r>
+      <w:r>
+        <w:t>5.7</w:t>
+      </w:r>
+      <w:r>
+        <w:t xml:space="preserve">%, Fig. 2). </w:t>
+      </w:r>
+    </w:p>
+    <w:p>
+      <w:pPr>
+        <w:spacing w:line="480" w:lineRule="auto"/>
+        <w:rPr>
+          <w:i/>
+          <w:iCs/>
+        </w:rPr>
+      </w:pPr>
+      <w:r>
+        <w:rPr>
+          <w:i/>
+          <w:iCs/>
+        </w:rPr>
+        <w:t>Foraging movement decisions</w:t>
+      </w:r>
+    </w:p>
+    <w:p>
+      <w:pPr>
+        <w:spacing w:line="480" w:lineRule="auto"/>
+        <w:ind w:firstLine="720"/>
+      </w:pPr>
+      <w:r>
+        <w:lastRenderedPageBreak/>
+        <w:t xml:space="preserve">Food availability and weather conditions both impacted a raven’s decision to leave its territory. A wolf kill within 1 km of a raven’s territory decreased </w:t>
+      </w:r>
+      <w:r>
+        <w:t>its</w:t>
+      </w:r>
+      <w:r>
+        <w:t xml:space="preserve"> chance</w:t>
+      </w:r>
+      <w:r>
+        <w:t>s</w:t>
+      </w:r>
+      <w:r>
+        <w:t xml:space="preserve"> of leaving its territory</w:t>
+      </w:r>
+      <w:r>
+        <w:t xml:space="preserve"> by </w:t>
+      </w:r>
+      <w:r>
+        <w:t>3.4</w:t>
+      </w:r>
+      <w:r>
+        <w:t xml:space="preserve"> – </w:t>
+      </w:r>
+      <w:r>
+        <w:t>3.8</w:t>
+      </w:r>
+      <w:r>
+        <w:t xml:space="preserve">%, choosing to leave their territory a predicted </w:t>
+      </w:r>
+      <w:r>
+        <w:t>92.7</w:t>
+      </w:r>
+      <w:r>
+        <w:t xml:space="preserve"> – 9</w:t>
+      </w:r>
+      <w:r>
+        <w:t>3.</w:t>
+      </w:r>
+      <w:r>
+        <w:t>6</w:t>
+      </w:r>
+      <w:r>
+        <w:t>% of the time a wolf kill was present</w:t>
+      </w:r>
+      <w:r>
+        <w:t xml:space="preserve"> (-0.8, SE = 0.3</w:t>
+      </w:r>
+      <w:r>
+        <w:t>5</w:t>
+      </w:r>
+      <w:r>
+        <w:t>, p &lt; 0.05, Table 1, Fig. 4, 5). The availability of hunter-created carrion did not impact a raven’s decision to leave its territory, regardless of the metric of consideration (hunting biomass: -0.0</w:t>
+      </w:r>
+      <w:r>
+        <w:t>05</w:t>
+      </w:r>
+      <w:r>
+        <w:t>, SE = 0.0</w:t>
+      </w:r>
+      <w:r>
+        <w:t>82</w:t>
+      </w:r>
+      <w:r>
+        <w:t>, p = 0.</w:t>
+      </w:r>
+      <w:r>
+        <w:t>95</w:t>
+      </w:r>
+      <w:r>
+        <w:t>; hunting season: -0.</w:t>
+      </w:r>
+      <w:r>
+        <w:t>13</w:t>
+      </w:r>
+      <w:r>
+        <w:t>, SE = 0.</w:t>
+      </w:r>
+      <w:r>
+        <w:t>22</w:t>
+      </w:r>
+      <w:r>
+        <w:t>, p = 0.</w:t>
+      </w:r>
+      <w:r>
+        <w:t>56</w:t>
+      </w:r>
+      <w:r>
+        <w:t>, Fig. 4, 5</w:t>
+      </w:r>
+      <w:r>
+        <w:t xml:space="preserve">; </w:t>
+      </w:r>
+      <w:r>
+        <w:t xml:space="preserve">Table 1, Fig. 4). Ravens were less likely to leave their territory during March compared to November and December (-0.46, SE = 0.21, p &lt; 0.05, Table 1). </w:t>
+      </w:r>
+      <w:r>
+        <w:t xml:space="preserve">This effect showed evidence for an interaction with snow depth where snow depth </w:t>
+      </w:r>
+      <w:r>
+        <w:t xml:space="preserve">had a stronger impact in late winter with less snow leading to lower probabilities of </w:t>
+      </w:r>
+      <w:r>
+        <w:t>traveling beyond the</w:t>
+      </w:r>
+      <w:r>
+        <w:t xml:space="preserve"> territory</w:t>
+      </w:r>
+      <w:r>
+        <w:t xml:space="preserve"> </w:t>
+      </w:r>
+      <w:r>
+        <w:t>(</w:t>
+      </w:r>
+      <w:r>
+        <w:t>-0.55</w:t>
+      </w:r>
+      <w:r>
+        <w:t>, SE = 0.</w:t>
+      </w:r>
+      <w:r>
+        <w:t>32</w:t>
+      </w:r>
+      <w:r>
+        <w:t>, p = 0.</w:t>
+      </w:r>
+      <w:r>
+        <w:t>08</w:t>
+      </w:r>
+      <w:r>
+        <w:t>, Table 1). The removal of the weather covariates from the model did lead to a positive impact of other ravens traveling from their territory (0.18, SE = 0.079, p &lt; 0.05, Sup. Table 2).</w:t>
+      </w:r>
+    </w:p>
+    <w:p>
+      <w:pPr>
+        <w:spacing w:line="480" w:lineRule="auto"/>
+        <w:ind w:firstLine="720"/>
+      </w:pPr>
+      <w:r>
+        <w:t xml:space="preserve">When a raven left its territory, its destination was influenced by many factors. Ravens were more likely to visit the hunting regions during the </w:t>
       </w:r>
       <w:commentRangeStart w:id="16"/>
       <w:r>
-        <w:t>groups of ravens</w:t>
+        <w:t xml:space="preserve">hunting season </w:t>
       </w:r>
       <w:commentRangeEnd w:id="16"/>
       <w:r>
@@ -2979,81 +2743,408 @@
         <w:commentReference w:id="16"/>
       </w:r>
       <w:r>
+        <w:t>(0.5</w:t>
+      </w:r>
+      <w:r>
+        <w:t>6</w:t>
+      </w:r>
+      <w:r>
+        <w:t>, SE = 0.19, p &lt; 0.01, Table 2, Fig. 6), but they were not influenced by the actual amount of biomass available in hunting areas (-0.08</w:t>
+      </w:r>
+      <w:r>
+        <w:t>4</w:t>
+      </w:r>
+      <w:r>
+        <w:t>, SE = 0.08, p = 0.</w:t>
+      </w:r>
+      <w:r>
+        <w:t>29</w:t>
+      </w:r>
+      <w:r>
+        <w:t>, Table 2, Fig. 6). When a wolf kill was located outside of a raven’s territory, it greatly reduced the likelihood of visiting the hunting area</w:t>
+      </w:r>
+      <w:r>
+        <w:t xml:space="preserve"> by 4</w:t>
+      </w:r>
+      <w:r>
+        <w:t>9</w:t>
+      </w:r>
+      <w:r>
+        <w:t xml:space="preserve"> – 5</w:t>
+      </w:r>
+      <w:r>
+        <w:t>2</w:t>
+      </w:r>
+      <w:r>
+        <w:t>% with a predicted 15 – 2</w:t>
+      </w:r>
+      <w:r>
+        <w:t>3.7</w:t>
+      </w:r>
+      <w:r>
+        <w:t>% of days ending in a visit to the hunting region</w:t>
+      </w:r>
+      <w:r>
+        <w:t xml:space="preserve"> (-2.</w:t>
+      </w:r>
+      <w:r>
+        <w:t>3</w:t>
+      </w:r>
+      <w:r>
+        <w:t>, SE = 0.3</w:t>
+      </w:r>
+      <w:r>
+        <w:t>6</w:t>
+      </w:r>
+      <w:r>
+        <w:t xml:space="preserve">, p &lt; 0.001, Table 2, Fig. 6). Ravens with territories closer to the hunting regions visited the hunting area more often (-1.7, SE = 0.42, p &lt; 0.001, Table 2, Fig. 6). Ravens were more likely to travel to the hunting area when a greater proportion of GPS </w:t>
+      </w:r>
+      <w:r>
+        <w:lastRenderedPageBreak/>
+        <w:t>tracked territorial ravens made the same decision (0.38, SE = 0.081, p &lt; 0.001 Table 2, Fig. 6). Ravens’ visits to the hunting area increased as temperatures dropped (-0.22, SE = 0.078, p &lt; 0.01, Table 2, Fig. 6) and snow depth increased (0.22, SE = 0.094, p &lt; 0.05, Table 2, Fig. 6).</w:t>
+      </w:r>
+      <w:r>
+        <w:t xml:space="preserve"> </w:t>
+      </w:r>
+    </w:p>
+    <w:p>
+      <w:pPr>
+        <w:spacing w:line="480" w:lineRule="auto"/>
+      </w:pPr>
+    </w:p>
+    <w:p>
+      <w:pPr>
+        <w:spacing w:line="480" w:lineRule="auto"/>
+      </w:pPr>
+      <w:r>
+        <w:rPr>
+          <w:b/>
+          <w:bCs/>
+        </w:rPr>
+        <w:t>Discussion</w:t>
+      </w:r>
+    </w:p>
+    <w:p>
+      <w:pPr>
+        <w:spacing w:line="480" w:lineRule="auto"/>
+      </w:pPr>
+      <w:r>
+        <w:tab/>
+        <w:t xml:space="preserve">Organisms face thousands of critical decisions throughout their lives and make decisions on every scale. Macro-scale decisions such as whether to disperse to a new area are made infrequently. These choices confer high-risk and high-reward on an individual’s fitness, potentially reducing competition and providing new breeding opportunities </w:t>
+      </w:r>
+      <w:r>
+        <w:fldChar w:fldCharType="begin"/>
+      </w:r>
+      <w:r>
+        <w:instrText xml:space="preserve"> ADDIN ZOTERO_ITEM CSL_CITATION {"citationID":"mcghizWP","properties":{"formattedCitation":"(Johnson and Gaines 1987, Bonte et al. 2014)","plainCitation":"(Johnson and Gaines 1987, Bonte et al. 2014)","noteIndex":0},"citationItems":[{"id":1187,"uris":["http://zotero.org/users/9968163/items/JEFP2UKR"],"itemData":{"id":1187,"type":"article-journal","abstract":"Three 0.8—ha fenced enclosures (X, Y, and Z) were used to determine the consequences of dispersal on the fitness of individual prairie voles, Microtus ochrogaster. Dispersers from enclosure X were marked and were either placed in a vacant enclosure (Z) or returned to their original enclosure (X) (frustrated dispersers). Enclosure Y contained a population of residents where all dispersers from that population were allowed to leave. The survival and reproduction of animals in all enclosures were monitored for 10 wk. Nine replicates of the experiment were performed over a 2—yr period. There was a greater proportion of subadults among dispersers than among residents. There were no differences in sex ratio or reproductive condition between dispersers and residents. Dispersers had the highest survival, followed by residents on enclosure X, and finally, frustrated dispersers. The reproductive activity of dispersers and frustrated dispersers was equal, and both were greater than that of residents on enclosure X. When survival and reproductive activity were combined into a general fitness index, dispersers had the highest relative fitness. Residents on enclosure X and frustrated dispersers had lower and approximately equal fitness. A comparison of the survival and reproductive activity of animals on enclosures X (where one—half of the dispersers were returned to the enclosure) and Y (where all dispersers were allowed to leave), indicated that only the survival of adult females on enclosure Y increased as a result of the reduced density on that enclosure. It was concluded that (1) dispersal into optimal habitat resulted in high survival and reproduction, (2) frustrated dispersal resulted in low survival, but once these animals became established, they showed high reproductive activity, and (3) females appeared to benefit most from living in a population when density was reduced by dispersal.","container-title":"Ecology","DOI":"10.2307/1938474","ISSN":"1939-9170","issue":"3","language":"en","license":"© 1987 by the Ecological Society of America","note":"_eprint: https://esajournals.onlinelibrary.wiley.com/doi/pdf/10.2307/1938474","page":"684-694","source":"Wiley Online Library","title":"The Selective Basis for Dispersal of the Prairie Vole, Microtus Ochrogaster","volume":"68","author":[{"family":"Johnson","given":"Michael L."},{"family":"Gaines","given":"Michael S."}],"issued":{"date-parts":[["1987"]]}}},{"id":1190,"uris":["http://zotero.org/users/9968163/items/JQGTVAY7"],"itemData":{"id":1190,"type":"article-journal","abstract":"Dispersal is essential for population persistence in transient environments. While costs of dispersal are ubiquitous, individual advantages of dispersal remain poorly understood. Not all individuals from a population disperse, and individual heterogeneity in costs and benefits of dispersal underlie phenotype-dependent dispersal strategies. Dispersing phenotypes are always expected to maximize their fitness by adaptive decision making relative to the alternative strategy of remaining philopatric. While this first principle is well acknowledged in theoretical ecology, empirical verification is extremely difficult, due to a plethora of experimental constraints. We studied fitness prospects of dispersal in a game theoretical context using the two-spotted spider mite Tetranychus urticae as a model species. We demonstrate that dispersing phenotypes represent those individuals able to maximize their fitness in a novel, less populated environment reached after dispersal. In contrast to philopatric phenotypes, successful dispersers performed better in a low density post-dispersal context, but worse in a high density philopatric context. They increased fitness about 450% relative to the strategy of remaining philopatric. The optimization of phenotype-dependent dispersal, thus, maximizes fitness.","container-title":"Ecology","DOI":"10.1890/13-2269.1","ISSN":"1939-9170","issue":"11","language":"en","license":"© 2014 by the Ecological Society of America","note":"_eprint: https://esajournals.onlinelibrary.wiley.com/doi/pdf/10.1890/13-2269.1","page":"3104-3111","source":"Wiley Online Library","title":"Fitness maximization by dispersal: evidence from an invasion experiment","title-short":"Fitness maximization by dispersal","volume":"95","author":[{"family":"Bonte","given":"D."},{"family":"De Roissart","given":"A."},{"family":"Wybouw","given":"N."},{"family":"Van Leeuwen","given":"T."}],"issued":{"date-parts":[["2014"]]}}}],"schema":"https://github.com/citation-style-language/schema/raw/master/csl-citation.json"} </w:instrText>
+      </w:r>
+      <w:r>
+        <w:fldChar w:fldCharType="separate"/>
+      </w:r>
+      <w:r>
+        <w:t>(Johnson and Gaines 1987, Bonte et al. 2014)</w:t>
+      </w:r>
+      <w:r>
+        <w:fldChar w:fldCharType="end"/>
+      </w:r>
+      <w:r>
+        <w:t xml:space="preserve">. Micro-scale decisions enable individuals to optimize efficiency, for example, by reducing predation risk based on location within a herd </w:t>
+      </w:r>
+      <w:r>
+        <w:fldChar w:fldCharType="begin"/>
+      </w:r>
+      <w:r>
+        <w:instrText xml:space="preserve"> ADDIN ZOTERO_ITEM CSL_CITATION {"citationID":"unv9OV50","properties":{"formattedCitation":"(Morrell et al. 2011)","plainCitation":"(Morrell et al. 2011)","noteIndex":0},"citationItems":[{"id":1194,"uris":["http://zotero.org/users/9968163/items/QI8ZNDL4"],"itemData":{"id":1194,"type":"article-journal","container-title":"Behavioral Ecology","DOI":"10.1093/beheco/arq157","ISSN":"1045-2249, 1465-7279","issue":"1","journalAbbreviation":"Behavioral Ecology","language":"en","page":"16-22","source":"DOI.org (Crossref)","title":"Spatial positioning in the selfish herd","volume":"22","author":[{"family":"Morrell","given":"L. J."},{"family":"Ruxton","given":"G. D."},{"family":"James","given":"R."}],"issued":{"date-parts":[["2011",1,1]]}}}],"schema":"https://github.com/citation-style-language/schema/raw/master/csl-citation.json"} </w:instrText>
+      </w:r>
+      <w:r>
+        <w:fldChar w:fldCharType="separate"/>
+      </w:r>
+      <w:r>
+        <w:t>(Morrell et al. 2011)</w:t>
+      </w:r>
+      <w:r>
+        <w:fldChar w:fldCharType="end"/>
+      </w:r>
+      <w:r>
+        <w:t xml:space="preserve">. At the daily level, </w:t>
+      </w:r>
+      <w:r>
+        <w:t xml:space="preserve">foraging </w:t>
+      </w:r>
+      <w:r>
+        <w:t>decisions</w:t>
+      </w:r>
+      <w:r>
+        <w:t>,</w:t>
+      </w:r>
+      <w:r>
+        <w:t xml:space="preserve"> often described using optimal foraging theory</w:t>
+      </w:r>
+      <w:r>
+        <w:t>,</w:t>
+      </w:r>
+      <w:r>
+        <w:t xml:space="preserve"> </w:t>
+      </w:r>
+      <w:r>
+        <w:t>give insight into how individuals should</w:t>
+      </w:r>
+      <w:r>
+        <w:t xml:space="preserve"> behav</w:t>
+      </w:r>
+      <w:r>
+        <w:t>e</w:t>
+      </w:r>
+      <w:r>
+        <w:t xml:space="preserve"> to </w:t>
+      </w:r>
+      <w:r>
+        <w:t xml:space="preserve">best </w:t>
+      </w:r>
+      <w:r>
+        <w:t>maximize their overall fitness</w:t>
+      </w:r>
+      <w:r>
+        <w:t xml:space="preserve"> </w:t>
+      </w:r>
+      <w:r>
+        <w:fldChar w:fldCharType="begin"/>
+      </w:r>
+      <w:r>
+        <w:instrText xml:space="preserve"> ADDIN ZOTERO_ITEM CSL_CITATION {"citationID":"cG3hTrkk","properties":{"unsorted":false,"formattedCitation":"(Bedoya-Perez et al. 2013)","plainCitation":"(Bedoya-Perez et al. 2013)","noteIndex":0},"citationItems":[{"id":1751,"uris":["http://zotero.org/users/9968163/items/MRU2TWN4"],"itemData":{"id":1751,"type":"article-journal","abstract":"The giving-up density (GUD) framework provides a powerful experimental approach with a strong theoretical underpinning to quantify foraging outcomes in heterogeneous landscapes. Since its inception, the GUD approach has been applied successfully to a vast range of foraging species and foraging scenarios. However, its application is not simple, as anyone who has tried to use it for the first time might attest. Limitations of the technique were noted at its conception, yet only the artificiality of the patches, the appropriateness of the food resource, and the possibility of multiple visiting foragers were identified. Here we show the current uses of GUD and outline the practical benefits as well as the often overlooked limitations of the technique. We define seven major points that need to be addressed when applying this methodology: (1) the curvilinearity between harvest rate and energy, (2) the energetic state of the forager, (3) the effect of group foraging, (4) food quality and substrate properties, (5) the predictability of the patch, (6) behavioral traits of the forager, and (7) nontarget species. We also suggest how GUD experiments can be enhanced by incorporating complementary methods (such as cameras) to better understand the foraging processes involved in the GUD itself. We conclude that the benefits of using GUD outweigh the costs, but that its limitations should not be ignored. Incorporating new methods when using GUD can potentially offer novel and important insights into the study of foraging behavior.","citation-key":"bedoya-perezPracticalGuideAvoid2013","container-title":"Behavioral Ecology and Sociobiology","DOI":"10.1007/s00265-013-1609-3","ISSN":"1432-0762","issue":"10","journalAbbreviation":"Behav Ecol Sociobiol","language":"en","page":"1541-1553","source":"Springer Link","title":"A practical guide to avoid giving up on giving-up densities","volume":"67","author":[{"family":"Bedoya-Perez","given":"Miguel A."},{"family":"Carthey","given":"Alexandra J. R."},{"family":"Mella","given":"Valentina S. A."},{"family":"McArthur","given":"Clare"},{"family":"Banks","given":"Peter B."}],"issued":{"date-parts":[["2013",10,1]]}}}],"schema":"https://github.com/citation-style-language/schema/raw/master/csl-citation.json"} </w:instrText>
+      </w:r>
+      <w:r>
+        <w:fldChar w:fldCharType="separate"/>
+      </w:r>
+      <w:r>
+        <w:rPr>
+          <w:rFonts w:ascii="Aptos" w:hAnsi="Aptos"/>
+        </w:rPr>
+        <w:t>(Bedoya-Perez et al. 2013)</w:t>
+      </w:r>
+      <w:r>
+        <w:fldChar w:fldCharType="end"/>
+      </w:r>
+      <w:r>
+        <w:t>. These decisions can be influenced by</w:t>
+      </w:r>
+      <w:r>
+        <w:t xml:space="preserve"> immediate</w:t>
+      </w:r>
+      <w:r>
+        <w:t xml:space="preserve"> conditions, such as resource availability</w:t>
+      </w:r>
+      <w:r>
+        <w:t xml:space="preserve"> and weather</w:t>
+      </w:r>
+      <w:r>
+        <w:t xml:space="preserve"> </w:t>
+      </w:r>
+      <w:r>
+        <w:fldChar w:fldCharType="begin"/>
+      </w:r>
+      <w:r>
+        <w:instrText xml:space="preserve"> ADDIN ZOTERO_ITEM CSL_CITATION {"citationID":"1Qim9hzx","properties":{"formattedCitation":"(Grubb 1978, Peat and Goulson 2005)","plainCitation":"(Grubb 1978, Peat and Goulson 2005)","noteIndex":0},"citationItems":[{"id":1199,"uris":["http://zotero.org/users/9968163/items/I2ULE26U"],"itemData":{"id":1199,"type":"article-journal","abstract":"Foraging rates of birds wintering in an Ohio woodlot were dependent on proximate weather conditions. Increased wind velocity and decreased temperature resulted in increased time stationary (s/min), increased number of stops/min, and decreased distance travelled (m/min) for the Downy Woodpecker, Carolina Chickadee, Tufted Titmouse, and White-breasted Nuthatch. Wind velocity effects were heightened as temperature decreased. Analyses of avian community structure based on foraging behavior below the critical thermal environment are now suspect. Future studies of competition in winter must consider the impact of weather.","container-title":"The Auk","DOI":"10.1093/auk/95.2.370","ISSN":"1938-4254","issue":"2","journalAbbreviation":"Auk","page":"370-376","source":"Silverchair","title":"Weather-dependent Foraging Rates of Wintering Woodland Birds","volume":"95","author":[{"family":"Grubb","given":"Thomas C.","suffix":"Jr."}],"issued":{"date-parts":[["1978",4,1]]}}},{"id":1195,"uris":["http://zotero.org/users/9968163/items/H9ZLFIAC"],"itemData":{"id":1195,"type":"article-journal","abstract":"This study examines factors that affect foraging rate of free-flying bumblebees, Bombus terrestris, when collecting nectar, and also what factors determine whether they collect pollen or nectar. We show that nectar foraging rate (mass gathered per unit time) is positively correlated with worker size, in accordance with previous studies. It has been suggested that the greater foraging rate of large bees is due to their higher thermoregulatory capacity in cool conditions, but our data suggest that this is not so. Workers differing in size were not differentially affected by the weather. Regardless of size, naïve bees were poor foragers, often using more resources than they gathered. Foraging rate was not maximised until at least 30 trips had been made from the nest. Foraging rates were positively correlated with humidity, perhaps because nectar secretion rates were higher or evaporation of nectar lower at high humidity. Temperature, wind speed and cloud cover did not significantly influence foraging rate, within the summertime range that occurred during the study. Weather greatly influenced whether bees collected pollen or nectar. Pollen was preferably collected when it was warm, windy, and particularly when humidity was low; and preferably during the middle of the day. We suggest that bees collect pollen in dry conditions, and avoid collecting pollen when there is dew or rain-water droplets on the vegetation, which would make grooming pollen into the corbiculae difficult. Availability of sufficient dry days for pollen collection may be an important factor determining the success of bumblebee colonies.","container-title":"Behavioral Ecology and Sociobiology","DOI":"10.1007/s00265-005-0916-8","ISSN":"1432-0762","issue":"2","journalAbbreviation":"Behav Ecol Sociobiol","language":"en","page":"152-156","source":"Springer Link","title":"Effects of experience and weather on foraging rate and pollen versus nectar collection in the bumblebee, Bombus terrestris","volume":"58","author":[{"family":"Peat","given":"James"},{"family":"Goulson","given":"Dave"}],"issued":{"date-parts":[["2005",6,1]]}}}],"schema":"https://github.com/citation-style-language/schema/raw/master/csl-citation.json"} </w:instrText>
+      </w:r>
+      <w:r>
+        <w:fldChar w:fldCharType="separate"/>
+      </w:r>
+      <w:r>
+        <w:t>(Grubb 1978, Peat and Goulson 2005)</w:t>
+      </w:r>
+      <w:r>
+        <w:fldChar w:fldCharType="end"/>
+      </w:r>
+      <w:r>
+        <w:t xml:space="preserve">, or by more cognitive processes such as memory </w:t>
+      </w:r>
+      <w:r>
+        <w:fldChar w:fldCharType="begin"/>
+      </w:r>
+      <w:r>
+        <w:instrText xml:space="preserve"> ADDIN ZOTERO_ITEM CSL_CITATION {"citationID":"dBWIEYH7","properties":{"formattedCitation":"(Noser and Byrne 2007, Polansky et al. 2015)","plainCitation":"(Noser and Byrne 2007, Polansky et al. 2015)","noteIndex":0},"citationItems":[{"id":1145,"uris":["http://zotero.org/users/9968163/items/JRVDYD5R"],"itemData":{"id":1145,"type":"article-journal","abstract":"The ability of animals to plan their foraging journeys and to approach resources in a goal-directed way may play a key role in cognitive evolution. Furthermore, optimal foraging theory assumes that animals are adapted to take least-effort routes between resources. Empirical evidence for these beliefs is largely lacking, however. We followed a group of chacma baboons over full days during a 16-month field study. We used GPS to investigate route linearity, travel speed and inter-resource distances, and the degree to which movement was guided by direct visual stimuli from the resources. During the dry season the study group travelled rapidly to sparse fruit sources and waterholes along linear paths over large distances. Inter-resource distances were larger than distances from which the resources could be seen. Seed resources, although situated closer to the sleeping site than fruit sources, were bypassed in the mornings and consumed predominantly in the afternoons, when movements were less linear, slower and shorter. During the rainy season, the animals left their sleeping sites earlier when visiting restricted and patchily distributed fig trees than when visiting abundant and evenly distributed fruit resources. However, travel speed and route linearity were not always associated with goal directedness, because the baboons approached the single sleeping site, presumably a vital resource, slowly and indirectly. Our results suggest that baboons plan their journeys, actively choosing between several out-of-sight resources and approaching them in an efficient, goal-directed way, characteristics commonly used as diagnostic for the presence of a cognitive map and episodic memory.","container-title":"Animal Behaviour","DOI":"10.1016/j.anbehav.2006.04.012","ISSN":"0003-3472","issue":"2","journalAbbreviation":"Animal Behaviour","page":"257-266","source":"ScienceDirect","title":"Travel routes and planning of visits to out-of-sight resources in wild chacma baboons, &lt;i&gt;Papio ursinus&lt;/i&gt;","volume":"73","author":[{"family":"Noser","given":"Rahel"},{"family":"Byrne","given":"Richard W."}],"issued":{"date-parts":[["2007",2,1]]}}},{"id":1147,"uris":["http://zotero.org/users/9968163/items/DGHD5DI8"],"itemData":{"id":1147,"type":"article-journal","abstract":"Spatial memory facilitates resource acquisition where resources are patchy, but how it influences movement behaviour of wide-ranging species remains to be resolved. We examined African elephant spatial memory reflected in movement decisions regarding access to perennial waterholes. State–space models of movement data revealed a rapid, highly directional movement behaviour almost exclusively associated with visiting perennial water. Behavioural change point (BCP) analyses demonstrated that these goal-oriented movements were initiated on average 4.59 km, and up to 49.97 km, from the visited waterhole, with the closest waterhole accessed 90% of the time. Distances of decision points increased when switching to different waterholes, during the dry season, or for female groups relative to males, while selection of the closest waterhole decreased when switching. Overall, our analyses indicated detailed spatial knowledge over large scales, enabling elephants to minimize travel distance through highly directional movement when accessing water. We discuss the likely cognitive and socioecological mechanisms driving these spatially precise movements that are most consistent with our findings. By applying modern analytic techniques to high-resolution movement data, this study illustrates emerging approaches for studying how cognition structures animal movement behaviour in different ecological and social contexts.","container-title":"Proceedings of the Royal Society B: Biological Sciences","DOI":"10.1098/rspb.2014.3042","ISSN":"0962-8452","issue":"1805","journalAbbreviation":"Proc Biol Sci","page":"20143042","source":"Silverchair","title":"Elucidating the significance of spatial memory on movement decisions by African savannah elephants using state–space models","volume":"282","author":[{"family":"Polansky","given":"Leo"},{"family":"Kilian","given":"Werner"},{"family":"Wittemyer","given":"George"}],"issued":{"date-parts":[["2015",4,22]]}}}],"schema":"https://github.com/citation-style-language/schema/raw/master/csl-citation.json"} </w:instrText>
+      </w:r>
+      <w:r>
+        <w:fldChar w:fldCharType="separate"/>
+      </w:r>
+      <w:r>
+        <w:t>(Noser and Byrne 2007, Polansky et al. 2015)</w:t>
+      </w:r>
+      <w:r>
+        <w:fldChar w:fldCharType="end"/>
+      </w:r>
+      <w:r>
+        <w:t xml:space="preserve">. </w:t>
+      </w:r>
+    </w:p>
+    <w:p>
+      <w:pPr>
+        <w:spacing w:line="480" w:lineRule="auto"/>
+        <w:ind w:firstLine="720"/>
+      </w:pPr>
+      <w:r>
+        <w:t xml:space="preserve">Place-bound ravens do not seasonally abandon territories to track distant resources, as some non-territorial ungulates do to track palatable foods </w:t>
+      </w:r>
+      <w:r>
+        <w:fldChar w:fldCharType="begin"/>
+      </w:r>
+      <w:r>
+        <w:instrText xml:space="preserve"> ADDIN ZOTERO_ITEM CSL_CITATION {"citationID":"tFuQwzVA","properties":{"formattedCitation":"(Middleton et al. 2018)","plainCitation":"(Middleton et al. 2018)","noteIndex":0},"citationItems":[{"id":1202,"uris":["http://zotero.org/users/9968163/items/R95UXR8V"],"itemData":{"id":1202,"type":"article-journal","abstract":"Each spring, migratory herbivores around the world track or ‘surf’ green waves of newly emergent vegetation to distant summer or wet-season ranges. This foraging tactic may help explain the great abundance of migratory herbivores on many seasonal landscapes. However, the underlying fitness benefits of this life-history strategy remain poorly understood. A fundamental prediction of the green-wave hypothesis is that migratory herbivores obtain fitness benefits from surfing waves of newly emergent vegetation more closely than their resident counterparts. Here we evaluate whether this behavior increases body-fat levels – a critically important correlate of reproduction and survival for most ungulates – in elk Cervus elaphus of the Greater Yellowstone Ecosystem. Using satellite imagery and GPS tracking data, we found evidence that migrants (n = 23) indeed surfed the green wave, occupying sites 12.7 days closer to peak green-up than residents (n = 16). Importantly, individual variation in surfing may help account for up to 6 kg of variation in autumn body-fat levels. Our findings point to a pathway for anthropogenic changes to the green wave (e.g. climate change) or migrants’ ability to surf it (e.g. development) to impact migratory populations. To explore this possibility, we evaluated potential population-level consequences of constrained surfing with a heuristic model. If green-wave surfing deteriorates by 5–15 days from observed, our model predicts up to a 20% decrease in pregnancy rates, a 2.5% decrease in population growth, and a 30% decrease in abundance over 50 years. By linking green-wave surfing to fitness and illustrating potential effects on population growth, our study provides new insights into the evolution of migratory behavior and the prospects for the persistence of migratory ungulate populations in a changing world.","container-title":"Oikos","DOI":"10.1111/oik.05227","ISSN":"1600-0706","issue":"7","language":"en","license":"© 2017 The Authors","note":"_eprint: https://nsojournals.onlinelibrary.wiley.com/doi/pdf/10.1111/oik.05227","page":"1060-1068","source":"Wiley Online Library","title":"Green-wave surfing increases fat gain in a migratory ungulate","volume":"127","author":[{"family":"Middleton","given":"Arthur D."},{"family":"Merkle","given":"Jerod A."},{"family":"McWhirter","given":"Douglas E."},{"family":"Cook","given":"John G."},{"family":"Cook","given":"Rachel C."},{"family":"White","given":"P. J."},{"family":"Kauffman","given":"Matthew J."}],"issued":{"date-parts":[["2018"]]}}}],"schema":"https://github.com/citation-style-language/schema/raw/master/csl-citation.json"} </w:instrText>
+      </w:r>
+      <w:r>
+        <w:fldChar w:fldCharType="separate"/>
+      </w:r>
+      <w:r>
+        <w:t>(Middleton et al. 2018)</w:t>
+      </w:r>
+      <w:r>
+        <w:fldChar w:fldCharType="end"/>
+      </w:r>
+      <w:r>
+        <w:t>. Instead, as hypothesized, ravens used daily knowledge of local resource</w:t>
+      </w:r>
+      <w:r>
+        <w:t xml:space="preserve"> availability</w:t>
+      </w:r>
+      <w:r>
+        <w:t xml:space="preserve"> </w:t>
+      </w:r>
+      <w:r>
+        <w:lastRenderedPageBreak/>
+        <w:t xml:space="preserve">to decide when to commute from their territories; although, decisions varied widely among individuals (Fig. 2). Ravens remained on their territories more often when a wolf kill was present, regardless of whether humans were hunting in distant areas or if such hunting produced large amounts of offal (Fig. 5). When a wolf kill within their territory was not available, ravens traveled to search for alternative foraging opportunities. As predicted, </w:t>
+      </w:r>
+      <w:r>
+        <w:t xml:space="preserve">during these </w:t>
+      </w:r>
+      <w:r>
+        <w:t>days</w:t>
+      </w:r>
+      <w:r>
+        <w:t xml:space="preserve">, </w:t>
+      </w:r>
+      <w:r>
+        <w:t xml:space="preserve">ravens visited the recreational hunting areas more often during the hunting season (Fig. 7) and during harsher weather unless a wolf kill was found outside of their territory. </w:t>
+      </w:r>
+    </w:p>
+    <w:p>
+      <w:pPr>
+        <w:spacing w:line="480" w:lineRule="auto"/>
+        <w:ind w:firstLine="720"/>
+      </w:pPr>
+      <w:r>
+        <w:t xml:space="preserve">Our </w:t>
+      </w:r>
+      <w:r>
+        <w:t>in</w:t>
+      </w:r>
+      <w:r>
+        <w:t xml:space="preserve">ability to detect an effect </w:t>
+      </w:r>
+      <w:r>
+        <w:t>of recreational hunting</w:t>
+      </w:r>
+      <w:r>
+        <w:t xml:space="preserve"> on a ravens</w:t>
+      </w:r>
+      <w:r>
+        <w:t>’</w:t>
+      </w:r>
+      <w:r>
+        <w:t xml:space="preserve"> decision to leave its territory</w:t>
+      </w:r>
+      <w:r>
+        <w:t xml:space="preserve"> </w:t>
+      </w:r>
+      <w:r>
+        <w:t xml:space="preserve">may have been diminished by </w:t>
+      </w:r>
+      <w:r>
+        <w:t xml:space="preserve">including </w:t>
+      </w:r>
+      <w:r>
+        <w:t xml:space="preserve">limited </w:t>
+      </w:r>
+      <w:r>
+        <w:t>data</w:t>
+      </w:r>
+      <w:r>
+        <w:t xml:space="preserve"> from outside</w:t>
+      </w:r>
+      <w:r>
+        <w:t xml:space="preserve"> the hunting season</w:t>
+      </w:r>
+      <w:r>
+        <w:t xml:space="preserve"> </w:t>
+      </w:r>
+      <w:r>
+        <w:t>in the</w:t>
+      </w:r>
+      <w:r>
+        <w:t xml:space="preserve"> model</w:t>
+      </w:r>
+      <w:r>
+        <w:t xml:space="preserve"> </w:t>
+      </w:r>
+      <w:r>
+        <w:t>due to restrictions in</w:t>
+      </w:r>
+      <w:r>
+        <w:t xml:space="preserve"> the timing of</w:t>
+      </w:r>
+      <w:r>
+        <w:t xml:space="preserve"> wolf kill data</w:t>
+      </w:r>
+      <w:r>
         <w:t>.</w:t>
       </w:r>
       <w:r>
         <w:t xml:space="preserve"> </w:t>
       </w:r>
-    </w:p>
-    <w:p>
-      <w:pPr>
-        <w:spacing w:line="480" w:lineRule="auto"/>
-        <w:ind w:firstLine="720"/>
-      </w:pPr>
-      <w:r>
-        <w:t>We were surprised to observe</w:t>
-      </w:r>
-      <w:r>
-        <w:t xml:space="preserve"> a</w:t>
-      </w:r>
-      <w:r>
-        <w:t xml:space="preserve"> large variation in raven response to wolf kills by the location of the kill. Ravens responded more strongly to wolf kills outside their territories than </w:t>
-      </w:r>
-      <w:r>
-        <w:t>to those</w:t>
+      <w:r>
+        <w:t>Although</w:t>
+      </w:r>
+      <w:r>
+        <w:t>,</w:t>
+      </w:r>
+      <w:r>
+        <w:t xml:space="preserve"> it is likely that other anthropogenic subsidies </w:t>
+      </w:r>
+      <w:r>
+        <w:t>are</w:t>
       </w:r>
       <w:r>
         <w:t xml:space="preserve"> </w:t>
       </w:r>
       <w:r>
-        <w:t>within, apparently forgoing locally available carrion in favor of alternative resources</w:t>
-      </w:r>
-      <w:r>
-        <w:t xml:space="preserve">. </w:t>
-      </w:r>
-      <w:r>
-        <w:t xml:space="preserve">While we found a statistically significant negative effect of wolf kills within the </w:t>
-      </w:r>
-      <w:r>
-        <w:lastRenderedPageBreak/>
-        <w:t xml:space="preserve">territory that matched our hypothesis, the sample size of available kills within raven territories was limited, potentially leading to an </w:t>
-      </w:r>
-      <w:r>
-        <w:t>under</w:t>
-      </w:r>
-      <w:r>
-        <w:t xml:space="preserve">estimation of the true effect size. Our assumption about ravens having complete knowledge of wolf kills in their territory may have been incorrect, leading ravens to leave the territory </w:t>
-      </w:r>
-      <w:r>
-        <w:t>despite</w:t>
-      </w:r>
-      <w:r>
-        <w:t xml:space="preserve"> a wolf kill </w:t>
-      </w:r>
-      <w:r>
-        <w:t>being</w:t>
-      </w:r>
-      <w:r>
-        <w:t xml:space="preserve"> present. This becomes a more likely explanation for ravens with larger territories </w:t>
-      </w:r>
-      <w:r>
-        <w:t>as a post</w:t>
-      </w:r>
-      <w:r>
-        <w:t>-</w:t>
-      </w:r>
-      <w:r>
-        <w:t>hoc test showed ravens with larger territories were less likely to visit available kills</w:t>
+        <w:t>masking</w:t>
       </w:r>
       <w:r>
         <w:t xml:space="preserve"> </w:t>
       </w:r>
       <w:r>
-        <w:t>(binomial GLM: -0.13, SE = 0.05, p &lt; 0.05)</w:t>
+        <w:t>a specific</w:t>
+      </w:r>
+      <w:r>
+        <w:t xml:space="preserve"> effect of the hunting season</w:t>
+      </w:r>
+      <w:r>
+        <w:t xml:space="preserve"> by providing foraging opportunities within the same space</w:t>
+      </w:r>
+      <w:r>
+        <w:t>.</w:t>
+      </w:r>
+      <w:r>
+        <w:t xml:space="preserve"> There is limited recreational hunting occurring from indigenous tribes with treaty hunting rights. These hunters, while having a more limited take </w:t>
       </w:r>
       <w:commentRangeStart w:id="17"/>
       <w:r>
-        <w:t>.</w:t>
+        <w:t>(1-2 ungulates a week)</w:t>
+      </w:r>
+      <w:r>
+        <w:t xml:space="preserve"> compared to MTFWP and bison hunting we were able to record in our study</w:t>
+      </w:r>
+      <w:r>
+        <w:t xml:space="preserve">, </w:t>
       </w:r>
       <w:commentRangeEnd w:id="17"/>
       <w:r>
@@ -3065,7 +3156,181 @@
         <w:commentReference w:id="17"/>
       </w:r>
       <w:r>
+        <w:t xml:space="preserve">still create carrion throughout the </w:t>
+      </w:r>
+      <w:r>
+        <w:t xml:space="preserve">central winter </w:t>
+      </w:r>
+      <w:r>
+        <w:t xml:space="preserve">months that can draw large </w:t>
+      </w:r>
+      <w:commentRangeStart w:id="18"/>
+      <w:r>
+        <w:t>groups of ravens</w:t>
+      </w:r>
+      <w:commentRangeEnd w:id="18"/>
+      <w:r>
+        <w:rPr>
+          <w:rStyle w:val="CommentReference"/>
+          <w:sz w:val="24"/>
+          <w:szCs w:val="24"/>
+        </w:rPr>
+        <w:commentReference w:id="18"/>
+      </w:r>
+      <w:r>
+        <w:t>.</w:t>
+      </w:r>
+      <w:r>
+        <w:t xml:space="preserve"> The Gardiner landfill and waste treatment ponds </w:t>
+      </w:r>
+      <w:r>
+        <w:t xml:space="preserve">also </w:t>
+      </w:r>
+      <w:r>
+        <w:t xml:space="preserve">saw increased use by breeding ravens outside of months with heavy </w:t>
+      </w:r>
+      <w:r>
+        <w:t>recreational hunting</w:t>
+      </w:r>
+      <w:r>
+        <w:t xml:space="preserve"> activity (Fig. )</w:t>
+      </w:r>
+      <w:r>
+        <w:t xml:space="preserve">. Ravens may be traveling to the hunting areas with the express purpose of foraging at these </w:t>
+      </w:r>
+      <w:r>
+        <w:t>predictable</w:t>
+      </w:r>
+      <w:r>
+        <w:t xml:space="preserve"> anthropogenic sites, which can still provide sufficient calories. </w:t>
+      </w:r>
+      <w:r>
+        <w:t xml:space="preserve">However, the </w:t>
+      </w:r>
+      <w:r>
+        <w:t>decreases in visits to the landfill</w:t>
+      </w:r>
+      <w:r>
+        <w:t xml:space="preserve"> during the hunting season indicate that these sites are</w:t>
+      </w:r>
+      <w:r>
         <w:t xml:space="preserve"> </w:t>
+      </w:r>
+      <w:r>
+        <w:t xml:space="preserve">lower priority </w:t>
+      </w:r>
+      <w:r>
+        <w:t>than carrion.</w:t>
+      </w:r>
+      <w:r>
+        <w:t xml:space="preserve"> </w:t>
+      </w:r>
+    </w:p>
+    <w:p>
+      <w:pPr>
+        <w:spacing w:line="480" w:lineRule="auto"/>
+        <w:ind w:firstLine="720"/>
+      </w:pPr>
+      <w:commentRangeStart w:id="19"/>
+      <w:r>
+        <w:lastRenderedPageBreak/>
+        <w:t xml:space="preserve">We were surprised </w:t>
+      </w:r>
+      <w:commentRangeEnd w:id="19"/>
+      <w:r>
+        <w:rPr>
+          <w:rStyle w:val="CommentReference"/>
+          <w:sz w:val="24"/>
+          <w:szCs w:val="24"/>
+        </w:rPr>
+        <w:commentReference w:id="19"/>
+      </w:r>
+      <w:r>
+        <w:t xml:space="preserve">to observe large variation in </w:t>
+      </w:r>
+      <w:r>
+        <w:t xml:space="preserve">a </w:t>
+      </w:r>
+      <w:r>
+        <w:t>raven</w:t>
+      </w:r>
+      <w:r>
+        <w:t>’s</w:t>
+      </w:r>
+      <w:r>
+        <w:t xml:space="preserve"> response to wolf kills by the location of the kill. Ravens responded more strongly to wolf kills outside their territories than </w:t>
+      </w:r>
+      <w:r>
+        <w:t>to those</w:t>
+      </w:r>
+      <w:r>
+        <w:t xml:space="preserve"> </w:t>
+      </w:r>
+      <w:r>
+        <w:t>within, apparently forgoing locally available carrion in favor of alternative resources</w:t>
+      </w:r>
+      <w:r>
+        <w:t xml:space="preserve">. </w:t>
+      </w:r>
+      <w:r>
+        <w:t>While we found a statistically significant negative effect of wolf kills within the territory that matched our hypothesis</w:t>
+      </w:r>
+      <w:r>
+        <w:t xml:space="preserve">, </w:t>
+      </w:r>
+      <w:r>
+        <w:t>we assumed ravens had complete knowledge of wolf activity, and therefore wolf kill presence, within their territories. In the case of many ravens within our sample, this is likely the case as territor</w:t>
+      </w:r>
+      <w:r>
+        <w:t xml:space="preserve">ies </w:t>
+      </w:r>
+      <w:r>
+        <w:t xml:space="preserve">were small. However, some individuals did have large home </w:t>
+      </w:r>
+      <w:r>
+        <w:t>ranges,</w:t>
+      </w:r>
+      <w:r>
+        <w:t xml:space="preserve"> and these individuals visit</w:t>
+      </w:r>
+      <w:r>
+        <w:t>ed</w:t>
+      </w:r>
+      <w:r>
+        <w:t xml:space="preserve"> </w:t>
+      </w:r>
+      <w:r>
+        <w:t xml:space="preserve">available </w:t>
+      </w:r>
+      <w:r>
+        <w:t xml:space="preserve">wolf kills </w:t>
+      </w:r>
+      <w:r>
+        <w:t>less</w:t>
+      </w:r>
+      <w:r>
+        <w:t xml:space="preserve"> frequently</w:t>
+      </w:r>
+      <w:r>
+        <w:t>, potentially indicating a lack of knowledge</w:t>
+      </w:r>
+      <w:r>
+        <w:t>.</w:t>
+      </w:r>
+      <w:r>
+        <w:t xml:space="preserve"> </w:t>
+      </w:r>
+      <w:r>
+        <w:t xml:space="preserve">In contrast, the visit metric for kills outside of the territory truly represented knowledge of the resource as ravens showed </w:t>
+      </w:r>
+      <w:r>
+        <w:t xml:space="preserve">GPS </w:t>
+      </w:r>
+      <w:r>
+        <w:t>points at the site</w:t>
+      </w:r>
+      <w:r>
+        <w:t xml:space="preserve">. </w:t>
       </w:r>
       <w:r>
         <w:t xml:space="preserve">Alternatively, </w:t>
@@ -3216,7 +3481,7 @@
       <w:r>
         <w:t xml:space="preserve"> would then suggest that ravens should prefer to f</w:t>
       </w:r>
-      <w:commentRangeStart w:id="18"/>
+      <w:commentRangeStart w:id="20"/>
       <w:r>
         <w:t>orag</w:t>
       </w:r>
@@ -3226,14 +3491,14 @@
       <w:r>
         <w:t xml:space="preserve"> </w:t>
       </w:r>
-      <w:commentRangeEnd w:id="18"/>
+      <w:commentRangeEnd w:id="20"/>
       <w:r>
         <w:rPr>
           <w:rStyle w:val="CommentReference"/>
           <w:sz w:val="24"/>
           <w:szCs w:val="24"/>
         </w:rPr>
-        <w:commentReference w:id="18"/>
+        <w:commentReference w:id="20"/>
       </w:r>
       <w:r>
         <w:t>outside of their territory as they are</w:t>
@@ -3281,7 +3546,11 @@
         <w:t>during travel</w:t>
       </w:r>
       <w:r>
-        <w:t xml:space="preserve">, such as a wolf kill, likely alters their plan but was not the intended destination. Previous studies mapping movements from individuals in our study population showed direct commute paths with few deviation to pass through other areas in the northern range where wolf kills might be located </w:t>
+        <w:t xml:space="preserve">, such as a wolf kill, likely alters their </w:t>
+      </w:r>
+      <w:r>
+        <w:lastRenderedPageBreak/>
+        <w:t xml:space="preserve">plan but was not the intended destination. Previous studies mapping movements from individuals in our study population showed direct commute paths with few deviation to pass through other areas in the northern range where wolf kills might be located </w:t>
       </w:r>
       <w:r>
         <w:fldChar w:fldCharType="begin"/>
@@ -3302,11 +3571,7 @@
         <w:fldChar w:fldCharType="end"/>
       </w:r>
       <w:r>
-        <w:t xml:space="preserve">. This sort of route planning between distant, known </w:t>
-      </w:r>
-      <w:r>
-        <w:lastRenderedPageBreak/>
-        <w:t xml:space="preserve">resources is likely performed by ravens </w:t>
+        <w:t xml:space="preserve">. This sort of route planning between distant, known resources is likely performed by ravens </w:t>
       </w:r>
       <w:r>
         <w:fldChar w:fldCharType="begin"/>
@@ -3386,18 +3651,18 @@
       <w:r>
         <w:t xml:space="preserve">During this late winter period just prior to the start of the breeding season, we observed ravens performing active pre-breeding season behaviors (e.g. </w:t>
       </w:r>
-      <w:commentRangeStart w:id="19"/>
+      <w:commentRangeStart w:id="21"/>
       <w:r>
         <w:t>nest building</w:t>
       </w:r>
-      <w:commentRangeEnd w:id="19"/>
+      <w:commentRangeEnd w:id="21"/>
       <w:r>
         <w:rPr>
           <w:rStyle w:val="CommentReference"/>
           <w:sz w:val="24"/>
           <w:szCs w:val="24"/>
         </w:rPr>
-        <w:commentReference w:id="19"/>
+        <w:commentReference w:id="21"/>
       </w:r>
       <w:r>
         <w:t xml:space="preserve">). </w:t>
@@ -3481,7 +3746,11 @@
         <w:t xml:space="preserve"> seasonal</w:t>
       </w:r>
       <w:r>
-        <w:t xml:space="preserve"> insect outbreaks (e.g. grasshoppers and salmonflies) during the summer breeding season</w:t>
+        <w:t xml:space="preserve"> insect outbreaks (e.g. grasshoppers and salmonflies) during the summer </w:t>
+      </w:r>
+      <w:r>
+        <w:lastRenderedPageBreak/>
+        <w:t>breeding season</w:t>
       </w:r>
       <w:r>
         <w:t xml:space="preserve"> </w:t>
@@ -3562,213 +3831,262 @@
         <w:rPr>
           <w:rFonts w:ascii="Aptos" w:hAnsi="Aptos"/>
         </w:rPr>
-        <w:t xml:space="preserve">(Geremia et al. </w:t>
-      </w:r>
-      <w:r>
-        <w:rPr>
-          <w:rFonts w:ascii="Aptos" w:hAnsi="Aptos"/>
-        </w:rPr>
+        <w:t>(Geremia et al. 2011)</w:t>
+      </w:r>
+      <w:r>
+        <w:fldChar w:fldCharType="end"/>
+      </w:r>
+      <w:r>
+        <w:t>.</w:t>
+      </w:r>
+      <w:r>
+        <w:t xml:space="preserve"> </w:t>
+      </w:r>
+      <w:r>
+        <w:t xml:space="preserve">A light snow </w:t>
+      </w:r>
+      <w:r>
+        <w:t>winter</w:t>
+      </w:r>
+      <w:r>
+        <w:t xml:space="preserve"> may result in no bison migrating into huntable land in the Gardiner hunting area, while elk and deer may only be present in more difficult terrain.</w:t>
+      </w:r>
+      <w:r>
+        <w:t xml:space="preserve"> We show evidence that ravens recognize this dynamic, and lower than average </w:t>
+      </w:r>
+      <w:r>
+        <w:t>snow</w:t>
+      </w:r>
+      <w:r>
+        <w:t xml:space="preserve"> depths</w:t>
+      </w:r>
+      <w:r>
+        <w:t xml:space="preserve"> </w:t>
+      </w:r>
+      <w:r>
+        <w:t xml:space="preserve">reduce </w:t>
+      </w:r>
+      <w:r>
+        <w:t>a ravens’</w:t>
+      </w:r>
+      <w:r>
+        <w:t xml:space="preserve"> </w:t>
+      </w:r>
+      <w:r>
+        <w:t xml:space="preserve">probability </w:t>
+      </w:r>
+      <w:r>
+        <w:t xml:space="preserve">of leaving </w:t>
+      </w:r>
+      <w:r>
+        <w:t>its</w:t>
+      </w:r>
+      <w:r>
+        <w:t xml:space="preserve"> territories</w:t>
+      </w:r>
+      <w:r>
+        <w:t xml:space="preserve"> more</w:t>
+      </w:r>
+      <w:r>
+        <w:t xml:space="preserve"> in late winter compared to early winter. </w:t>
+      </w:r>
+    </w:p>
+    <w:p>
+      <w:pPr>
+        <w:spacing w:line="480" w:lineRule="auto"/>
+        <w:ind w:firstLine="720"/>
+      </w:pPr>
+      <w:r>
+        <w:t xml:space="preserve">Despite being social creatures that have the ability to share and receive information about potential food resources </w:t>
+      </w:r>
+      <w:r>
+        <w:fldChar w:fldCharType="begin"/>
+      </w:r>
+      <w:r>
+        <w:instrText xml:space="preserve"> ADDIN ZOTERO_ITEM CSL_CITATION {"citationID":"yE9vXQzD","properties":{"formattedCitation":"(Marzluff et al. 1996)","plainCitation":"(Marzluff et al. 1996)","noteIndex":0},"citationItems":[{"id":63,"uris":["http://zotero.org/users/9968163/items/Z8LZESEZ"],"itemData":{"id":63,"type":"article-journal","abstract":"Vagrant, non-breeding common ravens, Corvus corax, inhabiting the forested mountains of Maine are specialized to feed on rich but ephemeral carcasses of large mammals during the harsh winter months. The foraging and roosting behaviour of free-ranging ravens were studied during the winters of 1988–1990. Ravens quickly assembled at carcasses, and into communal roosts. Six lines of evidence indicate that these roosts function as information centres. (1) Roosts comprised both knowledgeable and naive foragers. (2) Departures from roosts were highly synchronized, with most members departing in one direction. (3) Direction of departure often changed from day to day. (4) Birds made naive of food sources (by being withheld from the wild and then allowed to join roosts) followed roost-mates to new feeding sites, whereas control birds held and released outside of roosts rarely found the local food bonanzas. (5) Birds made knowledgeable of food sources (by being released at new carcasses) joined roosts and led roost-mates to the food on three of 20 occasions. (6) The same individuals switched leader and follower roles depending upon their knowledge of feeding opportunities. Although ravens may form roosts at traditional areas (near stable food sources) that are used for many years, the ravens in Maine frequently shifted roost sites to be near newly discovered carcasses. Information exchange at roosts principally occurred on the night of, or the night before, the roost shift. Social soaring displays assembled birds from a wide area and were associated with mass movements to new roosts formed at nearby food.","container-title":"Animal Behaviour","DOI":"10.1006/anbe.1996.0008","ISSN":"00033472","issue":"1","language":"en","page":"89-103","source":"DOI.org (Crossref)","title":"Raven roosts are mobile information centres","volume":"51","author":[{"family":"Marzluff","given":"John M."},{"family":"Heinrich","given":"Bernd"},{"family":"Marzluff","given":"Colleen S."}],"issued":{"date-parts":[["1996",1]]}}}],"schema":"https://github.com/citation-style-language/schema/raw/master/csl-citation.json"} </w:instrText>
+      </w:r>
+      <w:r>
+        <w:fldChar w:fldCharType="separate"/>
+      </w:r>
+      <w:r>
+        <w:t>(Marzluff et al. 1996)</w:t>
+      </w:r>
+      <w:r>
+        <w:fldChar w:fldCharType="end"/>
+      </w:r>
+      <w:r>
+        <w:t xml:space="preserve">, a raven deciding whether to leave its territory was not </w:t>
+      </w:r>
+      <w:r>
+        <w:t>correlated with</w:t>
+      </w:r>
+      <w:r>
+        <w:t xml:space="preserve"> the </w:t>
+      </w:r>
+      <w:r>
+        <w:t>decision</w:t>
+      </w:r>
+      <w:r>
+        <w:t xml:space="preserve"> of other territorial ravens</w:t>
+      </w:r>
+      <w:r>
+        <w:t xml:space="preserve"> to leave or stay on their territories</w:t>
+      </w:r>
+      <w:r>
+        <w:t xml:space="preserve">. Ravens are instead responding </w:t>
+      </w:r>
+      <w:r>
+        <w:t xml:space="preserve">to </w:t>
+      </w:r>
+      <w:r>
+        <w:t>factors that could</w:t>
+      </w:r>
+      <w:r>
+        <w:t xml:space="preserve"> be</w:t>
+      </w:r>
+      <w:r>
+        <w:t xml:space="preserve"> interpreted </w:t>
+      </w:r>
+      <w:r>
+        <w:t>individually</w:t>
+      </w:r>
+      <w:r>
+        <w:t xml:space="preserve">, such as active kills within their territory </w:t>
+      </w:r>
+      <w:r>
+        <w:t>and</w:t>
+      </w:r>
+      <w:r>
+        <w:t xml:space="preserve"> weather conditions. Once a raven left its territory, it </w:t>
+      </w:r>
+      <w:r>
+        <w:t xml:space="preserve">often </w:t>
+      </w:r>
+      <w:r>
+        <w:t xml:space="preserve">made the same </w:t>
+      </w:r>
+      <w:r>
+        <w:t xml:space="preserve">movement </w:t>
+      </w:r>
+      <w:r>
+        <w:t>decision</w:t>
+      </w:r>
+      <w:r>
+        <w:t>s</w:t>
+      </w:r>
+      <w:r>
+        <w:t xml:space="preserve"> as conspecifics</w:t>
+      </w:r>
+      <w:r>
+        <w:t xml:space="preserve"> that had left their own territories</w:t>
+      </w:r>
+      <w:r>
+        <w:t xml:space="preserve">. Ravens without knowledge of an available food source may be following other traveling ravens to take advantage of their knowledge </w:t>
+      </w:r>
+      <w:r>
+        <w:fldChar w:fldCharType="begin"/>
+      </w:r>
+      <w:r>
+        <w:instrText xml:space="preserve"> ADDIN ZOTERO_ITEM CSL_CITATION {"citationID":"cHpYkM1k","properties":{"formattedCitation":"(Marzluff et al. 1996)","plainCitation":"(Marzluff et al. 1996)","noteIndex":0},"citationItems":[{"id":63,"uris":["http://zotero.org/users/9968163/items/Z8LZESEZ"],"itemData":{"id":63,"type":"article-journal","abstract":"Vagrant, non-breeding common ravens, Corvus corax, inhabiting the forested mountains of Maine are specialized to feed on rich but ephemeral carcasses of large mammals during the harsh winter months. The foraging and roosting behaviour of free-ranging ravens were studied during the winters of 1988–1990. Ravens quickly assembled at carcasses, and into communal roosts. Six lines of evidence indicate that these roosts function as information centres. (1) Roosts comprised both knowledgeable and naive foragers. (2) Departures from roosts were highly synchronized, with most members departing in one direction. (3) Direction of departure often changed from day to day. (4) Birds made naive of food sources (by being withheld from the wild and then allowed to join roosts) followed roost-mates to new feeding sites, whereas control birds held and released outside of roosts rarely found the local food bonanzas. (5) Birds made knowledgeable of food sources (by being released at new carcasses) joined roosts and led roost-mates to the food on three of 20 occasions. (6) The same individuals switched leader and follower roles depending upon their knowledge of feeding opportunities. Although ravens may form roosts at traditional areas (near stable food sources) that are used for many years, the ravens in Maine frequently shifted roost sites to be near newly discovered carcasses. Information exchange at roosts principally occurred on the night of, or the night before, the roost shift. Social soaring displays assembled birds from a wide area and were associated with mass movements to new roosts formed at nearby food.","container-title":"Animal Behaviour","DOI":"10.1006/anbe.1996.0008","ISSN":"00033472","issue":"1","language":"en","page":"89-103","source":"DOI.org (Crossref)","title":"Raven roosts are mobile information centres","volume":"51","author":[{"family":"Marzluff","given":"John M."},{"family":"Heinrich","given":"Bernd"},{"family":"Marzluff","given":"Colleen S."}],"issued":{"date-parts":[["1996",1]]}}}],"schema":"https://github.com/citation-style-language/schema/raw/master/csl-citation.json"} </w:instrText>
+      </w:r>
+      <w:r>
+        <w:fldChar w:fldCharType="separate"/>
+      </w:r>
+      <w:r>
+        <w:t>(Marzluff et al. 1996)</w:t>
+      </w:r>
+      <w:r>
+        <w:fldChar w:fldCharType="end"/>
+      </w:r>
+      <w:r>
+        <w:t xml:space="preserve">. </w:t>
+      </w:r>
+      <w:r>
+        <w:t>However, k</w:t>
+      </w:r>
+      <w:r>
+        <w:t xml:space="preserve">nowledge of the hunting regions is pervasive throughout the local population as they are heavily utilized by juvenile individuals during their first winter as it does not require extensive </w:t>
+      </w:r>
+      <w:r>
+        <w:t>experience with</w:t>
+      </w:r>
+      <w:r>
+        <w:t xml:space="preserve"> the landscape. Group movements may then be coincidental and reflective of shared knowledge instead of information sharing</w:t>
+      </w:r>
+      <w:r>
+        <w:t xml:space="preserve"> or stealing</w:t>
+      </w:r>
+      <w:r>
+        <w:t>.</w:t>
+      </w:r>
+    </w:p>
+    <w:p>
+      <w:pPr>
+        <w:spacing w:line="480" w:lineRule="auto"/>
+        <w:ind w:firstLine="720"/>
+      </w:pPr>
+    </w:p>
+    <w:p>
+      <w:pPr>
+        <w:spacing w:line="480" w:lineRule="auto"/>
+        <w:ind w:firstLine="720"/>
+      </w:pPr>
+      <w:commentRangeStart w:id="22"/>
+      <w:r>
         <w:lastRenderedPageBreak/>
-        <w:t>2011)</w:t>
-      </w:r>
-      <w:r>
-        <w:fldChar w:fldCharType="end"/>
-      </w:r>
-      <w:r>
-        <w:t>.</w:t>
+        <w:t>Our</w:t>
+      </w:r>
+      <w:commentRangeEnd w:id="22"/>
+      <w:r>
+        <w:rPr>
+          <w:rStyle w:val="CommentReference"/>
+          <w:sz w:val="24"/>
+          <w:szCs w:val="24"/>
+        </w:rPr>
+        <w:commentReference w:id="22"/>
+      </w:r>
+      <w:r>
+        <w:t xml:space="preserve"> results suggest that the daily decisions of breeding common ravens within Yellowstone National Park are influenced by the presence of daily resources.</w:t>
+      </w:r>
+      <w:r>
+        <w:t xml:space="preserve"> However, </w:t>
+      </w:r>
+      <w:r>
+        <w:t>ravens</w:t>
+      </w:r>
+      <w:r>
+        <w:t xml:space="preserve"> tend to search for resources outside of their territories, even when foraging opportunities are present locally.</w:t>
       </w:r>
       <w:r>
         <w:t xml:space="preserve"> </w:t>
       </w:r>
-      <w:r>
-        <w:t xml:space="preserve">A light snow </w:t>
-      </w:r>
-      <w:r>
-        <w:t>winter</w:t>
-      </w:r>
-      <w:r>
-        <w:t xml:space="preserve"> may result in no bison migrating into huntable land in the Gardiner hunting area, while elk and deer may only be present in more difficult terrain.</w:t>
-      </w:r>
-      <w:r>
-        <w:t xml:space="preserve"> We show evidence that ravens recognize this dynamic, and lower than average </w:t>
-      </w:r>
-      <w:r>
-        <w:t>snow</w:t>
-      </w:r>
-      <w:r>
-        <w:t xml:space="preserve"> depths</w:t>
+    </w:p>
+    <w:p>
+      <w:pPr>
+        <w:spacing w:line="480" w:lineRule="auto"/>
+        <w:ind w:firstLine="720"/>
+      </w:pPr>
+      <w:commentRangeStart w:id="23"/>
+      <w:r>
+        <w:t>Our</w:t>
+      </w:r>
+      <w:commentRangeEnd w:id="23"/>
+      <w:r>
+        <w:rPr>
+          <w:rStyle w:val="CommentReference"/>
+          <w:sz w:val="24"/>
+          <w:szCs w:val="24"/>
+        </w:rPr>
+        <w:commentReference w:id="23"/>
+      </w:r>
+      <w:r>
+        <w:t xml:space="preserve"> results suggest that the daily decisions of breeding common ravens within Yellowstone National Park are influenced by the presence of daily resources.</w:t>
       </w:r>
       <w:r>
         <w:t xml:space="preserve"> </w:t>
       </w:r>
       <w:r>
-        <w:t xml:space="preserve">reduce </w:t>
-      </w:r>
-      <w:r>
-        <w:t>a ravens’</w:t>
-      </w:r>
-      <w:r>
-        <w:t xml:space="preserve"> </w:t>
-      </w:r>
-      <w:r>
-        <w:t xml:space="preserve">probability </w:t>
-      </w:r>
-      <w:r>
-        <w:t xml:space="preserve">of leaving </w:t>
-      </w:r>
-      <w:r>
-        <w:t>its</w:t>
-      </w:r>
-      <w:r>
-        <w:t xml:space="preserve"> territories</w:t>
-      </w:r>
-      <w:r>
-        <w:t xml:space="preserve"> more</w:t>
-      </w:r>
-      <w:r>
-        <w:t xml:space="preserve"> in late winter compared to early winter. </w:t>
-      </w:r>
-    </w:p>
-    <w:p>
-      <w:pPr>
-        <w:spacing w:line="480" w:lineRule="auto"/>
-        <w:ind w:firstLine="720"/>
-      </w:pPr>
-      <w:r>
-        <w:t xml:space="preserve">Despite being social creatures that have the ability to share and receive information about potential food resources </w:t>
-      </w:r>
-      <w:r>
-        <w:fldChar w:fldCharType="begin"/>
-      </w:r>
-      <w:r>
-        <w:instrText xml:space="preserve"> ADDIN ZOTERO_ITEM CSL_CITATION {"citationID":"yE9vXQzD","properties":{"formattedCitation":"(Marzluff et al. 1996)","plainCitation":"(Marzluff et al. 1996)","noteIndex":0},"citationItems":[{"id":63,"uris":["http://zotero.org/users/9968163/items/Z8LZESEZ"],"itemData":{"id":63,"type":"article-journal","abstract":"Vagrant, non-breeding common ravens, Corvus corax, inhabiting the forested mountains of Maine are specialized to feed on rich but ephemeral carcasses of large mammals during the harsh winter months. The foraging and roosting behaviour of free-ranging ravens were studied during the winters of 1988–1990. Ravens quickly assembled at carcasses, and into communal roosts. Six lines of evidence indicate that these roosts function as information centres. (1) Roosts comprised both knowledgeable and naive foragers. (2) Departures from roosts were highly synchronized, with most members departing in one direction. (3) Direction of departure often changed from day to day. (4) Birds made naive of food sources (by being withheld from the wild and then allowed to join roosts) followed roost-mates to new feeding sites, whereas control birds held and released outside of roosts rarely found the local food bonanzas. (5) Birds made knowledgeable of food sources (by being released at new carcasses) joined roosts and led roost-mates to the food on three of 20 occasions. (6) The same individuals switched leader and follower roles depending upon their knowledge of feeding opportunities. Although ravens may form roosts at traditional areas (near stable food sources) that are used for many years, the ravens in Maine frequently shifted roost sites to be near newly discovered carcasses. Information exchange at roosts principally occurred on the night of, or the night before, the roost shift. Social soaring displays assembled birds from a wide area and were associated with mass movements to new roosts formed at nearby food.","container-title":"Animal Behaviour","DOI":"10.1006/anbe.1996.0008","ISSN":"00033472","issue":"1","language":"en","page":"89-103","source":"DOI.org (Crossref)","title":"Raven roosts are mobile information centres","volume":"51","author":[{"family":"Marzluff","given":"John M."},{"family":"Heinrich","given":"Bernd"},{"family":"Marzluff","given":"Colleen S."}],"issued":{"date-parts":[["1996",1]]}}}],"schema":"https://github.com/citation-style-language/schema/raw/master/csl-citation.json"} </w:instrText>
-      </w:r>
-      <w:r>
-        <w:fldChar w:fldCharType="separate"/>
-      </w:r>
-      <w:r>
-        <w:t>(Marzluff et al. 1996)</w:t>
-      </w:r>
-      <w:r>
-        <w:fldChar w:fldCharType="end"/>
-      </w:r>
-      <w:r>
-        <w:t xml:space="preserve">, a raven deciding whether to leave its territory was not </w:t>
-      </w:r>
-      <w:r>
-        <w:t>correlated with</w:t>
-      </w:r>
-      <w:r>
-        <w:t xml:space="preserve"> the </w:t>
-      </w:r>
-      <w:r>
-        <w:t>decision</w:t>
-      </w:r>
-      <w:r>
-        <w:t xml:space="preserve"> of other territorial ravens</w:t>
-      </w:r>
-      <w:r>
-        <w:t xml:space="preserve"> to leave or stay on their territories</w:t>
-      </w:r>
-      <w:r>
-        <w:t xml:space="preserve">. Ravens are instead responding </w:t>
-      </w:r>
-      <w:r>
-        <w:t xml:space="preserve">to </w:t>
-      </w:r>
-      <w:r>
-        <w:t>factors that could</w:t>
-      </w:r>
-      <w:r>
-        <w:t xml:space="preserve"> be</w:t>
-      </w:r>
-      <w:r>
-        <w:t xml:space="preserve"> interpreted </w:t>
-      </w:r>
-      <w:r>
-        <w:t>individually</w:t>
-      </w:r>
-      <w:r>
-        <w:t xml:space="preserve">, such as active kills within their territory </w:t>
-      </w:r>
-      <w:r>
-        <w:t>and</w:t>
-      </w:r>
-      <w:r>
-        <w:t xml:space="preserve"> weather conditions. Once a raven left its territory, it </w:t>
-      </w:r>
-      <w:r>
-        <w:t xml:space="preserve">often </w:t>
-      </w:r>
-      <w:r>
-        <w:t xml:space="preserve">made the same </w:t>
-      </w:r>
-      <w:r>
-        <w:t xml:space="preserve">movement </w:t>
-      </w:r>
-      <w:r>
-        <w:t>decision</w:t>
-      </w:r>
-      <w:r>
-        <w:t>s</w:t>
-      </w:r>
-      <w:r>
-        <w:t xml:space="preserve"> as conspecifics</w:t>
-      </w:r>
-      <w:r>
-        <w:t xml:space="preserve"> that had left their own territories</w:t>
-      </w:r>
-      <w:r>
-        <w:t xml:space="preserve">. Ravens without knowledge of an available food source may be following other traveling ravens to take advantage of their knowledge </w:t>
-      </w:r>
-      <w:r>
-        <w:fldChar w:fldCharType="begin"/>
-      </w:r>
-      <w:r>
-        <w:instrText xml:space="preserve"> ADDIN ZOTERO_ITEM CSL_CITATION {"citationID":"cHpYkM1k","properties":{"formattedCitation":"(Marzluff et al. 1996)","plainCitation":"(Marzluff et al. 1996)","noteIndex":0},"citationItems":[{"id":63,"uris":["http://zotero.org/users/9968163/items/Z8LZESEZ"],"itemData":{"id":63,"type":"article-journal","abstract":"Vagrant, non-breeding common ravens, Corvus corax, inhabiting the forested mountains of Maine are specialized to feed on rich but ephemeral carcasses of large mammals during the harsh winter months. The foraging and roosting behaviour of free-ranging ravens were studied during the winters of 1988–1990. Ravens quickly assembled at carcasses, and into communal roosts. Six lines of evidence indicate that these roosts function as information centres. (1) Roosts comprised both knowledgeable and naive foragers. (2) Departures from roosts were highly synchronized, with most members departing in one direction. (3) Direction of departure often changed from day to day. (4) Birds made naive of food sources (by being withheld from the wild and then allowed to join roosts) followed roost-mates to new feeding sites, whereas control birds held and released outside of roosts rarely found the local food bonanzas. (5) Birds made knowledgeable of food sources (by being released at new carcasses) joined roosts and led roost-mates to the food on three of 20 occasions. (6) The same individuals switched leader and follower roles depending upon their knowledge of feeding opportunities. Although ravens may form roosts at traditional areas (near stable food sources) that are used for many years, the ravens in Maine frequently shifted roost sites to be near newly discovered carcasses. Information exchange at roosts principally occurred on the night of, or the night before, the roost shift. Social soaring displays assembled birds from a wide area and were associated with mass movements to new roosts formed at nearby food.","container-title":"Animal Behaviour","DOI":"10.1006/anbe.1996.0008","ISSN":"00033472","issue":"1","language":"en","page":"89-103","source":"DOI.org (Crossref)","title":"Raven roosts are mobile information centres","volume":"51","author":[{"family":"Marzluff","given":"John M."},{"family":"Heinrich","given":"Bernd"},{"family":"Marzluff","given":"Colleen S."}],"issued":{"date-parts":[["1996",1]]}}}],"schema":"https://github.com/citation-style-language/schema/raw/master/csl-citation.json"} </w:instrText>
-      </w:r>
-      <w:r>
-        <w:fldChar w:fldCharType="separate"/>
-      </w:r>
-      <w:r>
-        <w:t>(Marzluff et al. 1996)</w:t>
-      </w:r>
-      <w:r>
-        <w:fldChar w:fldCharType="end"/>
-      </w:r>
-      <w:r>
-        <w:t xml:space="preserve">. </w:t>
-      </w:r>
-      <w:r>
-        <w:t>However, k</w:t>
-      </w:r>
-      <w:r>
-        <w:t xml:space="preserve">nowledge of the hunting regions is pervasive throughout the local population as they are heavily utilized by juvenile individuals during their first winter as it does not require extensive </w:t>
-      </w:r>
-      <w:r>
-        <w:t>experience with</w:t>
-      </w:r>
-      <w:r>
-        <w:t xml:space="preserve"> the landscape. Group movements may then be coincidental and reflective of shared knowledge instead of information sharing</w:t>
-      </w:r>
-      <w:r>
-        <w:t xml:space="preserve"> or stealing</w:t>
-      </w:r>
-      <w:r>
-        <w:t>.</w:t>
-      </w:r>
-    </w:p>
-    <w:p>
-      <w:pPr>
-        <w:spacing w:line="480" w:lineRule="auto"/>
-        <w:ind w:firstLine="720"/>
-      </w:pPr>
-      <w:r>
-        <w:t xml:space="preserve">Our results suggest that the daily decisions of breeding common ravens within Yellowstone National Park are influenced by the presence of daily resources. More immediately available resources are prioritized while recreational hunting is supplementary on days when they do not encounter any naturally occurring carrion. As a foraging generalist, their ability to forage efficiently based on daily changes in food </w:t>
-      </w:r>
-      <w:r>
-        <w:lastRenderedPageBreak/>
-        <w:t xml:space="preserve">availability allows them to be successful. Since movement decisions are not influenced by the amount of biomass made available by hunters, it is unlikely that efforts to reduce its availability would be effective at preventing the exploitation of the resource. Other studies have shown moderate success in using supplemental feeding within protected areas to reduce movements outside the protected area for large avian scavengers </w:t>
+        <w:t xml:space="preserve">More immediately available resources are prioritized while recreational hunting is supplementary on days when they do not encounter any naturally occurring carrion. As a foraging generalist, their ability to forage efficiently based on daily changes in food availability allows them to be successful. Since movement decisions are not influenced by the amount of biomass made available by hunters, it is unlikely that efforts to reduce its availability would be effective at preventing the exploitation of the resource. Other studies have shown moderate success in using supplemental feeding within protected areas to reduce movements outside the protected area for large avian scavengers </w:t>
       </w:r>
       <w:r>
         <w:fldChar w:fldCharType="begin"/>
@@ -3825,6 +4143,7 @@
         <w:spacing w:line="480" w:lineRule="auto"/>
       </w:pPr>
       <w:r>
+        <w:lastRenderedPageBreak/>
         <w:br w:type="page"/>
       </w:r>
     </w:p>
@@ -3959,18 +4278,18 @@
       <w:pPr>
         <w:spacing w:line="480" w:lineRule="auto"/>
       </w:pPr>
-      <w:commentRangeStart w:id="20"/>
+      <w:commentRangeStart w:id="24"/>
       <w:r>
         <w:t xml:space="preserve">Figure . </w:t>
       </w:r>
-      <w:commentRangeEnd w:id="20"/>
+      <w:commentRangeEnd w:id="24"/>
       <w:r>
         <w:rPr>
           <w:rStyle w:val="CommentReference"/>
           <w:sz w:val="24"/>
           <w:szCs w:val="24"/>
         </w:rPr>
-        <w:commentReference w:id="20"/>
+        <w:commentReference w:id="24"/>
       </w:r>
       <w:r>
         <w:t xml:space="preserve">The proportion of decision days </w:t>
@@ -4047,18 +4366,18 @@
       <w:pPr>
         <w:spacing w:line="480" w:lineRule="auto"/>
       </w:pPr>
-      <w:commentRangeStart w:id="21"/>
+      <w:commentRangeStart w:id="25"/>
       <w:r>
         <w:t>Figu</w:t>
       </w:r>
-      <w:commentRangeEnd w:id="21"/>
+      <w:commentRangeEnd w:id="25"/>
       <w:r>
         <w:rPr>
           <w:rStyle w:val="CommentReference"/>
           <w:sz w:val="24"/>
           <w:szCs w:val="24"/>
         </w:rPr>
-        <w:commentReference w:id="21"/>
+        <w:commentReference w:id="25"/>
       </w:r>
       <w:r>
         <w:t xml:space="preserve">re 2. The proportion of decision days </w:t>
@@ -4560,6 +4879,7 @@
       <w:pPr>
         <w:spacing w:line="480" w:lineRule="auto"/>
       </w:pPr>
+      <w:commentRangeStart w:id="26"/>
       <w:r>
         <w:rPr>
           <w:noProof/>
@@ -4607,6 +4927,15 @@
           </wp:inline>
         </w:drawing>
       </w:r>
+      <w:commentRangeEnd w:id="26"/>
+      <w:r>
+        <w:rPr>
+          <w:rStyle w:val="CommentReference"/>
+          <w:sz w:val="24"/>
+          <w:szCs w:val="24"/>
+        </w:rPr>
+        <w:commentReference w:id="26"/>
+      </w:r>
     </w:p>
     <w:p>
       <w:pPr>
@@ -4634,10 +4963,10 @@
         </w:rPr>
         <w:lastRenderedPageBreak/>
         <w:drawing>
-          <wp:inline distT="0" distB="0" distL="0" distR="0" wp14:anchorId="180962C4" wp14:editId="3B1EBCF0">
+          <wp:inline distT="0" distB="0" distL="0" distR="0" wp14:anchorId="1950B9C2" wp14:editId="48F309DD">
             <wp:extent cx="5486400" cy="3657600"/>
             <wp:effectExtent l="0" t="0" r="0" b="0"/>
-            <wp:docPr id="1767169108" name="Graphic 1"/>
+            <wp:docPr id="1267989035" name="Graphic 1"/>
             <wp:cNvGraphicFramePr>
               <a:graphicFrameLocks xmlns:a="http://schemas.openxmlformats.org/drawingml/2006/main" noChangeAspect="1"/>
             </wp:cNvGraphicFramePr>
@@ -4645,7 +4974,7 @@
               <a:graphicData uri="http://schemas.openxmlformats.org/drawingml/2006/picture">
                 <pic:pic xmlns:pic="http://schemas.openxmlformats.org/drawingml/2006/picture">
                   <pic:nvPicPr>
-                    <pic:cNvPr id="1767169108" name=""/>
+                    <pic:cNvPr id="1267989035" name=""/>
                     <pic:cNvPicPr/>
                   </pic:nvPicPr>
                   <pic:blipFill>
@@ -4687,28 +5016,34 @@
         <w:t xml:space="preserve">average </w:t>
       </w:r>
       <w:r>
-        <w:t xml:space="preserve">proportion of days </w:t>
-      </w:r>
-      <w:r>
-        <w:t>that</w:t>
+        <w:t>proportion of days</w:t>
+      </w:r>
+      <w:r>
+        <w:t xml:space="preserve"> during the winter</w:t>
+      </w:r>
+      <w:r>
+        <w:t xml:space="preserve"> that</w:t>
+      </w:r>
+      <w:r>
+        <w:t xml:space="preserve"> a raven visited the hunting </w:t>
+      </w:r>
+      <w:r>
+        <w:t xml:space="preserve">regions </w:t>
+      </w:r>
+      <w:r>
+        <w:t>and</w:t>
       </w:r>
       <w:r>
         <w:t xml:space="preserve"> </w:t>
       </w:r>
       <w:r>
-        <w:t xml:space="preserve">a raven </w:t>
-      </w:r>
-      <w:r>
         <w:t>had</w:t>
       </w:r>
       <w:r>
-        <w:t xml:space="preserve"> at least 1 GPS point at the Gardiner landfill and sewage treatment ponds</w:t>
-      </w:r>
-      <w:r>
-        <w:t xml:space="preserve"> when also visiting time appropriate Gardiner hunting regions</w:t>
-      </w:r>
-      <w:r>
-        <w:t xml:space="preserve">. </w:t>
+        <w:t xml:space="preserve"> at least 1 GPS point at the Gardiner landfill and sewage treatment ponds.</w:t>
+      </w:r>
+      <w:r>
+        <w:t xml:space="preserve"> Time is broken apart by the periods of active hunting associated with the MTFWP rifle hunting season and the tribal bison hunt. </w:t>
       </w:r>
     </w:p>
     <w:p>
@@ -4948,7 +5283,7 @@
       </w:r>
     </w:p>
   </w:comment>
-  <w:comment w:id="9" w:author="Cameron Ho" w:date="2026-04-02T13:06:00Z" w:initials="CH">
+  <w:comment w:id="9" w:author="Cameron Ho" w:date="2026-04-07T12:29:00Z" w:initials="CH">
     <w:p>
       <w:pPr>
         <w:pStyle w:val="CommentText"/>
@@ -4960,23 +5295,52 @@
         <w:annotationRef/>
       </w:r>
       <w:r>
+        <w:t xml:space="preserve">When I run a model for the whole winter (Oct - Mar), the model result changes depending on if I include october or not. </w:t>
+      </w:r>
+    </w:p>
+    <w:p>
+      <w:pPr>
+        <w:pStyle w:val="CommentText"/>
+      </w:pPr>
+      <w:r>
+        <w:t>Including oct, hunting season is significant and biomass is not.</w:t>
+      </w:r>
+    </w:p>
+    <w:p>
+      <w:pPr>
+        <w:pStyle w:val="CommentText"/>
+      </w:pPr>
+      <w:r>
+        <w:t xml:space="preserve">Not including oct, neither are significant. </w:t>
+      </w:r>
+    </w:p>
+    <w:p>
+      <w:pPr>
+        <w:pStyle w:val="CommentText"/>
+      </w:pPr>
+    </w:p>
+    <w:p>
+      <w:pPr>
+        <w:pStyle w:val="CommentText"/>
+      </w:pPr>
+      <w:r>
+        <w:t>This makes sense with the monthly graph, where there is a hard switch after october that then remains constant throughout the winter</w:t>
+      </w:r>
+    </w:p>
+  </w:comment>
+  <w:comment w:id="10" w:author="Cameron Ho" w:date="2026-04-02T13:06:00Z" w:initials="CH">
+    <w:p>
+      <w:pPr>
+        <w:pStyle w:val="CommentText"/>
+      </w:pPr>
+      <w:r>
+        <w:rPr>
+          <w:rStyle w:val="CommentReference"/>
+        </w:rPr>
+        <w:annotationRef/>
+      </w:r>
+      <w:r>
         <w:t>I am giving numbers for the full winter, not just the winter study periods used in the models</w:t>
-      </w:r>
-    </w:p>
-  </w:comment>
-  <w:comment w:id="10" w:author="Cameron Ho" w:date="2026-04-02T09:17:00Z" w:initials="CH">
-    <w:p>
-      <w:pPr>
-        <w:pStyle w:val="CommentText"/>
-      </w:pPr>
-      <w:r>
-        <w:rPr>
-          <w:rStyle w:val="CommentReference"/>
-        </w:rPr>
-        <w:annotationRef/>
-      </w:r>
-      <w:r>
-        <w:t>By day raven decisions</w:t>
       </w:r>
     </w:p>
   </w:comment>
@@ -4992,11 +5356,27 @@
         <w:annotationRef/>
       </w:r>
       <w:r>
+        <w:t>By day raven decisions</w:t>
+      </w:r>
+    </w:p>
+  </w:comment>
+  <w:comment w:id="12" w:author="Cameron Ho" w:date="2026-04-02T09:17:00Z" w:initials="CH">
+    <w:p>
+      <w:pPr>
+        <w:pStyle w:val="CommentText"/>
+      </w:pPr>
+      <w:r>
+        <w:rPr>
+          <w:rStyle w:val="CommentReference"/>
+        </w:rPr>
+        <w:annotationRef/>
+      </w:r>
+      <w:r>
         <w:t>Monthly raven decisions</w:t>
       </w:r>
     </w:p>
   </w:comment>
-  <w:comment w:id="12" w:author="Cameron Ho" w:date="2026-04-02T14:21:00Z" w:initials="CH">
+  <w:comment w:id="13" w:author="Cameron Ho" w:date="2026-04-02T14:21:00Z" w:initials="CH">
     <w:p>
       <w:pPr>
         <w:pStyle w:val="CommentText"/>
@@ -5008,11 +5388,11 @@
         <w:annotationRef/>
       </w:r>
       <w:r>
-        <w:t>At this point I am going to only the winter study periods data. I am not going to repeat the about information for the more limited data, although the results are different. The models get at those points</w:t>
+        <w:t>At this point I am moving to only the winter study data that is used in the models. I am not going to repeat the about information for the more limited data, although the results are different. The models get at those points</w:t>
       </w:r>
     </w:p>
   </w:comment>
-  <w:comment w:id="13" w:author="Cameron Ho" w:date="2026-02-10T18:08:00Z" w:initials="CH">
+  <w:comment w:id="14" w:author="Cameron Ho" w:date="2026-02-10T18:08:00Z" w:initials="CH">
     <w:p>
       <w:pPr>
         <w:pStyle w:val="CommentText"/>
@@ -5028,7 +5408,7 @@
       </w:r>
     </w:p>
   </w:comment>
-  <w:comment w:id="14" w:author="Cameron Ho" w:date="2026-01-31T14:57:00Z" w:initials="CH">
+  <w:comment w:id="15" w:author="Cameron Ho" w:date="2026-02-18T12:31:00Z" w:initials="CH">
     <w:p>
       <w:pPr>
         <w:pStyle w:val="CommentText"/>
@@ -5040,11 +5420,53 @@
         <w:annotationRef/>
       </w:r>
       <w:r>
+        <w:t>Moved from discussion, used to help explain the small effect size of kills on territory.</w:t>
+      </w:r>
+    </w:p>
+    <w:p>
+      <w:pPr>
+        <w:pStyle w:val="CommentText"/>
+      </w:pPr>
+    </w:p>
+    <w:p>
+      <w:pPr>
+        <w:pStyle w:val="CommentText"/>
+      </w:pPr>
+      <w:r>
+        <w:t>Visit kill in territory ~ territory size. Also significant at the 1000 m mark.</w:t>
+      </w:r>
+    </w:p>
+    <w:p>
+      <w:pPr>
+        <w:pStyle w:val="CommentText"/>
+      </w:pPr>
+    </w:p>
+    <w:p>
+      <w:pPr>
+        <w:pStyle w:val="CommentText"/>
+      </w:pPr>
+      <w:r>
+        <w:t>I also did a version looking the days since the kill and there was no imapct</w:t>
+      </w:r>
+    </w:p>
+  </w:comment>
+  <w:comment w:id="16" w:author="Cameron Ho" w:date="2026-01-31T14:57:00Z" w:initials="CH">
+    <w:p>
+      <w:pPr>
+        <w:pStyle w:val="CommentText"/>
+      </w:pPr>
+      <w:r>
+        <w:rPr>
+          <w:rStyle w:val="CommentReference"/>
+        </w:rPr>
+        <w:annotationRef/>
+      </w:r>
+      <w:r>
         <w:t>I did not add anything to separate seasonality in the second model because my hypothesis was driven by breeding behaviors, which aren’t in play anymore once they have left their territory (like study_period in the first model). However the hunting season is not true for the entirety of march in every year. It is based on the timing of actual bison take hunting season part of methods)</w:t>
       </w:r>
     </w:p>
   </w:comment>
-  <w:comment w:id="15" w:author="Cameron Ho" w:date="2026-04-02T16:49:00Z" w:initials="CH">
+  <w:comment w:id="17" w:author="Cameron Ho" w:date="2026-04-02T16:49:00Z" w:initials="CH">
     <w:p>
       <w:pPr>
         <w:pStyle w:val="CommentText"/>
@@ -5060,7 +5482,7 @@
       </w:r>
     </w:p>
   </w:comment>
-  <w:comment w:id="16" w:author="Cameron Ho" w:date="2026-04-02T15:48:00Z" w:initials="CH">
+  <w:comment w:id="18" w:author="Cameron Ho" w:date="2026-04-02T15:48:00Z" w:initials="CH">
     <w:p>
       <w:pPr>
         <w:pStyle w:val="CommentText"/>
@@ -5076,7 +5498,7 @@
       </w:r>
     </w:p>
   </w:comment>
-  <w:comment w:id="17" w:author="Cameron Ho" w:date="2026-02-18T12:31:00Z" w:initials="CH">
+  <w:comment w:id="19" w:author="Cameron Ho" w:date="2026-04-07T17:06:00Z" w:initials="CH">
     <w:p>
       <w:pPr>
         <w:pStyle w:val="CommentText"/>
@@ -5088,7 +5510,7 @@
         <w:annotationRef/>
       </w:r>
       <w:r>
-        <w:t>Visit kill in territory ~ territory size. Also significant at the 1000 m mark.</w:t>
+        <w:t>I have good news.</w:t>
       </w:r>
     </w:p>
     <w:p>
@@ -5101,11 +5523,27 @@
         <w:pStyle w:val="CommentText"/>
       </w:pPr>
       <w:r>
-        <w:t>I also did a version looking the days since the kill and there was no imapct</w:t>
+        <w:t xml:space="preserve">I switched the covariate for active kill with a covariate that said if a raven went within 500 meters of a wolf kill in their territory. This is a more conservative representation of knowledge of the raven instead of assuming complete knowledge of their territory. </w:t>
+      </w:r>
+    </w:p>
+    <w:p>
+      <w:pPr>
+        <w:pStyle w:val="CommentText"/>
+      </w:pPr>
+      <w:r>
+        <w:t xml:space="preserve">In the new model, visiting a wolf kill in territory decrease the probability of leaving by 12%, from 96% -&gt; 83%. </w:t>
+      </w:r>
+    </w:p>
+    <w:p>
+      <w:pPr>
+        <w:pStyle w:val="CommentText"/>
+      </w:pPr>
+      <w:r>
+        <w:t>So the effect was stronger with a more conservative covariate for knowledge. However, it still doesn’t come close to the 50% decrease for kills outside their territory, and the probability to leave is still high at &gt; 80%</w:t>
       </w:r>
     </w:p>
   </w:comment>
-  <w:comment w:id="18" w:author="Cameron Ho" w:date="2026-02-09T16:56:00Z" w:initials="CH">
+  <w:comment w:id="20" w:author="Cameron Ho" w:date="2026-02-09T16:56:00Z" w:initials="CH">
     <w:p>
       <w:pPr>
         <w:pStyle w:val="CommentText"/>
@@ -5178,7 +5616,7 @@
       </w:r>
     </w:p>
   </w:comment>
-  <w:comment w:id="19" w:author="Cameron Ho" w:date="2026-01-12T13:09:00Z" w:initials="CH">
+  <w:comment w:id="21" w:author="Cameron Ho" w:date="2026-01-12T13:09:00Z" w:initials="CH">
     <w:p>
       <w:pPr>
         <w:pStyle w:val="CommentText"/>
@@ -5194,7 +5632,7 @@
       </w:r>
     </w:p>
   </w:comment>
-  <w:comment w:id="20" w:author="Cameron Ho" w:date="2026-04-06T17:42:00Z" w:initials="CH">
+  <w:comment w:id="22" w:author="Cameron Ho" w:date="2026-04-08T11:15:00Z" w:initials="CH">
     <w:p>
       <w:pPr>
         <w:pStyle w:val="CommentText"/>
@@ -5206,11 +5644,43 @@
         <w:annotationRef/>
       </w:r>
       <w:r>
+        <w:t>Need to rewrite the beginning of this paragraph to incorporate that uneven response to wolf kills</w:t>
+      </w:r>
+    </w:p>
+  </w:comment>
+  <w:comment w:id="23" w:author="Cameron Ho" w:date="2026-04-08T11:15:00Z" w:initials="CH">
+    <w:p>
+      <w:pPr>
+        <w:pStyle w:val="CommentText"/>
+      </w:pPr>
+      <w:r>
+        <w:rPr>
+          <w:rStyle w:val="CommentReference"/>
+        </w:rPr>
+        <w:annotationRef/>
+      </w:r>
+      <w:r>
+        <w:t>Need to rewrite the beginning of this paragraph to incorporate that uneven response to wolf kills</w:t>
+      </w:r>
+    </w:p>
+  </w:comment>
+  <w:comment w:id="24" w:author="Cameron Ho" w:date="2026-04-06T17:42:00Z" w:initials="CH">
+    <w:p>
+      <w:pPr>
+        <w:pStyle w:val="CommentText"/>
+      </w:pPr>
+      <w:r>
+        <w:rPr>
+          <w:rStyle w:val="CommentReference"/>
+        </w:rPr>
+        <w:annotationRef/>
+      </w:r>
+      <w:r>
         <w:t>I don’t think I need this one, but it represents the entire winter. Goes with the first paragraph in results. There is better information coming from the line plots showing averages because what I have focusing on isn’t individual variation (I can get at that with the model restricted version of this). It is more important to see the average decisions over time</w:t>
       </w:r>
     </w:p>
   </w:comment>
-  <w:comment w:id="21" w:author="Cameron Ho" w:date="2026-04-06T17:43:00Z" w:initials="CH">
+  <w:comment w:id="25" w:author="Cameron Ho" w:date="2026-04-06T17:43:00Z" w:initials="CH">
     <w:p>
       <w:pPr>
         <w:pStyle w:val="CommentText"/>
@@ -5223,6 +5693,48 @@
       </w:r>
       <w:r>
         <w:t>Goes with the third paragraph in result looking at just winter study periods</w:t>
+      </w:r>
+    </w:p>
+  </w:comment>
+  <w:comment w:id="26" w:author="Cameron Ho" w:date="2026-04-07T12:52:00Z" w:initials="CH">
+    <w:p>
+      <w:pPr>
+        <w:pStyle w:val="CommentText"/>
+      </w:pPr>
+      <w:r>
+        <w:rPr>
+          <w:rStyle w:val="CommentReference"/>
+        </w:rPr>
+        <w:annotationRef/>
+      </w:r>
+      <w:r>
+        <w:t>I need to find a way to only have 1 figure representing both this and the monthly one above.</w:t>
+      </w:r>
+    </w:p>
+    <w:p>
+      <w:pPr>
+        <w:pStyle w:val="CommentText"/>
+      </w:pPr>
+    </w:p>
+    <w:p>
+      <w:pPr>
+        <w:pStyle w:val="CommentText"/>
+      </w:pPr>
+      <w:r>
+        <w:t xml:space="preserve">I can make this one longer to show the other winter months, but then plots get small. </w:t>
+      </w:r>
+    </w:p>
+    <w:p>
+      <w:pPr>
+        <w:pStyle w:val="CommentText"/>
+      </w:pPr>
+    </w:p>
+    <w:p>
+      <w:pPr>
+        <w:pStyle w:val="CommentText"/>
+      </w:pPr>
+      <w:r>
+        <w:t>I can just combine both into a single figure doing a side by side.</w:t>
       </w:r>
     </w:p>
   </w:comment>
@@ -5240,19 +5752,24 @@
   <w15:commentEx w15:paraId="28992209" w15:done="0"/>
   <w15:commentEx w15:paraId="15BB7E93" w15:done="0"/>
   <w15:commentEx w15:paraId="5F277413" w15:done="0"/>
+  <w15:commentEx w15:paraId="11D52634" w15:done="0"/>
   <w15:commentEx w15:paraId="29F8B2B3" w15:done="0"/>
   <w15:commentEx w15:paraId="007F9765" w15:done="0"/>
   <w15:commentEx w15:paraId="5197CC7C" w15:done="0"/>
   <w15:commentEx w15:paraId="48A62A57" w15:done="0"/>
   <w15:commentEx w15:paraId="079CF205" w15:done="0"/>
+  <w15:commentEx w15:paraId="036A8E43" w15:done="0"/>
   <w15:commentEx w15:paraId="2AFD599F" w15:done="0"/>
-  <w15:commentEx w15:paraId="60A96E8B" w15:done="0"/>
-  <w15:commentEx w15:paraId="01B9FEF1" w15:done="0"/>
-  <w15:commentEx w15:paraId="65384C21" w15:done="0"/>
+  <w15:commentEx w15:paraId="5E6C126A" w15:done="0"/>
+  <w15:commentEx w15:paraId="730B4EBC" w15:done="0"/>
+  <w15:commentEx w15:paraId="500AE307" w15:done="0"/>
   <w15:commentEx w15:paraId="27EE5FA5" w15:done="1"/>
   <w15:commentEx w15:paraId="4007D23E" w15:done="0"/>
+  <w15:commentEx w15:paraId="2D610A5C" w15:done="0"/>
+  <w15:commentEx w15:paraId="2E4B9D77" w15:done="0"/>
   <w15:commentEx w15:paraId="4D8C8D2F" w15:done="0"/>
   <w15:commentEx w15:paraId="10DA8FBA" w15:done="0"/>
+  <w15:commentEx w15:paraId="020FCD46" w15:done="0"/>
 </w15:commentsEx>
 </file>
 
@@ -5267,19 +5784,24 @@
   <w16cex:commentExtensible w16cex:durableId="74E92380" w16cex:dateUtc="2026-01-28T19:18:00Z"/>
   <w16cex:commentExtensible w16cex:durableId="035B0419" w16cex:dateUtc="2025-10-18T02:51:00Z"/>
   <w16cex:commentExtensible w16cex:durableId="69563E1E" w16cex:dateUtc="2026-01-31T03:52:00Z"/>
+  <w16cex:commentExtensible w16cex:durableId="147D4D33" w16cex:dateUtc="2026-04-07T19:29:00Z"/>
   <w16cex:commentExtensible w16cex:durableId="74526B44" w16cex:dateUtc="2026-04-02T20:06:00Z"/>
   <w16cex:commentExtensible w16cex:durableId="7FF460B0" w16cex:dateUtc="2026-04-02T16:17:00Z"/>
   <w16cex:commentExtensible w16cex:durableId="241BE3DF" w16cex:dateUtc="2026-04-02T16:17:00Z"/>
   <w16cex:commentExtensible w16cex:durableId="0D56E04E" w16cex:dateUtc="2026-04-02T21:21:00Z"/>
   <w16cex:commentExtensible w16cex:durableId="62D4365B" w16cex:dateUtc="2026-02-11T02:08:00Z"/>
+  <w16cex:commentExtensible w16cex:durableId="30719E7B" w16cex:dateUtc="2026-02-18T20:31:00Z"/>
   <w16cex:commentExtensible w16cex:durableId="333CE58C" w16cex:dateUtc="2026-01-31T22:57:00Z"/>
   <w16cex:commentExtensible w16cex:durableId="14036126" w16cex:dateUtc="2026-04-02T23:49:00Z"/>
   <w16cex:commentExtensible w16cex:durableId="67EC819E" w16cex:dateUtc="2026-04-02T22:48:00Z"/>
-  <w16cex:commentExtensible w16cex:durableId="30719E7B" w16cex:dateUtc="2026-02-18T20:31:00Z"/>
+  <w16cex:commentExtensible w16cex:durableId="3F758BA4" w16cex:dateUtc="2026-04-08T00:06:00Z"/>
   <w16cex:commentExtensible w16cex:durableId="08517F74" w16cex:dateUtc="2026-02-10T00:56:00Z"/>
   <w16cex:commentExtensible w16cex:durableId="1CC4FDF8" w16cex:dateUtc="2026-01-12T21:09:00Z"/>
+  <w16cex:commentExtensible w16cex:durableId="71072D3C" w16cex:dateUtc="2026-04-08T18:15:00Z"/>
+  <w16cex:commentExtensible w16cex:durableId="2007D29D" w16cex:dateUtc="2026-04-08T18:15:00Z"/>
   <w16cex:commentExtensible w16cex:durableId="358DA5A4" w16cex:dateUtc="2026-04-07T00:42:00Z"/>
   <w16cex:commentExtensible w16cex:durableId="08F6AC28" w16cex:dateUtc="2026-04-07T00:43:00Z"/>
+  <w16cex:commentExtensible w16cex:durableId="12963A61" w16cex:dateUtc="2026-04-07T19:52:00Z"/>
 </w16cex:commentsExtensible>
 </file>
 
@@ -5294,19 +5816,24 @@
   <w16cid:commentId w16cid:paraId="28992209" w16cid:durableId="74E92380"/>
   <w16cid:commentId w16cid:paraId="15BB7E93" w16cid:durableId="035B0419"/>
   <w16cid:commentId w16cid:paraId="5F277413" w16cid:durableId="69563E1E"/>
+  <w16cid:commentId w16cid:paraId="11D52634" w16cid:durableId="147D4D33"/>
   <w16cid:commentId w16cid:paraId="29F8B2B3" w16cid:durableId="74526B44"/>
   <w16cid:commentId w16cid:paraId="007F9765" w16cid:durableId="7FF460B0"/>
   <w16cid:commentId w16cid:paraId="5197CC7C" w16cid:durableId="241BE3DF"/>
   <w16cid:commentId w16cid:paraId="48A62A57" w16cid:durableId="0D56E04E"/>
   <w16cid:commentId w16cid:paraId="079CF205" w16cid:durableId="62D4365B"/>
+  <w16cid:commentId w16cid:paraId="036A8E43" w16cid:durableId="30719E7B"/>
   <w16cid:commentId w16cid:paraId="2AFD599F" w16cid:durableId="333CE58C"/>
-  <w16cid:commentId w16cid:paraId="60A96E8B" w16cid:durableId="14036126"/>
-  <w16cid:commentId w16cid:paraId="01B9FEF1" w16cid:durableId="67EC819E"/>
-  <w16cid:commentId w16cid:paraId="65384C21" w16cid:durableId="30719E7B"/>
+  <w16cid:commentId w16cid:paraId="5E6C126A" w16cid:durableId="14036126"/>
+  <w16cid:commentId w16cid:paraId="730B4EBC" w16cid:durableId="67EC819E"/>
+  <w16cid:commentId w16cid:paraId="500AE307" w16cid:durableId="3F758BA4"/>
   <w16cid:commentId w16cid:paraId="27EE5FA5" w16cid:durableId="08517F74"/>
   <w16cid:commentId w16cid:paraId="4007D23E" w16cid:durableId="1CC4FDF8"/>
+  <w16cid:commentId w16cid:paraId="2D610A5C" w16cid:durableId="71072D3C"/>
+  <w16cid:commentId w16cid:paraId="2E4B9D77" w16cid:durableId="2007D29D"/>
   <w16cid:commentId w16cid:paraId="4D8C8D2F" w16cid:durableId="358DA5A4"/>
   <w16cid:commentId w16cid:paraId="10DA8FBA" w16cid:durableId="08F6AC28"/>
+  <w16cid:commentId w16cid:paraId="020FCD46" w16cid:durableId="12963A61"/>
 </w16cid:commentsIds>
 </file>
 

--- a/reports/thesis/06_chapter_2.docx
+++ b/reports/thesis/06_chapter_2.docx
@@ -943,7 +943,7 @@
         <w:t xml:space="preserve"> after leaving the territory. </w:t>
       </w:r>
       <w:r>
-        <w:t xml:space="preserve">We hypothesize that movements decisions will be primarily governed by </w:t>
+        <w:t xml:space="preserve">We hypothesize that movement decisions will be primarily governed by </w:t>
       </w:r>
       <w:r>
         <w:t>carrion</w:t>
@@ -1179,11 +1179,17 @@
         <w:ind w:firstLine="720"/>
       </w:pPr>
       <w:r>
-        <w:t xml:space="preserve">We defined two hunting areas corresponding to the MT Fish, Wildlife, and Parks (MTFWP) rifle hunting season and the tribal bison hunting season. During the MTFWP rifle hunting season, elk and deer are the main targets and are small enough to be packed out by hunters. We delineated this region (hereafter MTFWP hunting region, Fig. 1, Sup. Fig. 1) </w:t>
+        <w:t xml:space="preserve">We defined two hunting areas corresponding to the </w:t>
+      </w:r>
+      <w:r>
+        <w:t>Montana</w:t>
+      </w:r>
+      <w:r>
+        <w:t xml:space="preserve"> Fish, Wildlife, and Parks (MTFWP) rifle hunting season and the tribal bison hunting season. During the MTFWP rifle hunting season, elk and deer are the main targets and are small enough to be packed out by hunters. We delineated this region (hereafter MTFWP hunting region, Fig. 1, Sup. Fig. </w:t>
       </w:r>
       <w:r>
         <w:lastRenderedPageBreak/>
-        <w:t xml:space="preserve">using a 5 km buffer around all roads 10 km away from the park entrance station in Gardiner, MT. </w:t>
+        <w:t xml:space="preserve">1) using a 5 km buffer around all roads 10 km away from the park entrance station in Gardiner, MT. </w:t>
       </w:r>
     </w:p>
     <w:p>
@@ -1198,7 +1204,19 @@
         <w:t>to</w:t>
       </w:r>
       <w:r>
-        <w:t xml:space="preserve"> the open area along the south side of the Yellowstone River at the park boundary. Adult male bison can weigh over 750 kg during the hunting season (Yellowstone Bison Office, National Park Service, unpublished data), so the effort required to hike a bison harvest back to the road is great and is avoided</w:t>
+        <w:t xml:space="preserve"> the open area along the south side of the Yellowstone River at the park boundary. Adult male bison can weigh over 750 kg during the hunting season (Yellowstone Bison Office, National Park Service, unpublished data), so the effort required to </w:t>
+      </w:r>
+      <w:r>
+        <w:t>pack</w:t>
+      </w:r>
+      <w:r>
+        <w:t xml:space="preserve"> a </w:t>
+      </w:r>
+      <w:r>
+        <w:t xml:space="preserve">harvested </w:t>
+      </w:r>
+      <w:r>
+        <w:t>bison back to the road is great and is avoided</w:t>
       </w:r>
       <w:r>
         <w:t xml:space="preserve"> by hunters</w:t>
@@ -1222,7 +1240,13 @@
         <w:t>s</w:t>
       </w:r>
       <w:r>
-        <w:t>, but the vast majority of hunting occurs within this space.</w:t>
+        <w:t xml:space="preserve">, but </w:t>
+      </w:r>
+      <w:r>
+        <w:t>most bison harvest</w:t>
+      </w:r>
+      <w:r>
+        <w:t xml:space="preserve"> occurs within this space.</w:t>
       </w:r>
     </w:p>
     <w:p>
@@ -1863,7 +1887,7 @@
         <w:ind w:firstLine="720"/>
       </w:pPr>
       <w:r>
-        <w:t xml:space="preserve">We restricted both models to data from </w:t>
+        <w:t xml:space="preserve">We restricted both models to </w:t>
       </w:r>
       <w:commentRangeStart w:id="8"/>
       <w:r>
@@ -1891,7 +1915,13 @@
         <w:t>P</w:t>
       </w:r>
       <w:r>
-        <w:t>roject because that is the period the wolf carcass predictive algorithm works for due to a higher wolf collar fix rate. We included two covariates to represent the hunting season and assess to what extent ravens tracked the potential biomass versus a broader seasonally determined availability.</w:t>
+        <w:t>roject because that is the period the wolf carcass predictive algorithm</w:t>
+      </w:r>
+      <w:r>
+        <w:t xml:space="preserve"> is intended for</w:t>
+      </w:r>
+      <w:r>
+        <w:t>. We included two covariates to represent the hunting season and assess to what extent ravens tracked the potential biomass versus a broader seasonally determined availability.</w:t>
       </w:r>
       <w:r>
         <w:t xml:space="preserve"> </w:t>
@@ -1903,11 +1933,11 @@
         <w:t xml:space="preserve"> available</w:t>
       </w:r>
       <w:r>
-        <w:t xml:space="preserve"> to determine if anthropogenic resources were prioritized in the decision-making process. Other covariates </w:t>
+        <w:t xml:space="preserve"> to determine if anthropogenic resources were prioritized in the decision-making process. Other covariates in the territory model include </w:t>
       </w:r>
       <w:r>
         <w:lastRenderedPageBreak/>
-        <w:t>in the territory model include the distance to the hunting regions, average wolf kill density within the territory, pre-breeding season period, the proportion of other ravens leaving their territories, daily maximum temperature, and daily snow depth. Other covariates in the hunting model are the distance to the hunting region, the proportion of other ravens visiting the hunting regions, average daily temperature, and daily snow depth.</w:t>
+        <w:t>the distance to the hunting regions, average wolf kill density within the territory, pre-breeding season period, the proportion of other ravens leaving their territories, daily maximum temperature, and daily snow depth. Other covariates in the hunting model are the distance to the hunting region, the proportion of other ravens visiting the hunting regions, average daily temperature, and daily snow depth.</w:t>
       </w:r>
     </w:p>
     <w:p>
@@ -4055,10 +4085,7 @@
         <w:t>ravens</w:t>
       </w:r>
       <w:r>
-        <w:t xml:space="preserve"> tend to search for resources outside of their territories, even when foraging opportunities are present locally.</w:t>
-      </w:r>
-      <w:r>
-        <w:t xml:space="preserve"> </w:t>
+        <w:t xml:space="preserve"> tend to search for resources outside of their territories, even when foraging opportunities are present locally. </w:t>
       </w:r>
     </w:p>
     <w:p>

--- a/reports/thesis/06_chapter_2.docx
+++ b/reports/thesis/06_chapter_2.docx
@@ -986,6 +986,82 @@
     <w:p>
       <w:pPr>
         <w:spacing w:line="480" w:lineRule="auto"/>
+      </w:pPr>
+      <w:r>
+        <w:rPr>
+          <w:noProof/>
+        </w:rPr>
+        <w:lastRenderedPageBreak/>
+        <w:drawing>
+          <wp:inline distT="0" distB="0" distL="0" distR="0" wp14:anchorId="6BEE3C90" wp14:editId="2D96429F">
+            <wp:extent cx="5936615" cy="4544060"/>
+            <wp:effectExtent l="0" t="0" r="6985" b="8890"/>
+            <wp:docPr id="1867973126" name="Picture 2"/>
+            <wp:cNvGraphicFramePr>
+              <a:graphicFrameLocks xmlns:a="http://schemas.openxmlformats.org/drawingml/2006/main" noChangeAspect="1"/>
+            </wp:cNvGraphicFramePr>
+            <a:graphic xmlns:a="http://schemas.openxmlformats.org/drawingml/2006/main">
+              <a:graphicData uri="http://schemas.openxmlformats.org/drawingml/2006/picture">
+                <pic:pic xmlns:pic="http://schemas.openxmlformats.org/drawingml/2006/picture">
+                  <pic:nvPicPr>
+                    <pic:cNvPr id="0" name="Picture 2"/>
+                    <pic:cNvPicPr>
+                      <a:picLocks noChangeAspect="1" noChangeArrowheads="1"/>
+                    </pic:cNvPicPr>
+                  </pic:nvPicPr>
+                  <pic:blipFill>
+                    <a:blip r:embed="rId11" cstate="print">
+                      <a:extLst>
+                        <a:ext uri="{28A0092B-C50C-407E-A947-70E740481C1C}">
+                          <a14:useLocalDpi xmlns:a14="http://schemas.microsoft.com/office/drawing/2010/main" val="0"/>
+                        </a:ext>
+                      </a:extLst>
+                    </a:blip>
+                    <a:srcRect/>
+                    <a:stretch>
+                      <a:fillRect/>
+                    </a:stretch>
+                  </pic:blipFill>
+                  <pic:spPr bwMode="auto">
+                    <a:xfrm>
+                      <a:off x="0" y="0"/>
+                      <a:ext cx="5936615" cy="4544060"/>
+                    </a:xfrm>
+                    <a:prstGeom prst="rect">
+                      <a:avLst/>
+                    </a:prstGeom>
+                    <a:noFill/>
+                    <a:ln>
+                      <a:noFill/>
+                    </a:ln>
+                  </pic:spPr>
+                </pic:pic>
+              </a:graphicData>
+            </a:graphic>
+          </wp:inline>
+        </w:drawing>
+      </w:r>
+    </w:p>
+    <w:p>
+      <w:pPr>
+        <w:spacing w:line="480" w:lineRule="auto"/>
+      </w:pPr>
+      <w:r>
+        <w:t>Figure 1. Map of Yellowstone National Park showing the locations of tagged raven territories as colored polygons inside the boundaries. The MTFWP (red) and bison (blue) hunting regions are highlighted outside the north-western boundary of the national park. The MTFWP region was used during the duration of the rifle hunting season. The bison region was used after the end of the MTFWP rifle hunting season and ran until the end of the winter study period (March 30). The landfill and water treatment pond within the hunting regions utilized by ravens is located at the star.</w:t>
+      </w:r>
+    </w:p>
+    <w:p>
+      <w:pPr>
+        <w:spacing w:line="480" w:lineRule="auto"/>
+        <w:rPr>
+          <w:b/>
+          <w:bCs/>
+        </w:rPr>
+      </w:pPr>
+    </w:p>
+    <w:p>
+      <w:pPr>
+        <w:spacing w:line="480" w:lineRule="auto"/>
         <w:rPr>
           <w:i/>
           <w:iCs/>
@@ -1179,10 +1255,10 @@
         <w:ind w:firstLine="720"/>
       </w:pPr>
       <w:r>
-        <w:t xml:space="preserve">We defined two hunting areas corresponding to the </w:t>
-      </w:r>
-      <w:r>
-        <w:t>Montana</w:t>
+        <w:t>We defined two hunting areas corresponding to the M</w:t>
+      </w:r>
+      <w:r>
+        <w:t>ontana</w:t>
       </w:r>
       <w:r>
         <w:t xml:space="preserve"> Fish, Wildlife, and Parks (MTFWP) rifle hunting season and the tribal bison hunting season. During the MTFWP rifle hunting season, elk and deer are the main targets and are small enough to be packed out by hunters. We delineated this region (hereafter MTFWP hunting region, Fig. 1, Sup. Fig. </w:t>
@@ -1207,13 +1283,7 @@
         <w:t xml:space="preserve"> the open area along the south side of the Yellowstone River at the park boundary. Adult male bison can weigh over 750 kg during the hunting season (Yellowstone Bison Office, National Park Service, unpublished data), so the effort required to </w:t>
       </w:r>
       <w:r>
-        <w:t>pack</w:t>
-      </w:r>
-      <w:r>
-        <w:t xml:space="preserve"> a </w:t>
-      </w:r>
-      <w:r>
-        <w:t xml:space="preserve">harvested </w:t>
+        <w:t xml:space="preserve">pack a harvested </w:t>
       </w:r>
       <w:r>
         <w:t>bison back to the road is great and is avoided</w:t>
@@ -1348,7 +1418,7 @@
       <w:r>
         <w:t>We calculated the availability of hunter-created biomass using hunter take information for elk and deer during the rifle hunting period from Montana Fish, Wildlife, and Parks for the 313 hunting district (</w:t>
       </w:r>
-      <w:hyperlink r:id="rId11" w:history="1">
+      <w:hyperlink r:id="rId12" w:history="1">
         <w:r>
           <w:rPr>
             <w:rStyle w:val="Hyperlink"/>
@@ -1915,13 +1985,7 @@
         <w:t>P</w:t>
       </w:r>
       <w:r>
-        <w:t>roject because that is the period the wolf carcass predictive algorithm</w:t>
-      </w:r>
-      <w:r>
-        <w:t xml:space="preserve"> is intended for</w:t>
-      </w:r>
-      <w:r>
-        <w:t>. We included two covariates to represent the hunting season and assess to what extent ravens tracked the potential biomass versus a broader seasonally determined availability.</w:t>
+        <w:t>roject because that is the period the wolf carcass predictive algorithm works for. We included two covariates to represent the hunting season and assess to what extent ravens tracked the potential biomass versus a broader seasonally determined availability.</w:t>
       </w:r>
       <w:r>
         <w:t xml:space="preserve"> </w:t>
@@ -1933,11 +1997,11 @@
         <w:t xml:space="preserve"> available</w:t>
       </w:r>
       <w:r>
-        <w:t xml:space="preserve"> to determine if anthropogenic resources were prioritized in the decision-making process. Other covariates in the territory model include </w:t>
+        <w:t xml:space="preserve"> to determine if anthropogenic resources were prioritized in the decision-making process. Other covariates in the territory model include the distance </w:t>
       </w:r>
       <w:r>
         <w:lastRenderedPageBreak/>
-        <w:t>the distance to the hunting regions, average wolf kill density within the territory, pre-breeding season period, the proportion of other ravens leaving their territories, daily maximum temperature, and daily snow depth. Other covariates in the hunting model are the distance to the hunting region, the proportion of other ravens visiting the hunting regions, average daily temperature, and daily snow depth.</w:t>
+        <w:t>to the hunting regions, average wolf kill density within the territory, pre-breeding season period, the proportion of other ravens leaving their territories, daily maximum temperature, and daily snow depth. Other covariates in the hunting model are the distance to the hunting region, the proportion of other ravens visiting the hunting regions, average daily temperature, and daily snow depth.</w:t>
       </w:r>
     </w:p>
     <w:p>
@@ -2137,2042 +2201,12 @@
     <w:p>
       <w:pPr>
         <w:spacing w:line="480" w:lineRule="auto"/>
-        <w:ind w:firstLine="720"/>
-      </w:pPr>
-      <w:r>
-        <w:t>Ravens began making consistent trips to the Gardiner hunting region at the beginning of the MTFWP rifle hunting season in the last week of October</w:t>
-      </w:r>
-      <w:r>
-        <w:t xml:space="preserve"> (</w:t>
-      </w:r>
-      <w:commentRangeStart w:id="11"/>
-      <w:r>
-        <w:t xml:space="preserve">Fig. </w:t>
-      </w:r>
-      <w:commentRangeEnd w:id="11"/>
-      <w:r>
-        <w:rPr>
-          <w:rStyle w:val="CommentReference"/>
-          <w:sz w:val="24"/>
-          <w:szCs w:val="24"/>
-        </w:rPr>
-        <w:commentReference w:id="11"/>
-      </w:r>
-      <w:r>
-        <w:t>)</w:t>
-      </w:r>
-      <w:r>
-        <w:t xml:space="preserve">. Despite </w:t>
-      </w:r>
-      <w:r>
-        <w:t>major hunting not occurring during the middle of winter</w:t>
-      </w:r>
-      <w:r>
-        <w:t xml:space="preserve">, </w:t>
-      </w:r>
-      <w:r>
-        <w:t xml:space="preserve">the average number of </w:t>
-      </w:r>
-      <w:r>
-        <w:t xml:space="preserve">trips </w:t>
-      </w:r>
-      <w:r>
-        <w:t xml:space="preserve">a raven made </w:t>
-      </w:r>
-      <w:r>
-        <w:t xml:space="preserve">to the hunting regions </w:t>
-      </w:r>
-      <w:r>
-        <w:t xml:space="preserve">each month </w:t>
-      </w:r>
-      <w:r>
-        <w:t>remained consistent</w:t>
-      </w:r>
-      <w:r>
-        <w:t xml:space="preserve"> after the initial increase </w:t>
-      </w:r>
-      <w:r>
-        <w:t>in</w:t>
-      </w:r>
-      <w:r>
-        <w:t xml:space="preserve"> October</w:t>
-      </w:r>
-      <w:r>
-        <w:t xml:space="preserve"> (</w:t>
-      </w:r>
-      <w:commentRangeStart w:id="12"/>
-      <w:r>
-        <w:t xml:space="preserve">Fig. </w:t>
-      </w:r>
-      <w:commentRangeEnd w:id="12"/>
-      <w:r>
-        <w:rPr>
-          <w:rStyle w:val="CommentReference"/>
-          <w:sz w:val="24"/>
-          <w:szCs w:val="24"/>
-        </w:rPr>
-        <w:commentReference w:id="12"/>
-      </w:r>
-      <w:r>
-        <w:t>)</w:t>
-      </w:r>
-      <w:r>
-        <w:t>.</w:t>
-      </w:r>
-      <w:r>
-        <w:t xml:space="preserve"> </w:t>
-      </w:r>
-      <w:r>
-        <w:t>During these trips, ra</w:t>
-      </w:r>
-      <w:r>
-        <w:t>vens visited t</w:t>
-      </w:r>
-      <w:r>
-        <w:t xml:space="preserve">he landfill and sewage </w:t>
-      </w:r>
-      <w:r>
-        <w:lastRenderedPageBreak/>
-        <w:t xml:space="preserve">treatment ponds </w:t>
-      </w:r>
-      <w:r>
-        <w:t xml:space="preserve">located </w:t>
-      </w:r>
-      <w:r>
-        <w:t>with</w:t>
-      </w:r>
-      <w:r>
-        <w:t>in the</w:t>
-      </w:r>
-      <w:r>
-        <w:t xml:space="preserve"> Gardiner</w:t>
-      </w:r>
-      <w:r>
-        <w:t xml:space="preserve"> hunting regions </w:t>
-      </w:r>
-      <w:r>
-        <w:t xml:space="preserve">to forage for food as well </w:t>
-      </w:r>
-      <w:r>
-        <w:t>(Fig. 1)</w:t>
-      </w:r>
-      <w:r>
-        <w:t xml:space="preserve">. </w:t>
-      </w:r>
-      <w:r>
-        <w:t xml:space="preserve">We recorded at least one GPS point at </w:t>
-      </w:r>
-      <w:r>
-        <w:t>the landfill and sewage treatment ponds in Gardiner,</w:t>
-      </w:r>
-      <w:r>
-        <w:t xml:space="preserve"> MT,</w:t>
-      </w:r>
-      <w:r>
-        <w:t xml:space="preserve"> an average of </w:t>
-      </w:r>
-      <w:r>
-        <w:t>2</w:t>
-      </w:r>
-      <w:r>
-        <w:t>3</w:t>
-      </w:r>
-      <w:r>
-        <w:t>.</w:t>
-      </w:r>
-      <w:r>
-        <w:t>2</w:t>
-      </w:r>
-      <w:r>
-        <w:t xml:space="preserve">% of trips to the hunting regions throughout the winter (range = 0 – </w:t>
-      </w:r>
-      <w:r>
-        <w:t>57.1</w:t>
-      </w:r>
-      <w:r>
-        <w:t xml:space="preserve">%, sd = </w:t>
-      </w:r>
-      <w:r>
-        <w:t>18.8</w:t>
-      </w:r>
-      <w:r>
-        <w:t xml:space="preserve">%). </w:t>
-      </w:r>
-      <w:r>
-        <w:t>However, visits to the dump varied by month</w:t>
-      </w:r>
-      <w:r>
-        <w:t>,</w:t>
-      </w:r>
-      <w:r>
-        <w:t xml:space="preserve"> with the lowest visitation rates occurring during November and March</w:t>
-      </w:r>
-      <w:r>
-        <w:t xml:space="preserve"> when recreational hunting is most intens</w:t>
-      </w:r>
-      <w:r>
-        <w:t>ive</w:t>
-      </w:r>
-      <w:r>
-        <w:t xml:space="preserve"> (</w:t>
-      </w:r>
-      <w:r>
-        <w:t xml:space="preserve">Supp. </w:t>
-      </w:r>
-      <w:r>
-        <w:t>Fig. )</w:t>
-      </w:r>
-      <w:r>
-        <w:t>.</w:t>
-      </w:r>
-      <w:r>
-        <w:t xml:space="preserve"> </w:t>
-      </w:r>
-    </w:p>
-    <w:p>
-      <w:pPr>
-        <w:spacing w:line="480" w:lineRule="auto"/>
-        <w:ind w:firstLine="720"/>
-      </w:pPr>
-      <w:commentRangeStart w:id="13"/>
-      <w:r>
-        <w:t>During</w:t>
-      </w:r>
-      <w:commentRangeEnd w:id="13"/>
-      <w:r>
-        <w:rPr>
-          <w:rStyle w:val="CommentReference"/>
-          <w:sz w:val="24"/>
-          <w:szCs w:val="24"/>
-        </w:rPr>
-        <w:commentReference w:id="13"/>
-      </w:r>
-      <w:r>
-        <w:t xml:space="preserve"> the</w:t>
-      </w:r>
-      <w:r>
-        <w:t xml:space="preserve"> </w:t>
-      </w:r>
-      <w:r>
-        <w:t xml:space="preserve">Yellowstone Wolf, Cougar, and Elk </w:t>
-      </w:r>
-      <w:r>
-        <w:t>winter study</w:t>
-      </w:r>
-      <w:r>
-        <w:t xml:space="preserve"> sampling periods that had sufficient information about wolf kill availability</w:t>
-      </w:r>
-      <w:r>
-        <w:t xml:space="preserve"> we had 2095 decision days (</w:t>
-      </w:r>
-      <w:r>
-        <w:t>mean = 104.8</w:t>
-      </w:r>
-      <w:r>
-        <w:t>range = 4 – 219, sd = 63)</w:t>
-      </w:r>
-      <w:r>
-        <w:t>.</w:t>
-      </w:r>
-      <w:r>
-        <w:t xml:space="preserve"> </w:t>
-      </w:r>
-      <w:r>
-        <w:t>W</w:t>
-      </w:r>
-      <w:r>
-        <w:t>olf kills were rarely available</w:t>
-      </w:r>
-      <w:r>
-        <w:t xml:space="preserve"> and utilized</w:t>
-      </w:r>
-      <w:r>
-        <w:t xml:space="preserve"> by individual</w:t>
-      </w:r>
-      <w:r>
-        <w:t xml:space="preserve"> territorial ravens, either within their territory or beyond it. Raven territories were 0.8 – 21.2 km</w:t>
-      </w:r>
-      <w:r>
-        <w:rPr>
-          <w:vertAlign w:val="superscript"/>
-        </w:rPr>
-        <w:t>2</w:t>
-      </w:r>
-      <w:r>
-        <w:t xml:space="preserve"> (median = 3.3 km</w:t>
-      </w:r>
-      <w:r>
-        <w:rPr>
-          <w:vertAlign w:val="superscript"/>
-        </w:rPr>
-        <w:t>2</w:t>
-      </w:r>
-      <w:r>
-        <w:t>,</w:t>
-      </w:r>
-      <w:r>
-        <w:t xml:space="preserve"> sd = 6.3 km</w:t>
-      </w:r>
-      <w:r>
-        <w:rPr>
-          <w:vertAlign w:val="superscript"/>
-        </w:rPr>
-        <w:t>2</w:t>
-      </w:r>
-      <w:r>
-        <w:t>) and each territory only had a wolf kill available for a mean of 3.1% of days (</w:t>
-      </w:r>
-      <w:r>
-        <w:t>n</w:t>
-      </w:r>
-      <w:r>
-        <w:rPr>
-          <w:vertAlign w:val="subscript"/>
-        </w:rPr>
-        <w:t>kills</w:t>
-      </w:r>
-      <w:r>
-        <w:t xml:space="preserve"> = 25, </w:t>
-      </w:r>
-      <w:r>
-        <w:t xml:space="preserve">range = 0 – 25%, sd = 6.1%). </w:t>
-      </w:r>
-      <w:r>
-        <w:t>We recorded ravens within 500 m</w:t>
-      </w:r>
-      <w:r>
-        <w:t>eters</w:t>
-      </w:r>
-      <w:r>
-        <w:t xml:space="preserve"> of</w:t>
-      </w:r>
-      <w:r>
-        <w:t xml:space="preserve"> a</w:t>
-      </w:r>
-      <w:r>
-        <w:t xml:space="preserve"> wolf kill </w:t>
-      </w:r>
-      <w:r>
-        <w:t>i</w:t>
-      </w:r>
-      <w:r>
-        <w:t>n their territories 26.5% of days we defined as having an available wolf kill (53.1% for within 1000 m</w:t>
-      </w:r>
-      <w:r>
-        <w:t>eters</w:t>
-      </w:r>
-      <w:r>
-        <w:t xml:space="preserve">) </w:t>
-      </w:r>
-      <w:commentRangeStart w:id="14"/>
-      <w:r>
-        <w:t>and ravens visited a particular wolf kill on at least one day during its available duration 32% of the time</w:t>
-      </w:r>
-      <w:commentRangeEnd w:id="14"/>
-      <w:r>
-        <w:rPr>
-          <w:rStyle w:val="CommentReference"/>
-          <w:sz w:val="24"/>
-          <w:szCs w:val="24"/>
-        </w:rPr>
-        <w:commentReference w:id="14"/>
-      </w:r>
-      <w:r>
-        <w:t xml:space="preserve">. </w:t>
-      </w:r>
-      <w:r>
-        <w:t>Ravens with larger territories were less likely to visit wolf kills available within their territories (binomial GLM: -0.13, SE = 0.05, p &lt; 0.05)</w:t>
-      </w:r>
-      <w:commentRangeStart w:id="15"/>
-      <w:r>
-        <w:t>.</w:t>
-      </w:r>
-      <w:commentRangeEnd w:id="15"/>
-      <w:r>
-        <w:rPr>
-          <w:rStyle w:val="CommentReference"/>
-          <w:sz w:val="24"/>
-          <w:szCs w:val="24"/>
-        </w:rPr>
-        <w:commentReference w:id="15"/>
-      </w:r>
-      <w:r>
-        <w:t xml:space="preserve"> </w:t>
-      </w:r>
-      <w:r>
-        <w:t xml:space="preserve">Wolf kills were only </w:t>
-      </w:r>
-      <w:r>
-        <w:t>visited</w:t>
-      </w:r>
-      <w:r>
-        <w:t xml:space="preserve"> outside of the territory on a mean of </w:t>
-      </w:r>
-      <w:r>
-        <w:t>2.8</w:t>
-      </w:r>
-      <w:r>
-        <w:t xml:space="preserve">% of days </w:t>
-      </w:r>
-      <w:r>
-        <w:t>that</w:t>
-      </w:r>
-      <w:r>
-        <w:t xml:space="preserve"> </w:t>
-      </w:r>
-      <w:r>
-        <w:t xml:space="preserve">a </w:t>
-      </w:r>
-      <w:r>
-        <w:t xml:space="preserve">raven left </w:t>
-      </w:r>
-      <w:r>
-        <w:t>its</w:t>
-      </w:r>
-      <w:r>
-        <w:t xml:space="preserve"> territory </w:t>
-      </w:r>
-      <w:r>
-        <w:t>(</w:t>
-      </w:r>
-      <w:r>
-        <w:t>n</w:t>
-      </w:r>
-      <w:r>
-        <w:rPr>
-          <w:vertAlign w:val="subscript"/>
-        </w:rPr>
-        <w:t>kills</w:t>
-      </w:r>
-      <w:r>
-        <w:t xml:space="preserve"> = </w:t>
-      </w:r>
-      <w:r>
-        <w:t>4</w:t>
-      </w:r>
-      <w:r>
-        <w:t>4</w:t>
-      </w:r>
-      <w:r>
-        <w:t xml:space="preserve">, </w:t>
-      </w:r>
-      <w:r>
-        <w:t xml:space="preserve">range = </w:t>
-      </w:r>
-      <w:r>
-        <w:t>0</w:t>
-      </w:r>
-      <w:r>
-        <w:t xml:space="preserve"> – </w:t>
-      </w:r>
-      <w:r>
-        <w:t>10.1</w:t>
-      </w:r>
-      <w:r>
-        <w:t xml:space="preserve">%, sd = </w:t>
-      </w:r>
-      <w:r>
-        <w:t>3</w:t>
-      </w:r>
-      <w:r>
-        <w:t xml:space="preserve">%, Fig. 2). </w:t>
-      </w:r>
-      <w:r>
-        <w:t>54.4% of</w:t>
-      </w:r>
-      <w:r>
-        <w:t xml:space="preserve"> extraterritorial trips with a wolf kill involved the raven investigating the hunting areas as well (range = 1</w:t>
-      </w:r>
-      <w:r>
-        <w:t>4.3</w:t>
-      </w:r>
-      <w:r>
-        <w:t xml:space="preserve"> – 100%, sd = 3</w:t>
-      </w:r>
-      <w:r>
-        <w:t>5.7</w:t>
-      </w:r>
-      <w:r>
-        <w:t xml:space="preserve">%, Fig. 2). </w:t>
-      </w:r>
-    </w:p>
-    <w:p>
-      <w:pPr>
-        <w:spacing w:line="480" w:lineRule="auto"/>
-        <w:rPr>
-          <w:i/>
-          <w:iCs/>
-        </w:rPr>
-      </w:pPr>
-      <w:r>
-        <w:rPr>
-          <w:i/>
-          <w:iCs/>
-        </w:rPr>
-        <w:t>Foraging movement decisions</w:t>
-      </w:r>
-    </w:p>
-    <w:p>
-      <w:pPr>
-        <w:spacing w:line="480" w:lineRule="auto"/>
-        <w:ind w:firstLine="720"/>
-      </w:pPr>
-      <w:r>
-        <w:lastRenderedPageBreak/>
-        <w:t xml:space="preserve">Food availability and weather conditions both impacted a raven’s decision to leave its territory. A wolf kill within 1 km of a raven’s territory decreased </w:t>
-      </w:r>
-      <w:r>
-        <w:t>its</w:t>
-      </w:r>
-      <w:r>
-        <w:t xml:space="preserve"> chance</w:t>
-      </w:r>
-      <w:r>
-        <w:t>s</w:t>
-      </w:r>
-      <w:r>
-        <w:t xml:space="preserve"> of leaving its territory</w:t>
-      </w:r>
-      <w:r>
-        <w:t xml:space="preserve"> by </w:t>
-      </w:r>
-      <w:r>
-        <w:t>3.4</w:t>
-      </w:r>
-      <w:r>
-        <w:t xml:space="preserve"> – </w:t>
-      </w:r>
-      <w:r>
-        <w:t>3.8</w:t>
-      </w:r>
-      <w:r>
-        <w:t xml:space="preserve">%, choosing to leave their territory a predicted </w:t>
-      </w:r>
-      <w:r>
-        <w:t>92.7</w:t>
-      </w:r>
-      <w:r>
-        <w:t xml:space="preserve"> – 9</w:t>
-      </w:r>
-      <w:r>
-        <w:t>3.</w:t>
-      </w:r>
-      <w:r>
-        <w:t>6</w:t>
-      </w:r>
-      <w:r>
-        <w:t>% of the time a wolf kill was present</w:t>
-      </w:r>
-      <w:r>
-        <w:t xml:space="preserve"> (-0.8, SE = 0.3</w:t>
-      </w:r>
-      <w:r>
-        <w:t>5</w:t>
-      </w:r>
-      <w:r>
-        <w:t>, p &lt; 0.05, Table 1, Fig. 4, 5). The availability of hunter-created carrion did not impact a raven’s decision to leave its territory, regardless of the metric of consideration (hunting biomass: -0.0</w:t>
-      </w:r>
-      <w:r>
-        <w:t>05</w:t>
-      </w:r>
-      <w:r>
-        <w:t>, SE = 0.0</w:t>
-      </w:r>
-      <w:r>
-        <w:t>82</w:t>
-      </w:r>
-      <w:r>
-        <w:t>, p = 0.</w:t>
-      </w:r>
-      <w:r>
-        <w:t>95</w:t>
-      </w:r>
-      <w:r>
-        <w:t>; hunting season: -0.</w:t>
-      </w:r>
-      <w:r>
-        <w:t>13</w:t>
-      </w:r>
-      <w:r>
-        <w:t>, SE = 0.</w:t>
-      </w:r>
-      <w:r>
-        <w:t>22</w:t>
-      </w:r>
-      <w:r>
-        <w:t>, p = 0.</w:t>
-      </w:r>
-      <w:r>
-        <w:t>56</w:t>
-      </w:r>
-      <w:r>
-        <w:t>, Fig. 4, 5</w:t>
-      </w:r>
-      <w:r>
-        <w:t xml:space="preserve">; </w:t>
-      </w:r>
-      <w:r>
-        <w:t xml:space="preserve">Table 1, Fig. 4). Ravens were less likely to leave their territory during March compared to November and December (-0.46, SE = 0.21, p &lt; 0.05, Table 1). </w:t>
-      </w:r>
-      <w:r>
-        <w:t xml:space="preserve">This effect showed evidence for an interaction with snow depth where snow depth </w:t>
-      </w:r>
-      <w:r>
-        <w:t xml:space="preserve">had a stronger impact in late winter with less snow leading to lower probabilities of </w:t>
-      </w:r>
-      <w:r>
-        <w:t>traveling beyond the</w:t>
-      </w:r>
-      <w:r>
-        <w:t xml:space="preserve"> territory</w:t>
-      </w:r>
-      <w:r>
-        <w:t xml:space="preserve"> </w:t>
-      </w:r>
-      <w:r>
-        <w:t>(</w:t>
-      </w:r>
-      <w:r>
-        <w:t>-0.55</w:t>
-      </w:r>
-      <w:r>
-        <w:t>, SE = 0.</w:t>
-      </w:r>
-      <w:r>
-        <w:t>32</w:t>
-      </w:r>
-      <w:r>
-        <w:t>, p = 0.</w:t>
-      </w:r>
-      <w:r>
-        <w:t>08</w:t>
-      </w:r>
-      <w:r>
-        <w:t>, Table 1). The removal of the weather covariates from the model did lead to a positive impact of other ravens traveling from their territory (0.18, SE = 0.079, p &lt; 0.05, Sup. Table 2).</w:t>
-      </w:r>
-    </w:p>
-    <w:p>
-      <w:pPr>
-        <w:spacing w:line="480" w:lineRule="auto"/>
-        <w:ind w:firstLine="720"/>
-      </w:pPr>
-      <w:r>
-        <w:t xml:space="preserve">When a raven left its territory, its destination was influenced by many factors. Ravens were more likely to visit the hunting regions during the </w:t>
-      </w:r>
-      <w:commentRangeStart w:id="16"/>
-      <w:r>
-        <w:t xml:space="preserve">hunting season </w:t>
-      </w:r>
-      <w:commentRangeEnd w:id="16"/>
-      <w:r>
-        <w:rPr>
-          <w:rStyle w:val="CommentReference"/>
-          <w:sz w:val="24"/>
-          <w:szCs w:val="24"/>
-        </w:rPr>
-        <w:commentReference w:id="16"/>
-      </w:r>
-      <w:r>
-        <w:t>(0.5</w:t>
-      </w:r>
-      <w:r>
-        <w:t>6</w:t>
-      </w:r>
-      <w:r>
-        <w:t>, SE = 0.19, p &lt; 0.01, Table 2, Fig. 6), but they were not influenced by the actual amount of biomass available in hunting areas (-0.08</w:t>
-      </w:r>
-      <w:r>
-        <w:t>4</w:t>
-      </w:r>
-      <w:r>
-        <w:t>, SE = 0.08, p = 0.</w:t>
-      </w:r>
-      <w:r>
-        <w:t>29</w:t>
-      </w:r>
-      <w:r>
-        <w:t>, Table 2, Fig. 6). When a wolf kill was located outside of a raven’s territory, it greatly reduced the likelihood of visiting the hunting area</w:t>
-      </w:r>
-      <w:r>
-        <w:t xml:space="preserve"> by 4</w:t>
-      </w:r>
-      <w:r>
-        <w:t>9</w:t>
-      </w:r>
-      <w:r>
-        <w:t xml:space="preserve"> – 5</w:t>
-      </w:r>
-      <w:r>
-        <w:t>2</w:t>
-      </w:r>
-      <w:r>
-        <w:t>% with a predicted 15 – 2</w:t>
-      </w:r>
-      <w:r>
-        <w:t>3.7</w:t>
-      </w:r>
-      <w:r>
-        <w:t>% of days ending in a visit to the hunting region</w:t>
-      </w:r>
-      <w:r>
-        <w:t xml:space="preserve"> (-2.</w:t>
-      </w:r>
-      <w:r>
-        <w:t>3</w:t>
-      </w:r>
-      <w:r>
-        <w:t>, SE = 0.3</w:t>
-      </w:r>
-      <w:r>
-        <w:t>6</w:t>
-      </w:r>
-      <w:r>
-        <w:t xml:space="preserve">, p &lt; 0.001, Table 2, Fig. 6). Ravens with territories closer to the hunting regions visited the hunting area more often (-1.7, SE = 0.42, p &lt; 0.001, Table 2, Fig. 6). Ravens were more likely to travel to the hunting area when a greater proportion of GPS </w:t>
-      </w:r>
-      <w:r>
-        <w:lastRenderedPageBreak/>
-        <w:t>tracked territorial ravens made the same decision (0.38, SE = 0.081, p &lt; 0.001 Table 2, Fig. 6). Ravens’ visits to the hunting area increased as temperatures dropped (-0.22, SE = 0.078, p &lt; 0.01, Table 2, Fig. 6) and snow depth increased (0.22, SE = 0.094, p &lt; 0.05, Table 2, Fig. 6).</w:t>
-      </w:r>
-      <w:r>
-        <w:t xml:space="preserve"> </w:t>
-      </w:r>
-    </w:p>
-    <w:p>
-      <w:pPr>
-        <w:spacing w:line="480" w:lineRule="auto"/>
-      </w:pPr>
-    </w:p>
-    <w:p>
-      <w:pPr>
-        <w:spacing w:line="480" w:lineRule="auto"/>
-      </w:pPr>
-      <w:r>
-        <w:rPr>
-          <w:b/>
-          <w:bCs/>
-        </w:rPr>
-        <w:t>Discussion</w:t>
-      </w:r>
-    </w:p>
-    <w:p>
-      <w:pPr>
-        <w:spacing w:line="480" w:lineRule="auto"/>
-      </w:pPr>
-      <w:r>
-        <w:tab/>
-        <w:t xml:space="preserve">Organisms face thousands of critical decisions throughout their lives and make decisions on every scale. Macro-scale decisions such as whether to disperse to a new area are made infrequently. These choices confer high-risk and high-reward on an individual’s fitness, potentially reducing competition and providing new breeding opportunities </w:t>
-      </w:r>
-      <w:r>
-        <w:fldChar w:fldCharType="begin"/>
-      </w:r>
-      <w:r>
-        <w:instrText xml:space="preserve"> ADDIN ZOTERO_ITEM CSL_CITATION {"citationID":"mcghizWP","properties":{"formattedCitation":"(Johnson and Gaines 1987, Bonte et al. 2014)","plainCitation":"(Johnson and Gaines 1987, Bonte et al. 2014)","noteIndex":0},"citationItems":[{"id":1187,"uris":["http://zotero.org/users/9968163/items/JEFP2UKR"],"itemData":{"id":1187,"type":"article-journal","abstract":"Three 0.8—ha fenced enclosures (X, Y, and Z) were used to determine the consequences of dispersal on the fitness of individual prairie voles, Microtus ochrogaster. Dispersers from enclosure X were marked and were either placed in a vacant enclosure (Z) or returned to their original enclosure (X) (frustrated dispersers). Enclosure Y contained a population of residents where all dispersers from that population were allowed to leave. The survival and reproduction of animals in all enclosures were monitored for 10 wk. Nine replicates of the experiment were performed over a 2—yr period. There was a greater proportion of subadults among dispersers than among residents. There were no differences in sex ratio or reproductive condition between dispersers and residents. Dispersers had the highest survival, followed by residents on enclosure X, and finally, frustrated dispersers. The reproductive activity of dispersers and frustrated dispersers was equal, and both were greater than that of residents on enclosure X. When survival and reproductive activity were combined into a general fitness index, dispersers had the highest relative fitness. Residents on enclosure X and frustrated dispersers had lower and approximately equal fitness. A comparison of the survival and reproductive activity of animals on enclosures X (where one—half of the dispersers were returned to the enclosure) and Y (where all dispersers were allowed to leave), indicated that only the survival of adult females on enclosure Y increased as a result of the reduced density on that enclosure. It was concluded that (1) dispersal into optimal habitat resulted in high survival and reproduction, (2) frustrated dispersal resulted in low survival, but once these animals became established, they showed high reproductive activity, and (3) females appeared to benefit most from living in a population when density was reduced by dispersal.","container-title":"Ecology","DOI":"10.2307/1938474","ISSN":"1939-9170","issue":"3","language":"en","license":"© 1987 by the Ecological Society of America","note":"_eprint: https://esajournals.onlinelibrary.wiley.com/doi/pdf/10.2307/1938474","page":"684-694","source":"Wiley Online Library","title":"The Selective Basis for Dispersal of the Prairie Vole, Microtus Ochrogaster","volume":"68","author":[{"family":"Johnson","given":"Michael L."},{"family":"Gaines","given":"Michael S."}],"issued":{"date-parts":[["1987"]]}}},{"id":1190,"uris":["http://zotero.org/users/9968163/items/JQGTVAY7"],"itemData":{"id":1190,"type":"article-journal","abstract":"Dispersal is essential for population persistence in transient environments. While costs of dispersal are ubiquitous, individual advantages of dispersal remain poorly understood. Not all individuals from a population disperse, and individual heterogeneity in costs and benefits of dispersal underlie phenotype-dependent dispersal strategies. Dispersing phenotypes are always expected to maximize their fitness by adaptive decision making relative to the alternative strategy of remaining philopatric. While this first principle is well acknowledged in theoretical ecology, empirical verification is extremely difficult, due to a plethora of experimental constraints. We studied fitness prospects of dispersal in a game theoretical context using the two-spotted spider mite Tetranychus urticae as a model species. We demonstrate that dispersing phenotypes represent those individuals able to maximize their fitness in a novel, less populated environment reached after dispersal. In contrast to philopatric phenotypes, successful dispersers performed better in a low density post-dispersal context, but worse in a high density philopatric context. They increased fitness about 450% relative to the strategy of remaining philopatric. The optimization of phenotype-dependent dispersal, thus, maximizes fitness.","container-title":"Ecology","DOI":"10.1890/13-2269.1","ISSN":"1939-9170","issue":"11","language":"en","license":"© 2014 by the Ecological Society of America","note":"_eprint: https://esajournals.onlinelibrary.wiley.com/doi/pdf/10.1890/13-2269.1","page":"3104-3111","source":"Wiley Online Library","title":"Fitness maximization by dispersal: evidence from an invasion experiment","title-short":"Fitness maximization by dispersal","volume":"95","author":[{"family":"Bonte","given":"D."},{"family":"De Roissart","given":"A."},{"family":"Wybouw","given":"N."},{"family":"Van Leeuwen","given":"T."}],"issued":{"date-parts":[["2014"]]}}}],"schema":"https://github.com/citation-style-language/schema/raw/master/csl-citation.json"} </w:instrText>
-      </w:r>
-      <w:r>
-        <w:fldChar w:fldCharType="separate"/>
-      </w:r>
-      <w:r>
-        <w:t>(Johnson and Gaines 1987, Bonte et al. 2014)</w:t>
-      </w:r>
-      <w:r>
-        <w:fldChar w:fldCharType="end"/>
-      </w:r>
-      <w:r>
-        <w:t xml:space="preserve">. Micro-scale decisions enable individuals to optimize efficiency, for example, by reducing predation risk based on location within a herd </w:t>
-      </w:r>
-      <w:r>
-        <w:fldChar w:fldCharType="begin"/>
-      </w:r>
-      <w:r>
-        <w:instrText xml:space="preserve"> ADDIN ZOTERO_ITEM CSL_CITATION {"citationID":"unv9OV50","properties":{"formattedCitation":"(Morrell et al. 2011)","plainCitation":"(Morrell et al. 2011)","noteIndex":0},"citationItems":[{"id":1194,"uris":["http://zotero.org/users/9968163/items/QI8ZNDL4"],"itemData":{"id":1194,"type":"article-journal","container-title":"Behavioral Ecology","DOI":"10.1093/beheco/arq157","ISSN":"1045-2249, 1465-7279","issue":"1","journalAbbreviation":"Behavioral Ecology","language":"en","page":"16-22","source":"DOI.org (Crossref)","title":"Spatial positioning in the selfish herd","volume":"22","author":[{"family":"Morrell","given":"L. J."},{"family":"Ruxton","given":"G. D."},{"family":"James","given":"R."}],"issued":{"date-parts":[["2011",1,1]]}}}],"schema":"https://github.com/citation-style-language/schema/raw/master/csl-citation.json"} </w:instrText>
-      </w:r>
-      <w:r>
-        <w:fldChar w:fldCharType="separate"/>
-      </w:r>
-      <w:r>
-        <w:t>(Morrell et al. 2011)</w:t>
-      </w:r>
-      <w:r>
-        <w:fldChar w:fldCharType="end"/>
-      </w:r>
-      <w:r>
-        <w:t xml:space="preserve">. At the daily level, </w:t>
-      </w:r>
-      <w:r>
-        <w:t xml:space="preserve">foraging </w:t>
-      </w:r>
-      <w:r>
-        <w:t>decisions</w:t>
-      </w:r>
-      <w:r>
-        <w:t>,</w:t>
-      </w:r>
-      <w:r>
-        <w:t xml:space="preserve"> often described using optimal foraging theory</w:t>
-      </w:r>
-      <w:r>
-        <w:t>,</w:t>
-      </w:r>
-      <w:r>
-        <w:t xml:space="preserve"> </w:t>
-      </w:r>
-      <w:r>
-        <w:t>give insight into how individuals should</w:t>
-      </w:r>
-      <w:r>
-        <w:t xml:space="preserve"> behav</w:t>
-      </w:r>
-      <w:r>
-        <w:t>e</w:t>
-      </w:r>
-      <w:r>
-        <w:t xml:space="preserve"> to </w:t>
-      </w:r>
-      <w:r>
-        <w:t xml:space="preserve">best </w:t>
-      </w:r>
-      <w:r>
-        <w:t>maximize their overall fitness</w:t>
-      </w:r>
-      <w:r>
-        <w:t xml:space="preserve"> </w:t>
-      </w:r>
-      <w:r>
-        <w:fldChar w:fldCharType="begin"/>
-      </w:r>
-      <w:r>
-        <w:instrText xml:space="preserve"> ADDIN ZOTERO_ITEM CSL_CITATION {"citationID":"cG3hTrkk","properties":{"unsorted":false,"formattedCitation":"(Bedoya-Perez et al. 2013)","plainCitation":"(Bedoya-Perez et al. 2013)","noteIndex":0},"citationItems":[{"id":1751,"uris":["http://zotero.org/users/9968163/items/MRU2TWN4"],"itemData":{"id":1751,"type":"article-journal","abstract":"The giving-up density (GUD) framework provides a powerful experimental approach with a strong theoretical underpinning to quantify foraging outcomes in heterogeneous landscapes. Since its inception, the GUD approach has been applied successfully to a vast range of foraging species and foraging scenarios. However, its application is not simple, as anyone who has tried to use it for the first time might attest. Limitations of the technique were noted at its conception, yet only the artificiality of the patches, the appropriateness of the food resource, and the possibility of multiple visiting foragers were identified. Here we show the current uses of GUD and outline the practical benefits as well as the often overlooked limitations of the technique. We define seven major points that need to be addressed when applying this methodology: (1) the curvilinearity between harvest rate and energy, (2) the energetic state of the forager, (3) the effect of group foraging, (4) food quality and substrate properties, (5) the predictability of the patch, (6) behavioral traits of the forager, and (7) nontarget species. We also suggest how GUD experiments can be enhanced by incorporating complementary methods (such as cameras) to better understand the foraging processes involved in the GUD itself. We conclude that the benefits of using GUD outweigh the costs, but that its limitations should not be ignored. Incorporating new methods when using GUD can potentially offer novel and important insights into the study of foraging behavior.","citation-key":"bedoya-perezPracticalGuideAvoid2013","container-title":"Behavioral Ecology and Sociobiology","DOI":"10.1007/s00265-013-1609-3","ISSN":"1432-0762","issue":"10","journalAbbreviation":"Behav Ecol Sociobiol","language":"en","page":"1541-1553","source":"Springer Link","title":"A practical guide to avoid giving up on giving-up densities","volume":"67","author":[{"family":"Bedoya-Perez","given":"Miguel A."},{"family":"Carthey","given":"Alexandra J. R."},{"family":"Mella","given":"Valentina S. A."},{"family":"McArthur","given":"Clare"},{"family":"Banks","given":"Peter B."}],"issued":{"date-parts":[["2013",10,1]]}}}],"schema":"https://github.com/citation-style-language/schema/raw/master/csl-citation.json"} </w:instrText>
-      </w:r>
-      <w:r>
-        <w:fldChar w:fldCharType="separate"/>
-      </w:r>
-      <w:r>
-        <w:rPr>
-          <w:rFonts w:ascii="Aptos" w:hAnsi="Aptos"/>
-        </w:rPr>
-        <w:t>(Bedoya-Perez et al. 2013)</w:t>
-      </w:r>
-      <w:r>
-        <w:fldChar w:fldCharType="end"/>
-      </w:r>
-      <w:r>
-        <w:t>. These decisions can be influenced by</w:t>
-      </w:r>
-      <w:r>
-        <w:t xml:space="preserve"> immediate</w:t>
-      </w:r>
-      <w:r>
-        <w:t xml:space="preserve"> conditions, such as resource availability</w:t>
-      </w:r>
-      <w:r>
-        <w:t xml:space="preserve"> and weather</w:t>
-      </w:r>
-      <w:r>
-        <w:t xml:space="preserve"> </w:t>
-      </w:r>
-      <w:r>
-        <w:fldChar w:fldCharType="begin"/>
-      </w:r>
-      <w:r>
-        <w:instrText xml:space="preserve"> ADDIN ZOTERO_ITEM CSL_CITATION {"citationID":"1Qim9hzx","properties":{"formattedCitation":"(Grubb 1978, Peat and Goulson 2005)","plainCitation":"(Grubb 1978, Peat and Goulson 2005)","noteIndex":0},"citationItems":[{"id":1199,"uris":["http://zotero.org/users/9968163/items/I2ULE26U"],"itemData":{"id":1199,"type":"article-journal","abstract":"Foraging rates of birds wintering in an Ohio woodlot were dependent on proximate weather conditions. Increased wind velocity and decreased temperature resulted in increased time stationary (s/min), increased number of stops/min, and decreased distance travelled (m/min) for the Downy Woodpecker, Carolina Chickadee, Tufted Titmouse, and White-breasted Nuthatch. Wind velocity effects were heightened as temperature decreased. Analyses of avian community structure based on foraging behavior below the critical thermal environment are now suspect. Future studies of competition in winter must consider the impact of weather.","container-title":"The Auk","DOI":"10.1093/auk/95.2.370","ISSN":"1938-4254","issue":"2","journalAbbreviation":"Auk","page":"370-376","source":"Silverchair","title":"Weather-dependent Foraging Rates of Wintering Woodland Birds","volume":"95","author":[{"family":"Grubb","given":"Thomas C.","suffix":"Jr."}],"issued":{"date-parts":[["1978",4,1]]}}},{"id":1195,"uris":["http://zotero.org/users/9968163/items/H9ZLFIAC"],"itemData":{"id":1195,"type":"article-journal","abstract":"This study examines factors that affect foraging rate of free-flying bumblebees, Bombus terrestris, when collecting nectar, and also what factors determine whether they collect pollen or nectar. We show that nectar foraging rate (mass gathered per unit time) is positively correlated with worker size, in accordance with previous studies. It has been suggested that the greater foraging rate of large bees is due to their higher thermoregulatory capacity in cool conditions, but our data suggest that this is not so. Workers differing in size were not differentially affected by the weather. Regardless of size, naïve bees were poor foragers, often using more resources than they gathered. Foraging rate was not maximised until at least 30 trips had been made from the nest. Foraging rates were positively correlated with humidity, perhaps because nectar secretion rates were higher or evaporation of nectar lower at high humidity. Temperature, wind speed and cloud cover did not significantly influence foraging rate, within the summertime range that occurred during the study. Weather greatly influenced whether bees collected pollen or nectar. Pollen was preferably collected when it was warm, windy, and particularly when humidity was low; and preferably during the middle of the day. We suggest that bees collect pollen in dry conditions, and avoid collecting pollen when there is dew or rain-water droplets on the vegetation, which would make grooming pollen into the corbiculae difficult. Availability of sufficient dry days for pollen collection may be an important factor determining the success of bumblebee colonies.","container-title":"Behavioral Ecology and Sociobiology","DOI":"10.1007/s00265-005-0916-8","ISSN":"1432-0762","issue":"2","journalAbbreviation":"Behav Ecol Sociobiol","language":"en","page":"152-156","source":"Springer Link","title":"Effects of experience and weather on foraging rate and pollen versus nectar collection in the bumblebee, Bombus terrestris","volume":"58","author":[{"family":"Peat","given":"James"},{"family":"Goulson","given":"Dave"}],"issued":{"date-parts":[["2005",6,1]]}}}],"schema":"https://github.com/citation-style-language/schema/raw/master/csl-citation.json"} </w:instrText>
-      </w:r>
-      <w:r>
-        <w:fldChar w:fldCharType="separate"/>
-      </w:r>
-      <w:r>
-        <w:t>(Grubb 1978, Peat and Goulson 2005)</w:t>
-      </w:r>
-      <w:r>
-        <w:fldChar w:fldCharType="end"/>
-      </w:r>
-      <w:r>
-        <w:t xml:space="preserve">, or by more cognitive processes such as memory </w:t>
-      </w:r>
-      <w:r>
-        <w:fldChar w:fldCharType="begin"/>
-      </w:r>
-      <w:r>
-        <w:instrText xml:space="preserve"> ADDIN ZOTERO_ITEM CSL_CITATION {"citationID":"dBWIEYH7","properties":{"formattedCitation":"(Noser and Byrne 2007, Polansky et al. 2015)","plainCitation":"(Noser and Byrne 2007, Polansky et al. 2015)","noteIndex":0},"citationItems":[{"id":1145,"uris":["http://zotero.org/users/9968163/items/JRVDYD5R"],"itemData":{"id":1145,"type":"article-journal","abstract":"The ability of animals to plan their foraging journeys and to approach resources in a goal-directed way may play a key role in cognitive evolution. Furthermore, optimal foraging theory assumes that animals are adapted to take least-effort routes between resources. Empirical evidence for these beliefs is largely lacking, however. We followed a group of chacma baboons over full days during a 16-month field study. We used GPS to investigate route linearity, travel speed and inter-resource distances, and the degree to which movement was guided by direct visual stimuli from the resources. During the dry season the study group travelled rapidly to sparse fruit sources and waterholes along linear paths over large distances. Inter-resource distances were larger than distances from which the resources could be seen. Seed resources, although situated closer to the sleeping site than fruit sources, were bypassed in the mornings and consumed predominantly in the afternoons, when movements were less linear, slower and shorter. During the rainy season, the animals left their sleeping sites earlier when visiting restricted and patchily distributed fig trees than when visiting abundant and evenly distributed fruit resources. However, travel speed and route linearity were not always associated with goal directedness, because the baboons approached the single sleeping site, presumably a vital resource, slowly and indirectly. Our results suggest that baboons plan their journeys, actively choosing between several out-of-sight resources and approaching them in an efficient, goal-directed way, characteristics commonly used as diagnostic for the presence of a cognitive map and episodic memory.","container-title":"Animal Behaviour","DOI":"10.1016/j.anbehav.2006.04.012","ISSN":"0003-3472","issue":"2","journalAbbreviation":"Animal Behaviour","page":"257-266","source":"ScienceDirect","title":"Travel routes and planning of visits to out-of-sight resources in wild chacma baboons, &lt;i&gt;Papio ursinus&lt;/i&gt;","volume":"73","author":[{"family":"Noser","given":"Rahel"},{"family":"Byrne","given":"Richard W."}],"issued":{"date-parts":[["2007",2,1]]}}},{"id":1147,"uris":["http://zotero.org/users/9968163/items/DGHD5DI8"],"itemData":{"id":1147,"type":"article-journal","abstract":"Spatial memory facilitates resource acquisition where resources are patchy, but how it influences movement behaviour of wide-ranging species remains to be resolved. We examined African elephant spatial memory reflected in movement decisions regarding access to perennial waterholes. State–space models of movement data revealed a rapid, highly directional movement behaviour almost exclusively associated with visiting perennial water. Behavioural change point (BCP) analyses demonstrated that these goal-oriented movements were initiated on average 4.59 km, and up to 49.97 km, from the visited waterhole, with the closest waterhole accessed 90% of the time. Distances of decision points increased when switching to different waterholes, during the dry season, or for female groups relative to males, while selection of the closest waterhole decreased when switching. Overall, our analyses indicated detailed spatial knowledge over large scales, enabling elephants to minimize travel distance through highly directional movement when accessing water. We discuss the likely cognitive and socioecological mechanisms driving these spatially precise movements that are most consistent with our findings. By applying modern analytic techniques to high-resolution movement data, this study illustrates emerging approaches for studying how cognition structures animal movement behaviour in different ecological and social contexts.","container-title":"Proceedings of the Royal Society B: Biological Sciences","DOI":"10.1098/rspb.2014.3042","ISSN":"0962-8452","issue":"1805","journalAbbreviation":"Proc Biol Sci","page":"20143042","source":"Silverchair","title":"Elucidating the significance of spatial memory on movement decisions by African savannah elephants using state–space models","volume":"282","author":[{"family":"Polansky","given":"Leo"},{"family":"Kilian","given":"Werner"},{"family":"Wittemyer","given":"George"}],"issued":{"date-parts":[["2015",4,22]]}}}],"schema":"https://github.com/citation-style-language/schema/raw/master/csl-citation.json"} </w:instrText>
-      </w:r>
-      <w:r>
-        <w:fldChar w:fldCharType="separate"/>
-      </w:r>
-      <w:r>
-        <w:t>(Noser and Byrne 2007, Polansky et al. 2015)</w:t>
-      </w:r>
-      <w:r>
-        <w:fldChar w:fldCharType="end"/>
-      </w:r>
-      <w:r>
-        <w:t xml:space="preserve">. </w:t>
-      </w:r>
-    </w:p>
-    <w:p>
-      <w:pPr>
-        <w:spacing w:line="480" w:lineRule="auto"/>
-        <w:ind w:firstLine="720"/>
-      </w:pPr>
-      <w:r>
-        <w:t xml:space="preserve">Place-bound ravens do not seasonally abandon territories to track distant resources, as some non-territorial ungulates do to track palatable foods </w:t>
-      </w:r>
-      <w:r>
-        <w:fldChar w:fldCharType="begin"/>
-      </w:r>
-      <w:r>
-        <w:instrText xml:space="preserve"> ADDIN ZOTERO_ITEM CSL_CITATION {"citationID":"tFuQwzVA","properties":{"formattedCitation":"(Middleton et al. 2018)","plainCitation":"(Middleton et al. 2018)","noteIndex":0},"citationItems":[{"id":1202,"uris":["http://zotero.org/users/9968163/items/R95UXR8V"],"itemData":{"id":1202,"type":"article-journal","abstract":"Each spring, migratory herbivores around the world track or ‘surf’ green waves of newly emergent vegetation to distant summer or wet-season ranges. This foraging tactic may help explain the great abundance of migratory herbivores on many seasonal landscapes. However, the underlying fitness benefits of this life-history strategy remain poorly understood. A fundamental prediction of the green-wave hypothesis is that migratory herbivores obtain fitness benefits from surfing waves of newly emergent vegetation more closely than their resident counterparts. Here we evaluate whether this behavior increases body-fat levels – a critically important correlate of reproduction and survival for most ungulates – in elk Cervus elaphus of the Greater Yellowstone Ecosystem. Using satellite imagery and GPS tracking data, we found evidence that migrants (n = 23) indeed surfed the green wave, occupying sites 12.7 days closer to peak green-up than residents (n = 16). Importantly, individual variation in surfing may help account for up to 6 kg of variation in autumn body-fat levels. Our findings point to a pathway for anthropogenic changes to the green wave (e.g. climate change) or migrants’ ability to surf it (e.g. development) to impact migratory populations. To explore this possibility, we evaluated potential population-level consequences of constrained surfing with a heuristic model. If green-wave surfing deteriorates by 5–15 days from observed, our model predicts up to a 20% decrease in pregnancy rates, a 2.5% decrease in population growth, and a 30% decrease in abundance over 50 years. By linking green-wave surfing to fitness and illustrating potential effects on population growth, our study provides new insights into the evolution of migratory behavior and the prospects for the persistence of migratory ungulate populations in a changing world.","container-title":"Oikos","DOI":"10.1111/oik.05227","ISSN":"1600-0706","issue":"7","language":"en","license":"© 2017 The Authors","note":"_eprint: https://nsojournals.onlinelibrary.wiley.com/doi/pdf/10.1111/oik.05227","page":"1060-1068","source":"Wiley Online Library","title":"Green-wave surfing increases fat gain in a migratory ungulate","volume":"127","author":[{"family":"Middleton","given":"Arthur D."},{"family":"Merkle","given":"Jerod A."},{"family":"McWhirter","given":"Douglas E."},{"family":"Cook","given":"John G."},{"family":"Cook","given":"Rachel C."},{"family":"White","given":"P. J."},{"family":"Kauffman","given":"Matthew J."}],"issued":{"date-parts":[["2018"]]}}}],"schema":"https://github.com/citation-style-language/schema/raw/master/csl-citation.json"} </w:instrText>
-      </w:r>
-      <w:r>
-        <w:fldChar w:fldCharType="separate"/>
-      </w:r>
-      <w:r>
-        <w:t>(Middleton et al. 2018)</w:t>
-      </w:r>
-      <w:r>
-        <w:fldChar w:fldCharType="end"/>
-      </w:r>
-      <w:r>
-        <w:t>. Instead, as hypothesized, ravens used daily knowledge of local resource</w:t>
-      </w:r>
-      <w:r>
-        <w:t xml:space="preserve"> availability</w:t>
-      </w:r>
-      <w:r>
-        <w:t xml:space="preserve"> </w:t>
-      </w:r>
-      <w:r>
-        <w:lastRenderedPageBreak/>
-        <w:t xml:space="preserve">to decide when to commute from their territories; although, decisions varied widely among individuals (Fig. 2). Ravens remained on their territories more often when a wolf kill was present, regardless of whether humans were hunting in distant areas or if such hunting produced large amounts of offal (Fig. 5). When a wolf kill within their territory was not available, ravens traveled to search for alternative foraging opportunities. As predicted, </w:t>
-      </w:r>
-      <w:r>
-        <w:t xml:space="preserve">during these </w:t>
-      </w:r>
-      <w:r>
-        <w:t>days</w:t>
-      </w:r>
-      <w:r>
-        <w:t xml:space="preserve">, </w:t>
-      </w:r>
-      <w:r>
-        <w:t xml:space="preserve">ravens visited the recreational hunting areas more often during the hunting season (Fig. 7) and during harsher weather unless a wolf kill was found outside of their territory. </w:t>
-      </w:r>
-    </w:p>
-    <w:p>
-      <w:pPr>
-        <w:spacing w:line="480" w:lineRule="auto"/>
-        <w:ind w:firstLine="720"/>
-      </w:pPr>
-      <w:r>
-        <w:t xml:space="preserve">Our </w:t>
-      </w:r>
-      <w:r>
-        <w:t>in</w:t>
-      </w:r>
-      <w:r>
-        <w:t xml:space="preserve">ability to detect an effect </w:t>
-      </w:r>
-      <w:r>
-        <w:t>of recreational hunting</w:t>
-      </w:r>
-      <w:r>
-        <w:t xml:space="preserve"> on a ravens</w:t>
-      </w:r>
-      <w:r>
-        <w:t>’</w:t>
-      </w:r>
-      <w:r>
-        <w:t xml:space="preserve"> decision to leave its territory</w:t>
-      </w:r>
-      <w:r>
-        <w:t xml:space="preserve"> </w:t>
-      </w:r>
-      <w:r>
-        <w:t xml:space="preserve">may have been diminished by </w:t>
-      </w:r>
-      <w:r>
-        <w:t xml:space="preserve">including </w:t>
-      </w:r>
-      <w:r>
-        <w:t xml:space="preserve">limited </w:t>
-      </w:r>
-      <w:r>
-        <w:t>data</w:t>
-      </w:r>
-      <w:r>
-        <w:t xml:space="preserve"> from outside</w:t>
-      </w:r>
-      <w:r>
-        <w:t xml:space="preserve"> the hunting season</w:t>
-      </w:r>
-      <w:r>
-        <w:t xml:space="preserve"> </w:t>
-      </w:r>
-      <w:r>
-        <w:t>in the</w:t>
-      </w:r>
-      <w:r>
-        <w:t xml:space="preserve"> model</w:t>
-      </w:r>
-      <w:r>
-        <w:t xml:space="preserve"> </w:t>
-      </w:r>
-      <w:r>
-        <w:t>due to restrictions in</w:t>
-      </w:r>
-      <w:r>
-        <w:t xml:space="preserve"> the timing of</w:t>
-      </w:r>
-      <w:r>
-        <w:t xml:space="preserve"> wolf kill data</w:t>
-      </w:r>
-      <w:r>
-        <w:t>.</w:t>
-      </w:r>
-      <w:r>
-        <w:t xml:space="preserve"> </w:t>
-      </w:r>
-      <w:r>
-        <w:t>Although</w:t>
-      </w:r>
-      <w:r>
-        <w:t>,</w:t>
-      </w:r>
-      <w:r>
-        <w:t xml:space="preserve"> it is likely that other anthropogenic subsidies </w:t>
-      </w:r>
-      <w:r>
-        <w:t>are</w:t>
-      </w:r>
-      <w:r>
-        <w:t xml:space="preserve"> </w:t>
-      </w:r>
-      <w:r>
-        <w:t>masking</w:t>
-      </w:r>
-      <w:r>
-        <w:t xml:space="preserve"> </w:t>
-      </w:r>
-      <w:r>
-        <w:t>a specific</w:t>
-      </w:r>
-      <w:r>
-        <w:t xml:space="preserve"> effect of the hunting season</w:t>
-      </w:r>
-      <w:r>
-        <w:t xml:space="preserve"> by providing foraging opportunities within the same space</w:t>
-      </w:r>
-      <w:r>
-        <w:t>.</w:t>
-      </w:r>
-      <w:r>
-        <w:t xml:space="preserve"> There is limited recreational hunting occurring from indigenous tribes with treaty hunting rights. These hunters, while having a more limited take </w:t>
-      </w:r>
-      <w:commentRangeStart w:id="17"/>
-      <w:r>
-        <w:t>(1-2 ungulates a week)</w:t>
-      </w:r>
-      <w:r>
-        <w:t xml:space="preserve"> compared to MTFWP and bison hunting we were able to record in our study</w:t>
-      </w:r>
-      <w:r>
-        <w:t xml:space="preserve">, </w:t>
-      </w:r>
-      <w:commentRangeEnd w:id="17"/>
-      <w:r>
-        <w:rPr>
-          <w:rStyle w:val="CommentReference"/>
-          <w:sz w:val="24"/>
-          <w:szCs w:val="24"/>
-        </w:rPr>
-        <w:commentReference w:id="17"/>
-      </w:r>
-      <w:r>
-        <w:t xml:space="preserve">still create carrion throughout the </w:t>
-      </w:r>
-      <w:r>
-        <w:t xml:space="preserve">central winter </w:t>
-      </w:r>
-      <w:r>
-        <w:t xml:space="preserve">months that can draw large </w:t>
-      </w:r>
-      <w:commentRangeStart w:id="18"/>
-      <w:r>
-        <w:t>groups of ravens</w:t>
-      </w:r>
-      <w:commentRangeEnd w:id="18"/>
-      <w:r>
-        <w:rPr>
-          <w:rStyle w:val="CommentReference"/>
-          <w:sz w:val="24"/>
-          <w:szCs w:val="24"/>
-        </w:rPr>
-        <w:commentReference w:id="18"/>
-      </w:r>
-      <w:r>
-        <w:t>.</w:t>
-      </w:r>
-      <w:r>
-        <w:t xml:space="preserve"> The Gardiner landfill and waste treatment ponds </w:t>
-      </w:r>
-      <w:r>
-        <w:t xml:space="preserve">also </w:t>
-      </w:r>
-      <w:r>
-        <w:t xml:space="preserve">saw increased use by breeding ravens outside of months with heavy </w:t>
-      </w:r>
-      <w:r>
-        <w:t>recreational hunting</w:t>
-      </w:r>
-      <w:r>
-        <w:t xml:space="preserve"> activity (Fig. )</w:t>
-      </w:r>
-      <w:r>
-        <w:t xml:space="preserve">. Ravens may be traveling to the hunting areas with the express purpose of foraging at these </w:t>
-      </w:r>
-      <w:r>
-        <w:t>predictable</w:t>
-      </w:r>
-      <w:r>
-        <w:t xml:space="preserve"> anthropogenic sites, which can still provide sufficient calories. </w:t>
-      </w:r>
-      <w:r>
-        <w:t xml:space="preserve">However, the </w:t>
-      </w:r>
-      <w:r>
-        <w:t>decreases in visits to the landfill</w:t>
-      </w:r>
-      <w:r>
-        <w:t xml:space="preserve"> during the hunting season indicate that these sites are</w:t>
-      </w:r>
-      <w:r>
-        <w:t xml:space="preserve"> </w:t>
-      </w:r>
-      <w:r>
-        <w:t xml:space="preserve">lower priority </w:t>
-      </w:r>
-      <w:r>
-        <w:t>than carrion.</w:t>
-      </w:r>
-      <w:r>
-        <w:t xml:space="preserve"> </w:t>
-      </w:r>
-    </w:p>
-    <w:p>
-      <w:pPr>
-        <w:spacing w:line="480" w:lineRule="auto"/>
-        <w:ind w:firstLine="720"/>
-      </w:pPr>
-      <w:commentRangeStart w:id="19"/>
-      <w:r>
-        <w:lastRenderedPageBreak/>
-        <w:t xml:space="preserve">We were surprised </w:t>
-      </w:r>
-      <w:commentRangeEnd w:id="19"/>
-      <w:r>
-        <w:rPr>
-          <w:rStyle w:val="CommentReference"/>
-          <w:sz w:val="24"/>
-          <w:szCs w:val="24"/>
-        </w:rPr>
-        <w:commentReference w:id="19"/>
-      </w:r>
-      <w:r>
-        <w:t xml:space="preserve">to observe large variation in </w:t>
-      </w:r>
-      <w:r>
-        <w:t xml:space="preserve">a </w:t>
-      </w:r>
-      <w:r>
-        <w:t>raven</w:t>
-      </w:r>
-      <w:r>
-        <w:t>’s</w:t>
-      </w:r>
-      <w:r>
-        <w:t xml:space="preserve"> response to wolf kills by the location of the kill. Ravens responded more strongly to wolf kills outside their territories than </w:t>
-      </w:r>
-      <w:r>
-        <w:t>to those</w:t>
-      </w:r>
-      <w:r>
-        <w:t xml:space="preserve"> </w:t>
-      </w:r>
-      <w:r>
-        <w:t>within, apparently forgoing locally available carrion in favor of alternative resources</w:t>
-      </w:r>
-      <w:r>
-        <w:t xml:space="preserve">. </w:t>
-      </w:r>
-      <w:r>
-        <w:t>While we found a statistically significant negative effect of wolf kills within the territory that matched our hypothesis</w:t>
-      </w:r>
-      <w:r>
-        <w:t xml:space="preserve">, </w:t>
-      </w:r>
-      <w:r>
-        <w:t>we assumed ravens had complete knowledge of wolf activity, and therefore wolf kill presence, within their territories. In the case of many ravens within our sample, this is likely the case as territor</w:t>
-      </w:r>
-      <w:r>
-        <w:t xml:space="preserve">ies </w:t>
-      </w:r>
-      <w:r>
-        <w:t xml:space="preserve">were small. However, some individuals did have large home </w:t>
-      </w:r>
-      <w:r>
-        <w:t>ranges,</w:t>
-      </w:r>
-      <w:r>
-        <w:t xml:space="preserve"> and these individuals visit</w:t>
-      </w:r>
-      <w:r>
-        <w:t>ed</w:t>
-      </w:r>
-      <w:r>
-        <w:t xml:space="preserve"> </w:t>
-      </w:r>
-      <w:r>
-        <w:t xml:space="preserve">available </w:t>
-      </w:r>
-      <w:r>
-        <w:t xml:space="preserve">wolf kills </w:t>
-      </w:r>
-      <w:r>
-        <w:t>less</w:t>
-      </w:r>
-      <w:r>
-        <w:t xml:space="preserve"> frequently</w:t>
-      </w:r>
-      <w:r>
-        <w:t>, potentially indicating a lack of knowledge</w:t>
-      </w:r>
-      <w:r>
-        <w:t>.</w:t>
-      </w:r>
-      <w:r>
-        <w:t xml:space="preserve"> </w:t>
-      </w:r>
-      <w:r>
-        <w:t xml:space="preserve">In contrast, the visit metric for kills outside of the territory truly represented knowledge of the resource as ravens showed </w:t>
-      </w:r>
-      <w:r>
-        <w:t xml:space="preserve">GPS </w:t>
-      </w:r>
-      <w:r>
-        <w:t>points at the site</w:t>
-      </w:r>
-      <w:r>
-        <w:t xml:space="preserve">. </w:t>
-      </w:r>
-      <w:r>
-        <w:t xml:space="preserve">Alternatively, </w:t>
-      </w:r>
-      <w:r>
-        <w:t>the</w:t>
-      </w:r>
-      <w:r>
-        <w:t xml:space="preserve"> large disparity in response</w:t>
-      </w:r>
-      <w:r>
-        <w:t>s</w:t>
-      </w:r>
-      <w:r>
-        <w:t xml:space="preserve"> to wolf kills in territory can be explained by foraging efficiency. </w:t>
-      </w:r>
-      <w:r>
-        <w:t xml:space="preserve">Our assumption previously was that individuals received </w:t>
-      </w:r>
-      <w:r>
-        <w:t xml:space="preserve">similar </w:t>
-      </w:r>
-      <w:r>
-        <w:t xml:space="preserve">benefit </w:t>
-      </w:r>
-      <w:r>
-        <w:t>from</w:t>
-      </w:r>
-      <w:r>
-        <w:t xml:space="preserve"> </w:t>
-      </w:r>
-      <w:r>
-        <w:t xml:space="preserve">all </w:t>
-      </w:r>
-      <w:r>
-        <w:t xml:space="preserve">carrion, regardless of </w:t>
-      </w:r>
-      <w:r>
-        <w:t>its</w:t>
-      </w:r>
-      <w:r>
-        <w:t xml:space="preserve"> origin. This may not be the case as ravens overall took more biomass from hunter</w:t>
-      </w:r>
-      <w:r>
-        <w:t>-</w:t>
-      </w:r>
-      <w:r>
-        <w:t>created carrion</w:t>
-      </w:r>
-      <w:r>
-        <w:t xml:space="preserve"> than wolf-predated</w:t>
-      </w:r>
-      <w:r>
-        <w:t xml:space="preserve"> </w:t>
-      </w:r>
-      <w:r>
-        <w:fldChar w:fldCharType="begin"/>
-      </w:r>
-      <w:r>
-        <w:instrText xml:space="preserve"> ADDIN ZOTERO_ITEM CSL_CITATION {"citationID":"MZZzvGFk","properties":{"unsorted":false,"formattedCitation":"(Wilmers et al. 2003{\\i{}b})","plainCitation":"(Wilmers et al. 2003b)","noteIndex":0},"citationItems":[{"id":74,"uris":["http://zotero.org/users/9968163/items/CP2GY75A"],"itemData":{"id":74,"type":"article-journal","abstract":"The Greater Yellowstone Ecosystem in the northern Rocky Mountains provides the context for a natural experiment to investigate the response of consumers to resources with differing spatial and temporal dispersion regimes. Grey wolves (Canis lupus) and human hunters both provide resource subsidies to scavengers by provisioning them with the remains of their kills. Carrion from hunter kills is highly aggregated in time and space whereas carrion from wolf kills is more dispersed in both time and space. We estimated the total amount of carrion consumed by each scavenger species at both wolf and hunter kills over 4 years. Species with large feeding radii [bald eagles (Haliaeetus leucocephalus) and ravens (Corvus corax)], defined as the area over which a consumer can efficiently locate and integrate resources, dominated consumption at the highly aggregated hunter kills whereas competitively dominant species [coyotes (Canis latrans)] dominated at the more dispersed wolf kills. In addition, species diversity and the evenness of carrion consumption between scavengers was greater at wolf kills than at hunter kills while the total number of scavengers at hunter kills exceeded those at wolf kills. From a community perspective, the top–down effect of predation is likely to be stronger in the vicinity of highly aggregated resource pulses as species with large feeding radii switch to feeding on alternative prey once the resource pulse subsides.","container-title":"Ecology Letters","DOI":"10.1046/j.1461-0248.2003.00522.x","ISSN":"1461-0248","issue":"11","language":"en","note":"_eprint: https://onlinelibrary.wiley.com/doi/pdf/10.1046/j.1461-0248.2003.00522.x","page":"996-1003","source":"Wiley Online Library","title":"Resource dispersion and consumer dominance: scavenging at wolf- and hunter-killed carcasses in Greater Yellowstone, USA","title-short":"Resource dispersion and consumer dominance","volume":"6","author":[{"family":"Wilmers","given":"Christopher C."},{"family":"Stahler","given":"Daniel R."},{"family":"Crabtree","given":"Robert L."},{"family":"Smith","given":"Douglas W."},{"family":"Getz","given":"Wayne M."}],"issued":{"date-parts":[["2003"]]}}}],"schema":"https://github.com/citation-style-language/schema/raw/master/csl-citation.json"} </w:instrText>
-      </w:r>
-      <w:r>
-        <w:fldChar w:fldCharType="separate"/>
-      </w:r>
-      <w:r>
-        <w:rPr>
-          <w:rFonts w:ascii="Aptos" w:hAnsi="Aptos" w:cs="Times New Roman"/>
-          <w:kern w:val="0"/>
-        </w:rPr>
-        <w:t>(Wilmers et al. 2003</w:t>
-      </w:r>
-      <w:r>
-        <w:rPr>
-          <w:rFonts w:ascii="Aptos" w:hAnsi="Aptos" w:cs="Times New Roman"/>
-          <w:i/>
-          <w:iCs/>
-          <w:kern w:val="0"/>
-        </w:rPr>
-        <w:t>b</w:t>
-      </w:r>
-      <w:r>
-        <w:rPr>
-          <w:rFonts w:ascii="Aptos" w:hAnsi="Aptos" w:cs="Times New Roman"/>
-          <w:kern w:val="0"/>
-        </w:rPr>
-        <w:t>)</w:t>
-      </w:r>
-      <w:r>
-        <w:fldChar w:fldCharType="end"/>
-      </w:r>
-      <w:r>
-        <w:t xml:space="preserve">. </w:t>
-      </w:r>
-      <w:r>
-        <w:t xml:space="preserve">Territorial ravens, while dominant, can be outcompeted by large groups </w:t>
-      </w:r>
-      <w:r>
-        <w:fldChar w:fldCharType="begin"/>
-      </w:r>
-      <w:r>
-        <w:instrText xml:space="preserve"> ADDIN ZOTERO_ITEM CSL_CITATION {"citationID":"vdTgvRO0","properties":{"formattedCitation":"(Heinrich and Marzluff 1995)","plainCitation":"(Heinrich and Marzluff 1995)","noteIndex":0},"citationItems":[{"id":80,"uris":["http://zotero.org/users/9968163/items/KA2C3FV2"],"itemData":{"id":80,"type":"article-journal","container-title":"American Scientist","ISSN":"0003-0996","issue":"4","page":"342-349","publisher":"Sigma Xi, The Scientific Research Society","source":"JSTOR","title":"Why Ravens Share","volume":"83","author":[{"family":"Heinrich","given":"Bernd"},{"family":"Marzluff","given":"John"}],"issued":{"date-parts":[["1995"]]}}}],"schema":"https://github.com/citation-style-language/schema/raw/master/csl-citation.json"} </w:instrText>
-      </w:r>
-      <w:r>
-        <w:fldChar w:fldCharType="separate"/>
-      </w:r>
-      <w:r>
-        <w:t>(Heinrich and Marzluff 1995)</w:t>
-      </w:r>
-      <w:r>
-        <w:fldChar w:fldCharType="end"/>
-      </w:r>
-      <w:r>
-        <w:t xml:space="preserve"> and foraging on their territories places them in a situation where they are competing </w:t>
-      </w:r>
-      <w:r>
-        <w:t xml:space="preserve">against </w:t>
-      </w:r>
-      <w:r>
-        <w:t xml:space="preserve">all </w:t>
-      </w:r>
-      <w:r>
-        <w:t xml:space="preserve">conspecific intruders to the detriment of their own foraging </w:t>
-      </w:r>
-      <w:r>
-        <w:fldChar w:fldCharType="begin"/>
-      </w:r>
-      <w:r>
-        <w:instrText xml:space="preserve"> ADDIN ZOTERO_ITEM CSL_CITATION {"citationID":"FwVSgHLF","properties":{"formattedCitation":"(Heinrich 1994)","plainCitation":"(Heinrich 1994)","noteIndex":0},"citationItems":[{"id":1268,"uris":["http://zotero.org/users/9968163/items/67B2BT7E"],"itemData":{"id":1268,"type":"article-journal","container-title":"Animal Behaviour","DOI":"10.1006/anbe.1994.1384","ISSN":"0003-3472","issue":"6","journalAbbreviation":"Animal Behaviour","page":"1463-1465","source":"ScienceDirect","title":"Dominance and weight changes in the common raven, &lt;i&gt;Corvus corax&lt;/i&gt;","volume":"48","author":[{"family":"Heinrich","given":"Bernd"}],"issued":{"date-parts":[["1994",12,1]]}}}],"schema":"https://github.com/citation-style-language/schema/raw/master/csl-citation.json"} </w:instrText>
-      </w:r>
-      <w:r>
-        <w:fldChar w:fldCharType="separate"/>
-      </w:r>
-      <w:r>
-        <w:rPr>
-          <w:rFonts w:ascii="Aptos" w:hAnsi="Aptos"/>
-        </w:rPr>
-        <w:t>(Heinrich 1994)</w:t>
-      </w:r>
-      <w:r>
-        <w:fldChar w:fldCharType="end"/>
-      </w:r>
-      <w:r>
-        <w:t xml:space="preserve">. </w:t>
-      </w:r>
-      <w:r>
-        <w:t>Optimal foraging theory</w:t>
-      </w:r>
-      <w:r>
-        <w:t xml:space="preserve"> would then suggest that ravens should prefer to f</w:t>
-      </w:r>
-      <w:commentRangeStart w:id="20"/>
-      <w:r>
-        <w:t>orag</w:t>
-      </w:r>
-      <w:r>
-        <w:t>e</w:t>
-      </w:r>
-      <w:r>
-        <w:t xml:space="preserve"> </w:t>
-      </w:r>
-      <w:commentRangeEnd w:id="20"/>
-      <w:r>
-        <w:rPr>
-          <w:rStyle w:val="CommentReference"/>
-          <w:sz w:val="24"/>
-          <w:szCs w:val="24"/>
-        </w:rPr>
-        <w:commentReference w:id="20"/>
-      </w:r>
-      <w:r>
-        <w:t>outside of their territory as they are</w:t>
-      </w:r>
-      <w:r>
-        <w:t xml:space="preserve"> more efficient when</w:t>
-      </w:r>
-      <w:r>
-        <w:t xml:space="preserve"> only competing within their immediate space for access to food </w:t>
-      </w:r>
-      <w:r>
-        <w:fldChar w:fldCharType="begin"/>
-      </w:r>
-      <w:r>
-        <w:instrText xml:space="preserve"> ADDIN ZOTERO_ITEM CSL_CITATION {"citationID":"PC9mBkhc","properties":{"formattedCitation":"(Heinrich and Marzluff 1991)","plainCitation":"(Heinrich and Marzluff 1991)","noteIndex":0},"citationItems":[{"id":79,"uris":["http://zotero.org/users/9968163/items/76BJQGQV"],"itemData":{"id":79,"type":"article-journal","abstract":"The formation of groups at food bonanzas results from a variety of mechanism, which include recruitment by signalling and information parasitism. Recruitment is distinguished from information parasitism on functional grounds: attraction of a crowd is termed recruitment if the signaler's fitness is enhanced by the attraction of others but termed parasitism if the signaler's fitness is reduced by the attraction of others. We here show, however, that in Common Ravens, Corvus corax, the proximate reasons for giving recruitment signals are probably other than for attracting a crowd. In the forests of the northeastern United States, non-breeding, vagrant ravens commonly aggregate in large numbers at carcasses where they neutralize the defense of territorial adults. We attempted to mimic this situation with a captive flock of juveniles and a pair of resident adults in order to determine the proximate factors triggering \"yells\", vocalizations which attract nearby ravens to large animal carcasses. Our experiments indicate that yells are given primarily by hungry birds. However, yelling is strongly modified by status. Within the vagrant crowd, status is labile. When successive dominants were removed, replacements immediately took their place. Furthermore, when the dominants were re-introduced to the flock they always suffered significant losses of status and ceased yelling. The territorial male has, and constantly maintains, the highest status within (but not necessarily outside) his territory, and here he rarely yells. In sharp contrast, within the vagrant crowd of unmated birds it is the highest-status birds that are the most likely to yell when approaching food. Furthermore, the dominant vagrants (as well as adults) suppress yelling in subordinates. We conclude that ravens yell proximately to advertise their status at food, and that recruitment is only one of several ultimate advantages of the behavior.","container-title":"Behavioral Ecology and Sociobiology","ISSN":"0340-5443","issue":"1","page":"13-21","publisher":"Springer","source":"JSTOR","title":"Do Common Ravens Yell because They Want to Attract Others?","volume":"28","author":[{"family":"Heinrich","given":"B."},{"family":"Marzluff","given":"J. M."}],"issued":{"date-parts":[["1991"]]}}}],"schema":"https://github.com/citation-style-language/schema/raw/master/csl-citation.json"} </w:instrText>
-      </w:r>
-      <w:r>
-        <w:fldChar w:fldCharType="separate"/>
-      </w:r>
-      <w:r>
-        <w:t>(Heinrich and Marzluff 1991)</w:t>
-      </w:r>
-      <w:r>
-        <w:fldChar w:fldCharType="end"/>
-      </w:r>
-      <w:r>
-        <w:t xml:space="preserve">. </w:t>
-      </w:r>
-    </w:p>
-    <w:p>
-      <w:pPr>
-        <w:spacing w:line="480" w:lineRule="auto"/>
-        <w:ind w:firstLine="720"/>
-      </w:pPr>
-      <w:r>
-        <w:t xml:space="preserve">Ravens leaving their territory were unlikely to be searching for wolf kills. </w:t>
-      </w:r>
-      <w:r>
-        <w:t>The presence of a newly located resource</w:t>
-      </w:r>
-      <w:r>
-        <w:t xml:space="preserve"> </w:t>
-      </w:r>
-      <w:r>
-        <w:t>during travel</w:t>
-      </w:r>
-      <w:r>
-        <w:t xml:space="preserve">, such as a wolf kill, likely alters their </w:t>
-      </w:r>
-      <w:r>
-        <w:lastRenderedPageBreak/>
-        <w:t xml:space="preserve">plan but was not the intended destination. Previous studies mapping movements from individuals in our study population showed direct commute paths with few deviation to pass through other areas in the northern range where wolf kills might be located </w:t>
-      </w:r>
-      <w:r>
-        <w:fldChar w:fldCharType="begin"/>
-      </w:r>
-      <w:r>
-        <w:instrText xml:space="preserve"> ADDIN ZOTERO_ITEM CSL_CITATION {"citationID":"nzgmrBPk","properties":{"unsorted":false,"formattedCitation":"(Marzluff et al. 2021, Loretto et al. 2026)","plainCitation":"(Marzluff et al. 2021, Loretto et al. 2026)","noteIndex":0},"citationItems":[{"id":972,"uris":["http://zotero.org/users/9968163/items/W246K25Z"],"itemData":{"id":972,"type":"article-journal","abstract":"Common ravens (Corvus corax; ravens) are generalist predators that pose a threat to several rare wildlife species in the western United States. Recent increases in raven populations, which are fueled by increased human subsidies—notably food, water, and nest sites—are concerning to those seeking to conserve rare species. Due to the challenges and inefficiencies of reducing or eliminating subsidies, managers increasingly rely on lethal removal of ravens. Over 125,000 ravens were killed by the U.S. Government from 1996 to 2019, and annual removals have increased 4-fold from the 1990s to mid-2010s. We contend that lethal removal of ravens, while capable of improving the reproduction of rare species, is at best a short-term and ethically untenable solution to a problem that will continue to grow until subsidies are meaningfully reduced or made inaccessible to ravens. In part because of ravens’ abilities to track natural and anthropogenic resources across unfamiliar and expansive areas, the removal of subsidies can lead to sustained shifts in raven abundance, which can have longlasting benefits for sensitive species. In the Greater Yellowstone Ecosystem, USA, for example, we documented extensive use of human subsidies during fall/winter, daily 1-way commutes regularly in excess of 50 km by territorial birds to such subsidies, and dispersals of &gt;700 km by nonbreeders that exploited food and roost subsidies. We call for managers to embrace new approaches to subsidy reduction including: increased involvement of conservation social scientists; increased enforcement of local, state, and federal laws; and increased deployment of a diversity of new technologies to haze and aversively condition ravens. Tackling the hard job of reducing subsidies over the expansive area exploited by ravens is right because it will increase the integrity, stability, and beauty of western ecosystems.","container-title":"Human-Wildlife Interaction","issue":"3","language":"en","page":"516-533","source":"Zotero","title":"Thinking Like a Raven: Restoring Integrity, Stability, and Beauty to Western Ecosystems","volume":"15","author":[{"family":"Marzluff","given":"John M"},{"family":"Loretto","given":"Matthias-Claudio"},{"family":"Ho","given":"Cameron K."},{"family":"Coleman","given":"Georgia W."},{"family":"Restani","given":"Marco"}],"issued":{"date-parts":[["2021"]]}}},{"id":1582,"uris":["http://zotero.org/users/9968163/items/BAM3LF88"],"itemData":{"id":1582,"type":"article-journal","abstract":"Scavengers generally rely on patchily distributed, unpredictable carrion. A long-standing hypothesis suggests scavenging ravens reliably locate such food by directly following large carnivores to their kills. However, by satellite tracking 69 ravens, 20 wolves, and 11 cougars in Yellowstone National Park, we found that following of predators over large distances rarely occurred. Instead, ravens routinely revisited sites where wolf kills were common—returning from distances of up to 155 kilometers to find carrion. Much like navigating to permanent anthropogenic subsidies, ravens appear to remember potential sources of carrion shaped by previous encounters with wolves or their kills. These findings suggest that spatial memory and navigation play a considerably greater role than previously assumed among scavengers, and possibly other wide-ranging species, in search of ephemeral resources.","container-title":"Science","DOI":"10.1126/science.adz9467","issue":"6790","page":"1151-1154","publisher":"American Association for the Advancement of Science","source":"science.org (Atypon)","title":"Ravens anticipate wolf kill sites across broad scales","volume":"391","author":[{"family":"Loretto","given":"Matthias-Claudio"},{"family":"Beck","given":"Kristina B."},{"family":"Smith","given":"Douglas W."},{"family":"Stahler","given":"Daniel R."},{"family":"Walker","given":"Lauren E."},{"family":"Wikelski","given":"Martin"},{"family":"Mueller","given":"Thomas"},{"family":"Safi","given":"Kamran"},{"family":"Marzluff","given":"John M."}],"issued":{"date-parts":[["2026",3,12]]}}}],"schema":"https://github.com/citation-style-language/schema/raw/master/csl-citation.json"} </w:instrText>
-      </w:r>
-      <w:r>
-        <w:fldChar w:fldCharType="separate"/>
-      </w:r>
-      <w:r>
-        <w:rPr>
-          <w:rFonts w:ascii="Aptos" w:hAnsi="Aptos"/>
-        </w:rPr>
-        <w:t>(Marzluff et al. 2021, Loretto et al. 2026)</w:t>
-      </w:r>
-      <w:r>
-        <w:fldChar w:fldCharType="end"/>
-      </w:r>
-      <w:r>
-        <w:t xml:space="preserve">. This sort of route planning between distant, known resources is likely performed by ravens </w:t>
-      </w:r>
-      <w:r>
-        <w:fldChar w:fldCharType="begin"/>
-      </w:r>
-      <w:r>
-        <w:instrText xml:space="preserve"> ADDIN ZOTERO_ITEM CSL_CITATION {"citationID":"r9fRoC6R","properties":{"unsorted":false,"formattedCitation":"(Loretto et al. 2026)","plainCitation":"(Loretto et al. 2026)","noteIndex":0},"citationItems":[{"id":1582,"uris":["http://zotero.org/users/9968163/items/BAM3LF88"],"itemData":{"id":1582,"type":"article-journal","abstract":"Scavengers generally rely on patchily distributed, unpredictable carrion. A long-standing hypothesis suggests scavenging ravens reliably locate such food by directly following large carnivores to their kills. However, by satellite tracking 69 ravens, 20 wolves, and 11 cougars in Yellowstone National Park, we found that following of predators over large distances rarely occurred. Instead, ravens routinely revisited sites where wolf kills were common—returning from distances of up to 155 kilometers to find carrion. Much like navigating to permanent anthropogenic subsidies, ravens appear to remember potential sources of carrion shaped by previous encounters with wolves or their kills. These findings suggest that spatial memory and navigation play a considerably greater role than previously assumed among scavengers, and possibly other wide-ranging species, in search of ephemeral resources.","container-title":"Science","DOI":"10.1126/science.adz9467","issue":"6790","page":"1151-1154","publisher":"American Association for the Advancement of Science","source":"science.org (Atypon)","title":"Ravens anticipate wolf kill sites across broad scales","volume":"391","author":[{"family":"Loretto","given":"Matthias-Claudio"},{"family":"Beck","given":"Kristina B."},{"family":"Smith","given":"Douglas W."},{"family":"Stahler","given":"Daniel R."},{"family":"Walker","given":"Lauren E."},{"family":"Wikelski","given":"Martin"},{"family":"Mueller","given":"Thomas"},{"family":"Safi","given":"Kamran"},{"family":"Marzluff","given":"John M."}],"issued":{"date-parts":[["2026",3,12]]}}}],"schema":"https://github.com/citation-style-language/schema/raw/master/csl-citation.json"} </w:instrText>
-      </w:r>
-      <w:r>
-        <w:fldChar w:fldCharType="separate"/>
-      </w:r>
-      <w:r>
-        <w:rPr>
-          <w:rFonts w:ascii="Aptos" w:hAnsi="Aptos"/>
-        </w:rPr>
-        <w:t>(Loretto et al. 2026)</w:t>
-      </w:r>
-      <w:r>
-        <w:fldChar w:fldCharType="end"/>
-      </w:r>
-      <w:r>
-        <w:t xml:space="preserve"> and allows their costs, including the time and energy investment of traveling, to be more </w:t>
-      </w:r>
-      <w:r>
-        <w:t xml:space="preserve">predictable and </w:t>
-      </w:r>
-      <w:r>
-        <w:t xml:space="preserve">consistent. While the energy gained from foraging at the hunting area may be predictable, the commute time for the GPS tracked ravens farthest from the hunting may be more than a third of winter daylight hours, during which they could not perform any other critical behaviors. </w:t>
-      </w:r>
-    </w:p>
-    <w:p>
-      <w:pPr>
-        <w:spacing w:line="480" w:lineRule="auto"/>
-        <w:ind w:firstLine="720"/>
-      </w:pPr>
-      <w:r>
-        <w:t xml:space="preserve">As a non-migratory species that defends its territory all year </w:t>
-      </w:r>
-      <w:r>
-        <w:fldChar w:fldCharType="begin"/>
-      </w:r>
-      <w:r>
-        <w:instrText xml:space="preserve"> ADDIN ZOTERO_ITEM CSL_CITATION {"citationID":"EQihucmy","properties":{"formattedCitation":"(Heinrich 1988)","plainCitation":"(Heinrich 1988)","noteIndex":0},"citationItems":[{"id":78,"uris":["http://zotero.org/users/9968163/items/SABQUNDV"],"itemData":{"id":78,"type":"article-journal","abstract":"Large animal carcasses provide a highly clumped rich source of food for ravens that should be worth defending, yet in the forests of Maine and Vermont ravens commonly feed in groups. Ravens discover baits flying singly or in pairs, but after a bait is discovered they usually arrive in groups. In contrast, the maximum number of blue jays and crows eventually attending a bait is close to those discovering it. Unlike in crows and jays, two patterns of bait use are seen in ravens: baits are used by mated resident pairs or by large crowds (sometimes exceeding 40 individuals). This pattern is unrelated to bait size from at least 9 kg to 400 kg. Eightytwo of 91 individually marked ravens from 4 feeding crowds were juveniles and/or non-breeders. Observations of the marked ravens for parts of two winters indicate that the non-breeders are vagrant and/or they range over at least 1800 km2 in their foraging. Most of the over 135 baits (totalling nearly 8 t of meat) distributed over 50 km were discovered by ravens within a week, and most were consumed by crowds of ravens. The vagrants coming in crowds have (unlike the territorial adults) specific vocalizations in the bait vicinity that are a powerful recruitment stimulus in playback experiments. Vagrants sometimes feed alone, but in the presence of territorial adults they feed only in groups. Resident adults chase or attack vagrants, but mildly tolerate them (and even join them) when they come in large groups. I conclude from my observations that the feeding crowds of ravens consist primarily of juvenile non-breeding vagrants who (unlike some resident adults) roost communally and who vigorously recruit each other in part to neutralize the aggressiveness of resident adults defending prized food bonanzas. The ravens' recruitment results in a sharing that reduces the temporal patchiness of extremely rare food bonanzas, and it permits the non-territorial vagrants to specialize on carcasses in the winter.","container-title":"Behavioral Ecology and Sociobiology","ISSN":"0340-5443","issue":"3","page":"141-156","publisher":"Springer","source":"JSTOR","title":"Winter Foraging at Carcasses by Three Sympatric Corvids, with Emphasis on Recruitment by the Raven, Corvus corax","volume":"23","author":[{"family":"Heinrich","given":"B."}],"issued":{"date-parts":[["1988"]]}}}],"schema":"https://github.com/citation-style-language/schema/raw/master/csl-citation.json"} </w:instrText>
-      </w:r>
-      <w:r>
-        <w:fldChar w:fldCharType="separate"/>
-      </w:r>
-      <w:r>
-        <w:t>(Heinrich 1988)</w:t>
-      </w:r>
-      <w:r>
-        <w:fldChar w:fldCharType="end"/>
-      </w:r>
-      <w:r>
-        <w:t xml:space="preserve">, physical presence, visual displays, and vocalizations can assist the territory owner in retaining possession of the space </w:t>
-      </w:r>
-      <w:r>
-        <w:fldChar w:fldCharType="begin"/>
-      </w:r>
-      <w:r>
-        <w:instrText xml:space="preserve"> ADDIN ZOTERO_ITEM CSL_CITATION {"citationID":"D4dNlAc1","properties":{"formattedCitation":"(Peek 1972, Piper et al. 2000)","plainCitation":"(Peek 1972, Piper et al. 2000)","noteIndex":0},"citationItems":[{"id":1134,"uris":["http://zotero.org/users/9968163/items/TAXG88MS"],"itemData":{"id":1134,"type":"article-journal","abstract":"Both muted and epaulet-coloured male red-winged blackbirds were less successful than normals in maintaining territory. This suggests that vocal and visual display are necessary for normal territory maintenance in this species. Decreased success was indicated by loss of territory or increased frequency of trespassing by conspecific males. A seasonal difference was noted in the ability of experimental males to maintain their territories. It is suggested that the observed results were probably due to the effects of muting and epaulet-colouration upon advertising song and song-spread and bill-up displays. A three-level territorial defence system is proposed for this species.","container-title":"Animal Behaviour","DOI":"10.1016/S0003-3472(72)80180-5","ISSN":"00033472","issue":"1","journalAbbreviation":"Animal Behaviour","language":"en","license":"https://www.elsevier.com/tdm/userlicense/1.0/","page":"112-118","source":"DOI.org (Crossref)","title":"An experimental study of the territorial function of vocal and visual display in the male red-winged blackbird (Agelaius phoeniceus)","volume":"20","author":[{"family":"Peek","given":"Frank W."}],"issued":{"date-parts":[["1972",2]]}}},{"id":1118,"uris":["http://zotero.org/users/9968163/items/R3EW52ZD"],"itemData":{"id":1118,"type":"article-journal","abstract":"We examined patterns of territory acquisition and reconnaissance in common loons, Gavia immer, from northern Wisconsin. Among all territory acquisitions, 41.5% occurred through passive occupation of territories left vacant after the death or desertion of a previous resident, 17% constituted founding of new territories and the remaining 41.5% came about through take-over: either usurpation of defended territories or appropriation of territories before the seasonal return of previous owners. Take-overs occurred in both sexes, but individuals acted alone, never in pairs. Displaced breeders usually took refuge on undefended lakes near their former territories; about half of these loons later regained former territories through passive occupation or took possession of new territories elsewhere. As predicted by the reconnaissance hypothesis, usurpations occurred most often in territories that had produced chicks during the previous 12 months, suggesting that loons use the presence or absence of chicks as a cue for territorial usurpation. Large individuals of both sexes held onto territories longer than small individuals, an indication that body size might be correlated with fighting ability. In terms of life history, loons appear to locate good territories through reconnaissance, usurp them in a subsequent year and recover from displacements by reclaiming their original territories or new ones.","container-title":"Animal Behaviour","DOI":"10.1006/anbe.1999.1295","ISSN":"0003-3472","issue":"2","journalAbbreviation":"Animal Behaviour","page":"385-394","source":"ScienceDirect","title":"Territory acquisition in loons: the importance of take-over","title-short":"Territory acquisition in loons","volume":"59","author":[{"family":"Piper","given":"Walter H."},{"family":"Tischler","given":"Keren B."},{"family":"Klich","given":"Margaret"}],"issued":{"date-parts":[["2000",2,1]]}}}],"schema":"https://github.com/citation-style-language/schema/raw/master/csl-citation.json"} </w:instrText>
-      </w:r>
-      <w:r>
-        <w:fldChar w:fldCharType="separate"/>
-      </w:r>
-      <w:r>
-        <w:t>(Peek 1972, Piper et al. 2000)</w:t>
-      </w:r>
-      <w:r>
-        <w:fldChar w:fldCharType="end"/>
-      </w:r>
-      <w:r>
-        <w:t xml:space="preserve">. Our results support the idea that movement decisions are at least partially driven by breeding behaviors by showing reduced extraterritorial movements in March compared to </w:t>
-      </w:r>
-      <w:r>
-        <w:t xml:space="preserve">early winter. </w:t>
-      </w:r>
-      <w:r>
-        <w:t xml:space="preserve">During this late winter period just prior to the start of the breeding season, we observed ravens performing active pre-breeding season behaviors (e.g. </w:t>
-      </w:r>
-      <w:commentRangeStart w:id="21"/>
-      <w:r>
-        <w:t>nest building</w:t>
-      </w:r>
-      <w:commentRangeEnd w:id="21"/>
-      <w:r>
-        <w:rPr>
-          <w:rStyle w:val="CommentReference"/>
-          <w:sz w:val="24"/>
-          <w:szCs w:val="24"/>
-        </w:rPr>
-        <w:commentReference w:id="21"/>
-      </w:r>
-      <w:r>
-        <w:t xml:space="preserve">). </w:t>
-      </w:r>
-      <w:r>
-        <w:t xml:space="preserve">Ravens can persist for many days without food and can take advantage of cached resources </w:t>
-      </w:r>
-      <w:r>
-        <w:fldChar w:fldCharType="begin"/>
-      </w:r>
-      <w:r>
-        <w:instrText xml:space="preserve"> ADDIN ZOTERO_ITEM CSL_CITATION {"citationID":"iCyTsS5o","properties":{"formattedCitation":"(Heinrich 1994)","plainCitation":"(Heinrich 1994)","noteIndex":0},"citationItems":[{"id":1268,"uris":["http://zotero.org/users/9968163/items/67B2BT7E"],"itemData":{"id":1268,"type":"article-journal","container-title":"Animal Behaviour","DOI":"10.1006/anbe.1994.1384","ISSN":"0003-3472","issue":"6","journalAbbreviation":"Animal Behaviour","page":"1463-1465","source":"ScienceDirect","title":"Dominance and weight changes in the common raven, &lt;i&gt;Corvus corax&lt;/i&gt;","volume":"48","author":[{"family":"Heinrich","given":"Bernd"}],"issued":{"date-parts":[["1994",12,1]]}}}],"schema":"https://github.com/citation-style-language/schema/raw/master/csl-citation.json"} </w:instrText>
-      </w:r>
-      <w:r>
-        <w:fldChar w:fldCharType="separate"/>
-      </w:r>
-      <w:r>
-        <w:rPr>
-          <w:rFonts w:ascii="Aptos" w:hAnsi="Aptos"/>
-        </w:rPr>
-        <w:t>(Heinrich 1994)</w:t>
-      </w:r>
-      <w:r>
-        <w:fldChar w:fldCharType="end"/>
-      </w:r>
-      <w:r>
-        <w:t xml:space="preserve">. </w:t>
-      </w:r>
-      <w:r>
-        <w:t xml:space="preserve">Ravens that bred earlier in the Greater Yellowstone Ecosystem have greater nesting success </w:t>
-      </w:r>
-      <w:r>
-        <w:fldChar w:fldCharType="begin"/>
-      </w:r>
-      <w:r>
-        <w:instrText xml:space="preserve"> ADDIN ZOTERO_ITEM CSL_CITATION {"citationID":"xakAKS9d","properties":{"formattedCitation":"(Dunk et al. 1997)","plainCitation":"(Dunk et al. 1997)","noteIndex":0},"citationItems":[{"id":1172,"uris":["http://zotero.org/users/9968163/items/2SMLQQCT"],"itemData":{"id":1172,"type":"article-journal","container-title":"The Auk","DOI":"10.2307/4089073","ISSN":"0004-8038","issue":"1","page":"116-120","publisher":"American Ornithological Society","source":"JSTOR","title":"Nest-Site Selection and Reproductive Success in Common Ravens","volume":"114","author":[{"family":"Dunk","given":"Jeffrey R."},{"family":"Smith","given":"Roger N."},{"family":"Cain","given":"Steven L."}],"issued":{"date-parts":[["1997"]]}}}],"schema":"https://github.com/citation-style-language/schema/raw/master/csl-citation.json"} </w:instrText>
-      </w:r>
-      <w:r>
-        <w:fldChar w:fldCharType="separate"/>
-      </w:r>
-      <w:r>
-        <w:t>(Dunk et al. 1997)</w:t>
-      </w:r>
-      <w:r>
-        <w:fldChar w:fldCharType="end"/>
-      </w:r>
-      <w:r>
-        <w:t xml:space="preserve"> </w:t>
-      </w:r>
-      <w:r>
-        <w:t>and</w:t>
-      </w:r>
-      <w:r>
-        <w:t xml:space="preserve"> mistiming the initiation of breeding </w:t>
-      </w:r>
-      <w:r>
-        <w:t>can</w:t>
-      </w:r>
-      <w:r>
-        <w:t xml:space="preserve"> result in lower success due to a lack of critical food sources </w:t>
-      </w:r>
-      <w:r>
-        <w:fldChar w:fldCharType="begin"/>
-      </w:r>
-      <w:r>
-        <w:instrText xml:space="preserve"> ADDIN ZOTERO_ITEM CSL_CITATION {"citationID":"aRBLdrtc","properties":{"formattedCitation":"(Visser et al. 2006)","plainCitation":"(Visser et al. 2006)","noteIndex":0},"citationItems":[{"id":1174,"uris":["http://zotero.org/users/9968163/items/P5ZD83LU"],"itemData":{"id":1174,"type":"article-journal","abstract":"Timing of reproduction has major fitness consequences, which can only be understood when the phenology of the food for the offspring is quantified. For insectivorous birds, like great tits (Parus major), synchronisation of their offspring needs and abundance of caterpillars is the main selection pressure. We measured caterpillar biomass over a 20-year period and showed that the annual peak date is correlated with temperatures from 8 March to 17 May. Laying dates also correlate with temperatures, but over an earlier period (16 March – 20 April). However, as we would predict from a reliable cue used by birds to time their reproduction, also the food peak correlates with these temperatures. Moreover, the slopes of the phenology of the birds and caterpillar biomass, when regressed against the temperatures in this earlier period, do not differ. The major difference is that due to climate change, the relationship between the timing of the food peak and the temperatures over the 16 March – 20 April period is changing, while this is not so for great tit laying dates. As a consequence, the synchrony between offspring needs and the caterpillar biomass has been disrupted in the recent warm decades. This may have severe consequences as we show that both the number of fledglings as well as their fledging weight is affected by this synchrony. We use the descriptive models for both the caterpillar biomass peak as for the great tit laying dates to predict shifts in caterpillar and bird phenology 2005–2100, using an IPCC climate scenario. The birds will start breeding earlier and this advancement is predicted to be at the same rate as the advancement of the food peak, and hence they will not reduce the amount of the current mistiming of about 10 days.","container-title":"Oecologia","DOI":"10.1007/s00442-005-0299-6","ISSN":"1432-1939","issue":"1","journalAbbreviation":"Oecologia","language":"en","page":"164-172","source":"Springer Link","title":"Shifts in caterpillar biomass phenology due to climate change and its impact on the breeding biology of an insectivorous bird","volume":"147","author":[{"family":"Visser","given":"Marcel E."},{"family":"Holleman","given":"Leonard J. M."},{"family":"Gienapp","given":"Phillip"}],"issued":{"date-parts":[["2006",2,1]]}}}],"schema":"https://github.com/citation-style-language/schema/raw/master/csl-citation.json"} </w:instrText>
-      </w:r>
-      <w:r>
-        <w:fldChar w:fldCharType="separate"/>
-      </w:r>
-      <w:r>
-        <w:t>(Visser et al. 2006)</w:t>
-      </w:r>
-      <w:r>
-        <w:fldChar w:fldCharType="end"/>
-      </w:r>
-      <w:r>
-        <w:t>. Ravens in Yellowstone utilize</w:t>
-      </w:r>
-      <w:r>
-        <w:t xml:space="preserve"> seasonal</w:t>
-      </w:r>
-      <w:r>
-        <w:t xml:space="preserve"> insect outbreaks (e.g. grasshoppers and salmonflies) during the summer </w:t>
-      </w:r>
-      <w:r>
-        <w:lastRenderedPageBreak/>
-        <w:t>breeding season</w:t>
-      </w:r>
-      <w:r>
-        <w:t xml:space="preserve"> </w:t>
-      </w:r>
-      <w:r>
-        <w:fldChar w:fldCharType="begin"/>
-      </w:r>
-      <w:r>
-        <w:instrText xml:space="preserve"> ADDIN ZOTERO_ITEM CSL_CITATION {"citationID":"SRcnjzYt","properties":{"formattedCitation":"(Ho et al. 2023)","plainCitation":"(Ho et al. 2023)","noteIndex":0},"citationItems":[{"id":880,"uris":["http://zotero.org/users/9968163/items/Y2CXWCS8"],"itemData":{"id":880,"type":"article-journal","abstract":"&lt;p&gt;Anthropogenic food subsidies can alter ecosystem processes, such as competition, predation, or nutrient transfer, and may strongly affect protected areas. Increasing recreation and ecotourism often create food subsidies, especially in the surrounding lands through fast-growing gateway communities. How the effects of these subsidies extend into protected areas when animals move across boundaries remains largely unexplored. We addressed this question by studying the movement and foraging of common ravens (&lt;italic&gt;Corvus corax)&lt;/italic&gt;, opportunistic scavengers that are well known to feed on predator kills and on anthropogenic food subsidies. We analyzed spatiotemporal data from 57 global positioning system (GPS)-tagged ravens, trapped within or close to Yellowstone National Park, to study their seasonal use of natural and anthropogenic food sources. Although Yellowstone National Park contains a full suite of native predators and ravens can be observed at virtually every kill site, we show that anthropogenic subsidies were utilized to a much greater extent than other natural resources, especially during winter. Important subsidies included gut piles of harvested game animals left by hunters, fat present on wastewater settling ponds, roadkill, and waste from agricultural and urban activities. These subsidies were distributed over vast areas beyond Yellowstone National Park. During fall/winter, ravens traveled longer distances (21.9 vs. 13 km) and spent more time outside Yellowstone National Park (73% of GPS points outside), mostly feeding on anthropogenic subsidies, than in spring/summer (42% of GPS points outside). This difference between seasons was more pronounced for individuals holding territories within the protected area than for those without territories. The large area over which ravens used anthropogenic food subsidies (within more than 100 km of Yellowstone National Park) affects the park’s raven population and the scavenging services they provide. We suggest that the scale of resource use must be considered by managers seeking to control expanding raven populations elsewhere.&lt;/p&gt;","container-title":"Frontiers in Bird Science","DOI":"10.3389/fbirs.2023.1119507","ISSN":"2813-3870","journalAbbreviation":"Front. Bird Sci.","language":"English","publisher":"Frontiers","source":"Frontiers","title":"Scavengers use natural and anthropogenic resources connecting protected areas with surrounding lands","URL":"https://www.frontiersin.org/journals/bird-science/articles/10.3389/fbirs.2023.1119507/full","volume":"2","author":[{"family":"Ho","given":"Cameron"},{"family":"Marzluff","given":"John M."},{"family":"Stahler","given":"Daniel R."},{"family":"Smith","given":"Douglas W."},{"family":"Mueller","given":"Thomas"},{"family":"Wikelski","given":"Martin"},{"family":"Safi","given":"Kamran"},{"family":"Loretto","given":"Matthias-Claudio"}],"accessed":{"date-parts":[["2025",2,19]]},"issued":{"date-parts":[["2023",6,27]]}}}],"schema":"https://github.com/citation-style-language/schema/raw/master/csl-citation.json"} </w:instrText>
-      </w:r>
-      <w:r>
-        <w:fldChar w:fldCharType="separate"/>
-      </w:r>
-      <w:r>
-        <w:t>(Ho et al. 2023)</w:t>
-      </w:r>
-      <w:r>
-        <w:fldChar w:fldCharType="end"/>
-      </w:r>
-      <w:r>
-        <w:t xml:space="preserve">, which allows them to provide a protein-dense food to growing chicks. </w:t>
-      </w:r>
-      <w:r>
-        <w:t xml:space="preserve">This effect was tempered by snow depth based on </w:t>
-      </w:r>
-      <w:r>
-        <w:t>the</w:t>
-      </w:r>
-      <w:r>
-        <w:t xml:space="preserve"> ungulates </w:t>
-      </w:r>
-      <w:r>
-        <w:t xml:space="preserve">that </w:t>
-      </w:r>
-      <w:r>
-        <w:t>are being targeted for hunting</w:t>
-      </w:r>
-      <w:r>
-        <w:t xml:space="preserve"> during the time of year</w:t>
-      </w:r>
-      <w:r>
-        <w:t>.</w:t>
-      </w:r>
-      <w:r>
-        <w:t xml:space="preserve"> Bison hunting occurs in late winter</w:t>
-      </w:r>
-      <w:r>
-        <w:t>,</w:t>
-      </w:r>
-      <w:r>
-        <w:t xml:space="preserve"> and timing and intensity </w:t>
-      </w:r>
-      <w:r>
-        <w:t xml:space="preserve">of migration is </w:t>
-      </w:r>
-      <w:r>
-        <w:t xml:space="preserve">heavily </w:t>
-      </w:r>
-      <w:r>
-        <w:t>dependent</w:t>
-      </w:r>
-      <w:r>
-        <w:t xml:space="preserve"> on snow conditions</w:t>
-      </w:r>
-      <w:r>
-        <w:t xml:space="preserve"> </w:t>
-      </w:r>
-      <w:r>
-        <w:fldChar w:fldCharType="begin"/>
-      </w:r>
-      <w:r>
-        <w:instrText xml:space="preserve"> ADDIN ZOTERO_ITEM CSL_CITATION {"citationID":"EPgW4xc9","properties":{"unsorted":false,"formattedCitation":"(Geremia et al. 2011)","plainCitation":"(Geremia et al. 2011)","noteIndex":0},"citationItems":[{"id":1135,"uris":["http://zotero.org/users/9968163/items/XRAFAX8C"],"itemData":{"id":1135,"type":"article-journal","abstract":"Long distance migrations by ungulate species often surpass the boundaries of preservation areas where conflicts with various publics lead to management actions that can threaten populations. We chose the partially migratory bison (Bison bison) population in Yellowstone National Park as an example of integrating science into management policies to better conserve migratory ungulates. Approximately 60% of these bison have been exposed to bovine brucellosis and thousands of migrants exiting the park boundary have been culled during the past two decades to reduce the risk of disease transmission to cattle. Data were assimilated using models representing competing hypotheses of bison migration during 1990–2009 in a hierarchal Bayesian framework. Migration differed at the scale of herds, but a single unifying logistic model was useful for predicting migrations by both herds. Migration beyond the northern park boundary was affected by herd size, accumulated snow water equivalent, and aboveground dried biomass. Migration beyond the western park boundary was less influenced by these predictors and process model performance suggested an important control on recent migrations was excluded. Simulations of migrations over the next decade suggest that allowing increased numbers of bison beyond park boundaries during severe climate conditions may be the only means of avoiding episodic, large-scale reductions to the Yellowstone bison population in the foreseeable future. This research is an example of how long distance migration dynamics can be incorporated into improved management policies.","container-title":"PLOS ONE","DOI":"10.1371/journal.pone.0016848","ISSN":"1932-6203","issue":"2","journalAbbreviation":"PLOS ONE","language":"en","page":"e16848","publisher":"Public Library of Science","source":"PLoS Journals","title":"Predicting Bison Migration out of Yellowstone National Park Using Bayesian Models","volume":"6","author":[{"family":"Geremia","given":"Chris"},{"family":"White","given":"P. J."},{"family":"Wallen","given":"Rick L."},{"family":"Watson","given":"Fred G. R."},{"family":"Treanor","given":"John J."},{"family":"Borkowski","given":"John"},{"family":"Potter","given":"Christopher S."},{"family":"Crabtree","given":"Robert L."}],"issued":{"date-parts":[["2011",2,14]]}}}],"schema":"https://github.com/citation-style-language/schema/raw/master/csl-citation.json"} </w:instrText>
-      </w:r>
-      <w:r>
-        <w:fldChar w:fldCharType="separate"/>
-      </w:r>
-      <w:r>
-        <w:rPr>
-          <w:rFonts w:ascii="Aptos" w:hAnsi="Aptos"/>
-        </w:rPr>
-        <w:t>(Geremia et al. 2011)</w:t>
-      </w:r>
-      <w:r>
-        <w:fldChar w:fldCharType="end"/>
-      </w:r>
-      <w:r>
-        <w:t>.</w:t>
-      </w:r>
-      <w:r>
-        <w:t xml:space="preserve"> </w:t>
-      </w:r>
-      <w:r>
-        <w:t xml:space="preserve">A light snow </w:t>
-      </w:r>
-      <w:r>
-        <w:t>winter</w:t>
-      </w:r>
-      <w:r>
-        <w:t xml:space="preserve"> may result in no bison migrating into huntable land in the Gardiner hunting area, while elk and deer may only be present in more difficult terrain.</w:t>
-      </w:r>
-      <w:r>
-        <w:t xml:space="preserve"> We show evidence that ravens recognize this dynamic, and lower than average </w:t>
-      </w:r>
-      <w:r>
-        <w:t>snow</w:t>
-      </w:r>
-      <w:r>
-        <w:t xml:space="preserve"> depths</w:t>
-      </w:r>
-      <w:r>
-        <w:t xml:space="preserve"> </w:t>
-      </w:r>
-      <w:r>
-        <w:t xml:space="preserve">reduce </w:t>
-      </w:r>
-      <w:r>
-        <w:t>a ravens’</w:t>
-      </w:r>
-      <w:r>
-        <w:t xml:space="preserve"> </w:t>
-      </w:r>
-      <w:r>
-        <w:t xml:space="preserve">probability </w:t>
-      </w:r>
-      <w:r>
-        <w:t xml:space="preserve">of leaving </w:t>
-      </w:r>
-      <w:r>
-        <w:t>its</w:t>
-      </w:r>
-      <w:r>
-        <w:t xml:space="preserve"> territories</w:t>
-      </w:r>
-      <w:r>
-        <w:t xml:space="preserve"> more</w:t>
-      </w:r>
-      <w:r>
-        <w:t xml:space="preserve"> in late winter compared to early winter. </w:t>
-      </w:r>
-    </w:p>
-    <w:p>
-      <w:pPr>
-        <w:spacing w:line="480" w:lineRule="auto"/>
-        <w:ind w:firstLine="720"/>
-      </w:pPr>
-      <w:r>
-        <w:t xml:space="preserve">Despite being social creatures that have the ability to share and receive information about potential food resources </w:t>
-      </w:r>
-      <w:r>
-        <w:fldChar w:fldCharType="begin"/>
-      </w:r>
-      <w:r>
-        <w:instrText xml:space="preserve"> ADDIN ZOTERO_ITEM CSL_CITATION {"citationID":"yE9vXQzD","properties":{"formattedCitation":"(Marzluff et al. 1996)","plainCitation":"(Marzluff et al. 1996)","noteIndex":0},"citationItems":[{"id":63,"uris":["http://zotero.org/users/9968163/items/Z8LZESEZ"],"itemData":{"id":63,"type":"article-journal","abstract":"Vagrant, non-breeding common ravens, Corvus corax, inhabiting the forested mountains of Maine are specialized to feed on rich but ephemeral carcasses of large mammals during the harsh winter months. The foraging and roosting behaviour of free-ranging ravens were studied during the winters of 1988–1990. Ravens quickly assembled at carcasses, and into communal roosts. Six lines of evidence indicate that these roosts function as information centres. (1) Roosts comprised both knowledgeable and naive foragers. (2) Departures from roosts were highly synchronized, with most members departing in one direction. (3) Direction of departure often changed from day to day. (4) Birds made naive of food sources (by being withheld from the wild and then allowed to join roosts) followed roost-mates to new feeding sites, whereas control birds held and released outside of roosts rarely found the local food bonanzas. (5) Birds made knowledgeable of food sources (by being released at new carcasses) joined roosts and led roost-mates to the food on three of 20 occasions. (6) The same individuals switched leader and follower roles depending upon their knowledge of feeding opportunities. Although ravens may form roosts at traditional areas (near stable food sources) that are used for many years, the ravens in Maine frequently shifted roost sites to be near newly discovered carcasses. Information exchange at roosts principally occurred on the night of, or the night before, the roost shift. Social soaring displays assembled birds from a wide area and were associated with mass movements to new roosts formed at nearby food.","container-title":"Animal Behaviour","DOI":"10.1006/anbe.1996.0008","ISSN":"00033472","issue":"1","language":"en","page":"89-103","source":"DOI.org (Crossref)","title":"Raven roosts are mobile information centres","volume":"51","author":[{"family":"Marzluff","given":"John M."},{"family":"Heinrich","given":"Bernd"},{"family":"Marzluff","given":"Colleen S."}],"issued":{"date-parts":[["1996",1]]}}}],"schema":"https://github.com/citation-style-language/schema/raw/master/csl-citation.json"} </w:instrText>
-      </w:r>
-      <w:r>
-        <w:fldChar w:fldCharType="separate"/>
-      </w:r>
-      <w:r>
-        <w:t>(Marzluff et al. 1996)</w:t>
-      </w:r>
-      <w:r>
-        <w:fldChar w:fldCharType="end"/>
-      </w:r>
-      <w:r>
-        <w:t xml:space="preserve">, a raven deciding whether to leave its territory was not </w:t>
-      </w:r>
-      <w:r>
-        <w:t>correlated with</w:t>
-      </w:r>
-      <w:r>
-        <w:t xml:space="preserve"> the </w:t>
-      </w:r>
-      <w:r>
-        <w:t>decision</w:t>
-      </w:r>
-      <w:r>
-        <w:t xml:space="preserve"> of other territorial ravens</w:t>
-      </w:r>
-      <w:r>
-        <w:t xml:space="preserve"> to leave or stay on their territories</w:t>
-      </w:r>
-      <w:r>
-        <w:t xml:space="preserve">. Ravens are instead responding </w:t>
-      </w:r>
-      <w:r>
-        <w:t xml:space="preserve">to </w:t>
-      </w:r>
-      <w:r>
-        <w:t>factors that could</w:t>
-      </w:r>
-      <w:r>
-        <w:t xml:space="preserve"> be</w:t>
-      </w:r>
-      <w:r>
-        <w:t xml:space="preserve"> interpreted </w:t>
-      </w:r>
-      <w:r>
-        <w:t>individually</w:t>
-      </w:r>
-      <w:r>
-        <w:t xml:space="preserve">, such as active kills within their territory </w:t>
-      </w:r>
-      <w:r>
-        <w:t>and</w:t>
-      </w:r>
-      <w:r>
-        <w:t xml:space="preserve"> weather conditions. Once a raven left its territory, it </w:t>
-      </w:r>
-      <w:r>
-        <w:t xml:space="preserve">often </w:t>
-      </w:r>
-      <w:r>
-        <w:t xml:space="preserve">made the same </w:t>
-      </w:r>
-      <w:r>
-        <w:t xml:space="preserve">movement </w:t>
-      </w:r>
-      <w:r>
-        <w:t>decision</w:t>
-      </w:r>
-      <w:r>
-        <w:t>s</w:t>
-      </w:r>
-      <w:r>
-        <w:t xml:space="preserve"> as conspecifics</w:t>
-      </w:r>
-      <w:r>
-        <w:t xml:space="preserve"> that had left their own territories</w:t>
-      </w:r>
-      <w:r>
-        <w:t xml:space="preserve">. Ravens without knowledge of an available food source may be following other traveling ravens to take advantage of their knowledge </w:t>
-      </w:r>
-      <w:r>
-        <w:fldChar w:fldCharType="begin"/>
-      </w:r>
-      <w:r>
-        <w:instrText xml:space="preserve"> ADDIN ZOTERO_ITEM CSL_CITATION {"citationID":"cHpYkM1k","properties":{"formattedCitation":"(Marzluff et al. 1996)","plainCitation":"(Marzluff et al. 1996)","noteIndex":0},"citationItems":[{"id":63,"uris":["http://zotero.org/users/9968163/items/Z8LZESEZ"],"itemData":{"id":63,"type":"article-journal","abstract":"Vagrant, non-breeding common ravens, Corvus corax, inhabiting the forested mountains of Maine are specialized to feed on rich but ephemeral carcasses of large mammals during the harsh winter months. The foraging and roosting behaviour of free-ranging ravens were studied during the winters of 1988–1990. Ravens quickly assembled at carcasses, and into communal roosts. Six lines of evidence indicate that these roosts function as information centres. (1) Roosts comprised both knowledgeable and naive foragers. (2) Departures from roosts were highly synchronized, with most members departing in one direction. (3) Direction of departure often changed from day to day. (4) Birds made naive of food sources (by being withheld from the wild and then allowed to join roosts) followed roost-mates to new feeding sites, whereas control birds held and released outside of roosts rarely found the local food bonanzas. (5) Birds made knowledgeable of food sources (by being released at new carcasses) joined roosts and led roost-mates to the food on three of 20 occasions. (6) The same individuals switched leader and follower roles depending upon their knowledge of feeding opportunities. Although ravens may form roosts at traditional areas (near stable food sources) that are used for many years, the ravens in Maine frequently shifted roost sites to be near newly discovered carcasses. Information exchange at roosts principally occurred on the night of, or the night before, the roost shift. Social soaring displays assembled birds from a wide area and were associated with mass movements to new roosts formed at nearby food.","container-title":"Animal Behaviour","DOI":"10.1006/anbe.1996.0008","ISSN":"00033472","issue":"1","language":"en","page":"89-103","source":"DOI.org (Crossref)","title":"Raven roosts are mobile information centres","volume":"51","author":[{"family":"Marzluff","given":"John M."},{"family":"Heinrich","given":"Bernd"},{"family":"Marzluff","given":"Colleen S."}],"issued":{"date-parts":[["1996",1]]}}}],"schema":"https://github.com/citation-style-language/schema/raw/master/csl-citation.json"} </w:instrText>
-      </w:r>
-      <w:r>
-        <w:fldChar w:fldCharType="separate"/>
-      </w:r>
-      <w:r>
-        <w:t>(Marzluff et al. 1996)</w:t>
-      </w:r>
-      <w:r>
-        <w:fldChar w:fldCharType="end"/>
-      </w:r>
-      <w:r>
-        <w:t xml:space="preserve">. </w:t>
-      </w:r>
-      <w:r>
-        <w:t>However, k</w:t>
-      </w:r>
-      <w:r>
-        <w:t xml:space="preserve">nowledge of the hunting regions is pervasive throughout the local population as they are heavily utilized by juvenile individuals during their first winter as it does not require extensive </w:t>
-      </w:r>
-      <w:r>
-        <w:t>experience with</w:t>
-      </w:r>
-      <w:r>
-        <w:t xml:space="preserve"> the landscape. Group movements may then be coincidental and reflective of shared knowledge instead of information sharing</w:t>
-      </w:r>
-      <w:r>
-        <w:t xml:space="preserve"> or stealing</w:t>
-      </w:r>
-      <w:r>
-        <w:t>.</w:t>
-      </w:r>
-    </w:p>
-    <w:p>
-      <w:pPr>
-        <w:spacing w:line="480" w:lineRule="auto"/>
-        <w:ind w:firstLine="720"/>
-      </w:pPr>
-    </w:p>
-    <w:p>
-      <w:pPr>
-        <w:spacing w:line="480" w:lineRule="auto"/>
-        <w:ind w:firstLine="720"/>
-      </w:pPr>
-      <w:commentRangeStart w:id="22"/>
-      <w:r>
-        <w:lastRenderedPageBreak/>
-        <w:t>Our</w:t>
-      </w:r>
-      <w:commentRangeEnd w:id="22"/>
-      <w:r>
-        <w:rPr>
-          <w:rStyle w:val="CommentReference"/>
-          <w:sz w:val="24"/>
-          <w:szCs w:val="24"/>
-        </w:rPr>
-        <w:commentReference w:id="22"/>
-      </w:r>
-      <w:r>
-        <w:t xml:space="preserve"> results suggest that the daily decisions of breeding common ravens within Yellowstone National Park are influenced by the presence of daily resources.</w:t>
-      </w:r>
-      <w:r>
-        <w:t xml:space="preserve"> However, </w:t>
-      </w:r>
-      <w:r>
-        <w:t>ravens</w:t>
-      </w:r>
-      <w:r>
-        <w:t xml:space="preserve"> tend to search for resources outside of their territories, even when foraging opportunities are present locally. </w:t>
-      </w:r>
-    </w:p>
-    <w:p>
-      <w:pPr>
-        <w:spacing w:line="480" w:lineRule="auto"/>
-        <w:ind w:firstLine="720"/>
-      </w:pPr>
-      <w:commentRangeStart w:id="23"/>
-      <w:r>
-        <w:t>Our</w:t>
-      </w:r>
-      <w:commentRangeEnd w:id="23"/>
-      <w:r>
-        <w:rPr>
-          <w:rStyle w:val="CommentReference"/>
-          <w:sz w:val="24"/>
-          <w:szCs w:val="24"/>
-        </w:rPr>
-        <w:commentReference w:id="23"/>
-      </w:r>
-      <w:r>
-        <w:t xml:space="preserve"> results suggest that the daily decisions of breeding common ravens within Yellowstone National Park are influenced by the presence of daily resources.</w:t>
-      </w:r>
-      <w:r>
-        <w:t xml:space="preserve"> </w:t>
-      </w:r>
-      <w:r>
-        <w:t xml:space="preserve">More immediately available resources are prioritized while recreational hunting is supplementary on days when they do not encounter any naturally occurring carrion. As a foraging generalist, their ability to forage efficiently based on daily changes in food availability allows them to be successful. Since movement decisions are not influenced by the amount of biomass made available by hunters, it is unlikely that efforts to reduce its availability would be effective at preventing the exploitation of the resource. Other studies have shown moderate success in using supplemental feeding within protected areas to reduce movements outside the protected area for large avian scavengers </w:t>
-      </w:r>
-      <w:r>
-        <w:fldChar w:fldCharType="begin"/>
-      </w:r>
-      <w:r>
-        <w:instrText xml:space="preserve"> ADDIN ZOTERO_ITEM CSL_CITATION {"citationID":"HZyvfh1L","properties":{"formattedCitation":"(L\\uc0\\u243{}pez-Peinado et al. 2023)","plainCitation":"(López-Peinado et al. 2023)","noteIndex":0},"citationItems":[{"id":883,"uris":["http://zotero.org/users/9968163/items/XBURZLPT"],"itemData":{"id":883,"type":"article-journal","abstract":"The conservation and management of mobile species, populations and dynamic habitats, presents significant challenges since such species face diverse threats during various stages of their life cycle. Protected areas (PAs) are essential tools in conservation efforts, aiming to preserve native species and their habitats. However, larger mobile animals, such as the Bonelli's eagle (Aquila fasciata), may require much larger areas outside PAs for essential life moments, including foraging, resting, and wintering. As a result, the efficacy of PAs in conserving such species may be questionable. We designed an experiment in an eastern Spain PA that is home to nesting Bonelli's eagles to determine if increasing food availability through experimental feeding within the PA could result in an effective reduction of space use outside the protected area by the eagles and lead to reduce death risk. Over the period of 2016 to 2021, we tracked 10 Bonelli's eagles from six different territories using GPS-GSM transmitters. We evaluated their space use before, during, and after the feeding experiment. Our results indicate that the availability of food within PAs restricted the eagles' movement, resulting in a higher concentration of locations inside the PAs. The eagles spent less time outside the PAs when they were fed and less time in highly human-dominated habitats. Consequently, this reduced mortality risks that were higher outside the PAs. Our findings suggest that management decisions aimed at increasing food availability within PAs, could be critical in conserving endangered species populations such as the Bonelli's eagle in Mediterranean landscapes.","container-title":"Biological Conservation","DOI":"10.1016/j.biocon.2023.110259","ISSN":"0006-3207","journalAbbreviation":"Biological Conservation","page":"110259","source":"ScienceDirect","title":"Experimental food subsidies keep eagles inside protected areas: implications for conservation and resource management","title-short":"Experimental food subsidies keep eagles inside protected areas","volume":"286","author":[{"family":"López-Peinado","given":"Andrés"},{"family":"Singh","given":"Navinder J."},{"family":"Urios","given":"Vicente"},{"family":"López-López","given":"Pascual"}],"issued":{"date-parts":[["2023",10,1]]}}}],"schema":"https://github.com/citation-style-language/schema/raw/master/csl-citation.json"} </w:instrText>
-      </w:r>
-      <w:r>
-        <w:fldChar w:fldCharType="separate"/>
-      </w:r>
-      <w:r>
-        <w:rPr>
-          <w:rFonts w:cs="Times New Roman"/>
-          <w:kern w:val="0"/>
-        </w:rPr>
-        <w:t>(López-Peinado et al. 2023)</w:t>
-      </w:r>
-      <w:r>
-        <w:fldChar w:fldCharType="end"/>
-      </w:r>
-      <w:r>
-        <w:t xml:space="preserve">. At small scales, the removal of a landfill site can eliminate the presence of ravens </w:t>
-      </w:r>
-      <w:r>
-        <w:fldChar w:fldCharType="begin"/>
-      </w:r>
-      <w:r>
-        <w:instrText xml:space="preserve"> ADDIN ZOTERO_ITEM CSL_CITATION {"citationID":"qkzjuj5P","properties":{"formattedCitation":"(Marzluff et al. 2021)","plainCitation":"(Marzluff et al. 2021)","noteIndex":0},"citationItems":[{"id":972,"uris":["http://zotero.org/users/9968163/items/W246K25Z"],"itemData":{"id":972,"type":"article-journal","abstract":"Common ravens (Corvus corax; ravens) are generalist predators that pose a threat to several rare wildlife species in the western United States. Recent increases in raven populations, which are fueled by increased human subsidies—notably food, water, and nest sites—are concerning to those seeking to conserve rare species. Due to the challenges and inefficiencies of reducing or eliminating subsidies, managers increasingly rely on lethal removal of ravens. Over 125,000 ravens were killed by the U.S. Government from 1996 to 2019, and annual removals have increased 4-fold from the 1990s to mid-2010s. We contend that lethal removal of ravens, while capable of improving the reproduction of rare species, is at best a short-term and ethically untenable solution to a problem that will continue to grow until subsidies are meaningfully reduced or made inaccessible to ravens. In part because of ravens’ abilities to track natural and anthropogenic resources across unfamiliar and expansive areas, the removal of subsidies can lead to sustained shifts in raven abundance, which can have longlasting benefits for sensitive species. In the Greater Yellowstone Ecosystem, USA, for example, we documented extensive use of human subsidies during fall/winter, daily 1-way commutes regularly in excess of 50 km by territorial birds to such subsidies, and dispersals of &gt;700 km by nonbreeders that exploited food and roost subsidies. We call for managers to embrace new approaches to subsidy reduction including: increased involvement of conservation social scientists; increased enforcement of local, state, and federal laws; and increased deployment of a diversity of new technologies to haze and aversively condition ravens. Tackling the hard job of reducing subsidies over the expansive area exploited by ravens is right because it will increase the integrity, stability, and beauty of western ecosystems.","container-title":"Human-Wildlife Interaction","issue":"3","language":"en","page":"516-533","source":"Zotero","title":"Thinking Like a Raven: Restoring Integrity, Stability, and Beauty to Western Ecosystems","volume":"15","author":[{"family":"Marzluff","given":"John M"},{"family":"Loretto","given":"Matthias-Claudio"},{"family":"Ho","given":"Cameron K."},{"family":"Coleman","given":"Georgia W."},{"family":"Restani","given":"Marco"}],"issued":{"date-parts":[["2021"]]}}}],"schema":"https://github.com/citation-style-language/schema/raw/master/csl-citation.json"} </w:instrText>
-      </w:r>
-      <w:r>
-        <w:fldChar w:fldCharType="separate"/>
-      </w:r>
-      <w:r>
-        <w:t>(Marzluff et al. 2021)</w:t>
-      </w:r>
-      <w:r>
-        <w:fldChar w:fldCharType="end"/>
-      </w:r>
-      <w:r>
-        <w:t xml:space="preserve">. However, until the resource is either eliminated or an alternative resource is available on a daily scale, ravens will likely continue to return to recreational hunting areas on days when no other foraging opportunity is available. This continued usage of anthropogenic resources buffers raven populations against any decreases in natural carrion availability. Increasing the availability of natural carrion through the recovery of carnivore populations will </w:t>
-      </w:r>
-      <w:r>
-        <w:t xml:space="preserve">likely </w:t>
-      </w:r>
-      <w:r>
-        <w:t xml:space="preserve">reduce the time spent </w:t>
-      </w:r>
-      <w:r>
-        <w:t xml:space="preserve">foraging for anthropogenic subsidies. </w:t>
-      </w:r>
-    </w:p>
-    <w:p>
-      <w:pPr>
-        <w:spacing w:line="480" w:lineRule="auto"/>
-      </w:pPr>
-      <w:r>
-        <w:lastRenderedPageBreak/>
-        <w:br w:type="page"/>
-      </w:r>
+      </w:pPr>
+    </w:p>
+    <w:p>
+      <w:pPr>
+        <w:spacing w:line="480" w:lineRule="auto"/>
+      </w:pPr>
     </w:p>
     <w:p>
       <w:pPr>
@@ -4184,79 +2218,7 @@
         </w:rPr>
         <w:lastRenderedPageBreak/>
         <w:drawing>
-          <wp:inline distT="0" distB="0" distL="0" distR="0" wp14:anchorId="72377312" wp14:editId="54466B0E">
-            <wp:extent cx="5936615" cy="4544060"/>
-            <wp:effectExtent l="0" t="0" r="6985" b="8890"/>
-            <wp:docPr id="1867973126" name="Picture 2"/>
-            <wp:cNvGraphicFramePr>
-              <a:graphicFrameLocks xmlns:a="http://schemas.openxmlformats.org/drawingml/2006/main" noChangeAspect="1"/>
-            </wp:cNvGraphicFramePr>
-            <a:graphic xmlns:a="http://schemas.openxmlformats.org/drawingml/2006/main">
-              <a:graphicData uri="http://schemas.openxmlformats.org/drawingml/2006/picture">
-                <pic:pic xmlns:pic="http://schemas.openxmlformats.org/drawingml/2006/picture">
-                  <pic:nvPicPr>
-                    <pic:cNvPr id="0" name="Picture 2"/>
-                    <pic:cNvPicPr>
-                      <a:picLocks noChangeAspect="1" noChangeArrowheads="1"/>
-                    </pic:cNvPicPr>
-                  </pic:nvPicPr>
-                  <pic:blipFill>
-                    <a:blip r:embed="rId12" cstate="print">
-                      <a:extLst>
-                        <a:ext uri="{28A0092B-C50C-407E-A947-70E740481C1C}">
-                          <a14:useLocalDpi xmlns:a14="http://schemas.microsoft.com/office/drawing/2010/main" val="0"/>
-                        </a:ext>
-                      </a:extLst>
-                    </a:blip>
-                    <a:srcRect/>
-                    <a:stretch>
-                      <a:fillRect/>
-                    </a:stretch>
-                  </pic:blipFill>
-                  <pic:spPr bwMode="auto">
-                    <a:xfrm>
-                      <a:off x="0" y="0"/>
-                      <a:ext cx="5936615" cy="4544060"/>
-                    </a:xfrm>
-                    <a:prstGeom prst="rect">
-                      <a:avLst/>
-                    </a:prstGeom>
-                    <a:noFill/>
-                    <a:ln>
-                      <a:noFill/>
-                    </a:ln>
-                  </pic:spPr>
-                </pic:pic>
-              </a:graphicData>
-            </a:graphic>
-          </wp:inline>
-        </w:drawing>
-      </w:r>
-    </w:p>
-    <w:p>
-      <w:pPr>
-        <w:spacing w:line="480" w:lineRule="auto"/>
-      </w:pPr>
-      <w:r>
-        <w:t>Figure 1. Map of Yellowstone National Park showing the locations of tagged raven territories as colored polygons inside the boundaries. The MTFWP (red) and bison (blue) hunting regions are highlighted outside the north-western boundary of the national park. The MTFWP region was used during the duration of the rifle hunting season. The bison region was used after the end of the MTFWP rifle hunting season and ran until the end of the winter study period (March 30). The landfill and water treatment pond within the hunting regions utilized by ravens is located at the star.</w:t>
-      </w:r>
-    </w:p>
-    <w:p>
-      <w:pPr>
-        <w:spacing w:line="480" w:lineRule="auto"/>
-      </w:pPr>
-    </w:p>
-    <w:p>
-      <w:pPr>
-        <w:spacing w:line="480" w:lineRule="auto"/>
-      </w:pPr>
-      <w:r>
-        <w:rPr>
-          <w:noProof/>
-        </w:rPr>
-        <w:lastRenderedPageBreak/>
-        <w:drawing>
-          <wp:inline distT="0" distB="0" distL="0" distR="0" wp14:anchorId="19B706F9" wp14:editId="1D9333F5">
+          <wp:inline distT="0" distB="0" distL="0" distR="0" wp14:anchorId="4B148F51" wp14:editId="6ECAFD13">
             <wp:extent cx="5943600" cy="4086225"/>
             <wp:effectExtent l="0" t="0" r="0" b="9525"/>
             <wp:docPr id="1629874025" name="Graphic 1"/>
@@ -4305,18 +2267,18 @@
       <w:pPr>
         <w:spacing w:line="480" w:lineRule="auto"/>
       </w:pPr>
-      <w:commentRangeStart w:id="24"/>
+      <w:commentRangeStart w:id="11"/>
       <w:r>
         <w:t xml:space="preserve">Figure . </w:t>
       </w:r>
-      <w:commentRangeEnd w:id="24"/>
+      <w:commentRangeEnd w:id="11"/>
       <w:r>
         <w:rPr>
           <w:rStyle w:val="CommentReference"/>
           <w:sz w:val="24"/>
           <w:szCs w:val="24"/>
         </w:rPr>
-        <w:commentReference w:id="24"/>
+        <w:commentReference w:id="11"/>
       </w:r>
       <w:r>
         <w:t xml:space="preserve">The proportion of decision days </w:t>
@@ -4335,6 +2297,280 @@
       </w:r>
       <w:r>
         <w:br w:type="page"/>
+      </w:r>
+    </w:p>
+    <w:p>
+      <w:pPr>
+        <w:spacing w:line="480" w:lineRule="auto"/>
+        <w:ind w:firstLine="720"/>
+      </w:pPr>
+      <w:commentRangeStart w:id="12"/>
+      <w:r>
+        <w:lastRenderedPageBreak/>
+        <w:t>During</w:t>
+      </w:r>
+      <w:commentRangeEnd w:id="12"/>
+      <w:r>
+        <w:rPr>
+          <w:rStyle w:val="CommentReference"/>
+          <w:sz w:val="24"/>
+          <w:szCs w:val="24"/>
+        </w:rPr>
+        <w:commentReference w:id="12"/>
+      </w:r>
+      <w:r>
+        <w:t xml:space="preserve"> the</w:t>
+      </w:r>
+      <w:r>
+        <w:t xml:space="preserve"> </w:t>
+      </w:r>
+      <w:r>
+        <w:t xml:space="preserve">Yellowstone Wolf, Cougar, and Elk </w:t>
+      </w:r>
+      <w:r>
+        <w:t>winter study</w:t>
+      </w:r>
+      <w:r>
+        <w:t xml:space="preserve"> sampling periods that had sufficient information about wolf kill availability</w:t>
+      </w:r>
+      <w:r>
+        <w:t>,</w:t>
+      </w:r>
+      <w:r>
+        <w:t xml:space="preserve"> we had 2095 decision days (</w:t>
+      </w:r>
+      <w:r>
+        <w:t>mean = 104.8</w:t>
+      </w:r>
+      <w:r>
+        <w:t xml:space="preserve">, </w:t>
+      </w:r>
+      <w:r>
+        <w:t>range = 4 – 219, sd = 63)</w:t>
+      </w:r>
+      <w:r>
+        <w:t>.</w:t>
+      </w:r>
+      <w:r>
+        <w:t xml:space="preserve"> </w:t>
+      </w:r>
+      <w:r>
+        <w:t>W</w:t>
+      </w:r>
+      <w:r>
+        <w:t>olf kills were rarely available</w:t>
+      </w:r>
+      <w:r>
+        <w:t xml:space="preserve"> and utilized</w:t>
+      </w:r>
+      <w:r>
+        <w:t xml:space="preserve"> by individual</w:t>
+      </w:r>
+      <w:r>
+        <w:t xml:space="preserve"> territorial ravens, either within their territory or beyond it. Raven territories were 0.8 – 21.2 km</w:t>
+      </w:r>
+      <w:r>
+        <w:rPr>
+          <w:vertAlign w:val="superscript"/>
+        </w:rPr>
+        <w:t>2</w:t>
+      </w:r>
+      <w:r>
+        <w:t xml:space="preserve"> (median = 3.3 km</w:t>
+      </w:r>
+      <w:r>
+        <w:rPr>
+          <w:vertAlign w:val="superscript"/>
+        </w:rPr>
+        <w:t>2</w:t>
+      </w:r>
+      <w:r>
+        <w:t>,</w:t>
+      </w:r>
+      <w:r>
+        <w:t xml:space="preserve"> sd = 6.3 km</w:t>
+      </w:r>
+      <w:r>
+        <w:rPr>
+          <w:vertAlign w:val="superscript"/>
+        </w:rPr>
+        <w:t>2</w:t>
+      </w:r>
+      <w:r>
+        <w:t>) and each territory only had a wolf kill available for a mean of 3.1% of days (</w:t>
+      </w:r>
+      <w:r>
+        <w:t>n</w:t>
+      </w:r>
+      <w:r>
+        <w:rPr>
+          <w:vertAlign w:val="subscript"/>
+        </w:rPr>
+        <w:t>kills</w:t>
+      </w:r>
+      <w:r>
+        <w:t xml:space="preserve"> = 25, </w:t>
+      </w:r>
+      <w:r>
+        <w:t xml:space="preserve">range = 0 – 25%, sd = 6.1%). </w:t>
+      </w:r>
+      <w:r>
+        <w:t>We recorded ravens within 500 m</w:t>
+      </w:r>
+      <w:r>
+        <w:t>eters</w:t>
+      </w:r>
+      <w:r>
+        <w:t xml:space="preserve"> of</w:t>
+      </w:r>
+      <w:r>
+        <w:t xml:space="preserve"> a</w:t>
+      </w:r>
+      <w:r>
+        <w:t xml:space="preserve"> wolf kill </w:t>
+      </w:r>
+      <w:r>
+        <w:t>i</w:t>
+      </w:r>
+      <w:r>
+        <w:t>n their territories 26.5% of days we defined as having an available wolf kill (53.1% for within 1000 m</w:t>
+      </w:r>
+      <w:r>
+        <w:t>eters</w:t>
+      </w:r>
+      <w:r>
+        <w:t xml:space="preserve">) </w:t>
+      </w:r>
+      <w:commentRangeStart w:id="13"/>
+      <w:r>
+        <w:t>and ravens visited a particular wolf kill on at least one day during its available duration 32% of the time</w:t>
+      </w:r>
+      <w:commentRangeEnd w:id="13"/>
+      <w:r>
+        <w:rPr>
+          <w:rStyle w:val="CommentReference"/>
+          <w:sz w:val="24"/>
+          <w:szCs w:val="24"/>
+        </w:rPr>
+        <w:commentReference w:id="13"/>
+      </w:r>
+      <w:r>
+        <w:t xml:space="preserve">. </w:t>
+      </w:r>
+      <w:r>
+        <w:t>Ravens with larger territories were less likely to visit wolf kills available within their territories (binomial GLM: -0.13, SE = 0.05, p &lt; 0.05)</w:t>
+      </w:r>
+      <w:commentRangeStart w:id="14"/>
+      <w:r>
+        <w:t>.</w:t>
+      </w:r>
+      <w:commentRangeEnd w:id="14"/>
+      <w:r>
+        <w:rPr>
+          <w:rStyle w:val="CommentReference"/>
+          <w:sz w:val="24"/>
+          <w:szCs w:val="24"/>
+        </w:rPr>
+        <w:commentReference w:id="14"/>
+      </w:r>
+      <w:r>
+        <w:t xml:space="preserve"> </w:t>
+      </w:r>
+      <w:r>
+        <w:t xml:space="preserve">Wolf kills were only </w:t>
+      </w:r>
+      <w:r>
+        <w:t>visited</w:t>
+      </w:r>
+      <w:r>
+        <w:t xml:space="preserve"> outside of the territory on a mean of </w:t>
+      </w:r>
+      <w:r>
+        <w:t>2.8</w:t>
+      </w:r>
+      <w:r>
+        <w:t xml:space="preserve">% of days </w:t>
+      </w:r>
+      <w:r>
+        <w:t>that</w:t>
+      </w:r>
+      <w:r>
+        <w:t xml:space="preserve"> </w:t>
+      </w:r>
+      <w:r>
+        <w:t xml:space="preserve">a </w:t>
+      </w:r>
+      <w:r>
+        <w:t xml:space="preserve">raven left </w:t>
+      </w:r>
+      <w:r>
+        <w:t>its</w:t>
+      </w:r>
+      <w:r>
+        <w:t xml:space="preserve"> territory </w:t>
+      </w:r>
+      <w:r>
+        <w:t>(</w:t>
+      </w:r>
+      <w:r>
+        <w:t>n</w:t>
+      </w:r>
+      <w:r>
+        <w:rPr>
+          <w:vertAlign w:val="subscript"/>
+        </w:rPr>
+        <w:t>kills</w:t>
+      </w:r>
+      <w:r>
+        <w:t xml:space="preserve"> = </w:t>
+      </w:r>
+      <w:r>
+        <w:t>4</w:t>
+      </w:r>
+      <w:r>
+        <w:t>4</w:t>
+      </w:r>
+      <w:r>
+        <w:t xml:space="preserve">, </w:t>
+      </w:r>
+      <w:r>
+        <w:t xml:space="preserve">range = </w:t>
+      </w:r>
+      <w:r>
+        <w:t>0</w:t>
+      </w:r>
+      <w:r>
+        <w:t xml:space="preserve"> – </w:t>
+      </w:r>
+      <w:r>
+        <w:t>10.1</w:t>
+      </w:r>
+      <w:r>
+        <w:t xml:space="preserve">%, sd = </w:t>
+      </w:r>
+      <w:r>
+        <w:t>3</w:t>
+      </w:r>
+      <w:r>
+        <w:t xml:space="preserve">%, Fig. 2). </w:t>
+      </w:r>
+      <w:r>
+        <w:t>54.4% of</w:t>
+      </w:r>
+      <w:r>
+        <w:t xml:space="preserve"> extraterritorial trips with a wolf kill involved the raven investigating the hunting areas as well (range = 1</w:t>
+      </w:r>
+      <w:r>
+        <w:t>4.3</w:t>
+      </w:r>
+      <w:r>
+        <w:t xml:space="preserve"> – 100%, sd = 3</w:t>
+      </w:r>
+      <w:r>
+        <w:t>5.7</w:t>
+      </w:r>
+      <w:r>
+        <w:t xml:space="preserve">%, Fig. 2). </w:t>
       </w:r>
     </w:p>
     <w:p>
@@ -4347,7 +2583,7 @@
         </w:rPr>
         <w:lastRenderedPageBreak/>
         <w:drawing>
-          <wp:inline distT="0" distB="0" distL="0" distR="0" wp14:anchorId="71F7D978" wp14:editId="1B3CA874">
+          <wp:inline distT="0" distB="0" distL="0" distR="0" wp14:anchorId="185999FD" wp14:editId="40753409">
             <wp:extent cx="5943600" cy="4086225"/>
             <wp:effectExtent l="0" t="0" r="0" b="9525"/>
             <wp:docPr id="1991302193" name="Graphic 1"/>
@@ -4393,51 +2629,2474 @@
       <w:pPr>
         <w:spacing w:line="480" w:lineRule="auto"/>
       </w:pPr>
-      <w:commentRangeStart w:id="25"/>
+      <w:commentRangeStart w:id="15"/>
       <w:r>
         <w:t>Figu</w:t>
       </w:r>
-      <w:commentRangeEnd w:id="25"/>
+      <w:commentRangeEnd w:id="15"/>
       <w:r>
         <w:rPr>
           <w:rStyle w:val="CommentReference"/>
           <w:sz w:val="24"/>
           <w:szCs w:val="24"/>
         </w:rPr>
+        <w:commentReference w:id="15"/>
+      </w:r>
+      <w:r>
+        <w:t xml:space="preserve">re 2. The proportion of decision days </w:t>
+      </w:r>
+      <w:r>
+        <w:t xml:space="preserve">during winter wolf sampling periods (Nov 15 – Dec 15, March) </w:t>
+      </w:r>
+      <w:r>
+        <w:t>on which each raven made a particular movement decision. If a raven decided to leave its territory, its decision was one of two results. The “</w:t>
+      </w:r>
+      <w:r>
+        <w:t>O</w:t>
+      </w:r>
+      <w:r>
+        <w:t>ther” category is used to encapsulate all extraterritorial movements that did not result in a visit to the hunting regions. The “</w:t>
+      </w:r>
+      <w:r>
+        <w:t>H</w:t>
+      </w:r>
+      <w:r>
+        <w:t>unting” category is used to show a raven visited the Gardiner hunting regions to forage for hunter-created carrion. Instances where a wolf kill was active in their territory (stripes) or visited outside their territory (dots) are denoted by the pattern</w:t>
+      </w:r>
+      <w:r>
+        <w:t xml:space="preserve"> in the appropriate category for the final decision made that day</w:t>
+      </w:r>
+      <w:r>
+        <w:t xml:space="preserve">. The total number of decision days for each raven is displayed on the right-hand side of the plot. </w:t>
+      </w:r>
+    </w:p>
+    <w:p>
+      <w:pPr>
+        <w:spacing w:line="480" w:lineRule="auto"/>
+        <w:ind w:firstLine="720"/>
+      </w:pPr>
+    </w:p>
+    <w:p>
+      <w:pPr>
+        <w:spacing w:line="480" w:lineRule="auto"/>
+        <w:rPr>
+          <w:i/>
+          <w:iCs/>
+        </w:rPr>
+      </w:pPr>
+      <w:r>
+        <w:rPr>
+          <w:i/>
+          <w:iCs/>
+        </w:rPr>
+        <w:lastRenderedPageBreak/>
+        <w:t>Foraging movement decisions</w:t>
+      </w:r>
+    </w:p>
+    <w:p>
+      <w:pPr>
+        <w:spacing w:line="480" w:lineRule="auto"/>
+        <w:ind w:firstLine="720"/>
+      </w:pPr>
+      <w:r>
+        <w:t xml:space="preserve">Food availability and weather conditions both impacted a raven’s decision to leave its territory. A wolf kill within 1 km of a raven’s territory decreased </w:t>
+      </w:r>
+      <w:r>
+        <w:t>its</w:t>
+      </w:r>
+      <w:r>
+        <w:t xml:space="preserve"> chance</w:t>
+      </w:r>
+      <w:r>
+        <w:t>s</w:t>
+      </w:r>
+      <w:r>
+        <w:t xml:space="preserve"> of leaving its territory</w:t>
+      </w:r>
+      <w:r>
+        <w:t xml:space="preserve"> by </w:t>
+      </w:r>
+      <w:r>
+        <w:t>3.4</w:t>
+      </w:r>
+      <w:r>
+        <w:t xml:space="preserve"> – </w:t>
+      </w:r>
+      <w:r>
+        <w:t>3.8</w:t>
+      </w:r>
+      <w:r>
+        <w:t xml:space="preserve">%, choosing to leave their territory a predicted </w:t>
+      </w:r>
+      <w:r>
+        <w:t>92.7</w:t>
+      </w:r>
+      <w:r>
+        <w:t xml:space="preserve"> – 9</w:t>
+      </w:r>
+      <w:r>
+        <w:t>3.</w:t>
+      </w:r>
+      <w:r>
+        <w:t>6</w:t>
+      </w:r>
+      <w:r>
+        <w:t>% of the time a wolf kill was present</w:t>
+      </w:r>
+      <w:r>
+        <w:t xml:space="preserve"> (-0.8, SE = 0.3</w:t>
+      </w:r>
+      <w:r>
+        <w:t>5</w:t>
+      </w:r>
+      <w:r>
+        <w:t>, p &lt; 0.05, Table 1, Fig. 4, 5). The availability of hunter-created carrion did not impact a raven’s decision to leave its territory, regardless of the metric of consideration (hunting biomass: -0.0</w:t>
+      </w:r>
+      <w:r>
+        <w:t>05</w:t>
+      </w:r>
+      <w:r>
+        <w:t>, SE = 0.0</w:t>
+      </w:r>
+      <w:r>
+        <w:t>82</w:t>
+      </w:r>
+      <w:r>
+        <w:t>, p = 0.</w:t>
+      </w:r>
+      <w:r>
+        <w:t>95</w:t>
+      </w:r>
+      <w:r>
+        <w:t>; hunting season: -0.</w:t>
+      </w:r>
+      <w:r>
+        <w:t>13</w:t>
+      </w:r>
+      <w:r>
+        <w:t>, SE = 0.</w:t>
+      </w:r>
+      <w:r>
+        <w:t>22</w:t>
+      </w:r>
+      <w:r>
+        <w:t>, p = 0.</w:t>
+      </w:r>
+      <w:r>
+        <w:t>56</w:t>
+      </w:r>
+      <w:r>
+        <w:t>, Fig. 4, 5</w:t>
+      </w:r>
+      <w:r>
+        <w:t xml:space="preserve">; </w:t>
+      </w:r>
+      <w:r>
+        <w:t xml:space="preserve">Table 1, Fig. 4). Ravens were less likely to leave their territory during March compared to November and December (-0.46, SE = 0.21, p &lt; 0.05, Table 1). </w:t>
+      </w:r>
+      <w:r>
+        <w:t xml:space="preserve">This effect showed evidence for an interaction with snow depth where snow depth </w:t>
+      </w:r>
+      <w:r>
+        <w:t xml:space="preserve">had a stronger impact in late winter with less snow leading to lower probabilities of </w:t>
+      </w:r>
+      <w:r>
+        <w:t>traveling beyond the</w:t>
+      </w:r>
+      <w:r>
+        <w:t xml:space="preserve"> territory</w:t>
+      </w:r>
+      <w:r>
+        <w:t xml:space="preserve"> </w:t>
+      </w:r>
+      <w:r>
+        <w:t>(</w:t>
+      </w:r>
+      <w:r>
+        <w:t>-0.55</w:t>
+      </w:r>
+      <w:r>
+        <w:t>, SE = 0.</w:t>
+      </w:r>
+      <w:r>
+        <w:t>32</w:t>
+      </w:r>
+      <w:r>
+        <w:t>, p = 0.</w:t>
+      </w:r>
+      <w:r>
+        <w:t>08</w:t>
+      </w:r>
+      <w:r>
+        <w:t>, Table 1). The removal of the weather covariates from the model did lead to a positive impact of other ravens traveling from their territory (0.18, SE = 0.079, p &lt; 0.05, Sup. Table 2).</w:t>
+      </w:r>
+    </w:p>
+    <w:p>
+      <w:pPr>
+        <w:spacing w:line="480" w:lineRule="auto"/>
+      </w:pPr>
+      <w:r>
+        <w:rPr>
+          <w:noProof/>
+        </w:rPr>
+        <w:lastRenderedPageBreak/>
+        <w:drawing>
+          <wp:inline distT="0" distB="0" distL="0" distR="0" wp14:anchorId="7D328BC4" wp14:editId="1728DDA9">
+            <wp:extent cx="5943600" cy="4292600"/>
+            <wp:effectExtent l="0" t="0" r="0" b="0"/>
+            <wp:docPr id="1987983699" name="Graphic 1"/>
+            <wp:cNvGraphicFramePr>
+              <a:graphicFrameLocks xmlns:a="http://schemas.openxmlformats.org/drawingml/2006/main" noChangeAspect="1"/>
+            </wp:cNvGraphicFramePr>
+            <a:graphic xmlns:a="http://schemas.openxmlformats.org/drawingml/2006/main">
+              <a:graphicData uri="http://schemas.openxmlformats.org/drawingml/2006/picture">
+                <pic:pic xmlns:pic="http://schemas.openxmlformats.org/drawingml/2006/picture">
+                  <pic:nvPicPr>
+                    <pic:cNvPr id="1987983699" name=""/>
+                    <pic:cNvPicPr/>
+                  </pic:nvPicPr>
+                  <pic:blipFill>
+                    <a:blip r:embed="rId17">
+                      <a:extLst>
+                        <a:ext uri="{96DAC541-7B7A-43D3-8B79-37D633B846F1}">
+                          <asvg:svgBlip xmlns:asvg="http://schemas.microsoft.com/office/drawing/2016/SVG/main" r:embed="rId18"/>
+                        </a:ext>
+                      </a:extLst>
+                    </a:blip>
+                    <a:stretch>
+                      <a:fillRect/>
+                    </a:stretch>
+                  </pic:blipFill>
+                  <pic:spPr>
+                    <a:xfrm>
+                      <a:off x="0" y="0"/>
+                      <a:ext cx="5943600" cy="4292600"/>
+                    </a:xfrm>
+                    <a:prstGeom prst="rect">
+                      <a:avLst/>
+                    </a:prstGeom>
+                  </pic:spPr>
+                </pic:pic>
+              </a:graphicData>
+            </a:graphic>
+          </wp:inline>
+        </w:drawing>
+      </w:r>
+    </w:p>
+    <w:p>
+      <w:pPr>
+        <w:spacing w:line="480" w:lineRule="auto"/>
+      </w:pPr>
+      <w:r>
+        <w:t xml:space="preserve">Figure 4. 95% confidence intervals for model parameters from the territory generalized linear mixed model </w:t>
+      </w:r>
+      <w:r>
+        <w:t>investigating the</w:t>
+      </w:r>
+      <w:r>
+        <w:t xml:space="preserve"> probability of a raven leaving its territory each day</w:t>
+      </w:r>
+      <w:r>
+        <w:t xml:space="preserve"> (n = 2095)</w:t>
+      </w:r>
+      <w:r>
+        <w:t xml:space="preserve">. </w:t>
+      </w:r>
+    </w:p>
+    <w:p>
+      <w:pPr>
+        <w:spacing w:line="480" w:lineRule="auto"/>
+      </w:pPr>
+      <w:r>
+        <w:rPr>
+          <w:noProof/>
+        </w:rPr>
+        <w:lastRenderedPageBreak/>
+        <w:drawing>
+          <wp:inline distT="0" distB="0" distL="0" distR="0" wp14:anchorId="15CC4ED3" wp14:editId="59F8B17E">
+            <wp:extent cx="5943600" cy="4292600"/>
+            <wp:effectExtent l="0" t="0" r="0" b="0"/>
+            <wp:docPr id="1410372094" name="Graphic 1"/>
+            <wp:cNvGraphicFramePr>
+              <a:graphicFrameLocks xmlns:a="http://schemas.openxmlformats.org/drawingml/2006/main" noChangeAspect="1"/>
+            </wp:cNvGraphicFramePr>
+            <a:graphic xmlns:a="http://schemas.openxmlformats.org/drawingml/2006/main">
+              <a:graphicData uri="http://schemas.openxmlformats.org/drawingml/2006/picture">
+                <pic:pic xmlns:pic="http://schemas.openxmlformats.org/drawingml/2006/picture">
+                  <pic:nvPicPr>
+                    <pic:cNvPr id="1410372094" name=""/>
+                    <pic:cNvPicPr/>
+                  </pic:nvPicPr>
+                  <pic:blipFill>
+                    <a:blip r:embed="rId19">
+                      <a:extLst>
+                        <a:ext uri="{96DAC541-7B7A-43D3-8B79-37D633B846F1}">
+                          <asvg:svgBlip xmlns:asvg="http://schemas.microsoft.com/office/drawing/2016/SVG/main" r:embed="rId20"/>
+                        </a:ext>
+                      </a:extLst>
+                    </a:blip>
+                    <a:stretch>
+                      <a:fillRect/>
+                    </a:stretch>
+                  </pic:blipFill>
+                  <pic:spPr>
+                    <a:xfrm>
+                      <a:off x="0" y="0"/>
+                      <a:ext cx="5943600" cy="4292600"/>
+                    </a:xfrm>
+                    <a:prstGeom prst="rect">
+                      <a:avLst/>
+                    </a:prstGeom>
+                  </pic:spPr>
+                </pic:pic>
+              </a:graphicData>
+            </a:graphic>
+          </wp:inline>
+        </w:drawing>
+      </w:r>
+    </w:p>
+    <w:p>
+      <w:pPr>
+        <w:spacing w:line="480" w:lineRule="auto"/>
+      </w:pPr>
+      <w:r>
+        <w:t xml:space="preserve">Figure 5. Predicted probability and bootstrapped 95% confidence intervals (n = </w:t>
+      </w:r>
+      <w:r>
+        <w:t>5</w:t>
+      </w:r>
+      <w:r>
+        <w:t xml:space="preserve">000) of ravens leaving their territory based on active wolf kills within their territories (p &lt; 0.05) and the </w:t>
+      </w:r>
+      <w:r>
+        <w:t>status</w:t>
+      </w:r>
+      <w:r>
+        <w:t xml:space="preserve"> of the hunting season (p = 0.31). All other continuous scaled covariates are held at 0 and study period was set to </w:t>
+      </w:r>
+      <w:r>
+        <w:rPr>
+          <w:i/>
+          <w:iCs/>
+        </w:rPr>
+        <w:t>early</w:t>
+      </w:r>
+      <w:r>
+        <w:t>.</w:t>
+      </w:r>
+    </w:p>
+    <w:p>
+      <w:pPr>
+        <w:spacing w:line="480" w:lineRule="auto"/>
+        <w:ind w:firstLine="720"/>
+      </w:pPr>
+    </w:p>
+    <w:p>
+      <w:pPr>
+        <w:spacing w:line="480" w:lineRule="auto"/>
+        <w:ind w:firstLine="720"/>
+      </w:pPr>
+      <w:r>
+        <w:t xml:space="preserve">When a raven left its territory, its destination was influenced by many factors. Ravens were more likely to visit the hunting regions during the </w:t>
+      </w:r>
+      <w:commentRangeStart w:id="16"/>
+      <w:r>
+        <w:t xml:space="preserve">hunting season </w:t>
+      </w:r>
+      <w:commentRangeEnd w:id="16"/>
+      <w:r>
+        <w:rPr>
+          <w:rStyle w:val="CommentReference"/>
+          <w:sz w:val="24"/>
+          <w:szCs w:val="24"/>
+        </w:rPr>
+        <w:commentReference w:id="16"/>
+      </w:r>
+      <w:r>
+        <w:t>(0.5</w:t>
+      </w:r>
+      <w:r>
+        <w:t>6</w:t>
+      </w:r>
+      <w:r>
+        <w:t>, SE = 0.19, p &lt; 0.01, Table 2, Fig. 6), but they were not influenced by the actual amount of biomass available in hunting areas (-0.08</w:t>
+      </w:r>
+      <w:r>
+        <w:t>4</w:t>
+      </w:r>
+      <w:r>
+        <w:t>, SE = 0.08, p = 0.</w:t>
+      </w:r>
+      <w:r>
+        <w:t>29</w:t>
+      </w:r>
+      <w:r>
+        <w:t xml:space="preserve">, Table 2, Fig. 6). When a wolf </w:t>
+      </w:r>
+      <w:r>
+        <w:lastRenderedPageBreak/>
+        <w:t>kill was located outside of a raven’s territory, it greatly reduced the likelihood of visiting the hunting area</w:t>
+      </w:r>
+      <w:r>
+        <w:t xml:space="preserve"> by 4</w:t>
+      </w:r>
+      <w:r>
+        <w:t>9</w:t>
+      </w:r>
+      <w:r>
+        <w:t xml:space="preserve"> – 5</w:t>
+      </w:r>
+      <w:r>
+        <w:t>2</w:t>
+      </w:r>
+      <w:r>
+        <w:t>% with a predicted 15 – 2</w:t>
+      </w:r>
+      <w:r>
+        <w:t>3.7</w:t>
+      </w:r>
+      <w:r>
+        <w:t>% of days ending in a visit to the hunting region</w:t>
+      </w:r>
+      <w:r>
+        <w:t xml:space="preserve"> (-2.</w:t>
+      </w:r>
+      <w:r>
+        <w:t>3</w:t>
+      </w:r>
+      <w:r>
+        <w:t>, SE = 0.3</w:t>
+      </w:r>
+      <w:r>
+        <w:t>6</w:t>
+      </w:r>
+      <w:r>
+        <w:t>, p &lt; 0.001, Table 2, Fig. 6). Ravens with territories closer to the hunting regions visited the hunting area more often (-1.7, SE = 0.42, p &lt; 0.001, Table 2, Fig. 6). Ravens were more likely to travel to the hunting area when a greater proportion of GPS tracked territorial ravens made the same decision (0.38, SE = 0.081, p &lt; 0.001 Table 2, Fig. 6). Ravens’ visits to the hunting area increased as temperatures dropped (-0.22, SE = 0.078, p &lt; 0.01, Table 2, Fig. 6) and snow depth increased (0.22, SE = 0.094, p &lt; 0.05, Table 2, Fig. 6).</w:t>
+      </w:r>
+      <w:r>
+        <w:t xml:space="preserve"> </w:t>
+      </w:r>
+    </w:p>
+    <w:p>
+      <w:pPr>
+        <w:spacing w:line="480" w:lineRule="auto"/>
+      </w:pPr>
+      <w:r>
+        <w:rPr>
+          <w:noProof/>
+        </w:rPr>
+        <w:drawing>
+          <wp:inline distT="0" distB="0" distL="0" distR="0" wp14:anchorId="4CB03DC7" wp14:editId="203ECE8A">
+            <wp:extent cx="5943600" cy="4292600"/>
+            <wp:effectExtent l="0" t="0" r="0" b="0"/>
+            <wp:docPr id="1337926633" name="Graphic 1"/>
+            <wp:cNvGraphicFramePr>
+              <a:graphicFrameLocks xmlns:a="http://schemas.openxmlformats.org/drawingml/2006/main" noChangeAspect="1"/>
+            </wp:cNvGraphicFramePr>
+            <a:graphic xmlns:a="http://schemas.openxmlformats.org/drawingml/2006/main">
+              <a:graphicData uri="http://schemas.openxmlformats.org/drawingml/2006/picture">
+                <pic:pic xmlns:pic="http://schemas.openxmlformats.org/drawingml/2006/picture">
+                  <pic:nvPicPr>
+                    <pic:cNvPr id="1337926633" name=""/>
+                    <pic:cNvPicPr/>
+                  </pic:nvPicPr>
+                  <pic:blipFill>
+                    <a:blip r:embed="rId21">
+                      <a:extLst>
+                        <a:ext uri="{96DAC541-7B7A-43D3-8B79-37D633B846F1}">
+                          <asvg:svgBlip xmlns:asvg="http://schemas.microsoft.com/office/drawing/2016/SVG/main" r:embed="rId22"/>
+                        </a:ext>
+                      </a:extLst>
+                    </a:blip>
+                    <a:stretch>
+                      <a:fillRect/>
+                    </a:stretch>
+                  </pic:blipFill>
+                  <pic:spPr>
+                    <a:xfrm>
+                      <a:off x="0" y="0"/>
+                      <a:ext cx="5943600" cy="4292600"/>
+                    </a:xfrm>
+                    <a:prstGeom prst="rect">
+                      <a:avLst/>
+                    </a:prstGeom>
+                  </pic:spPr>
+                </pic:pic>
+              </a:graphicData>
+            </a:graphic>
+          </wp:inline>
+        </w:drawing>
+      </w:r>
+    </w:p>
+    <w:p>
+      <w:pPr>
+        <w:spacing w:line="480" w:lineRule="auto"/>
+      </w:pPr>
+      <w:r>
+        <w:lastRenderedPageBreak/>
+        <w:t xml:space="preserve">Figure 6. 95% confidence intervals for model parameters from the hunting generalized linear mixed model </w:t>
+      </w:r>
+      <w:r>
+        <w:t xml:space="preserve">investigating the probability </w:t>
+      </w:r>
+      <w:r>
+        <w:t>of ravens visiting the hunting regions on days it has left its territory</w:t>
+      </w:r>
+      <w:r>
+        <w:t xml:space="preserve"> (n = 1633)</w:t>
+      </w:r>
+      <w:r>
+        <w:t>.</w:t>
+      </w:r>
+    </w:p>
+    <w:p>
+      <w:pPr>
+        <w:spacing w:line="480" w:lineRule="auto"/>
+      </w:pPr>
+      <w:r>
+        <w:rPr>
+          <w:noProof/>
+        </w:rPr>
+        <w:drawing>
+          <wp:inline distT="0" distB="0" distL="0" distR="0" wp14:anchorId="24865668" wp14:editId="50AD9831">
+            <wp:extent cx="5943600" cy="4292600"/>
+            <wp:effectExtent l="0" t="0" r="0" b="0"/>
+            <wp:docPr id="1121354195" name="Graphic 1"/>
+            <wp:cNvGraphicFramePr>
+              <a:graphicFrameLocks xmlns:a="http://schemas.openxmlformats.org/drawingml/2006/main" noChangeAspect="1"/>
+            </wp:cNvGraphicFramePr>
+            <a:graphic xmlns:a="http://schemas.openxmlformats.org/drawingml/2006/main">
+              <a:graphicData uri="http://schemas.openxmlformats.org/drawingml/2006/picture">
+                <pic:pic xmlns:pic="http://schemas.openxmlformats.org/drawingml/2006/picture">
+                  <pic:nvPicPr>
+                    <pic:cNvPr id="1121354195" name=""/>
+                    <pic:cNvPicPr/>
+                  </pic:nvPicPr>
+                  <pic:blipFill>
+                    <a:blip r:embed="rId23">
+                      <a:extLst>
+                        <a:ext uri="{96DAC541-7B7A-43D3-8B79-37D633B846F1}">
+                          <asvg:svgBlip xmlns:asvg="http://schemas.microsoft.com/office/drawing/2016/SVG/main" r:embed="rId24"/>
+                        </a:ext>
+                      </a:extLst>
+                    </a:blip>
+                    <a:stretch>
+                      <a:fillRect/>
+                    </a:stretch>
+                  </pic:blipFill>
+                  <pic:spPr>
+                    <a:xfrm>
+                      <a:off x="0" y="0"/>
+                      <a:ext cx="5943600" cy="4292600"/>
+                    </a:xfrm>
+                    <a:prstGeom prst="rect">
+                      <a:avLst/>
+                    </a:prstGeom>
+                  </pic:spPr>
+                </pic:pic>
+              </a:graphicData>
+            </a:graphic>
+          </wp:inline>
+        </w:drawing>
+      </w:r>
+    </w:p>
+    <w:p>
+      <w:pPr>
+        <w:spacing w:line="480" w:lineRule="auto"/>
+      </w:pPr>
+      <w:r>
+        <w:t xml:space="preserve">Figure 7. Predicted probability and bootstrapped 95% confidence intervals (n = </w:t>
+      </w:r>
+      <w:r>
+        <w:t>5</w:t>
+      </w:r>
+      <w:r>
+        <w:t>000) of ravens visiting the hunting regions based on the timing of the hunting season (p &lt; 0.01) and whether they located a wolf kill after leaving their territory (p &lt; 0.001). All other continuous scaled covariates are held at 0.</w:t>
+      </w:r>
+    </w:p>
+    <w:p>
+      <w:pPr>
+        <w:spacing w:line="480" w:lineRule="auto"/>
+      </w:pPr>
+    </w:p>
+    <w:p>
+      <w:pPr>
+        <w:spacing w:line="480" w:lineRule="auto"/>
+      </w:pPr>
+      <w:r>
+        <w:rPr>
+          <w:b/>
+          <w:bCs/>
+        </w:rPr>
+        <w:t>Discussion</w:t>
+      </w:r>
+      <w:r>
+        <w:t xml:space="preserve"> </w:t>
+      </w:r>
+    </w:p>
+    <w:p>
+      <w:pPr>
+        <w:spacing w:line="480" w:lineRule="auto"/>
+        <w:ind w:firstLine="720"/>
+      </w:pPr>
+      <w:r>
+        <w:lastRenderedPageBreak/>
+        <w:t>During the non-breeding season, t</w:t>
+      </w:r>
+      <w:r>
+        <w:t>erritorial r</w:t>
+      </w:r>
+      <w:r>
+        <w:t xml:space="preserve">avens do not abandon territories to track distant resources, as some non-territorial ungulates do to track palatable foods </w:t>
+      </w:r>
+      <w:r>
+        <w:fldChar w:fldCharType="begin"/>
+      </w:r>
+      <w:r>
+        <w:instrText xml:space="preserve"> ADDIN ZOTERO_ITEM CSL_CITATION {"citationID":"tFuQwzVA","properties":{"formattedCitation":"(Middleton et al. 2018)","plainCitation":"(Middleton et al. 2018)","noteIndex":0},"citationItems":[{"id":1202,"uris":["http://zotero.org/users/9968163/items/R95UXR8V"],"itemData":{"id":1202,"type":"article-journal","abstract":"Each spring, migratory herbivores around the world track or ‘surf’ green waves of newly emergent vegetation to distant summer or wet-season ranges. This foraging tactic may help explain the great abundance of migratory herbivores on many seasonal landscapes. However, the underlying fitness benefits of this life-history strategy remain poorly understood. A fundamental prediction of the green-wave hypothesis is that migratory herbivores obtain fitness benefits from surfing waves of newly emergent vegetation more closely than their resident counterparts. Here we evaluate whether this behavior increases body-fat levels – a critically important correlate of reproduction and survival for most ungulates – in elk Cervus elaphus of the Greater Yellowstone Ecosystem. Using satellite imagery and GPS tracking data, we found evidence that migrants (n = 23) indeed surfed the green wave, occupying sites 12.7 days closer to peak green-up than residents (n = 16). Importantly, individual variation in surfing may help account for up to 6 kg of variation in autumn body-fat levels. Our findings point to a pathway for anthropogenic changes to the green wave (e.g. climate change) or migrants’ ability to surf it (e.g. development) to impact migratory populations. To explore this possibility, we evaluated potential population-level consequences of constrained surfing with a heuristic model. If green-wave surfing deteriorates by 5–15 days from observed, our model predicts up to a 20% decrease in pregnancy rates, a 2.5% decrease in population growth, and a 30% decrease in abundance over 50 years. By linking green-wave surfing to fitness and illustrating potential effects on population growth, our study provides new insights into the evolution of migratory behavior and the prospects for the persistence of migratory ungulate populations in a changing world.","container-title":"Oikos","DOI":"10.1111/oik.05227","ISSN":"1600-0706","issue":"7","language":"en","license":"© 2017 The Authors","note":"_eprint: https://nsojournals.onlinelibrary.wiley.com/doi/pdf/10.1111/oik.05227","page":"1060-1068","source":"Wiley Online Library","title":"Green-wave surfing increases fat gain in a migratory ungulate","volume":"127","author":[{"family":"Middleton","given":"Arthur D."},{"family":"Merkle","given":"Jerod A."},{"family":"McWhirter","given":"Douglas E."},{"family":"Cook","given":"John G."},{"family":"Cook","given":"Rachel C."},{"family":"White","given":"P. J."},{"family":"Kauffman","given":"Matthew J."}],"issued":{"date-parts":[["2018"]]}}}],"schema":"https://github.com/citation-style-language/schema/raw/master/csl-citation.json"} </w:instrText>
+      </w:r>
+      <w:r>
+        <w:fldChar w:fldCharType="separate"/>
+      </w:r>
+      <w:r>
+        <w:t>(Middleton et al. 2018)</w:t>
+      </w:r>
+      <w:r>
+        <w:fldChar w:fldCharType="end"/>
+      </w:r>
+      <w:r>
+        <w:t xml:space="preserve">. </w:t>
+      </w:r>
+      <w:r>
+        <w:t>Instead, they remained bound to their nesting territories with the with the freedom to travel and exploit distance resources during the day</w:t>
+      </w:r>
+      <w:r>
+        <w:t xml:space="preserve"> </w:t>
+      </w:r>
+      <w:r>
+        <w:fldChar w:fldCharType="begin"/>
+      </w:r>
+      <w:r>
+        <w:instrText xml:space="preserve"> ADDIN ZOTERO_ITEM CSL_CITATION {"citationID":"X5otF2Z9","properties":{"unsorted":false,"formattedCitation":"(Ho et al. 2023)","plainCitation":"(Ho et al. 2023)","noteIndex":0},"citationItems":[{"id":880,"uris":["http://zotero.org/users/9968163/items/Y2CXWCS8"],"itemData":{"id":880,"type":"article-journal","abstract":"&lt;p&gt;Anthropogenic food subsidies can alter ecosystem processes, such as competition, predation, or nutrient transfer, and may strongly affect protected areas. Increasing recreation and ecotourism often create food subsidies, especially in the surrounding lands through fast-growing gateway communities. How the effects of these subsidies extend into protected areas when animals move across boundaries remains largely unexplored. We addressed this question by studying the movement and foraging of common ravens (&lt;italic&gt;Corvus corax)&lt;/italic&gt;, opportunistic scavengers that are well known to feed on predator kills and on anthropogenic food subsidies. We analyzed spatiotemporal data from 57 global positioning system (GPS)-tagged ravens, trapped within or close to Yellowstone National Park, to study their seasonal use of natural and anthropogenic food sources. Although Yellowstone National Park contains a full suite of native predators and ravens can be observed at virtually every kill site, we show that anthropogenic subsidies were utilized to a much greater extent than other natural resources, especially during winter. Important subsidies included gut piles of harvested game animals left by hunters, fat present on wastewater settling ponds, roadkill, and waste from agricultural and urban activities. These subsidies were distributed over vast areas beyond Yellowstone National Park. During fall/winter, ravens traveled longer distances (21.9 vs. 13 km) and spent more time outside Yellowstone National Park (73% of GPS points outside), mostly feeding on anthropogenic subsidies, than in spring/summer (42% of GPS points outside). This difference between seasons was more pronounced for individuals holding territories within the protected area than for those without territories. The large area over which ravens used anthropogenic food subsidies (within more than 100 km of Yellowstone National Park) affects the park’s raven population and the scavenging services they provide. We suggest that the scale of resource use must be considered by managers seeking to control expanding raven populations elsewhere.&lt;/p&gt;","container-title":"Frontiers in Bird Science","DOI":"10.3389/fbirs.2023.1119507","ISSN":"2813-3870","journalAbbreviation":"Front. Bird Sci.","language":"English","publisher":"Frontiers","source":"Frontiers","title":"Scavengers use natural and anthropogenic resources connecting protected areas with surrounding lands","URL":"https://www.frontiersin.org/journals/bird-science/articles/10.3389/fbirs.2023.1119507/full","volume":"2","author":[{"family":"Ho","given":"Cameron"},{"family":"Marzluff","given":"John M."},{"family":"Stahler","given":"Daniel R."},{"family":"Smith","given":"Douglas W."},{"family":"Mueller","given":"Thomas"},{"family":"Wikelski","given":"Martin"},{"family":"Safi","given":"Kamran"},{"family":"Loretto","given":"Matthias-Claudio"}],"accessed":{"date-parts":[["2025",2,19]]},"issued":{"date-parts":[["2023",6,27]]}}}],"schema":"https://github.com/citation-style-language/schema/raw/master/csl-citation.json"} </w:instrText>
+      </w:r>
+      <w:r>
+        <w:fldChar w:fldCharType="separate"/>
+      </w:r>
+      <w:r>
+        <w:rPr>
+          <w:rFonts w:ascii="Aptos" w:hAnsi="Aptos"/>
+        </w:rPr>
+        <w:t>(Ho et al. 2023)</w:t>
+      </w:r>
+      <w:r>
+        <w:fldChar w:fldCharType="end"/>
+      </w:r>
+      <w:r>
+        <w:t xml:space="preserve">. </w:t>
+      </w:r>
+      <w:r>
+        <w:t>In the lands surrounding Yellowstone, r</w:t>
+      </w:r>
+      <w:r>
+        <w:t xml:space="preserve">avens </w:t>
+      </w:r>
+      <w:r>
+        <w:t>are</w:t>
+      </w:r>
+      <w:r>
+        <w:t xml:space="preserve"> the largest </w:t>
+      </w:r>
+      <w:r>
+        <w:t xml:space="preserve">scavenger </w:t>
+      </w:r>
+      <w:r>
+        <w:t xml:space="preserve">population exploiting carrion created through recreational hunting </w:t>
+      </w:r>
+      <w:r>
+        <w:fldChar w:fldCharType="begin"/>
+      </w:r>
+      <w:r>
+        <w:instrText xml:space="preserve"> ADDIN ZOTERO_ITEM CSL_CITATION {"citationID":"aqlvJDgL","properties":{"unsorted":false,"formattedCitation":"(Wilmers et al. 2003{\\i{}b})","plainCitation":"(Wilmers et al. 2003b)","noteIndex":0},"citationItems":[{"id":74,"uris":["http://zotero.org/users/9968163/items/CP2GY75A"],"itemData":{"id":74,"type":"article-journal","abstract":"The Greater Yellowstone Ecosystem in the northern Rocky Mountains provides the context for a natural experiment to investigate the response of consumers to resources with differing spatial and temporal dispersion regimes. Grey wolves (Canis lupus) and human hunters both provide resource subsidies to scavengers by provisioning them with the remains of their kills. Carrion from hunter kills is highly aggregated in time and space whereas carrion from wolf kills is more dispersed in both time and space. We estimated the total amount of carrion consumed by each scavenger species at both wolf and hunter kills over 4 years. Species with large feeding radii [bald eagles (Haliaeetus leucocephalus) and ravens (Corvus corax)], defined as the area over which a consumer can efficiently locate and integrate resources, dominated consumption at the highly aggregated hunter kills whereas competitively dominant species [coyotes (Canis latrans)] dominated at the more dispersed wolf kills. In addition, species diversity and the evenness of carrion consumption between scavengers was greater at wolf kills than at hunter kills while the total number of scavengers at hunter kills exceeded those at wolf kills. From a community perspective, the top–down effect of predation is likely to be stronger in the vicinity of highly aggregated resource pulses as species with large feeding radii switch to feeding on alternative prey once the resource pulse subsides.","container-title":"Ecology Letters","DOI":"10.1046/j.1461-0248.2003.00522.x","ISSN":"1461-0248","issue":"11","language":"en","note":"_eprint: https://onlinelibrary.wiley.com/doi/pdf/10.1046/j.1461-0248.2003.00522.x","page":"996-1003","source":"Wiley Online Library","title":"Resource dispersion and consumer dominance: scavenging at wolf- and hunter-killed carcasses in Greater Yellowstone, USA","title-short":"Resource dispersion and consumer dominance","volume":"6","author":[{"family":"Wilmers","given":"Christopher C."},{"family":"Stahler","given":"Daniel R."},{"family":"Crabtree","given":"Robert L."},{"family":"Smith","given":"Douglas W."},{"family":"Getz","given":"Wayne M."}],"issued":{"date-parts":[["2003"]]}}}],"schema":"https://github.com/citation-style-language/schema/raw/master/csl-citation.json"} </w:instrText>
+      </w:r>
+      <w:r>
+        <w:fldChar w:fldCharType="separate"/>
+      </w:r>
+      <w:r>
+        <w:rPr>
+          <w:rFonts w:ascii="Aptos" w:hAnsi="Aptos" w:cs="Times New Roman"/>
+          <w:kern w:val="0"/>
+        </w:rPr>
+        <w:t>(Wilmers et al. 2003</w:t>
+      </w:r>
+      <w:r>
+        <w:rPr>
+          <w:rFonts w:ascii="Aptos" w:hAnsi="Aptos" w:cs="Times New Roman"/>
+          <w:i/>
+          <w:iCs/>
+          <w:kern w:val="0"/>
+        </w:rPr>
+        <w:t>b</w:t>
+      </w:r>
+      <w:r>
+        <w:rPr>
+          <w:rFonts w:ascii="Aptos" w:hAnsi="Aptos" w:cs="Times New Roman"/>
+          <w:kern w:val="0"/>
+        </w:rPr>
+        <w:t>)</w:t>
+      </w:r>
+      <w:r>
+        <w:fldChar w:fldCharType="end"/>
+      </w:r>
+      <w:r>
+        <w:t>.</w:t>
+      </w:r>
+      <w:r>
+        <w:t xml:space="preserve"> Despite wolves being absent from the landscape for over 70 years, ravens were able to adapt to the new resource and shifted their space use to overlap with wolves more during winters with greater wolf predation rates </w:t>
+      </w:r>
+      <w:r>
+        <w:fldChar w:fldCharType="begin"/>
+      </w:r>
+      <w:r>
+        <w:instrText xml:space="preserve"> ADDIN ZOTERO_ITEM CSL_CITATION {"citationID":"7A7COZ0N","properties":{"unsorted":false,"formattedCitation":"(Walker et al. 2018)","plainCitation":"(Walker et al. 2018)","noteIndex":0},"citationItems":[{"id":88,"uris":["http://zotero.org/users/9968163/items/QYPZ7UF9"],"itemData":{"id":88,"type":"article-journal","abstract":"Top predators have cascading effects throughout the food web, but their impacts on scavenger abundance are largely unknown. Gray wolves (Canis lupus) provide carrion to a suite of scavenger species, including the common raven (Corvus corax). Ravens are wide</w:instrText>
+      </w:r>
+      <w:r>
+        <w:rPr>
+          <w:rFonts w:ascii="Cambria Math" w:hAnsi="Cambria Math" w:cs="Cambria Math"/>
+        </w:rPr>
+        <w:instrText>‐</w:instrText>
+      </w:r>
+      <w:r>
+        <w:instrText>ranging and intelligent omnivores that commonly take advantage of anthropogenic food resources. In areas where they overlap with wolves, however, ravens are numerous and ubiquitous scavengers of wolf</w:instrText>
+      </w:r>
+      <w:r>
+        <w:rPr>
+          <w:rFonts w:ascii="Cambria Math" w:hAnsi="Cambria Math" w:cs="Cambria Math"/>
+        </w:rPr>
+        <w:instrText>‐</w:instrText>
+      </w:r>
+      <w:r>
+        <w:instrText>acquired carrion. We aimed to determine whether subsidies provided through wolves are a limiting factor for raven populations in general and how the wolf reintroduction to Yellowstone National Park in 1995</w:instrText>
+      </w:r>
+      <w:r>
+        <w:rPr>
+          <w:rFonts w:ascii="Aptos" w:hAnsi="Aptos" w:cs="Aptos"/>
+        </w:rPr>
+        <w:instrText>–</w:instrText>
+      </w:r>
+      <w:r>
+        <w:instrText>1997 affected raven population abundance and distribution on the Yellowstone's Northern Range specifically. We counted ravens throughout Yellowstone's Northern Range in March from 2009 to 2017 in both human</w:instrText>
+      </w:r>
+      <w:r>
+        <w:rPr>
+          <w:rFonts w:ascii="Cambria Math" w:hAnsi="Cambria Math" w:cs="Cambria Math"/>
+        </w:rPr>
+        <w:instrText>‐</w:instrText>
+      </w:r>
+      <w:r>
+        <w:instrText>use areas and wolf habitat. We then used statistics related to the local wolf population and the winter weather conditions to model raven abundance during our study period and predict raven abundance on the Northern Range both before and after the wolf reintroduction. In relatively severe winters with greater snowpack, raven abundance increased in areas of human use and decreased in wolf habitat. When wolves were able to acquire more carrion, however, ravens increased in wolf habitat and decreased in areas with anthropogenic resources. Raven populations prior to the wolf reintroduction were likely more variable and heavily dependent on ungulate winter</w:instrText>
+      </w:r>
+      <w:r>
+        <w:rPr>
+          <w:rFonts w:ascii="Cambria Math" w:hAnsi="Cambria Math" w:cs="Cambria Math"/>
+        </w:rPr>
+        <w:instrText>‐</w:instrText>
+      </w:r>
+      <w:r>
+        <w:instrText>kill and hunter</w:instrText>
+      </w:r>
+      <w:r>
+        <w:rPr>
+          <w:rFonts w:ascii="Cambria Math" w:hAnsi="Cambria Math" w:cs="Cambria Math"/>
+        </w:rPr>
+        <w:instrText>‐</w:instrText>
+      </w:r>
+      <w:r>
+        <w:instrText xml:space="preserve">provided carcasses. The wolf recovery in Yellowstone helped stabilize raven populations by providing a regular food supply, regardless of winter severity. This stabilization has important implications for effective land management as wolves recolonize the west and global climate patterns change.","container-title":"Ecology and Evolution","DOI":"10.1002/ece3.4583","ISSN":"2045-7758","issue":"22","journalAbbreviation":"Ecol Evol","page":"11158-11168","PMID":"30519433","PMCID":"PMC6262918","source":"PubMed Central","title":"Population responses of common ravens to reintroduced gray wolves","volume":"8","author":[{"family":"Walker","given":"Lauren E."},{"family":"Marzluff","given":"John M."},{"family":"Metz","given":"Matthew C."},{"family":"Wirsing","given":"Aaron J."},{"family":"Moskal","given":"L. Monika"},{"family":"Stahler","given":"Daniel R."},{"family":"Smith","given":"Douglas W."}],"issued":{"date-parts":[["2018",10,30]]}}}],"schema":"https://github.com/citation-style-language/schema/raw/master/csl-citation.json"} </w:instrText>
+      </w:r>
+      <w:r>
+        <w:fldChar w:fldCharType="separate"/>
+      </w:r>
+      <w:r>
+        <w:rPr>
+          <w:rFonts w:ascii="Aptos" w:hAnsi="Aptos"/>
+        </w:rPr>
+        <w:t>(Walker et al. 2018)</w:t>
+      </w:r>
+      <w:r>
+        <w:fldChar w:fldCharType="end"/>
+      </w:r>
+      <w:r>
+        <w:t xml:space="preserve">. </w:t>
+      </w:r>
+      <w:r>
+        <w:t xml:space="preserve"> </w:t>
+      </w:r>
+      <w:r>
+        <w:t>20 years after the reintroduction of wolves</w:t>
+      </w:r>
+      <w:r>
+        <w:t>,</w:t>
+      </w:r>
+      <w:r>
+        <w:t xml:space="preserve"> when </w:t>
+      </w:r>
+      <w:commentRangeStart w:id="17"/>
+      <w:r>
+        <w:t>recreational hunting effort</w:t>
+      </w:r>
+      <w:commentRangeEnd w:id="17"/>
+      <w:r>
+        <w:rPr>
+          <w:rStyle w:val="CommentReference"/>
+          <w:sz w:val="24"/>
+          <w:szCs w:val="24"/>
+        </w:rPr>
+        <w:commentReference w:id="17"/>
+      </w:r>
+      <w:r>
+        <w:t>s</w:t>
+      </w:r>
+      <w:r>
+        <w:t xml:space="preserve"> have declined significantly and wolf and elk population</w:t>
+      </w:r>
+      <w:r>
+        <w:t xml:space="preserve"> have stabilized</w:t>
+      </w:r>
+      <w:r>
+        <w:t xml:space="preserve"> </w:t>
+      </w:r>
+      <w:r>
+        <w:fldChar w:fldCharType="begin"/>
+      </w:r>
+      <w:r>
+        <w:instrText xml:space="preserve"> ADDIN ZOTERO_ITEM CSL_CITATION {"citationID":"O4SuKLnf","properties":{"unsorted":false,"formattedCitation":"(Cassidy et al. 2025)","plainCitation":"(Cassidy et al. 2025)","noteIndex":0},"citationItems":[{"id":1023,"uris":["http://zotero.org/users/9968163/items/CQDXIF5Z"],"itemData":{"id":1023,"type":"article-journal","container-title":"National Park Service, Yellowstone Center for Resources, Yellowstone National Park, WY, USA, YCR-2025-01","title":"Yellowstone National Park Wolf, Cougar, and Elk Project Annual Report 2024","author":[{"family":"Cassidy","given":"Kira A"},{"family":"Stahler","given":"Dan R"},{"family":"Stahler","given":"Erin","suffix":"A"},{"family":"Metz","given":"Matthew"},{"family":"SunderRaj","given":"Jeremy"},{"family":"Rabe","given":"Taylor"},{"family":"Rabe","given":"Jack"},{"family":"Tatton","given":"Nicole"},{"family":"Packila","given":"Mark"},{"family":"Cassidy","given":"Brenna"},{"family":"Lacey","given":"Claire"},{"family":"Scott","given":"Gordon"},{"family":"Ho","given":"Cameron"}],"issued":{"date-parts":[["2025"]]}}}],"schema":"https://github.com/citation-style-language/schema/raw/master/csl-citation.json"} </w:instrText>
+      </w:r>
+      <w:r>
+        <w:fldChar w:fldCharType="separate"/>
+      </w:r>
+      <w:r>
+        <w:rPr>
+          <w:rFonts w:ascii="Aptos" w:hAnsi="Aptos"/>
+        </w:rPr>
+        <w:t>(Cassidy et al. 2025)</w:t>
+      </w:r>
+      <w:r>
+        <w:fldChar w:fldCharType="end"/>
+      </w:r>
+      <w:r>
+        <w:t>,</w:t>
+      </w:r>
+      <w:r>
+        <w:t xml:space="preserve"> </w:t>
+      </w:r>
+      <w:r>
+        <w:t xml:space="preserve">ravens are faced with a very familiar landscape of opportunity, albeit one where </w:t>
+      </w:r>
+      <w:r>
+        <w:t>availabilities</w:t>
+      </w:r>
+      <w:r>
+        <w:t xml:space="preserve"> have changed.</w:t>
+      </w:r>
+      <w:r>
+        <w:t xml:space="preserve"> </w:t>
+      </w:r>
+    </w:p>
+    <w:p>
+      <w:pPr>
+        <w:spacing w:line="480" w:lineRule="auto"/>
+      </w:pPr>
+      <w:r>
+        <w:rPr>
+          <w:noProof/>
+        </w:rPr>
+        <w:lastRenderedPageBreak/>
+        <w:drawing>
+          <wp:inline distT="0" distB="0" distL="0" distR="0" wp14:anchorId="5D0DD97E" wp14:editId="775DAE35">
+            <wp:extent cx="5943600" cy="3962400"/>
+            <wp:effectExtent l="0" t="0" r="0" b="0"/>
+            <wp:docPr id="1842180356" name="Graphic 1"/>
+            <wp:cNvGraphicFramePr>
+              <a:graphicFrameLocks xmlns:a="http://schemas.openxmlformats.org/drawingml/2006/main" noChangeAspect="1"/>
+            </wp:cNvGraphicFramePr>
+            <a:graphic xmlns:a="http://schemas.openxmlformats.org/drawingml/2006/main">
+              <a:graphicData uri="http://schemas.openxmlformats.org/drawingml/2006/picture">
+                <pic:pic xmlns:pic="http://schemas.openxmlformats.org/drawingml/2006/picture">
+                  <pic:nvPicPr>
+                    <pic:cNvPr id="1842180356" name=""/>
+                    <pic:cNvPicPr/>
+                  </pic:nvPicPr>
+                  <pic:blipFill>
+                    <a:blip r:embed="rId25">
+                      <a:extLst>
+                        <a:ext uri="{96DAC541-7B7A-43D3-8B79-37D633B846F1}">
+                          <asvg:svgBlip xmlns:asvg="http://schemas.microsoft.com/office/drawing/2016/SVG/main" r:embed="rId26"/>
+                        </a:ext>
+                      </a:extLst>
+                    </a:blip>
+                    <a:stretch>
+                      <a:fillRect/>
+                    </a:stretch>
+                  </pic:blipFill>
+                  <pic:spPr>
+                    <a:xfrm>
+                      <a:off x="0" y="0"/>
+                      <a:ext cx="5943600" cy="3962400"/>
+                    </a:xfrm>
+                    <a:prstGeom prst="rect">
+                      <a:avLst/>
+                    </a:prstGeom>
+                  </pic:spPr>
+                </pic:pic>
+              </a:graphicData>
+            </a:graphic>
+          </wp:inline>
+        </w:drawing>
+      </w:r>
+    </w:p>
+    <w:p>
+      <w:pPr>
+        <w:spacing w:line="480" w:lineRule="auto"/>
+      </w:pPr>
+      <w:r>
+        <w:t xml:space="preserve">Figure 8. Plot shows </w:t>
+      </w:r>
+      <w:r>
+        <w:t>the average proportion of</w:t>
+      </w:r>
+      <w:r>
+        <w:t xml:space="preserve"> days </w:t>
+      </w:r>
+      <w:r>
+        <w:t>individual ravens</w:t>
+      </w:r>
+      <w:r>
+        <w:t xml:space="preserve"> made each movement decision</w:t>
+      </w:r>
+      <w:r>
+        <w:t>.</w:t>
+      </w:r>
+    </w:p>
+    <w:p>
+      <w:pPr>
+        <w:spacing w:line="480" w:lineRule="auto"/>
+      </w:pPr>
+      <w:r>
+        <w:br w:type="page"/>
+      </w:r>
+    </w:p>
+    <w:p>
+      <w:pPr>
+        <w:spacing w:line="480" w:lineRule="auto"/>
+      </w:pPr>
+      <w:commentRangeStart w:id="18"/>
+      <w:r>
+        <w:rPr>
+          <w:noProof/>
+        </w:rPr>
+        <w:lastRenderedPageBreak/>
+        <w:drawing>
+          <wp:inline distT="0" distB="0" distL="0" distR="0" wp14:anchorId="5FF1159F" wp14:editId="3ED76408">
+            <wp:extent cx="5943600" cy="4457700"/>
+            <wp:effectExtent l="0" t="0" r="0" b="0"/>
+            <wp:docPr id="35385176" name="Graphic 1"/>
+            <wp:cNvGraphicFramePr>
+              <a:graphicFrameLocks xmlns:a="http://schemas.openxmlformats.org/drawingml/2006/main" noChangeAspect="1"/>
+            </wp:cNvGraphicFramePr>
+            <a:graphic xmlns:a="http://schemas.openxmlformats.org/drawingml/2006/main">
+              <a:graphicData uri="http://schemas.openxmlformats.org/drawingml/2006/picture">
+                <pic:pic xmlns:pic="http://schemas.openxmlformats.org/drawingml/2006/picture">
+                  <pic:nvPicPr>
+                    <pic:cNvPr id="35385176" name=""/>
+                    <pic:cNvPicPr/>
+                  </pic:nvPicPr>
+                  <pic:blipFill>
+                    <a:blip r:embed="rId27">
+                      <a:extLst>
+                        <a:ext uri="{96DAC541-7B7A-43D3-8B79-37D633B846F1}">
+                          <asvg:svgBlip xmlns:asvg="http://schemas.microsoft.com/office/drawing/2016/SVG/main" r:embed="rId28"/>
+                        </a:ext>
+                      </a:extLst>
+                    </a:blip>
+                    <a:stretch>
+                      <a:fillRect/>
+                    </a:stretch>
+                  </pic:blipFill>
+                  <pic:spPr>
+                    <a:xfrm>
+                      <a:off x="0" y="0"/>
+                      <a:ext cx="5943600" cy="4457700"/>
+                    </a:xfrm>
+                    <a:prstGeom prst="rect">
+                      <a:avLst/>
+                    </a:prstGeom>
+                  </pic:spPr>
+                </pic:pic>
+              </a:graphicData>
+            </a:graphic>
+          </wp:inline>
+        </w:drawing>
+      </w:r>
+      <w:commentRangeEnd w:id="18"/>
+      <w:r>
+        <w:rPr>
+          <w:rStyle w:val="CommentReference"/>
+          <w:sz w:val="24"/>
+          <w:szCs w:val="24"/>
+        </w:rPr>
+        <w:commentReference w:id="18"/>
+      </w:r>
+    </w:p>
+    <w:p>
+      <w:pPr>
+        <w:spacing w:line="480" w:lineRule="auto"/>
+      </w:pPr>
+      <w:r>
+        <w:t xml:space="preserve">Figure 9. Plot shows the average (between years) proportion of ravens that made a movement decision on each day during the early winter months. In the months prior to the hunting season, trips to the hunting regions were farther apart. However, in the week preceding the MTFWP rifle hunting season (~ Oct 23), we see more consistent visits to the hunting regions. </w:t>
+      </w:r>
+    </w:p>
+    <w:p>
+      <w:pPr>
+        <w:spacing w:line="480" w:lineRule="auto"/>
+      </w:pPr>
+    </w:p>
+    <w:p>
+      <w:pPr>
+        <w:spacing w:line="480" w:lineRule="auto"/>
+        <w:ind w:firstLine="720"/>
+        <w:rPr>
+          <w:noProof/>
+        </w:rPr>
+      </w:pPr>
+    </w:p>
+    <w:p>
+      <w:pPr>
+        <w:spacing w:line="480" w:lineRule="auto"/>
+        <w:ind w:firstLine="720"/>
+        <w:jc w:val="center"/>
+      </w:pPr>
+      <w:r>
+        <w:rPr>
+          <w:noProof/>
+        </w:rPr>
+        <w:lastRenderedPageBreak/>
+        <w:drawing>
+          <wp:inline distT="0" distB="0" distL="0" distR="0" wp14:anchorId="4FA17B32" wp14:editId="2FE3BC90">
+            <wp:extent cx="5430130" cy="4277857"/>
+            <wp:effectExtent l="0" t="0" r="0" b="8890"/>
+            <wp:docPr id="1609408297" name="Picture 1"/>
+            <wp:cNvGraphicFramePr>
+              <a:graphicFrameLocks xmlns:a="http://schemas.openxmlformats.org/drawingml/2006/main" noChangeAspect="1"/>
+            </wp:cNvGraphicFramePr>
+            <a:graphic xmlns:a="http://schemas.openxmlformats.org/drawingml/2006/main">
+              <a:graphicData uri="http://schemas.openxmlformats.org/drawingml/2006/picture">
+                <pic:pic xmlns:pic="http://schemas.openxmlformats.org/drawingml/2006/picture">
+                  <pic:nvPicPr>
+                    <pic:cNvPr id="0" name="Picture 3"/>
+                    <pic:cNvPicPr>
+                      <a:picLocks noChangeAspect="1" noChangeArrowheads="1"/>
+                    </pic:cNvPicPr>
+                  </pic:nvPicPr>
+                  <pic:blipFill rotWithShape="1">
+                    <a:blip r:embed="rId29">
+                      <a:extLst>
+                        <a:ext uri="{28A0092B-C50C-407E-A947-70E740481C1C}">
+                          <a14:useLocalDpi xmlns:a14="http://schemas.microsoft.com/office/drawing/2010/main" val="0"/>
+                        </a:ext>
+                      </a:extLst>
+                    </a:blip>
+                    <a:srcRect l="15047" r="13508"/>
+                    <a:stretch>
+                      <a:fillRect/>
+                    </a:stretch>
+                  </pic:blipFill>
+                  <pic:spPr bwMode="auto">
+                    <a:xfrm>
+                      <a:off x="0" y="0"/>
+                      <a:ext cx="5439758" cy="4285442"/>
+                    </a:xfrm>
+                    <a:prstGeom prst="rect">
+                      <a:avLst/>
+                    </a:prstGeom>
+                    <a:noFill/>
+                    <a:ln>
+                      <a:noFill/>
+                    </a:ln>
+                    <a:extLst>
+                      <a:ext uri="{53640926-AAD7-44D8-BBD7-CCE9431645EC}">
+                        <a14:shadowObscured xmlns:a14="http://schemas.microsoft.com/office/drawing/2010/main"/>
+                      </a:ext>
+                    </a:extLst>
+                  </pic:spPr>
+                </pic:pic>
+              </a:graphicData>
+            </a:graphic>
+          </wp:inline>
+        </w:drawing>
+      </w:r>
+    </w:p>
+    <w:p>
+      <w:pPr>
+        <w:spacing w:line="480" w:lineRule="auto"/>
+      </w:pPr>
+      <w:r>
+        <w:t xml:space="preserve">Figure . Maps show the GPS point hotspots within the MTFWP hunting region throughout </w:t>
+      </w:r>
+      <w:r>
+        <w:t xml:space="preserve">the various periods during </w:t>
+      </w:r>
+      <w:r>
+        <w:t>the winter</w:t>
+      </w:r>
+      <w:r>
+        <w:t xml:space="preserve"> when ungulate hunting does and does not occur</w:t>
+      </w:r>
+      <w:r>
+        <w:t xml:space="preserve">. </w:t>
+      </w:r>
+    </w:p>
+    <w:p>
+      <w:pPr>
+        <w:spacing w:line="480" w:lineRule="auto"/>
+      </w:pPr>
+    </w:p>
+    <w:p>
+      <w:pPr>
+        <w:spacing w:line="480" w:lineRule="auto"/>
+        <w:ind w:firstLine="720"/>
+      </w:pPr>
+      <w:r>
+        <w:t xml:space="preserve">Ravens </w:t>
+      </w:r>
+      <w:r>
+        <w:t>largely remained on territor</w:t>
+      </w:r>
+      <w:r>
+        <w:t>y</w:t>
+      </w:r>
+      <w:r>
+        <w:t xml:space="preserve"> until </w:t>
+      </w:r>
+      <w:r>
+        <w:t xml:space="preserve">the </w:t>
+      </w:r>
+      <w:r>
+        <w:t xml:space="preserve">last week of October when </w:t>
+      </w:r>
+      <w:r>
+        <w:t>ungulate</w:t>
+      </w:r>
+      <w:r>
+        <w:t xml:space="preserve"> hunting </w:t>
+      </w:r>
+      <w:r>
+        <w:t>began</w:t>
+      </w:r>
+      <w:r>
+        <w:t xml:space="preserve"> and the number of visits to the hunting regions increased</w:t>
+      </w:r>
+      <w:r>
+        <w:t xml:space="preserve"> </w:t>
+      </w:r>
+      <w:r>
+        <w:t>(</w:t>
+      </w:r>
+      <w:commentRangeStart w:id="19"/>
+      <w:r>
+        <w:t xml:space="preserve">Fig. </w:t>
+      </w:r>
+      <w:commentRangeEnd w:id="19"/>
+      <w:r>
+        <w:rPr>
+          <w:rStyle w:val="CommentReference"/>
+          <w:sz w:val="24"/>
+          <w:szCs w:val="24"/>
+        </w:rPr>
+        <w:commentReference w:id="19"/>
+      </w:r>
+      <w:r>
+        <w:t>).</w:t>
+      </w:r>
+      <w:r>
+        <w:t xml:space="preserve"> </w:t>
+      </w:r>
+      <w:r>
+        <w:t>The number of trips</w:t>
+      </w:r>
+      <w:r>
+        <w:t xml:space="preserve"> to the hunting regions</w:t>
+      </w:r>
+      <w:r>
+        <w:t xml:space="preserve"> then</w:t>
+      </w:r>
+      <w:r>
+        <w:t xml:space="preserve"> remained</w:t>
+      </w:r>
+      <w:r>
+        <w:t xml:space="preserve"> consistent </w:t>
+      </w:r>
+      <w:r>
+        <w:t>throughout the remainder of winter</w:t>
+      </w:r>
+      <w:r>
+        <w:t xml:space="preserve"> </w:t>
+      </w:r>
+      <w:commentRangeStart w:id="20"/>
+      <w:r>
+        <w:t>(Fig. )</w:t>
+      </w:r>
+      <w:commentRangeEnd w:id="20"/>
+      <w:r>
+        <w:rPr>
+          <w:rStyle w:val="CommentReference"/>
+          <w:sz w:val="24"/>
+          <w:szCs w:val="24"/>
+        </w:rPr>
+        <w:commentReference w:id="20"/>
+      </w:r>
+      <w:r>
+        <w:t xml:space="preserve"> while the </w:t>
+      </w:r>
+      <w:r>
+        <w:t>centers</w:t>
+      </w:r>
+      <w:r>
+        <w:t xml:space="preserve"> of activity shifted in accordance with the location of </w:t>
+      </w:r>
+      <w:r>
+        <w:t xml:space="preserve">primary </w:t>
+      </w:r>
+      <w:r>
+        <w:t xml:space="preserve">source of anthropogenic </w:t>
+      </w:r>
+      <w:r>
+        <w:t>subsidies</w:t>
+      </w:r>
+      <w:r>
+        <w:t xml:space="preserve"> (</w:t>
+      </w:r>
+      <w:commentRangeStart w:id="21"/>
+      <w:r>
+        <w:t xml:space="preserve">Supp. Fig. </w:t>
+      </w:r>
+      <w:commentRangeEnd w:id="21"/>
+      <w:r>
+        <w:rPr>
+          <w:rStyle w:val="CommentReference"/>
+          <w:sz w:val="24"/>
+          <w:szCs w:val="24"/>
+        </w:rPr>
+        <w:commentReference w:id="21"/>
+      </w:r>
+      <w:r>
+        <w:t xml:space="preserve">). Before hunting seasons began in </w:t>
+      </w:r>
+      <w:r>
+        <w:t xml:space="preserve">late </w:t>
+      </w:r>
+      <w:r>
+        <w:t xml:space="preserve">October and between hunting seasons in the middle of winter, </w:t>
+      </w:r>
+      <w:r>
+        <w:t>ravens</w:t>
+      </w:r>
+      <w:r>
+        <w:t xml:space="preserve"> </w:t>
+      </w:r>
+      <w:r>
+        <w:t>v</w:t>
+      </w:r>
+      <w:r>
+        <w:t>isit</w:t>
+      </w:r>
+      <w:r>
+        <w:t>ing</w:t>
+      </w:r>
+      <w:r>
+        <w:t xml:space="preserve"> the hunting region</w:t>
+      </w:r>
+      <w:r>
+        <w:t>s</w:t>
+      </w:r>
+      <w:r>
+        <w:t xml:space="preserve"> </w:t>
+      </w:r>
+      <w:r>
+        <w:t>spen</w:t>
+      </w:r>
+      <w:r>
+        <w:t xml:space="preserve">t </w:t>
+      </w:r>
+      <w:r>
+        <w:lastRenderedPageBreak/>
+        <w:t xml:space="preserve">more </w:t>
+      </w:r>
+      <w:r>
+        <w:t>time</w:t>
+      </w:r>
+      <w:r>
+        <w:t xml:space="preserve"> </w:t>
+      </w:r>
+      <w:r>
+        <w:t>at the Gardiner landfill and sewage treatment ponds.</w:t>
+      </w:r>
+      <w:r>
+        <w:t xml:space="preserve"> </w:t>
+      </w:r>
+      <w:r>
+        <w:t xml:space="preserve">However, the decreases in visits to the landfill during the hunting season indicate that these sites are lower priority than carrion. There is also limited recreational hunting occurring from indigenous tribes with treaty hunting rights in the MTFWP hunting region. </w:t>
+      </w:r>
+      <w:r>
+        <w:t>Tribal</w:t>
+      </w:r>
+      <w:r>
+        <w:t xml:space="preserve"> hunters, while having a more limited take </w:t>
+      </w:r>
+      <w:commentRangeStart w:id="22"/>
+      <w:r>
+        <w:t>(1-2 ungulates a week) compared to</w:t>
+      </w:r>
+      <w:r>
+        <w:t xml:space="preserve"> the</w:t>
+      </w:r>
+      <w:r>
+        <w:t xml:space="preserve"> MTFWP and bison hunting we were able to record in our study, </w:t>
+      </w:r>
+      <w:commentRangeEnd w:id="22"/>
+      <w:r>
+        <w:rPr>
+          <w:rStyle w:val="CommentReference"/>
+          <w:sz w:val="24"/>
+          <w:szCs w:val="24"/>
+        </w:rPr>
+        <w:commentReference w:id="22"/>
+      </w:r>
+      <w:r>
+        <w:t xml:space="preserve">still create carrion throughout the central winter months that can draw large </w:t>
+      </w:r>
+      <w:commentRangeStart w:id="23"/>
+      <w:r>
+        <w:t>groups of ravens</w:t>
+      </w:r>
+      <w:commentRangeEnd w:id="23"/>
+      <w:r>
+        <w:rPr>
+          <w:rStyle w:val="CommentReference"/>
+          <w:sz w:val="24"/>
+          <w:szCs w:val="24"/>
+        </w:rPr>
+        <w:commentReference w:id="23"/>
+      </w:r>
+      <w:r>
+        <w:t xml:space="preserve">. </w:t>
+      </w:r>
+    </w:p>
+    <w:p>
+      <w:pPr>
+        <w:spacing w:line="480" w:lineRule="auto"/>
+        <w:ind w:firstLine="720"/>
+      </w:pPr>
+      <w:r>
+        <w:t xml:space="preserve">When </w:t>
+      </w:r>
+      <w:r>
+        <w:t>we considered</w:t>
+      </w:r>
+      <w:r>
+        <w:t xml:space="preserve"> the competing effects of wolf kills and recreational hunting on raven movement</w:t>
+      </w:r>
+      <w:r>
+        <w:t xml:space="preserve"> decisions</w:t>
+      </w:r>
+      <w:r>
+        <w:t xml:space="preserve">, ravens </w:t>
+      </w:r>
+      <w:r>
+        <w:t>used</w:t>
+      </w:r>
+      <w:r>
+        <w:t xml:space="preserve"> daily knowledge of local resource </w:t>
+      </w:r>
+      <w:r>
+        <w:t>consistent with our hypotheses</w:t>
+      </w:r>
+      <w:r>
+        <w:t xml:space="preserve">. </w:t>
+      </w:r>
+      <w:r>
+        <w:t>Although</w:t>
+      </w:r>
+      <w:r>
+        <w:t xml:space="preserve">, </w:t>
+      </w:r>
+      <w:r>
+        <w:t>individuals</w:t>
+      </w:r>
+      <w:r>
+        <w:t xml:space="preserve"> varied considerably </w:t>
+      </w:r>
+      <w:r>
+        <w:t xml:space="preserve">in their </w:t>
+      </w:r>
+      <w:r>
+        <w:t xml:space="preserve">decisions </w:t>
+      </w:r>
+      <w:r>
+        <w:t xml:space="preserve">(Fig. 2). </w:t>
+      </w:r>
+      <w:r>
+        <w:t>After leaving their territories, ravens were more likely to visit the hunting regions during the hunting season, regardless of the amount of biomass created by hunters.</w:t>
+      </w:r>
+      <w:r>
+        <w:t xml:space="preserve"> </w:t>
+      </w:r>
+      <w:r>
+        <w:t>We were unable to find a similar effect of hunting season on a raven</w:t>
+      </w:r>
+      <w:r>
+        <w:t>’s</w:t>
+      </w:r>
+      <w:r>
+        <w:t xml:space="preserve"> probability of leaving their territories</w:t>
+      </w:r>
+      <w:r>
+        <w:t>.</w:t>
+      </w:r>
+      <w:r>
+        <w:t xml:space="preserve"> </w:t>
+      </w:r>
+      <w:r>
+        <w:t>I</w:t>
+      </w:r>
+      <w:r>
+        <w:t>f we had been able to consider a wider time period, it is likely we would have captured a similar effect given the strong change in raven decision making at the beginning of the hunting season.</w:t>
+      </w:r>
+      <w:r>
+        <w:t xml:space="preserve"> The presence of a wolf kill within their territory or the discovery of a wolf kill outside their territory decreased a raven’s probability of continuing to the following resource. </w:t>
+      </w:r>
+      <w:r>
+        <w:t>Although, w</w:t>
+      </w:r>
+      <w:commentRangeStart w:id="24"/>
+      <w:r>
+        <w:t xml:space="preserve">e were surprised </w:t>
+      </w:r>
+      <w:commentRangeEnd w:id="24"/>
+      <w:r>
+        <w:rPr>
+          <w:rStyle w:val="CommentReference"/>
+          <w:sz w:val="24"/>
+          <w:szCs w:val="24"/>
+        </w:rPr>
+        <w:commentReference w:id="24"/>
+      </w:r>
+      <w:r>
+        <w:t xml:space="preserve">to observe large variation in </w:t>
+      </w:r>
+      <w:r>
+        <w:t xml:space="preserve">a </w:t>
+      </w:r>
+      <w:r>
+        <w:t>raven</w:t>
+      </w:r>
+      <w:r>
+        <w:t>’s</w:t>
+      </w:r>
+      <w:r>
+        <w:t xml:space="preserve"> response to wolf kills by the location of the kill. </w:t>
+      </w:r>
+    </w:p>
+    <w:p>
+      <w:pPr>
+        <w:spacing w:line="480" w:lineRule="auto"/>
+        <w:ind w:firstLine="720"/>
+      </w:pPr>
+      <w:r>
+        <w:t xml:space="preserve">Ravens responded more strongly to wolf kills outside their territories than </w:t>
+      </w:r>
+      <w:r>
+        <w:t>to those</w:t>
+      </w:r>
+      <w:r>
+        <w:t xml:space="preserve"> </w:t>
+      </w:r>
+      <w:r>
+        <w:t>within, apparently forgoing locally available carrion in favor of alternative resources</w:t>
+      </w:r>
+      <w:r>
+        <w:t xml:space="preserve">. </w:t>
+      </w:r>
+      <w:r>
+        <w:t xml:space="preserve">While we found a statistically significant negative effect of wolf kills within the territory that </w:t>
+      </w:r>
+      <w:r>
+        <w:lastRenderedPageBreak/>
+        <w:t>matched our hypothesis</w:t>
+      </w:r>
+      <w:r>
+        <w:t xml:space="preserve">, </w:t>
+      </w:r>
+      <w:r>
+        <w:t>we assumed ravens had complete knowledge of wolf activity, and therefore wolf kill presence, within their territories. In the case of many ravens within our sample, this is likely the case as territor</w:t>
+      </w:r>
+      <w:r>
+        <w:t xml:space="preserve">ies </w:t>
+      </w:r>
+      <w:r>
+        <w:t xml:space="preserve">were small. However, some individuals did have large home </w:t>
+      </w:r>
+      <w:r>
+        <w:t>ranges,</w:t>
+      </w:r>
+      <w:r>
+        <w:t xml:space="preserve"> and these individuals visit</w:t>
+      </w:r>
+      <w:r>
+        <w:t>ed</w:t>
+      </w:r>
+      <w:r>
+        <w:t xml:space="preserve"> </w:t>
+      </w:r>
+      <w:r>
+        <w:t xml:space="preserve">available </w:t>
+      </w:r>
+      <w:r>
+        <w:t xml:space="preserve">wolf kills </w:t>
+      </w:r>
+      <w:r>
+        <w:t>less</w:t>
+      </w:r>
+      <w:r>
+        <w:t xml:space="preserve"> frequently</w:t>
+      </w:r>
+      <w:r>
+        <w:t>, potentially indicating a lack of knowledge</w:t>
+      </w:r>
+      <w:r>
+        <w:t>.</w:t>
+      </w:r>
+      <w:r>
+        <w:t xml:space="preserve"> </w:t>
+      </w:r>
+      <w:r>
+        <w:t xml:space="preserve">In contrast, the </w:t>
+      </w:r>
+      <w:r>
+        <w:t>covariate</w:t>
+      </w:r>
+      <w:r>
+        <w:t xml:space="preserve"> for kills outside of the territory truly represented knowledge of the resource as ravens showed </w:t>
+      </w:r>
+      <w:r>
+        <w:t xml:space="preserve">GPS </w:t>
+      </w:r>
+      <w:r>
+        <w:t>points at the site</w:t>
+      </w:r>
+      <w:r>
+        <w:t xml:space="preserve">. </w:t>
+      </w:r>
+      <w:r>
+        <w:t xml:space="preserve">Alternatively, </w:t>
+      </w:r>
+      <w:r>
+        <w:t>the</w:t>
+      </w:r>
+      <w:r>
+        <w:t xml:space="preserve"> large disparity in response</w:t>
+      </w:r>
+      <w:r>
+        <w:t>s</w:t>
+      </w:r>
+      <w:r>
+        <w:t xml:space="preserve"> to wolf kills in territory can be explained by foraging efficiency. </w:t>
+      </w:r>
+      <w:r>
+        <w:t xml:space="preserve">Our assumption previously was that individuals received </w:t>
+      </w:r>
+      <w:r>
+        <w:t xml:space="preserve">similar </w:t>
+      </w:r>
+      <w:r>
+        <w:t xml:space="preserve">benefit </w:t>
+      </w:r>
+      <w:r>
+        <w:t>from</w:t>
+      </w:r>
+      <w:r>
+        <w:t xml:space="preserve"> </w:t>
+      </w:r>
+      <w:r>
+        <w:t xml:space="preserve">all </w:t>
+      </w:r>
+      <w:r>
+        <w:t xml:space="preserve">carrion, regardless of </w:t>
+      </w:r>
+      <w:r>
+        <w:t>its</w:t>
+      </w:r>
+      <w:r>
+        <w:t xml:space="preserve"> origin. This may not be the case as ravens took more biomass</w:t>
+      </w:r>
+      <w:r>
+        <w:t xml:space="preserve"> as a group</w:t>
+      </w:r>
+      <w:r>
+        <w:t xml:space="preserve"> from hunter</w:t>
+      </w:r>
+      <w:r>
+        <w:t>-</w:t>
+      </w:r>
+      <w:r>
+        <w:t>created carrion</w:t>
+      </w:r>
+      <w:r>
+        <w:t xml:space="preserve"> than wolf-predated</w:t>
+      </w:r>
+      <w:r>
+        <w:t xml:space="preserve"> </w:t>
+      </w:r>
+      <w:r>
+        <w:fldChar w:fldCharType="begin"/>
+      </w:r>
+      <w:r>
+        <w:instrText xml:space="preserve"> ADDIN ZOTERO_ITEM CSL_CITATION {"citationID":"MZZzvGFk","properties":{"unsorted":false,"formattedCitation":"(Wilmers et al. 2003{\\i{}b})","plainCitation":"(Wilmers et al. 2003b)","noteIndex":0},"citationItems":[{"id":74,"uris":["http://zotero.org/users/9968163/items/CP2GY75A"],"itemData":{"id":74,"type":"article-journal","abstract":"The Greater Yellowstone Ecosystem in the northern Rocky Mountains provides the context for a natural experiment to investigate the response of consumers to resources with differing spatial and temporal dispersion regimes. Grey wolves (Canis lupus) and human hunters both provide resource subsidies to scavengers by provisioning them with the remains of their kills. Carrion from hunter kills is highly aggregated in time and space whereas carrion from wolf kills is more dispersed in both time and space. We estimated the total amount of carrion consumed by each scavenger species at both wolf and hunter kills over 4 years. Species with large feeding radii [bald eagles (Haliaeetus leucocephalus) and ravens (Corvus corax)], defined as the area over which a consumer can efficiently locate and integrate resources, dominated consumption at the highly aggregated hunter kills whereas competitively dominant species [coyotes (Canis latrans)] dominated at the more dispersed wolf kills. In addition, species diversity and the evenness of carrion consumption between scavengers was greater at wolf kills than at hunter kills while the total number of scavengers at hunter kills exceeded those at wolf kills. From a community perspective, the top–down effect of predation is likely to be stronger in the vicinity of highly aggregated resource pulses as species with large feeding radii switch to feeding on alternative prey once the resource pulse subsides.","container-title":"Ecology Letters","DOI":"10.1046/j.1461-0248.2003.00522.x","ISSN":"1461-0248","issue":"11","language":"en","note":"_eprint: https://onlinelibrary.wiley.com/doi/pdf/10.1046/j.1461-0248.2003.00522.x","page":"996-1003","source":"Wiley Online Library","title":"Resource dispersion and consumer dominance: scavenging at wolf- and hunter-killed carcasses in Greater Yellowstone, USA","title-short":"Resource dispersion and consumer dominance","volume":"6","author":[{"family":"Wilmers","given":"Christopher C."},{"family":"Stahler","given":"Daniel R."},{"family":"Crabtree","given":"Robert L."},{"family":"Smith","given":"Douglas W."},{"family":"Getz","given":"Wayne M."}],"issued":{"date-parts":[["2003"]]}}}],"schema":"https://github.com/citation-style-language/schema/raw/master/csl-citation.json"} </w:instrText>
+      </w:r>
+      <w:r>
+        <w:fldChar w:fldCharType="separate"/>
+      </w:r>
+      <w:r>
+        <w:rPr>
+          <w:rFonts w:ascii="Aptos" w:hAnsi="Aptos" w:cs="Times New Roman"/>
+          <w:kern w:val="0"/>
+        </w:rPr>
+        <w:t>(Wilmers et al. 2003</w:t>
+      </w:r>
+      <w:r>
+        <w:rPr>
+          <w:rFonts w:ascii="Aptos" w:hAnsi="Aptos" w:cs="Times New Roman"/>
+          <w:i/>
+          <w:iCs/>
+          <w:kern w:val="0"/>
+        </w:rPr>
+        <w:t>b</w:t>
+      </w:r>
+      <w:r>
+        <w:rPr>
+          <w:rFonts w:ascii="Aptos" w:hAnsi="Aptos" w:cs="Times New Roman"/>
+          <w:kern w:val="0"/>
+        </w:rPr>
+        <w:t>)</w:t>
+      </w:r>
+      <w:r>
+        <w:fldChar w:fldCharType="end"/>
+      </w:r>
+      <w:r>
+        <w:t xml:space="preserve">. </w:t>
+      </w:r>
+      <w:r>
+        <w:t xml:space="preserve">Territorial ravens, while dominant, can be outcompeted by large groups </w:t>
+      </w:r>
+      <w:r>
+        <w:fldChar w:fldCharType="begin"/>
+      </w:r>
+      <w:r>
+        <w:instrText xml:space="preserve"> ADDIN ZOTERO_ITEM CSL_CITATION {"citationID":"vdTgvRO0","properties":{"formattedCitation":"(Heinrich and Marzluff 1995)","plainCitation":"(Heinrich and Marzluff 1995)","noteIndex":0},"citationItems":[{"id":80,"uris":["http://zotero.org/users/9968163/items/KA2C3FV2"],"itemData":{"id":80,"type":"article-journal","container-title":"American Scientist","ISSN":"0003-0996","issue":"4","page":"342-349","publisher":"Sigma Xi, The Scientific Research Society","source":"JSTOR","title":"Why Ravens Share","volume":"83","author":[{"family":"Heinrich","given":"Bernd"},{"family":"Marzluff","given":"John"}],"issued":{"date-parts":[["1995"]]}}}],"schema":"https://github.com/citation-style-language/schema/raw/master/csl-citation.json"} </w:instrText>
+      </w:r>
+      <w:r>
+        <w:fldChar w:fldCharType="separate"/>
+      </w:r>
+      <w:r>
+        <w:t>(Heinrich and Marzluff 1995)</w:t>
+      </w:r>
+      <w:r>
+        <w:fldChar w:fldCharType="end"/>
+      </w:r>
+      <w:r>
+        <w:t xml:space="preserve"> and foraging on their territories places them in a situation where they are competing </w:t>
+      </w:r>
+      <w:r>
+        <w:t xml:space="preserve">against </w:t>
+      </w:r>
+      <w:r>
+        <w:t xml:space="preserve">all </w:t>
+      </w:r>
+      <w:r>
+        <w:t xml:space="preserve">conspecific intruders to the detriment of their own foraging </w:t>
+      </w:r>
+      <w:r>
+        <w:fldChar w:fldCharType="begin"/>
+      </w:r>
+      <w:r>
+        <w:instrText xml:space="preserve"> ADDIN ZOTERO_ITEM CSL_CITATION {"citationID":"FwVSgHLF","properties":{"formattedCitation":"(Heinrich 1994)","plainCitation":"(Heinrich 1994)","noteIndex":0},"citationItems":[{"id":1268,"uris":["http://zotero.org/users/9968163/items/67B2BT7E"],"itemData":{"id":1268,"type":"article-journal","container-title":"Animal Behaviour","DOI":"10.1006/anbe.1994.1384","ISSN":"0003-3472","issue":"6","journalAbbreviation":"Animal Behaviour","page":"1463-1465","source":"ScienceDirect","title":"Dominance and weight changes in the common raven, &lt;i&gt;Corvus corax&lt;/i&gt;","volume":"48","author":[{"family":"Heinrich","given":"Bernd"}],"issued":{"date-parts":[["1994",12,1]]}}}],"schema":"https://github.com/citation-style-language/schema/raw/master/csl-citation.json"} </w:instrText>
+      </w:r>
+      <w:r>
+        <w:fldChar w:fldCharType="separate"/>
+      </w:r>
+      <w:r>
+        <w:rPr>
+          <w:rFonts w:ascii="Aptos" w:hAnsi="Aptos"/>
+        </w:rPr>
+        <w:t>(Heinrich 1994)</w:t>
+      </w:r>
+      <w:r>
+        <w:fldChar w:fldCharType="end"/>
+      </w:r>
+      <w:r>
+        <w:t xml:space="preserve">. </w:t>
+      </w:r>
+      <w:r>
+        <w:t>Optimal foraging theory</w:t>
+      </w:r>
+      <w:r>
+        <w:t xml:space="preserve"> would then suggest that ravens should prefer to f</w:t>
+      </w:r>
+      <w:commentRangeStart w:id="25"/>
+      <w:r>
+        <w:t>orag</w:t>
+      </w:r>
+      <w:r>
+        <w:t>e</w:t>
+      </w:r>
+      <w:r>
+        <w:t xml:space="preserve"> </w:t>
+      </w:r>
+      <w:commentRangeEnd w:id="25"/>
+      <w:r>
+        <w:rPr>
+          <w:rStyle w:val="CommentReference"/>
+          <w:sz w:val="24"/>
+          <w:szCs w:val="24"/>
+        </w:rPr>
         <w:commentReference w:id="25"/>
       </w:r>
       <w:r>
-        <w:t xml:space="preserve">re 2. The proportion of decision days </w:t>
-      </w:r>
-      <w:r>
-        <w:t xml:space="preserve">during winter wolf sampling periods (Nov 15 – Dec 15, March) </w:t>
-      </w:r>
-      <w:r>
-        <w:t>on which each raven made a particular movement decision. If a raven decided to leave its territory, its decision was one of two results. The “</w:t>
-      </w:r>
-      <w:r>
-        <w:t>O</w:t>
-      </w:r>
-      <w:r>
-        <w:t>ther” category is used to encapsulate all extraterritorial movements that did not result in a visit to the hunting regions. The “</w:t>
-      </w:r>
-      <w:r>
-        <w:t>H</w:t>
-      </w:r>
-      <w:r>
-        <w:t>unting” category is used to show a raven visited the Gardiner hunting regions to forage for hunter-created carrion. Instances where a wolf kill was active in their territory (stripes) or visited outside their territory (dots) are denoted by the pattern</w:t>
-      </w:r>
-      <w:r>
-        <w:t xml:space="preserve"> in the appropriate category for the final decision made that day</w:t>
-      </w:r>
-      <w:r>
-        <w:t xml:space="preserve">. The total number of decision days for each raven is displayed on the right-hand side of the plot. </w:t>
-      </w:r>
-    </w:p>
-    <w:p>
-      <w:pPr>
-        <w:spacing w:line="480" w:lineRule="auto"/>
-      </w:pPr>
+        <w:t>outside of their territory as they are</w:t>
+      </w:r>
+      <w:r>
+        <w:t xml:space="preserve"> more efficient when</w:t>
+      </w:r>
+      <w:r>
+        <w:t xml:space="preserve"> only competing within their immediate space for access to food </w:t>
+      </w:r>
+      <w:r>
+        <w:fldChar w:fldCharType="begin"/>
+      </w:r>
+      <w:r>
+        <w:instrText xml:space="preserve"> ADDIN ZOTERO_ITEM CSL_CITATION {"citationID":"PC9mBkhc","properties":{"formattedCitation":"(Heinrich and Marzluff 1991)","plainCitation":"(Heinrich and Marzluff 1991)","noteIndex":0},"citationItems":[{"id":79,"uris":["http://zotero.org/users/9968163/items/76BJQGQV"],"itemData":{"id":79,"type":"article-journal","abstract":"The formation of groups at food bonanzas results from a variety of mechanism, which include recruitment by signalling and information parasitism. Recruitment is distinguished from information parasitism on functional grounds: attraction of a crowd is termed recruitment if the signaler's fitness is enhanced by the attraction of others but termed parasitism if the signaler's fitness is reduced by the attraction of others. We here show, however, that in Common Ravens, Corvus corax, the proximate reasons for giving recruitment signals are probably other than for attracting a crowd. In the forests of the northeastern United States, non-breeding, vagrant ravens commonly aggregate in large numbers at carcasses where they neutralize the defense of territorial adults. We attempted to mimic this situation with a captive flock of juveniles and a pair of resident adults in order to determine the proximate factors triggering \"yells\", vocalizations which attract nearby ravens to large animal carcasses. Our experiments indicate that yells are given primarily by hungry birds. However, yelling is strongly modified by status. Within the vagrant crowd, status is labile. When successive dominants were removed, replacements immediately took their place. Furthermore, when the dominants were re-introduced to the flock they always suffered significant losses of status and ceased yelling. The territorial male has, and constantly maintains, the highest status within (but not necessarily outside) his territory, and here he rarely yells. In sharp contrast, within the vagrant crowd of unmated birds it is the highest-status birds that are the most likely to yell when approaching food. Furthermore, the dominant vagrants (as well as adults) suppress yelling in subordinates. We conclude that ravens yell proximately to advertise their status at food, and that recruitment is only one of several ultimate advantages of the behavior.","container-title":"Behavioral Ecology and Sociobiology","ISSN":"0340-5443","issue":"1","page":"13-21","publisher":"Springer","source":"JSTOR","title":"Do Common Ravens Yell because They Want to Attract Others?","volume":"28","author":[{"family":"Heinrich","given":"B."},{"family":"Marzluff","given":"J. M."}],"issued":{"date-parts":[["1991"]]}}}],"schema":"https://github.com/citation-style-language/schema/raw/master/csl-citation.json"} </w:instrText>
+      </w:r>
+      <w:r>
+        <w:fldChar w:fldCharType="separate"/>
+      </w:r>
+      <w:r>
+        <w:t>(Heinrich and Marzluff 1991)</w:t>
+      </w:r>
+      <w:r>
+        <w:fldChar w:fldCharType="end"/>
+      </w:r>
+      <w:r>
+        <w:t xml:space="preserve">. </w:t>
+      </w:r>
+    </w:p>
+    <w:p>
+      <w:pPr>
+        <w:spacing w:line="480" w:lineRule="auto"/>
+        <w:ind w:firstLine="720"/>
+      </w:pPr>
+      <w:r>
+        <w:t xml:space="preserve">Given the high rate of abandoning the territory during the day regardless of wolf kill presence, ravens are likely </w:t>
+      </w:r>
+      <w:r>
+        <w:t xml:space="preserve">preferentially </w:t>
+      </w:r>
+      <w:r>
+        <w:t xml:space="preserve">choosing to visit anthropogenic resources such as recreational hunting areas. </w:t>
+      </w:r>
+      <w:r>
+        <w:t>Subsequently, r</w:t>
+      </w:r>
+      <w:r>
+        <w:t xml:space="preserve">avens leaving their territory </w:t>
+      </w:r>
+      <w:r>
+        <w:t>are</w:t>
+      </w:r>
+      <w:r>
+        <w:t xml:space="preserve"> unlikely to be searching for wolf kills. </w:t>
+      </w:r>
+      <w:r>
+        <w:t>The presence of a newly located resource</w:t>
+      </w:r>
+      <w:r>
+        <w:t xml:space="preserve"> </w:t>
+      </w:r>
+      <w:r>
+        <w:t>during travel</w:t>
+      </w:r>
+      <w:r>
+        <w:t xml:space="preserve">, such as a wolf kill, likely alters their plan but was not the intended destination. Previous studies mapping movements from </w:t>
+      </w:r>
+      <w:r>
+        <w:t xml:space="preserve">territorial </w:t>
+      </w:r>
+      <w:r>
+        <w:t xml:space="preserve">individuals in our study population showed direct </w:t>
+      </w:r>
+      <w:r>
+        <w:lastRenderedPageBreak/>
+        <w:t xml:space="preserve">commute paths with few deviation to pass through other areas in the northern range where wolf kills might be located </w:t>
+      </w:r>
+      <w:r>
+        <w:fldChar w:fldCharType="begin"/>
+      </w:r>
+      <w:r>
+        <w:instrText xml:space="preserve"> ADDIN ZOTERO_ITEM CSL_CITATION {"citationID":"nzgmrBPk","properties":{"unsorted":false,"formattedCitation":"(Marzluff et al. 2021, Loretto et al. 2026)","plainCitation":"(Marzluff et al. 2021, Loretto et al. 2026)","noteIndex":0},"citationItems":[{"id":972,"uris":["http://zotero.org/users/9968163/items/W246K25Z"],"itemData":{"id":972,"type":"article-journal","abstract":"Common ravens (Corvus corax; ravens) are generalist predators that pose a threat to several rare wildlife species in the western United States. Recent increases in raven populations, which are fueled by increased human subsidies—notably food, water, and nest sites—are concerning to those seeking to conserve rare species. Due to the challenges and inefficiencies of reducing or eliminating subsidies, managers increasingly rely on lethal removal of ravens. Over 125,000 ravens were killed by the U.S. Government from 1996 to 2019, and annual removals have increased 4-fold from the 1990s to mid-2010s. We contend that lethal removal of ravens, while capable of improving the reproduction of rare species, is at best a short-term and ethically untenable solution to a problem that will continue to grow until subsidies are meaningfully reduced or made inaccessible to ravens. In part because of ravens’ abilities to track natural and anthropogenic resources across unfamiliar and expansive areas, the removal of subsidies can lead to sustained shifts in raven abundance, which can have longlasting benefits for sensitive species. In the Greater Yellowstone Ecosystem, USA, for example, we documented extensive use of human subsidies during fall/winter, daily 1-way commutes regularly in excess of 50 km by territorial birds to such subsidies, and dispersals of &gt;700 km by nonbreeders that exploited food and roost subsidies. We call for managers to embrace new approaches to subsidy reduction including: increased involvement of conservation social scientists; increased enforcement of local, state, and federal laws; and increased deployment of a diversity of new technologies to haze and aversively condition ravens. Tackling the hard job of reducing subsidies over the expansive area exploited by ravens is right because it will increase the integrity, stability, and beauty of western ecosystems.","container-title":"Human-Wildlife Interaction","issue":"3","language":"en","page":"516-533","source":"Zotero","title":"Thinking Like a Raven: Restoring Integrity, Stability, and Beauty to Western Ecosystems","volume":"15","author":[{"family":"Marzluff","given":"John M"},{"family":"Loretto","given":"Matthias-Claudio"},{"family":"Ho","given":"Cameron K."},{"family":"Coleman","given":"Georgia W."},{"family":"Restani","given":"Marco"}],"issued":{"date-parts":[["2021"]]}}},{"id":1582,"uris":["http://zotero.org/users/9968163/items/BAM3LF88"],"itemData":{"id":1582,"type":"article-journal","abstract":"Scavengers generally rely on patchily distributed, unpredictable carrion. A long-standing hypothesis suggests scavenging ravens reliably locate such food by directly following large carnivores to their kills. However, by satellite tracking 69 ravens, 20 wolves, and 11 cougars in Yellowstone National Park, we found that following of predators over large distances rarely occurred. Instead, ravens routinely revisited sites where wolf kills were common—returning from distances of up to 155 kilometers to find carrion. Much like navigating to permanent anthropogenic subsidies, ravens appear to remember potential sources of carrion shaped by previous encounters with wolves or their kills. These findings suggest that spatial memory and navigation play a considerably greater role than previously assumed among scavengers, and possibly other wide-ranging species, in search of ephemeral resources.","container-title":"Science","DOI":"10.1126/science.adz9467","issue":"6790","page":"1151-1154","publisher":"American Association for the Advancement of Science","source":"science.org (Atypon)","title":"Ravens anticipate wolf kill sites across broad scales","volume":"391","author":[{"family":"Loretto","given":"Matthias-Claudio"},{"family":"Beck","given":"Kristina B."},{"family":"Smith","given":"Douglas W."},{"family":"Stahler","given":"Daniel R."},{"family":"Walker","given":"Lauren E."},{"family":"Wikelski","given":"Martin"},{"family":"Mueller","given":"Thomas"},{"family":"Safi","given":"Kamran"},{"family":"Marzluff","given":"John M."}],"issued":{"date-parts":[["2026",3,12]]}}}],"schema":"https://github.com/citation-style-language/schema/raw/master/csl-citation.json"} </w:instrText>
+      </w:r>
+      <w:r>
+        <w:fldChar w:fldCharType="separate"/>
+      </w:r>
+      <w:r>
+        <w:rPr>
+          <w:rFonts w:ascii="Aptos" w:hAnsi="Aptos"/>
+        </w:rPr>
+        <w:t>(Marzluff et al. 2021, Loretto et al. 2026)</w:t>
+      </w:r>
+      <w:r>
+        <w:fldChar w:fldCharType="end"/>
+      </w:r>
+      <w:r>
+        <w:t>. This sort of route planning between distant, known resources is</w:t>
+      </w:r>
+      <w:r>
+        <w:t xml:space="preserve"> </w:t>
+      </w:r>
+      <w:r>
+        <w:t xml:space="preserve">used by baboons and elephants </w:t>
+      </w:r>
+      <w:r>
+        <w:t xml:space="preserve"> </w:t>
+      </w:r>
+      <w:r>
+        <w:fldChar w:fldCharType="begin"/>
+      </w:r>
+      <w:r>
+        <w:instrText xml:space="preserve"> ADDIN ZOTERO_ITEM CSL_CITATION {"citationID":"dBWIEYH7","properties":{"formattedCitation":"(Noser and Byrne 2007, Polansky et al. 2015)","plainCitation":"(Noser and Byrne 2007, Polansky et al. 2015)","noteIndex":0},"citationItems":[{"id":1145,"uris":["http://zotero.org/users/9968163/items/JRVDYD5R"],"itemData":{"id":1145,"type":"article-journal","abstract":"The ability of animals to plan their foraging journeys and to approach resources in a goal-directed way may play a key role in cognitive evolution. Furthermore, optimal foraging theory assumes that animals are adapted to take least-effort routes between resources. Empirical evidence for these beliefs is largely lacking, however. We followed a group of chacma baboons over full days during a 16-month field study. We used GPS to investigate route linearity, travel speed and inter-resource distances, and the degree to which movement was guided by direct visual stimuli from the resources. During the dry season the study group travelled rapidly to sparse fruit sources and waterholes along linear paths over large distances. Inter-resource distances were larger than distances from which the resources could be seen. Seed resources, although situated closer to the sleeping site than fruit sources, were bypassed in the mornings and consumed predominantly in the afternoons, when movements were less linear, slower and shorter. During the rainy season, the animals left their sleeping sites earlier when visiting restricted and patchily distributed fig trees than when visiting abundant and evenly distributed fruit resources. However, travel speed and route linearity were not always associated with goal directedness, because the baboons approached the single sleeping site, presumably a vital resource, slowly and indirectly. Our results suggest that baboons plan their journeys, actively choosing between several out-of-sight resources and approaching them in an efficient, goal-directed way, characteristics commonly used as diagnostic for the presence of a cognitive map and episodic memory.","container-title":"Animal Behaviour","DOI":"10.1016/j.anbehav.2006.04.012","ISSN":"0003-3472","issue":"2","journalAbbreviation":"Animal Behaviour","page":"257-266","source":"ScienceDirect","title":"Travel routes and planning of visits to out-of-sight resources in wild chacma baboons, &lt;i&gt;Papio ursinus&lt;/i&gt;","volume":"73","author":[{"family":"Noser","given":"Rahel"},{"family":"Byrne","given":"Richard W."}],"issued":{"date-parts":[["2007",2,1]]}}},{"id":1147,"uris":["http://zotero.org/users/9968163/items/DGHD5DI8"],"itemData":{"id":1147,"type":"article-journal","abstract":"Spatial memory facilitates resource acquisition where resources are patchy, but how it influences movement behaviour of wide-ranging species remains to be resolved. We examined African elephant spatial memory reflected in movement decisions regarding access to perennial waterholes. State–space models of movement data revealed a rapid, highly directional movement behaviour almost exclusively associated with visiting perennial water. Behavioural change point (BCP) analyses demonstrated that these goal-oriented movements were initiated on average 4.59 km, and up to 49.97 km, from the visited waterhole, with the closest waterhole accessed 90% of the time. Distances of decision points increased when switching to different waterholes, during the dry season, or for female groups relative to males, while selection of the closest waterhole decreased when switching. Overall, our analyses indicated detailed spatial knowledge over large scales, enabling elephants to minimize travel distance through highly directional movement when accessing water. We discuss the likely cognitive and socioecological mechanisms driving these spatially precise movements that are most consistent with our findings. By applying modern analytic techniques to high-resolution movement data, this study illustrates emerging approaches for studying how cognition structures animal movement behaviour in different ecological and social contexts.","container-title":"Proceedings of the Royal Society B: Biological Sciences","DOI":"10.1098/rspb.2014.3042","ISSN":"0962-8452","issue":"1805","journalAbbreviation":"Proc Biol Sci","page":"20143042","source":"Silverchair","title":"Elucidating the significance of spatial memory on movement decisions by African savannah elephants using state–space models","volume":"282","author":[{"family":"Polansky","given":"Leo"},{"family":"Kilian","given":"Werner"},{"family":"Wittemyer","given":"George"}],"issued":{"date-parts":[["2015",4,22]]}}}],"schema":"https://github.com/citation-style-language/schema/raw/master/csl-citation.json"} </w:instrText>
+      </w:r>
+      <w:r>
+        <w:fldChar w:fldCharType="separate"/>
+      </w:r>
+      <w:r>
+        <w:t>(Noser and Byrne 2007, Polansky et al. 2015)</w:t>
+      </w:r>
+      <w:r>
+        <w:fldChar w:fldCharType="end"/>
+      </w:r>
+      <w:r>
+        <w:t xml:space="preserve"> and is</w:t>
+      </w:r>
+      <w:r>
+        <w:t xml:space="preserve"> likely performed by ravens </w:t>
+      </w:r>
+      <w:r>
+        <w:fldChar w:fldCharType="begin"/>
+      </w:r>
+      <w:r>
+        <w:instrText xml:space="preserve"> ADDIN ZOTERO_ITEM CSL_CITATION {"citationID":"r9fRoC6R","properties":{"unsorted":false,"formattedCitation":"(Loretto et al. 2026)","plainCitation":"(Loretto et al. 2026)","noteIndex":0},"citationItems":[{"id":1582,"uris":["http://zotero.org/users/9968163/items/BAM3LF88"],"itemData":{"id":1582,"type":"article-journal","abstract":"Scavengers generally rely on patchily distributed, unpredictable carrion. A long-standing hypothesis suggests scavenging ravens reliably locate such food by directly following large carnivores to their kills. However, by satellite tracking 69 ravens, 20 wolves, and 11 cougars in Yellowstone National Park, we found that following of predators over large distances rarely occurred. Instead, ravens routinely revisited sites where wolf kills were common—returning from distances of up to 155 kilometers to find carrion. Much like navigating to permanent anthropogenic subsidies, ravens appear to remember potential sources of carrion shaped by previous encounters with wolves or their kills. These findings suggest that spatial memory and navigation play a considerably greater role than previously assumed among scavengers, and possibly other wide-ranging species, in search of ephemeral resources.","container-title":"Science","DOI":"10.1126/science.adz9467","issue":"6790","page":"1151-1154","publisher":"American Association for the Advancement of Science","source":"science.org (Atypon)","title":"Ravens anticipate wolf kill sites across broad scales","volume":"391","author":[{"family":"Loretto","given":"Matthias-Claudio"},{"family":"Beck","given":"Kristina B."},{"family":"Smith","given":"Douglas W."},{"family":"Stahler","given":"Daniel R."},{"family":"Walker","given":"Lauren E."},{"family":"Wikelski","given":"Martin"},{"family":"Mueller","given":"Thomas"},{"family":"Safi","given":"Kamran"},{"family":"Marzluff","given":"John M."}],"issued":{"date-parts":[["2026",3,12]]}}}],"schema":"https://github.com/citation-style-language/schema/raw/master/csl-citation.json"} </w:instrText>
+      </w:r>
+      <w:r>
+        <w:fldChar w:fldCharType="separate"/>
+      </w:r>
+      <w:r>
+        <w:rPr>
+          <w:rFonts w:ascii="Aptos" w:hAnsi="Aptos"/>
+        </w:rPr>
+        <w:t>(Loretto et al. 2026)</w:t>
+      </w:r>
+      <w:r>
+        <w:fldChar w:fldCharType="end"/>
+      </w:r>
+      <w:r>
+        <w:t xml:space="preserve">. </w:t>
+      </w:r>
+      <w:r>
+        <w:t>Route</w:t>
+      </w:r>
+      <w:r>
+        <w:t xml:space="preserve"> planning </w:t>
+      </w:r>
+      <w:r>
+        <w:t xml:space="preserve">to known resources </w:t>
+      </w:r>
+      <w:r>
+        <w:t>allows overall</w:t>
+      </w:r>
+      <w:r>
+        <w:t xml:space="preserve"> energetic </w:t>
+      </w:r>
+      <w:r>
+        <w:t>costs</w:t>
+      </w:r>
+      <w:r>
+        <w:t xml:space="preserve"> to be predictable</w:t>
+      </w:r>
+      <w:r>
+        <w:t xml:space="preserve">. While the </w:t>
+      </w:r>
+      <w:r>
+        <w:t>cal</w:t>
+      </w:r>
+      <w:r>
+        <w:t>or</w:t>
+      </w:r>
+      <w:r>
+        <w:t>ies</w:t>
+      </w:r>
+      <w:r>
+        <w:t xml:space="preserve"> gained from foraging at the hunting area may be predictable, the commute time for the GPS tracked ravens farthest from the hunting may be more than a third of winter daylight hours, during which they could not perform any other critical behaviors. </w:t>
+      </w:r>
+    </w:p>
+    <w:p>
+      <w:pPr>
+        <w:spacing w:line="480" w:lineRule="auto"/>
+        <w:ind w:firstLine="720"/>
+      </w:pPr>
+      <w:r>
+        <w:t xml:space="preserve">As a non-migratory species that defends its territory all year </w:t>
+      </w:r>
+      <w:r>
+        <w:fldChar w:fldCharType="begin"/>
+      </w:r>
+      <w:r>
+        <w:instrText xml:space="preserve"> ADDIN ZOTERO_ITEM CSL_CITATION {"citationID":"EQihucmy","properties":{"formattedCitation":"(Heinrich 1988)","plainCitation":"(Heinrich 1988)","noteIndex":0},"citationItems":[{"id":78,"uris":["http://zotero.org/users/9968163/items/SABQUNDV"],"itemData":{"id":78,"type":"article-journal","abstract":"Large animal carcasses provide a highly clumped rich source of food for ravens that should be worth defending, yet in the forests of Maine and Vermont ravens commonly feed in groups. Ravens discover baits flying singly or in pairs, but after a bait is discovered they usually arrive in groups. In contrast, the maximum number of blue jays and crows eventually attending a bait is close to those discovering it. Unlike in crows and jays, two patterns of bait use are seen in ravens: baits are used by mated resident pairs or by large crowds (sometimes exceeding 40 individuals). This pattern is unrelated to bait size from at least 9 kg to 400 kg. Eightytwo of 91 individually marked ravens from 4 feeding crowds were juveniles and/or non-breeders. Observations of the marked ravens for parts of two winters indicate that the non-breeders are vagrant and/or they range over at least 1800 km2 in their foraging. Most of the over 135 baits (totalling nearly 8 t of meat) distributed over 50 km were discovered by ravens within a week, and most were consumed by crowds of ravens. The vagrants coming in crowds have (unlike the territorial adults) specific vocalizations in the bait vicinity that are a powerful recruitment stimulus in playback experiments. Vagrants sometimes feed alone, but in the presence of territorial adults they feed only in groups. Resident adults chase or attack vagrants, but mildly tolerate them (and even join them) when they come in large groups. I conclude from my observations that the feeding crowds of ravens consist primarily of juvenile non-breeding vagrants who (unlike some resident adults) roost communally and who vigorously recruit each other in part to neutralize the aggressiveness of resident adults defending prized food bonanzas. The ravens' recruitment results in a sharing that reduces the temporal patchiness of extremely rare food bonanzas, and it permits the non-territorial vagrants to specialize on carcasses in the winter.","container-title":"Behavioral Ecology and Sociobiology","ISSN":"0340-5443","issue":"3","page":"141-156","publisher":"Springer","source":"JSTOR","title":"Winter Foraging at Carcasses by Three Sympatric Corvids, with Emphasis on Recruitment by the Raven, Corvus corax","volume":"23","author":[{"family":"Heinrich","given":"B."}],"issued":{"date-parts":[["1988"]]}}}],"schema":"https://github.com/citation-style-language/schema/raw/master/csl-citation.json"} </w:instrText>
+      </w:r>
+      <w:r>
+        <w:fldChar w:fldCharType="separate"/>
+      </w:r>
+      <w:r>
+        <w:t>(Heinrich 1988)</w:t>
+      </w:r>
+      <w:r>
+        <w:fldChar w:fldCharType="end"/>
+      </w:r>
+      <w:r>
+        <w:t xml:space="preserve">, physical presence, visual displays, and vocalizations can assist the territory owner in retaining possession of the space </w:t>
+      </w:r>
+      <w:r>
+        <w:fldChar w:fldCharType="begin"/>
+      </w:r>
+      <w:r>
+        <w:instrText xml:space="preserve"> ADDIN ZOTERO_ITEM CSL_CITATION {"citationID":"D4dNlAc1","properties":{"formattedCitation":"(Peek 1972, Piper et al. 2000)","plainCitation":"(Peek 1972, Piper et al. 2000)","noteIndex":0},"citationItems":[{"id":1134,"uris":["http://zotero.org/users/9968163/items/TAXG88MS"],"itemData":{"id":1134,"type":"article-journal","abstract":"Both muted and epaulet-coloured male red-winged blackbirds were less successful than normals in maintaining territory. This suggests that vocal and visual display are necessary for normal territory maintenance in this species. Decreased success was indicated by loss of territory or increased frequency of trespassing by conspecific males. A seasonal difference was noted in the ability of experimental males to maintain their territories. It is suggested that the observed results were probably due to the effects of muting and epaulet-colouration upon advertising song and song-spread and bill-up displays. A three-level territorial defence system is proposed for this species.","container-title":"Animal Behaviour","DOI":"10.1016/S0003-3472(72)80180-5","ISSN":"00033472","issue":"1","journalAbbreviation":"Animal Behaviour","language":"en","license":"https://www.elsevier.com/tdm/userlicense/1.0/","page":"112-118","source":"DOI.org (Crossref)","title":"An experimental study of the territorial function of vocal and visual display in the male red-winged blackbird (Agelaius phoeniceus)","volume":"20","author":[{"family":"Peek","given":"Frank W."}],"issued":{"date-parts":[["1972",2]]}}},{"id":1118,"uris":["http://zotero.org/users/9968163/items/R3EW52ZD"],"itemData":{"id":1118,"type":"article-journal","abstract":"We examined patterns of territory acquisition and reconnaissance in common loons, Gavia immer, from northern Wisconsin. Among all territory acquisitions, 41.5% occurred through passive occupation of territories left vacant after the death or desertion of a previous resident, 17% constituted founding of new territories and the remaining 41.5% came about through take-over: either usurpation of defended territories or appropriation of territories before the seasonal return of previous owners. Take-overs occurred in both sexes, but individuals acted alone, never in pairs. Displaced breeders usually took refuge on undefended lakes near their former territories; about half of these loons later regained former territories through passive occupation or took possession of new territories elsewhere. As predicted by the reconnaissance hypothesis, usurpations occurred most often in territories that had produced chicks during the previous 12 months, suggesting that loons use the presence or absence of chicks as a cue for territorial usurpation. Large individuals of both sexes held onto territories longer than small individuals, an indication that body size might be correlated with fighting ability. In terms of life history, loons appear to locate good territories through reconnaissance, usurp them in a subsequent year and recover from displacements by reclaiming their original territories or new ones.","container-title":"Animal Behaviour","DOI":"10.1006/anbe.1999.1295","ISSN":"0003-3472","issue":"2","journalAbbreviation":"Animal Behaviour","page":"385-394","source":"ScienceDirect","title":"Territory acquisition in loons: the importance of take-over","title-short":"Territory acquisition in loons","volume":"59","author":[{"family":"Piper","given":"Walter H."},{"family":"Tischler","given":"Keren B."},{"family":"Klich","given":"Margaret"}],"issued":{"date-parts":[["2000",2,1]]}}}],"schema":"https://github.com/citation-style-language/schema/raw/master/csl-citation.json"} </w:instrText>
+      </w:r>
+      <w:r>
+        <w:fldChar w:fldCharType="separate"/>
+      </w:r>
+      <w:r>
+        <w:t>(Peek 1972, Piper et al. 2000)</w:t>
+      </w:r>
+      <w:r>
+        <w:fldChar w:fldCharType="end"/>
+      </w:r>
+      <w:r>
+        <w:t xml:space="preserve">. Our results support the idea that movement decisions are at least partially driven by breeding behaviors by showing reduced extraterritorial movements in March compared to </w:t>
+      </w:r>
+      <w:r>
+        <w:t xml:space="preserve">early winter. </w:t>
+      </w:r>
+      <w:r>
+        <w:t xml:space="preserve">During this late winter period just prior to the start of the breeding season, we observed ravens performing active pre-breeding season behaviors (e.g. </w:t>
+      </w:r>
+      <w:commentRangeStart w:id="26"/>
+      <w:r>
+        <w:t>nest building</w:t>
+      </w:r>
+      <w:commentRangeEnd w:id="26"/>
+      <w:r>
+        <w:rPr>
+          <w:rStyle w:val="CommentReference"/>
+          <w:sz w:val="24"/>
+          <w:szCs w:val="24"/>
+        </w:rPr>
+        <w:commentReference w:id="26"/>
+      </w:r>
+      <w:r>
+        <w:t xml:space="preserve">). </w:t>
+      </w:r>
+      <w:r>
+        <w:t xml:space="preserve">Ravens can persist for many days without food and can take advantage of cached resources </w:t>
+      </w:r>
+      <w:r>
+        <w:fldChar w:fldCharType="begin"/>
+      </w:r>
+      <w:r>
+        <w:instrText xml:space="preserve"> ADDIN ZOTERO_ITEM CSL_CITATION {"citationID":"iCyTsS5o","properties":{"formattedCitation":"(Heinrich 1994)","plainCitation":"(Heinrich 1994)","noteIndex":0},"citationItems":[{"id":1268,"uris":["http://zotero.org/users/9968163/items/67B2BT7E"],"itemData":{"id":1268,"type":"article-journal","container-title":"Animal Behaviour","DOI":"10.1006/anbe.1994.1384","ISSN":"0003-3472","issue":"6","journalAbbreviation":"Animal Behaviour","page":"1463-1465","source":"ScienceDirect","title":"Dominance and weight changes in the common raven, &lt;i&gt;Corvus corax&lt;/i&gt;","volume":"48","author":[{"family":"Heinrich","given":"Bernd"}],"issued":{"date-parts":[["1994",12,1]]}}}],"schema":"https://github.com/citation-style-language/schema/raw/master/csl-citation.json"} </w:instrText>
+      </w:r>
+      <w:r>
+        <w:fldChar w:fldCharType="separate"/>
+      </w:r>
+      <w:r>
+        <w:rPr>
+          <w:rFonts w:ascii="Aptos" w:hAnsi="Aptos"/>
+        </w:rPr>
+        <w:t>(Heinrich 1994)</w:t>
+      </w:r>
+      <w:r>
+        <w:fldChar w:fldCharType="end"/>
+      </w:r>
+      <w:r>
+        <w:t xml:space="preserve">. </w:t>
+      </w:r>
+      <w:r>
+        <w:t xml:space="preserve">Ravens that bred earlier in the Greater Yellowstone Ecosystem have greater nesting success </w:t>
+      </w:r>
+      <w:r>
+        <w:fldChar w:fldCharType="begin"/>
+      </w:r>
+      <w:r>
+        <w:instrText xml:space="preserve"> ADDIN ZOTERO_ITEM CSL_CITATION {"citationID":"xakAKS9d","properties":{"formattedCitation":"(Dunk et al. 1997)","plainCitation":"(Dunk et al. 1997)","noteIndex":0},"citationItems":[{"id":1172,"uris":["http://zotero.org/users/9968163/items/2SMLQQCT"],"itemData":{"id":1172,"type":"article-journal","container-title":"The Auk","DOI":"10.2307/4089073","ISSN":"0004-8038","issue":"1","page":"116-120","publisher":"American Ornithological Society","source":"JSTOR","title":"Nest-Site Selection and Reproductive Success in Common Ravens","volume":"114","author":[{"family":"Dunk","given":"Jeffrey R."},{"family":"Smith","given":"Roger N."},{"family":"Cain","given":"Steven L."}],"issued":{"date-parts":[["1997"]]}}}],"schema":"https://github.com/citation-style-language/schema/raw/master/csl-citation.json"} </w:instrText>
+      </w:r>
+      <w:r>
+        <w:fldChar w:fldCharType="separate"/>
+      </w:r>
+      <w:r>
+        <w:t>(Dunk et al. 1997)</w:t>
+      </w:r>
+      <w:r>
+        <w:fldChar w:fldCharType="end"/>
+      </w:r>
+      <w:r>
+        <w:t xml:space="preserve"> </w:t>
+      </w:r>
+      <w:r>
+        <w:t>and</w:t>
+      </w:r>
+      <w:r>
+        <w:t xml:space="preserve"> mistiming the initiation of breeding </w:t>
+      </w:r>
+      <w:r>
+        <w:t>can</w:t>
+      </w:r>
+      <w:r>
+        <w:t xml:space="preserve"> result in lower success due to a lack of critical food sources </w:t>
+      </w:r>
+      <w:r>
+        <w:fldChar w:fldCharType="begin"/>
+      </w:r>
+      <w:r>
+        <w:instrText xml:space="preserve"> ADDIN ZOTERO_ITEM CSL_CITATION {"citationID":"aRBLdrtc","properties":{"formattedCitation":"(Visser et al. 2006)","plainCitation":"(Visser et al. 2006)","noteIndex":0},"citationItems":[{"id":1174,"uris":["http://zotero.org/users/9968163/items/P5ZD83LU"],"itemData":{"id":1174,"type":"article-journal","abstract":"Timing of reproduction has major fitness consequences, which can only be understood when the phenology of the food for the offspring is quantified. For insectivorous birds, like great tits (Parus major), synchronisation of their offspring needs and abundance of caterpillars is the main selection pressure. We measured caterpillar biomass over a 20-year period and showed that the annual peak date is correlated with temperatures from 8 March to 17 May. Laying dates also correlate with temperatures, but over an earlier period (16 March – 20 April). However, as we would predict from a reliable cue used by birds to time their reproduction, also the food peak correlates with these temperatures. Moreover, the slopes of the phenology of the birds and caterpillar biomass, when regressed against the temperatures in this earlier period, do not differ. The major difference is that due to climate change, the relationship between the timing of the food peak and the temperatures over the 16 March – 20 April period is changing, while this is not so for great tit laying dates. As a consequence, the synchrony between offspring needs and the caterpillar biomass has been disrupted in the recent warm decades. This may have severe consequences as we show that both the number of fledglings as well as their fledging weight is affected by this synchrony. We use the descriptive models for both the caterpillar biomass peak as for the great tit laying dates to predict shifts in caterpillar and bird phenology 2005–2100, using an IPCC climate scenario. The birds will start breeding earlier and this advancement is predicted to be at the same rate as the advancement of the food peak, and hence they will not reduce the amount of the current mistiming of about 10 days.","container-title":"Oecologia","DOI":"10.1007/s00442-005-0299-6","ISSN":"1432-1939","issue":"1","journalAbbreviation":"Oecologia","language":"en","page":"164-172","source":"Springer Link","title":"Shifts in caterpillar biomass phenology due to climate change and its impact on the breeding biology of an insectivorous bird","volume":"147","author":[{"family":"Visser","given":"Marcel E."},{"family":"Holleman","given":"Leonard J. M."},{"family":"Gienapp","given":"Phillip"}],"issued":{"date-parts":[["2006",2,1]]}}}],"schema":"https://github.com/citation-style-language/schema/raw/master/csl-citation.json"} </w:instrText>
+      </w:r>
+      <w:r>
+        <w:fldChar w:fldCharType="separate"/>
+      </w:r>
+      <w:r>
+        <w:t>(Visser et al. 2006)</w:t>
+      </w:r>
+      <w:r>
+        <w:fldChar w:fldCharType="end"/>
+      </w:r>
+      <w:r>
+        <w:t>. Ravens in Yellowstone utilize</w:t>
+      </w:r>
+      <w:r>
+        <w:t xml:space="preserve"> seasonal</w:t>
+      </w:r>
+      <w:r>
+        <w:t xml:space="preserve"> insect outbreaks (e.g. grasshoppers and salmonflies) during the summer breeding season</w:t>
+      </w:r>
+      <w:r>
+        <w:t xml:space="preserve"> </w:t>
+      </w:r>
+      <w:r>
+        <w:fldChar w:fldCharType="begin"/>
+      </w:r>
+      <w:r>
+        <w:instrText xml:space="preserve"> ADDIN ZOTERO_ITEM CSL_CITATION {"citationID":"SRcnjzYt","properties":{"formattedCitation":"(Ho et al. 2023)","plainCitation":"(Ho et al. 2023)","noteIndex":0},"citationItems":[{"id":880,"uris":["http://zotero.org/users/9968163/items/Y2CXWCS8"],"itemData":{"id":880,"type":"article-journal","abstract":"&lt;p&gt;Anthropogenic food subsidies can alter ecosystem processes, such as competition, predation, or nutrient transfer, and may strongly affect protected areas. Increasing recreation and ecotourism often create food subsidies, especially in the surrounding lands through fast-growing gateway communities. How the effects of these subsidies extend into protected areas when animals move across boundaries remains largely unexplored. We addressed this question by studying the movement and foraging of common ravens (&lt;italic&gt;Corvus corax)&lt;/italic&gt;, opportunistic scavengers that are well known to feed on predator kills and on anthropogenic food subsidies. We analyzed spatiotemporal data from 57 global positioning system (GPS)-tagged ravens, trapped within or close to Yellowstone National Park, to study their seasonal use of natural and anthropogenic food sources. Although Yellowstone National Park contains a full suite of native predators and ravens can be observed at virtually every kill site, we show that anthropogenic subsidies were utilized to a much greater extent than other natural resources, especially during winter. Important subsidies included gut piles of harvested game animals left by hunters, fat present on wastewater settling ponds, roadkill, and waste from agricultural and urban activities. These subsidies were distributed over vast areas beyond Yellowstone National Park. During fall/winter, ravens traveled longer distances (21.9 vs. 13 km) and spent more time outside Yellowstone National Park (73% of GPS points outside), mostly feeding on anthropogenic subsidies, than in spring/summer (42% of GPS points outside). This difference between seasons was more pronounced for individuals holding territories within the protected area than for those without territories. The large area over which ravens used anthropogenic food subsidies (within more than 100 km of Yellowstone National Park) affects the park’s raven population and the scavenging services they provide. We suggest that the scale of resource use must be considered by managers seeking to control expanding raven populations elsewhere.&lt;/p&gt;","container-title":"Frontiers in Bird Science","DOI":"10.3389/fbirs.2023.1119507","ISSN":"2813-3870","journalAbbreviation":"Front. Bird Sci.","language":"English","publisher":"Frontiers","source":"Frontiers","title":"Scavengers use natural and anthropogenic resources connecting protected areas with surrounding lands","URL":"https://www.frontiersin.org/journals/bird-science/articles/10.3389/fbirs.2023.1119507/full","volume":"2","author":[{"family":"Ho","given":"Cameron"},{"family":"Marzluff","given":"John M."},{"family":"Stahler","given":"Daniel R."},{"family":"Smith","given":"Douglas W."},{"family":"Mueller","given":"Thomas"},{"family":"Wikelski","given":"Martin"},{"family":"Safi","given":"Kamran"},{"family":"Loretto","given":"Matthias-Claudio"}],"accessed":{"date-parts":[["2025",2,19]]},"issued":{"date-parts":[["2023",6,27]]}}}],"schema":"https://github.com/citation-style-language/schema/raw/master/csl-citation.json"} </w:instrText>
+      </w:r>
+      <w:r>
+        <w:fldChar w:fldCharType="separate"/>
+      </w:r>
+      <w:r>
+        <w:t>(Ho et al. 2023)</w:t>
+      </w:r>
+      <w:r>
+        <w:fldChar w:fldCharType="end"/>
+      </w:r>
+      <w:r>
+        <w:t xml:space="preserve">, which allows them to provide a protein-dense food to growing chicks. </w:t>
+      </w:r>
+      <w:r>
+        <w:t xml:space="preserve">This effect was tempered by snow depth based on </w:t>
+      </w:r>
+      <w:r>
+        <w:t>the</w:t>
+      </w:r>
+      <w:r>
+        <w:t xml:space="preserve"> ungulates </w:t>
+      </w:r>
+      <w:r>
+        <w:t xml:space="preserve">that </w:t>
+      </w:r>
+      <w:r>
+        <w:t xml:space="preserve">are </w:t>
+      </w:r>
+      <w:r>
+        <w:lastRenderedPageBreak/>
+        <w:t>being targeted for hunting</w:t>
+      </w:r>
+      <w:r>
+        <w:t xml:space="preserve"> during the time of year</w:t>
+      </w:r>
+      <w:r>
+        <w:t>.</w:t>
+      </w:r>
+      <w:r>
+        <w:t xml:space="preserve"> Bison hunting occurs in late winter</w:t>
+      </w:r>
+      <w:r>
+        <w:t>,</w:t>
+      </w:r>
+      <w:r>
+        <w:t xml:space="preserve"> and timing and intensity </w:t>
+      </w:r>
+      <w:r>
+        <w:t xml:space="preserve">of migration is </w:t>
+      </w:r>
+      <w:r>
+        <w:t xml:space="preserve">heavily </w:t>
+      </w:r>
+      <w:r>
+        <w:t>dependent</w:t>
+      </w:r>
+      <w:r>
+        <w:t xml:space="preserve"> on snow conditions</w:t>
+      </w:r>
+      <w:r>
+        <w:t xml:space="preserve"> </w:t>
+      </w:r>
+      <w:r>
+        <w:fldChar w:fldCharType="begin"/>
+      </w:r>
+      <w:r>
+        <w:instrText xml:space="preserve"> ADDIN ZOTERO_ITEM CSL_CITATION {"citationID":"EPgW4xc9","properties":{"unsorted":false,"formattedCitation":"(Geremia et al. 2011)","plainCitation":"(Geremia et al. 2011)","noteIndex":0},"citationItems":[{"id":1135,"uris":["http://zotero.org/users/9968163/items/XRAFAX8C"],"itemData":{"id":1135,"type":"article-journal","abstract":"Long distance migrations by ungulate species often surpass the boundaries of preservation areas where conflicts with various publics lead to management actions that can threaten populations. We chose the partially migratory bison (Bison bison) population in Yellowstone National Park as an example of integrating science into management policies to better conserve migratory ungulates. Approximately 60% of these bison have been exposed to bovine brucellosis and thousands of migrants exiting the park boundary have been culled during the past two decades to reduce the risk of disease transmission to cattle. Data were assimilated using models representing competing hypotheses of bison migration during 1990–2009 in a hierarchal Bayesian framework. Migration differed at the scale of herds, but a single unifying logistic model was useful for predicting migrations by both herds. Migration beyond the northern park boundary was affected by herd size, accumulated snow water equivalent, and aboveground dried biomass. Migration beyond the western park boundary was less influenced by these predictors and process model performance suggested an important control on recent migrations was excluded. Simulations of migrations over the next decade suggest that allowing increased numbers of bison beyond park boundaries during severe climate conditions may be the only means of avoiding episodic, large-scale reductions to the Yellowstone bison population in the foreseeable future. This research is an example of how long distance migration dynamics can be incorporated into improved management policies.","container-title":"PLOS ONE","DOI":"10.1371/journal.pone.0016848","ISSN":"1932-6203","issue":"2","journalAbbreviation":"PLOS ONE","language":"en","page":"e16848","publisher":"Public Library of Science","source":"PLoS Journals","title":"Predicting Bison Migration out of Yellowstone National Park Using Bayesian Models","volume":"6","author":[{"family":"Geremia","given":"Chris"},{"family":"White","given":"P. J."},{"family":"Wallen","given":"Rick L."},{"family":"Watson","given":"Fred G. R."},{"family":"Treanor","given":"John J."},{"family":"Borkowski","given":"John"},{"family":"Potter","given":"Christopher S."},{"family":"Crabtree","given":"Robert L."}],"issued":{"date-parts":[["2011",2,14]]}}}],"schema":"https://github.com/citation-style-language/schema/raw/master/csl-citation.json"} </w:instrText>
+      </w:r>
+      <w:r>
+        <w:fldChar w:fldCharType="separate"/>
+      </w:r>
+      <w:r>
+        <w:rPr>
+          <w:rFonts w:ascii="Aptos" w:hAnsi="Aptos"/>
+        </w:rPr>
+        <w:t>(Geremia et al. 2011)</w:t>
+      </w:r>
+      <w:r>
+        <w:fldChar w:fldCharType="end"/>
+      </w:r>
+      <w:r>
+        <w:t>.</w:t>
+      </w:r>
+      <w:r>
+        <w:t xml:space="preserve"> </w:t>
+      </w:r>
+      <w:r>
+        <w:t xml:space="preserve">A light snow </w:t>
+      </w:r>
+      <w:r>
+        <w:t>winter</w:t>
+      </w:r>
+      <w:r>
+        <w:t xml:space="preserve"> may result in no bison migrating into huntable land in the Gardiner hunting area, while elk and deer may only be present in more difficult terrain.</w:t>
+      </w:r>
+      <w:r>
+        <w:t xml:space="preserve"> We show evidence that ravens recognize this dynamic, and lower than average </w:t>
+      </w:r>
+      <w:r>
+        <w:t>snow</w:t>
+      </w:r>
+      <w:r>
+        <w:t xml:space="preserve"> depths</w:t>
+      </w:r>
+      <w:r>
+        <w:t xml:space="preserve"> </w:t>
+      </w:r>
+      <w:r>
+        <w:t xml:space="preserve">reduce </w:t>
+      </w:r>
+      <w:r>
+        <w:t>a ravens’</w:t>
+      </w:r>
+      <w:r>
+        <w:t xml:space="preserve"> </w:t>
+      </w:r>
+      <w:r>
+        <w:t xml:space="preserve">probability </w:t>
+      </w:r>
+      <w:r>
+        <w:t xml:space="preserve">of leaving </w:t>
+      </w:r>
+      <w:r>
+        <w:t>its</w:t>
+      </w:r>
+      <w:r>
+        <w:t xml:space="preserve"> territories</w:t>
+      </w:r>
+      <w:r>
+        <w:t xml:space="preserve"> more</w:t>
+      </w:r>
+      <w:r>
+        <w:t xml:space="preserve"> in late winter compared to early winter. </w:t>
+      </w:r>
+    </w:p>
+    <w:p>
+      <w:pPr>
+        <w:spacing w:line="480" w:lineRule="auto"/>
+        <w:ind w:firstLine="720"/>
+      </w:pPr>
+      <w:r>
+        <w:t xml:space="preserve">Despite being social creatures that have the ability to share and receive information about potential food resources </w:t>
+      </w:r>
+      <w:r>
+        <w:fldChar w:fldCharType="begin"/>
+      </w:r>
+      <w:r>
+        <w:instrText xml:space="preserve"> ADDIN ZOTERO_ITEM CSL_CITATION {"citationID":"yE9vXQzD","properties":{"formattedCitation":"(Marzluff et al. 1996)","plainCitation":"(Marzluff et al. 1996)","noteIndex":0},"citationItems":[{"id":63,"uris":["http://zotero.org/users/9968163/items/Z8LZESEZ"],"itemData":{"id":63,"type":"article-journal","abstract":"Vagrant, non-breeding common ravens, Corvus corax, inhabiting the forested mountains of Maine are specialized to feed on rich but ephemeral carcasses of large mammals during the harsh winter months. The foraging and roosting behaviour of free-ranging ravens were studied during the winters of 1988–1990. Ravens quickly assembled at carcasses, and into communal roosts. Six lines of evidence indicate that these roosts function as information centres. (1) Roosts comprised both knowledgeable and naive foragers. (2) Departures from roosts were highly synchronized, with most members departing in one direction. (3) Direction of departure often changed from day to day. (4) Birds made naive of food sources (by being withheld from the wild and then allowed to join roosts) followed roost-mates to new feeding sites, whereas control birds held and released outside of roosts rarely found the local food bonanzas. (5) Birds made knowledgeable of food sources (by being released at new carcasses) joined roosts and led roost-mates to the food on three of 20 occasions. (6) The same individuals switched leader and follower roles depending upon their knowledge of feeding opportunities. Although ravens may form roosts at traditional areas (near stable food sources) that are used for many years, the ravens in Maine frequently shifted roost sites to be near newly discovered carcasses. Information exchange at roosts principally occurred on the night of, or the night before, the roost shift. Social soaring displays assembled birds from a wide area and were associated with mass movements to new roosts formed at nearby food.","container-title":"Animal Behaviour","DOI":"10.1006/anbe.1996.0008","ISSN":"00033472","issue":"1","language":"en","page":"89-103","source":"DOI.org (Crossref)","title":"Raven roosts are mobile information centres","volume":"51","author":[{"family":"Marzluff","given":"John M."},{"family":"Heinrich","given":"Bernd"},{"family":"Marzluff","given":"Colleen S."}],"issued":{"date-parts":[["1996",1]]}}}],"schema":"https://github.com/citation-style-language/schema/raw/master/csl-citation.json"} </w:instrText>
+      </w:r>
+      <w:r>
+        <w:fldChar w:fldCharType="separate"/>
+      </w:r>
+      <w:r>
+        <w:t>(Marzluff et al. 1996)</w:t>
+      </w:r>
+      <w:r>
+        <w:fldChar w:fldCharType="end"/>
+      </w:r>
+      <w:r>
+        <w:t xml:space="preserve">, a raven deciding whether to leave its territory was not </w:t>
+      </w:r>
+      <w:r>
+        <w:t>correlated with</w:t>
+      </w:r>
+      <w:r>
+        <w:t xml:space="preserve"> the </w:t>
+      </w:r>
+      <w:r>
+        <w:t>decision</w:t>
+      </w:r>
+      <w:r>
+        <w:t xml:space="preserve"> of other territorial ravens</w:t>
+      </w:r>
+      <w:r>
+        <w:t xml:space="preserve"> to leave or stay on their territories</w:t>
+      </w:r>
+      <w:r>
+        <w:t xml:space="preserve">. Ravens are instead responding </w:t>
+      </w:r>
+      <w:r>
+        <w:t xml:space="preserve">to </w:t>
+      </w:r>
+      <w:r>
+        <w:t>factors that could</w:t>
+      </w:r>
+      <w:r>
+        <w:t xml:space="preserve"> be</w:t>
+      </w:r>
+      <w:r>
+        <w:t xml:space="preserve"> interpreted </w:t>
+      </w:r>
+      <w:r>
+        <w:t>individually</w:t>
+      </w:r>
+      <w:r>
+        <w:t xml:space="preserve">, such as active kills within their territory </w:t>
+      </w:r>
+      <w:r>
+        <w:t>and</w:t>
+      </w:r>
+      <w:r>
+        <w:t xml:space="preserve"> weather conditions. Once a raven left its territory, it </w:t>
+      </w:r>
+      <w:r>
+        <w:t xml:space="preserve">often </w:t>
+      </w:r>
+      <w:r>
+        <w:t xml:space="preserve">made the same </w:t>
+      </w:r>
+      <w:r>
+        <w:t xml:space="preserve">movement </w:t>
+      </w:r>
+      <w:r>
+        <w:t>decision</w:t>
+      </w:r>
+      <w:r>
+        <w:t>s</w:t>
+      </w:r>
+      <w:r>
+        <w:t xml:space="preserve"> as conspecifics</w:t>
+      </w:r>
+      <w:r>
+        <w:t xml:space="preserve"> that had left their own territories</w:t>
+      </w:r>
+      <w:r>
+        <w:t xml:space="preserve">. Ravens without knowledge of an available food source may be following other traveling ravens to take advantage of their knowledge </w:t>
+      </w:r>
+      <w:r>
+        <w:fldChar w:fldCharType="begin"/>
+      </w:r>
+      <w:r>
+        <w:instrText xml:space="preserve"> ADDIN ZOTERO_ITEM CSL_CITATION {"citationID":"cHpYkM1k","properties":{"formattedCitation":"(Marzluff et al. 1996)","plainCitation":"(Marzluff et al. 1996)","noteIndex":0},"citationItems":[{"id":63,"uris":["http://zotero.org/users/9968163/items/Z8LZESEZ"],"itemData":{"id":63,"type":"article-journal","abstract":"Vagrant, non-breeding common ravens, Corvus corax, inhabiting the forested mountains of Maine are specialized to feed on rich but ephemeral carcasses of large mammals during the harsh winter months. The foraging and roosting behaviour of free-ranging ravens were studied during the winters of 1988–1990. Ravens quickly assembled at carcasses, and into communal roosts. Six lines of evidence indicate that these roosts function as information centres. (1) Roosts comprised both knowledgeable and naive foragers. (2) Departures from roosts were highly synchronized, with most members departing in one direction. (3) Direction of departure often changed from day to day. (4) Birds made naive of food sources (by being withheld from the wild and then allowed to join roosts) followed roost-mates to new feeding sites, whereas control birds held and released outside of roosts rarely found the local food bonanzas. (5) Birds made knowledgeable of food sources (by being released at new carcasses) joined roosts and led roost-mates to the food on three of 20 occasions. (6) The same individuals switched leader and follower roles depending upon their knowledge of feeding opportunities. Although ravens may form roosts at traditional areas (near stable food sources) that are used for many years, the ravens in Maine frequently shifted roost sites to be near newly discovered carcasses. Information exchange at roosts principally occurred on the night of, or the night before, the roost shift. Social soaring displays assembled birds from a wide area and were associated with mass movements to new roosts formed at nearby food.","container-title":"Animal Behaviour","DOI":"10.1006/anbe.1996.0008","ISSN":"00033472","issue":"1","language":"en","page":"89-103","source":"DOI.org (Crossref)","title":"Raven roosts are mobile information centres","volume":"51","author":[{"family":"Marzluff","given":"John M."},{"family":"Heinrich","given":"Bernd"},{"family":"Marzluff","given":"Colleen S."}],"issued":{"date-parts":[["1996",1]]}}}],"schema":"https://github.com/citation-style-language/schema/raw/master/csl-citation.json"} </w:instrText>
+      </w:r>
+      <w:r>
+        <w:fldChar w:fldCharType="separate"/>
+      </w:r>
+      <w:r>
+        <w:t>(Marzluff et al. 1996)</w:t>
+      </w:r>
+      <w:r>
+        <w:fldChar w:fldCharType="end"/>
+      </w:r>
+      <w:r>
+        <w:t xml:space="preserve">. </w:t>
+      </w:r>
+      <w:r>
+        <w:t>However, k</w:t>
+      </w:r>
+      <w:r>
+        <w:t xml:space="preserve">nowledge of the hunting regions is pervasive throughout the local population as they are heavily utilized by juvenile individuals during their first winter as it does not require extensive </w:t>
+      </w:r>
+      <w:r>
+        <w:t>experience with</w:t>
+      </w:r>
+      <w:r>
+        <w:t xml:space="preserve"> the landscape. Group movements may then be coincidental and reflective of shared knowledge instead of information sharing</w:t>
+      </w:r>
+      <w:r>
+        <w:t xml:space="preserve"> or stealing</w:t>
+      </w:r>
+      <w:r>
+        <w:t>.</w:t>
+      </w:r>
+    </w:p>
+    <w:p>
+      <w:pPr>
+        <w:spacing w:line="480" w:lineRule="auto"/>
+        <w:ind w:firstLine="720"/>
+      </w:pPr>
+    </w:p>
+    <w:p>
+      <w:pPr>
+        <w:spacing w:line="480" w:lineRule="auto"/>
+        <w:ind w:firstLine="720"/>
+      </w:pPr>
+      <w:commentRangeStart w:id="27"/>
+      <w:r>
+        <w:lastRenderedPageBreak/>
+        <w:t>Our</w:t>
+      </w:r>
+      <w:commentRangeEnd w:id="27"/>
+      <w:r>
+        <w:rPr>
+          <w:rStyle w:val="CommentReference"/>
+          <w:sz w:val="24"/>
+          <w:szCs w:val="24"/>
+        </w:rPr>
+        <w:commentReference w:id="27"/>
+      </w:r>
+      <w:r>
+        <w:t xml:space="preserve"> results suggest that the daily decisions of breeding common ravens within Yellowstone National Park are influenced by the presence of daily resources.</w:t>
+      </w:r>
+      <w:r>
+        <w:t xml:space="preserve"> However, </w:t>
+      </w:r>
+      <w:r>
+        <w:t>ravens</w:t>
+      </w:r>
+      <w:r>
+        <w:t xml:space="preserve"> tend to search for resources outside of their territories, even when foraging opportunities are present locally. </w:t>
+      </w:r>
+    </w:p>
+    <w:p>
+      <w:pPr>
+        <w:spacing w:line="480" w:lineRule="auto"/>
+        <w:ind w:firstLine="720"/>
+      </w:pPr>
+      <w:commentRangeStart w:id="28"/>
+      <w:r>
+        <w:t>Our</w:t>
+      </w:r>
+      <w:commentRangeEnd w:id="28"/>
+      <w:r>
+        <w:rPr>
+          <w:rStyle w:val="CommentReference"/>
+          <w:sz w:val="24"/>
+          <w:szCs w:val="24"/>
+        </w:rPr>
+        <w:commentReference w:id="28"/>
+      </w:r>
+      <w:r>
+        <w:t xml:space="preserve"> results suggest that the daily decisions of breeding common ravens within Yellowstone National Park are influenced by the presence of daily resources.</w:t>
+      </w:r>
+      <w:r>
+        <w:t xml:space="preserve"> </w:t>
+      </w:r>
+      <w:r>
+        <w:t xml:space="preserve">More immediately available resources are prioritized while recreational hunting is supplementary on days when they do not encounter any naturally occurring carrion. As a foraging generalist, their ability to forage efficiently based on daily changes in food availability allows them to be successful. Since movement decisions are not influenced by the amount of biomass made available by hunters, it is unlikely that efforts to reduce its availability would be effective at preventing the exploitation of the resource. Other studies have shown moderate success in using supplemental feeding within protected areas to reduce movements outside the protected area for large avian scavengers </w:t>
+      </w:r>
+      <w:r>
+        <w:fldChar w:fldCharType="begin"/>
+      </w:r>
+      <w:r>
+        <w:instrText xml:space="preserve"> ADDIN ZOTERO_ITEM CSL_CITATION {"citationID":"HZyvfh1L","properties":{"formattedCitation":"(L\\uc0\\u243{}pez-Peinado et al. 2023)","plainCitation":"(López-Peinado et al. 2023)","noteIndex":0},"citationItems":[{"id":883,"uris":["http://zotero.org/users/9968163/items/XBURZLPT"],"itemData":{"id":883,"type":"article-journal","abstract":"The conservation and management of mobile species, populations and dynamic habitats, presents significant challenges since such species face diverse threats during various stages of their life cycle. Protected areas (PAs) are essential tools in conservation efforts, aiming to preserve native species and their habitats. However, larger mobile animals, such as the Bonelli's eagle (Aquila fasciata), may require much larger areas outside PAs for essential life moments, including foraging, resting, and wintering. As a result, the efficacy of PAs in conserving such species may be questionable. We designed an experiment in an eastern Spain PA that is home to nesting Bonelli's eagles to determine if increasing food availability through experimental feeding within the PA could result in an effective reduction of space use outside the protected area by the eagles and lead to reduce death risk. Over the period of 2016 to 2021, we tracked 10 Bonelli's eagles from six different territories using GPS-GSM transmitters. We evaluated their space use before, during, and after the feeding experiment. Our results indicate that the availability of food within PAs restricted the eagles' movement, resulting in a higher concentration of locations inside the PAs. The eagles spent less time outside the PAs when they were fed and less time in highly human-dominated habitats. Consequently, this reduced mortality risks that were higher outside the PAs. Our findings suggest that management decisions aimed at increasing food availability within PAs, could be critical in conserving endangered species populations such as the Bonelli's eagle in Mediterranean landscapes.","container-title":"Biological Conservation","DOI":"10.1016/j.biocon.2023.110259","ISSN":"0006-3207","journalAbbreviation":"Biological Conservation","page":"110259","source":"ScienceDirect","title":"Experimental food subsidies keep eagles inside protected areas: implications for conservation and resource management","title-short":"Experimental food subsidies keep eagles inside protected areas","volume":"286","author":[{"family":"López-Peinado","given":"Andrés"},{"family":"Singh","given":"Navinder J."},{"family":"Urios","given":"Vicente"},{"family":"López-López","given":"Pascual"}],"issued":{"date-parts":[["2023",10,1]]}}}],"schema":"https://github.com/citation-style-language/schema/raw/master/csl-citation.json"} </w:instrText>
+      </w:r>
+      <w:r>
+        <w:fldChar w:fldCharType="separate"/>
+      </w:r>
+      <w:r>
+        <w:rPr>
+          <w:rFonts w:cs="Times New Roman"/>
+          <w:kern w:val="0"/>
+        </w:rPr>
+        <w:t>(López-Peinado et al. 2023)</w:t>
+      </w:r>
+      <w:r>
+        <w:fldChar w:fldCharType="end"/>
+      </w:r>
+      <w:r>
+        <w:t xml:space="preserve">. At small scales, the removal of a landfill site can eliminate the presence of ravens </w:t>
+      </w:r>
+      <w:r>
+        <w:fldChar w:fldCharType="begin"/>
+      </w:r>
+      <w:r>
+        <w:instrText xml:space="preserve"> ADDIN ZOTERO_ITEM CSL_CITATION {"citationID":"qkzjuj5P","properties":{"formattedCitation":"(Marzluff et al. 2021)","plainCitation":"(Marzluff et al. 2021)","noteIndex":0},"citationItems":[{"id":972,"uris":["http://zotero.org/users/9968163/items/W246K25Z"],"itemData":{"id":972,"type":"article-journal","abstract":"Common ravens (Corvus corax; ravens) are generalist predators that pose a threat to several rare wildlife species in the western United States. Recent increases in raven populations, which are fueled by increased human subsidies—notably food, water, and nest sites—are concerning to those seeking to conserve rare species. Due to the challenges and inefficiencies of reducing or eliminating subsidies, managers increasingly rely on lethal removal of ravens. Over 125,000 ravens were killed by the U.S. Government from 1996 to 2019, and annual removals have increased 4-fold from the 1990s to mid-2010s. We contend that lethal removal of ravens, while capable of improving the reproduction of rare species, is at best a short-term and ethically untenable solution to a problem that will continue to grow until subsidies are meaningfully reduced or made inaccessible to ravens. In part because of ravens’ abilities to track natural and anthropogenic resources across unfamiliar and expansive areas, the removal of subsidies can lead to sustained shifts in raven abundance, which can have longlasting benefits for sensitive species. In the Greater Yellowstone Ecosystem, USA, for example, we documented extensive use of human subsidies during fall/winter, daily 1-way commutes regularly in excess of 50 km by territorial birds to such subsidies, and dispersals of &gt;700 km by nonbreeders that exploited food and roost subsidies. We call for managers to embrace new approaches to subsidy reduction including: increased involvement of conservation social scientists; increased enforcement of local, state, and federal laws; and increased deployment of a diversity of new technologies to haze and aversively condition ravens. Tackling the hard job of reducing subsidies over the expansive area exploited by ravens is right because it will increase the integrity, stability, and beauty of western ecosystems.","container-title":"Human-Wildlife Interaction","issue":"3","language":"en","page":"516-533","source":"Zotero","title":"Thinking Like a Raven: Restoring Integrity, Stability, and Beauty to Western Ecosystems","volume":"15","author":[{"family":"Marzluff","given":"John M"},{"family":"Loretto","given":"Matthias-Claudio"},{"family":"Ho","given":"Cameron K."},{"family":"Coleman","given":"Georgia W."},{"family":"Restani","given":"Marco"}],"issued":{"date-parts":[["2021"]]}}}],"schema":"https://github.com/citation-style-language/schema/raw/master/csl-citation.json"} </w:instrText>
+      </w:r>
+      <w:r>
+        <w:fldChar w:fldCharType="separate"/>
+      </w:r>
+      <w:r>
+        <w:t>(Marzluff et al. 2021)</w:t>
+      </w:r>
+      <w:r>
+        <w:fldChar w:fldCharType="end"/>
+      </w:r>
+      <w:r>
+        <w:t xml:space="preserve">. However, until the resource is either eliminated or an alternative resource is available on a daily scale, ravens will likely continue to return to recreational hunting areas on days when no other foraging opportunity is available. This continued usage of anthropogenic resources buffers raven populations against any decreases in natural carrion availability. Increasing the availability of natural carrion through the recovery of carnivore populations will </w:t>
+      </w:r>
+      <w:r>
+        <w:t xml:space="preserve">likely </w:t>
+      </w:r>
+      <w:r>
+        <w:t xml:space="preserve">reduce the time spent </w:t>
+      </w:r>
+      <w:r>
+        <w:t xml:space="preserve">foraging for anthropogenic subsidies. </w:t>
+      </w:r>
+    </w:p>
+    <w:p>
+      <w:pPr>
+        <w:spacing w:line="480" w:lineRule="auto"/>
+      </w:pPr>
+      <w:r>
+        <w:lastRenderedPageBreak/>
+        <w:br w:type="page"/>
+      </w:r>
     </w:p>
     <w:p>
       <w:pPr>
@@ -4466,7 +5125,7 @@
                     </pic:cNvPicPr>
                   </pic:nvPicPr>
                   <pic:blipFill>
-                    <a:blip r:embed="rId17" cstate="print">
+                    <a:blip r:embed="rId30" cstate="print">
                       <a:extLst>
                         <a:ext uri="{28A0092B-C50C-407E-A947-70E740481C1C}">
                           <a14:useLocalDpi xmlns:a14="http://schemas.microsoft.com/office/drawing/2010/main" val="0"/>
@@ -4506,476 +5165,6 @@
         <w:lastRenderedPageBreak/>
         <w:t xml:space="preserve">Figure 3. Map A shows the GPS movements of 3 common ravens at varying distances from the hunting regions. Map B shows the GPS movements of these 3 ravens when they decide to leave their territory, but do not end up visiting the hunting regions. Each raven’s territory is shown as a polygon with a red border in their color. </w:t>
       </w:r>
-    </w:p>
-    <w:p>
-      <w:pPr>
-        <w:spacing w:line="480" w:lineRule="auto"/>
-      </w:pPr>
-      <w:r>
-        <w:br w:type="page"/>
-      </w:r>
-    </w:p>
-    <w:p>
-      <w:pPr>
-        <w:spacing w:line="480" w:lineRule="auto"/>
-      </w:pPr>
-    </w:p>
-    <w:p>
-      <w:pPr>
-        <w:spacing w:line="480" w:lineRule="auto"/>
-      </w:pPr>
-      <w:r>
-        <w:rPr>
-          <w:noProof/>
-        </w:rPr>
-        <w:drawing>
-          <wp:inline distT="0" distB="0" distL="0" distR="0" wp14:anchorId="26E16335" wp14:editId="6766C849">
-            <wp:extent cx="5943600" cy="4292600"/>
-            <wp:effectExtent l="0" t="0" r="0" b="0"/>
-            <wp:docPr id="1987983699" name="Graphic 1"/>
-            <wp:cNvGraphicFramePr>
-              <a:graphicFrameLocks xmlns:a="http://schemas.openxmlformats.org/drawingml/2006/main" noChangeAspect="1"/>
-            </wp:cNvGraphicFramePr>
-            <a:graphic xmlns:a="http://schemas.openxmlformats.org/drawingml/2006/main">
-              <a:graphicData uri="http://schemas.openxmlformats.org/drawingml/2006/picture">
-                <pic:pic xmlns:pic="http://schemas.openxmlformats.org/drawingml/2006/picture">
-                  <pic:nvPicPr>
-                    <pic:cNvPr id="1987983699" name=""/>
-                    <pic:cNvPicPr/>
-                  </pic:nvPicPr>
-                  <pic:blipFill>
-                    <a:blip r:embed="rId18">
-                      <a:extLst>
-                        <a:ext uri="{96DAC541-7B7A-43D3-8B79-37D633B846F1}">
-                          <asvg:svgBlip xmlns:asvg="http://schemas.microsoft.com/office/drawing/2016/SVG/main" r:embed="rId19"/>
-                        </a:ext>
-                      </a:extLst>
-                    </a:blip>
-                    <a:stretch>
-                      <a:fillRect/>
-                    </a:stretch>
-                  </pic:blipFill>
-                  <pic:spPr>
-                    <a:xfrm>
-                      <a:off x="0" y="0"/>
-                      <a:ext cx="5943600" cy="4292600"/>
-                    </a:xfrm>
-                    <a:prstGeom prst="rect">
-                      <a:avLst/>
-                    </a:prstGeom>
-                  </pic:spPr>
-                </pic:pic>
-              </a:graphicData>
-            </a:graphic>
-          </wp:inline>
-        </w:drawing>
-      </w:r>
-    </w:p>
-    <w:p>
-      <w:pPr>
-        <w:spacing w:line="480" w:lineRule="auto"/>
-      </w:pPr>
-      <w:r>
-        <w:t xml:space="preserve">Figure 4. 95% confidence intervals for model parameters from the territory generalized linear mixed model </w:t>
-      </w:r>
-      <w:r>
-        <w:t>investigating the</w:t>
-      </w:r>
-      <w:r>
-        <w:t xml:space="preserve"> probability of a raven leaving its territory each day</w:t>
-      </w:r>
-      <w:r>
-        <w:t xml:space="preserve"> (n = 2095)</w:t>
-      </w:r>
-      <w:r>
-        <w:t xml:space="preserve">. </w:t>
-      </w:r>
-    </w:p>
-    <w:p>
-      <w:pPr>
-        <w:spacing w:line="480" w:lineRule="auto"/>
-      </w:pPr>
-      <w:r>
-        <w:rPr>
-          <w:noProof/>
-        </w:rPr>
-        <w:lastRenderedPageBreak/>
-        <w:drawing>
-          <wp:inline distT="0" distB="0" distL="0" distR="0" wp14:anchorId="66685406" wp14:editId="6D307DEF">
-            <wp:extent cx="5943600" cy="4292600"/>
-            <wp:effectExtent l="0" t="0" r="0" b="0"/>
-            <wp:docPr id="1410372094" name="Graphic 1"/>
-            <wp:cNvGraphicFramePr>
-              <a:graphicFrameLocks xmlns:a="http://schemas.openxmlformats.org/drawingml/2006/main" noChangeAspect="1"/>
-            </wp:cNvGraphicFramePr>
-            <a:graphic xmlns:a="http://schemas.openxmlformats.org/drawingml/2006/main">
-              <a:graphicData uri="http://schemas.openxmlformats.org/drawingml/2006/picture">
-                <pic:pic xmlns:pic="http://schemas.openxmlformats.org/drawingml/2006/picture">
-                  <pic:nvPicPr>
-                    <pic:cNvPr id="1410372094" name=""/>
-                    <pic:cNvPicPr/>
-                  </pic:nvPicPr>
-                  <pic:blipFill>
-                    <a:blip r:embed="rId20">
-                      <a:extLst>
-                        <a:ext uri="{96DAC541-7B7A-43D3-8B79-37D633B846F1}">
-                          <asvg:svgBlip xmlns:asvg="http://schemas.microsoft.com/office/drawing/2016/SVG/main" r:embed="rId21"/>
-                        </a:ext>
-                      </a:extLst>
-                    </a:blip>
-                    <a:stretch>
-                      <a:fillRect/>
-                    </a:stretch>
-                  </pic:blipFill>
-                  <pic:spPr>
-                    <a:xfrm>
-                      <a:off x="0" y="0"/>
-                      <a:ext cx="5943600" cy="4292600"/>
-                    </a:xfrm>
-                    <a:prstGeom prst="rect">
-                      <a:avLst/>
-                    </a:prstGeom>
-                  </pic:spPr>
-                </pic:pic>
-              </a:graphicData>
-            </a:graphic>
-          </wp:inline>
-        </w:drawing>
-      </w:r>
-    </w:p>
-    <w:p>
-      <w:pPr>
-        <w:spacing w:line="480" w:lineRule="auto"/>
-      </w:pPr>
-      <w:r>
-        <w:t xml:space="preserve">Figure 5. Predicted probability and bootstrapped 95% confidence intervals (n = </w:t>
-      </w:r>
-      <w:r>
-        <w:t>5</w:t>
-      </w:r>
-      <w:r>
-        <w:t xml:space="preserve">000) of ravens leaving their territory based on active wolf kills within their territories (p &lt; 0.05) and the </w:t>
-      </w:r>
-      <w:r>
-        <w:t>status</w:t>
-      </w:r>
-      <w:r>
-        <w:t xml:space="preserve"> of the hunting season (p = 0.31). All other continuous scaled covariates are held at 0 and study period was set to </w:t>
-      </w:r>
-      <w:r>
-        <w:rPr>
-          <w:i/>
-          <w:iCs/>
-        </w:rPr>
-        <w:t>early</w:t>
-      </w:r>
-      <w:r>
-        <w:t>.</w:t>
-      </w:r>
-    </w:p>
-    <w:p>
-      <w:pPr>
-        <w:spacing w:line="480" w:lineRule="auto"/>
-      </w:pPr>
-      <w:r>
-        <w:rPr>
-          <w:noProof/>
-        </w:rPr>
-        <w:lastRenderedPageBreak/>
-        <w:drawing>
-          <wp:inline distT="0" distB="0" distL="0" distR="0" wp14:anchorId="32B03BD8" wp14:editId="6426D874">
-            <wp:extent cx="5943600" cy="4292600"/>
-            <wp:effectExtent l="0" t="0" r="0" b="0"/>
-            <wp:docPr id="1337926633" name="Graphic 1"/>
-            <wp:cNvGraphicFramePr>
-              <a:graphicFrameLocks xmlns:a="http://schemas.openxmlformats.org/drawingml/2006/main" noChangeAspect="1"/>
-            </wp:cNvGraphicFramePr>
-            <a:graphic xmlns:a="http://schemas.openxmlformats.org/drawingml/2006/main">
-              <a:graphicData uri="http://schemas.openxmlformats.org/drawingml/2006/picture">
-                <pic:pic xmlns:pic="http://schemas.openxmlformats.org/drawingml/2006/picture">
-                  <pic:nvPicPr>
-                    <pic:cNvPr id="1337926633" name=""/>
-                    <pic:cNvPicPr/>
-                  </pic:nvPicPr>
-                  <pic:blipFill>
-                    <a:blip r:embed="rId22">
-                      <a:extLst>
-                        <a:ext uri="{96DAC541-7B7A-43D3-8B79-37D633B846F1}">
-                          <asvg:svgBlip xmlns:asvg="http://schemas.microsoft.com/office/drawing/2016/SVG/main" r:embed="rId23"/>
-                        </a:ext>
-                      </a:extLst>
-                    </a:blip>
-                    <a:stretch>
-                      <a:fillRect/>
-                    </a:stretch>
-                  </pic:blipFill>
-                  <pic:spPr>
-                    <a:xfrm>
-                      <a:off x="0" y="0"/>
-                      <a:ext cx="5943600" cy="4292600"/>
-                    </a:xfrm>
-                    <a:prstGeom prst="rect">
-                      <a:avLst/>
-                    </a:prstGeom>
-                  </pic:spPr>
-                </pic:pic>
-              </a:graphicData>
-            </a:graphic>
-          </wp:inline>
-        </w:drawing>
-      </w:r>
-    </w:p>
-    <w:p>
-      <w:pPr>
-        <w:spacing w:line="480" w:lineRule="auto"/>
-      </w:pPr>
-      <w:r>
-        <w:t xml:space="preserve">Figure 6. 95% confidence intervals for model parameters from the hunting generalized linear mixed model </w:t>
-      </w:r>
-      <w:r>
-        <w:t xml:space="preserve">investigating the probability </w:t>
-      </w:r>
-      <w:r>
-        <w:t>of ravens visiting the hunting regions on days it has left its territory</w:t>
-      </w:r>
-      <w:r>
-        <w:t xml:space="preserve"> (n = 1633)</w:t>
-      </w:r>
-      <w:r>
-        <w:t>.</w:t>
-      </w:r>
-    </w:p>
-    <w:p>
-      <w:pPr>
-        <w:spacing w:line="480" w:lineRule="auto"/>
-      </w:pPr>
-      <w:r>
-        <w:rPr>
-          <w:noProof/>
-        </w:rPr>
-        <w:lastRenderedPageBreak/>
-        <w:drawing>
-          <wp:inline distT="0" distB="0" distL="0" distR="0" wp14:anchorId="51745A4A" wp14:editId="5F408E68">
-            <wp:extent cx="5943600" cy="4292600"/>
-            <wp:effectExtent l="0" t="0" r="0" b="0"/>
-            <wp:docPr id="1121354195" name="Graphic 1"/>
-            <wp:cNvGraphicFramePr>
-              <a:graphicFrameLocks xmlns:a="http://schemas.openxmlformats.org/drawingml/2006/main" noChangeAspect="1"/>
-            </wp:cNvGraphicFramePr>
-            <a:graphic xmlns:a="http://schemas.openxmlformats.org/drawingml/2006/main">
-              <a:graphicData uri="http://schemas.openxmlformats.org/drawingml/2006/picture">
-                <pic:pic xmlns:pic="http://schemas.openxmlformats.org/drawingml/2006/picture">
-                  <pic:nvPicPr>
-                    <pic:cNvPr id="1121354195" name=""/>
-                    <pic:cNvPicPr/>
-                  </pic:nvPicPr>
-                  <pic:blipFill>
-                    <a:blip r:embed="rId24">
-                      <a:extLst>
-                        <a:ext uri="{96DAC541-7B7A-43D3-8B79-37D633B846F1}">
-                          <asvg:svgBlip xmlns:asvg="http://schemas.microsoft.com/office/drawing/2016/SVG/main" r:embed="rId25"/>
-                        </a:ext>
-                      </a:extLst>
-                    </a:blip>
-                    <a:stretch>
-                      <a:fillRect/>
-                    </a:stretch>
-                  </pic:blipFill>
-                  <pic:spPr>
-                    <a:xfrm>
-                      <a:off x="0" y="0"/>
-                      <a:ext cx="5943600" cy="4292600"/>
-                    </a:xfrm>
-                    <a:prstGeom prst="rect">
-                      <a:avLst/>
-                    </a:prstGeom>
-                  </pic:spPr>
-                </pic:pic>
-              </a:graphicData>
-            </a:graphic>
-          </wp:inline>
-        </w:drawing>
-      </w:r>
-    </w:p>
-    <w:p>
-      <w:pPr>
-        <w:spacing w:line="480" w:lineRule="auto"/>
-      </w:pPr>
-      <w:r>
-        <w:t xml:space="preserve">Figure 7. Predicted probability and bootstrapped 95% confidence intervals (n = </w:t>
-      </w:r>
-      <w:r>
-        <w:t>5</w:t>
-      </w:r>
-      <w:r>
-        <w:t>000) of ravens visiting the hunting regions based on the timing of the hunting season (p &lt; 0.01) and whether they located a wolf kill after leaving their territory (p &lt; 0.001). All other continuous scaled covariates are held at 0.</w:t>
-      </w:r>
-    </w:p>
-    <w:p>
-      <w:pPr>
-        <w:spacing w:line="480" w:lineRule="auto"/>
-      </w:pPr>
-      <w:r>
-        <w:br w:type="page"/>
-      </w:r>
-    </w:p>
-    <w:p>
-      <w:pPr>
-        <w:spacing w:line="480" w:lineRule="auto"/>
-      </w:pPr>
-      <w:r>
-        <w:rPr>
-          <w:noProof/>
-        </w:rPr>
-        <w:lastRenderedPageBreak/>
-        <w:drawing>
-          <wp:inline distT="0" distB="0" distL="0" distR="0" wp14:anchorId="52325477" wp14:editId="4C86BC6D">
-            <wp:extent cx="5943600" cy="3962400"/>
-            <wp:effectExtent l="0" t="0" r="0" b="0"/>
-            <wp:docPr id="1842180356" name="Graphic 1"/>
-            <wp:cNvGraphicFramePr>
-              <a:graphicFrameLocks xmlns:a="http://schemas.openxmlformats.org/drawingml/2006/main" noChangeAspect="1"/>
-            </wp:cNvGraphicFramePr>
-            <a:graphic xmlns:a="http://schemas.openxmlformats.org/drawingml/2006/main">
-              <a:graphicData uri="http://schemas.openxmlformats.org/drawingml/2006/picture">
-                <pic:pic xmlns:pic="http://schemas.openxmlformats.org/drawingml/2006/picture">
-                  <pic:nvPicPr>
-                    <pic:cNvPr id="1842180356" name=""/>
-                    <pic:cNvPicPr/>
-                  </pic:nvPicPr>
-                  <pic:blipFill>
-                    <a:blip r:embed="rId26">
-                      <a:extLst>
-                        <a:ext uri="{96DAC541-7B7A-43D3-8B79-37D633B846F1}">
-                          <asvg:svgBlip xmlns:asvg="http://schemas.microsoft.com/office/drawing/2016/SVG/main" r:embed="rId27"/>
-                        </a:ext>
-                      </a:extLst>
-                    </a:blip>
-                    <a:stretch>
-                      <a:fillRect/>
-                    </a:stretch>
-                  </pic:blipFill>
-                  <pic:spPr>
-                    <a:xfrm>
-                      <a:off x="0" y="0"/>
-                      <a:ext cx="5943600" cy="3962400"/>
-                    </a:xfrm>
-                    <a:prstGeom prst="rect">
-                      <a:avLst/>
-                    </a:prstGeom>
-                  </pic:spPr>
-                </pic:pic>
-              </a:graphicData>
-            </a:graphic>
-          </wp:inline>
-        </w:drawing>
-      </w:r>
-    </w:p>
-    <w:p>
-      <w:pPr>
-        <w:spacing w:line="480" w:lineRule="auto"/>
-      </w:pPr>
-      <w:r>
-        <w:t xml:space="preserve">Figure 8. Plot shows </w:t>
-      </w:r>
-      <w:r>
-        <w:t>the average proportion of</w:t>
-      </w:r>
-      <w:r>
-        <w:t xml:space="preserve"> days </w:t>
-      </w:r>
-      <w:r>
-        <w:t>individual ravens</w:t>
-      </w:r>
-      <w:r>
-        <w:t xml:space="preserve"> made each movement decision</w:t>
-      </w:r>
-      <w:r>
-        <w:t>.</w:t>
-      </w:r>
-    </w:p>
-    <w:p>
-      <w:pPr>
-        <w:spacing w:line="480" w:lineRule="auto"/>
-      </w:pPr>
-      <w:r>
-        <w:br w:type="page"/>
-      </w:r>
-    </w:p>
-    <w:p>
-      <w:pPr>
-        <w:spacing w:line="480" w:lineRule="auto"/>
-      </w:pPr>
-      <w:commentRangeStart w:id="26"/>
-      <w:r>
-        <w:rPr>
-          <w:noProof/>
-        </w:rPr>
-        <w:lastRenderedPageBreak/>
-        <w:drawing>
-          <wp:inline distT="0" distB="0" distL="0" distR="0" wp14:anchorId="3CE7410F" wp14:editId="1FBAA935">
-            <wp:extent cx="5943600" cy="4457700"/>
-            <wp:effectExtent l="0" t="0" r="0" b="0"/>
-            <wp:docPr id="35385176" name="Graphic 1"/>
-            <wp:cNvGraphicFramePr>
-              <a:graphicFrameLocks xmlns:a="http://schemas.openxmlformats.org/drawingml/2006/main" noChangeAspect="1"/>
-            </wp:cNvGraphicFramePr>
-            <a:graphic xmlns:a="http://schemas.openxmlformats.org/drawingml/2006/main">
-              <a:graphicData uri="http://schemas.openxmlformats.org/drawingml/2006/picture">
-                <pic:pic xmlns:pic="http://schemas.openxmlformats.org/drawingml/2006/picture">
-                  <pic:nvPicPr>
-                    <pic:cNvPr id="35385176" name=""/>
-                    <pic:cNvPicPr/>
-                  </pic:nvPicPr>
-                  <pic:blipFill>
-                    <a:blip r:embed="rId28">
-                      <a:extLst>
-                        <a:ext uri="{96DAC541-7B7A-43D3-8B79-37D633B846F1}">
-                          <asvg:svgBlip xmlns:asvg="http://schemas.microsoft.com/office/drawing/2016/SVG/main" r:embed="rId29"/>
-                        </a:ext>
-                      </a:extLst>
-                    </a:blip>
-                    <a:stretch>
-                      <a:fillRect/>
-                    </a:stretch>
-                  </pic:blipFill>
-                  <pic:spPr>
-                    <a:xfrm>
-                      <a:off x="0" y="0"/>
-                      <a:ext cx="5943600" cy="4457700"/>
-                    </a:xfrm>
-                    <a:prstGeom prst="rect">
-                      <a:avLst/>
-                    </a:prstGeom>
-                  </pic:spPr>
-                </pic:pic>
-              </a:graphicData>
-            </a:graphic>
-          </wp:inline>
-        </w:drawing>
-      </w:r>
-      <w:commentRangeEnd w:id="26"/>
-      <w:r>
-        <w:rPr>
-          <w:rStyle w:val="CommentReference"/>
-          <w:sz w:val="24"/>
-          <w:szCs w:val="24"/>
-        </w:rPr>
-        <w:commentReference w:id="26"/>
-      </w:r>
-    </w:p>
-    <w:p>
-      <w:pPr>
-        <w:spacing w:line="480" w:lineRule="auto"/>
-      </w:pPr>
-      <w:r>
-        <w:t xml:space="preserve">Figure 9. Plot shows the average (between years) proportion of ravens that made a movement decision on each day during the early winter months. In the months prior to the hunting season, trips to the hunting regions were farther apart. However, in the week preceding the MTFWP rifle hunting season (~ Oct 23), we see more consistent visits to the hunting regions. </w:t>
-      </w:r>
-    </w:p>
-    <w:p>
-      <w:pPr>
-        <w:spacing w:line="480" w:lineRule="auto"/>
-      </w:pPr>
       <w:r>
         <w:br w:type="page"/>
       </w:r>
@@ -5005,10 +5194,10 @@
                     <pic:cNvPicPr/>
                   </pic:nvPicPr>
                   <pic:blipFill>
-                    <a:blip r:embed="rId30">
+                    <a:blip r:embed="rId31">
                       <a:extLst>
                         <a:ext uri="{96DAC541-7B7A-43D3-8B79-37D633B846F1}">
-                          <asvg:svgBlip xmlns:asvg="http://schemas.microsoft.com/office/drawing/2016/SVG/main" r:embed="rId31"/>
+                          <asvg:svgBlip xmlns:asvg="http://schemas.microsoft.com/office/drawing/2016/SVG/main" r:embed="rId32"/>
                         </a:ext>
                       </a:extLst>
                     </a:blip>
@@ -5371,7 +5560,7 @@
       </w:r>
     </w:p>
   </w:comment>
-  <w:comment w:id="11" w:author="Cameron Ho" w:date="2026-04-02T09:17:00Z" w:initials="CH">
+  <w:comment w:id="11" w:author="Cameron Ho" w:date="2026-04-06T17:42:00Z" w:initials="CH">
     <w:p>
       <w:pPr>
         <w:pStyle w:val="CommentText"/>
@@ -5383,11 +5572,11 @@
         <w:annotationRef/>
       </w:r>
       <w:r>
-        <w:t>By day raven decisions</w:t>
+        <w:t>I don’t think I need this one, but it represents the entire winter. Goes with the first paragraph in results. There is better information coming from the line plots showing averages because what I have focusing on isn’t individual variation (I can get at that with the model restricted version of this). It is more important to see the average decisions over time</w:t>
       </w:r>
     </w:p>
   </w:comment>
-  <w:comment w:id="12" w:author="Cameron Ho" w:date="2026-04-02T09:17:00Z" w:initials="CH">
+  <w:comment w:id="12" w:author="Cameron Ho" w:date="2026-04-02T14:21:00Z" w:initials="CH">
     <w:p>
       <w:pPr>
         <w:pStyle w:val="CommentText"/>
@@ -5399,11 +5588,11 @@
         <w:annotationRef/>
       </w:r>
       <w:r>
-        <w:t>Monthly raven decisions</w:t>
+        <w:t>At this point I am moving to only the winter study data that is used in the models. I am not going to repeat the about information for the more limited data, although the results are different. The models get at those points</w:t>
       </w:r>
     </w:p>
   </w:comment>
-  <w:comment w:id="13" w:author="Cameron Ho" w:date="2026-04-02T14:21:00Z" w:initials="CH">
+  <w:comment w:id="13" w:author="Cameron Ho" w:date="2026-02-10T18:08:00Z" w:initials="CH">
     <w:p>
       <w:pPr>
         <w:pStyle w:val="CommentText"/>
@@ -5415,11 +5604,11 @@
         <w:annotationRef/>
       </w:r>
       <w:r>
-        <w:t>At this point I am moving to only the winter study data that is used in the models. I am not going to repeat the about information for the more limited data, although the results are different. The models get at those points</w:t>
+        <w:t>although there are days not calculated into this stat that were removed for too few GPS points or just didn’t have any GPS points.</w:t>
       </w:r>
     </w:p>
   </w:comment>
-  <w:comment w:id="14" w:author="Cameron Ho" w:date="2026-02-10T18:08:00Z" w:initials="CH">
+  <w:comment w:id="14" w:author="Cameron Ho" w:date="2026-02-18T12:31:00Z" w:initials="CH">
     <w:p>
       <w:pPr>
         <w:pStyle w:val="CommentText"/>
@@ -5431,11 +5620,37 @@
         <w:annotationRef/>
       </w:r>
       <w:r>
-        <w:t>although there are days not calculated into this stat that were removed for too few GPS points or just didn’t have any GPS points.</w:t>
+        <w:t>Moved from discussion, used to help explain the small effect size of kills on territory.</w:t>
+      </w:r>
+    </w:p>
+    <w:p>
+      <w:pPr>
+        <w:pStyle w:val="CommentText"/>
+      </w:pPr>
+    </w:p>
+    <w:p>
+      <w:pPr>
+        <w:pStyle w:val="CommentText"/>
+      </w:pPr>
+      <w:r>
+        <w:t>Visit kill in territory ~ territory size. Also significant at the 1000 m mark.</w:t>
+      </w:r>
+    </w:p>
+    <w:p>
+      <w:pPr>
+        <w:pStyle w:val="CommentText"/>
+      </w:pPr>
+    </w:p>
+    <w:p>
+      <w:pPr>
+        <w:pStyle w:val="CommentText"/>
+      </w:pPr>
+      <w:r>
+        <w:t>I also did a version looking the days since the kill and there was no imapct</w:t>
       </w:r>
     </w:p>
   </w:comment>
-  <w:comment w:id="15" w:author="Cameron Ho" w:date="2026-02-18T12:31:00Z" w:initials="CH">
+  <w:comment w:id="15" w:author="Cameron Ho" w:date="2026-04-06T17:43:00Z" w:initials="CH">
     <w:p>
       <w:pPr>
         <w:pStyle w:val="CommentText"/>
@@ -5447,33 +5662,7 @@
         <w:annotationRef/>
       </w:r>
       <w:r>
-        <w:t>Moved from discussion, used to help explain the small effect size of kills on territory.</w:t>
-      </w:r>
-    </w:p>
-    <w:p>
-      <w:pPr>
-        <w:pStyle w:val="CommentText"/>
-      </w:pPr>
-    </w:p>
-    <w:p>
-      <w:pPr>
-        <w:pStyle w:val="CommentText"/>
-      </w:pPr>
-      <w:r>
-        <w:t>Visit kill in territory ~ territory size. Also significant at the 1000 m mark.</w:t>
-      </w:r>
-    </w:p>
-    <w:p>
-      <w:pPr>
-        <w:pStyle w:val="CommentText"/>
-      </w:pPr>
-    </w:p>
-    <w:p>
-      <w:pPr>
-        <w:pStyle w:val="CommentText"/>
-      </w:pPr>
-      <w:r>
-        <w:t>I also did a version looking the days since the kill and there was no imapct</w:t>
+        <w:t>Goes with the third paragraph in result looking at just winter study periods</w:t>
       </w:r>
     </w:p>
   </w:comment>
@@ -5493,7 +5682,7 @@
       </w:r>
     </w:p>
   </w:comment>
-  <w:comment w:id="17" w:author="Cameron Ho" w:date="2026-04-02T16:49:00Z" w:initials="CH">
+  <w:comment w:id="17" w:author="Cameron Ho" w:date="2026-04-09T17:05:00Z" w:initials="CH">
     <w:p>
       <w:pPr>
         <w:pStyle w:val="CommentText"/>
@@ -5505,11 +5694,156 @@
         <w:annotationRef/>
       </w:r>
       <w:r>
+        <w:t>Is there a better way to reference stopping Gardiner late hunt. That is what wilmers stuff is from</w:t>
+      </w:r>
+    </w:p>
+  </w:comment>
+  <w:comment w:id="18" w:author="Cameron Ho" w:date="2026-04-07T12:52:00Z" w:initials="CH">
+    <w:p>
+      <w:pPr>
+        <w:pStyle w:val="CommentText"/>
+      </w:pPr>
+      <w:r>
+        <w:rPr>
+          <w:rStyle w:val="CommentReference"/>
+        </w:rPr>
+        <w:annotationRef/>
+      </w:r>
+      <w:r>
+        <w:t>I need to find a way to only have 1 figure representing both this and the monthly one above.</w:t>
+      </w:r>
+    </w:p>
+    <w:p>
+      <w:pPr>
+        <w:pStyle w:val="CommentText"/>
+      </w:pPr>
+    </w:p>
+    <w:p>
+      <w:pPr>
+        <w:pStyle w:val="CommentText"/>
+      </w:pPr>
+      <w:r>
+        <w:t xml:space="preserve">I can make this one longer to show the other winter months, but then plots get small. </w:t>
+      </w:r>
+    </w:p>
+    <w:p>
+      <w:pPr>
+        <w:pStyle w:val="CommentText"/>
+      </w:pPr>
+    </w:p>
+    <w:p>
+      <w:pPr>
+        <w:pStyle w:val="CommentText"/>
+      </w:pPr>
+      <w:r>
+        <w:t>I can just combine both into a single figure doing a side by side.</w:t>
+      </w:r>
+    </w:p>
+  </w:comment>
+  <w:comment w:id="19" w:author="Cameron Ho" w:date="2026-04-02T09:17:00Z" w:initials="CH">
+    <w:p>
+      <w:pPr>
+        <w:pStyle w:val="CommentText"/>
+      </w:pPr>
+      <w:r>
+        <w:rPr>
+          <w:rStyle w:val="CommentReference"/>
+        </w:rPr>
+        <w:annotationRef/>
+      </w:r>
+      <w:r>
+        <w:t>By day raven decisions</w:t>
+      </w:r>
+    </w:p>
+  </w:comment>
+  <w:comment w:id="20" w:author="Cameron Ho" w:date="2026-04-09T16:37:00Z" w:initials="CH">
+    <w:p>
+      <w:pPr>
+        <w:pStyle w:val="CommentText"/>
+      </w:pPr>
+      <w:r>
+        <w:rPr>
+          <w:rStyle w:val="CommentReference"/>
+        </w:rPr>
+        <w:annotationRef/>
+      </w:r>
+      <w:r>
+        <w:t>Monthly raven dceision</w:t>
+      </w:r>
+    </w:p>
+  </w:comment>
+  <w:comment w:id="21" w:author="Cameron Ho" w:date="2026-04-09T16:35:00Z" w:initials="CH">
+    <w:p>
+      <w:pPr>
+        <w:pStyle w:val="CommentText"/>
+      </w:pPr>
+      <w:r>
+        <w:rPr>
+          <w:rStyle w:val="CommentReference"/>
+        </w:rPr>
+        <w:annotationRef/>
+      </w:r>
+      <w:r>
+        <w:t xml:space="preserve">Figure showing point density over hunting regions. </w:t>
+      </w:r>
+    </w:p>
+    <w:p>
+      <w:pPr>
+        <w:pStyle w:val="CommentText"/>
+      </w:pPr>
+    </w:p>
+    <w:p>
+      <w:pPr>
+        <w:pStyle w:val="CommentText"/>
+      </w:pPr>
+      <w:r>
+        <w:t>Maybe add a map to this showing the hotspot of raven GPS points before hunting season in october.</w:t>
+      </w:r>
+    </w:p>
+    <w:p>
+      <w:pPr>
+        <w:pStyle w:val="CommentText"/>
+      </w:pPr>
+    </w:p>
+    <w:p>
+      <w:pPr>
+        <w:pStyle w:val="CommentText"/>
+      </w:pPr>
+      <w:r>
+        <w:t xml:space="preserve">And add landfill location. </w:t>
+      </w:r>
+    </w:p>
+    <w:p>
+      <w:pPr>
+        <w:pStyle w:val="CommentText"/>
+      </w:pPr>
+    </w:p>
+    <w:p>
+      <w:pPr>
+        <w:pStyle w:val="CommentText"/>
+      </w:pPr>
+      <w:r>
+        <w:t>If doing this make this a primary figure. Probably combine it with the other two figures in this paragraph into one figure</w:t>
+      </w:r>
+    </w:p>
+  </w:comment>
+  <w:comment w:id="22" w:author="Cameron Ho" w:date="2026-04-02T16:49:00Z" w:initials="CH">
+    <w:p>
+      <w:pPr>
+        <w:pStyle w:val="CommentText"/>
+      </w:pPr>
+      <w:r>
+        <w:rPr>
+          <w:rStyle w:val="CommentReference"/>
+        </w:rPr>
+        <w:annotationRef/>
+      </w:r>
+      <w:r>
         <w:t xml:space="preserve">Random estimate based on exactly nothing. </w:t>
       </w:r>
     </w:p>
   </w:comment>
-  <w:comment w:id="18" w:author="Cameron Ho" w:date="2026-04-02T15:48:00Z" w:initials="CH">
+  <w:comment w:id="23" w:author="Cameron Ho" w:date="2026-04-02T15:48:00Z" w:initials="CH">
     <w:p>
       <w:pPr>
         <w:pStyle w:val="CommentText"/>
@@ -5525,7 +5859,7 @@
       </w:r>
     </w:p>
   </w:comment>
-  <w:comment w:id="19" w:author="Cameron Ho" w:date="2026-04-07T17:06:00Z" w:initials="CH">
+  <w:comment w:id="24" w:author="Cameron Ho" w:date="2026-04-07T17:06:00Z" w:initials="CH">
     <w:p>
       <w:pPr>
         <w:pStyle w:val="CommentText"/>
@@ -5570,7 +5904,7 @@
       </w:r>
     </w:p>
   </w:comment>
-  <w:comment w:id="20" w:author="Cameron Ho" w:date="2026-02-09T16:56:00Z" w:initials="CH">
+  <w:comment w:id="25" w:author="Cameron Ho" w:date="2026-02-09T16:56:00Z" w:initials="CH">
     <w:p>
       <w:pPr>
         <w:pStyle w:val="CommentText"/>
@@ -5643,7 +5977,7 @@
       </w:r>
     </w:p>
   </w:comment>
-  <w:comment w:id="21" w:author="Cameron Ho" w:date="2026-01-12T13:09:00Z" w:initials="CH">
+  <w:comment w:id="26" w:author="Cameron Ho" w:date="2026-01-12T13:09:00Z" w:initials="CH">
     <w:p>
       <w:pPr>
         <w:pStyle w:val="CommentText"/>
@@ -5659,7 +5993,7 @@
       </w:r>
     </w:p>
   </w:comment>
-  <w:comment w:id="22" w:author="Cameron Ho" w:date="2026-04-08T11:15:00Z" w:initials="CH">
+  <w:comment w:id="27" w:author="Cameron Ho" w:date="2026-04-08T11:15:00Z" w:initials="CH">
     <w:p>
       <w:pPr>
         <w:pStyle w:val="CommentText"/>
@@ -5675,7 +6009,7 @@
       </w:r>
     </w:p>
   </w:comment>
-  <w:comment w:id="23" w:author="Cameron Ho" w:date="2026-04-08T11:15:00Z" w:initials="CH">
+  <w:comment w:id="28" w:author="Cameron Ho" w:date="2026-04-08T11:15:00Z" w:initials="CH">
     <w:p>
       <w:pPr>
         <w:pStyle w:val="CommentText"/>
@@ -5688,80 +6022,6 @@
       </w:r>
       <w:r>
         <w:t>Need to rewrite the beginning of this paragraph to incorporate that uneven response to wolf kills</w:t>
-      </w:r>
-    </w:p>
-  </w:comment>
-  <w:comment w:id="24" w:author="Cameron Ho" w:date="2026-04-06T17:42:00Z" w:initials="CH">
-    <w:p>
-      <w:pPr>
-        <w:pStyle w:val="CommentText"/>
-      </w:pPr>
-      <w:r>
-        <w:rPr>
-          <w:rStyle w:val="CommentReference"/>
-        </w:rPr>
-        <w:annotationRef/>
-      </w:r>
-      <w:r>
-        <w:t>I don’t think I need this one, but it represents the entire winter. Goes with the first paragraph in results. There is better information coming from the line plots showing averages because what I have focusing on isn’t individual variation (I can get at that with the model restricted version of this). It is more important to see the average decisions over time</w:t>
-      </w:r>
-    </w:p>
-  </w:comment>
-  <w:comment w:id="25" w:author="Cameron Ho" w:date="2026-04-06T17:43:00Z" w:initials="CH">
-    <w:p>
-      <w:pPr>
-        <w:pStyle w:val="CommentText"/>
-      </w:pPr>
-      <w:r>
-        <w:rPr>
-          <w:rStyle w:val="CommentReference"/>
-        </w:rPr>
-        <w:annotationRef/>
-      </w:r>
-      <w:r>
-        <w:t>Goes with the third paragraph in result looking at just winter study periods</w:t>
-      </w:r>
-    </w:p>
-  </w:comment>
-  <w:comment w:id="26" w:author="Cameron Ho" w:date="2026-04-07T12:52:00Z" w:initials="CH">
-    <w:p>
-      <w:pPr>
-        <w:pStyle w:val="CommentText"/>
-      </w:pPr>
-      <w:r>
-        <w:rPr>
-          <w:rStyle w:val="CommentReference"/>
-        </w:rPr>
-        <w:annotationRef/>
-      </w:r>
-      <w:r>
-        <w:t>I need to find a way to only have 1 figure representing both this and the monthly one above.</w:t>
-      </w:r>
-    </w:p>
-    <w:p>
-      <w:pPr>
-        <w:pStyle w:val="CommentText"/>
-      </w:pPr>
-    </w:p>
-    <w:p>
-      <w:pPr>
-        <w:pStyle w:val="CommentText"/>
-      </w:pPr>
-      <w:r>
-        <w:t xml:space="preserve">I can make this one longer to show the other winter months, but then plots get small. </w:t>
-      </w:r>
-    </w:p>
-    <w:p>
-      <w:pPr>
-        <w:pStyle w:val="CommentText"/>
-      </w:pPr>
-    </w:p>
-    <w:p>
-      <w:pPr>
-        <w:pStyle w:val="CommentText"/>
-      </w:pPr>
-      <w:r>
-        <w:t>I can just combine both into a single figure doing a side by side.</w:t>
       </w:r>
     </w:p>
   </w:comment>
@@ -5781,22 +6041,24 @@
   <w15:commentEx w15:paraId="5F277413" w15:done="0"/>
   <w15:commentEx w15:paraId="11D52634" w15:done="0"/>
   <w15:commentEx w15:paraId="29F8B2B3" w15:done="0"/>
-  <w15:commentEx w15:paraId="007F9765" w15:done="0"/>
-  <w15:commentEx w15:paraId="5197CC7C" w15:done="0"/>
+  <w15:commentEx w15:paraId="77E17F8B" w15:done="0"/>
   <w15:commentEx w15:paraId="48A62A57" w15:done="0"/>
   <w15:commentEx w15:paraId="079CF205" w15:done="0"/>
   <w15:commentEx w15:paraId="036A8E43" w15:done="0"/>
+  <w15:commentEx w15:paraId="6B5A0ECA" w15:done="0"/>
   <w15:commentEx w15:paraId="2AFD599F" w15:done="0"/>
-  <w15:commentEx w15:paraId="5E6C126A" w15:done="0"/>
-  <w15:commentEx w15:paraId="730B4EBC" w15:done="0"/>
+  <w15:commentEx w15:paraId="17C17B47" w15:done="0"/>
+  <w15:commentEx w15:paraId="115950A3" w15:done="0"/>
+  <w15:commentEx w15:paraId="5593A8D3" w15:done="0"/>
+  <w15:commentEx w15:paraId="5D6966B9" w15:done="0"/>
+  <w15:commentEx w15:paraId="2F96A28C" w15:done="0"/>
+  <w15:commentEx w15:paraId="7C7323F3" w15:done="0"/>
+  <w15:commentEx w15:paraId="683712DE" w15:done="0"/>
   <w15:commentEx w15:paraId="500AE307" w15:done="0"/>
   <w15:commentEx w15:paraId="27EE5FA5" w15:done="1"/>
   <w15:commentEx w15:paraId="4007D23E" w15:done="0"/>
   <w15:commentEx w15:paraId="2D610A5C" w15:done="0"/>
   <w15:commentEx w15:paraId="2E4B9D77" w15:done="0"/>
-  <w15:commentEx w15:paraId="4D8C8D2F" w15:done="0"/>
-  <w15:commentEx w15:paraId="10DA8FBA" w15:done="0"/>
-  <w15:commentEx w15:paraId="020FCD46" w15:done="0"/>
 </w15:commentsEx>
 </file>
 
@@ -5813,12 +6075,17 @@
   <w16cex:commentExtensible w16cex:durableId="69563E1E" w16cex:dateUtc="2026-01-31T03:52:00Z"/>
   <w16cex:commentExtensible w16cex:durableId="147D4D33" w16cex:dateUtc="2026-04-07T19:29:00Z"/>
   <w16cex:commentExtensible w16cex:durableId="74526B44" w16cex:dateUtc="2026-04-02T20:06:00Z"/>
-  <w16cex:commentExtensible w16cex:durableId="7FF460B0" w16cex:dateUtc="2026-04-02T16:17:00Z"/>
-  <w16cex:commentExtensible w16cex:durableId="241BE3DF" w16cex:dateUtc="2026-04-02T16:17:00Z"/>
+  <w16cex:commentExtensible w16cex:durableId="358DA5A4" w16cex:dateUtc="2026-04-07T00:42:00Z"/>
   <w16cex:commentExtensible w16cex:durableId="0D56E04E" w16cex:dateUtc="2026-04-02T21:21:00Z"/>
   <w16cex:commentExtensible w16cex:durableId="62D4365B" w16cex:dateUtc="2026-02-11T02:08:00Z"/>
   <w16cex:commentExtensible w16cex:durableId="30719E7B" w16cex:dateUtc="2026-02-18T20:31:00Z"/>
+  <w16cex:commentExtensible w16cex:durableId="08F6AC28" w16cex:dateUtc="2026-04-07T00:43:00Z"/>
   <w16cex:commentExtensible w16cex:durableId="333CE58C" w16cex:dateUtc="2026-01-31T22:57:00Z"/>
+  <w16cex:commentExtensible w16cex:durableId="542E17E6" w16cex:dateUtc="2026-04-10T00:05:00Z"/>
+  <w16cex:commentExtensible w16cex:durableId="12963A61" w16cex:dateUtc="2026-04-07T19:52:00Z"/>
+  <w16cex:commentExtensible w16cex:durableId="7FF460B0" w16cex:dateUtc="2026-04-02T16:17:00Z"/>
+  <w16cex:commentExtensible w16cex:durableId="430B9999" w16cex:dateUtc="2026-04-09T23:37:00Z"/>
+  <w16cex:commentExtensible w16cex:durableId="02C3E574" w16cex:dateUtc="2026-04-09T23:35:00Z"/>
   <w16cex:commentExtensible w16cex:durableId="14036126" w16cex:dateUtc="2026-04-02T23:49:00Z"/>
   <w16cex:commentExtensible w16cex:durableId="67EC819E" w16cex:dateUtc="2026-04-02T22:48:00Z"/>
   <w16cex:commentExtensible w16cex:durableId="3F758BA4" w16cex:dateUtc="2026-04-08T00:06:00Z"/>
@@ -5826,9 +6093,6 @@
   <w16cex:commentExtensible w16cex:durableId="1CC4FDF8" w16cex:dateUtc="2026-01-12T21:09:00Z"/>
   <w16cex:commentExtensible w16cex:durableId="71072D3C" w16cex:dateUtc="2026-04-08T18:15:00Z"/>
   <w16cex:commentExtensible w16cex:durableId="2007D29D" w16cex:dateUtc="2026-04-08T18:15:00Z"/>
-  <w16cex:commentExtensible w16cex:durableId="358DA5A4" w16cex:dateUtc="2026-04-07T00:42:00Z"/>
-  <w16cex:commentExtensible w16cex:durableId="08F6AC28" w16cex:dateUtc="2026-04-07T00:43:00Z"/>
-  <w16cex:commentExtensible w16cex:durableId="12963A61" w16cex:dateUtc="2026-04-07T19:52:00Z"/>
 </w16cex:commentsExtensible>
 </file>
 
@@ -5845,22 +6109,24 @@
   <w16cid:commentId w16cid:paraId="5F277413" w16cid:durableId="69563E1E"/>
   <w16cid:commentId w16cid:paraId="11D52634" w16cid:durableId="147D4D33"/>
   <w16cid:commentId w16cid:paraId="29F8B2B3" w16cid:durableId="74526B44"/>
-  <w16cid:commentId w16cid:paraId="007F9765" w16cid:durableId="7FF460B0"/>
-  <w16cid:commentId w16cid:paraId="5197CC7C" w16cid:durableId="241BE3DF"/>
+  <w16cid:commentId w16cid:paraId="77E17F8B" w16cid:durableId="358DA5A4"/>
   <w16cid:commentId w16cid:paraId="48A62A57" w16cid:durableId="0D56E04E"/>
   <w16cid:commentId w16cid:paraId="079CF205" w16cid:durableId="62D4365B"/>
   <w16cid:commentId w16cid:paraId="036A8E43" w16cid:durableId="30719E7B"/>
+  <w16cid:commentId w16cid:paraId="6B5A0ECA" w16cid:durableId="08F6AC28"/>
   <w16cid:commentId w16cid:paraId="2AFD599F" w16cid:durableId="333CE58C"/>
-  <w16cid:commentId w16cid:paraId="5E6C126A" w16cid:durableId="14036126"/>
-  <w16cid:commentId w16cid:paraId="730B4EBC" w16cid:durableId="67EC819E"/>
+  <w16cid:commentId w16cid:paraId="17C17B47" w16cid:durableId="542E17E6"/>
+  <w16cid:commentId w16cid:paraId="115950A3" w16cid:durableId="12963A61"/>
+  <w16cid:commentId w16cid:paraId="5593A8D3" w16cid:durableId="7FF460B0"/>
+  <w16cid:commentId w16cid:paraId="5D6966B9" w16cid:durableId="430B9999"/>
+  <w16cid:commentId w16cid:paraId="2F96A28C" w16cid:durableId="02C3E574"/>
+  <w16cid:commentId w16cid:paraId="7C7323F3" w16cid:durableId="14036126"/>
+  <w16cid:commentId w16cid:paraId="683712DE" w16cid:durableId="67EC819E"/>
   <w16cid:commentId w16cid:paraId="500AE307" w16cid:durableId="3F758BA4"/>
   <w16cid:commentId w16cid:paraId="27EE5FA5" w16cid:durableId="08517F74"/>
   <w16cid:commentId w16cid:paraId="4007D23E" w16cid:durableId="1CC4FDF8"/>
   <w16cid:commentId w16cid:paraId="2D610A5C" w16cid:durableId="71072D3C"/>
   <w16cid:commentId w16cid:paraId="2E4B9D77" w16cid:durableId="2007D29D"/>
-  <w16cid:commentId w16cid:paraId="4D8C8D2F" w16cid:durableId="358DA5A4"/>
-  <w16cid:commentId w16cid:paraId="10DA8FBA" w16cid:durableId="08F6AC28"/>
-  <w16cid:commentId w16cid:paraId="020FCD46" w16cid:durableId="12963A61"/>
 </w16cid:commentsIds>
 </file>
 

--- a/reports/thesis/06_chapter_2.docx
+++ b/reports/thesis/06_chapter_2.docx
@@ -43,115 +43,169 @@
         <w:ind w:firstLine="720"/>
       </w:pPr>
       <w:r>
-        <w:t xml:space="preserve">Individual organisms must allocate time across daily activities, such as foraging, resting, and maintenance, to maximize their fitness </w:t>
+        <w:t xml:space="preserve">Optimal foraging theory attempts to capture the decision-making process individuals </w:t>
+      </w:r>
+      <w:r>
+        <w:t>undergo when trying to</w:t>
+      </w:r>
+      <w:r>
+        <w:t xml:space="preserve"> maximizing energy intake, including which patches to forage in and when to leave those patches </w:t>
       </w:r>
       <w:r>
         <w:fldChar w:fldCharType="begin"/>
       </w:r>
       <w:r>
-        <w:instrText xml:space="preserve"> ADDIN ZOTERO_ITEM CSL_CITATION {"citationID":"Qy6i0zbT","properties":{"formattedCitation":"(Dunbar et al. 2009)","plainCitation":"(Dunbar et al. 2009)","noteIndex":0},"citationItems":[{"id":1124,"uris":["http://zotero.org/users/9968163/items/BE5INPXI"],"itemData":{"id":1124,"type":"article-journal","abstract":"Conventional approaches to population biology emphasise the roles of climatic conditions, nutrient flow and predation as constraints on population dynamics. We argue here that this focus has obscured the role of time as a crucial constraint on species’ abilities to survive in some habitats. Time constraints may be particularly intrusive both for species that live in intensely bonded groups (where the need to devote time to social interaction may ultimately limit the size of group that a species can maintain in a particular habitat) and for taxa that face constraints on the length of the active day. We use a linear programming approach that allows us to specify both how time allocations to different activities are influenced by local environmental and climatic variables and how these in turn limit group size and population density. The linear programming approach identifies the realizable niche space within which a species can maintain coherent groups that are larger than the minimum viable group size (or density). This approach thus allow us to understand better why a given taxon can survive in some habitats but not others, as well as the demographic stress that a population may face. In addition, they also allow us to evaluate the implications of both past and future climate change for a taxon’s ability to cope with particular habitats.","container-title":"Biological Reviews","DOI":"10.1111/j.1469-185X.2009.00080.x","ISSN":"1469-185X","issue":"3","language":"en","note":"_eprint: https://onlinelibrary.wiley.com/doi/pdf/10.1111/j.1469-185X.2009.00080.x","page":"413-429","source":"Wiley Online Library","title":"Time as an ecological constraint","volume":"84","author":[{"family":"Dunbar","given":"R. I. M."},{"family":"Korstjens","given":"A. H."},{"family":"Lehmann","given":"J."},{"family":"Project","given":"British Academy Centenary Research"}],"issued":{"date-parts":[["2009"]]}}}],"schema":"https://github.com/citation-style-language/schema/raw/master/csl-citation.json"} </w:instrText>
+        <w:instrText xml:space="preserve"> ADDIN ZOTERO_ITEM CSL_CITATION {"citationID":"Z2yJQpqy","properties":{"formattedCitation":"(Pyke 1984)","plainCitation":"(Pyke 1984)","noteIndex":0},"citationItems":[{"id":1290,"uris":["http://zotero.org/users/9968163/items/939PC3FA"],"itemData":{"id":1290,"type":"article-journal","container-title":"Annual Review of Ecology and Systematics","ISSN":"0066-4162","page":"523-575","publisher":"Annual Reviews","source":"JSTOR","title":"Optimal Foraging Theory: A Critical Review","title-short":"Optimal Foraging Theory","volume":"15","author":[{"family":"Pyke","given":"Graham H."}],"issued":{"date-parts":[["1984"]]}}}],"schema":"https://github.com/citation-style-language/schema/raw/master/csl-citation.json"} </w:instrText>
       </w:r>
       <w:r>
         <w:fldChar w:fldCharType="separate"/>
       </w:r>
       <w:r>
-        <w:t>(Dunbar et al. 2009)</w:t>
+        <w:rPr>
+          <w:rFonts w:ascii="Aptos" w:hAnsi="Aptos"/>
+        </w:rPr>
+        <w:t>(Pyke 1984)</w:t>
       </w:r>
       <w:r>
         <w:fldChar w:fldCharType="end"/>
       </w:r>
       <w:r>
-        <w:t>. Some animals may adjust their time budget to maximize their chances of survival based on their understanding of available resources. Such changes may be influenced by changing environmental conditions, including predation risk and food and water availability. Barbary macaques</w:t>
+        <w:t>.</w:t>
+      </w:r>
+      <w:r>
+        <w:t xml:space="preserve"> To maximize fitness,</w:t>
+      </w:r>
+      <w:r>
+        <w:t xml:space="preserve"> i</w:t>
+      </w:r>
+      <w:r>
+        <w:t xml:space="preserve">ndividuals should forage in patches </w:t>
+      </w:r>
+      <w:r>
+        <w:t xml:space="preserve">where calorie intake is greatest </w:t>
+      </w:r>
+      <w:r>
+        <w:t>and move to a different patch when the foraging efficiency of a new patch becomes greater. However, since omniscience about distant patches is unachievable,</w:t>
+      </w:r>
+      <w:r>
+        <w:t xml:space="preserve"> this decision is not clear cut since comparisons between foraging patches cannot be made accurately.</w:t>
       </w:r>
       <w:r>
         <w:t xml:space="preserve"> </w:t>
       </w:r>
       <w:r>
-        <w:t>(</w:t>
-      </w:r>
-      <w:r>
-        <w:rPr>
-          <w:i/>
-          <w:iCs/>
-        </w:rPr>
-        <w:t>Macaca sylvanus</w:t>
-      </w:r>
-      <w:r>
-        <w:t xml:space="preserve">) in forests heavily modified for pastoralism </w:t>
-      </w:r>
-      <w:r>
-        <w:t>reduced</w:t>
-      </w:r>
-      <w:r>
-        <w:t xml:space="preserve"> their diurnal resting time to </w:t>
-      </w:r>
-      <w:r>
-        <w:t>obtain</w:t>
+        <w:t>I</w:t>
+      </w:r>
+      <w:r>
+        <w:t xml:space="preserve">ndividuals must leverage knowledge of local patterns to make calculated risks about foraging. Ultimately, this decision becomes more challenging </w:t>
+      </w:r>
+      <w:r>
+        <w:t>as patches become</w:t>
+      </w:r>
+      <w:r>
+        <w:t xml:space="preserve"> less predictable.</w:t>
+      </w:r>
+    </w:p>
+    <w:p>
+      <w:pPr>
+        <w:spacing w:line="480" w:lineRule="auto"/>
+        <w:ind w:firstLine="720"/>
+      </w:pPr>
+      <w:r>
+        <w:t>Scavengers utilize an inherently unpredictable, ephemeral resource. The availability of carrion can vary from year to year due to weather conditions, leading to animal deaths from starvation or exposure</w:t>
       </w:r>
       <w:r>
         <w:t xml:space="preserve"> </w:t>
       </w:r>
       <w:r>
-        <w:t>sufficient</w:t>
-      </w:r>
-      <w:r>
-        <w:t xml:space="preserve"> food </w:t>
-      </w:r>
-      <w:r>
         <w:fldChar w:fldCharType="begin"/>
       </w:r>
       <w:r>
-        <w:instrText xml:space="preserve"> ADDIN ZOTERO_ITEM CSL_CITATION {"citationID":"JmzkNVlG","properties":{"formattedCitation":"(M\\uc0\\u233{}nard et al. 2013)","plainCitation":"(Ménard et al. 2013)","noteIndex":0},"citationItems":[{"id":1181,"uris":["http://zotero.org/users/9968163/items/9D5QHHR8"],"itemData":{"id":1181,"type":"article-journal","abstract":"Barbary macaques, like other non-human primates living in highly seasonal temperate environments, display high monthly variations in their diet. In addition, their diet changes according to the habitat type they colonize and to the degree of habitat degradation due to resource exploitation by local people, in particular through pastoralism. We studied the time-budget adjustments of wild Barbary macaques in three cedar–oak forests impacted by different intensities of grazing pressure from goats and sheep. We examined how diet variations influenced the time monkeys spent in their activities and their day range lengths (i.e. their energy costs). At three studied sites, diet composition and time budgets showed marked seasonal variations. Diet composition had a strong influence on monkeys’ time budget. In the forest where pastoralism was the highest, diet included a greater proportion of underground resources, shrub fruit and acorns, which led to an increase in the time spent foraging and moving, as well as an important increase in day range lengths. Energy costs were therefore higher in a degraded environment than in a suitable habitat. The monkeys living in forests subjected to pastoralism took advantage of increased day lengths to spend more time searching for food. However, in the forest with the highest pastoralism pressure, although monkeys spent more time foraging, they spent less time feeding than monkeys at the other sites. In addition, they appeared to have reached the limits of the available time they could devote to these activities, as their diurnal resting time was at its lowest level over several months. Temperature variations did not appear to modify monkeys’ time budgets. In the least favourable habitat, saving time from resting activity allowed monkeys to maintain a relatively high level of social activity, partly linked to rearing constraints.","container-title":"Primates","DOI":"10.1007/s10329-013-0350-x","ISSN":"1610-7365","issue":"3","journalAbbreviation":"Primates","language":"en","page":"217-228","source":"Springer Link","title":"Effect of habitat quality on the ecological behaviour of a temperate-living primate: time-budget adjustments","title-short":"Effect of habitat quality on the ecological behaviour of a temperate-living primate","volume":"54","author":[{"family":"Ménard","given":"Nelly"},{"family":"Motsch","given":"Peggy"},{"family":"Delahaye","given":"Alexia"},{"family":"Saintvanne","given":"Alice"},{"family":"Le Flohic","given":"Guillaume"},{"family":"Dupé","given":"Sandrine"},{"family":"Vallet","given":"Dominique"},{"family":"Qarro","given":"Mohamed"},{"family":"Pierre","given":"Jean-Sébastien"}],"issued":{"date-parts":[["2013",7,1]]}}}],"schema":"https://github.com/citation-style-language/schema/raw/master/csl-citation.json"} </w:instrText>
+        <w:instrText xml:space="preserve"> ADDIN ZOTERO_ITEM CSL_CITATION {"citationID":"x7ksYQ90","properties":{"unsorted":false,"formattedCitation":"(Houston 1982, Gese et al. 1996)","plainCitation":"(Houston 1982, Gese et al. 1996)","noteIndex":0},"citationItems":[{"id":893,"uris":["http://zotero.org/users/9968163/items/V3TPPK5S"],"itemData":{"id":893,"type":"article-journal","container-title":"Aspen Bibliography","source":"COinS","title":"The northern Yellowstone elk: ecology and management","title-short":"The northern Yellowstone elk","URL":"https://digitalcommons.usu.edu/aspen_bib/4316","author":[{"family":"Houston","given":"D.G."}],"issued":{"date-parts":[["1982",1,1]]}}},{"id":1856,"uris":["http://zotero.org/users/9968163/items/8MX89JYK"],"itemData":{"id":1856,"type":"article-journal","abstract":"We examined the influence of intrinsic (age, sex, and social status) and extrinsic (snow depth, snowpack hardness, temperature, available ungulate carcass biomass) factors in relation to time–activity budgets of coyotes (Canis latrans) in Yellowstone National Park, Wyoming. We observed 54 coyotes (49 residents from 5 packs, plus 5 transients) for 2507 h from January 1991 to June 1993. Snow depth, ungulate carcass biomass, and habitat type influenced the amount of time coyotes rested, travelled, hunted small mammals, and fed on carcasses. Coyotes decreased travelling and hunting and increased resting and feeding on carcasses as snow depth and available carcass biomass increased. Age and social status of the coyote influenced activity budgets. During times of deep snow and high carcass biomass, pups fed less on carcasses and hunted small mammals more than alpha and beta coyotes. Pups apparently were restricted by older pack members from feeding on a carcass. Thus, pups adopted a different foraging strategy by spending more time hunting small mammals. Coyotes spent most of their time hunting small mammals in mesic meadows and shrub–meadows, where prey densities were highest. Prey-detection rates and prey-capture rates explained 78 and 84%, respectively, of the variation in the amount of time coyotes spent hunting small mammals in each habitat in each winter. Our findings strongly suggested that resource partitioning, as mediated by defense by older coyotes, occurred among coyote pack members in Yellowstone National Park.","container-title":"Canadian Journal of Zoology","DOI":"10.1139/z96-089","ISSN":"0008-4301","issue":"5","journalAbbreviation":"Can. J. Zool.","page":"769-783","publisher":"NRC Research Press","source":"cdnsciencepub.com (Atypon)","title":"Foraging ecology of coyotes (Canis latrans): the influence of extrinsic factors and a dominance hierarchy","title-short":"Foraging ecology of coyotes (Canis latrans)","volume":"74","author":[{"family":"Gese","given":"Eric M."},{"family":"Ruff","given":"Robert L."},{"family":"Crabtree","given":"Robert L."}],"issued":{"date-parts":[["1996",5]]}}}],"schema":"https://github.com/citation-style-language/schema/raw/master/csl-citation.json"} </w:instrText>
       </w:r>
       <w:r>
         <w:fldChar w:fldCharType="separate"/>
       </w:r>
       <w:r>
         <w:rPr>
-          <w:rFonts w:cs="Times New Roman"/>
-          <w:kern w:val="0"/>
-        </w:rPr>
-        <w:t>(Ménard et al. 2013)</w:t>
+          <w:rFonts w:ascii="Aptos" w:hAnsi="Aptos"/>
+        </w:rPr>
+        <w:t>(Houston 1982, Gese et al. 1996)</w:t>
       </w:r>
       <w:r>
         <w:fldChar w:fldCharType="end"/>
       </w:r>
       <w:r>
-        <w:t>. Female common eiders (</w:t>
-      </w:r>
-      <w:r>
-        <w:rPr>
-          <w:i/>
-          <w:iCs/>
-        </w:rPr>
-        <w:t>Somateria mollissima</w:t>
-      </w:r>
-      <w:r>
-        <w:t xml:space="preserve">) abandon their chicks when in poor body condition, trading reproductive success for foraging opportunities </w:t>
+        <w:t xml:space="preserve">. Carrion availability can also vary with </w:t>
+      </w:r>
+      <w:r>
+        <w:t xml:space="preserve">prey </w:t>
+      </w:r>
+      <w:r>
+        <w:t xml:space="preserve">distribution, </w:t>
+      </w:r>
+      <w:r>
+        <w:t xml:space="preserve">population size, </w:t>
+      </w:r>
+      <w:r>
+        <w:t>and the hunting success of local predators</w:t>
+      </w:r>
+      <w:r>
+        <w:t xml:space="preserve"> </w:t>
       </w:r>
       <w:r>
         <w:fldChar w:fldCharType="begin"/>
       </w:r>
       <w:r>
-        <w:instrText xml:space="preserve"> ADDIN ZOTERO_ITEM CSL_CITATION {"citationID":"SNtyhYeb","properties":{"formattedCitation":"(Bustnes and Erikstad 1991)","plainCitation":"(Bustnes and Erikstad 1991)","noteIndex":0},"citationItems":[{"id":1159,"uris":["http://zotero.org/users/9968163/items/7VKITEWJ"],"itemData":{"id":1159,"type":"article-journal","abstract":"Parental care in common eiders (Somateria mollissima) was studied during three field seasons in northern Norway. Forty-two percent of the females were found to abandon their brood. Abandonment and tending of broods and crèches were not obligate individual strategies, but changed between years. Females abandoning their young laid smaller clutches and had a lower body weight at hatching than brood- and crèche-tending females, indicating that they were in poor body condition. This supports the hypothesis that abandoning the brood is a salvage strategy in which energetic stress limits females' ability to care for their young. Young of \"abandoners\" seemed to have a lower survival rate than young of \"tenders,\" which suggests a reproductive cost of abandoning the young. Forty-seven percent of tagged ducklings were found with females other than their mother. Twenty-seven percent of the brood- and crèche-tending females lost young to other females, but never more than one duckling. Adoptions of foreign ducklings, above the normal brood size of four, did not lead to greater parental effort, and duckling survival was similar among broods and crèches of different sizes. This suggests that adoptions may be of neutral adaptive value. Two females often formed stable crèches, but duckling survival was not significantly different from that in broods and crèches with single females.","container-title":"Canadian Journal of Zoology","DOI":"10.1139/z91-216","ISSN":"0008-4301","issue":"6","journalAbbreviation":"Can. J. Zool.","page":"1538-1545","publisher":"NRC Research Press","source":"cdnsciencepub.com (Atypon)","title":"Parental care in the common eider (Somateria mollissima): factors affecting abandonment and adoption of young","title-short":"Parental care in the common eider (Somateria mollissima)","volume":"69","author":[{"family":"Bustnes","given":"Jan O."},{"family":"Erikstad","given":"Kjell E."}],"issued":{"date-parts":[["1991",6]]}}}],"schema":"https://github.com/citation-style-language/schema/raw/master/csl-citation.json"} </w:instrText>
+        <w:instrText xml:space="preserve"> ADDIN ZOTERO_ITEM CSL_CITATION {"citationID":"Yln5fh2p","properties":{"unsorted":false,"formattedCitation":"(Bump et al. 2009)","plainCitation":"(Bump et al. 2009)","noteIndex":0},"citationItems":[{"id":1851,"uris":["http://zotero.org/users/9968163/items/A6QC3M4R"],"itemData":{"id":1851,"type":"article-journal","abstract":"Mechanistic links between top terrestrial predators and biogeochemical processes remain poorly understood. Here we demonstrate that large carnivores configure landscape heterogeneity through prey carcass distribution. A 50-year record composed of &gt;3600 moose carcasses from Isle Royale National Park, Michigan, USA, showed that wolves modulate heterogeneity in soil nutrients, soil microbes, and plant quality by clustering prey carcasses over space. Despite being well utilized by predators, moose carcasses resulted in elevated soil macronutrients and microbial biomass, shifts in soil microbial composition, and elevated leaf nitrogen for at least 2–3 years at kill sites. Wolf-killed moose were deposited in some regions of the study landscape at up to 12× the rate of deposition in other regions. Carcass density also varied temporally, changing as much as 19-fold in some locations during the 50-year study period. This variation arises, in part, directly from variation in wolf hunting behavior. This study identifies a top terrestrial predator as a mechanism generating landscape heterogeneity, demonstrating reciprocal links between large carnivore behavior and ecosystem function.","container-title":"Ecology","DOI":"10.1890/09-0292.1","ISSN":"1939-9170","issue":"11","language":"en","note":"_eprint: https://esajournals.onlinelibrary.wiley.com/doi/pdf/10.1890/09-0292.1","page":"3159-3167","source":"Wiley Online Library","title":"Wolves modulate soil nutrient heterogeneity and foliar nitrogen by configuring the distribution of ungulate carcasses","volume":"90","author":[{"family":"Bump","given":"Joseph K."},{"family":"Peterson","given":"Rolf O."},{"family":"Vucetich","given":"John A."}],"issued":{"date-parts":[["2009"]]}}}],"schema":"https://github.com/citation-style-language/schema/raw/master/csl-citation.json"} </w:instrText>
       </w:r>
       <w:r>
         <w:fldChar w:fldCharType="separate"/>
       </w:r>
       <w:r>
-        <w:t>(Bustnes and Erikstad 1991)</w:t>
+        <w:rPr>
+          <w:rFonts w:ascii="Aptos" w:hAnsi="Aptos"/>
+        </w:rPr>
+        <w:t>(Bump et al. 2009)</w:t>
       </w:r>
       <w:r>
         <w:fldChar w:fldCharType="end"/>
       </w:r>
       <w:r>
-        <w:t>. These decisions become more challenging when resources are not scarce but are instead</w:t>
-      </w:r>
-      <w:r>
-        <w:t>,</w:t>
-      </w:r>
-      <w:r>
-        <w:t xml:space="preserve"> unpredictable. </w:t>
+        <w:t xml:space="preserve">. Scavengers have </w:t>
+      </w:r>
+      <w:r>
+        <w:t>evolved</w:t>
+      </w:r>
+      <w:r>
+        <w:t xml:space="preserve"> efficient movement patterns and sensitive olfactory senses </w:t>
+      </w:r>
+      <w:r>
+        <w:t xml:space="preserve">to </w:t>
+      </w:r>
+      <w:r>
+        <w:t>locate</w:t>
+      </w:r>
+      <w:r>
+        <w:t xml:space="preserve"> carrion </w:t>
+      </w:r>
+      <w:r>
+        <w:fldChar w:fldCharType="begin"/>
+      </w:r>
+      <w:r>
+        <w:instrText xml:space="preserve"> ADDIN ZOTERO_ITEM CSL_CITATION {"citationID":"dtyNKqKf","properties":{"formattedCitation":"(Ruxton and Houston 2004, Naves-Alegre et al. 2022)","plainCitation":"(Ruxton and Houston 2004, Naves-Alegre et al. 2022)","noteIndex":0},"citationItems":[{"id":1185,"uris":["http://zotero.org/users/9968163/items/DZBTCELX"],"itemData":{"id":1185,"type":"article-journal","abstract":"Among extant vertebrates, only the 23 species of vulture are obligate scavengers. We use an energetic modelling approach to explore the constraints imposed by an obligate scavenging lifestyle, and to ask whether obligate scavengers must always be avian and generally large-bodied users of soaring flight. Our model found that aerial scavengers always out-competed postulated terrestrial ones, mainly because flight allows area to be searched much more rapidly for carrion. Soaring was favoured over flapping flight because the reduction in flight speed (and so rate of area search) was more than compensated for by the decrease in the costs of transport. Large individual size is selected for if carrion is available in large packages, when obligate scavenger feed only infrequently, and so must be able to survive on body reserves in the periods between discovering food falls. In the absence of avian radiation, an obligate terrestrial scavenger seems energetically feasible, but we argue that such a beast is unlikely to have evolved. In birds, in order to become exclusive scavengers, vultures have needed to specialize for efficient soaring flight as a low energy form of travel, and as a consequence they have lost the agility needed to kill prey. In mammals, however, no comparable trade-off occurs. So for terrestrial carnivores there is probably no strong selection pressure towards being an exclusive scavenger. Indeed it will perhaps always be more advantageous to retain the flexibility of obtaining food by either predation or scavenging.","container-title":"Journal of Theoretical Biology","DOI":"10.1016/j.jtbi.2004.02.005","ISSN":"0022-5193","issue":"3","journalAbbreviation":"Journal of Theoretical Biology","page":"431-436","source":"ScienceDirect","title":"Obligate vertebrate scavengers must be large soaring fliers","volume":"228","author":[{"family":"Ruxton","given":"Graeme D."},{"family":"Houston","given":"David C."}],"issued":{"date-parts":[["2004",6,7]]}}},{"id":1182,"uris":["http://zotero.org/users/9968163/items/DTP8P85B"],"itemData":{"id":1182,"type":"article-journal","abstract":"Social information, acquired through the observation of other individuals, is especially relevant among species belonging to the same guild. The unpredictable and ephemeral nature of carrion implies that social mechanisms may be selected among scavenger species to facilitate carcass location and consumption. Here, we apply a survival-modelling strategy to data obtained through the placement and monitoring of carcasses in the field to analyse possible information transmission cascades within a Neotropical scavenger community. Our study highlights how the use of different senses (smell and sight) within this guild facilitates carcass location through the transmission of social information between species with different carrion foraging efficiencies. Vultures with a highly developed sense of smell play a key role in this process, as they are the first to arrive at the carcasses and their presence seems to serve as a visual cue for other species to locate the resource. Our study supports the local enhancement hypothesis within scavengers, whereby individuals locate carcasses by following foraging heterospecifics, also suggesting the importance of the sense of smell in the maintenance of the community structure.","container-title":"Proceedings of the Royal Society B: Biological Sciences","DOI":"10.1098/rspb.2022.0843","ISSN":"0962-8452","issue":"1986","journalAbbreviation":"Proc Biol Sci","page":"20220843","source":"Silverchair","title":"Scavenging in the realm of senses: smell and vision drive recruitment at carcasses in Neotropical ecosystems","title-short":"Scavenging in the realm of senses","volume":"289","author":[{"family":"Naves-Alegre","given":"Lara"},{"family":"Morales-Reyes","given":"Zebensui"},{"family":"Sánchez-Zapata","given":"José Antonio"},{"family":"Sebastián-González","given":"Esther"},{"family":"Ovaskainen","given":"Otso"}],"issued":{"date-parts":[["2022",11,2]]}}}],"schema":"https://github.com/citation-style-language/schema/raw/master/csl-citation.json"} </w:instrText>
+      </w:r>
+      <w:r>
+        <w:fldChar w:fldCharType="separate"/>
+      </w:r>
+      <w:r>
+        <w:t>(Ruxton and Houston 2004, Naves-Alegre et al. 2022)</w:t>
+      </w:r>
+      <w:r>
+        <w:fldChar w:fldCharType="end"/>
+      </w:r>
+      <w:r>
+        <w:t xml:space="preserve">. However, when multiple sources of carrion are available, optimally foraging scavengers should weigh the costs of travel against the probability of finding food when deciding which resource to exploit. </w:t>
       </w:r>
     </w:p>
     <w:p>
@@ -160,197 +214,7 @@
         <w:ind w:firstLine="720"/>
       </w:pPr>
       <w:r>
-        <w:t xml:space="preserve"> </w:t>
-      </w:r>
-      <w:commentRangeStart w:id="0"/>
-      <w:r>
-        <w:t>Optimal foraging theory</w:t>
-      </w:r>
-      <w:commentRangeEnd w:id="0"/>
-      <w:r>
-        <w:rPr>
-          <w:rStyle w:val="CommentReference"/>
-          <w:sz w:val="24"/>
-          <w:szCs w:val="24"/>
-        </w:rPr>
-        <w:commentReference w:id="0"/>
-      </w:r>
-      <w:r>
-        <w:t xml:space="preserve"> attempts to capture the decision-making process individuals </w:t>
-      </w:r>
-      <w:r>
-        <w:t>undergo when trying to</w:t>
-      </w:r>
-      <w:r>
-        <w:t xml:space="preserve"> maximizing energy intake, including which patches to forage in and when to leave those patches </w:t>
-      </w:r>
-      <w:r>
-        <w:fldChar w:fldCharType="begin"/>
-      </w:r>
-      <w:r>
-        <w:instrText xml:space="preserve"> ADDIN ZOTERO_ITEM CSL_CITATION {"citationID":"Z2yJQpqy","properties":{"formattedCitation":"(Pyke 1984)","plainCitation":"(Pyke 1984)","noteIndex":0},"citationItems":[{"id":1290,"uris":["http://zotero.org/users/9968163/items/939PC3FA"],"itemData":{"id":1290,"type":"article-journal","container-title":"Annual Review of Ecology and Systematics","ISSN":"0066-4162","page":"523-575","publisher":"Annual Reviews","source":"JSTOR","title":"Optimal Foraging Theory: A Critical Review","title-short":"Optimal Foraging Theory","volume":"15","author":[{"family":"Pyke","given":"Graham H."}],"issued":{"date-parts":[["1984"]]}}}],"schema":"https://github.com/citation-style-language/schema/raw/master/csl-citation.json"} </w:instrText>
-      </w:r>
-      <w:r>
-        <w:fldChar w:fldCharType="separate"/>
-      </w:r>
-      <w:r>
-        <w:rPr>
-          <w:rFonts w:ascii="Aptos" w:hAnsi="Aptos"/>
-        </w:rPr>
-        <w:t>(Pyke 1984)</w:t>
-      </w:r>
-      <w:r>
-        <w:fldChar w:fldCharType="end"/>
-      </w:r>
-      <w:r>
-        <w:t>.</w:t>
-      </w:r>
-      <w:r>
-        <w:t xml:space="preserve"> To maximize fitness,</w:t>
-      </w:r>
-      <w:r>
-        <w:t xml:space="preserve"> i</w:t>
-      </w:r>
-      <w:r>
-        <w:t xml:space="preserve">ndividuals should forage in patches </w:t>
-      </w:r>
-      <w:r>
-        <w:t xml:space="preserve">where calorie intake is greatest </w:t>
-      </w:r>
-      <w:r>
-        <w:t>and move to a different patch when the foraging efficiency of a new patch becomes greater. However, since omniscience about distant patches is unachievable,</w:t>
-      </w:r>
-      <w:r>
-        <w:t xml:space="preserve"> this decision is not clear cut since comparisons between foraging patches cannot be made accurately.</w:t>
-      </w:r>
-      <w:r>
-        <w:t xml:space="preserve"> </w:t>
-      </w:r>
-      <w:r>
-        <w:t>I</w:t>
-      </w:r>
-      <w:r>
-        <w:t xml:space="preserve">ndividuals must leverage </w:t>
-      </w:r>
-      <w:r>
         <w:lastRenderedPageBreak/>
-        <w:t xml:space="preserve">knowledge of local patterns to make calculated risks about foraging. Ultimately, this decision becomes more challenging </w:t>
-      </w:r>
-      <w:r>
-        <w:t>as patches become</w:t>
-      </w:r>
-      <w:r>
-        <w:t xml:space="preserve"> less predictable.</w:t>
-      </w:r>
-    </w:p>
-    <w:p>
-      <w:pPr>
-        <w:spacing w:line="480" w:lineRule="auto"/>
-        <w:ind w:firstLine="720"/>
-      </w:pPr>
-      <w:r>
-        <w:t>Scavengers utilize an inherently unpredictable, ephemeral resource. The availability of carrion can vary from year to year due to weather conditions, leading to animal deaths from starvation or exposure</w:t>
-      </w:r>
-      <w:r>
-        <w:t xml:space="preserve"> </w:t>
-      </w:r>
-      <w:r>
-        <w:fldChar w:fldCharType="begin"/>
-      </w:r>
-      <w:r>
-        <w:instrText xml:space="preserve"> ADDIN ZOTERO_ITEM CSL_CITATION {"citationID":"x7ksYQ90","properties":{"unsorted":false,"formattedCitation":"(Houston 1982, Gese et al. 1996)","plainCitation":"(Houston 1982, Gese et al. 1996)","noteIndex":0},"citationItems":[{"id":893,"uris":["http://zotero.org/users/9968163/items/V3TPPK5S"],"itemData":{"id":893,"type":"article-journal","container-title":"Aspen Bibliography","source":"COinS","title":"The northern Yellowstone elk: ecology and management","title-short":"The northern Yellowstone elk","URL":"https://digitalcommons.usu.edu/aspen_bib/4316","author":[{"family":"Houston","given":"D.G."}],"issued":{"date-parts":[["1982",1,1]]}}},{"id":1856,"uris":["http://zotero.org/users/9968163/items/8MX89JYK"],"itemData":{"id":1856,"type":"article-journal","abstract":"We examined the influence of intrinsic (age, sex, and social status) and extrinsic (snow depth, snowpack hardness, temperature, available ungulate carcass biomass) factors in relation to time–activity budgets of coyotes (Canis latrans) in Yellowstone National Park, Wyoming. We observed 54 coyotes (49 residents from 5 packs, plus 5 transients) for 2507 h from January 1991 to June 1993. Snow depth, ungulate carcass biomass, and habitat type influenced the amount of time coyotes rested, travelled, hunted small mammals, and fed on carcasses. Coyotes decreased travelling and hunting and increased resting and feeding on carcasses as snow depth and available carcass biomass increased. Age and social status of the coyote influenced activity budgets. During times of deep snow and high carcass biomass, pups fed less on carcasses and hunted small mammals more than alpha and beta coyotes. Pups apparently were restricted by older pack members from feeding on a carcass. Thus, pups adopted a different foraging strategy by spending more time hunting small mammals. Coyotes spent most of their time hunting small mammals in mesic meadows and shrub–meadows, where prey densities were highest. Prey-detection rates and prey-capture rates explained 78 and 84%, respectively, of the variation in the amount of time coyotes spent hunting small mammals in each habitat in each winter. Our findings strongly suggested that resource partitioning, as mediated by defense by older coyotes, occurred among coyote pack members in Yellowstone National Park.","container-title":"Canadian Journal of Zoology","DOI":"10.1139/z96-089","ISSN":"0008-4301","issue":"5","journalAbbreviation":"Can. J. Zool.","page":"769-783","publisher":"NRC Research Press","source":"cdnsciencepub.com (Atypon)","title":"Foraging ecology of coyotes (Canis latrans): the influence of extrinsic factors and a dominance hierarchy","title-short":"Foraging ecology of coyotes (Canis latrans)","volume":"74","author":[{"family":"Gese","given":"Eric M."},{"family":"Ruff","given":"Robert L."},{"family":"Crabtree","given":"Robert L."}],"issued":{"date-parts":[["1996",5]]}}}],"schema":"https://github.com/citation-style-language/schema/raw/master/csl-citation.json"} </w:instrText>
-      </w:r>
-      <w:r>
-        <w:fldChar w:fldCharType="separate"/>
-      </w:r>
-      <w:r>
-        <w:rPr>
-          <w:rFonts w:ascii="Aptos" w:hAnsi="Aptos"/>
-        </w:rPr>
-        <w:t>(Houston 1982, Gese et al. 1996)</w:t>
-      </w:r>
-      <w:r>
-        <w:fldChar w:fldCharType="end"/>
-      </w:r>
-      <w:r>
-        <w:t xml:space="preserve">. Carrion availability can also vary with </w:t>
-      </w:r>
-      <w:r>
-        <w:t xml:space="preserve">prey </w:t>
-      </w:r>
-      <w:r>
-        <w:t xml:space="preserve">distribution, </w:t>
-      </w:r>
-      <w:r>
-        <w:t xml:space="preserve">population size, </w:t>
-      </w:r>
-      <w:r>
-        <w:t>and the hunting success of local predators</w:t>
-      </w:r>
-      <w:r>
-        <w:t xml:space="preserve"> </w:t>
-      </w:r>
-      <w:r>
-        <w:fldChar w:fldCharType="begin"/>
-      </w:r>
-      <w:r>
-        <w:instrText xml:space="preserve"> ADDIN ZOTERO_ITEM CSL_CITATION {"citationID":"Yln5fh2p","properties":{"unsorted":false,"formattedCitation":"(Bump et al. 2009)","plainCitation":"(Bump et al. 2009)","noteIndex":0},"citationItems":[{"id":1851,"uris":["http://zotero.org/users/9968163/items/A6QC3M4R"],"itemData":{"id":1851,"type":"article-journal","abstract":"Mechanistic links between top terrestrial predators and biogeochemical processes remain poorly understood. Here we demonstrate that large carnivores configure landscape heterogeneity through prey carcass distribution. A 50-year record composed of &gt;3600 moose carcasses from Isle Royale National Park, Michigan, USA, showed that wolves modulate heterogeneity in soil nutrients, soil microbes, and plant quality by clustering prey carcasses over space. Despite being well utilized by predators, moose carcasses resulted in elevated soil macronutrients and microbial biomass, shifts in soil microbial composition, and elevated leaf nitrogen for at least 2–3 years at kill sites. Wolf-killed moose were deposited in some regions of the study landscape at up to 12× the rate of deposition in other regions. Carcass density also varied temporally, changing as much as 19-fold in some locations during the 50-year study period. This variation arises, in part, directly from variation in wolf hunting behavior. This study identifies a top terrestrial predator as a mechanism generating landscape heterogeneity, demonstrating reciprocal links between large carnivore behavior and ecosystem function.","container-title":"Ecology","DOI":"10.1890/09-0292.1","ISSN":"1939-9170","issue":"11","language":"en","note":"_eprint: https://esajournals.onlinelibrary.wiley.com/doi/pdf/10.1890/09-0292.1","page":"3159-3167","source":"Wiley Online Library","title":"Wolves modulate soil nutrient heterogeneity and foliar nitrogen by configuring the distribution of ungulate carcasses","volume":"90","author":[{"family":"Bump","given":"Joseph K."},{"family":"Peterson","given":"Rolf O."},{"family":"Vucetich","given":"John A."}],"issued":{"date-parts":[["2009"]]}}}],"schema":"https://github.com/citation-style-language/schema/raw/master/csl-citation.json"} </w:instrText>
-      </w:r>
-      <w:r>
-        <w:fldChar w:fldCharType="separate"/>
-      </w:r>
-      <w:r>
-        <w:rPr>
-          <w:rFonts w:ascii="Aptos" w:hAnsi="Aptos"/>
-        </w:rPr>
-        <w:t>(Bump et al. 2009)</w:t>
-      </w:r>
-      <w:r>
-        <w:fldChar w:fldCharType="end"/>
-      </w:r>
-      <w:r>
-        <w:t xml:space="preserve">. Scavengers have </w:t>
-      </w:r>
-      <w:r>
-        <w:t>evolved</w:t>
-      </w:r>
-      <w:r>
-        <w:t xml:space="preserve"> efficient movement patterns and sensitive olfactory senses </w:t>
-      </w:r>
-      <w:r>
-        <w:t xml:space="preserve">to </w:t>
-      </w:r>
-      <w:r>
-        <w:t>locate</w:t>
-      </w:r>
-      <w:r>
-        <w:t xml:space="preserve"> carrion </w:t>
-      </w:r>
-      <w:r>
-        <w:fldChar w:fldCharType="begin"/>
-      </w:r>
-      <w:r>
-        <w:instrText xml:space="preserve"> ADDIN ZOTERO_ITEM CSL_CITATION {"citationID":"dtyNKqKf","properties":{"formattedCitation":"(Ruxton and Houston 2004, Naves-Alegre et al. 2022)","plainCitation":"(Ruxton and Houston 2004, Naves-Alegre et al. 2022)","noteIndex":0},"citationItems":[{"id":1185,"uris":["http://zotero.org/users/9968163/items/DZBTCELX"],"itemData":{"id":1185,"type":"article-journal","abstract":"Among extant vertebrates, only the 23 species of vulture are obligate scavengers. We use an energetic modelling approach to explore the constraints imposed by an obligate scavenging lifestyle, and to ask whether obligate scavengers must always be avian and generally large-bodied users of soaring flight. Our model found that aerial scavengers always out-competed postulated terrestrial ones, mainly because flight allows area to be searched much more rapidly for carrion. Soaring was favoured over flapping flight because the reduction in flight speed (and so rate of area search) was more than compensated for by the decrease in the costs of transport. Large individual size is selected for if carrion is available in large packages, when obligate scavenger feed only infrequently, and so must be able to survive on body reserves in the periods between discovering food falls. In the absence of avian radiation, an obligate terrestrial scavenger seems energetically feasible, but we argue that such a beast is unlikely to have evolved. In birds, in order to become exclusive scavengers, vultures have needed to specialize for efficient soaring flight as a low energy form of travel, and as a consequence they have lost the agility needed to kill prey. In mammals, however, no comparable trade-off occurs. So for terrestrial carnivores there is probably no strong selection pressure towards being an exclusive scavenger. Indeed it will perhaps always be more advantageous to retain the flexibility of obtaining food by either predation or scavenging.","container-title":"Journal of Theoretical Biology","DOI":"10.1016/j.jtbi.2004.02.005","ISSN":"0022-5193","issue":"3","journalAbbreviation":"Journal of Theoretical Biology","page":"431-436","source":"ScienceDirect","title":"Obligate vertebrate scavengers must be large soaring fliers","volume":"228","author":[{"family":"Ruxton","given":"Graeme D."},{"family":"Houston","given":"David C."}],"issued":{"date-parts":[["2004",6,7]]}}},{"id":1182,"uris":["http://zotero.org/users/9968163/items/DTP8P85B"],"itemData":{"id":1182,"type":"article-journal","abstract":"Social information, acquired through the observation of other individuals, is especially relevant among species belonging to the same guild. The unpredictable and ephemeral nature of carrion implies that social mechanisms may be selected among scavenger species to facilitate carcass location and consumption. Here, we apply a survival-modelling strategy to data obtained through the placement and monitoring of carcasses in the field to analyse possible information transmission cascades within a Neotropical scavenger community. Our study highlights how the use of different senses (smell and sight) within this guild facilitates carcass location through the transmission of social information between species with different carrion foraging efficiencies. Vultures with a highly developed sense of smell play a key role in this process, as they are the first to arrive at the carcasses and their presence seems to serve as a visual cue for other species to locate the resource. Our study supports the local enhancement hypothesis within scavengers, whereby individuals locate carcasses by following foraging heterospecifics, also suggesting the importance of the sense of smell in the maintenance of the community structure.","container-title":"Proceedings of the Royal Society B: Biological Sciences","DOI":"10.1098/rspb.2022.0843","ISSN":"0962-8452","issue":"1986","journalAbbreviation":"Proc Biol Sci","page":"20220843","source":"Silverchair","title":"Scavenging in the realm of senses: smell and vision drive recruitment at carcasses in Neotropical ecosystems","title-short":"Scavenging in the realm of senses","volume":"289","author":[{"family":"Naves-Alegre","given":"Lara"},{"family":"Morales-Reyes","given":"Zebensui"},{"family":"Sánchez-Zapata","given":"José Antonio"},{"family":"Sebastián-González","given":"Esther"},{"family":"Ovaskainen","given":"Otso"}],"issued":{"date-parts":[["2022",11,2]]}}}],"schema":"https://github.com/citation-style-language/schema/raw/master/csl-citation.json"} </w:instrText>
-      </w:r>
-      <w:r>
-        <w:fldChar w:fldCharType="separate"/>
-      </w:r>
-      <w:r>
-        <w:t>(Ruxton and Houston 2004, Naves-Alegre et al. 2022)</w:t>
-      </w:r>
-      <w:r>
-        <w:fldChar w:fldCharType="end"/>
-      </w:r>
-      <w:r>
-        <w:t xml:space="preserve">. However, when multiple sources of carrion are available, optimally foraging scavengers should weigh the costs of travel against the probability of finding food when deciding which resource to exploit. </w:t>
-      </w:r>
-    </w:p>
-    <w:p>
-      <w:pPr>
-        <w:spacing w:line="480" w:lineRule="auto"/>
-        <w:ind w:firstLine="720"/>
-      </w:pPr>
-      <w:r>
         <w:t>Natural and anthropogenic resources present scavengers with differing spatial and temporal predictability</w:t>
       </w:r>
       <w:r>
@@ -534,11 +398,7 @@
         <w:t>Canis latrans</w:t>
       </w:r>
       <w:r>
-        <w:t xml:space="preserve">) and </w:t>
-      </w:r>
-      <w:r>
-        <w:lastRenderedPageBreak/>
-        <w:t xml:space="preserve">wolves, from safely accessing spaces with anthropogenic carrion, consequently </w:t>
+        <w:t xml:space="preserve">) and wolves, from safely accessing spaces with anthropogenic carrion, consequently </w:t>
       </w:r>
       <w:r>
         <w:t>excluding</w:t>
@@ -756,7 +616,11 @@
         <w:fldChar w:fldCharType="end"/>
       </w:r>
       <w:r>
-        <w:t xml:space="preserve">. Territory-holding ravens defend areas around their nesting and roosting sites year-round </w:t>
+        <w:t xml:space="preserve">. Territory-holding ravens defend </w:t>
+      </w:r>
+      <w:r>
+        <w:lastRenderedPageBreak/>
+        <w:t xml:space="preserve">areas around their nesting and roosting sites year-round </w:t>
       </w:r>
       <w:r>
         <w:fldChar w:fldCharType="begin"/>
@@ -856,11 +720,7 @@
         <w:fldChar w:fldCharType="end"/>
       </w:r>
       <w:r>
-        <w:t xml:space="preserve">. Yellowstone is surrounded by private and public lands that permit recreational ungulate </w:t>
-      </w:r>
-      <w:r>
-        <w:lastRenderedPageBreak/>
-        <w:t xml:space="preserve">hunting during the winter. Human hunters often “field dress” large, harvested animals, leaving behind edible biomass in gut piles containing organs, bones, and hide that are then available to scavengers. These two carrion sources are both readily used by common ravens </w:t>
+        <w:t xml:space="preserve">. Yellowstone is surrounded by private and public lands that permit recreational ungulate hunting during the winter. Human hunters often “field dress” large, harvested animals, leaving behind edible biomass in gut piles containing organs, bones, and hide that are then available to scavengers. These two carrion sources are both readily used by common ravens </w:t>
       </w:r>
       <w:r>
         <w:fldChar w:fldCharType="begin"/>
@@ -952,7 +812,11 @@
         <w:t xml:space="preserve"> availability.</w:t>
       </w:r>
       <w:r>
-        <w:t xml:space="preserve"> Ravens should therefore make decisions that are compatible with optimal foraging theory.</w:t>
+        <w:t xml:space="preserve"> Ravens should therefore make decisions that are </w:t>
+      </w:r>
+      <w:r>
+        <w:lastRenderedPageBreak/>
+        <w:t>compatible with optimal foraging theory.</w:t>
       </w:r>
       <w:r>
         <w:t xml:space="preserve"> </w:t>
@@ -986,6 +850,108 @@
     <w:p>
       <w:pPr>
         <w:spacing w:line="480" w:lineRule="auto"/>
+        <w:rPr>
+          <w:i/>
+          <w:iCs/>
+        </w:rPr>
+      </w:pPr>
+      <w:r>
+        <w:rPr>
+          <w:i/>
+          <w:iCs/>
+        </w:rPr>
+        <w:t>Study area</w:t>
+      </w:r>
+    </w:p>
+    <w:p>
+      <w:pPr>
+        <w:spacing w:line="480" w:lineRule="auto"/>
+        <w:ind w:firstLine="720"/>
+      </w:pPr>
+      <w:r>
+        <w:t>Yellowstone National Park is a large (8903 km</w:t>
+      </w:r>
+      <w:r>
+        <w:rPr>
+          <w:vertAlign w:val="superscript"/>
+        </w:rPr>
+        <w:t>2</w:t>
+      </w:r>
+      <w:r>
+        <w:t>), mostly intact temperate ecosystem that includes a mix of habitat types, including sagebrush steppe, montane grasslands, mixed conifer and pine forests, and thermally active regions. Yellowstone is bordered to the north by the Custer Gallatin National Forest, public land managed by the USFS that is open to recreational hunting during various seasons. Hunters target elk (</w:t>
+      </w:r>
+      <w:r>
+        <w:rPr>
+          <w:i/>
+          <w:iCs/>
+        </w:rPr>
+        <w:t>Cervus canadensis</w:t>
+      </w:r>
+      <w:r>
+        <w:t>) and bison (</w:t>
+      </w:r>
+      <w:r>
+        <w:rPr>
+          <w:i/>
+          <w:iCs/>
+        </w:rPr>
+        <w:t>Bison bison</w:t>
+      </w:r>
+      <w:r>
+        <w:t>) that migrate from Yellowstone during the winter and resident populations of mule (</w:t>
+      </w:r>
+      <w:r>
+        <w:rPr>
+          <w:i/>
+          <w:iCs/>
+        </w:rPr>
+        <w:t>Odocoileus hemionus</w:t>
+      </w:r>
+      <w:r>
+        <w:t>) and white-tailed deer (</w:t>
+      </w:r>
+      <w:r>
+        <w:rPr>
+          <w:i/>
+          <w:iCs/>
+        </w:rPr>
+        <w:t>Odocoileus</w:t>
+      </w:r>
+      <w:r>
+        <w:t xml:space="preserve"> </w:t>
+      </w:r>
+      <w:r>
+        <w:rPr>
+          <w:i/>
+          <w:iCs/>
+        </w:rPr>
+        <w:t>virginianus</w:t>
+      </w:r>
+      <w:r>
+        <w:t xml:space="preserve">) when winter conditions drive ungulates to lower elevations </w:t>
+      </w:r>
+      <w:r>
+        <w:fldChar w:fldCharType="begin"/>
+      </w:r>
+      <w:r>
+        <w:instrText xml:space="preserve"> ADDIN ZOTERO_ITEM CSL_CITATION {"citationID":"AgWna1z0","properties":{"formattedCitation":"(Geremia et al. 2011, Rickbeil et al. 2019)","plainCitation":"(Geremia et al. 2011, Rickbeil et al. 2019)","noteIndex":0},"citationItems":[{"id":1135,"uris":["http://zotero.org/users/9968163/items/XRAFAX8C"],"itemData":{"id":1135,"type":"article-journal","abstract":"Long distance migrations by ungulate species often surpass the boundaries of preservation areas where conflicts with various publics lead to management actions that can threaten populations. We chose the partially migratory bison (Bison bison) population in Yellowstone National Park as an example of integrating science into management policies to better conserve migratory ungulates. Approximately 60% of these bison have been exposed to bovine brucellosis and thousands of migrants exiting the park boundary have been culled during the past two decades to reduce the risk of disease transmission to cattle. Data were assimilated using models representing competing hypotheses of bison migration during 1990–2009 in a hierarchal Bayesian framework. Migration differed at the scale of herds, but a single unifying logistic model was useful for predicting migrations by both herds. Migration beyond the northern park boundary was affected by herd size, accumulated snow water equivalent, and aboveground dried biomass. Migration beyond the western park boundary was less influenced by these predictors and process model performance suggested an important control on recent migrations was excluded. Simulations of migrations over the next decade suggest that allowing increased numbers of bison beyond park boundaries during severe climate conditions may be the only means of avoiding episodic, large-scale reductions to the Yellowstone bison population in the foreseeable future. This research is an example of how long distance migration dynamics can be incorporated into improved management policies.","container-title":"PLOS ONE","DOI":"10.1371/journal.pone.0016848","ISSN":"1932-6203","issue":"2","journalAbbreviation":"PLOS ONE","language":"en","page":"e16848","publisher":"Public Library of Science","source":"PLoS Journals","title":"Predicting Bison Migration out of Yellowstone National Park Using Bayesian Models","volume":"6","author":[{"family":"Geremia","given":"Chris"},{"family":"White","given":"P. J."},{"family":"Wallen","given":"Rick L."},{"family":"Watson","given":"Fred G. R."},{"family":"Treanor","given":"John J."},{"family":"Borkowski","given":"John"},{"family":"Potter","given":"Christopher S."},{"family":"Crabtree","given":"Robert L."}],"issued":{"date-parts":[["2011",2,14]]}}},{"id":1005,"uris":["http://zotero.org/users/9968163/items/FXXECLRG"],"itemData":{"id":1005,"type":"article-journal","abstract":"Migration is an effective behavioral strategy for prolonging access to seasonal resources and may be a resilient strategy for ungulates experiencing changing climatic conditions. In the Greater Yellowstone Ecosystem (GYE), elk are the primary ungulate, with approximately 20,000 individuals migrating to exploit seasonal gradients in forage while also avoiding energetically costly snow conditions. How climate-induced changes in plant phenology and snow accumulation are influencing elk migration timing is unknown. We present the most complete record of elk migration across the GYE, spanning 9 herds and 414 individuals from 2001 to 2017, to evaluate the drivers of migration timing and test for temporal shifts. The timing of elk departure from winter range involved a trade-off between current and anticipated forage conditions, while snow melt governed summer range arrival date. Timing of elk departure from summer range and arrival on winter range were both influenced by snow accumulation and exposure to hunting. At the GYE scale, spring and fall migration timing changed through time, most notably with winter range arrival dates becoming almost 50 days later since 2001. Predicted herd-level changes in migration timing largely agreed with observed GYE-wide changes—except for predicted winter range arrival dates which did not reflect the magnitude of change detected in the elk telemetry data. Snow melt, snow accumulation, and spring green-up dates all changed through time, with different herds experiencing different rates and directions of change. We conclude that elk migration is plastic, is a direct response to environmental cues, and that these environmental cues are not changing in a consistent manner across the GYE. The impacts of changing elk migration timing on predator–prey dynamics, carnivore–livestock conflict, disease ecology, and harvest management across the GYE are likely to be significant and complex.","container-title":"Global Change Biology","DOI":"10.1111/gcb.14629","ISSN":"1365-2486","issue":"7","language":"en","license":"© 2019 John Wiley &amp; Sons Ltd","note":"_eprint: https://onlinelibrary.wiley.com/doi/pdf/10.1111/gcb.14629","page":"2368-2381","source":"Wiley Online Library","title":"Plasticity in elk migration timing is a response to changing environmental conditions","volume":"25","author":[{"family":"Rickbeil","given":"Gregory J. M."},{"family":"Merkle","given":"Jerod A."},{"family":"Anderson","given":"Greg"},{"family":"Atwood","given":"M. Paul"},{"family":"Beckmann","given":"Jon P."},{"family":"Cole","given":"Eric K."},{"family":"Courtemanch","given":"Alyson B."},{"family":"Dewey","given":"Sarah"},{"family":"Gustine","given":"David D."},{"family":"Kauffman","given":"Matthew J."},{"family":"McWhirter","given":"Douglas E."},{"family":"Mong","given":"Tony"},{"family":"Proffitt","given":"Kelly"},{"family":"White","given":"Patrick J."},{"family":"Middleton","given":"Arthur D."}],"issued":{"date-parts":[["2019"]]}}}],"schema":"https://github.com/citation-style-language/schema/raw/master/csl-citation.json"} </w:instrText>
+      </w:r>
+      <w:r>
+        <w:fldChar w:fldCharType="separate"/>
+      </w:r>
+      <w:r>
+        <w:t>(Geremia et al. 2011, Rickbeil et al. 2019)</w:t>
+      </w:r>
+      <w:r>
+        <w:fldChar w:fldCharType="end"/>
+      </w:r>
+      <w:r>
+        <w:t>. In contrast, inside the park, a relatively dense wolf population creates carrion.</w:t>
+      </w:r>
+    </w:p>
+    <w:p>
+      <w:pPr>
+        <w:spacing w:line="480" w:lineRule="auto"/>
       </w:pPr>
       <w:r>
         <w:rPr>
@@ -993,10 +959,10 @@
         </w:rPr>
         <w:lastRenderedPageBreak/>
         <w:drawing>
-          <wp:inline distT="0" distB="0" distL="0" distR="0" wp14:anchorId="6BEE3C90" wp14:editId="2D96429F">
+          <wp:inline distT="0" distB="0" distL="0" distR="0" wp14:anchorId="67066748" wp14:editId="47A57A3C">
             <wp:extent cx="5936615" cy="4544060"/>
             <wp:effectExtent l="0" t="0" r="6985" b="8890"/>
-            <wp:docPr id="1867973126" name="Picture 2"/>
+            <wp:docPr id="918467534" name="Picture 1"/>
             <wp:cNvGraphicFramePr>
               <a:graphicFrameLocks xmlns:a="http://schemas.openxmlformats.org/drawingml/2006/main" noChangeAspect="1"/>
             </wp:cNvGraphicFramePr>
@@ -1004,13 +970,13 @@
               <a:graphicData uri="http://schemas.openxmlformats.org/drawingml/2006/picture">
                 <pic:pic xmlns:pic="http://schemas.openxmlformats.org/drawingml/2006/picture">
                   <pic:nvPicPr>
-                    <pic:cNvPr id="0" name="Picture 2"/>
+                    <pic:cNvPr id="0" name="Picture 1"/>
                     <pic:cNvPicPr>
                       <a:picLocks noChangeAspect="1" noChangeArrowheads="1"/>
                     </pic:cNvPicPr>
                   </pic:nvPicPr>
                   <pic:blipFill>
-                    <a:blip r:embed="rId11" cstate="print">
+                    <a:blip r:embed="rId7" cstate="print">
                       <a:extLst>
                         <a:ext uri="{28A0092B-C50C-407E-A947-70E740481C1C}">
                           <a14:useLocalDpi xmlns:a14="http://schemas.microsoft.com/office/drawing/2010/main" val="0"/>
@@ -1053,285 +1019,222 @@
     <w:p>
       <w:pPr>
         <w:spacing w:line="480" w:lineRule="auto"/>
-        <w:rPr>
-          <w:b/>
-          <w:bCs/>
-        </w:rPr>
-      </w:pPr>
-    </w:p>
-    <w:p>
-      <w:pPr>
-        <w:spacing w:line="480" w:lineRule="auto"/>
+        <w:ind w:firstLine="720"/>
+      </w:pPr>
+    </w:p>
+    <w:p>
+      <w:pPr>
+        <w:spacing w:line="480" w:lineRule="auto"/>
+      </w:pPr>
+      <w:r>
         <w:rPr>
           <w:i/>
           <w:iCs/>
         </w:rPr>
-      </w:pPr>
-      <w:r>
+        <w:t>Tracking raven movement</w:t>
+      </w:r>
+    </w:p>
+    <w:p>
+      <w:pPr>
+        <w:spacing w:line="480" w:lineRule="auto"/>
+        <w:ind w:firstLine="720"/>
+      </w:pPr>
+      <w:r>
+        <w:lastRenderedPageBreak/>
+        <w:t>We tracked common raven movements in and around Yellowstone National Park between October 2019 and March 2024. We captured ravens between October 2019 and January 2024 with remote-controlled net launchers (Coda Enterprises, Ltd) using various anthropogenic foods and carrion sources as bait. We caught territorial ravens opportunistically in large feeding groups with vagrant ravens and as targeted efforts at territories along the road within the national park. We fitted solar-powered GPS data loggers (e-obs GmbH; Bird Solar UMTS, 25 g) to the bird using Teflon harness straps (total assembly weight &lt;4% body mass</w:t>
+      </w:r>
+      <w:r>
+        <w:rPr>
+          <w:kern w:val="0"/>
+          <w14:ligatures w14:val="none"/>
+        </w:rPr>
+        <w:t xml:space="preserve"> </w:t>
+      </w:r>
+      <w:r>
+        <w:t xml:space="preserve">The GPS data loggers recorded locations every 30 minutes during daylight hours when battery voltage exceeded 3,900 mV, and hourly when between 3,900 and 3,700 mV. No locations were recorded when the battery voltage was below 3,700 mV. Movement data were downloaded from the GPS data loggers via Bluetooth connection to a hand-held receiver or uploaded directly to a Movebank database through a 3G cell network connection. </w:t>
+      </w:r>
+    </w:p>
+    <w:p>
+      <w:pPr>
+        <w:spacing w:line="480" w:lineRule="auto"/>
+        <w:ind w:firstLine="720"/>
+      </w:pPr>
+      <w:r>
+        <w:t xml:space="preserve">We determined a raven’s territorial status by examining its movements during the breeding season when they show restricted movements compared to non-breeders </w:t>
+      </w:r>
+      <w:r>
+        <w:fldChar w:fldCharType="begin"/>
+      </w:r>
+      <w:r>
+        <w:instrText xml:space="preserve"> ADDIN ZOTERO_ITEM CSL_CITATION {"citationID":"QMYkXyvK","properties":{"formattedCitation":"(Webb et al. 2011)","plainCitation":"(Webb et al. 2011)","noteIndex":0},"citationItems":[{"id":26,"uris":["http://zotero.org/users/9968163/items/SV62KECA"],"itemData":{"id":26,"type":"article-journal","abstract":"A thorough understanding of a population's ecology requires knowledge of the relationship between habitat use, resource use and demographic parameters. We undertook an empirical investigation of habitat use, resource use and demography in a population of common ravens (Corvus corax), a species widely distributed throughout the Northern Hemisphere. The abundance of ravens is increasing in many parts of western North America, which represents a conservation concern since predation by ravens is thought to contribute to the decline of several sensitive species. We defined resources as the suite of physical and biological components in the environment that led to occupancy of a particular place by ravens. The home ranges of breeding and nonbreeding ravens contained similar proportions of resources, but breeding ravens used more edges, roads, forest, clearcuts, and towns than nonbreeders. We detected no differences in survival between the sexes, but breeding ravens survived at higher rates than nonbreeders, due to exclusion by breeding ravens from those resources positively associated with survival. Raven use of mature forests and anthropogenic land use types was positively associated with survival. Breeding raven use of clearcuts and patchy areas contributed to increased reproduction, but the use of clearcuts along with the use of roads was negatively associated with survival due to illegal shooting. Greater insight into the demography of synanthropic species such as the common raven will enable managers to make informed decisions for protecting biodiversity. This study is the first to consider the demographic consequences of habitat use and resource use for both nonbreeding and breeding common ravens.","container-title":"Biological Conservation","DOI":"10.1016/j.biocon.2011.06.001","issue":"9","page":"2264-2273","source":"ResearchGate","title":"Linking resource use with demography in a synanthropic population of Common Ravens","volume":"144","author":[{"family":"Webb","given":"William"},{"family":"Marzluff","given":"John"},{"family":"Hepinstall","given":"Jeffrey"}],"issued":{"date-parts":[["2011",9,1]]}}}],"schema":"https://github.com/citation-style-language/schema/raw/master/csl-citation.json"} </w:instrText>
+      </w:r>
+      <w:r>
+        <w:fldChar w:fldCharType="separate"/>
+      </w:r>
+      <w:r>
+        <w:t>(Webb et al. 2011)</w:t>
+      </w:r>
+      <w:r>
+        <w:fldChar w:fldCharType="end"/>
+      </w:r>
+      <w:r>
+        <w:t xml:space="preserve">. We confirmed this in most cases by observing nesting attempts. Four ravens that were non-breeders at the time of capture transitioned into territorial individuals during the study period. We removed male ravens when both birds in a territorial pair were tagged to avoid pseudoreplication because raven pairs travel together during the winter while foraging. Males had fewer days with successful fixes and a lower daily fix rate than females because their longer feathers more frequently covered the solar panel, preventing charging and resulting in lower battery levels. </w:t>
+      </w:r>
+    </w:p>
+    <w:p>
+      <w:pPr>
+        <w:spacing w:line="480" w:lineRule="auto"/>
+        <w:ind w:firstLine="720"/>
+      </w:pPr>
+      <w:r>
+        <w:lastRenderedPageBreak/>
+        <w:t>We only used GPS points from an individual raven that were separated by at least 29 minutes. This removed instances of fixes obtained in quick succession due to an unintended interaction with the satellite during uploads, while maintaining the maximum number of GPS points.</w:t>
+      </w:r>
+    </w:p>
+    <w:p>
+      <w:pPr>
+        <w:spacing w:line="480" w:lineRule="auto"/>
         <w:rPr>
           <w:i/>
           <w:iCs/>
         </w:rPr>
-        <w:t>Study area</w:t>
-      </w:r>
-    </w:p>
-    <w:p>
-      <w:pPr>
-        <w:spacing w:line="480" w:lineRule="auto"/>
-        <w:ind w:firstLine="720"/>
-      </w:pPr>
-      <w:r>
-        <w:lastRenderedPageBreak/>
-        <w:t>Yellowstone National Park is a large (8903 km</w:t>
-      </w:r>
-      <w:r>
-        <w:rPr>
-          <w:vertAlign w:val="superscript"/>
-        </w:rPr>
-        <w:t>2</w:t>
-      </w:r>
-      <w:r>
-        <w:t>), mostly intact temperate ecosystem that includes a mix of habitat types, including sagebrush steppe, montane grasslands, mixed conifer and pine forests, and thermally active regions. Yellowstone is bordered to the north by the Custer Gallatin National Forest, public land managed by the USFS that is open to recreational hunting during various seasons. Hunters target elk (</w:t>
-      </w:r>
+      </w:pPr>
       <w:r>
         <w:rPr>
           <w:i/>
           <w:iCs/>
         </w:rPr>
-        <w:t>Cervus canadensis</w:t>
-      </w:r>
-      <w:r>
-        <w:t>) and bison (</w:t>
-      </w:r>
-      <w:r>
+        <w:t>Recreational hunting regions</w:t>
+      </w:r>
+    </w:p>
+    <w:p>
+      <w:pPr>
+        <w:spacing w:line="480" w:lineRule="auto"/>
+        <w:ind w:firstLine="720"/>
+      </w:pPr>
+      <w:r>
+        <w:t>We defined two hunting areas corresponding to the M</w:t>
+      </w:r>
+      <w:r>
+        <w:t>ontana</w:t>
+      </w:r>
+      <w:r>
+        <w:t xml:space="preserve"> Fish, Wildlife, and Parks (MTFWP) rifle hunting season and the tribal bison hunting season. During the MTFWP rifle hunting season, elk and deer are the target</w:t>
+      </w:r>
+      <w:r>
+        <w:t xml:space="preserve"> species</w:t>
+      </w:r>
+      <w:r>
+        <w:t xml:space="preserve"> and are small enough to be packed out by hunters. We delineated this region (hereafter MTFWP hunting region, Fig. 1, Sup. Fig. 1) using a 5 km buffer around all roads 10 km away from the park entrance station in Gardiner, MT. </w:t>
+      </w:r>
+    </w:p>
+    <w:p>
+      <w:pPr>
+        <w:spacing w:line="480" w:lineRule="auto"/>
+        <w:ind w:firstLine="720"/>
+      </w:pPr>
+      <w:r>
+        <w:t>Bison hunting is more concentrated around the roadway as bison migration is largely funneled in</w:t>
+      </w:r>
+      <w:r>
+        <w:t>to</w:t>
+      </w:r>
+      <w:r>
+        <w:t xml:space="preserve"> the open area along the south side of the Yellowstone River at the park boundary. Adult male bison can weigh over 750 kg during the hunting season (Yellowstone Bison Office, National Park Service, unpublished data), so the effort required to </w:t>
+      </w:r>
+      <w:r>
+        <w:t xml:space="preserve">pack a harvested </w:t>
+      </w:r>
+      <w:r>
+        <w:t>bison back to the road is great and is avoided</w:t>
+      </w:r>
+      <w:r>
+        <w:t xml:space="preserve"> by hunters</w:t>
+      </w:r>
+      <w:r>
+        <w:t xml:space="preserve"> when possible. We created the bison hunting polygon (hereafter bison hunting region, Fig. 1, Sup. Fig. 1) with a 1 km buffer around the Old Yellowstone trail and Highway 89 from Gardiner, MT, to the cattle grate at the south end of Yankee Jim Canyon, which </w:t>
+      </w:r>
+      <w:r>
+        <w:t>limits</w:t>
+      </w:r>
+      <w:r>
+        <w:t xml:space="preserve"> the northward movement of bison. We recognize that additional take will occur outside of </w:t>
+      </w:r>
+      <w:r>
+        <w:t>these</w:t>
+      </w:r>
+      <w:r>
+        <w:t xml:space="preserve"> region</w:t>
+      </w:r>
+      <w:r>
+        <w:t>s</w:t>
+      </w:r>
+      <w:r>
+        <w:t xml:space="preserve">, but </w:t>
+      </w:r>
+      <w:r>
+        <w:t>most bison harvest</w:t>
+      </w:r>
+      <w:r>
+        <w:t xml:space="preserve"> occurs within this space.</w:t>
+      </w:r>
+    </w:p>
+    <w:p>
+      <w:pPr>
+        <w:spacing w:line="480" w:lineRule="auto"/>
+        <w:ind w:firstLine="720"/>
+      </w:pPr>
+      <w:r>
+        <w:lastRenderedPageBreak/>
+        <w:t>We removed a 500-meter area around the Gardiner landfill and sewage treatment ponds in both hunting regions t</w:t>
+      </w:r>
+      <w:r>
+        <w:t xml:space="preserve">o minimize the </w:t>
+      </w:r>
+      <w:r>
+        <w:t xml:space="preserve">confounding </w:t>
+      </w:r>
+      <w:r>
+        <w:t>effect of</w:t>
+      </w:r>
+      <w:r>
+        <w:t xml:space="preserve"> the</w:t>
+      </w:r>
+      <w:r>
+        <w:t xml:space="preserve"> </w:t>
+      </w:r>
+      <w:r>
+        <w:t>consistent resource</w:t>
+      </w:r>
+      <w:r>
+        <w:t xml:space="preserve"> that </w:t>
+      </w:r>
+      <w:r>
+        <w:t>is</w:t>
+      </w:r>
+      <w:r>
+        <w:t xml:space="preserve"> located </w:t>
+      </w:r>
+      <w:r>
+        <w:t>just within</w:t>
+      </w:r>
+      <w:r>
+        <w:t xml:space="preserve"> the border of both hunting regions. </w:t>
+      </w:r>
+    </w:p>
+    <w:p>
+      <w:pPr>
+        <w:spacing w:line="480" w:lineRule="auto"/>
         <w:rPr>
           <w:i/>
           <w:iCs/>
         </w:rPr>
-        <w:t>Bison bison</w:t>
-      </w:r>
-      <w:r>
-        <w:t>) that migrate from Yellowstone during the winter and resident populations of mule (</w:t>
-      </w:r>
+      </w:pPr>
       <w:r>
         <w:rPr>
           <w:i/>
           <w:iCs/>
         </w:rPr>
-        <w:t>Odocoileus hemionus</w:t>
-      </w:r>
-      <w:r>
-        <w:t>) and white-tailed deer (</w:t>
-      </w:r>
-      <w:r>
-        <w:rPr>
-          <w:i/>
-          <w:iCs/>
-        </w:rPr>
-        <w:t>Odocoileus</w:t>
-      </w:r>
-      <w:r>
-        <w:t xml:space="preserve"> </w:t>
-      </w:r>
-      <w:r>
-        <w:rPr>
-          <w:i/>
-          <w:iCs/>
-        </w:rPr>
-        <w:t>virginianus</w:t>
-      </w:r>
-      <w:r>
-        <w:t xml:space="preserve">) when winter conditions drive ungulates to lower elevations </w:t>
-      </w:r>
-      <w:r>
-        <w:fldChar w:fldCharType="begin"/>
-      </w:r>
-      <w:r>
-        <w:instrText xml:space="preserve"> ADDIN ZOTERO_ITEM CSL_CITATION {"citationID":"AgWna1z0","properties":{"formattedCitation":"(Geremia et al. 2011, Rickbeil et al. 2019)","plainCitation":"(Geremia et al. 2011, Rickbeil et al. 2019)","noteIndex":0},"citationItems":[{"id":1135,"uris":["http://zotero.org/users/9968163/items/XRAFAX8C"],"itemData":{"id":1135,"type":"article-journal","abstract":"Long distance migrations by ungulate species often surpass the boundaries of preservation areas where conflicts with various publics lead to management actions that can threaten populations. We chose the partially migratory bison (Bison bison) population in Yellowstone National Park as an example of integrating science into management policies to better conserve migratory ungulates. Approximately 60% of these bison have been exposed to bovine brucellosis and thousands of migrants exiting the park boundary have been culled during the past two decades to reduce the risk of disease transmission to cattle. Data were assimilated using models representing competing hypotheses of bison migration during 1990–2009 in a hierarchal Bayesian framework. Migration differed at the scale of herds, but a single unifying logistic model was useful for predicting migrations by both herds. Migration beyond the northern park boundary was affected by herd size, accumulated snow water equivalent, and aboveground dried biomass. Migration beyond the western park boundary was less influenced by these predictors and process model performance suggested an important control on recent migrations was excluded. Simulations of migrations over the next decade suggest that allowing increased numbers of bison beyond park boundaries during severe climate conditions may be the only means of avoiding episodic, large-scale reductions to the Yellowstone bison population in the foreseeable future. This research is an example of how long distance migration dynamics can be incorporated into improved management policies.","container-title":"PLOS ONE","DOI":"10.1371/journal.pone.0016848","ISSN":"1932-6203","issue":"2","journalAbbreviation":"PLOS ONE","language":"en","page":"e16848","publisher":"Public Library of Science","source":"PLoS Journals","title":"Predicting Bison Migration out of Yellowstone National Park Using Bayesian Models","volume":"6","author":[{"family":"Geremia","given":"Chris"},{"family":"White","given":"P. J."},{"family":"Wallen","given":"Rick L."},{"family":"Watson","given":"Fred G. R."},{"family":"Treanor","given":"John J."},{"family":"Borkowski","given":"John"},{"family":"Potter","given":"Christopher S."},{"family":"Crabtree","given":"Robert L."}],"issued":{"date-parts":[["2011",2,14]]}}},{"id":1005,"uris":["http://zotero.org/users/9968163/items/FXXECLRG"],"itemData":{"id":1005,"type":"article-journal","abstract":"Migration is an effective behavioral strategy for prolonging access to seasonal resources and may be a resilient strategy for ungulates experiencing changing climatic conditions. In the Greater Yellowstone Ecosystem (GYE), elk are the primary ungulate, with approximately 20,000 individuals migrating to exploit seasonal gradients in forage while also avoiding energetically costly snow conditions. How climate-induced changes in plant phenology and snow accumulation are influencing elk migration timing is unknown. We present the most complete record of elk migration across the GYE, spanning 9 herds and 414 individuals from 2001 to 2017, to evaluate the drivers of migration timing and test for temporal shifts. The timing of elk departure from winter range involved a trade-off between current and anticipated forage conditions, while snow melt governed summer range arrival date. Timing of elk departure from summer range and arrival on winter range were both influenced by snow accumulation and exposure to hunting. At the GYE scale, spring and fall migration timing changed through time, most notably with winter range arrival dates becoming almost 50 days later since 2001. Predicted herd-level changes in migration timing largely agreed with observed GYE-wide changes—except for predicted winter range arrival dates which did not reflect the magnitude of change detected in the elk telemetry data. Snow melt, snow accumulation, and spring green-up dates all changed through time, with different herds experiencing different rates and directions of change. We conclude that elk migration is plastic, is a direct response to environmental cues, and that these environmental cues are not changing in a consistent manner across the GYE. The impacts of changing elk migration timing on predator–prey dynamics, carnivore–livestock conflict, disease ecology, and harvest management across the GYE are likely to be significant and complex.","container-title":"Global Change Biology","DOI":"10.1111/gcb.14629","ISSN":"1365-2486","issue":"7","language":"en","license":"© 2019 John Wiley &amp; Sons Ltd","note":"_eprint: https://onlinelibrary.wiley.com/doi/pdf/10.1111/gcb.14629","page":"2368-2381","source":"Wiley Online Library","title":"Plasticity in elk migration timing is a response to changing environmental conditions","volume":"25","author":[{"family":"Rickbeil","given":"Gregory J. M."},{"family":"Merkle","given":"Jerod A."},{"family":"Anderson","given":"Greg"},{"family":"Atwood","given":"M. Paul"},{"family":"Beckmann","given":"Jon P."},{"family":"Cole","given":"Eric K."},{"family":"Courtemanch","given":"Alyson B."},{"family":"Dewey","given":"Sarah"},{"family":"Gustine","given":"David D."},{"family":"Kauffman","given":"Matthew J."},{"family":"McWhirter","given":"Douglas E."},{"family":"Mong","given":"Tony"},{"family":"Proffitt","given":"Kelly"},{"family":"White","given":"Patrick J."},{"family":"Middleton","given":"Arthur D."}],"issued":{"date-parts":[["2019"]]}}}],"schema":"https://github.com/citation-style-language/schema/raw/master/csl-citation.json"} </w:instrText>
-      </w:r>
-      <w:r>
-        <w:fldChar w:fldCharType="separate"/>
-      </w:r>
-      <w:r>
-        <w:t>(Geremia et al. 2011, Rickbeil et al. 2019)</w:t>
-      </w:r>
-      <w:r>
-        <w:fldChar w:fldCharType="end"/>
-      </w:r>
-      <w:r>
-        <w:t>. In contrast, inside the park, a relatively dense wolf population creates carrion.</w:t>
-      </w:r>
-    </w:p>
-    <w:p>
-      <w:pPr>
-        <w:spacing w:line="480" w:lineRule="auto"/>
-      </w:pPr>
-      <w:r>
-        <w:rPr>
-          <w:i/>
-          <w:iCs/>
-        </w:rPr>
-        <w:t>Tracking raven movement</w:t>
-      </w:r>
-    </w:p>
-    <w:p>
-      <w:pPr>
-        <w:spacing w:line="480" w:lineRule="auto"/>
-        <w:ind w:firstLine="720"/>
-      </w:pPr>
-      <w:r>
-        <w:t>We tracked common raven movements in and around Yellowstone National Park between October 2019 and March 2024. We captured ravens between October 2019 and January 2024 with remote-controlled net launchers (Coda Enterprises, Ltd) using various anthropogenic foods and carrion sources as bait. We caught territorial ravens opportunistically in large feeding groups with vagrant ravens and as targeted efforts at territories along the road within the national park. We fitted solar-powered GPS data loggers (e-obs GmbH; Bird Solar UMTS, 25 g) to the bird using Teflon harness straps (total assembly weight &lt;4% body mass</w:t>
-      </w:r>
-      <w:r>
-        <w:rPr>
-          <w:kern w:val="0"/>
-          <w14:ligatures w14:val="none"/>
-        </w:rPr>
-        <w:t xml:space="preserve"> </w:t>
-      </w:r>
-      <w:r>
-        <w:t xml:space="preserve">The GPS data loggers recorded locations every 30 minutes during daylight hours when battery voltage exceeded 3,900 mV, and hourly when between 3,900 and 3,700 mV. No locations were recorded when the battery voltage was below 3,700 mV. Movement data were downloaded from the GPS data loggers via </w:t>
-      </w:r>
-      <w:r>
-        <w:lastRenderedPageBreak/>
-        <w:t xml:space="preserve">Bluetooth connection to a hand-held receiver or uploaded directly to a Movebank database through a 3G cell network connection. </w:t>
-      </w:r>
-    </w:p>
-    <w:p>
-      <w:pPr>
-        <w:spacing w:line="480" w:lineRule="auto"/>
-        <w:ind w:firstLine="720"/>
-      </w:pPr>
-      <w:r>
-        <w:t xml:space="preserve">We determined a raven’s territorial status by examining its movements during the breeding season when they show restricted movements compared to non-breeders </w:t>
-      </w:r>
-      <w:r>
-        <w:fldChar w:fldCharType="begin"/>
-      </w:r>
-      <w:r>
-        <w:instrText xml:space="preserve"> ADDIN ZOTERO_ITEM CSL_CITATION {"citationID":"QMYkXyvK","properties":{"formattedCitation":"(Webb et al. 2011)","plainCitation":"(Webb et al. 2011)","noteIndex":0},"citationItems":[{"id":26,"uris":["http://zotero.org/users/9968163/items/SV62KECA"],"itemData":{"id":26,"type":"article-journal","abstract":"A thorough understanding of a population's ecology requires knowledge of the relationship between habitat use, resource use and demographic parameters. We undertook an empirical investigation of habitat use, resource use and demography in a population of common ravens (Corvus corax), a species widely distributed throughout the Northern Hemisphere. The abundance of ravens is increasing in many parts of western North America, which represents a conservation concern since predation by ravens is thought to contribute to the decline of several sensitive species. We defined resources as the suite of physical and biological components in the environment that led to occupancy of a particular place by ravens. The home ranges of breeding and nonbreeding ravens contained similar proportions of resources, but breeding ravens used more edges, roads, forest, clearcuts, and towns than nonbreeders. We detected no differences in survival between the sexes, but breeding ravens survived at higher rates than nonbreeders, due to exclusion by breeding ravens from those resources positively associated with survival. Raven use of mature forests and anthropogenic land use types was positively associated with survival. Breeding raven use of clearcuts and patchy areas contributed to increased reproduction, but the use of clearcuts along with the use of roads was negatively associated with survival due to illegal shooting. Greater insight into the demography of synanthropic species such as the common raven will enable managers to make informed decisions for protecting biodiversity. This study is the first to consider the demographic consequences of habitat use and resource use for both nonbreeding and breeding common ravens.","container-title":"Biological Conservation","DOI":"10.1016/j.biocon.2011.06.001","issue":"9","page":"2264-2273","source":"ResearchGate","title":"Linking resource use with demography in a synanthropic population of Common Ravens","volume":"144","author":[{"family":"Webb","given":"William"},{"family":"Marzluff","given":"John"},{"family":"Hepinstall","given":"Jeffrey"}],"issued":{"date-parts":[["2011",9,1]]}}}],"schema":"https://github.com/citation-style-language/schema/raw/master/csl-citation.json"} </w:instrText>
-      </w:r>
-      <w:r>
-        <w:fldChar w:fldCharType="separate"/>
-      </w:r>
-      <w:r>
-        <w:t>(Webb et al. 2011)</w:t>
-      </w:r>
-      <w:r>
-        <w:fldChar w:fldCharType="end"/>
-      </w:r>
-      <w:r>
-        <w:t xml:space="preserve">. We confirmed this in most cases by observing nesting attempts. Four ravens that were non-breeders at the time of capture transitioned into territorial individuals during the study period. We removed male ravens when both birds in a territorial pair were tagged to avoid pseudoreplication because raven pairs travel together during the winter while foraging. Males had fewer days with successful fixes and a lower daily fix rate than females because their longer feathers more frequently covered the solar panel, preventing charging and resulting in lower battery levels. </w:t>
-      </w:r>
-    </w:p>
-    <w:p>
-      <w:pPr>
-        <w:spacing w:line="480" w:lineRule="auto"/>
-        <w:ind w:firstLine="720"/>
-      </w:pPr>
-      <w:r>
-        <w:t>We only used GPS points from an individual raven that were separated by at least 29 minutes. This removed instances of fixes obtained in quick succession due to an unintended interaction with the satellite during uploads, while maintaining the maximum number of GPS points.</w:t>
-      </w:r>
-    </w:p>
-    <w:p>
-      <w:pPr>
-        <w:spacing w:line="480" w:lineRule="auto"/>
-        <w:rPr>
-          <w:i/>
-          <w:iCs/>
-        </w:rPr>
-      </w:pPr>
-      <w:r>
-        <w:rPr>
-          <w:i/>
-          <w:iCs/>
-        </w:rPr>
-        <w:t>Recreational hunting regions</w:t>
-      </w:r>
-    </w:p>
-    <w:p>
-      <w:pPr>
-        <w:spacing w:line="480" w:lineRule="auto"/>
-        <w:ind w:firstLine="720"/>
-      </w:pPr>
-      <w:r>
-        <w:t>We defined two hunting areas corresponding to the M</w:t>
-      </w:r>
-      <w:r>
-        <w:t>ontana</w:t>
-      </w:r>
-      <w:r>
-        <w:t xml:space="preserve"> Fish, Wildlife, and Parks (MTFWP) rifle hunting season and the tribal bison hunting season. During the MTFWP rifle hunting season, elk and deer are the main targets and are small enough to be packed out by hunters. We delineated this region (hereafter MTFWP hunting region, Fig. 1, Sup. Fig. </w:t>
-      </w:r>
-      <w:r>
-        <w:lastRenderedPageBreak/>
-        <w:t xml:space="preserve">1) using a 5 km buffer around all roads 10 km away from the park entrance station in Gardiner, MT. </w:t>
-      </w:r>
-    </w:p>
-    <w:p>
-      <w:pPr>
-        <w:spacing w:line="480" w:lineRule="auto"/>
-        <w:ind w:firstLine="720"/>
-      </w:pPr>
-      <w:r>
-        <w:t>Bison hunting is more concentrated around the roadway as bison migration is largely funneled in</w:t>
-      </w:r>
-      <w:r>
-        <w:t>to</w:t>
-      </w:r>
-      <w:r>
-        <w:t xml:space="preserve"> the open area along the south side of the Yellowstone River at the park boundary. Adult male bison can weigh over 750 kg during the hunting season (Yellowstone Bison Office, National Park Service, unpublished data), so the effort required to </w:t>
-      </w:r>
-      <w:r>
-        <w:t xml:space="preserve">pack a harvested </w:t>
-      </w:r>
-      <w:r>
-        <w:t>bison back to the road is great and is avoided</w:t>
-      </w:r>
-      <w:r>
-        <w:t xml:space="preserve"> by hunters</w:t>
-      </w:r>
-      <w:r>
-        <w:t xml:space="preserve"> when possible. We created the bison hunting polygon (hereafter bison hunting region, Fig. 1, Sup. Fig. 1) with a 1 km buffer around the Old Yellowstone trail and Highway 89 from Gardiner, MT, to the cattle grate at the south end of Yankee Jim Canyon, which </w:t>
-      </w:r>
-      <w:r>
-        <w:t>limits</w:t>
-      </w:r>
-      <w:r>
-        <w:t xml:space="preserve"> the northward movement of bison. We recognize that additional take will occur outside of </w:t>
-      </w:r>
-      <w:r>
-        <w:t>these</w:t>
-      </w:r>
-      <w:r>
-        <w:t xml:space="preserve"> region</w:t>
-      </w:r>
-      <w:r>
-        <w:t>s</w:t>
-      </w:r>
-      <w:r>
-        <w:t xml:space="preserve">, but </w:t>
-      </w:r>
-      <w:r>
-        <w:t>most bison harvest</w:t>
-      </w:r>
-      <w:r>
-        <w:t xml:space="preserve"> occurs within this space.</w:t>
-      </w:r>
-    </w:p>
-    <w:p>
-      <w:pPr>
-        <w:spacing w:line="480" w:lineRule="auto"/>
-        <w:rPr>
-          <w:i/>
-          <w:iCs/>
-        </w:rPr>
-      </w:pPr>
-      <w:r>
-        <w:rPr>
-          <w:i/>
-          <w:iCs/>
-        </w:rPr>
         <w:t>Recreational hunting season</w:t>
       </w:r>
     </w:p>
@@ -1359,24 +1262,20 @@
         <w:t xml:space="preserve"> duration of the</w:t>
       </w:r>
       <w:r>
-        <w:t xml:space="preserve"> bison-hunting season as the period from the first day on which bison were taken during that winter (i.e., November 2019 – March 2020), which included a second day with a successful take within 7 days, and extended until the end of the winter study period (March 30; Sup. Table 1). Bison-hunting dates are flexible because harvest is influenced by bison movement more than hunting-date regulations for tribal </w:t>
-      </w:r>
-      <w:r>
-        <w:lastRenderedPageBreak/>
-        <w:t xml:space="preserve">hunters. </w:t>
-      </w:r>
-      <w:commentRangeStart w:id="1"/>
+        <w:t xml:space="preserve"> bison-hunting season as the period from the first day on which bison were taken during that winter (i.e., November 2019 – March 2020), which included a second day with a successful take within 7 days, and extended until the end of the winter study period (March 30; Sup. Table 1). Bison-hunting dates are flexible because harvest is influenced by bison movement more than hunting-date regulations for tribal hunters. </w:t>
+      </w:r>
+      <w:commentRangeStart w:id="0"/>
       <w:r>
         <w:t>A</w:t>
       </w:r>
-      <w:commentRangeEnd w:id="1"/>
+      <w:commentRangeEnd w:id="0"/>
       <w:r>
         <w:rPr>
           <w:rStyle w:val="CommentReference"/>
           <w:sz w:val="24"/>
           <w:szCs w:val="24"/>
         </w:rPr>
-        <w:commentReference w:id="1"/>
+        <w:commentReference w:id="0"/>
       </w:r>
       <w:r>
         <w:t xml:space="preserve"> single exception was made for</w:t>
@@ -1445,7 +1344,11 @@
         <w:fldChar w:fldCharType="end"/>
       </w:r>
       <w:r>
-        <w:t>. We accounted for daily variation in hunter success by using GPS data gathered from elk radio-tagged by the Yellowstone Wolf, Cougar, and Elk project to determine the proportion of elk that had moved outside the national park boundary and are available for hunters to take. We scaled this proportion of available elk within the year and applied to the take values for all ungulate species for that hunting year.</w:t>
+        <w:t xml:space="preserve">. We accounted for daily variation in hunter success by using GPS data gathered from elk radio-tagged by the Yellowstone Wolf, Cougar, and Elk </w:t>
+      </w:r>
+      <w:r>
+        <w:lastRenderedPageBreak/>
+        <w:t>project to determine the proportion of elk that had moved outside the national park boundary and are available for hunters to take. We scaled this proportion of available elk within the year and applied to the take values for all ungulate species for that hunting year.</w:t>
       </w:r>
     </w:p>
     <w:p>
@@ -1500,18 +1403,18 @@
       <w:pPr>
         <w:spacing w:line="480" w:lineRule="auto"/>
       </w:pPr>
-      <w:commentRangeStart w:id="2"/>
+      <w:commentRangeStart w:id="1"/>
       <w:r>
         <w:t xml:space="preserve">The exception is male mule deer, which </w:t>
       </w:r>
-      <w:commentRangeEnd w:id="2"/>
+      <w:commentRangeEnd w:id="1"/>
       <w:r>
         <w:rPr>
           <w:rStyle w:val="CommentReference"/>
           <w:sz w:val="24"/>
           <w:szCs w:val="24"/>
         </w:rPr>
-        <w:commentReference w:id="2"/>
+        <w:commentReference w:id="1"/>
       </w:r>
       <w:r>
         <w:t>are protected during the last two weeks of the hunting season. Bison taken in the Gardiner Basin were recorded</w:t>
@@ -1541,13 +1444,9 @@
         <w:t xml:space="preserve">target </w:t>
       </w:r>
       <w:r>
-        <w:t xml:space="preserve">species with all deer species having a 0.3x multiplier and bison having a 2.15x </w:t>
-      </w:r>
-      <w:r>
-        <w:lastRenderedPageBreak/>
-        <w:t xml:space="preserve">multiplier (elk are 1x). These multipliers were calculated by comparing early winter weights of deer and elk and late winter weights of bison </w:t>
-      </w:r>
-      <w:commentRangeStart w:id="3"/>
+        <w:t xml:space="preserve">species with all deer species having a 0.3x multiplier and bison having a 2.15x multiplier (elk are 1x). These multipliers were calculated by comparing early winter weights of deer and elk and late winter weights of bison </w:t>
+      </w:r>
+      <w:commentRangeStart w:id="2"/>
       <w:r>
         <w:t>(</w:t>
       </w:r>
@@ -1569,30 +1468,30 @@
       <w:r>
         <w:t xml:space="preserve"> NPS Bison Office unpublished data). </w:t>
       </w:r>
-      <w:commentRangeEnd w:id="3"/>
+      <w:commentRangeEnd w:id="2"/>
       <w:r>
         <w:rPr>
           <w:rStyle w:val="CommentReference"/>
           <w:sz w:val="24"/>
           <w:szCs w:val="24"/>
         </w:rPr>
-        <w:commentReference w:id="3"/>
+        <w:commentReference w:id="2"/>
       </w:r>
       <w:r>
         <w:t xml:space="preserve">We </w:t>
       </w:r>
-      <w:commentRangeStart w:id="4"/>
+      <w:commentRangeStart w:id="3"/>
       <w:r>
         <w:t>accounted for biomass lingering between days by allowing 25% of the biomass to carry over between days.</w:t>
       </w:r>
-      <w:commentRangeEnd w:id="4"/>
+      <w:commentRangeEnd w:id="3"/>
       <w:r>
         <w:rPr>
           <w:rStyle w:val="CommentReference"/>
           <w:sz w:val="24"/>
           <w:szCs w:val="24"/>
         </w:rPr>
-        <w:commentReference w:id="4"/>
+        <w:commentReference w:id="3"/>
       </w:r>
     </w:p>
     <w:p>
@@ -1619,18 +1518,18 @@
       <w:r>
         <w:t xml:space="preserve">We determined the location and timing of wolf kills using the output of a random forest algorithm developed by </w:t>
       </w:r>
-      <w:commentRangeStart w:id="5"/>
+      <w:commentRangeStart w:id="4"/>
       <w:r>
         <w:t>Binder et al. (2026)</w:t>
       </w:r>
-      <w:commentRangeEnd w:id="5"/>
+      <w:commentRangeEnd w:id="4"/>
       <w:r>
         <w:rPr>
           <w:rStyle w:val="CommentReference"/>
           <w:sz w:val="24"/>
           <w:szCs w:val="24"/>
         </w:rPr>
-        <w:commentReference w:id="5"/>
+        <w:commentReference w:id="4"/>
       </w:r>
       <w:r>
         <w:t xml:space="preserve"> that predicts carrion locations from wolf movements, timing, and landscape features. The model makes no determinations about the prey species or cause of death</w:t>
@@ -1642,23 +1541,27 @@
         <w:t>t</w:t>
       </w:r>
       <w:r>
-        <w:t>he winter study periods performed by the Wolf, Cougar, and Elk Project (November 15 – December 15, March 1- 30)</w:t>
+        <w:t xml:space="preserve">he winter study periods performed by the Wolf, Cougar, and Elk Project (November 15 – December 15, </w:t>
+      </w:r>
+      <w:r>
+        <w:lastRenderedPageBreak/>
+        <w:t>March 1- 30)</w:t>
       </w:r>
       <w:r>
         <w:t xml:space="preserve">. Each wolf kill was available to be used by ravens from the beginning of wolf use until </w:t>
       </w:r>
-      <w:commentRangeStart w:id="6"/>
+      <w:commentRangeStart w:id="5"/>
       <w:r>
         <w:t xml:space="preserve">1 day </w:t>
       </w:r>
-      <w:commentRangeEnd w:id="6"/>
+      <w:commentRangeEnd w:id="5"/>
       <w:r>
         <w:rPr>
           <w:rStyle w:val="CommentReference"/>
           <w:sz w:val="24"/>
           <w:szCs w:val="24"/>
         </w:rPr>
-        <w:commentReference w:id="6"/>
+        <w:commentReference w:id="5"/>
       </w:r>
       <w:r>
         <w:t xml:space="preserve">after the last wolf GPS point. This additional day accounts for the continued availability and use of the carcass after wolves have abandoned it. For resources within a raven’s territory (Fig. 1), we considered all wolf-killed carcasses within 1 kilometer of a territory to be immediately known by the local raven. For resources located after leaving the territory, we considered a raven to have visited a wolf kill if there was at least 1 GPS point within 500 meters of an active kill site. We removed wolf-kills sites identified by the predictive model that were within the appropriate hunting region for the date because the raven had already arrived to forage for hunter-killed carrion. </w:t>
@@ -1686,7 +1589,6 @@
         <w:ind w:firstLine="720"/>
       </w:pPr>
       <w:r>
-        <w:lastRenderedPageBreak/>
         <w:t>To determine if a raven left its territory, we first defined the spatial boundaries of each territory. We determined a raven’s territory location and size by creating a 90% minimum convex polygon (MCP) using the package adehabitatHR (</w:t>
       </w:r>
       <w:r>
@@ -1707,18 +1609,18 @@
       <w:r>
         <w:t xml:space="preserve"> 4.5.1; Development Core Team </w:t>
       </w:r>
-      <w:commentRangeStart w:id="7"/>
+      <w:commentRangeStart w:id="6"/>
       <w:r>
         <w:t>2021</w:t>
       </w:r>
-      <w:commentRangeEnd w:id="7"/>
+      <w:commentRangeEnd w:id="6"/>
       <w:r>
         <w:rPr>
           <w:rStyle w:val="CommentReference"/>
           <w:sz w:val="24"/>
           <w:szCs w:val="24"/>
         </w:rPr>
-        <w:commentReference w:id="7"/>
+        <w:commentReference w:id="6"/>
       </w:r>
       <w:r>
         <w:t xml:space="preserve">) from GPS points collected during the breeding season (May - July). We used a less inclusive 90% MCP to remove excursive movements made after nest failure when adults </w:t>
@@ -1736,7 +1638,11 @@
         <w:ind w:firstLine="720"/>
       </w:pPr>
       <w:r>
-        <w:t>We determined a raven foraged for hunter-killed carrion if it had at least 1 GPS point within the appropriate hunting region polygon. The MTFWP hunting region was active for the duration of the MTFWP hunting season, and the bison hunting region was active from that date until March 30</w:t>
+        <w:t xml:space="preserve">We determined a raven foraged for hunter-killed carrion if it had at least 1 GPS point within the appropriate hunting region polygon. The MTFWP hunting region was active for the duration of the MTFWP hunting season, and the bison hunting region was active from that </w:t>
+      </w:r>
+      <w:r>
+        <w:lastRenderedPageBreak/>
+        <w:t>date until March 30</w:t>
       </w:r>
       <w:r>
         <w:rPr>
@@ -1787,7 +1693,6 @@
         <w:ind w:firstLine="720"/>
       </w:pPr>
       <w:r>
-        <w:lastRenderedPageBreak/>
         <w:t>Ravens perform pre-breeding behaviors such as territory defense and nest building to retain possession of their territory</w:t>
       </w:r>
       <w:r>
@@ -1852,7 +1757,11 @@
         <w:fldChar w:fldCharType="end"/>
       </w:r>
       <w:r>
-        <w:t xml:space="preserve">. Ravens in such areas may remember and be more willing to risk staying on their territories even when a kill is not immediately available. We calculated this by taking an average of the 30-day carcass acquisition rates of wolves using the random forest predictive algorithm across all years that the raven was monitored on </w:t>
+        <w:t xml:space="preserve">. Ravens in such areas may remember and be more willing to risk staying on their territories even when a kill is not immediately available. We calculated this by taking an average of the 30-day carcass acquisition rates of wolves </w:t>
+      </w:r>
+      <w:r>
+        <w:lastRenderedPageBreak/>
+        <w:t xml:space="preserve">using the random forest predictive algorithm across all years that the raven was monitored on </w:t>
       </w:r>
       <w:r>
         <w:t>territory</w:t>
@@ -1900,11 +1809,7 @@
         <w:t>d</w:t>
       </w:r>
       <w:r>
-        <w:t xml:space="preserve"> snow depth and maximum daily </w:t>
-      </w:r>
-      <w:r>
-        <w:lastRenderedPageBreak/>
-        <w:t xml:space="preserve">temperature from Mammoth, WY, as predictors that might similarly impact territorial raven decision-making. </w:t>
+        <w:t xml:space="preserve"> snow depth and maximum daily temperature from Mammoth, WY, as predictors that might similarly impact territorial raven decision-making. </w:t>
       </w:r>
     </w:p>
     <w:p>
@@ -1948,7 +1853,11 @@
         <w:t>version</w:t>
       </w:r>
       <w:r>
-        <w:t xml:space="preserve"> 1.1-37) with a random effect for individual. We used a conditional model to decompose the commuting process into two distinct decisions. The first is whether a raven decides to leave its territory (hereafter territory model). The second is if, after leaving the territory, the raven decides to visit the hunting regions (hereafter hunting model). We used the second part of the conditional model to account for the presence of other resources (e.g. wolf kills outside the territory or food in other gateway communities) that may influence a raven’s decision. </w:t>
+        <w:t xml:space="preserve"> 1.1-37) with a random effect for individual. We used a conditional model to decompose the commuting process into two distinct decisions. The first is whether a raven decides to leave its territory (hereafter territory model). The second is if, after leaving the territory, the raven decides to visit the hunting regions (hereafter hunting model). We used the second part of the conditional model to account for the presence of other resources </w:t>
+      </w:r>
+      <w:r>
+        <w:lastRenderedPageBreak/>
+        <w:t xml:space="preserve">(e.g. wolf kills outside the territory or food in other gateway communities) that may influence a raven’s decision. </w:t>
       </w:r>
     </w:p>
     <w:p>
@@ -1959,18 +1868,18 @@
       <w:r>
         <w:t xml:space="preserve">We restricted both models to </w:t>
       </w:r>
-      <w:commentRangeStart w:id="8"/>
+      <w:commentRangeStart w:id="7"/>
       <w:r>
         <w:t xml:space="preserve">the 30-day early (Nov 15 - Dec 15) and late (March 1 - 30) winter study </w:t>
       </w:r>
-      <w:commentRangeEnd w:id="8"/>
+      <w:commentRangeEnd w:id="7"/>
       <w:r>
         <w:rPr>
           <w:rStyle w:val="CommentReference"/>
           <w:sz w:val="24"/>
           <w:szCs w:val="24"/>
         </w:rPr>
-        <w:commentReference w:id="8"/>
+        <w:commentReference w:id="7"/>
       </w:r>
       <w:r>
         <w:t xml:space="preserve">periods </w:t>
@@ -1997,12 +1906,26 @@
         <w:t xml:space="preserve"> available</w:t>
       </w:r>
       <w:r>
-        <w:t xml:space="preserve"> to determine if anthropogenic resources were prioritized in the decision-making process. Other covariates in the territory model include the distance </w:t>
-      </w:r>
-      <w:r>
-        <w:lastRenderedPageBreak/>
-        <w:t>to the hunting regions, average wolf kill density within the territory, pre-breeding season period, the proportion of other ravens leaving their territories, daily maximum temperature, and daily snow depth. Other covariates in the hunting model are the distance to the hunting region, the proportion of other ravens visiting the hunting regions, average daily temperature, and daily snow depth.</w:t>
-      </w:r>
+        <w:t xml:space="preserve"> to determine if anthropogenic resources were prioritized in the decision-making process. Other covariates in the territory model include the distance to the hunting regions, average wolf kill density within the territory, pre-breeding season period, the proportion of other ravens leaving their territories, daily maximum temperature, and daily snow depth. Other covariates in the hunting model are the distance to the hunting region, the proportion of other ravens visiting the hunting regions, average daily temperature, and daily snow depth.</w:t>
+      </w:r>
+      <w:r>
+        <w:t xml:space="preserve"> </w:t>
+      </w:r>
+      <w:r>
+        <w:t>As a more conservative alternative, we</w:t>
+      </w:r>
+      <w:r>
+        <w:t xml:space="preserve"> considered a model that</w:t>
+      </w:r>
+      <w:r>
+        <w:t xml:space="preserve"> assumed limited knowledge of kill availability within their territory, applying the same 500-meter visit criterion to within-territory kills as was used for kills outside the territory.</w:t>
+      </w:r>
+    </w:p>
+    <w:p>
+      <w:pPr>
+        <w:spacing w:line="480" w:lineRule="auto"/>
+        <w:ind w:firstLine="720"/>
+      </w:pPr>
     </w:p>
     <w:p>
       <w:pPr>
@@ -2030,40 +1953,41 @@
         <w:spacing w:line="480" w:lineRule="auto"/>
         <w:ind w:firstLine="720"/>
       </w:pPr>
-      <w:commentRangeStart w:id="9"/>
-      <w:r>
+      <w:commentRangeStart w:id="8"/>
+      <w:r>
+        <w:lastRenderedPageBreak/>
         <w:t>Between</w:t>
       </w:r>
-      <w:commentRangeEnd w:id="9"/>
+      <w:commentRangeEnd w:id="8"/>
       <w:r>
         <w:rPr>
           <w:rStyle w:val="CommentReference"/>
           <w:sz w:val="24"/>
           <w:szCs w:val="24"/>
         </w:rPr>
-        <w:commentReference w:id="9"/>
+        <w:commentReference w:id="8"/>
       </w:r>
       <w:r>
         <w:t xml:space="preserve"> October 2019 and March 2024, we gathered </w:t>
       </w:r>
-      <w:commentRangeStart w:id="10"/>
+      <w:commentRangeStart w:id="9"/>
       <w:r>
         <w:t>5</w:t>
       </w:r>
       <w:r>
-        <w:t>931</w:t>
+        <w:t>805</w:t>
       </w:r>
       <w:r>
         <w:t xml:space="preserve"> decision days </w:t>
       </w:r>
-      <w:commentRangeEnd w:id="10"/>
+      <w:commentRangeEnd w:id="9"/>
       <w:r>
         <w:rPr>
           <w:rStyle w:val="CommentReference"/>
           <w:sz w:val="24"/>
           <w:szCs w:val="24"/>
         </w:rPr>
-        <w:commentReference w:id="10"/>
+        <w:commentReference w:id="9"/>
       </w:r>
       <w:r>
         <w:t>(mean =</w:t>
@@ -2075,13 +1999,16 @@
         <w:t>2</w:t>
       </w:r>
       <w:r>
-        <w:t>96.6</w:t>
+        <w:t>9</w:t>
+      </w:r>
+      <w:r>
+        <w:t>0.3</w:t>
       </w:r>
       <w:r>
         <w:t xml:space="preserve">, range = </w:t>
       </w:r>
       <w:r>
-        <w:t>17</w:t>
+        <w:t>7</w:t>
       </w:r>
       <w:r>
         <w:t xml:space="preserve"> </w:t>
@@ -2093,31 +2020,52 @@
         <w:t xml:space="preserve"> </w:t>
       </w:r>
       <w:r>
-        <w:t>805, sd = 211.7</w:t>
+        <w:t>790</w:t>
+      </w:r>
+      <w:r>
+        <w:t>, sd = 2</w:t>
+      </w:r>
+      <w:r>
+        <w:t>07.6</w:t>
       </w:r>
       <w:r>
         <w:t xml:space="preserve">) from 20 territorial ravens (12 female, 8 male). Ravens decided to leave their territories an average of </w:t>
       </w:r>
       <w:r>
-        <w:t>67</w:t>
+        <w:t>6</w:t>
+      </w:r>
+      <w:r>
+        <w:t>5.3</w:t>
       </w:r>
       <w:r>
         <w:t xml:space="preserve">% of days (range = </w:t>
       </w:r>
       <w:r>
-        <w:t xml:space="preserve">27.8 </w:t>
+        <w:t>27.</w:t>
+      </w:r>
+      <w:r>
+        <w:t>5</w:t>
+      </w:r>
+      <w:r>
+        <w:t xml:space="preserve"> </w:t>
       </w:r>
       <w:r>
         <w:t xml:space="preserve">– </w:t>
       </w:r>
       <w:r>
-        <w:t>91.8</w:t>
+        <w:t>91.</w:t>
+      </w:r>
+      <w:r>
+        <w:t>4</w:t>
       </w:r>
       <w:r>
         <w:t xml:space="preserve">%, sd = </w:t>
       </w:r>
       <w:r>
-        <w:t>17.1</w:t>
+        <w:t>1</w:t>
+      </w:r>
+      <w:r>
+        <w:t>6.8</w:t>
       </w:r>
       <w:r>
         <w:t xml:space="preserve">%). After leaving their territory, ravens traveled </w:t>
@@ -2147,7 +2095,10 @@
         <w:t xml:space="preserve"> </w:t>
       </w:r>
       <w:r>
-        <w:t>57.7</w:t>
+        <w:t>5</w:t>
+      </w:r>
+      <w:r>
+        <w:t>5.3</w:t>
       </w:r>
       <w:r>
         <w:t xml:space="preserve">% of days (range = 0 – </w:t>
@@ -2159,13 +2110,7 @@
         <w:t>%, sd = 3</w:t>
       </w:r>
       <w:r>
-        <w:t>4</w:t>
-      </w:r>
-      <w:r>
-        <w:t>.</w:t>
-      </w:r>
-      <w:r>
-        <w:t>5</w:t>
+        <w:t>2.9</w:t>
       </w:r>
       <w:r>
         <w:t>%). Two ravens residing at Old Faithful (7485, 7494; 63 km from hunting regions), the territories farthest from the hunting regions, never traveled to the hunting area</w:t>
@@ -2218,10 +2163,10 @@
         </w:rPr>
         <w:lastRenderedPageBreak/>
         <w:drawing>
-          <wp:inline distT="0" distB="0" distL="0" distR="0" wp14:anchorId="4B148F51" wp14:editId="6ECAFD13">
+          <wp:inline distT="0" distB="0" distL="0" distR="0" wp14:anchorId="792AF2FE" wp14:editId="5FAEF7B5">
             <wp:extent cx="5943600" cy="4086225"/>
             <wp:effectExtent l="0" t="0" r="0" b="9525"/>
-            <wp:docPr id="1629874025" name="Graphic 1"/>
+            <wp:docPr id="655561907" name="Graphic 1"/>
             <wp:cNvGraphicFramePr>
               <a:graphicFrameLocks xmlns:a="http://schemas.openxmlformats.org/drawingml/2006/main" noChangeAspect="1"/>
             </wp:cNvGraphicFramePr>
@@ -2229,7 +2174,7 @@
               <a:graphicData uri="http://schemas.openxmlformats.org/drawingml/2006/picture">
                 <pic:pic xmlns:pic="http://schemas.openxmlformats.org/drawingml/2006/picture">
                   <pic:nvPicPr>
-                    <pic:cNvPr id="1629874025" name=""/>
+                    <pic:cNvPr id="655561907" name=""/>
                     <pic:cNvPicPr/>
                   </pic:nvPicPr>
                   <pic:blipFill>
@@ -2267,18 +2212,18 @@
       <w:pPr>
         <w:spacing w:line="480" w:lineRule="auto"/>
       </w:pPr>
-      <w:commentRangeStart w:id="11"/>
+      <w:commentRangeStart w:id="10"/>
       <w:r>
         <w:t xml:space="preserve">Figure . </w:t>
       </w:r>
-      <w:commentRangeEnd w:id="11"/>
+      <w:commentRangeEnd w:id="10"/>
       <w:r>
         <w:rPr>
           <w:rStyle w:val="CommentReference"/>
           <w:sz w:val="24"/>
           <w:szCs w:val="24"/>
         </w:rPr>
-        <w:commentReference w:id="11"/>
+        <w:commentReference w:id="10"/>
       </w:r>
       <w:r>
         <w:t xml:space="preserve">The proportion of decision days </w:t>
@@ -2296,297 +2241,179 @@
         <w:t>ther” category is used to encapsulate all extraterritorial movements that did not result in a visit to the hunting regions.</w:t>
       </w:r>
       <w:r>
-        <w:br w:type="page"/>
-      </w:r>
+        <w:rPr>
+          <w:noProof/>
+        </w:rPr>
+        <w:t xml:space="preserve"> </w:t>
+      </w:r>
+    </w:p>
+    <w:p>
+      <w:pPr>
+        <w:spacing w:line="480" w:lineRule="auto"/>
+      </w:pPr>
     </w:p>
     <w:p>
       <w:pPr>
         <w:spacing w:line="480" w:lineRule="auto"/>
         <w:ind w:firstLine="720"/>
       </w:pPr>
-      <w:commentRangeStart w:id="12"/>
-      <w:r>
-        <w:lastRenderedPageBreak/>
-        <w:t>During</w:t>
-      </w:r>
-      <w:commentRangeEnd w:id="12"/>
+      <w:r>
+        <w:t>Ravens largely remained on territory until the last week of October when ungulate hunting began and the number of visits to the hunting regions increased (</w:t>
+      </w:r>
+      <w:commentRangeStart w:id="11"/>
+      <w:r>
+        <w:t xml:space="preserve">Fig. </w:t>
+      </w:r>
+      <w:commentRangeEnd w:id="11"/>
       <w:r>
         <w:rPr>
           <w:rStyle w:val="CommentReference"/>
           <w:sz w:val="24"/>
           <w:szCs w:val="24"/>
         </w:rPr>
-        <w:commentReference w:id="12"/>
+        <w:commentReference w:id="11"/>
+      </w:r>
+      <w:r>
+        <w:t>). The number of trips to the hunting regions then remained consistent throughout the remainder of</w:t>
       </w:r>
       <w:r>
         <w:t xml:space="preserve"> the</w:t>
       </w:r>
       <w:r>
-        <w:t xml:space="preserve"> </w:t>
-      </w:r>
-      <w:r>
-        <w:t xml:space="preserve">Yellowstone Wolf, Cougar, and Elk </w:t>
-      </w:r>
-      <w:r>
-        <w:t>winter study</w:t>
-      </w:r>
-      <w:r>
-        <w:t xml:space="preserve"> sampling periods that had sufficient information about wolf kill availability</w:t>
-      </w:r>
-      <w:r>
-        <w:t>,</w:t>
-      </w:r>
-      <w:r>
-        <w:t xml:space="preserve"> we had 2095 decision days (</w:t>
-      </w:r>
-      <w:r>
-        <w:t>mean = 104.8</w:t>
-      </w:r>
-      <w:r>
-        <w:t xml:space="preserve">, </w:t>
-      </w:r>
-      <w:r>
-        <w:t>range = 4 – 219, sd = 63)</w:t>
-      </w:r>
-      <w:r>
-        <w:t>.</w:t>
-      </w:r>
-      <w:r>
-        <w:t xml:space="preserve"> </w:t>
-      </w:r>
-      <w:r>
-        <w:t>W</w:t>
-      </w:r>
-      <w:r>
-        <w:t>olf kills were rarely available</w:t>
-      </w:r>
-      <w:r>
-        <w:t xml:space="preserve"> and utilized</w:t>
-      </w:r>
-      <w:r>
-        <w:t xml:space="preserve"> by individual</w:t>
-      </w:r>
-      <w:r>
-        <w:t xml:space="preserve"> territorial ravens, either within their territory or beyond it. Raven territories were 0.8 – 21.2 km</w:t>
-      </w:r>
-      <w:r>
-        <w:rPr>
-          <w:vertAlign w:val="superscript"/>
-        </w:rPr>
-        <w:t>2</w:t>
-      </w:r>
-      <w:r>
-        <w:t xml:space="preserve"> (median = 3.3 km</w:t>
-      </w:r>
-      <w:r>
-        <w:rPr>
-          <w:vertAlign w:val="superscript"/>
-        </w:rPr>
-        <w:t>2</w:t>
-      </w:r>
-      <w:r>
-        <w:t>,</w:t>
-      </w:r>
-      <w:r>
-        <w:t xml:space="preserve"> sd = 6.3 km</w:t>
-      </w:r>
-      <w:r>
-        <w:rPr>
-          <w:vertAlign w:val="superscript"/>
-        </w:rPr>
-        <w:t>2</w:t>
-      </w:r>
-      <w:r>
-        <w:t>) and each territory only had a wolf kill available for a mean of 3.1% of days (</w:t>
-      </w:r>
-      <w:r>
-        <w:t>n</w:t>
-      </w:r>
-      <w:r>
-        <w:rPr>
-          <w:vertAlign w:val="subscript"/>
-        </w:rPr>
-        <w:t>kills</w:t>
-      </w:r>
-      <w:r>
-        <w:t xml:space="preserve"> = 25, </w:t>
-      </w:r>
-      <w:r>
-        <w:t xml:space="preserve">range = 0 – 25%, sd = 6.1%). </w:t>
-      </w:r>
-      <w:r>
-        <w:t>We recorded ravens within 500 m</w:t>
-      </w:r>
-      <w:r>
-        <w:t>eters</w:t>
-      </w:r>
-      <w:r>
-        <w:t xml:space="preserve"> of</w:t>
-      </w:r>
-      <w:r>
-        <w:t xml:space="preserve"> a</w:t>
-      </w:r>
-      <w:r>
-        <w:t xml:space="preserve"> wolf kill </w:t>
-      </w:r>
-      <w:r>
-        <w:t>i</w:t>
-      </w:r>
-      <w:r>
-        <w:t>n their territories 26.5% of days we defined as having an available wolf kill (53.1% for within 1000 m</w:t>
-      </w:r>
-      <w:r>
-        <w:t>eters</w:t>
-      </w:r>
-      <w:r>
-        <w:t xml:space="preserve">) </w:t>
-      </w:r>
-      <w:commentRangeStart w:id="13"/>
-      <w:r>
-        <w:t>and ravens visited a particular wolf kill on at least one day during its available duration 32% of the time</w:t>
-      </w:r>
-      <w:commentRangeEnd w:id="13"/>
+        <w:t xml:space="preserve"> winter </w:t>
+      </w:r>
+      <w:commentRangeStart w:id="12"/>
+      <w:r>
+        <w:t>(Fig. )</w:t>
+      </w:r>
+      <w:commentRangeEnd w:id="12"/>
       <w:r>
         <w:rPr>
           <w:rStyle w:val="CommentReference"/>
           <w:sz w:val="24"/>
           <w:szCs w:val="24"/>
         </w:rPr>
-        <w:commentReference w:id="13"/>
-      </w:r>
-      <w:r>
-        <w:t xml:space="preserve">. </w:t>
-      </w:r>
-      <w:r>
-        <w:t>Ravens with larger territories were less likely to visit wolf kills available within their territories (binomial GLM: -0.13, SE = 0.05, p &lt; 0.05)</w:t>
-      </w:r>
-      <w:commentRangeStart w:id="14"/>
-      <w:r>
-        <w:t>.</w:t>
-      </w:r>
-      <w:commentRangeEnd w:id="14"/>
+        <w:commentReference w:id="12"/>
+      </w:r>
+      <w:r>
+        <w:t xml:space="preserve"> while the centers of activity shifted in accordance with the location of primary source of anthropogenic subsidies (</w:t>
+      </w:r>
+      <w:commentRangeStart w:id="13"/>
+      <w:r>
+        <w:t xml:space="preserve">Fig. </w:t>
+      </w:r>
+      <w:commentRangeEnd w:id="13"/>
       <w:r>
         <w:rPr>
           <w:rStyle w:val="CommentReference"/>
           <w:sz w:val="24"/>
           <w:szCs w:val="24"/>
         </w:rPr>
+        <w:commentReference w:id="13"/>
+      </w:r>
+      <w:r>
+        <w:t xml:space="preserve">). Before hunting seasons began in late October </w:t>
+      </w:r>
+      <w:r>
+        <w:lastRenderedPageBreak/>
+        <w:t xml:space="preserve">and between hunting seasons in the middle of winter, ravens visiting the hunting regions spent more time at the Gardiner landfill and sewage treatment ponds. </w:t>
+      </w:r>
+      <w:r>
+        <w:t>During the hunting periods, ravens spent</w:t>
+      </w:r>
+      <w:r>
+        <w:t xml:space="preserve"> the</w:t>
+      </w:r>
+      <w:r>
+        <w:t xml:space="preserve"> most time in the areas with </w:t>
+      </w:r>
+      <w:commentRangeStart w:id="14"/>
+      <w:r>
+        <w:t>highest hunting effort</w:t>
+      </w:r>
+      <w:commentRangeEnd w:id="14"/>
+      <w:r>
+        <w:rPr>
+          <w:rStyle w:val="CommentReference"/>
+          <w:sz w:val="24"/>
+          <w:szCs w:val="24"/>
+        </w:rPr>
         <w:commentReference w:id="14"/>
       </w:r>
       <w:r>
-        <w:t xml:space="preserve"> </w:t>
-      </w:r>
-      <w:r>
-        <w:t xml:space="preserve">Wolf kills were only </w:t>
-      </w:r>
-      <w:r>
-        <w:t>visited</w:t>
-      </w:r>
-      <w:r>
-        <w:t xml:space="preserve"> outside of the territory on a mean of </w:t>
-      </w:r>
-      <w:r>
-        <w:t>2.8</w:t>
-      </w:r>
-      <w:r>
-        <w:t xml:space="preserve">% of days </w:t>
-      </w:r>
-      <w:r>
-        <w:t>that</w:t>
-      </w:r>
-      <w:r>
-        <w:t xml:space="preserve"> </w:t>
-      </w:r>
-      <w:r>
-        <w:t xml:space="preserve">a </w:t>
-      </w:r>
-      <w:r>
-        <w:t xml:space="preserve">raven left </w:t>
-      </w:r>
-      <w:r>
-        <w:t>its</w:t>
-      </w:r>
-      <w:r>
-        <w:t xml:space="preserve"> territory </w:t>
-      </w:r>
-      <w:r>
-        <w:t>(</w:t>
-      </w:r>
-      <w:r>
-        <w:t>n</w:t>
-      </w:r>
-      <w:r>
-        <w:rPr>
-          <w:vertAlign w:val="subscript"/>
-        </w:rPr>
-        <w:t>kills</w:t>
-      </w:r>
-      <w:r>
-        <w:t xml:space="preserve"> = </w:t>
-      </w:r>
-      <w:r>
-        <w:t>4</w:t>
-      </w:r>
-      <w:r>
-        <w:t>4</w:t>
-      </w:r>
-      <w:r>
-        <w:t xml:space="preserve">, </w:t>
-      </w:r>
-      <w:r>
-        <w:t xml:space="preserve">range = </w:t>
-      </w:r>
-      <w:r>
-        <w:t>0</w:t>
-      </w:r>
-      <w:r>
-        <w:t xml:space="preserve"> – </w:t>
-      </w:r>
-      <w:r>
-        <w:t>10.1</w:t>
-      </w:r>
-      <w:r>
-        <w:t xml:space="preserve">%, sd = </w:t>
-      </w:r>
-      <w:r>
-        <w:t>3</w:t>
-      </w:r>
-      <w:r>
-        <w:t xml:space="preserve">%, Fig. 2). </w:t>
-      </w:r>
-      <w:r>
-        <w:t>54.4% of</w:t>
-      </w:r>
-      <w:r>
-        <w:t xml:space="preserve"> extraterritorial trips with a wolf kill involved the raven investigating the hunting areas as well (range = 1</w:t>
-      </w:r>
-      <w:r>
-        <w:t>4.3</w:t>
-      </w:r>
-      <w:r>
-        <w:t xml:space="preserve"> – 100%, sd = 3</w:t>
-      </w:r>
-      <w:r>
-        <w:t>5.7</w:t>
-      </w:r>
-      <w:r>
-        <w:t xml:space="preserve">%, Fig. 2). </w:t>
-      </w:r>
-    </w:p>
-    <w:p>
-      <w:pPr>
-        <w:spacing w:line="480" w:lineRule="auto"/>
-      </w:pPr>
-      <w:r>
+        <w:t xml:space="preserve"> for the target species</w:t>
+      </w:r>
+      <w:r>
+        <w:t>.</w:t>
+      </w:r>
+      <w:r>
+        <w:t xml:space="preserve"> During mid-winter, while GPS points reconcentrate</w:t>
+      </w:r>
+      <w:r>
+        <w:t>d</w:t>
+      </w:r>
+      <w:r>
+        <w:t xml:space="preserve"> around the Gardiner landfill, there </w:t>
+      </w:r>
+      <w:r>
+        <w:t>was still considerable</w:t>
+      </w:r>
+      <w:r>
+        <w:t xml:space="preserve"> amounts of activity occurring within the same space </w:t>
+      </w:r>
+      <w:r>
+        <w:t>used during the</w:t>
+      </w:r>
+      <w:r>
+        <w:t xml:space="preserve"> MTFWP hunting season. </w:t>
+      </w:r>
+    </w:p>
+    <w:p>
+      <w:pPr>
+        <w:spacing w:line="480" w:lineRule="auto"/>
+        <w:ind w:firstLine="720"/>
+      </w:pPr>
+      <w:r>
+        <w:br w:type="page"/>
+      </w:r>
+    </w:p>
+    <w:p>
+      <w:pPr>
+        <w:spacing w:line="480" w:lineRule="auto"/>
         <w:rPr>
           <w:noProof/>
         </w:rPr>
-        <w:lastRenderedPageBreak/>
+      </w:pPr>
+    </w:p>
+    <w:p>
+      <w:pPr>
+        <w:spacing w:line="480" w:lineRule="auto"/>
+        <w:rPr>
+          <w:noProof/>
+        </w:rPr>
+      </w:pPr>
+    </w:p>
+    <w:p>
+      <w:pPr>
+        <w:spacing w:line="480" w:lineRule="auto"/>
+        <w:rPr>
+          <w:noProof/>
+        </w:rPr>
+      </w:pPr>
+    </w:p>
+    <w:p>
+      <w:pPr>
+        <w:spacing w:line="480" w:lineRule="auto"/>
+      </w:pPr>
+      <w:r>
+        <w:rPr>
+          <w:noProof/>
+        </w:rPr>
         <w:drawing>
-          <wp:inline distT="0" distB="0" distL="0" distR="0" wp14:anchorId="185999FD" wp14:editId="40753409">
-            <wp:extent cx="5943600" cy="4086225"/>
-            <wp:effectExtent l="0" t="0" r="0" b="9525"/>
-            <wp:docPr id="1991302193" name="Graphic 1"/>
+          <wp:inline distT="0" distB="0" distL="0" distR="0" wp14:anchorId="7EA751D4" wp14:editId="2112367B">
+            <wp:extent cx="5943600" cy="2569580"/>
+            <wp:effectExtent l="0" t="0" r="0" b="2540"/>
+            <wp:docPr id="492969091" name="Graphic 1"/>
             <wp:cNvGraphicFramePr>
               <a:graphicFrameLocks xmlns:a="http://schemas.openxmlformats.org/drawingml/2006/main" noChangeAspect="1"/>
             </wp:cNvGraphicFramePr>
@@ -2594,14 +2421,517 @@
               <a:graphicData uri="http://schemas.openxmlformats.org/drawingml/2006/picture">
                 <pic:pic xmlns:pic="http://schemas.openxmlformats.org/drawingml/2006/picture">
                   <pic:nvPicPr>
-                    <pic:cNvPr id="1991302193" name=""/>
+                    <pic:cNvPr id="492969091" name=""/>
                     <pic:cNvPicPr/>
                   </pic:nvPicPr>
-                  <pic:blipFill>
+                  <pic:blipFill rotWithShape="1">
                     <a:blip r:embed="rId15">
                       <a:extLst>
                         <a:ext uri="{96DAC541-7B7A-43D3-8B79-37D633B846F1}">
                           <asvg:svgBlip xmlns:asvg="http://schemas.microsoft.com/office/drawing/2016/SVG/main" r:embed="rId16"/>
+                        </a:ext>
+                      </a:extLst>
+                    </a:blip>
+                    <a:srcRect b="23142"/>
+                    <a:stretch>
+                      <a:fillRect/>
+                    </a:stretch>
+                  </pic:blipFill>
+                  <pic:spPr bwMode="auto">
+                    <a:xfrm>
+                      <a:off x="0" y="0"/>
+                      <a:ext cx="5943600" cy="2569580"/>
+                    </a:xfrm>
+                    <a:prstGeom prst="rect">
+                      <a:avLst/>
+                    </a:prstGeom>
+                    <a:ln>
+                      <a:noFill/>
+                    </a:ln>
+                    <a:extLst>
+                      <a:ext uri="{53640926-AAD7-44D8-BBD7-CCE9431645EC}">
+                        <a14:shadowObscured xmlns:a14="http://schemas.microsoft.com/office/drawing/2010/main"/>
+                      </a:ext>
+                    </a:extLst>
+                  </pic:spPr>
+                </pic:pic>
+              </a:graphicData>
+            </a:graphic>
+          </wp:inline>
+        </w:drawing>
+      </w:r>
+    </w:p>
+    <w:p>
+      <w:pPr>
+        <w:spacing w:line="480" w:lineRule="auto"/>
+      </w:pPr>
+      <w:commentRangeStart w:id="15"/>
+      <w:commentRangeStart w:id="16"/>
+      <w:r>
+        <w:t xml:space="preserve">Figure </w:t>
+      </w:r>
+      <w:commentRangeEnd w:id="15"/>
+      <w:r>
+        <w:rPr>
+          <w:rStyle w:val="CommentReference"/>
+          <w:sz w:val="24"/>
+          <w:szCs w:val="24"/>
+        </w:rPr>
+        <w:commentReference w:id="15"/>
+      </w:r>
+      <w:commentRangeEnd w:id="16"/>
+      <w:r>
+        <w:rPr>
+          <w:rStyle w:val="CommentReference"/>
+          <w:sz w:val="24"/>
+          <w:szCs w:val="24"/>
+        </w:rPr>
+        <w:commentReference w:id="16"/>
+      </w:r>
+      <w:r>
+        <w:t>8</w:t>
+      </w:r>
+      <w:r>
+        <w:t>. Plot</w:t>
+      </w:r>
+      <w:r>
+        <w:t>s</w:t>
+      </w:r>
+      <w:r>
+        <w:t xml:space="preserve"> show</w:t>
+      </w:r>
+      <w:r>
+        <w:t xml:space="preserve"> the movement decision</w:t>
+      </w:r>
+      <w:r>
+        <w:t>s</w:t>
+      </w:r>
+      <w:r>
+        <w:t xml:space="preserve"> of ravens throughout the winter</w:t>
+      </w:r>
+      <w:r>
+        <w:t>.</w:t>
+      </w:r>
+      <w:r>
+        <w:t xml:space="preserve"> </w:t>
+      </w:r>
+      <w:r>
+        <w:t>The left plot shows the average number of days (between ravens) a raven made each movement decision. T</w:t>
+      </w:r>
+      <w:r>
+        <w:t>he</w:t>
+      </w:r>
+      <w:r>
+        <w:t xml:space="preserve"> right plot shows the</w:t>
+      </w:r>
+      <w:r>
+        <w:t xml:space="preserve"> average proportion of ravens</w:t>
+      </w:r>
+      <w:r>
+        <w:t xml:space="preserve"> </w:t>
+      </w:r>
+      <w:r>
+        <w:t>(between years)</w:t>
+      </w:r>
+      <w:r>
+        <w:t xml:space="preserve"> that made a movement decision on each day during the early winter months. </w:t>
+      </w:r>
+    </w:p>
+    <w:p>
+      <w:pPr>
+        <w:spacing w:line="480" w:lineRule="auto"/>
+        <w:ind w:firstLine="720"/>
+        <w:jc w:val="center"/>
+        <w:rPr>
+          <w:noProof/>
+        </w:rPr>
+      </w:pPr>
+    </w:p>
+    <w:p>
+      <w:pPr>
+        <w:spacing w:line="480" w:lineRule="auto"/>
+        <w:ind w:firstLine="720"/>
+        <w:jc w:val="center"/>
+      </w:pPr>
+      <w:r>
+        <w:rPr>
+          <w:noProof/>
+        </w:rPr>
+        <w:lastRenderedPageBreak/>
+        <w:drawing>
+          <wp:inline distT="0" distB="0" distL="0" distR="0" wp14:anchorId="64C39413" wp14:editId="3FE42D02">
+            <wp:extent cx="5649141" cy="4185138"/>
+            <wp:effectExtent l="0" t="0" r="8890" b="6350"/>
+            <wp:docPr id="2035111259" name="Picture 1"/>
+            <wp:cNvGraphicFramePr>
+              <a:graphicFrameLocks xmlns:a="http://schemas.openxmlformats.org/drawingml/2006/main" noChangeAspect="1"/>
+            </wp:cNvGraphicFramePr>
+            <a:graphic xmlns:a="http://schemas.openxmlformats.org/drawingml/2006/main">
+              <a:graphicData uri="http://schemas.openxmlformats.org/drawingml/2006/picture">
+                <pic:pic xmlns:pic="http://schemas.openxmlformats.org/drawingml/2006/picture">
+                  <pic:nvPicPr>
+                    <pic:cNvPr id="0" name="Picture 1"/>
+                    <pic:cNvPicPr>
+                      <a:picLocks noChangeAspect="1" noChangeArrowheads="1"/>
+                    </pic:cNvPicPr>
+                  </pic:nvPicPr>
+                  <pic:blipFill rotWithShape="1">
+                    <a:blip r:embed="rId17">
+                      <a:extLst>
+                        <a:ext uri="{28A0092B-C50C-407E-A947-70E740481C1C}">
+                          <a14:useLocalDpi xmlns:a14="http://schemas.microsoft.com/office/drawing/2010/main" val="0"/>
+                        </a:ext>
+                      </a:extLst>
+                    </a:blip>
+                    <a:srcRect l="12621" r="11444"/>
+                    <a:stretch>
+                      <a:fillRect/>
+                    </a:stretch>
+                  </pic:blipFill>
+                  <pic:spPr bwMode="auto">
+                    <a:xfrm>
+                      <a:off x="0" y="0"/>
+                      <a:ext cx="5659090" cy="4192509"/>
+                    </a:xfrm>
+                    <a:prstGeom prst="rect">
+                      <a:avLst/>
+                    </a:prstGeom>
+                    <a:noFill/>
+                    <a:ln>
+                      <a:noFill/>
+                    </a:ln>
+                    <a:extLst>
+                      <a:ext uri="{53640926-AAD7-44D8-BBD7-CCE9431645EC}">
+                        <a14:shadowObscured xmlns:a14="http://schemas.microsoft.com/office/drawing/2010/main"/>
+                      </a:ext>
+                    </a:extLst>
+                  </pic:spPr>
+                </pic:pic>
+              </a:graphicData>
+            </a:graphic>
+          </wp:inline>
+        </w:drawing>
+      </w:r>
+    </w:p>
+    <w:p>
+      <w:pPr>
+        <w:spacing w:line="480" w:lineRule="auto"/>
+      </w:pPr>
+      <w:r>
+        <w:t xml:space="preserve">Figure </w:t>
+      </w:r>
+      <w:r>
+        <w:t>9</w:t>
+      </w:r>
+      <w:r>
+        <w:t xml:space="preserve">. Maps show the GPS hotspots </w:t>
+      </w:r>
+      <w:r>
+        <w:t xml:space="preserve">of ravens that decided to visit the Gardiner hunting </w:t>
+      </w:r>
+      <w:r>
+        <w:t>regions</w:t>
+      </w:r>
+      <w:r>
+        <w:t xml:space="preserve"> throughout the various periods during the winter when</w:t>
+      </w:r>
+      <w:r>
+        <w:t xml:space="preserve"> structured </w:t>
+      </w:r>
+      <w:r>
+        <w:t xml:space="preserve">ungulate hunting does and does not occur. </w:t>
+      </w:r>
+    </w:p>
+    <w:p>
+      <w:pPr>
+        <w:spacing w:line="480" w:lineRule="auto"/>
+      </w:pPr>
+    </w:p>
+    <w:p>
+      <w:pPr>
+        <w:spacing w:line="480" w:lineRule="auto"/>
+        <w:ind w:firstLine="720"/>
+      </w:pPr>
+      <w:commentRangeStart w:id="17"/>
+      <w:r>
+        <w:t>During</w:t>
+      </w:r>
+      <w:commentRangeEnd w:id="17"/>
+      <w:r>
+        <w:rPr>
+          <w:rStyle w:val="CommentReference"/>
+          <w:sz w:val="24"/>
+          <w:szCs w:val="24"/>
+        </w:rPr>
+        <w:commentReference w:id="17"/>
+      </w:r>
+      <w:r>
+        <w:t xml:space="preserve"> the</w:t>
+      </w:r>
+      <w:r>
+        <w:t xml:space="preserve"> </w:t>
+      </w:r>
+      <w:r>
+        <w:t xml:space="preserve">Yellowstone Wolf, Cougar, and Elk </w:t>
+      </w:r>
+      <w:r>
+        <w:t>winter study</w:t>
+      </w:r>
+      <w:r>
+        <w:t xml:space="preserve"> sampling periods that had information about wolf kill availability</w:t>
+      </w:r>
+      <w:r>
+        <w:t>,</w:t>
+      </w:r>
+      <w:r>
+        <w:t xml:space="preserve"> we had 2</w:t>
+      </w:r>
+      <w:r>
+        <w:t>103</w:t>
+      </w:r>
+      <w:r>
+        <w:t xml:space="preserve"> decision days (</w:t>
+      </w:r>
+      <w:r>
+        <w:t>mean = 10</w:t>
+      </w:r>
+      <w:r>
+        <w:t>5</w:t>
+      </w:r>
+      <w:r>
+        <w:t>.</w:t>
+      </w:r>
+      <w:r>
+        <w:t>2</w:t>
+      </w:r>
+      <w:r>
+        <w:t xml:space="preserve">, </w:t>
+      </w:r>
+      <w:r>
+        <w:t>range = 4 – 219, sd = 63</w:t>
+      </w:r>
+      <w:r>
+        <w:t>.4</w:t>
+      </w:r>
+      <w:r>
+        <w:t>)</w:t>
+      </w:r>
+      <w:r>
+        <w:t>.</w:t>
+      </w:r>
+      <w:r>
+        <w:t xml:space="preserve"> </w:t>
+      </w:r>
+      <w:r>
+        <w:t>W</w:t>
+      </w:r>
+      <w:r>
+        <w:t>olf kills were rarely available</w:t>
+      </w:r>
+      <w:r>
+        <w:t xml:space="preserve"> and utilized</w:t>
+      </w:r>
+      <w:r>
+        <w:t xml:space="preserve"> by individual</w:t>
+      </w:r>
+      <w:r>
+        <w:t xml:space="preserve"> territorial ravens, either within their territory or beyond it. Raven territories were 0.8 – 21.2 km</w:t>
+      </w:r>
+      <w:r>
+        <w:rPr>
+          <w:vertAlign w:val="superscript"/>
+        </w:rPr>
+        <w:t>2</w:t>
+      </w:r>
+      <w:r>
+        <w:t xml:space="preserve"> (median = 3.3 km</w:t>
+      </w:r>
+      <w:r>
+        <w:rPr>
+          <w:vertAlign w:val="superscript"/>
+        </w:rPr>
+        <w:t>2</w:t>
+      </w:r>
+      <w:r>
+        <w:t>,</w:t>
+      </w:r>
+      <w:r>
+        <w:t xml:space="preserve"> sd = 6.3 km</w:t>
+      </w:r>
+      <w:r>
+        <w:rPr>
+          <w:vertAlign w:val="superscript"/>
+        </w:rPr>
+        <w:t>2</w:t>
+      </w:r>
+      <w:r>
+        <w:t>) and each territory only had a wolf kill available for a mean of 3.</w:t>
+      </w:r>
+      <w:r>
+        <w:t>4</w:t>
+      </w:r>
+      <w:r>
+        <w:t>% of days (</w:t>
+      </w:r>
+      <w:r>
+        <w:t>n</w:t>
+      </w:r>
+      <w:r>
+        <w:rPr>
+          <w:vertAlign w:val="subscript"/>
+        </w:rPr>
+        <w:t>kills</w:t>
+      </w:r>
+      <w:r>
+        <w:t xml:space="preserve"> = 25, </w:t>
+      </w:r>
+      <w:r>
+        <w:t>range = 0 – 2</w:t>
+      </w:r>
+      <w:r>
+        <w:t>8.9</w:t>
+      </w:r>
+      <w:r>
+        <w:t xml:space="preserve">%, sd = </w:t>
+      </w:r>
+      <w:r>
+        <w:t>7</w:t>
+      </w:r>
+      <w:r>
+        <w:t xml:space="preserve">%). Wolf kills were only </w:t>
+      </w:r>
+      <w:r>
+        <w:t>visited</w:t>
+      </w:r>
+      <w:r>
+        <w:t xml:space="preserve"> </w:t>
+      </w:r>
+      <w:r>
+        <w:lastRenderedPageBreak/>
+        <w:t xml:space="preserve">outside of the territory on a mean of </w:t>
+      </w:r>
+      <w:r>
+        <w:t>2.</w:t>
+      </w:r>
+      <w:r>
+        <w:t>9</w:t>
+      </w:r>
+      <w:r>
+        <w:t xml:space="preserve">% of days </w:t>
+      </w:r>
+      <w:r>
+        <w:t>that</w:t>
+      </w:r>
+      <w:r>
+        <w:t xml:space="preserve"> </w:t>
+      </w:r>
+      <w:r>
+        <w:t xml:space="preserve">a </w:t>
+      </w:r>
+      <w:r>
+        <w:t xml:space="preserve">raven left </w:t>
+      </w:r>
+      <w:r>
+        <w:t>its</w:t>
+      </w:r>
+      <w:r>
+        <w:t xml:space="preserve"> territory </w:t>
+      </w:r>
+      <w:r>
+        <w:t>(</w:t>
+      </w:r>
+      <w:r>
+        <w:t>n</w:t>
+      </w:r>
+      <w:r>
+        <w:rPr>
+          <w:vertAlign w:val="subscript"/>
+        </w:rPr>
+        <w:t>kills</w:t>
+      </w:r>
+      <w:r>
+        <w:t xml:space="preserve"> = </w:t>
+      </w:r>
+      <w:r>
+        <w:t>4</w:t>
+      </w:r>
+      <w:r>
+        <w:t>4</w:t>
+      </w:r>
+      <w:r>
+        <w:t xml:space="preserve">, </w:t>
+      </w:r>
+      <w:r>
+        <w:t xml:space="preserve">range = </w:t>
+      </w:r>
+      <w:r>
+        <w:t>0</w:t>
+      </w:r>
+      <w:r>
+        <w:t xml:space="preserve"> – </w:t>
+      </w:r>
+      <w:r>
+        <w:t>10.1</w:t>
+      </w:r>
+      <w:r>
+        <w:t xml:space="preserve">%, sd = </w:t>
+      </w:r>
+      <w:r>
+        <w:t>3</w:t>
+      </w:r>
+      <w:r>
+        <w:t>.2</w:t>
+      </w:r>
+      <w:r>
+        <w:t xml:space="preserve">%, Fig. 2). </w:t>
+      </w:r>
+      <w:r>
+        <w:t>54.4% of</w:t>
+      </w:r>
+      <w:r>
+        <w:t xml:space="preserve"> extraterritorial trips with a wolf kill involved the raven investigating the hunting areas as well (range = 1</w:t>
+      </w:r>
+      <w:r>
+        <w:t>4.3</w:t>
+      </w:r>
+      <w:r>
+        <w:t xml:space="preserve"> – 100%, sd = 3</w:t>
+      </w:r>
+      <w:r>
+        <w:t>5.7</w:t>
+      </w:r>
+      <w:r>
+        <w:t xml:space="preserve">%, Fig. 2). </w:t>
+      </w:r>
+    </w:p>
+    <w:p>
+      <w:pPr>
+        <w:spacing w:line="480" w:lineRule="auto"/>
+      </w:pPr>
+      <w:r>
+        <w:rPr>
+          <w:noProof/>
+        </w:rPr>
+        <w:drawing>
+          <wp:inline distT="0" distB="0" distL="0" distR="0" wp14:anchorId="4D53CC60" wp14:editId="558DE471">
+            <wp:extent cx="5943600" cy="4086225"/>
+            <wp:effectExtent l="0" t="0" r="0" b="9525"/>
+            <wp:docPr id="343996675" name="Graphic 1"/>
+            <wp:cNvGraphicFramePr>
+              <a:graphicFrameLocks xmlns:a="http://schemas.openxmlformats.org/drawingml/2006/main" noChangeAspect="1"/>
+            </wp:cNvGraphicFramePr>
+            <a:graphic xmlns:a="http://schemas.openxmlformats.org/drawingml/2006/main">
+              <a:graphicData uri="http://schemas.openxmlformats.org/drawingml/2006/picture">
+                <pic:pic xmlns:pic="http://schemas.openxmlformats.org/drawingml/2006/picture">
+                  <pic:nvPicPr>
+                    <pic:cNvPr id="343996675" name=""/>
+                    <pic:cNvPicPr/>
+                  </pic:nvPicPr>
+                  <pic:blipFill>
+                    <a:blip r:embed="rId18">
+                      <a:extLst>
+                        <a:ext uri="{96DAC541-7B7A-43D3-8B79-37D633B846F1}">
+                          <asvg:svgBlip xmlns:asvg="http://schemas.microsoft.com/office/drawing/2016/SVG/main" r:embed="rId19"/>
                         </a:ext>
                       </a:extLst>
                     </a:blip>
@@ -2629,18 +2959,18 @@
       <w:pPr>
         <w:spacing w:line="480" w:lineRule="auto"/>
       </w:pPr>
-      <w:commentRangeStart w:id="15"/>
+      <w:commentRangeStart w:id="18"/>
       <w:r>
         <w:t>Figu</w:t>
       </w:r>
-      <w:commentRangeEnd w:id="15"/>
+      <w:commentRangeEnd w:id="18"/>
       <w:r>
         <w:rPr>
           <w:rStyle w:val="CommentReference"/>
           <w:sz w:val="24"/>
           <w:szCs w:val="24"/>
         </w:rPr>
-        <w:commentReference w:id="15"/>
+        <w:commentReference w:id="18"/>
       </w:r>
       <w:r>
         <w:t xml:space="preserve">re 2. The proportion of decision days </w:t>
@@ -2664,7 +2994,11 @@
         <w:t>unting” category is used to show a raven visited the Gardiner hunting regions to forage for hunter-created carrion. Instances where a wolf kill was active in their territory (stripes) or visited outside their territory (dots) are denoted by the pattern</w:t>
       </w:r>
       <w:r>
-        <w:t xml:space="preserve"> in the appropriate category for the final decision made that day</w:t>
+        <w:t xml:space="preserve"> in the </w:t>
+      </w:r>
+      <w:r>
+        <w:lastRenderedPageBreak/>
+        <w:t>appropriate category for the final decision made that day</w:t>
       </w:r>
       <w:r>
         <w:t xml:space="preserve">. The total number of decision days for each raven is displayed on the right-hand side of the plot. </w:t>
@@ -2689,7 +3023,6 @@
           <w:i/>
           <w:iCs/>
         </w:rPr>
-        <w:lastRenderedPageBreak/>
         <w:t>Foraging movement decisions</w:t>
       </w:r>
     </w:p>
@@ -2717,118 +3050,199 @@
         <w:t xml:space="preserve"> by </w:t>
       </w:r>
       <w:r>
-        <w:t>3.4</w:t>
+        <w:t>2.7</w:t>
       </w:r>
       <w:r>
         <w:t xml:space="preserve"> – </w:t>
       </w:r>
       <w:r>
-        <w:t>3.8</w:t>
+        <w:t>6</w:t>
       </w:r>
       <w:r>
         <w:t xml:space="preserve">%, choosing to leave their territory a predicted </w:t>
       </w:r>
       <w:r>
-        <w:t>92.7</w:t>
+        <w:t>86.6</w:t>
       </w:r>
       <w:r>
         <w:t xml:space="preserve"> – 9</w:t>
       </w:r>
       <w:r>
-        <w:t>3.</w:t>
+        <w:t>4.3</w:t>
+      </w:r>
+      <w:r>
+        <w:t>% of the time a wolf kill was present</w:t>
+      </w:r>
+      <w:r>
+        <w:t xml:space="preserve"> (-0.</w:t>
+      </w:r>
+      <w:r>
+        <w:t>67</w:t>
+      </w:r>
+      <w:r>
+        <w:t>, SE = 0.3</w:t>
+      </w:r>
+      <w:r>
+        <w:t>4</w:t>
+      </w:r>
+      <w:r>
+        <w:t xml:space="preserve">, p </w:t>
+      </w:r>
+      <w:r>
+        <w:t>=</w:t>
+      </w:r>
+      <w:r>
+        <w:t xml:space="preserve"> 0.05</w:t>
+      </w:r>
+      <w:r>
+        <w:t>1</w:t>
+      </w:r>
+      <w:r>
+        <w:t xml:space="preserve">, Table 1, Fig. 4, 5). </w:t>
+      </w:r>
+      <w:r>
+        <w:t xml:space="preserve">Considering a more conservation assumption of a raven’s knowledge of wolf kills within its territory increased the negative impact of wolf kills to 11.6 </w:t>
+      </w:r>
+      <w:r>
+        <w:t>–</w:t>
+      </w:r>
+      <w:r>
+        <w:t xml:space="preserve"> </w:t>
+      </w:r>
+      <w:r>
+        <w:t>22.9</w:t>
+      </w:r>
+      <w:r>
+        <w:t xml:space="preserve">%. However, the </w:t>
+      </w:r>
+      <w:r>
+        <w:t>probability</w:t>
+      </w:r>
+      <w:r>
+        <w:t xml:space="preserve"> to leave the territory remain high at </w:t>
+      </w:r>
+      <w:r>
+        <w:t>69.8</w:t>
+      </w:r>
+      <w:r>
+        <w:t xml:space="preserve"> – 85.4%. </w:t>
+      </w:r>
+      <w:r>
+        <w:t>The availability of hunter-created carrion did not impact a raven’s decision to leave its territory, regardless of the metric of consideration (hunting biomass: -0.0</w:t>
+      </w:r>
+      <w:r>
+        <w:t>0</w:t>
       </w:r>
       <w:r>
         <w:t>6</w:t>
       </w:r>
       <w:r>
-        <w:t>% of the time a wolf kill was present</w:t>
-      </w:r>
-      <w:r>
-        <w:t xml:space="preserve"> (-0.8, SE = 0.3</w:t>
+        <w:t>, SE = 0.0</w:t>
+      </w:r>
+      <w:r>
+        <w:t>82</w:t>
+      </w:r>
+      <w:r>
+        <w:t>, p = 0.</w:t>
+      </w:r>
+      <w:r>
+        <w:t>9</w:t>
+      </w:r>
+      <w:r>
+        <w:t>4</w:t>
+      </w:r>
+      <w:r>
+        <w:t>; hunting season: -0.</w:t>
+      </w:r>
+      <w:r>
+        <w:t>1</w:t>
+      </w:r>
+      <w:r>
+        <w:t>4</w:t>
+      </w:r>
+      <w:r>
+        <w:t>, SE = 0.</w:t>
+      </w:r>
+      <w:r>
+        <w:t>22</w:t>
+      </w:r>
+      <w:r>
+        <w:t>, p = 0.</w:t>
       </w:r>
       <w:r>
         <w:t>5</w:t>
       </w:r>
       <w:r>
-        <w:t>, p &lt; 0.05, Table 1, Fig. 4, 5). The availability of hunter-created carrion did not impact a raven’s decision to leave its territory, regardless of the metric of consideration (hunting biomass: -0.0</w:t>
-      </w:r>
-      <w:r>
-        <w:t>05</w:t>
-      </w:r>
-      <w:r>
-        <w:t>, SE = 0.0</w:t>
-      </w:r>
-      <w:r>
-        <w:t>82</w:t>
+        <w:t>3</w:t>
+      </w:r>
+      <w:r>
+        <w:t>, Fig. 4, 5</w:t>
+      </w:r>
+      <w:r>
+        <w:t xml:space="preserve">; </w:t>
+      </w:r>
+      <w:r>
+        <w:t>Table 1, Fig. 4). Ravens were less likely to leave their territory during March compared to November and December (-0.</w:t>
+      </w:r>
+      <w:r>
+        <w:t>77</w:t>
+      </w:r>
+      <w:r>
+        <w:t>, SE = 0.</w:t>
+      </w:r>
+      <w:r>
+        <w:t>29</w:t>
+      </w:r>
+      <w:r>
+        <w:t>, p &lt; 0.0</w:t>
+      </w:r>
+      <w:r>
+        <w:t>1</w:t>
+      </w:r>
+      <w:r>
+        <w:t xml:space="preserve">, Table 1). </w:t>
+      </w:r>
+      <w:r>
+        <w:t xml:space="preserve">This effect showed evidence for an interaction with snow depth where snow depth </w:t>
+      </w:r>
+      <w:r>
+        <w:t xml:space="preserve">had a stronger impact in late winter with less snow leading to lower probabilities of </w:t>
+      </w:r>
+      <w:r>
+        <w:t>traveling beyond the</w:t>
+      </w:r>
+      <w:r>
+        <w:t xml:space="preserve"> territory</w:t>
+      </w:r>
+      <w:r>
+        <w:t xml:space="preserve"> </w:t>
+      </w:r>
+      <w:r>
+        <w:t>(</w:t>
+      </w:r>
+      <w:r>
+        <w:t>-0.5</w:t>
+      </w:r>
+      <w:r>
+        <w:t>5</w:t>
+      </w:r>
+      <w:r>
+        <w:t>, SE = 0.</w:t>
+      </w:r>
+      <w:r>
+        <w:t>32</w:t>
       </w:r>
       <w:r>
         <w:t>, p = 0.</w:t>
       </w:r>
       <w:r>
-        <w:t>95</w:t>
-      </w:r>
-      <w:r>
-        <w:t>; hunting season: -0.</w:t>
-      </w:r>
-      <w:r>
-        <w:t>13</w:t>
-      </w:r>
-      <w:r>
-        <w:t>, SE = 0.</w:t>
-      </w:r>
-      <w:r>
-        <w:t>22</w:t>
-      </w:r>
-      <w:r>
-        <w:t>, p = 0.</w:t>
-      </w:r>
-      <w:r>
-        <w:t>56</w:t>
-      </w:r>
-      <w:r>
-        <w:t>, Fig. 4, 5</w:t>
-      </w:r>
-      <w:r>
-        <w:t xml:space="preserve">; </w:t>
-      </w:r>
-      <w:r>
-        <w:t xml:space="preserve">Table 1, Fig. 4). Ravens were less likely to leave their territory during March compared to November and December (-0.46, SE = 0.21, p &lt; 0.05, Table 1). </w:t>
-      </w:r>
-      <w:r>
-        <w:t xml:space="preserve">This effect showed evidence for an interaction with snow depth where snow depth </w:t>
-      </w:r>
-      <w:r>
-        <w:t xml:space="preserve">had a stronger impact in late winter with less snow leading to lower probabilities of </w:t>
-      </w:r>
-      <w:r>
-        <w:t>traveling beyond the</w:t>
-      </w:r>
-      <w:r>
-        <w:t xml:space="preserve"> territory</w:t>
-      </w:r>
-      <w:r>
-        <w:t xml:space="preserve"> </w:t>
-      </w:r>
-      <w:r>
-        <w:t>(</w:t>
-      </w:r>
-      <w:r>
-        <w:t>-0.55</w:t>
-      </w:r>
-      <w:r>
-        <w:t>, SE = 0.</w:t>
-      </w:r>
-      <w:r>
-        <w:t>32</w:t>
-      </w:r>
-      <w:r>
-        <w:t>, p = 0.</w:t>
-      </w:r>
-      <w:r>
-        <w:t>08</w:t>
-      </w:r>
-      <w:r>
-        <w:t>, Table 1). The removal of the weather covariates from the model did lead to a positive impact of other ravens traveling from their territory (0.18, SE = 0.079, p &lt; 0.05, Sup. Table 2).</w:t>
+        <w:t>0</w:t>
+      </w:r>
+      <w:r>
+        <w:t>9</w:t>
+      </w:r>
+      <w:r>
+        <w:t xml:space="preserve">, Table 1). </w:t>
       </w:r>
     </w:p>
     <w:p>
@@ -2841,10 +3255,10 @@
         </w:rPr>
         <w:lastRenderedPageBreak/>
         <w:drawing>
-          <wp:inline distT="0" distB="0" distL="0" distR="0" wp14:anchorId="7D328BC4" wp14:editId="1728DDA9">
+          <wp:inline distT="0" distB="0" distL="0" distR="0" wp14:anchorId="588FF74B" wp14:editId="542EC119">
             <wp:extent cx="5943600" cy="4292600"/>
             <wp:effectExtent l="0" t="0" r="0" b="0"/>
-            <wp:docPr id="1987983699" name="Graphic 1"/>
+            <wp:docPr id="1161782115" name="Graphic 1"/>
             <wp:cNvGraphicFramePr>
               <a:graphicFrameLocks xmlns:a="http://schemas.openxmlformats.org/drawingml/2006/main" noChangeAspect="1"/>
             </wp:cNvGraphicFramePr>
@@ -2852,14 +3266,14 @@
               <a:graphicData uri="http://schemas.openxmlformats.org/drawingml/2006/picture">
                 <pic:pic xmlns:pic="http://schemas.openxmlformats.org/drawingml/2006/picture">
                   <pic:nvPicPr>
-                    <pic:cNvPr id="1987983699" name=""/>
+                    <pic:cNvPr id="1161782115" name=""/>
                     <pic:cNvPicPr/>
                   </pic:nvPicPr>
                   <pic:blipFill>
-                    <a:blip r:embed="rId17">
+                    <a:blip r:embed="rId20">
                       <a:extLst>
                         <a:ext uri="{96DAC541-7B7A-43D3-8B79-37D633B846F1}">
-                          <asvg:svgBlip xmlns:asvg="http://schemas.microsoft.com/office/drawing/2016/SVG/main" r:embed="rId18"/>
+                          <asvg:svgBlip xmlns:asvg="http://schemas.microsoft.com/office/drawing/2016/SVG/main" r:embed="rId21"/>
                         </a:ext>
                       </a:extLst>
                     </a:blip>
@@ -2897,7 +3311,13 @@
         <w:t xml:space="preserve"> probability of a raven leaving its territory each day</w:t>
       </w:r>
       <w:r>
-        <w:t xml:space="preserve"> (n = 2095)</w:t>
+        <w:t xml:space="preserve"> (n = 2</w:t>
+      </w:r>
+      <w:r>
+        <w:t>103</w:t>
+      </w:r>
+      <w:r>
+        <w:t>)</w:t>
       </w:r>
       <w:r>
         <w:t xml:space="preserve">. </w:t>
@@ -2913,10 +3333,10 @@
         </w:rPr>
         <w:lastRenderedPageBreak/>
         <w:drawing>
-          <wp:inline distT="0" distB="0" distL="0" distR="0" wp14:anchorId="15CC4ED3" wp14:editId="59F8B17E">
+          <wp:inline distT="0" distB="0" distL="0" distR="0" wp14:anchorId="7A1776B6" wp14:editId="147A9F3D">
             <wp:extent cx="5943600" cy="4292600"/>
             <wp:effectExtent l="0" t="0" r="0" b="0"/>
-            <wp:docPr id="1410372094" name="Graphic 1"/>
+            <wp:docPr id="871903986" name="Graphic 1"/>
             <wp:cNvGraphicFramePr>
               <a:graphicFrameLocks xmlns:a="http://schemas.openxmlformats.org/drawingml/2006/main" noChangeAspect="1"/>
             </wp:cNvGraphicFramePr>
@@ -2924,14 +3344,14 @@
               <a:graphicData uri="http://schemas.openxmlformats.org/drawingml/2006/picture">
                 <pic:pic xmlns:pic="http://schemas.openxmlformats.org/drawingml/2006/picture">
                   <pic:nvPicPr>
-                    <pic:cNvPr id="1410372094" name=""/>
+                    <pic:cNvPr id="871903986" name=""/>
                     <pic:cNvPicPr/>
                   </pic:nvPicPr>
                   <pic:blipFill>
-                    <a:blip r:embed="rId19">
+                    <a:blip r:embed="rId22">
                       <a:extLst>
                         <a:ext uri="{96DAC541-7B7A-43D3-8B79-37D633B846F1}">
-                          <asvg:svgBlip xmlns:asvg="http://schemas.microsoft.com/office/drawing/2016/SVG/main" r:embed="rId20"/>
+                          <asvg:svgBlip xmlns:asvg="http://schemas.microsoft.com/office/drawing/2016/SVG/main" r:embed="rId23"/>
                         </a:ext>
                       </a:extLst>
                     </a:blip>
@@ -2960,19 +3380,31 @@
         <w:spacing w:line="480" w:lineRule="auto"/>
       </w:pPr>
       <w:r>
-        <w:t xml:space="preserve">Figure 5. Predicted probability and bootstrapped 95% confidence intervals (n = </w:t>
-      </w:r>
-      <w:r>
-        <w:t>5</w:t>
-      </w:r>
-      <w:r>
-        <w:t xml:space="preserve">000) of ravens leaving their territory based on active wolf kills within their territories (p &lt; 0.05) and the </w:t>
+        <w:t xml:space="preserve">Figure 5. Predicted probability and bootstrapped 95% confidence intervals of ravens leaving their territory based on active wolf kills within their territories (p </w:t>
+      </w:r>
+      <w:r>
+        <w:t>=</w:t>
+      </w:r>
+      <w:r>
+        <w:t xml:space="preserve"> 0.05</w:t>
+      </w:r>
+      <w:r>
+        <w:t>1</w:t>
+      </w:r>
+      <w:r>
+        <w:t xml:space="preserve">) and the </w:t>
       </w:r>
       <w:r>
         <w:t>status</w:t>
       </w:r>
       <w:r>
-        <w:t xml:space="preserve"> of the hunting season (p = 0.31). All other continuous scaled covariates are held at 0 and study period was set to </w:t>
+        <w:t xml:space="preserve"> of the hunting season (p = 0.</w:t>
+      </w:r>
+      <w:r>
+        <w:t>53</w:t>
+      </w:r>
+      <w:r>
+        <w:t xml:space="preserve">). All other continuous scaled covariates are held at 0 and study period was set to </w:t>
       </w:r>
       <w:r>
         <w:rPr>
@@ -2999,36 +3431,36 @@
       <w:r>
         <w:t xml:space="preserve">When a raven left its territory, its destination was influenced by many factors. Ravens were more likely to visit the hunting regions during the </w:t>
       </w:r>
-      <w:commentRangeStart w:id="16"/>
+      <w:commentRangeStart w:id="19"/>
       <w:r>
         <w:t xml:space="preserve">hunting season </w:t>
       </w:r>
-      <w:commentRangeEnd w:id="16"/>
+      <w:commentRangeEnd w:id="19"/>
       <w:r>
         <w:rPr>
           <w:rStyle w:val="CommentReference"/>
           <w:sz w:val="24"/>
           <w:szCs w:val="24"/>
         </w:rPr>
-        <w:commentReference w:id="16"/>
-      </w:r>
-      <w:r>
-        <w:t>(0.5</w:t>
-      </w:r>
-      <w:r>
-        <w:t>6</w:t>
-      </w:r>
-      <w:r>
-        <w:t>, SE = 0.19, p &lt; 0.01, Table 2, Fig. 6), but they were not influenced by the actual amount of biomass available in hunting areas (-0.08</w:t>
-      </w:r>
-      <w:r>
-        <w:t>4</w:t>
-      </w:r>
-      <w:r>
-        <w:t>, SE = 0.08, p = 0.</w:t>
-      </w:r>
-      <w:r>
-        <w:t>29</w:t>
+        <w:commentReference w:id="19"/>
+      </w:r>
+      <w:r>
+        <w:t>(0.</w:t>
+      </w:r>
+      <w:r>
+        <w:t>82</w:t>
+      </w:r>
+      <w:r>
+        <w:t>, SE = 0.19, p &lt; 0.0</w:t>
+      </w:r>
+      <w:r>
+        <w:t>01</w:t>
+      </w:r>
+      <w:r>
+        <w:t>, Table 2, Fig. 6), but they were not influenced by the actual amount of biomass available in hunting areas (-0.08, SE = 0.08, p = 0.</w:t>
+      </w:r>
+      <w:r>
+        <w:t>32</w:t>
       </w:r>
       <w:r>
         <w:t xml:space="preserve">, Table 2, Fig. 6). When a wolf </w:t>
@@ -3041,16 +3473,22 @@
         <w:t xml:space="preserve"> by 4</w:t>
       </w:r>
       <w:r>
-        <w:t>9</w:t>
+        <w:t>3.6</w:t>
       </w:r>
       <w:r>
         <w:t xml:space="preserve"> – 5</w:t>
       </w:r>
       <w:r>
+        <w:t>0.3</w:t>
+      </w:r>
+      <w:r>
+        <w:t>% with a predicted 1</w:t>
+      </w:r>
+      <w:r>
         <w:t>2</w:t>
       </w:r>
       <w:r>
-        <w:t>% with a predicted 15 – 2</w:t>
+        <w:t xml:space="preserve"> – 2</w:t>
       </w:r>
       <w:r>
         <w:t>3.7</w:t>
@@ -3062,7 +3500,7 @@
         <w:t xml:space="preserve"> (-2.</w:t>
       </w:r>
       <w:r>
-        <w:t>3</w:t>
+        <w:t>2</w:t>
       </w:r>
       <w:r>
         <w:t>, SE = 0.3</w:t>
@@ -3071,11 +3509,77 @@
         <w:t>6</w:t>
       </w:r>
       <w:r>
-        <w:t>, p &lt; 0.001, Table 2, Fig. 6). Ravens with territories closer to the hunting regions visited the hunting area more often (-1.7, SE = 0.42, p &lt; 0.001, Table 2, Fig. 6). Ravens were more likely to travel to the hunting area when a greater proportion of GPS tracked territorial ravens made the same decision (0.38, SE = 0.081, p &lt; 0.001 Table 2, Fig. 6). Ravens’ visits to the hunting area increased as temperatures dropped (-0.22, SE = 0.078, p &lt; 0.01, Table 2, Fig. 6) and snow depth increased (0.22, SE = 0.094, p &lt; 0.05, Table 2, Fig. 6).</w:t>
+        <w:t>, p &lt; 0.001, Table 2, Fig. 6). Ravens with territories closer to the hunting regions visited the hunting area more often (-1.</w:t>
+      </w:r>
+      <w:r>
+        <w:t>6</w:t>
+      </w:r>
+      <w:r>
+        <w:t xml:space="preserve">, SE = 0.42, p &lt; 0.001, Table 2, Fig. 6). </w:t>
+      </w:r>
+      <w:r>
+        <w:t>Ravens’ visits to the hunting area increased as temperatures dropped (-0.</w:t>
+      </w:r>
+      <w:r>
+        <w:t>18</w:t>
+      </w:r>
+      <w:r>
+        <w:t>, SE = 0.07</w:t>
+      </w:r>
+      <w:r>
+        <w:t>4</w:t>
+      </w:r>
+      <w:r>
+        <w:t>, p &lt; 0.0</w:t>
+      </w:r>
+      <w:r>
+        <w:t>5</w:t>
+      </w:r>
+      <w:r>
+        <w:t>, Table 2, Fig. 6) and snow depth increased (0.2</w:t>
+      </w:r>
+      <w:r>
+        <w:t>4</w:t>
+      </w:r>
+      <w:r>
+        <w:t>, SE = 0.09</w:t>
+      </w:r>
+      <w:r>
+        <w:t>1</w:t>
+      </w:r>
+      <w:r>
+        <w:t>, p &lt; 0.0</w:t>
+      </w:r>
+      <w:r>
+        <w:t>1</w:t>
+      </w:r>
+      <w:r>
+        <w:t>, Table 2, Fig. 6).</w:t>
       </w:r>
       <w:r>
         <w:t xml:space="preserve"> </w:t>
       </w:r>
+      <w:r>
+        <w:t>Ravens were more likely to travel to the hunting area when a greater proportion of GPS tracked territorial ravens made the same decision (0.</w:t>
+      </w:r>
+      <w:r>
+        <w:t>23</w:t>
+      </w:r>
+      <w:r>
+        <w:t>, SE = 0.0</w:t>
+      </w:r>
+      <w:r>
+        <w:t>78</w:t>
+      </w:r>
+      <w:r>
+        <w:t>, p &lt; 0.0</w:t>
+      </w:r>
+      <w:r>
+        <w:t>1</w:t>
+      </w:r>
+      <w:r>
+        <w:t xml:space="preserve"> Table 2, Fig. 6). </w:t>
+      </w:r>
     </w:p>
     <w:p>
       <w:pPr>
@@ -3086,10 +3590,10 @@
           <w:noProof/>
         </w:rPr>
         <w:drawing>
-          <wp:inline distT="0" distB="0" distL="0" distR="0" wp14:anchorId="4CB03DC7" wp14:editId="203ECE8A">
+          <wp:inline distT="0" distB="0" distL="0" distR="0" wp14:anchorId="5490937C" wp14:editId="058B7ED9">
             <wp:extent cx="5943600" cy="4292600"/>
             <wp:effectExtent l="0" t="0" r="0" b="0"/>
-            <wp:docPr id="1337926633" name="Graphic 1"/>
+            <wp:docPr id="1919222104" name="Graphic 1"/>
             <wp:cNvGraphicFramePr>
               <a:graphicFrameLocks xmlns:a="http://schemas.openxmlformats.org/drawingml/2006/main" noChangeAspect="1"/>
             </wp:cNvGraphicFramePr>
@@ -3097,14 +3601,14 @@
               <a:graphicData uri="http://schemas.openxmlformats.org/drawingml/2006/picture">
                 <pic:pic xmlns:pic="http://schemas.openxmlformats.org/drawingml/2006/picture">
                   <pic:nvPicPr>
-                    <pic:cNvPr id="1337926633" name=""/>
+                    <pic:cNvPr id="1919222104" name=""/>
                     <pic:cNvPicPr/>
                   </pic:nvPicPr>
                   <pic:blipFill>
-                    <a:blip r:embed="rId21">
+                    <a:blip r:embed="rId24">
                       <a:extLst>
                         <a:ext uri="{96DAC541-7B7A-43D3-8B79-37D633B846F1}">
-                          <asvg:svgBlip xmlns:asvg="http://schemas.microsoft.com/office/drawing/2016/SVG/main" r:embed="rId22"/>
+                          <asvg:svgBlip xmlns:asvg="http://schemas.microsoft.com/office/drawing/2016/SVG/main" r:embed="rId25"/>
                         </a:ext>
                       </a:extLst>
                     </a:blip>
@@ -3143,7 +3647,13 @@
         <w:t>of ravens visiting the hunting regions on days it has left its territory</w:t>
       </w:r>
       <w:r>
-        <w:t xml:space="preserve"> (n = 1633)</w:t>
+        <w:t xml:space="preserve"> (n = 1</w:t>
+      </w:r>
+      <w:r>
+        <w:t>586</w:t>
+      </w:r>
+      <w:r>
+        <w:t>)</w:t>
       </w:r>
       <w:r>
         <w:t>.</w:t>
@@ -3158,10 +3668,10 @@
           <w:noProof/>
         </w:rPr>
         <w:drawing>
-          <wp:inline distT="0" distB="0" distL="0" distR="0" wp14:anchorId="24865668" wp14:editId="50AD9831">
+          <wp:inline distT="0" distB="0" distL="0" distR="0" wp14:anchorId="35C37840" wp14:editId="7FF9D5D8">
             <wp:extent cx="5943600" cy="4292600"/>
             <wp:effectExtent l="0" t="0" r="0" b="0"/>
-            <wp:docPr id="1121354195" name="Graphic 1"/>
+            <wp:docPr id="994364585" name="Graphic 1"/>
             <wp:cNvGraphicFramePr>
               <a:graphicFrameLocks xmlns:a="http://schemas.openxmlformats.org/drawingml/2006/main" noChangeAspect="1"/>
             </wp:cNvGraphicFramePr>
@@ -3169,14 +3679,14 @@
               <a:graphicData uri="http://schemas.openxmlformats.org/drawingml/2006/picture">
                 <pic:pic xmlns:pic="http://schemas.openxmlformats.org/drawingml/2006/picture">
                   <pic:nvPicPr>
-                    <pic:cNvPr id="1121354195" name=""/>
+                    <pic:cNvPr id="994364585" name=""/>
                     <pic:cNvPicPr/>
                   </pic:nvPicPr>
                   <pic:blipFill>
-                    <a:blip r:embed="rId23">
+                    <a:blip r:embed="rId26">
                       <a:extLst>
                         <a:ext uri="{96DAC541-7B7A-43D3-8B79-37D633B846F1}">
-                          <asvg:svgBlip xmlns:asvg="http://schemas.microsoft.com/office/drawing/2016/SVG/main" r:embed="rId24"/>
+                          <asvg:svgBlip xmlns:asvg="http://schemas.microsoft.com/office/drawing/2016/SVG/main" r:embed="rId27"/>
                         </a:ext>
                       </a:extLst>
                     </a:blip>
@@ -3205,13 +3715,13 @@
         <w:spacing w:line="480" w:lineRule="auto"/>
       </w:pPr>
       <w:r>
-        <w:t xml:space="preserve">Figure 7. Predicted probability and bootstrapped 95% confidence intervals (n = </w:t>
-      </w:r>
-      <w:r>
-        <w:t>5</w:t>
-      </w:r>
-      <w:r>
-        <w:t>000) of ravens visiting the hunting regions based on the timing of the hunting season (p &lt; 0.01) and whether they located a wolf kill after leaving their territory (p &lt; 0.001). All other continuous scaled covariates are held at 0.</w:t>
+        <w:t>Figure 7. Predicted probability and bootstrapped 95% confidence intervals of ravens visiting the hunting regions based on the timing of the hunting season (p &lt; 0.0</w:t>
+      </w:r>
+      <w:r>
+        <w:t>0</w:t>
+      </w:r>
+      <w:r>
+        <w:t>1) and whether they located a wolf kill after leaving their territory (p &lt; 0.001). All other continuous scaled covariates are held at 0.</w:t>
       </w:r>
     </w:p>
     <w:p>
@@ -3268,7 +3778,16 @@
         <w:t xml:space="preserve">. </w:t>
       </w:r>
       <w:r>
-        <w:t>Instead, they remained bound to their nesting territories with the with the freedom to travel and exploit distance resources during the day</w:t>
+        <w:t xml:space="preserve">Instead, they remain bound to their nesting </w:t>
+      </w:r>
+      <w:r>
+        <w:t>s</w:t>
+      </w:r>
+      <w:r>
+        <w:t>pace</w:t>
+      </w:r>
+      <w:r>
+        <w:t xml:space="preserve"> with the freedom to travel and exploit distance resources during the day</w:t>
       </w:r>
       <w:r>
         <w:t xml:space="preserve"> </w:t>
@@ -3310,7 +3829,13 @@
         <w:t xml:space="preserve">scavenger </w:t>
       </w:r>
       <w:r>
-        <w:t xml:space="preserve">population exploiting carrion created through recreational hunting </w:t>
+        <w:t xml:space="preserve">population exploiting carrion created </w:t>
+      </w:r>
+      <w:r>
+        <w:t>by</w:t>
+      </w:r>
+      <w:r>
+        <w:t xml:space="preserve"> recreational hunting </w:t>
       </w:r>
       <w:r>
         <w:fldChar w:fldCharType="begin"/>
@@ -3351,7 +3876,13 @@
         <w:t>.</w:t>
       </w:r>
       <w:r>
-        <w:t xml:space="preserve"> Despite wolves being absent from the landscape for over 70 years, ravens were able to adapt to the new resource and shifted their space use to overlap with wolves more during winters with greater wolf predation rates </w:t>
+        <w:t xml:space="preserve"> Despite wolves being absent from the landscape for over 70 years, ravens were able to adapt to the </w:t>
+      </w:r>
+      <w:r>
+        <w:t>returning</w:t>
+      </w:r>
+      <w:r>
+        <w:t xml:space="preserve"> resource and shifted their space use to overlap with wolves more during winters with greater wolf predation rates </w:t>
       </w:r>
       <w:r>
         <w:fldChar w:fldCharType="begin"/>
@@ -3440,18 +3971,18 @@
       <w:r>
         <w:t xml:space="preserve"> when </w:t>
       </w:r>
-      <w:commentRangeStart w:id="17"/>
+      <w:commentRangeStart w:id="20"/>
       <w:r>
         <w:t>recreational hunting effort</w:t>
       </w:r>
-      <w:commentRangeEnd w:id="17"/>
+      <w:commentRangeEnd w:id="20"/>
       <w:r>
         <w:rPr>
           <w:rStyle w:val="CommentReference"/>
           <w:sz w:val="24"/>
           <w:szCs w:val="24"/>
         </w:rPr>
-        <w:commentReference w:id="17"/>
+        <w:commentReference w:id="20"/>
       </w:r>
       <w:r>
         <w:t>s</w:t>
@@ -3505,756 +4036,120 @@
     <w:p>
       <w:pPr>
         <w:spacing w:line="480" w:lineRule="auto"/>
-      </w:pPr>
-      <w:r>
-        <w:rPr>
-          <w:noProof/>
-        </w:rPr>
-        <w:lastRenderedPageBreak/>
-        <w:drawing>
-          <wp:inline distT="0" distB="0" distL="0" distR="0" wp14:anchorId="5D0DD97E" wp14:editId="775DAE35">
-            <wp:extent cx="5943600" cy="3962400"/>
-            <wp:effectExtent l="0" t="0" r="0" b="0"/>
-            <wp:docPr id="1842180356" name="Graphic 1"/>
-            <wp:cNvGraphicFramePr>
-              <a:graphicFrameLocks xmlns:a="http://schemas.openxmlformats.org/drawingml/2006/main" noChangeAspect="1"/>
-            </wp:cNvGraphicFramePr>
-            <a:graphic xmlns:a="http://schemas.openxmlformats.org/drawingml/2006/main">
-              <a:graphicData uri="http://schemas.openxmlformats.org/drawingml/2006/picture">
-                <pic:pic xmlns:pic="http://schemas.openxmlformats.org/drawingml/2006/picture">
-                  <pic:nvPicPr>
-                    <pic:cNvPr id="1842180356" name=""/>
-                    <pic:cNvPicPr/>
-                  </pic:nvPicPr>
-                  <pic:blipFill>
-                    <a:blip r:embed="rId25">
-                      <a:extLst>
-                        <a:ext uri="{96DAC541-7B7A-43D3-8B79-37D633B846F1}">
-                          <asvg:svgBlip xmlns:asvg="http://schemas.microsoft.com/office/drawing/2016/SVG/main" r:embed="rId26"/>
-                        </a:ext>
-                      </a:extLst>
-                    </a:blip>
-                    <a:stretch>
-                      <a:fillRect/>
-                    </a:stretch>
-                  </pic:blipFill>
-                  <pic:spPr>
-                    <a:xfrm>
-                      <a:off x="0" y="0"/>
-                      <a:ext cx="5943600" cy="3962400"/>
-                    </a:xfrm>
-                    <a:prstGeom prst="rect">
-                      <a:avLst/>
-                    </a:prstGeom>
-                  </pic:spPr>
-                </pic:pic>
-              </a:graphicData>
-            </a:graphic>
-          </wp:inline>
-        </w:drawing>
-      </w:r>
-    </w:p>
-    <w:p>
-      <w:pPr>
-        <w:spacing w:line="480" w:lineRule="auto"/>
-      </w:pPr>
-      <w:r>
-        <w:t xml:space="preserve">Figure 8. Plot shows </w:t>
-      </w:r>
-      <w:r>
-        <w:t>the average proportion of</w:t>
-      </w:r>
-      <w:r>
-        <w:t xml:space="preserve"> days </w:t>
-      </w:r>
-      <w:r>
-        <w:t>individual ravens</w:t>
-      </w:r>
-      <w:r>
-        <w:t xml:space="preserve"> made each movement decision</w:t>
-      </w:r>
-      <w:r>
-        <w:t>.</w:t>
-      </w:r>
-    </w:p>
-    <w:p>
-      <w:pPr>
-        <w:spacing w:line="480" w:lineRule="auto"/>
-      </w:pPr>
-      <w:r>
-        <w:br w:type="page"/>
-      </w:r>
-    </w:p>
-    <w:p>
-      <w:pPr>
-        <w:spacing w:line="480" w:lineRule="auto"/>
-      </w:pPr>
-      <w:commentRangeStart w:id="18"/>
-      <w:r>
-        <w:rPr>
-          <w:noProof/>
-        </w:rPr>
-        <w:lastRenderedPageBreak/>
-        <w:drawing>
-          <wp:inline distT="0" distB="0" distL="0" distR="0" wp14:anchorId="5FF1159F" wp14:editId="3ED76408">
-            <wp:extent cx="5943600" cy="4457700"/>
-            <wp:effectExtent l="0" t="0" r="0" b="0"/>
-            <wp:docPr id="35385176" name="Graphic 1"/>
-            <wp:cNvGraphicFramePr>
-              <a:graphicFrameLocks xmlns:a="http://schemas.openxmlformats.org/drawingml/2006/main" noChangeAspect="1"/>
-            </wp:cNvGraphicFramePr>
-            <a:graphic xmlns:a="http://schemas.openxmlformats.org/drawingml/2006/main">
-              <a:graphicData uri="http://schemas.openxmlformats.org/drawingml/2006/picture">
-                <pic:pic xmlns:pic="http://schemas.openxmlformats.org/drawingml/2006/picture">
-                  <pic:nvPicPr>
-                    <pic:cNvPr id="35385176" name=""/>
-                    <pic:cNvPicPr/>
-                  </pic:nvPicPr>
-                  <pic:blipFill>
-                    <a:blip r:embed="rId27">
-                      <a:extLst>
-                        <a:ext uri="{96DAC541-7B7A-43D3-8B79-37D633B846F1}">
-                          <asvg:svgBlip xmlns:asvg="http://schemas.microsoft.com/office/drawing/2016/SVG/main" r:embed="rId28"/>
-                        </a:ext>
-                      </a:extLst>
-                    </a:blip>
-                    <a:stretch>
-                      <a:fillRect/>
-                    </a:stretch>
-                  </pic:blipFill>
-                  <pic:spPr>
-                    <a:xfrm>
-                      <a:off x="0" y="0"/>
-                      <a:ext cx="5943600" cy="4457700"/>
-                    </a:xfrm>
-                    <a:prstGeom prst="rect">
-                      <a:avLst/>
-                    </a:prstGeom>
-                  </pic:spPr>
-                </pic:pic>
-              </a:graphicData>
-            </a:graphic>
-          </wp:inline>
-        </w:drawing>
-      </w:r>
-      <w:commentRangeEnd w:id="18"/>
+        <w:ind w:firstLine="720"/>
+      </w:pPr>
+      <w:r>
+        <w:t xml:space="preserve">When </w:t>
+      </w:r>
+      <w:r>
+        <w:t>we considered</w:t>
+      </w:r>
+      <w:r>
+        <w:t xml:space="preserve"> the competing effects of wolf kills and recreational hunting on raven movement</w:t>
+      </w:r>
+      <w:r>
+        <w:t xml:space="preserve"> decisions</w:t>
+      </w:r>
+      <w:r>
+        <w:t xml:space="preserve">, ravens </w:t>
+      </w:r>
+      <w:r>
+        <w:t>used</w:t>
+      </w:r>
+      <w:r>
+        <w:t xml:space="preserve"> daily knowledge of local resource </w:t>
+      </w:r>
+      <w:r>
+        <w:t>consistent with our hypotheses</w:t>
+      </w:r>
+      <w:r>
+        <w:t xml:space="preserve">. </w:t>
+      </w:r>
+      <w:r>
+        <w:t>Although</w:t>
+      </w:r>
+      <w:r>
+        <w:t xml:space="preserve">, </w:t>
+      </w:r>
+      <w:r>
+        <w:t>individuals</w:t>
+      </w:r>
+      <w:r>
+        <w:t xml:space="preserve"> varied considerably </w:t>
+      </w:r>
+      <w:r>
+        <w:t xml:space="preserve">in their decisions </w:t>
+      </w:r>
+      <w:r>
+        <w:t xml:space="preserve">(Fig. 2). </w:t>
+      </w:r>
+      <w:r>
+        <w:t>The presence of a wolf kill within a raven’s territory or the discovery of a wolf kill outside of their territory decreased the probability of continuing next resource. W</w:t>
+      </w:r>
+      <w:commentRangeStart w:id="21"/>
+      <w:r>
+        <w:t xml:space="preserve">e were surprised </w:t>
+      </w:r>
+      <w:commentRangeEnd w:id="21"/>
       <w:r>
         <w:rPr>
           <w:rStyle w:val="CommentReference"/>
           <w:sz w:val="24"/>
           <w:szCs w:val="24"/>
         </w:rPr>
-        <w:commentReference w:id="18"/>
-      </w:r>
-    </w:p>
-    <w:p>
-      <w:pPr>
-        <w:spacing w:line="480" w:lineRule="auto"/>
-      </w:pPr>
-      <w:r>
-        <w:t xml:space="preserve">Figure 9. Plot shows the average (between years) proportion of ravens that made a movement decision on each day during the early winter months. In the months prior to the hunting season, trips to the hunting regions were farther apart. However, in the week preceding the MTFWP rifle hunting season (~ Oct 23), we see more consistent visits to the hunting regions. </w:t>
-      </w:r>
-    </w:p>
-    <w:p>
-      <w:pPr>
-        <w:spacing w:line="480" w:lineRule="auto"/>
-      </w:pPr>
-    </w:p>
-    <w:p>
-      <w:pPr>
-        <w:spacing w:line="480" w:lineRule="auto"/>
-        <w:ind w:firstLine="720"/>
-        <w:rPr>
-          <w:noProof/>
-        </w:rPr>
-      </w:pPr>
-    </w:p>
-    <w:p>
-      <w:pPr>
-        <w:spacing w:line="480" w:lineRule="auto"/>
-        <w:ind w:firstLine="720"/>
-        <w:jc w:val="center"/>
-      </w:pPr>
-      <w:r>
-        <w:rPr>
-          <w:noProof/>
-        </w:rPr>
+        <w:commentReference w:id="21"/>
+      </w:r>
+      <w:r>
+        <w:t xml:space="preserve">to observe large </w:t>
+      </w:r>
+      <w:r>
+        <w:t>difference</w:t>
+      </w:r>
+      <w:r>
+        <w:t xml:space="preserve"> in </w:t>
+      </w:r>
+      <w:r>
+        <w:t xml:space="preserve">a </w:t>
+      </w:r>
+      <w:r>
+        <w:t>raven</w:t>
+      </w:r>
+      <w:r>
+        <w:t>’s</w:t>
+      </w:r>
+      <w:r>
+        <w:t xml:space="preserve"> response to wolf kills by the location of the kill.</w:t>
+      </w:r>
+      <w:r>
+        <w:t xml:space="preserve"> </w:t>
+      </w:r>
+      <w:r>
+        <w:t xml:space="preserve"> Ravens responded more strongly to wolf kills outside their territories than </w:t>
+      </w:r>
+      <w:r>
+        <w:t>to those</w:t>
+      </w:r>
+      <w:r>
+        <w:t xml:space="preserve"> </w:t>
+      </w:r>
+      <w:r>
+        <w:t>within, apparently forgoing locally available carrion in favor of alternative resources</w:t>
+      </w:r>
+      <w:r>
+        <w:t xml:space="preserve">. </w:t>
+      </w:r>
+      <w:r>
+        <w:t xml:space="preserve">While we found a statistically significant negative effect of wolf kills within the territory that matched our hypothesis, we </w:t>
+      </w:r>
+      <w:r>
+        <w:t>assumed</w:t>
+      </w:r>
+      <w:r>
+        <w:t xml:space="preserve"> that individuals received similar benefit from all carrion, </w:t>
+      </w:r>
+      <w:r>
         <w:lastRenderedPageBreak/>
-        <w:drawing>
-          <wp:inline distT="0" distB="0" distL="0" distR="0" wp14:anchorId="4FA17B32" wp14:editId="2FE3BC90">
-            <wp:extent cx="5430130" cy="4277857"/>
-            <wp:effectExtent l="0" t="0" r="0" b="8890"/>
-            <wp:docPr id="1609408297" name="Picture 1"/>
-            <wp:cNvGraphicFramePr>
-              <a:graphicFrameLocks xmlns:a="http://schemas.openxmlformats.org/drawingml/2006/main" noChangeAspect="1"/>
-            </wp:cNvGraphicFramePr>
-            <a:graphic xmlns:a="http://schemas.openxmlformats.org/drawingml/2006/main">
-              <a:graphicData uri="http://schemas.openxmlformats.org/drawingml/2006/picture">
-                <pic:pic xmlns:pic="http://schemas.openxmlformats.org/drawingml/2006/picture">
-                  <pic:nvPicPr>
-                    <pic:cNvPr id="0" name="Picture 3"/>
-                    <pic:cNvPicPr>
-                      <a:picLocks noChangeAspect="1" noChangeArrowheads="1"/>
-                    </pic:cNvPicPr>
-                  </pic:nvPicPr>
-                  <pic:blipFill rotWithShape="1">
-                    <a:blip r:embed="rId29">
-                      <a:extLst>
-                        <a:ext uri="{28A0092B-C50C-407E-A947-70E740481C1C}">
-                          <a14:useLocalDpi xmlns:a14="http://schemas.microsoft.com/office/drawing/2010/main" val="0"/>
-                        </a:ext>
-                      </a:extLst>
-                    </a:blip>
-                    <a:srcRect l="15047" r="13508"/>
-                    <a:stretch>
-                      <a:fillRect/>
-                    </a:stretch>
-                  </pic:blipFill>
-                  <pic:spPr bwMode="auto">
-                    <a:xfrm>
-                      <a:off x="0" y="0"/>
-                      <a:ext cx="5439758" cy="4285442"/>
-                    </a:xfrm>
-                    <a:prstGeom prst="rect">
-                      <a:avLst/>
-                    </a:prstGeom>
-                    <a:noFill/>
-                    <a:ln>
-                      <a:noFill/>
-                    </a:ln>
-                    <a:extLst>
-                      <a:ext uri="{53640926-AAD7-44D8-BBD7-CCE9431645EC}">
-                        <a14:shadowObscured xmlns:a14="http://schemas.microsoft.com/office/drawing/2010/main"/>
-                      </a:ext>
-                    </a:extLst>
-                  </pic:spPr>
-                </pic:pic>
-              </a:graphicData>
-            </a:graphic>
-          </wp:inline>
-        </w:drawing>
-      </w:r>
-    </w:p>
-    <w:p>
-      <w:pPr>
-        <w:spacing w:line="480" w:lineRule="auto"/>
-      </w:pPr>
-      <w:r>
-        <w:t xml:space="preserve">Figure . Maps show the GPS point hotspots within the MTFWP hunting region throughout </w:t>
-      </w:r>
-      <w:r>
-        <w:t xml:space="preserve">the various periods during </w:t>
-      </w:r>
-      <w:r>
-        <w:t>the winter</w:t>
-      </w:r>
-      <w:r>
-        <w:t xml:space="preserve"> when ungulate hunting does and does not occur</w:t>
-      </w:r>
-      <w:r>
-        <w:t xml:space="preserve">. </w:t>
-      </w:r>
-    </w:p>
-    <w:p>
-      <w:pPr>
-        <w:spacing w:line="480" w:lineRule="auto"/>
-      </w:pPr>
-    </w:p>
-    <w:p>
-      <w:pPr>
-        <w:spacing w:line="480" w:lineRule="auto"/>
-        <w:ind w:firstLine="720"/>
-      </w:pPr>
-      <w:r>
-        <w:t xml:space="preserve">Ravens </w:t>
-      </w:r>
-      <w:r>
-        <w:t>largely remained on territor</w:t>
-      </w:r>
-      <w:r>
-        <w:t>y</w:t>
-      </w:r>
-      <w:r>
-        <w:t xml:space="preserve"> until </w:t>
-      </w:r>
-      <w:r>
-        <w:t xml:space="preserve">the </w:t>
-      </w:r>
-      <w:r>
-        <w:t xml:space="preserve">last week of October when </w:t>
-      </w:r>
-      <w:r>
-        <w:t>ungulate</w:t>
-      </w:r>
-      <w:r>
-        <w:t xml:space="preserve"> hunting </w:t>
-      </w:r>
-      <w:r>
-        <w:t>began</w:t>
-      </w:r>
-      <w:r>
-        <w:t xml:space="preserve"> and the number of visits to the hunting regions increased</w:t>
-      </w:r>
-      <w:r>
-        <w:t xml:space="preserve"> </w:t>
-      </w:r>
-      <w:r>
-        <w:t>(</w:t>
-      </w:r>
-      <w:commentRangeStart w:id="19"/>
-      <w:r>
-        <w:t xml:space="preserve">Fig. </w:t>
-      </w:r>
-      <w:commentRangeEnd w:id="19"/>
-      <w:r>
-        <w:rPr>
-          <w:rStyle w:val="CommentReference"/>
-          <w:sz w:val="24"/>
-          <w:szCs w:val="24"/>
-        </w:rPr>
-        <w:commentReference w:id="19"/>
-      </w:r>
-      <w:r>
-        <w:t>).</w:t>
-      </w:r>
-      <w:r>
-        <w:t xml:space="preserve"> </w:t>
-      </w:r>
-      <w:r>
-        <w:t>The number of trips</w:t>
-      </w:r>
-      <w:r>
-        <w:t xml:space="preserve"> to the hunting regions</w:t>
-      </w:r>
-      <w:r>
-        <w:t xml:space="preserve"> then</w:t>
-      </w:r>
-      <w:r>
-        <w:t xml:space="preserve"> remained</w:t>
-      </w:r>
-      <w:r>
-        <w:t xml:space="preserve"> consistent </w:t>
-      </w:r>
-      <w:r>
-        <w:t>throughout the remainder of winter</w:t>
-      </w:r>
-      <w:r>
-        <w:t xml:space="preserve"> </w:t>
-      </w:r>
-      <w:commentRangeStart w:id="20"/>
-      <w:r>
-        <w:t>(Fig. )</w:t>
-      </w:r>
-      <w:commentRangeEnd w:id="20"/>
-      <w:r>
-        <w:rPr>
-          <w:rStyle w:val="CommentReference"/>
-          <w:sz w:val="24"/>
-          <w:szCs w:val="24"/>
-        </w:rPr>
-        <w:commentReference w:id="20"/>
-      </w:r>
-      <w:r>
-        <w:t xml:space="preserve"> while the </w:t>
-      </w:r>
-      <w:r>
-        <w:t>centers</w:t>
-      </w:r>
-      <w:r>
-        <w:t xml:space="preserve"> of activity shifted in accordance with the location of </w:t>
-      </w:r>
-      <w:r>
-        <w:t xml:space="preserve">primary </w:t>
-      </w:r>
-      <w:r>
-        <w:t xml:space="preserve">source of anthropogenic </w:t>
-      </w:r>
-      <w:r>
-        <w:t>subsidies</w:t>
-      </w:r>
-      <w:r>
-        <w:t xml:space="preserve"> (</w:t>
-      </w:r>
-      <w:commentRangeStart w:id="21"/>
-      <w:r>
-        <w:t xml:space="preserve">Supp. Fig. </w:t>
-      </w:r>
-      <w:commentRangeEnd w:id="21"/>
-      <w:r>
-        <w:rPr>
-          <w:rStyle w:val="CommentReference"/>
-          <w:sz w:val="24"/>
-          <w:szCs w:val="24"/>
-        </w:rPr>
-        <w:commentReference w:id="21"/>
-      </w:r>
-      <w:r>
-        <w:t xml:space="preserve">). Before hunting seasons began in </w:t>
-      </w:r>
-      <w:r>
-        <w:t xml:space="preserve">late </w:t>
-      </w:r>
-      <w:r>
-        <w:t xml:space="preserve">October and between hunting seasons in the middle of winter, </w:t>
-      </w:r>
-      <w:r>
-        <w:t>ravens</w:t>
-      </w:r>
-      <w:r>
-        <w:t xml:space="preserve"> </w:t>
-      </w:r>
-      <w:r>
-        <w:t>v</w:t>
-      </w:r>
-      <w:r>
-        <w:t>isit</w:t>
-      </w:r>
-      <w:r>
-        <w:t>ing</w:t>
-      </w:r>
-      <w:r>
-        <w:t xml:space="preserve"> the hunting region</w:t>
-      </w:r>
-      <w:r>
-        <w:t>s</w:t>
-      </w:r>
-      <w:r>
-        <w:t xml:space="preserve"> </w:t>
-      </w:r>
-      <w:r>
-        <w:t>spen</w:t>
-      </w:r>
-      <w:r>
-        <w:t xml:space="preserve">t </w:t>
-      </w:r>
-      <w:r>
-        <w:lastRenderedPageBreak/>
-        <w:t xml:space="preserve">more </w:t>
-      </w:r>
-      <w:r>
-        <w:t>time</w:t>
-      </w:r>
-      <w:r>
-        <w:t xml:space="preserve"> </w:t>
-      </w:r>
-      <w:r>
-        <w:t>at the Gardiner landfill and sewage treatment ponds.</w:t>
-      </w:r>
-      <w:r>
-        <w:t xml:space="preserve"> </w:t>
-      </w:r>
-      <w:r>
-        <w:t xml:space="preserve">However, the decreases in visits to the landfill during the hunting season indicate that these sites are lower priority than carrion. There is also limited recreational hunting occurring from indigenous tribes with treaty hunting rights in the MTFWP hunting region. </w:t>
-      </w:r>
-      <w:r>
-        <w:t>Tribal</w:t>
-      </w:r>
-      <w:r>
-        <w:t xml:space="preserve"> hunters, while having a more limited take </w:t>
-      </w:r>
-      <w:commentRangeStart w:id="22"/>
-      <w:r>
-        <w:t>(1-2 ungulates a week) compared to</w:t>
-      </w:r>
-      <w:r>
-        <w:t xml:space="preserve"> the</w:t>
-      </w:r>
-      <w:r>
-        <w:t xml:space="preserve"> MTFWP and bison hunting we were able to record in our study, </w:t>
-      </w:r>
-      <w:commentRangeEnd w:id="22"/>
-      <w:r>
-        <w:rPr>
-          <w:rStyle w:val="CommentReference"/>
-          <w:sz w:val="24"/>
-          <w:szCs w:val="24"/>
-        </w:rPr>
-        <w:commentReference w:id="22"/>
-      </w:r>
-      <w:r>
-        <w:t xml:space="preserve">still create carrion throughout the central winter months that can draw large </w:t>
-      </w:r>
-      <w:commentRangeStart w:id="23"/>
-      <w:r>
-        <w:t>groups of ravens</w:t>
-      </w:r>
-      <w:commentRangeEnd w:id="23"/>
-      <w:r>
-        <w:rPr>
-          <w:rStyle w:val="CommentReference"/>
-          <w:sz w:val="24"/>
-          <w:szCs w:val="24"/>
-        </w:rPr>
-        <w:commentReference w:id="23"/>
-      </w:r>
-      <w:r>
-        <w:t xml:space="preserve">. </w:t>
-      </w:r>
-    </w:p>
-    <w:p>
-      <w:pPr>
-        <w:spacing w:line="480" w:lineRule="auto"/>
-        <w:ind w:firstLine="720"/>
-      </w:pPr>
-      <w:r>
-        <w:t xml:space="preserve">When </w:t>
-      </w:r>
-      <w:r>
-        <w:t>we considered</w:t>
-      </w:r>
-      <w:r>
-        <w:t xml:space="preserve"> the competing effects of wolf kills and recreational hunting on raven movement</w:t>
-      </w:r>
-      <w:r>
-        <w:t xml:space="preserve"> decisions</w:t>
-      </w:r>
-      <w:r>
-        <w:t xml:space="preserve">, ravens </w:t>
-      </w:r>
-      <w:r>
-        <w:t>used</w:t>
-      </w:r>
-      <w:r>
-        <w:t xml:space="preserve"> daily knowledge of local resource </w:t>
-      </w:r>
-      <w:r>
-        <w:t>consistent with our hypotheses</w:t>
-      </w:r>
-      <w:r>
-        <w:t xml:space="preserve">. </w:t>
-      </w:r>
-      <w:r>
-        <w:t>Although</w:t>
-      </w:r>
-      <w:r>
-        <w:t xml:space="preserve">, </w:t>
-      </w:r>
-      <w:r>
-        <w:t>individuals</w:t>
-      </w:r>
-      <w:r>
-        <w:t xml:space="preserve"> varied considerably </w:t>
-      </w:r>
-      <w:r>
-        <w:t xml:space="preserve">in their </w:t>
-      </w:r>
-      <w:r>
-        <w:t xml:space="preserve">decisions </w:t>
-      </w:r>
-      <w:r>
-        <w:t xml:space="preserve">(Fig. 2). </w:t>
-      </w:r>
-      <w:r>
-        <w:t>After leaving their territories, ravens were more likely to visit the hunting regions during the hunting season, regardless of the amount of biomass created by hunters.</w:t>
-      </w:r>
-      <w:r>
-        <w:t xml:space="preserve"> </w:t>
-      </w:r>
-      <w:r>
-        <w:t>We were unable to find a similar effect of hunting season on a raven</w:t>
-      </w:r>
-      <w:r>
-        <w:t>’s</w:t>
-      </w:r>
-      <w:r>
-        <w:t xml:space="preserve"> probability of leaving their territories</w:t>
-      </w:r>
-      <w:r>
-        <w:t>.</w:t>
-      </w:r>
-      <w:r>
-        <w:t xml:space="preserve"> </w:t>
-      </w:r>
-      <w:r>
-        <w:t>I</w:t>
-      </w:r>
-      <w:r>
-        <w:t>f we had been able to consider a wider time period, it is likely we would have captured a similar effect given the strong change in raven decision making at the beginning of the hunting season.</w:t>
-      </w:r>
-      <w:r>
-        <w:t xml:space="preserve"> The presence of a wolf kill within their territory or the discovery of a wolf kill outside their territory decreased a raven’s probability of continuing to the following resource. </w:t>
-      </w:r>
-      <w:r>
-        <w:t>Although, w</w:t>
-      </w:r>
-      <w:commentRangeStart w:id="24"/>
-      <w:r>
-        <w:t xml:space="preserve">e were surprised </w:t>
-      </w:r>
-      <w:commentRangeEnd w:id="24"/>
-      <w:r>
-        <w:rPr>
-          <w:rStyle w:val="CommentReference"/>
-          <w:sz w:val="24"/>
-          <w:szCs w:val="24"/>
-        </w:rPr>
-        <w:commentReference w:id="24"/>
-      </w:r>
-      <w:r>
-        <w:t xml:space="preserve">to observe large variation in </w:t>
-      </w:r>
-      <w:r>
-        <w:t xml:space="preserve">a </w:t>
-      </w:r>
-      <w:r>
-        <w:t>raven</w:t>
-      </w:r>
-      <w:r>
-        <w:t>’s</w:t>
-      </w:r>
-      <w:r>
-        <w:t xml:space="preserve"> response to wolf kills by the location of the kill. </w:t>
-      </w:r>
-    </w:p>
-    <w:p>
-      <w:pPr>
-        <w:spacing w:line="480" w:lineRule="auto"/>
-        <w:ind w:firstLine="720"/>
-      </w:pPr>
-      <w:r>
-        <w:t xml:space="preserve">Ravens responded more strongly to wolf kills outside their territories than </w:t>
-      </w:r>
-      <w:r>
-        <w:t>to those</w:t>
-      </w:r>
-      <w:r>
-        <w:t xml:space="preserve"> </w:t>
-      </w:r>
-      <w:r>
-        <w:t>within, apparently forgoing locally available carrion in favor of alternative resources</w:t>
-      </w:r>
-      <w:r>
-        <w:t xml:space="preserve">. </w:t>
-      </w:r>
-      <w:r>
-        <w:t xml:space="preserve">While we found a statistically significant negative effect of wolf kills within the territory that </w:t>
-      </w:r>
-      <w:r>
-        <w:lastRenderedPageBreak/>
-        <w:t>matched our hypothesis</w:t>
-      </w:r>
-      <w:r>
-        <w:t xml:space="preserve">, </w:t>
-      </w:r>
-      <w:r>
-        <w:t>we assumed ravens had complete knowledge of wolf activity, and therefore wolf kill presence, within their territories. In the case of many ravens within our sample, this is likely the case as territor</w:t>
-      </w:r>
-      <w:r>
-        <w:t xml:space="preserve">ies </w:t>
-      </w:r>
-      <w:r>
-        <w:t xml:space="preserve">were small. However, some individuals did have large home </w:t>
-      </w:r>
-      <w:r>
-        <w:t>ranges,</w:t>
-      </w:r>
-      <w:r>
-        <w:t xml:space="preserve"> and these individuals visit</w:t>
-      </w:r>
-      <w:r>
-        <w:t>ed</w:t>
-      </w:r>
-      <w:r>
-        <w:t xml:space="preserve"> </w:t>
-      </w:r>
-      <w:r>
-        <w:t xml:space="preserve">available </w:t>
-      </w:r>
-      <w:r>
-        <w:t xml:space="preserve">wolf kills </w:t>
-      </w:r>
-      <w:r>
-        <w:t>less</w:t>
-      </w:r>
-      <w:r>
-        <w:t xml:space="preserve"> frequently</w:t>
-      </w:r>
-      <w:r>
-        <w:t>, potentially indicating a lack of knowledge</w:t>
-      </w:r>
-      <w:r>
-        <w:t>.</w:t>
-      </w:r>
-      <w:r>
-        <w:t xml:space="preserve"> </w:t>
-      </w:r>
-      <w:r>
-        <w:t xml:space="preserve">In contrast, the </w:t>
-      </w:r>
-      <w:r>
-        <w:t>covariate</w:t>
-      </w:r>
-      <w:r>
-        <w:t xml:space="preserve"> for kills outside of the territory truly represented knowledge of the resource as ravens showed </w:t>
-      </w:r>
-      <w:r>
-        <w:t xml:space="preserve">GPS </w:t>
-      </w:r>
-      <w:r>
-        <w:t>points at the site</w:t>
-      </w:r>
-      <w:r>
-        <w:t xml:space="preserve">. </w:t>
-      </w:r>
-      <w:r>
-        <w:t xml:space="preserve">Alternatively, </w:t>
-      </w:r>
-      <w:r>
-        <w:t>the</w:t>
-      </w:r>
-      <w:r>
-        <w:t xml:space="preserve"> large disparity in response</w:t>
-      </w:r>
-      <w:r>
-        <w:t>s</w:t>
-      </w:r>
-      <w:r>
-        <w:t xml:space="preserve"> to wolf kills in territory can be explained by foraging efficiency. </w:t>
-      </w:r>
-      <w:r>
-        <w:t xml:space="preserve">Our assumption previously was that individuals received </w:t>
-      </w:r>
-      <w:r>
-        <w:t xml:space="preserve">similar </w:t>
-      </w:r>
-      <w:r>
-        <w:t xml:space="preserve">benefit </w:t>
-      </w:r>
-      <w:r>
-        <w:t>from</w:t>
-      </w:r>
-      <w:r>
-        <w:t xml:space="preserve"> </w:t>
-      </w:r>
-      <w:r>
-        <w:t xml:space="preserve">all </w:t>
-      </w:r>
-      <w:r>
-        <w:t xml:space="preserve">carrion, regardless of </w:t>
-      </w:r>
-      <w:r>
-        <w:t>its</w:t>
-      </w:r>
-      <w:r>
-        <w:t xml:space="preserve"> origin. This may not be the case as ravens took more biomass</w:t>
-      </w:r>
-      <w:r>
-        <w:t xml:space="preserve"> as a group</w:t>
-      </w:r>
-      <w:r>
-        <w:t xml:space="preserve"> from hunter</w:t>
-      </w:r>
-      <w:r>
-        <w:t>-</w:t>
-      </w:r>
-      <w:r>
-        <w:t>created carrion</w:t>
-      </w:r>
-      <w:r>
-        <w:t xml:space="preserve"> than wolf-predated</w:t>
-      </w:r>
-      <w:r>
-        <w:t xml:space="preserve"> </w:t>
+        <w:t xml:space="preserve">regardless of its origin. This may not be the case as ravens took more biomass as a group from hunter-created carrion than wolf-predated </w:t>
       </w:r>
       <w:r>
         <w:fldChar w:fldCharType="begin"/>
@@ -4346,12 +4241,9 @@
         <w:t xml:space="preserve">. </w:t>
       </w:r>
       <w:r>
-        <w:t>Optimal foraging theory</w:t>
-      </w:r>
-      <w:r>
-        <w:t xml:space="preserve"> would then suggest that ravens should prefer to f</w:t>
-      </w:r>
-      <w:commentRangeStart w:id="25"/>
+        <w:t>Optimal foraging theory would then suggest that ravens should prefer to f</w:t>
+      </w:r>
+      <w:commentRangeStart w:id="22"/>
       <w:r>
         <w:t>orag</w:t>
       </w:r>
@@ -4361,14 +4253,14 @@
       <w:r>
         <w:t xml:space="preserve"> </w:t>
       </w:r>
-      <w:commentRangeEnd w:id="25"/>
+      <w:commentRangeEnd w:id="22"/>
       <w:r>
         <w:rPr>
           <w:rStyle w:val="CommentReference"/>
           <w:sz w:val="24"/>
           <w:szCs w:val="24"/>
         </w:rPr>
-        <w:commentReference w:id="25"/>
+        <w:commentReference w:id="22"/>
       </w:r>
       <w:r>
         <w:t>outside of their territory as they are</w:t>
@@ -4404,231 +4296,68 @@
         <w:ind w:firstLine="720"/>
       </w:pPr>
       <w:r>
-        <w:t xml:space="preserve">Given the high rate of abandoning the territory during the day regardless of wolf kill presence, ravens are likely </w:t>
-      </w:r>
-      <w:r>
-        <w:t xml:space="preserve">preferentially </w:t>
-      </w:r>
-      <w:r>
-        <w:t xml:space="preserve">choosing to visit anthropogenic resources such as recreational hunting areas. </w:t>
-      </w:r>
-      <w:r>
-        <w:t>Subsequently, r</w:t>
-      </w:r>
-      <w:r>
-        <w:t xml:space="preserve">avens leaving their territory </w:t>
-      </w:r>
-      <w:r>
-        <w:t>are</w:t>
-      </w:r>
-      <w:r>
-        <w:t xml:space="preserve"> unlikely to be searching for wolf kills. </w:t>
-      </w:r>
-      <w:r>
-        <w:t>The presence of a newly located resource</w:t>
-      </w:r>
-      <w:r>
-        <w:t xml:space="preserve"> </w:t>
-      </w:r>
-      <w:r>
-        <w:t>during travel</w:t>
-      </w:r>
-      <w:r>
-        <w:t xml:space="preserve">, such as a wolf kill, likely alters their plan but was not the intended destination. Previous studies mapping movements from </w:t>
-      </w:r>
-      <w:r>
-        <w:t xml:space="preserve">territorial </w:t>
-      </w:r>
-      <w:r>
-        <w:t xml:space="preserve">individuals in our study population showed direct </w:t>
-      </w:r>
-      <w:r>
-        <w:lastRenderedPageBreak/>
-        <w:t xml:space="preserve">commute paths with few deviation to pass through other areas in the northern range where wolf kills might be located </w:t>
-      </w:r>
-      <w:r>
-        <w:fldChar w:fldCharType="begin"/>
-      </w:r>
-      <w:r>
-        <w:instrText xml:space="preserve"> ADDIN ZOTERO_ITEM CSL_CITATION {"citationID":"nzgmrBPk","properties":{"unsorted":false,"formattedCitation":"(Marzluff et al. 2021, Loretto et al. 2026)","plainCitation":"(Marzluff et al. 2021, Loretto et al. 2026)","noteIndex":0},"citationItems":[{"id":972,"uris":["http://zotero.org/users/9968163/items/W246K25Z"],"itemData":{"id":972,"type":"article-journal","abstract":"Common ravens (Corvus corax; ravens) are generalist predators that pose a threat to several rare wildlife species in the western United States. Recent increases in raven populations, which are fueled by increased human subsidies—notably food, water, and nest sites—are concerning to those seeking to conserve rare species. Due to the challenges and inefficiencies of reducing or eliminating subsidies, managers increasingly rely on lethal removal of ravens. Over 125,000 ravens were killed by the U.S. Government from 1996 to 2019, and annual removals have increased 4-fold from the 1990s to mid-2010s. We contend that lethal removal of ravens, while capable of improving the reproduction of rare species, is at best a short-term and ethically untenable solution to a problem that will continue to grow until subsidies are meaningfully reduced or made inaccessible to ravens. In part because of ravens’ abilities to track natural and anthropogenic resources across unfamiliar and expansive areas, the removal of subsidies can lead to sustained shifts in raven abundance, which can have longlasting benefits for sensitive species. In the Greater Yellowstone Ecosystem, USA, for example, we documented extensive use of human subsidies during fall/winter, daily 1-way commutes regularly in excess of 50 km by territorial birds to such subsidies, and dispersals of &gt;700 km by nonbreeders that exploited food and roost subsidies. We call for managers to embrace new approaches to subsidy reduction including: increased involvement of conservation social scientists; increased enforcement of local, state, and federal laws; and increased deployment of a diversity of new technologies to haze and aversively condition ravens. Tackling the hard job of reducing subsidies over the expansive area exploited by ravens is right because it will increase the integrity, stability, and beauty of western ecosystems.","container-title":"Human-Wildlife Interaction","issue":"3","language":"en","page":"516-533","source":"Zotero","title":"Thinking Like a Raven: Restoring Integrity, Stability, and Beauty to Western Ecosystems","volume":"15","author":[{"family":"Marzluff","given":"John M"},{"family":"Loretto","given":"Matthias-Claudio"},{"family":"Ho","given":"Cameron K."},{"family":"Coleman","given":"Georgia W."},{"family":"Restani","given":"Marco"}],"issued":{"date-parts":[["2021"]]}}},{"id":1582,"uris":["http://zotero.org/users/9968163/items/BAM3LF88"],"itemData":{"id":1582,"type":"article-journal","abstract":"Scavengers generally rely on patchily distributed, unpredictable carrion. A long-standing hypothesis suggests scavenging ravens reliably locate such food by directly following large carnivores to their kills. However, by satellite tracking 69 ravens, 20 wolves, and 11 cougars in Yellowstone National Park, we found that following of predators over large distances rarely occurred. Instead, ravens routinely revisited sites where wolf kills were common—returning from distances of up to 155 kilometers to find carrion. Much like navigating to permanent anthropogenic subsidies, ravens appear to remember potential sources of carrion shaped by previous encounters with wolves or their kills. These findings suggest that spatial memory and navigation play a considerably greater role than previously assumed among scavengers, and possibly other wide-ranging species, in search of ephemeral resources.","container-title":"Science","DOI":"10.1126/science.adz9467","issue":"6790","page":"1151-1154","publisher":"American Association for the Advancement of Science","source":"science.org (Atypon)","title":"Ravens anticipate wolf kill sites across broad scales","volume":"391","author":[{"family":"Loretto","given":"Matthias-Claudio"},{"family":"Beck","given":"Kristina B."},{"family":"Smith","given":"Douglas W."},{"family":"Stahler","given":"Daniel R."},{"family":"Walker","given":"Lauren E."},{"family":"Wikelski","given":"Martin"},{"family":"Mueller","given":"Thomas"},{"family":"Safi","given":"Kamran"},{"family":"Marzluff","given":"John M."}],"issued":{"date-parts":[["2026",3,12]]}}}],"schema":"https://github.com/citation-style-language/schema/raw/master/csl-citation.json"} </w:instrText>
-      </w:r>
-      <w:r>
-        <w:fldChar w:fldCharType="separate"/>
-      </w:r>
-      <w:r>
-        <w:rPr>
-          <w:rFonts w:ascii="Aptos" w:hAnsi="Aptos"/>
-        </w:rPr>
-        <w:t>(Marzluff et al. 2021, Loretto et al. 2026)</w:t>
-      </w:r>
-      <w:r>
-        <w:fldChar w:fldCharType="end"/>
-      </w:r>
-      <w:r>
-        <w:t>. This sort of route planning between distant, known resources is</w:t>
-      </w:r>
-      <w:r>
-        <w:t xml:space="preserve"> </w:t>
-      </w:r>
-      <w:r>
-        <w:t xml:space="preserve">used by baboons and elephants </w:t>
-      </w:r>
-      <w:r>
-        <w:t xml:space="preserve"> </w:t>
-      </w:r>
-      <w:r>
-        <w:fldChar w:fldCharType="begin"/>
-      </w:r>
-      <w:r>
-        <w:instrText xml:space="preserve"> ADDIN ZOTERO_ITEM CSL_CITATION {"citationID":"dBWIEYH7","properties":{"formattedCitation":"(Noser and Byrne 2007, Polansky et al. 2015)","plainCitation":"(Noser and Byrne 2007, Polansky et al. 2015)","noteIndex":0},"citationItems":[{"id":1145,"uris":["http://zotero.org/users/9968163/items/JRVDYD5R"],"itemData":{"id":1145,"type":"article-journal","abstract":"The ability of animals to plan their foraging journeys and to approach resources in a goal-directed way may play a key role in cognitive evolution. Furthermore, optimal foraging theory assumes that animals are adapted to take least-effort routes between resources. Empirical evidence for these beliefs is largely lacking, however. We followed a group of chacma baboons over full days during a 16-month field study. We used GPS to investigate route linearity, travel speed and inter-resource distances, and the degree to which movement was guided by direct visual stimuli from the resources. During the dry season the study group travelled rapidly to sparse fruit sources and waterholes along linear paths over large distances. Inter-resource distances were larger than distances from which the resources could be seen. Seed resources, although situated closer to the sleeping site than fruit sources, were bypassed in the mornings and consumed predominantly in the afternoons, when movements were less linear, slower and shorter. During the rainy season, the animals left their sleeping sites earlier when visiting restricted and patchily distributed fig trees than when visiting abundant and evenly distributed fruit resources. However, travel speed and route linearity were not always associated with goal directedness, because the baboons approached the single sleeping site, presumably a vital resource, slowly and indirectly. Our results suggest that baboons plan their journeys, actively choosing between several out-of-sight resources and approaching them in an efficient, goal-directed way, characteristics commonly used as diagnostic for the presence of a cognitive map and episodic memory.","container-title":"Animal Behaviour","DOI":"10.1016/j.anbehav.2006.04.012","ISSN":"0003-3472","issue":"2","journalAbbreviation":"Animal Behaviour","page":"257-266","source":"ScienceDirect","title":"Travel routes and planning of visits to out-of-sight resources in wild chacma baboons, &lt;i&gt;Papio ursinus&lt;/i&gt;","volume":"73","author":[{"family":"Noser","given":"Rahel"},{"family":"Byrne","given":"Richard W."}],"issued":{"date-parts":[["2007",2,1]]}}},{"id":1147,"uris":["http://zotero.org/users/9968163/items/DGHD5DI8"],"itemData":{"id":1147,"type":"article-journal","abstract":"Spatial memory facilitates resource acquisition where resources are patchy, but how it influences movement behaviour of wide-ranging species remains to be resolved. We examined African elephant spatial memory reflected in movement decisions regarding access to perennial waterholes. State–space models of movement data revealed a rapid, highly directional movement behaviour almost exclusively associated with visiting perennial water. Behavioural change point (BCP) analyses demonstrated that these goal-oriented movements were initiated on average 4.59 km, and up to 49.97 km, from the visited waterhole, with the closest waterhole accessed 90% of the time. Distances of decision points increased when switching to different waterholes, during the dry season, or for female groups relative to males, while selection of the closest waterhole decreased when switching. Overall, our analyses indicated detailed spatial knowledge over large scales, enabling elephants to minimize travel distance through highly directional movement when accessing water. We discuss the likely cognitive and socioecological mechanisms driving these spatially precise movements that are most consistent with our findings. By applying modern analytic techniques to high-resolution movement data, this study illustrates emerging approaches for studying how cognition structures animal movement behaviour in different ecological and social contexts.","container-title":"Proceedings of the Royal Society B: Biological Sciences","DOI":"10.1098/rspb.2014.3042","ISSN":"0962-8452","issue":"1805","journalAbbreviation":"Proc Biol Sci","page":"20143042","source":"Silverchair","title":"Elucidating the significance of spatial memory on movement decisions by African savannah elephants using state–space models","volume":"282","author":[{"family":"Polansky","given":"Leo"},{"family":"Kilian","given":"Werner"},{"family":"Wittemyer","given":"George"}],"issued":{"date-parts":[["2015",4,22]]}}}],"schema":"https://github.com/citation-style-language/schema/raw/master/csl-citation.json"} </w:instrText>
-      </w:r>
-      <w:r>
-        <w:fldChar w:fldCharType="separate"/>
-      </w:r>
-      <w:r>
-        <w:t>(Noser and Byrne 2007, Polansky et al. 2015)</w:t>
-      </w:r>
-      <w:r>
-        <w:fldChar w:fldCharType="end"/>
-      </w:r>
-      <w:r>
-        <w:t xml:space="preserve"> and is</w:t>
-      </w:r>
-      <w:r>
-        <w:t xml:space="preserve"> likely performed by ravens </w:t>
-      </w:r>
-      <w:r>
-        <w:fldChar w:fldCharType="begin"/>
-      </w:r>
-      <w:r>
-        <w:instrText xml:space="preserve"> ADDIN ZOTERO_ITEM CSL_CITATION {"citationID":"r9fRoC6R","properties":{"unsorted":false,"formattedCitation":"(Loretto et al. 2026)","plainCitation":"(Loretto et al. 2026)","noteIndex":0},"citationItems":[{"id":1582,"uris":["http://zotero.org/users/9968163/items/BAM3LF88"],"itemData":{"id":1582,"type":"article-journal","abstract":"Scavengers generally rely on patchily distributed, unpredictable carrion. A long-standing hypothesis suggests scavenging ravens reliably locate such food by directly following large carnivores to their kills. However, by satellite tracking 69 ravens, 20 wolves, and 11 cougars in Yellowstone National Park, we found that following of predators over large distances rarely occurred. Instead, ravens routinely revisited sites where wolf kills were common—returning from distances of up to 155 kilometers to find carrion. Much like navigating to permanent anthropogenic subsidies, ravens appear to remember potential sources of carrion shaped by previous encounters with wolves or their kills. These findings suggest that spatial memory and navigation play a considerably greater role than previously assumed among scavengers, and possibly other wide-ranging species, in search of ephemeral resources.","container-title":"Science","DOI":"10.1126/science.adz9467","issue":"6790","page":"1151-1154","publisher":"American Association for the Advancement of Science","source":"science.org (Atypon)","title":"Ravens anticipate wolf kill sites across broad scales","volume":"391","author":[{"family":"Loretto","given":"Matthias-Claudio"},{"family":"Beck","given":"Kristina B."},{"family":"Smith","given":"Douglas W."},{"family":"Stahler","given":"Daniel R."},{"family":"Walker","given":"Lauren E."},{"family":"Wikelski","given":"Martin"},{"family":"Mueller","given":"Thomas"},{"family":"Safi","given":"Kamran"},{"family":"Marzluff","given":"John M."}],"issued":{"date-parts":[["2026",3,12]]}}}],"schema":"https://github.com/citation-style-language/schema/raw/master/csl-citation.json"} </w:instrText>
-      </w:r>
-      <w:r>
-        <w:fldChar w:fldCharType="separate"/>
-      </w:r>
-      <w:r>
-        <w:rPr>
-          <w:rFonts w:ascii="Aptos" w:hAnsi="Aptos"/>
-        </w:rPr>
-        <w:t>(Loretto et al. 2026)</w:t>
-      </w:r>
-      <w:r>
-        <w:fldChar w:fldCharType="end"/>
-      </w:r>
-      <w:r>
-        <w:t xml:space="preserve">. </w:t>
-      </w:r>
-      <w:r>
-        <w:t>Route</w:t>
-      </w:r>
-      <w:r>
-        <w:t xml:space="preserve"> planning </w:t>
-      </w:r>
-      <w:r>
-        <w:t xml:space="preserve">to known resources </w:t>
-      </w:r>
-      <w:r>
-        <w:t>allows overall</w:t>
-      </w:r>
-      <w:r>
-        <w:t xml:space="preserve"> energetic </w:t>
-      </w:r>
-      <w:r>
-        <w:t>costs</w:t>
-      </w:r>
-      <w:r>
-        <w:t xml:space="preserve"> to be predictable</w:t>
-      </w:r>
-      <w:r>
-        <w:t xml:space="preserve">. While the </w:t>
-      </w:r>
-      <w:r>
-        <w:t>cal</w:t>
-      </w:r>
-      <w:r>
-        <w:t>or</w:t>
+        <w:t xml:space="preserve">Given the high </w:t>
+      </w:r>
+      <w:r>
+        <w:t>probability</w:t>
+      </w:r>
+      <w:r>
+        <w:t xml:space="preserve"> of abandoning territor</w:t>
       </w:r>
       <w:r>
         <w:t>ies</w:t>
       </w:r>
       <w:r>
-        <w:t xml:space="preserve"> gained from foraging at the hunting area may be predictable, the commute time for the GPS tracked ravens farthest from the hunting may be more than a third of winter daylight hours, during which they could not perform any other critical behaviors. </w:t>
-      </w:r>
-    </w:p>
-    <w:p>
-      <w:pPr>
-        <w:spacing w:line="480" w:lineRule="auto"/>
-        <w:ind w:firstLine="720"/>
-      </w:pPr>
-      <w:r>
-        <w:t xml:space="preserve">As a non-migratory species that defends its territory all year </w:t>
-      </w:r>
-      <w:r>
-        <w:fldChar w:fldCharType="begin"/>
-      </w:r>
-      <w:r>
-        <w:instrText xml:space="preserve"> ADDIN ZOTERO_ITEM CSL_CITATION {"citationID":"EQihucmy","properties":{"formattedCitation":"(Heinrich 1988)","plainCitation":"(Heinrich 1988)","noteIndex":0},"citationItems":[{"id":78,"uris":["http://zotero.org/users/9968163/items/SABQUNDV"],"itemData":{"id":78,"type":"article-journal","abstract":"Large animal carcasses provide a highly clumped rich source of food for ravens that should be worth defending, yet in the forests of Maine and Vermont ravens commonly feed in groups. Ravens discover baits flying singly or in pairs, but after a bait is discovered they usually arrive in groups. In contrast, the maximum number of blue jays and crows eventually attending a bait is close to those discovering it. Unlike in crows and jays, two patterns of bait use are seen in ravens: baits are used by mated resident pairs or by large crowds (sometimes exceeding 40 individuals). This pattern is unrelated to bait size from at least 9 kg to 400 kg. Eightytwo of 91 individually marked ravens from 4 feeding crowds were juveniles and/or non-breeders. Observations of the marked ravens for parts of two winters indicate that the non-breeders are vagrant and/or they range over at least 1800 km2 in their foraging. Most of the over 135 baits (totalling nearly 8 t of meat) distributed over 50 km were discovered by ravens within a week, and most were consumed by crowds of ravens. The vagrants coming in crowds have (unlike the territorial adults) specific vocalizations in the bait vicinity that are a powerful recruitment stimulus in playback experiments. Vagrants sometimes feed alone, but in the presence of territorial adults they feed only in groups. Resident adults chase or attack vagrants, but mildly tolerate them (and even join them) when they come in large groups. I conclude from my observations that the feeding crowds of ravens consist primarily of juvenile non-breeding vagrants who (unlike some resident adults) roost communally and who vigorously recruit each other in part to neutralize the aggressiveness of resident adults defending prized food bonanzas. The ravens' recruitment results in a sharing that reduces the temporal patchiness of extremely rare food bonanzas, and it permits the non-territorial vagrants to specialize on carcasses in the winter.","container-title":"Behavioral Ecology and Sociobiology","ISSN":"0340-5443","issue":"3","page":"141-156","publisher":"Springer","source":"JSTOR","title":"Winter Foraging at Carcasses by Three Sympatric Corvids, with Emphasis on Recruitment by the Raven, Corvus corax","volume":"23","author":[{"family":"Heinrich","given":"B."}],"issued":{"date-parts":[["1988"]]}}}],"schema":"https://github.com/citation-style-language/schema/raw/master/csl-citation.json"} </w:instrText>
-      </w:r>
-      <w:r>
-        <w:fldChar w:fldCharType="separate"/>
-      </w:r>
-      <w:r>
-        <w:t>(Heinrich 1988)</w:t>
-      </w:r>
-      <w:r>
-        <w:fldChar w:fldCharType="end"/>
-      </w:r>
-      <w:r>
-        <w:t xml:space="preserve">, physical presence, visual displays, and vocalizations can assist the territory owner in retaining possession of the space </w:t>
-      </w:r>
-      <w:r>
-        <w:fldChar w:fldCharType="begin"/>
-      </w:r>
-      <w:r>
-        <w:instrText xml:space="preserve"> ADDIN ZOTERO_ITEM CSL_CITATION {"citationID":"D4dNlAc1","properties":{"formattedCitation":"(Peek 1972, Piper et al. 2000)","plainCitation":"(Peek 1972, Piper et al. 2000)","noteIndex":0},"citationItems":[{"id":1134,"uris":["http://zotero.org/users/9968163/items/TAXG88MS"],"itemData":{"id":1134,"type":"article-journal","abstract":"Both muted and epaulet-coloured male red-winged blackbirds were less successful than normals in maintaining territory. This suggests that vocal and visual display are necessary for normal territory maintenance in this species. Decreased success was indicated by loss of territory or increased frequency of trespassing by conspecific males. A seasonal difference was noted in the ability of experimental males to maintain their territories. It is suggested that the observed results were probably due to the effects of muting and epaulet-colouration upon advertising song and song-spread and bill-up displays. A three-level territorial defence system is proposed for this species.","container-title":"Animal Behaviour","DOI":"10.1016/S0003-3472(72)80180-5","ISSN":"00033472","issue":"1","journalAbbreviation":"Animal Behaviour","language":"en","license":"https://www.elsevier.com/tdm/userlicense/1.0/","page":"112-118","source":"DOI.org (Crossref)","title":"An experimental study of the territorial function of vocal and visual display in the male red-winged blackbird (Agelaius phoeniceus)","volume":"20","author":[{"family":"Peek","given":"Frank W."}],"issued":{"date-parts":[["1972",2]]}}},{"id":1118,"uris":["http://zotero.org/users/9968163/items/R3EW52ZD"],"itemData":{"id":1118,"type":"article-journal","abstract":"We examined patterns of territory acquisition and reconnaissance in common loons, Gavia immer, from northern Wisconsin. Among all territory acquisitions, 41.5% occurred through passive occupation of territories left vacant after the death or desertion of a previous resident, 17% constituted founding of new territories and the remaining 41.5% came about through take-over: either usurpation of defended territories or appropriation of territories before the seasonal return of previous owners. Take-overs occurred in both sexes, but individuals acted alone, never in pairs. Displaced breeders usually took refuge on undefended lakes near their former territories; about half of these loons later regained former territories through passive occupation or took possession of new territories elsewhere. As predicted by the reconnaissance hypothesis, usurpations occurred most often in territories that had produced chicks during the previous 12 months, suggesting that loons use the presence or absence of chicks as a cue for territorial usurpation. Large individuals of both sexes held onto territories longer than small individuals, an indication that body size might be correlated with fighting ability. In terms of life history, loons appear to locate good territories through reconnaissance, usurp them in a subsequent year and recover from displacements by reclaiming their original territories or new ones.","container-title":"Animal Behaviour","DOI":"10.1006/anbe.1999.1295","ISSN":"0003-3472","issue":"2","journalAbbreviation":"Animal Behaviour","page":"385-394","source":"ScienceDirect","title":"Territory acquisition in loons: the importance of take-over","title-short":"Territory acquisition in loons","volume":"59","author":[{"family":"Piper","given":"Walter H."},{"family":"Tischler","given":"Keren B."},{"family":"Klich","given":"Margaret"}],"issued":{"date-parts":[["2000",2,1]]}}}],"schema":"https://github.com/citation-style-language/schema/raw/master/csl-citation.json"} </w:instrText>
-      </w:r>
-      <w:r>
-        <w:fldChar w:fldCharType="separate"/>
-      </w:r>
-      <w:r>
-        <w:t>(Peek 1972, Piper et al. 2000)</w:t>
-      </w:r>
-      <w:r>
-        <w:fldChar w:fldCharType="end"/>
-      </w:r>
-      <w:r>
-        <w:t xml:space="preserve">. Our results support the idea that movement decisions are at least partially driven by breeding behaviors by showing reduced extraterritorial movements in March compared to </w:t>
-      </w:r>
-      <w:r>
-        <w:t xml:space="preserve">early winter. </w:t>
-      </w:r>
-      <w:r>
-        <w:t xml:space="preserve">During this late winter period just prior to the start of the breeding season, we observed ravens performing active pre-breeding season behaviors (e.g. </w:t>
-      </w:r>
-      <w:commentRangeStart w:id="26"/>
-      <w:r>
-        <w:t>nest building</w:t>
-      </w:r>
-      <w:commentRangeEnd w:id="26"/>
+        <w:t xml:space="preserve"> during the day</w:t>
+      </w:r>
+      <w:r>
+        <w:t>,</w:t>
+      </w:r>
+      <w:r>
+        <w:t xml:space="preserve"> regardless of wolf kill </w:t>
+      </w:r>
+      <w:commentRangeStart w:id="23"/>
+      <w:r>
+        <w:t>availability</w:t>
+      </w:r>
+      <w:commentRangeEnd w:id="23"/>
       <w:r>
         <w:rPr>
           <w:rStyle w:val="CommentReference"/>
           <w:sz w:val="24"/>
           <w:szCs w:val="24"/>
         </w:rPr>
-        <w:commentReference w:id="26"/>
-      </w:r>
-      <w:r>
-        <w:t xml:space="preserve">). </w:t>
-      </w:r>
-      <w:r>
-        <w:t xml:space="preserve">Ravens can persist for many days without food and can take advantage of cached resources </w:t>
+        <w:commentReference w:id="23"/>
+      </w:r>
+      <w:r>
+        <w:t xml:space="preserve">, </w:t>
+      </w:r>
+      <w:r>
+        <w:t xml:space="preserve">we conclude that </w:t>
+      </w:r>
+      <w:r>
+        <w:t xml:space="preserve">ravens are preferentially choosing to visit anthropogenic resources such as recreational hunting areas. Subsequently, ravens leaving their territory are unlikely to be searching for wolf kills. </w:t>
+      </w:r>
+      <w:r>
+        <w:t>The presence of a newly located resource</w:t>
+      </w:r>
+      <w:r>
+        <w:t xml:space="preserve"> </w:t>
+      </w:r>
+      <w:r>
+        <w:t xml:space="preserve">during travel, such as a wolf kill, likely alters their plan but was not the intended destination. Previous studies mapping movements from </w:t>
+      </w:r>
+      <w:r>
+        <w:t xml:space="preserve">territorial </w:t>
+      </w:r>
+      <w:r>
+        <w:t xml:space="preserve">individuals in our study population showed direct commute paths with few deviation to pass through other areas in the northern range where wolf kills might be located </w:t>
       </w:r>
       <w:r>
         <w:fldChar w:fldCharType="begin"/>
       </w:r>
       <w:r>
-        <w:instrText xml:space="preserve"> ADDIN ZOTERO_ITEM CSL_CITATION {"citationID":"iCyTsS5o","properties":{"formattedCitation":"(Heinrich 1994)","plainCitation":"(Heinrich 1994)","noteIndex":0},"citationItems":[{"id":1268,"uris":["http://zotero.org/users/9968163/items/67B2BT7E"],"itemData":{"id":1268,"type":"article-journal","container-title":"Animal Behaviour","DOI":"10.1006/anbe.1994.1384","ISSN":"0003-3472","issue":"6","journalAbbreviation":"Animal Behaviour","page":"1463-1465","source":"ScienceDirect","title":"Dominance and weight changes in the common raven, &lt;i&gt;Corvus corax&lt;/i&gt;","volume":"48","author":[{"family":"Heinrich","given":"Bernd"}],"issued":{"date-parts":[["1994",12,1]]}}}],"schema":"https://github.com/citation-style-language/schema/raw/master/csl-citation.json"} </w:instrText>
+        <w:instrText xml:space="preserve"> ADDIN ZOTERO_ITEM CSL_CITATION {"citationID":"O1r6Bykg","properties":{"unsorted":false,"formattedCitation":"(Marzluff et al. 2021)","plainCitation":"(Marzluff et al. 2021)","noteIndex":0},"citationItems":[{"id":972,"uris":["http://zotero.org/users/9968163/items/W246K25Z"],"itemData":{"id":972,"type":"article-journal","abstract":"Common ravens (Corvus corax; ravens) are generalist predators that pose a threat to several rare wildlife species in the western United States. Recent increases in raven populations, which are fueled by increased human subsidies—notably food, water, and nest sites—are concerning to those seeking to conserve rare species. Due to the challenges and inefficiencies of reducing or eliminating subsidies, managers increasingly rely on lethal removal of ravens. Over 125,000 ravens were killed by the U.S. Government from 1996 to 2019, and annual removals have increased 4-fold from the 1990s to mid-2010s. We contend that lethal removal of ravens, while capable of improving the reproduction of rare species, is at best a short-term and ethically untenable solution to a problem that will continue to grow until subsidies are meaningfully reduced or made inaccessible to ravens. In part because of ravens’ abilities to track natural and anthropogenic resources across unfamiliar and expansive areas, the removal of subsidies can lead to sustained shifts in raven abundance, which can have longlasting benefits for sensitive species. In the Greater Yellowstone Ecosystem, USA, for example, we documented extensive use of human subsidies during fall/winter, daily 1-way commutes regularly in excess of 50 km by territorial birds to such subsidies, and dispersals of &gt;700 km by nonbreeders that exploited food and roost subsidies. We call for managers to embrace new approaches to subsidy reduction including: increased involvement of conservation social scientists; increased enforcement of local, state, and federal laws; and increased deployment of a diversity of new technologies to haze and aversively condition ravens. Tackling the hard job of reducing subsidies over the expansive area exploited by ravens is right because it will increase the integrity, stability, and beauty of western ecosystems.","container-title":"Human-Wildlife Interaction","issue":"3","language":"en","page":"516-533","source":"Zotero","title":"Thinking Like a Raven: Restoring Integrity, Stability, and Beauty to Western Ecosystems","volume":"15","author":[{"family":"Marzluff","given":"John M"},{"family":"Loretto","given":"Matthias-Claudio"},{"family":"Ho","given":"Cameron K."},{"family":"Coleman","given":"Georgia W."},{"family":"Restani","given":"Marco"}],"issued":{"date-parts":[["2021"]]}}}],"schema":"https://github.com/citation-style-language/schema/raw/master/csl-citation.json"} </w:instrText>
       </w:r>
       <w:r>
         <w:fldChar w:fldCharType="separate"/>
@@ -4637,465 +4366,415 @@
         <w:rPr>
           <w:rFonts w:ascii="Aptos" w:hAnsi="Aptos"/>
         </w:rPr>
-        <w:t>(Heinrich 1994)</w:t>
+        <w:t>(Marzluff et al. 2021)</w:t>
       </w:r>
       <w:r>
         <w:fldChar w:fldCharType="end"/>
       </w:r>
       <w:r>
+        <w:t>. This sort of route planning between distant, known resources is</w:t>
+      </w:r>
+      <w:r>
+        <w:t xml:space="preserve"> used by baboons and elephants  </w:t>
+      </w:r>
+      <w:r>
+        <w:fldChar w:fldCharType="begin"/>
+      </w:r>
+      <w:r>
+        <w:instrText xml:space="preserve"> ADDIN ZOTERO_ITEM CSL_CITATION {"citationID":"dBWIEYH7","properties":{"formattedCitation":"(Noser and Byrne 2007, Polansky et al. 2015)","plainCitation":"(Noser and Byrne 2007, Polansky et al. 2015)","noteIndex":0},"citationItems":[{"id":1145,"uris":["http://zotero.org/users/9968163/items/JRVDYD5R"],"itemData":{"id":1145,"type":"article-journal","abstract":"The ability of animals to plan their foraging journeys and to approach resources in a goal-directed way may play a key role in cognitive evolution. Furthermore, optimal foraging theory assumes that animals are adapted to take least-effort routes between resources. Empirical evidence for these beliefs is largely lacking, however. We followed a group of chacma baboons over full days during a 16-month field study. We used GPS to investigate route linearity, travel speed and inter-resource distances, and the degree to which movement was guided by direct visual stimuli from the resources. During the dry season the study group travelled rapidly to sparse fruit sources and waterholes along linear paths over large distances. Inter-resource distances were larger than distances from which the resources could be seen. Seed resources, although situated closer to the sleeping site than fruit sources, were bypassed in the mornings and consumed predominantly in the afternoons, when movements were less linear, slower and shorter. During the rainy season, the animals left their sleeping sites earlier when visiting restricted and patchily distributed fig trees than when visiting abundant and evenly distributed fruit resources. However, travel speed and route linearity were not always associated with goal directedness, because the baboons approached the single sleeping site, presumably a vital resource, slowly and indirectly. Our results suggest that baboons plan their journeys, actively choosing between several out-of-sight resources and approaching them in an efficient, goal-directed way, characteristics commonly used as diagnostic for the presence of a cognitive map and episodic memory.","container-title":"Animal Behaviour","DOI":"10.1016/j.anbehav.2006.04.012","ISSN":"0003-3472","issue":"2","journalAbbreviation":"Animal Behaviour","page":"257-266","source":"ScienceDirect","title":"Travel routes and planning of visits to out-of-sight resources in wild chacma baboons, &lt;i&gt;Papio ursinus&lt;/i&gt;","volume":"73","author":[{"family":"Noser","given":"Rahel"},{"family":"Byrne","given":"Richard W."}],"issued":{"date-parts":[["2007",2,1]]}}},{"id":1147,"uris":["http://zotero.org/users/9968163/items/DGHD5DI8"],"itemData":{"id":1147,"type":"article-journal","abstract":"Spatial memory facilitates resource acquisition where resources are patchy, but how it influences movement behaviour of wide-ranging species remains to be resolved. We examined African elephant spatial memory reflected in movement decisions regarding access to perennial waterholes. State–space models of movement data revealed a rapid, highly directional movement behaviour almost exclusively associated with visiting perennial water. Behavioural change point (BCP) analyses demonstrated that these goal-oriented movements were initiated on average 4.59 km, and up to 49.97 km, from the visited waterhole, with the closest waterhole accessed 90% of the time. Distances of decision points increased when switching to different waterholes, during the dry season, or for female groups relative to males, while selection of the closest waterhole decreased when switching. Overall, our analyses indicated detailed spatial knowledge over large scales, enabling elephants to minimize travel distance through highly directional movement when accessing water. We discuss the likely cognitive and socioecological mechanisms driving these spatially precise movements that are most consistent with our findings. By applying modern analytic techniques to high-resolution movement data, this study illustrates emerging approaches for studying how cognition structures animal movement behaviour in different ecological and social contexts.","container-title":"Proceedings of the Royal Society B: Biological Sciences","DOI":"10.1098/rspb.2014.3042","ISSN":"0962-8452","issue":"1805","journalAbbreviation":"Proc Biol Sci","page":"20143042","source":"Silverchair","title":"Elucidating the significance of spatial memory on movement decisions by African savannah elephants using state–space models","volume":"282","author":[{"family":"Polansky","given":"Leo"},{"family":"Kilian","given":"Werner"},{"family":"Wittemyer","given":"George"}],"issued":{"date-parts":[["2015",4,22]]}}}],"schema":"https://github.com/citation-style-language/schema/raw/master/csl-citation.json"} </w:instrText>
+      </w:r>
+      <w:r>
+        <w:fldChar w:fldCharType="separate"/>
+      </w:r>
+      <w:r>
+        <w:t>(Noser and Byrne 2007, Polansky et al. 2015)</w:t>
+      </w:r>
+      <w:r>
+        <w:fldChar w:fldCharType="end"/>
+      </w:r>
+      <w:r>
+        <w:t xml:space="preserve"> and is</w:t>
+      </w:r>
+      <w:r>
+        <w:t xml:space="preserve"> likely performed by ravens </w:t>
+      </w:r>
+      <w:r>
+        <w:fldChar w:fldCharType="begin"/>
+      </w:r>
+      <w:r>
+        <w:instrText xml:space="preserve"> ADDIN ZOTERO_ITEM CSL_CITATION {"citationID":"r9fRoC6R","properties":{"unsorted":false,"formattedCitation":"(Loretto et al. 2026)","plainCitation":"(Loretto et al. 2026)","noteIndex":0},"citationItems":[{"id":1582,"uris":["http://zotero.org/users/9968163/items/BAM3LF88"],"itemData":{"id":1582,"type":"article-journal","abstract":"Scavengers generally rely on patchily distributed, unpredictable carrion. A long-standing hypothesis suggests scavenging ravens reliably locate such food by directly following large carnivores to their kills. However, by satellite tracking 69 ravens, 20 wolves, and 11 cougars in Yellowstone National Park, we found that following of predators over large distances rarely occurred. Instead, ravens routinely revisited sites where wolf kills were common—returning from distances of up to 155 kilometers to find carrion. Much like navigating to permanent anthropogenic subsidies, ravens appear to remember potential sources of carrion shaped by previous encounters with wolves or their kills. These findings suggest that spatial memory and navigation play a considerably greater role than previously assumed among scavengers, and possibly other wide-ranging species, in search of ephemeral resources.","container-title":"Science","DOI":"10.1126/science.adz9467","issue":"6790","page":"1151-1154","publisher":"American Association for the Advancement of Science","source":"science.org (Atypon)","title":"Ravens anticipate wolf kill sites across broad scales","volume":"391","author":[{"family":"Loretto","given":"Matthias-Claudio"},{"family":"Beck","given":"Kristina B."},{"family":"Smith","given":"Douglas W."},{"family":"Stahler","given":"Daniel R."},{"family":"Walker","given":"Lauren E."},{"family":"Wikelski","given":"Martin"},{"family":"Mueller","given":"Thomas"},{"family":"Safi","given":"Kamran"},{"family":"Marzluff","given":"John M."}],"issued":{"date-parts":[["2026",3,12]]}}}],"schema":"https://github.com/citation-style-language/schema/raw/master/csl-citation.json"} </w:instrText>
+      </w:r>
+      <w:r>
+        <w:fldChar w:fldCharType="separate"/>
+      </w:r>
+      <w:r>
+        <w:rPr>
+          <w:rFonts w:ascii="Aptos" w:hAnsi="Aptos"/>
+        </w:rPr>
+        <w:t>(Loretto et al. 2026)</w:t>
+      </w:r>
+      <w:r>
+        <w:fldChar w:fldCharType="end"/>
+      </w:r>
+      <w:r>
+        <w:t>. Route planning to known resources allows overall energetic costs to be predictable</w:t>
+      </w:r>
+      <w:r>
         <w:t xml:space="preserve">. </w:t>
       </w:r>
-      <w:r>
-        <w:t xml:space="preserve">Ravens that bred earlier in the Greater Yellowstone Ecosystem have greater nesting success </w:t>
-      </w:r>
-      <w:r>
-        <w:fldChar w:fldCharType="begin"/>
-      </w:r>
-      <w:r>
-        <w:instrText xml:space="preserve"> ADDIN ZOTERO_ITEM CSL_CITATION {"citationID":"xakAKS9d","properties":{"formattedCitation":"(Dunk et al. 1997)","plainCitation":"(Dunk et al. 1997)","noteIndex":0},"citationItems":[{"id":1172,"uris":["http://zotero.org/users/9968163/items/2SMLQQCT"],"itemData":{"id":1172,"type":"article-journal","container-title":"The Auk","DOI":"10.2307/4089073","ISSN":"0004-8038","issue":"1","page":"116-120","publisher":"American Ornithological Society","source":"JSTOR","title":"Nest-Site Selection and Reproductive Success in Common Ravens","volume":"114","author":[{"family":"Dunk","given":"Jeffrey R."},{"family":"Smith","given":"Roger N."},{"family":"Cain","given":"Steven L."}],"issued":{"date-parts":[["1997"]]}}}],"schema":"https://github.com/citation-style-language/schema/raw/master/csl-citation.json"} </w:instrText>
-      </w:r>
-      <w:r>
-        <w:fldChar w:fldCharType="separate"/>
-      </w:r>
-      <w:r>
-        <w:t>(Dunk et al. 1997)</w:t>
-      </w:r>
-      <w:r>
-        <w:fldChar w:fldCharType="end"/>
+    </w:p>
+    <w:p>
+      <w:pPr>
+        <w:spacing w:line="480" w:lineRule="auto"/>
+        <w:ind w:firstLine="720"/>
+      </w:pPr>
+      <w:r>
+        <w:t>After leaving their territories, ravens were more likely to visit the hunting regions during the hunting season, regardless of the amount of biomass created by hunters.</w:t>
       </w:r>
       <w:r>
         <w:t xml:space="preserve"> </w:t>
       </w:r>
       <w:r>
-        <w:t>and</w:t>
-      </w:r>
-      <w:r>
-        <w:t xml:space="preserve"> mistiming the initiation of breeding </w:t>
-      </w:r>
-      <w:r>
-        <w:t>can</w:t>
-      </w:r>
-      <w:r>
-        <w:t xml:space="preserve"> result in lower success due to a lack of critical food sources </w:t>
-      </w:r>
-      <w:r>
-        <w:fldChar w:fldCharType="begin"/>
-      </w:r>
-      <w:r>
-        <w:instrText xml:space="preserve"> ADDIN ZOTERO_ITEM CSL_CITATION {"citationID":"aRBLdrtc","properties":{"formattedCitation":"(Visser et al. 2006)","plainCitation":"(Visser et al. 2006)","noteIndex":0},"citationItems":[{"id":1174,"uris":["http://zotero.org/users/9968163/items/P5ZD83LU"],"itemData":{"id":1174,"type":"article-journal","abstract":"Timing of reproduction has major fitness consequences, which can only be understood when the phenology of the food for the offspring is quantified. For insectivorous birds, like great tits (Parus major), synchronisation of their offspring needs and abundance of caterpillars is the main selection pressure. We measured caterpillar biomass over a 20-year period and showed that the annual peak date is correlated with temperatures from 8 March to 17 May. Laying dates also correlate with temperatures, but over an earlier period (16 March – 20 April). However, as we would predict from a reliable cue used by birds to time their reproduction, also the food peak correlates with these temperatures. Moreover, the slopes of the phenology of the birds and caterpillar biomass, when regressed against the temperatures in this earlier period, do not differ. The major difference is that due to climate change, the relationship between the timing of the food peak and the temperatures over the 16 March – 20 April period is changing, while this is not so for great tit laying dates. As a consequence, the synchrony between offspring needs and the caterpillar biomass has been disrupted in the recent warm decades. This may have severe consequences as we show that both the number of fledglings as well as their fledging weight is affected by this synchrony. We use the descriptive models for both the caterpillar biomass peak as for the great tit laying dates to predict shifts in caterpillar and bird phenology 2005–2100, using an IPCC climate scenario. The birds will start breeding earlier and this advancement is predicted to be at the same rate as the advancement of the food peak, and hence they will not reduce the amount of the current mistiming of about 10 days.","container-title":"Oecologia","DOI":"10.1007/s00442-005-0299-6","ISSN":"1432-1939","issue":"1","journalAbbreviation":"Oecologia","language":"en","page":"164-172","source":"Springer Link","title":"Shifts in caterpillar biomass phenology due to climate change and its impact on the breeding biology of an insectivorous bird","volume":"147","author":[{"family":"Visser","given":"Marcel E."},{"family":"Holleman","given":"Leonard J. M."},{"family":"Gienapp","given":"Phillip"}],"issued":{"date-parts":[["2006",2,1]]}}}],"schema":"https://github.com/citation-style-language/schema/raw/master/csl-citation.json"} </w:instrText>
-      </w:r>
-      <w:r>
-        <w:fldChar w:fldCharType="separate"/>
-      </w:r>
-      <w:r>
-        <w:t>(Visser et al. 2006)</w:t>
-      </w:r>
-      <w:r>
-        <w:fldChar w:fldCharType="end"/>
-      </w:r>
-      <w:r>
-        <w:t>. Ravens in Yellowstone utilize</w:t>
-      </w:r>
-      <w:r>
-        <w:t xml:space="preserve"> seasonal</w:t>
-      </w:r>
-      <w:r>
-        <w:t xml:space="preserve"> insect outbreaks (e.g. grasshoppers and salmonflies) during the summer breeding season</w:t>
+        <w:t>However, w</w:t>
+      </w:r>
+      <w:r>
+        <w:t xml:space="preserve">e were unable to find </w:t>
+      </w:r>
+      <w:r>
+        <w:t>the</w:t>
+      </w:r>
+      <w:r>
+        <w:t xml:space="preserve"> same</w:t>
+      </w:r>
+      <w:r>
+        <w:t xml:space="preserve"> effect of hunting season on a raven</w:t>
+      </w:r>
+      <w:r>
+        <w:t>’s</w:t>
+      </w:r>
+      <w:r>
+        <w:t xml:space="preserve"> probability </w:t>
+      </w:r>
+      <w:r>
+        <w:lastRenderedPageBreak/>
+        <w:t>of leaving their territories</w:t>
+      </w:r>
+      <w:r>
+        <w:t>.</w:t>
       </w:r>
       <w:r>
         <w:t xml:space="preserve"> </w:t>
       </w:r>
       <w:r>
-        <w:fldChar w:fldCharType="begin"/>
-      </w:r>
-      <w:r>
-        <w:instrText xml:space="preserve"> ADDIN ZOTERO_ITEM CSL_CITATION {"citationID":"SRcnjzYt","properties":{"formattedCitation":"(Ho et al. 2023)","plainCitation":"(Ho et al. 2023)","noteIndex":0},"citationItems":[{"id":880,"uris":["http://zotero.org/users/9968163/items/Y2CXWCS8"],"itemData":{"id":880,"type":"article-journal","abstract":"&lt;p&gt;Anthropogenic food subsidies can alter ecosystem processes, such as competition, predation, or nutrient transfer, and may strongly affect protected areas. Increasing recreation and ecotourism often create food subsidies, especially in the surrounding lands through fast-growing gateway communities. How the effects of these subsidies extend into protected areas when animals move across boundaries remains largely unexplored. We addressed this question by studying the movement and foraging of common ravens (&lt;italic&gt;Corvus corax)&lt;/italic&gt;, opportunistic scavengers that are well known to feed on predator kills and on anthropogenic food subsidies. We analyzed spatiotemporal data from 57 global positioning system (GPS)-tagged ravens, trapped within or close to Yellowstone National Park, to study their seasonal use of natural and anthropogenic food sources. Although Yellowstone National Park contains a full suite of native predators and ravens can be observed at virtually every kill site, we show that anthropogenic subsidies were utilized to a much greater extent than other natural resources, especially during winter. Important subsidies included gut piles of harvested game animals left by hunters, fat present on wastewater settling ponds, roadkill, and waste from agricultural and urban activities. These subsidies were distributed over vast areas beyond Yellowstone National Park. During fall/winter, ravens traveled longer distances (21.9 vs. 13 km) and spent more time outside Yellowstone National Park (73% of GPS points outside), mostly feeding on anthropogenic subsidies, than in spring/summer (42% of GPS points outside). This difference between seasons was more pronounced for individuals holding territories within the protected area than for those without territories. The large area over which ravens used anthropogenic food subsidies (within more than 100 km of Yellowstone National Park) affects the park’s raven population and the scavenging services they provide. We suggest that the scale of resource use must be considered by managers seeking to control expanding raven populations elsewhere.&lt;/p&gt;","container-title":"Frontiers in Bird Science","DOI":"10.3389/fbirs.2023.1119507","ISSN":"2813-3870","journalAbbreviation":"Front. Bird Sci.","language":"English","publisher":"Frontiers","source":"Frontiers","title":"Scavengers use natural and anthropogenic resources connecting protected areas with surrounding lands","URL":"https://www.frontiersin.org/journals/bird-science/articles/10.3389/fbirs.2023.1119507/full","volume":"2","author":[{"family":"Ho","given":"Cameron"},{"family":"Marzluff","given":"John M."},{"family":"Stahler","given":"Daniel R."},{"family":"Smith","given":"Douglas W."},{"family":"Mueller","given":"Thomas"},{"family":"Wikelski","given":"Martin"},{"family":"Safi","given":"Kamran"},{"family":"Loretto","given":"Matthias-Claudio"}],"accessed":{"date-parts":[["2025",2,19]]},"issued":{"date-parts":[["2023",6,27]]}}}],"schema":"https://github.com/citation-style-language/schema/raw/master/csl-citation.json"} </w:instrText>
-      </w:r>
-      <w:r>
-        <w:fldChar w:fldCharType="separate"/>
-      </w:r>
-      <w:r>
-        <w:t>(Ho et al. 2023)</w:t>
-      </w:r>
-      <w:r>
-        <w:fldChar w:fldCharType="end"/>
-      </w:r>
-      <w:r>
-        <w:t xml:space="preserve">, which allows them to provide a protein-dense food to growing chicks. </w:t>
-      </w:r>
-      <w:r>
-        <w:t xml:space="preserve">This effect was tempered by snow depth based on </w:t>
-      </w:r>
-      <w:r>
-        <w:t>the</w:t>
-      </w:r>
-      <w:r>
-        <w:t xml:space="preserve"> ungulates </w:t>
-      </w:r>
-      <w:r>
-        <w:t xml:space="preserve">that </w:t>
-      </w:r>
-      <w:r>
-        <w:t xml:space="preserve">are </w:t>
-      </w:r>
-      <w:r>
-        <w:lastRenderedPageBreak/>
-        <w:t>being targeted for hunting</w:t>
-      </w:r>
-      <w:r>
-        <w:t xml:space="preserve"> during the time of year</w:t>
-      </w:r>
-      <w:r>
-        <w:t>.</w:t>
-      </w:r>
-      <w:r>
-        <w:t xml:space="preserve"> Bison hunting occurs in late winter</w:t>
-      </w:r>
-      <w:r>
-        <w:t>,</w:t>
-      </w:r>
-      <w:r>
-        <w:t xml:space="preserve"> and timing and intensity </w:t>
-      </w:r>
-      <w:r>
-        <w:t xml:space="preserve">of migration is </w:t>
-      </w:r>
-      <w:r>
-        <w:t xml:space="preserve">heavily </w:t>
-      </w:r>
-      <w:r>
-        <w:t>dependent</w:t>
-      </w:r>
-      <w:r>
-        <w:t xml:space="preserve"> on snow conditions</w:t>
+        <w:t>This effect was likely masked by the limited time frame of the data, which failed to capture the initial increase in visits to the hunting area associated with the start of MTFWP rifle hunting, and alternative resources being present within our defined hunting regions.</w:t>
       </w:r>
       <w:r>
         <w:t xml:space="preserve"> </w:t>
       </w:r>
       <w:r>
-        <w:fldChar w:fldCharType="begin"/>
-      </w:r>
-      <w:r>
-        <w:instrText xml:space="preserve"> ADDIN ZOTERO_ITEM CSL_CITATION {"citationID":"EPgW4xc9","properties":{"unsorted":false,"formattedCitation":"(Geremia et al. 2011)","plainCitation":"(Geremia et al. 2011)","noteIndex":0},"citationItems":[{"id":1135,"uris":["http://zotero.org/users/9968163/items/XRAFAX8C"],"itemData":{"id":1135,"type":"article-journal","abstract":"Long distance migrations by ungulate species often surpass the boundaries of preservation areas where conflicts with various publics lead to management actions that can threaten populations. We chose the partially migratory bison (Bison bison) population in Yellowstone National Park as an example of integrating science into management policies to better conserve migratory ungulates. Approximately 60% of these bison have been exposed to bovine brucellosis and thousands of migrants exiting the park boundary have been culled during the past two decades to reduce the risk of disease transmission to cattle. Data were assimilated using models representing competing hypotheses of bison migration during 1990–2009 in a hierarchal Bayesian framework. Migration differed at the scale of herds, but a single unifying logistic model was useful for predicting migrations by both herds. Migration beyond the northern park boundary was affected by herd size, accumulated snow water equivalent, and aboveground dried biomass. Migration beyond the western park boundary was less influenced by these predictors and process model performance suggested an important control on recent migrations was excluded. Simulations of migrations over the next decade suggest that allowing increased numbers of bison beyond park boundaries during severe climate conditions may be the only means of avoiding episodic, large-scale reductions to the Yellowstone bison population in the foreseeable future. This research is an example of how long distance migration dynamics can be incorporated into improved management policies.","container-title":"PLOS ONE","DOI":"10.1371/journal.pone.0016848","ISSN":"1932-6203","issue":"2","journalAbbreviation":"PLOS ONE","language":"en","page":"e16848","publisher":"Public Library of Science","source":"PLoS Journals","title":"Predicting Bison Migration out of Yellowstone National Park Using Bayesian Models","volume":"6","author":[{"family":"Geremia","given":"Chris"},{"family":"White","given":"P. J."},{"family":"Wallen","given":"Rick L."},{"family":"Watson","given":"Fred G. R."},{"family":"Treanor","given":"John J."},{"family":"Borkowski","given":"John"},{"family":"Potter","given":"Christopher S."},{"family":"Crabtree","given":"Robert L."}],"issued":{"date-parts":[["2011",2,14]]}}}],"schema":"https://github.com/citation-style-language/schema/raw/master/csl-citation.json"} </w:instrText>
-      </w:r>
-      <w:r>
-        <w:fldChar w:fldCharType="separate"/>
-      </w:r>
-      <w:r>
-        <w:rPr>
-          <w:rFonts w:ascii="Aptos" w:hAnsi="Aptos"/>
-        </w:rPr>
-        <w:t>(Geremia et al. 2011)</w:t>
-      </w:r>
-      <w:r>
-        <w:fldChar w:fldCharType="end"/>
-      </w:r>
-      <w:r>
-        <w:t>.</w:t>
+        <w:t>Throughout</w:t>
+      </w:r>
+      <w:r>
+        <w:t xml:space="preserve"> the entire winter, raven </w:t>
+      </w:r>
+      <w:r>
+        <w:t>shifted their space use</w:t>
+      </w:r>
+      <w:r>
+        <w:t xml:space="preserve"> in the hunting regions</w:t>
+      </w:r>
+      <w:r>
+        <w:t xml:space="preserve"> consistent without the location of the primary available resource. During the hunting season,</w:t>
       </w:r>
       <w:r>
         <w:t xml:space="preserve"> </w:t>
       </w:r>
       <w:r>
-        <w:t xml:space="preserve">A light snow </w:t>
-      </w:r>
-      <w:r>
-        <w:t>winter</w:t>
-      </w:r>
-      <w:r>
-        <w:t xml:space="preserve"> may result in no bison migrating into huntable land in the Gardiner hunting area, while elk and deer may only be present in more difficult terrain.</w:t>
-      </w:r>
-      <w:r>
-        <w:t xml:space="preserve"> We show evidence that ravens recognize this dynamic, and lower than average </w:t>
-      </w:r>
-      <w:r>
-        <w:t>snow</w:t>
-      </w:r>
-      <w:r>
-        <w:t xml:space="preserve"> depths</w:t>
+        <w:t xml:space="preserve">ravens were less </w:t>
+      </w:r>
+      <w:r>
+        <w:t>concentrated</w:t>
+      </w:r>
+      <w:r>
+        <w:t xml:space="preserve"> around the landfill </w:t>
+      </w:r>
+      <w:r>
+        <w:t>indicat</w:t>
+      </w:r>
+      <w:r>
+        <w:t>ing</w:t>
+      </w:r>
+      <w:r>
+        <w:t xml:space="preserve"> that </w:t>
+      </w:r>
+      <w:r>
+        <w:t>refuse</w:t>
+      </w:r>
+      <w:r>
+        <w:t xml:space="preserve"> is</w:t>
+      </w:r>
+      <w:r>
+        <w:t xml:space="preserve"> lower priority than carrion.</w:t>
       </w:r>
       <w:r>
         <w:t xml:space="preserve"> </w:t>
       </w:r>
       <w:r>
-        <w:t xml:space="preserve">reduce </w:t>
-      </w:r>
-      <w:r>
-        <w:t>a ravens’</w:t>
+        <w:t xml:space="preserve">Outside of the primary hunting seasons, ravens seeking alternative foraging opportunities often visited the Gardiner landfill and sewage treatment ponds. </w:t>
+      </w:r>
+      <w:r>
+        <w:t>Additionally,</w:t>
       </w:r>
       <w:r>
         <w:t xml:space="preserve"> </w:t>
       </w:r>
       <w:r>
-        <w:t xml:space="preserve">probability </w:t>
-      </w:r>
-      <w:r>
-        <w:t xml:space="preserve">of leaving </w:t>
-      </w:r>
-      <w:r>
-        <w:t>its</w:t>
-      </w:r>
-      <w:r>
-        <w:t xml:space="preserve"> territories</w:t>
-      </w:r>
-      <w:r>
-        <w:t xml:space="preserve"> more</w:t>
-      </w:r>
-      <w:r>
-        <w:t xml:space="preserve"> in late winter compared to early winter. </w:t>
-      </w:r>
-    </w:p>
-    <w:p>
-      <w:pPr>
-        <w:spacing w:line="480" w:lineRule="auto"/>
-        <w:ind w:firstLine="720"/>
-      </w:pPr>
-      <w:r>
-        <w:t xml:space="preserve">Despite being social creatures that have the ability to share and receive information about potential food resources </w:t>
-      </w:r>
-      <w:r>
-        <w:fldChar w:fldCharType="begin"/>
-      </w:r>
-      <w:r>
-        <w:instrText xml:space="preserve"> ADDIN ZOTERO_ITEM CSL_CITATION {"citationID":"yE9vXQzD","properties":{"formattedCitation":"(Marzluff et al. 1996)","plainCitation":"(Marzluff et al. 1996)","noteIndex":0},"citationItems":[{"id":63,"uris":["http://zotero.org/users/9968163/items/Z8LZESEZ"],"itemData":{"id":63,"type":"article-journal","abstract":"Vagrant, non-breeding common ravens, Corvus corax, inhabiting the forested mountains of Maine are specialized to feed on rich but ephemeral carcasses of large mammals during the harsh winter months. The foraging and roosting behaviour of free-ranging ravens were studied during the winters of 1988–1990. Ravens quickly assembled at carcasses, and into communal roosts. Six lines of evidence indicate that these roosts function as information centres. (1) Roosts comprised both knowledgeable and naive foragers. (2) Departures from roosts were highly synchronized, with most members departing in one direction. (3) Direction of departure often changed from day to day. (4) Birds made naive of food sources (by being withheld from the wild and then allowed to join roosts) followed roost-mates to new feeding sites, whereas control birds held and released outside of roosts rarely found the local food bonanzas. (5) Birds made knowledgeable of food sources (by being released at new carcasses) joined roosts and led roost-mates to the food on three of 20 occasions. (6) The same individuals switched leader and follower roles depending upon their knowledge of feeding opportunities. Although ravens may form roosts at traditional areas (near stable food sources) that are used for many years, the ravens in Maine frequently shifted roost sites to be near newly discovered carcasses. Information exchange at roosts principally occurred on the night of, or the night before, the roost shift. Social soaring displays assembled birds from a wide area and were associated with mass movements to new roosts formed at nearby food.","container-title":"Animal Behaviour","DOI":"10.1006/anbe.1996.0008","ISSN":"00033472","issue":"1","language":"en","page":"89-103","source":"DOI.org (Crossref)","title":"Raven roosts are mobile information centres","volume":"51","author":[{"family":"Marzluff","given":"John M."},{"family":"Heinrich","given":"Bernd"},{"family":"Marzluff","given":"Colleen S."}],"issued":{"date-parts":[["1996",1]]}}}],"schema":"https://github.com/citation-style-language/schema/raw/master/csl-citation.json"} </w:instrText>
-      </w:r>
-      <w:r>
-        <w:fldChar w:fldCharType="separate"/>
-      </w:r>
-      <w:r>
-        <w:t>(Marzluff et al. 1996)</w:t>
-      </w:r>
-      <w:r>
-        <w:fldChar w:fldCharType="end"/>
-      </w:r>
-      <w:r>
-        <w:t xml:space="preserve">, a raven deciding whether to leave its territory was not </w:t>
-      </w:r>
-      <w:r>
-        <w:t>correlated with</w:t>
-      </w:r>
-      <w:r>
-        <w:t xml:space="preserve"> the </w:t>
-      </w:r>
-      <w:r>
-        <w:t>decision</w:t>
-      </w:r>
-      <w:r>
-        <w:t xml:space="preserve"> of other territorial ravens</w:t>
-      </w:r>
-      <w:r>
-        <w:t xml:space="preserve"> to leave or stay on their territories</w:t>
-      </w:r>
-      <w:r>
-        <w:t xml:space="preserve">. Ravens are instead responding </w:t>
-      </w:r>
-      <w:r>
-        <w:t xml:space="preserve">to </w:t>
-      </w:r>
-      <w:r>
-        <w:t>factors that could</w:t>
-      </w:r>
-      <w:r>
-        <w:t xml:space="preserve"> be</w:t>
-      </w:r>
-      <w:r>
-        <w:t xml:space="preserve"> interpreted </w:t>
-      </w:r>
-      <w:r>
-        <w:t>individually</w:t>
-      </w:r>
-      <w:r>
-        <w:t xml:space="preserve">, such as active kills within their territory </w:t>
-      </w:r>
-      <w:r>
-        <w:t>and</w:t>
-      </w:r>
-      <w:r>
-        <w:t xml:space="preserve"> weather conditions. Once a raven left its territory, it </w:t>
-      </w:r>
-      <w:r>
-        <w:t xml:space="preserve">often </w:t>
-      </w:r>
-      <w:r>
-        <w:t xml:space="preserve">made the same </w:t>
-      </w:r>
-      <w:r>
-        <w:t xml:space="preserve">movement </w:t>
-      </w:r>
-      <w:r>
-        <w:t>decision</w:t>
-      </w:r>
-      <w:r>
-        <w:t>s</w:t>
-      </w:r>
-      <w:r>
-        <w:t xml:space="preserve"> as conspecifics</w:t>
-      </w:r>
-      <w:r>
-        <w:t xml:space="preserve"> that had left their own territories</w:t>
-      </w:r>
-      <w:r>
-        <w:t xml:space="preserve">. Ravens without knowledge of an available food source may be following other traveling ravens to take advantage of their knowledge </w:t>
-      </w:r>
-      <w:r>
-        <w:fldChar w:fldCharType="begin"/>
-      </w:r>
-      <w:r>
-        <w:instrText xml:space="preserve"> ADDIN ZOTERO_ITEM CSL_CITATION {"citationID":"cHpYkM1k","properties":{"formattedCitation":"(Marzluff et al. 1996)","plainCitation":"(Marzluff et al. 1996)","noteIndex":0},"citationItems":[{"id":63,"uris":["http://zotero.org/users/9968163/items/Z8LZESEZ"],"itemData":{"id":63,"type":"article-journal","abstract":"Vagrant, non-breeding common ravens, Corvus corax, inhabiting the forested mountains of Maine are specialized to feed on rich but ephemeral carcasses of large mammals during the harsh winter months. The foraging and roosting behaviour of free-ranging ravens were studied during the winters of 1988–1990. Ravens quickly assembled at carcasses, and into communal roosts. Six lines of evidence indicate that these roosts function as information centres. (1) Roosts comprised both knowledgeable and naive foragers. (2) Departures from roosts were highly synchronized, with most members departing in one direction. (3) Direction of departure often changed from day to day. (4) Birds made naive of food sources (by being withheld from the wild and then allowed to join roosts) followed roost-mates to new feeding sites, whereas control birds held and released outside of roosts rarely found the local food bonanzas. (5) Birds made knowledgeable of food sources (by being released at new carcasses) joined roosts and led roost-mates to the food on three of 20 occasions. (6) The same individuals switched leader and follower roles depending upon their knowledge of feeding opportunities. Although ravens may form roosts at traditional areas (near stable food sources) that are used for many years, the ravens in Maine frequently shifted roost sites to be near newly discovered carcasses. Information exchange at roosts principally occurred on the night of, or the night before, the roost shift. Social soaring displays assembled birds from a wide area and were associated with mass movements to new roosts formed at nearby food.","container-title":"Animal Behaviour","DOI":"10.1006/anbe.1996.0008","ISSN":"00033472","issue":"1","language":"en","page":"89-103","source":"DOI.org (Crossref)","title":"Raven roosts are mobile information centres","volume":"51","author":[{"family":"Marzluff","given":"John M."},{"family":"Heinrich","given":"Bernd"},{"family":"Marzluff","given":"Colleen S."}],"issued":{"date-parts":[["1996",1]]}}}],"schema":"https://github.com/citation-style-language/schema/raw/master/csl-citation.json"} </w:instrText>
-      </w:r>
-      <w:r>
-        <w:fldChar w:fldCharType="separate"/>
-      </w:r>
-      <w:r>
-        <w:t>(Marzluff et al. 1996)</w:t>
-      </w:r>
-      <w:r>
-        <w:fldChar w:fldCharType="end"/>
-      </w:r>
-      <w:r>
-        <w:t xml:space="preserve">. </w:t>
-      </w:r>
-      <w:r>
-        <w:t>However, k</w:t>
-      </w:r>
-      <w:r>
-        <w:t xml:space="preserve">nowledge of the hunting regions is pervasive throughout the local population as they are heavily utilized by juvenile individuals during their first winter as it does not require extensive </w:t>
-      </w:r>
-      <w:r>
-        <w:t>experience with</w:t>
-      </w:r>
-      <w:r>
-        <w:t xml:space="preserve"> the landscape. Group movements may then be coincidental and reflective of shared knowledge instead of information sharing</w:t>
-      </w:r>
-      <w:r>
-        <w:t xml:space="preserve"> or stealing</w:t>
-      </w:r>
-      <w:r>
-        <w:t>.</w:t>
-      </w:r>
-    </w:p>
-    <w:p>
-      <w:pPr>
-        <w:spacing w:line="480" w:lineRule="auto"/>
-        <w:ind w:firstLine="720"/>
-      </w:pPr>
-    </w:p>
-    <w:p>
-      <w:pPr>
-        <w:spacing w:line="480" w:lineRule="auto"/>
-        <w:ind w:firstLine="720"/>
-      </w:pPr>
-      <w:commentRangeStart w:id="27"/>
-      <w:r>
-        <w:lastRenderedPageBreak/>
-        <w:t>Our</w:t>
-      </w:r>
-      <w:commentRangeEnd w:id="27"/>
+        <w:t>ravens</w:t>
+      </w:r>
+      <w:r>
+        <w:t xml:space="preserve"> also </w:t>
+      </w:r>
+      <w:r>
+        <w:t>took</w:t>
+      </w:r>
+      <w:r>
+        <w:t xml:space="preserve"> advantage of low levels of tribal hunting </w:t>
+      </w:r>
+      <w:r>
+        <w:t>during mid-winter</w:t>
+      </w:r>
+      <w:r>
+        <w:t xml:space="preserve"> that occurs in a similar region to the MTFWP hunt. Tribal hunters, while having a more limited take compared to the MTFWP season </w:t>
+      </w:r>
+      <w:commentRangeStart w:id="24"/>
+      <w:r>
+        <w:t xml:space="preserve">(1-2 ungulates a week), </w:t>
+      </w:r>
+      <w:commentRangeEnd w:id="24"/>
       <w:r>
         <w:rPr>
           <w:rStyle w:val="CommentReference"/>
           <w:sz w:val="24"/>
           <w:szCs w:val="24"/>
         </w:rPr>
-        <w:commentReference w:id="27"/>
-      </w:r>
-      <w:r>
-        <w:t xml:space="preserve"> results suggest that the daily decisions of breeding common ravens within Yellowstone National Park are influenced by the presence of daily resources.</w:t>
-      </w:r>
-      <w:r>
-        <w:t xml:space="preserve"> However, </w:t>
-      </w:r>
-      <w:r>
-        <w:t>ravens</w:t>
-      </w:r>
-      <w:r>
-        <w:t xml:space="preserve"> tend to search for resources outside of their territories, even when foraging opportunities are present locally. </w:t>
-      </w:r>
-    </w:p>
-    <w:p>
-      <w:pPr>
-        <w:spacing w:line="480" w:lineRule="auto"/>
-        <w:ind w:firstLine="720"/>
-      </w:pPr>
-      <w:commentRangeStart w:id="28"/>
-      <w:r>
-        <w:t>Our</w:t>
-      </w:r>
-      <w:commentRangeEnd w:id="28"/>
+        <w:commentReference w:id="24"/>
+      </w:r>
+      <w:r>
+        <w:t xml:space="preserve">still create carrion throughout the central winter months that can draw large </w:t>
+      </w:r>
+      <w:commentRangeStart w:id="25"/>
+      <w:r>
+        <w:t>groups of ravens</w:t>
+      </w:r>
+      <w:commentRangeEnd w:id="25"/>
       <w:r>
         <w:rPr>
           <w:rStyle w:val="CommentReference"/>
           <w:sz w:val="24"/>
           <w:szCs w:val="24"/>
         </w:rPr>
-        <w:commentReference w:id="28"/>
-      </w:r>
-      <w:r>
-        <w:t xml:space="preserve"> results suggest that the daily decisions of breeding common ravens within Yellowstone National Park are influenced by the presence of daily resources.</w:t>
+        <w:commentReference w:id="25"/>
+      </w:r>
+      <w:r>
+        <w:t>.</w:t>
+      </w:r>
+    </w:p>
+    <w:p>
+      <w:pPr>
+        <w:spacing w:line="480" w:lineRule="auto"/>
+        <w:ind w:firstLine="720"/>
+      </w:pPr>
+      <w:r>
+        <w:t>Ravens with territories far from the Gardiner hunting regions often chose to visit closer anthropogenic areas such as West Yellowstone, MT</w:t>
+      </w:r>
+      <w:r>
+        <w:t xml:space="preserve"> (</w:t>
+      </w:r>
+      <w:r>
+        <w:t>o</w:t>
+      </w:r>
+      <w:r>
+        <w:t xml:space="preserve">range points in </w:t>
+      </w:r>
+      <w:r>
+        <w:t>Fig. )</w:t>
+      </w:r>
+      <w:r>
+        <w:t xml:space="preserve">. </w:t>
+      </w:r>
+      <w:r>
+        <w:t>C</w:t>
+      </w:r>
+      <w:r>
+        <w:t xml:space="preserve">arrion may be preferred by ravens when both </w:t>
+      </w:r>
+      <w:r>
+        <w:t xml:space="preserve">are equally </w:t>
+      </w:r>
+      <w:r>
+        <w:t>available,</w:t>
+      </w:r>
+      <w:r>
+        <w:t xml:space="preserve"> but</w:t>
       </w:r>
       <w:r>
         <w:t xml:space="preserve"> </w:t>
       </w:r>
       <w:r>
-        <w:t xml:space="preserve">More immediately available resources are prioritized while recreational hunting is supplementary on days when they do not encounter any naturally occurring carrion. As a foraging generalist, their ability to forage efficiently based on daily changes in food availability allows them to be successful. Since movement decisions are not influenced by the amount of biomass made available by hunters, it is unlikely that efforts to reduce its availability would be effective at preventing the exploitation of the resource. Other studies have shown moderate success in using supplemental feeding within protected areas to reduce movements outside the protected area for large avian scavengers </w:t>
+        <w:t xml:space="preserve">the commute time for ravens farthest from </w:t>
+      </w:r>
+      <w:r>
+        <w:t xml:space="preserve">recreational </w:t>
+      </w:r>
+      <w:r>
+        <w:t xml:space="preserve">hunting may be more than a third of daylight hours, during which they </w:t>
+      </w:r>
+      <w:r>
+        <w:t>cannot</w:t>
+      </w:r>
+      <w:r>
+        <w:t xml:space="preserve"> perform any other critical behaviors.</w:t>
+      </w:r>
+      <w:r>
+        <w:t xml:space="preserve"> </w:t>
+      </w:r>
+      <w:r>
+        <w:t xml:space="preserve">This leads to an </w:t>
+      </w:r>
+      <w:r>
+        <w:t>optimization</w:t>
+      </w:r>
+      <w:r>
+        <w:t xml:space="preserve"> decision </w:t>
+      </w:r>
+      <w:r>
+        <w:t xml:space="preserve">where individuals </w:t>
+      </w:r>
+      <w:r>
+        <w:t>chos</w:t>
+      </w:r>
+      <w:r>
+        <w:t>e</w:t>
+      </w:r>
+      <w:r>
+        <w:t xml:space="preserve"> the less preferred resource with the lower travel cost. In the case where the territory is equidistant between anthropogenic resources, ravens often choose the Gardiner hunting region</w:t>
+      </w:r>
+      <w:r>
+        <w:t>s</w:t>
+      </w:r>
+      <w:r>
+        <w:t xml:space="preserve"> (purple dots in Fig.)</w:t>
+      </w:r>
+      <w:r>
+        <w:t>.</w:t>
+      </w:r>
+      <w:r>
+        <w:t xml:space="preserve"> However, they still occasionally made trips to the alternative</w:t>
+      </w:r>
+      <w:r>
+        <w:t>, less optimal</w:t>
+      </w:r>
+      <w:r>
+        <w:t xml:space="preserve"> anthropogenic site</w:t>
+      </w:r>
+      <w:r>
+        <w:t>.</w:t>
+      </w:r>
+      <w:r>
+        <w:t xml:space="preserve"> </w:t>
+      </w:r>
+      <w:r>
+        <w:t>These occasional trips allow them to update</w:t>
+      </w:r>
+      <w:r>
+        <w:t xml:space="preserve"> their knowledge about the foraging conditions of</w:t>
+      </w:r>
+      <w:r>
+        <w:t xml:space="preserve"> </w:t>
+      </w:r>
+      <w:r>
+        <w:t>d</w:t>
+      </w:r>
+      <w:r>
+        <w:t xml:space="preserve">istant patch </w:t>
       </w:r>
       <w:r>
         <w:fldChar w:fldCharType="begin"/>
       </w:r>
       <w:r>
-        <w:instrText xml:space="preserve"> ADDIN ZOTERO_ITEM CSL_CITATION {"citationID":"HZyvfh1L","properties":{"formattedCitation":"(L\\uc0\\u243{}pez-Peinado et al. 2023)","plainCitation":"(López-Peinado et al. 2023)","noteIndex":0},"citationItems":[{"id":883,"uris":["http://zotero.org/users/9968163/items/XBURZLPT"],"itemData":{"id":883,"type":"article-journal","abstract":"The conservation and management of mobile species, populations and dynamic habitats, presents significant challenges since such species face diverse threats during various stages of their life cycle. Protected areas (PAs) are essential tools in conservation efforts, aiming to preserve native species and their habitats. However, larger mobile animals, such as the Bonelli's eagle (Aquila fasciata), may require much larger areas outside PAs for essential life moments, including foraging, resting, and wintering. As a result, the efficacy of PAs in conserving such species may be questionable. We designed an experiment in an eastern Spain PA that is home to nesting Bonelli's eagles to determine if increasing food availability through experimental feeding within the PA could result in an effective reduction of space use outside the protected area by the eagles and lead to reduce death risk. Over the period of 2016 to 2021, we tracked 10 Bonelli's eagles from six different territories using GPS-GSM transmitters. We evaluated their space use before, during, and after the feeding experiment. Our results indicate that the availability of food within PAs restricted the eagles' movement, resulting in a higher concentration of locations inside the PAs. The eagles spent less time outside the PAs when they were fed and less time in highly human-dominated habitats. Consequently, this reduced mortality risks that were higher outside the PAs. Our findings suggest that management decisions aimed at increasing food availability within PAs, could be critical in conserving endangered species populations such as the Bonelli's eagle in Mediterranean landscapes.","container-title":"Biological Conservation","DOI":"10.1016/j.biocon.2023.110259","ISSN":"0006-3207","journalAbbreviation":"Biological Conservation","page":"110259","source":"ScienceDirect","title":"Experimental food subsidies keep eagles inside protected areas: implications for conservation and resource management","title-short":"Experimental food subsidies keep eagles inside protected areas","volume":"286","author":[{"family":"López-Peinado","given":"Andrés"},{"family":"Singh","given":"Navinder J."},{"family":"Urios","given":"Vicente"},{"family":"López-López","given":"Pascual"}],"issued":{"date-parts":[["2023",10,1]]}}}],"schema":"https://github.com/citation-style-language/schema/raw/master/csl-citation.json"} </w:instrText>
+        <w:instrText xml:space="preserve"> ADDIN ZOTERO_ITEM CSL_CITATION {"citationID":"4hwcMV3J","properties":{"unsorted":false,"formattedCitation":"(Smith and Sweatman 1974)","plainCitation":"(Smith and Sweatman 1974)","noteIndex":0},"citationItems":[{"id":1287,"uris":["http://zotero.org/users/9968163/items/7WMTPED8"],"itemData":{"id":1287,"type":"article-journal","abstract":"The food—searching behavior of titmice (Paridae) was investigated in laboratory and field to determine how effective individual birds were at locating patchy sources of hidden food. A series of three experiments was performed using tame great tits, Parus major. In Experiment 1, individual birds were offered a choice among six densities of hidden food in discrete patches. The birds learned to concentrate their search strongly on the more dense patches, and five of the six birds preferred to search at the highest density. In Experiment 2, the food distribution was altered by interchanging patches of the highest and lowest density gradually. The birds initially found fewer prey per trial, but soon recovered to near their original performance by switching their search effort to the area containing the second highest prey density. Most birds failed to respond to prey appearing where they had previously been absent. Experiment 3 varied the size of prey items among four areas containing equal numbers of hidden prey. A group of six birds learned to search selectively in areas containing larger prey and, as a result, a greater total quantity of prey. In all experiments, there were marked differences in performance by individual birds. The experiments support Royama's (1970, 1971) hypothesis that great tits distribute their search effort in relation to spatial differences in the profitability of feeding sites. Field observations on a pair of great tits and a pair of blue tits, Parus caeruleus, showed that searching behavior of wild tits was also very selective in space, at least when the birds were feeding nestlings. Birds often returned to previous capture sites and were more likely to do so when they found prey there quickly. These observations suggest that the laboratory experiments have real relevance to the food searching of wild tits. The searching capacity of great tits is discussed; it is suggested that they can approach ideal responses in stable but patchy feeding environments. Some factors leading to deviations from ideal responses are discussed.","container-title":"Ecology","DOI":"10.2307/1935451","ISSN":"1939-9170","issue":"6","language":"en","note":"_eprint: https://esajournals.onlinelibrary.wiley.com/doi/pdf/10.2307/1935451","page":"1216-1232","source":"Wiley Online Library","title":"Food-Searching Behavior of Titmice in Patchy Environments","volume":"55","author":[{"family":"Smith","given":"James N. M."},{"family":"Sweatman","given":"Hugh P. A."}],"issued":{"date-parts":[["1974"]]}}}],"schema":"https://github.com/citation-style-language/schema/raw/master/csl-citation.json"} </w:instrText>
       </w:r>
       <w:r>
         <w:fldChar w:fldCharType="separate"/>
       </w:r>
       <w:r>
         <w:rPr>
-          <w:rFonts w:cs="Times New Roman"/>
-          <w:kern w:val="0"/>
-        </w:rPr>
-        <w:t>(López-Peinado et al. 2023)</w:t>
+          <w:rFonts w:ascii="Aptos" w:hAnsi="Aptos"/>
+        </w:rPr>
+        <w:t xml:space="preserve">(Smith and </w:t>
+      </w:r>
+      <w:r>
+        <w:rPr>
+          <w:rFonts w:ascii="Aptos" w:hAnsi="Aptos"/>
+        </w:rPr>
+        <w:lastRenderedPageBreak/>
+        <w:t>Sweatman 1974)</w:t>
       </w:r>
       <w:r>
         <w:fldChar w:fldCharType="end"/>
       </w:r>
       <w:r>
-        <w:t xml:space="preserve">. At small scales, the removal of a landfill site can eliminate the presence of ravens </w:t>
-      </w:r>
-      <w:r>
-        <w:fldChar w:fldCharType="begin"/>
-      </w:r>
-      <w:r>
-        <w:instrText xml:space="preserve"> ADDIN ZOTERO_ITEM CSL_CITATION {"citationID":"qkzjuj5P","properties":{"formattedCitation":"(Marzluff et al. 2021)","plainCitation":"(Marzluff et al. 2021)","noteIndex":0},"citationItems":[{"id":972,"uris":["http://zotero.org/users/9968163/items/W246K25Z"],"itemData":{"id":972,"type":"article-journal","abstract":"Common ravens (Corvus corax; ravens) are generalist predators that pose a threat to several rare wildlife species in the western United States. Recent increases in raven populations, which are fueled by increased human subsidies—notably food, water, and nest sites—are concerning to those seeking to conserve rare species. Due to the challenges and inefficiencies of reducing or eliminating subsidies, managers increasingly rely on lethal removal of ravens. Over 125,000 ravens were killed by the U.S. Government from 1996 to 2019, and annual removals have increased 4-fold from the 1990s to mid-2010s. We contend that lethal removal of ravens, while capable of improving the reproduction of rare species, is at best a short-term and ethically untenable solution to a problem that will continue to grow until subsidies are meaningfully reduced or made inaccessible to ravens. In part because of ravens’ abilities to track natural and anthropogenic resources across unfamiliar and expansive areas, the removal of subsidies can lead to sustained shifts in raven abundance, which can have longlasting benefits for sensitive species. In the Greater Yellowstone Ecosystem, USA, for example, we documented extensive use of human subsidies during fall/winter, daily 1-way commutes regularly in excess of 50 km by territorial birds to such subsidies, and dispersals of &gt;700 km by nonbreeders that exploited food and roost subsidies. We call for managers to embrace new approaches to subsidy reduction including: increased involvement of conservation social scientists; increased enforcement of local, state, and federal laws; and increased deployment of a diversity of new technologies to haze and aversively condition ravens. Tackling the hard job of reducing subsidies over the expansive area exploited by ravens is right because it will increase the integrity, stability, and beauty of western ecosystems.","container-title":"Human-Wildlife Interaction","issue":"3","language":"en","page":"516-533","source":"Zotero","title":"Thinking Like a Raven: Restoring Integrity, Stability, and Beauty to Western Ecosystems","volume":"15","author":[{"family":"Marzluff","given":"John M"},{"family":"Loretto","given":"Matthias-Claudio"},{"family":"Ho","given":"Cameron K."},{"family":"Coleman","given":"Georgia W."},{"family":"Restani","given":"Marco"}],"issued":{"date-parts":[["2021"]]}}}],"schema":"https://github.com/citation-style-language/schema/raw/master/csl-citation.json"} </w:instrText>
-      </w:r>
-      <w:r>
-        <w:fldChar w:fldCharType="separate"/>
-      </w:r>
-      <w:r>
-        <w:t>(Marzluff et al. 2021)</w:t>
-      </w:r>
-      <w:r>
-        <w:fldChar w:fldCharType="end"/>
-      </w:r>
-      <w:r>
-        <w:t xml:space="preserve">. However, until the resource is either eliminated or an alternative resource is available on a daily scale, ravens will likely continue to return to recreational hunting areas on days when no other foraging opportunity is available. This continued usage of anthropogenic resources buffers raven populations against any decreases in natural carrion availability. Increasing the availability of natural carrion through the recovery of carnivore populations will </w:t>
-      </w:r>
-      <w:r>
-        <w:t xml:space="preserve">likely </w:t>
-      </w:r>
-      <w:r>
-        <w:t xml:space="preserve">reduce the time spent </w:t>
-      </w:r>
-      <w:r>
-        <w:t xml:space="preserve">foraging for anthropogenic subsidies. </w:t>
-      </w:r>
-    </w:p>
-    <w:p>
-      <w:pPr>
-        <w:spacing w:line="480" w:lineRule="auto"/>
-      </w:pPr>
-      <w:r>
-        <w:lastRenderedPageBreak/>
-        <w:br w:type="page"/>
+        <w:t xml:space="preserve">. </w:t>
+      </w:r>
+      <w:r>
+        <w:t xml:space="preserve">West Yellowstone primarily offers refuse as </w:t>
+      </w:r>
+      <w:r>
+        <w:t>the primary</w:t>
+      </w:r>
+      <w:r>
+        <w:t xml:space="preserve"> foraging opportunity</w:t>
+      </w:r>
+      <w:r>
+        <w:t xml:space="preserve"> for </w:t>
+      </w:r>
+      <w:r>
+        <w:t>ravens but</w:t>
+      </w:r>
+      <w:r>
+        <w:t xml:space="preserve"> </w:t>
+      </w:r>
+      <w:r>
+        <w:t xml:space="preserve">also has </w:t>
+      </w:r>
+      <w:r>
+        <w:t xml:space="preserve">variable bison hunting effort </w:t>
+      </w:r>
+      <w:commentRangeStart w:id="26"/>
+      <w:commentRangeStart w:id="27"/>
+      <w:r>
+        <w:t>between years</w:t>
+      </w:r>
+      <w:commentRangeEnd w:id="26"/>
+      <w:r>
+        <w:rPr>
+          <w:rStyle w:val="CommentReference"/>
+          <w:sz w:val="24"/>
+          <w:szCs w:val="24"/>
+        </w:rPr>
+        <w:commentReference w:id="26"/>
+      </w:r>
+      <w:commentRangeEnd w:id="27"/>
+      <w:r>
+        <w:rPr>
+          <w:rStyle w:val="CommentReference"/>
+          <w:sz w:val="24"/>
+          <w:szCs w:val="24"/>
+        </w:rPr>
+        <w:commentReference w:id="27"/>
+      </w:r>
+      <w:r>
+        <w:t xml:space="preserve">. </w:t>
       </w:r>
     </w:p>
     <w:p>
@@ -5108,7 +4787,7 @@
         </w:rPr>
         <w:lastRenderedPageBreak/>
         <w:drawing>
-          <wp:inline distT="0" distB="0" distL="0" distR="0" wp14:anchorId="397BCF9C" wp14:editId="5DD8706E">
+          <wp:inline distT="0" distB="0" distL="0" distR="0" wp14:anchorId="376C0590" wp14:editId="461E29F2">
             <wp:extent cx="5937250" cy="7683500"/>
             <wp:effectExtent l="0" t="0" r="6350" b="0"/>
             <wp:docPr id="405314073" name="Picture 3"/>
@@ -5125,7 +4804,7 @@
                     </pic:cNvPicPr>
                   </pic:nvPicPr>
                   <pic:blipFill>
-                    <a:blip r:embed="rId30" cstate="print">
+                    <a:blip r:embed="rId28" cstate="print">
                       <a:extLst>
                         <a:ext uri="{28A0092B-C50C-407E-A947-70E740481C1C}">
                           <a14:useLocalDpi xmlns:a14="http://schemas.microsoft.com/office/drawing/2010/main" val="0"/>
@@ -5160,112 +4839,550 @@
     <w:p>
       <w:pPr>
         <w:spacing w:line="480" w:lineRule="auto"/>
-      </w:pPr>
+        <w:ind w:firstLine="720"/>
+      </w:pPr>
+      <w:commentRangeStart w:id="28"/>
       <w:r>
         <w:lastRenderedPageBreak/>
-        <w:t xml:space="preserve">Figure 3. Map A shows the GPS movements of 3 common ravens at varying distances from the hunting regions. Map B shows the GPS movements of these 3 ravens when they decide to leave their territory, but do not end up visiting the hunting regions. Each raven’s territory is shown as a polygon with a red border in their color. </w:t>
-      </w:r>
-      <w:r>
-        <w:br w:type="page"/>
-      </w:r>
-    </w:p>
-    <w:p>
-      <w:pPr>
-        <w:spacing w:line="480" w:lineRule="auto"/>
-      </w:pPr>
-      <w:r>
-        <w:rPr>
-          <w:noProof/>
-        </w:rPr>
+        <w:t xml:space="preserve">Figure 3. </w:t>
+      </w:r>
+      <w:commentRangeEnd w:id="28"/>
+      <w:r>
+        <w:rPr>
+          <w:rStyle w:val="CommentReference"/>
+          <w:sz w:val="24"/>
+          <w:szCs w:val="24"/>
+        </w:rPr>
+        <w:commentReference w:id="28"/>
+      </w:r>
+      <w:r>
+        <w:t>Map A shows the GPS movements of 3 common ravens at varying distances from the hunting regions. Map B shows the GPS movements of these 3 ravens when they decide to leave their territory, but do not end up visiting the hunting regions. Each raven’s territory is shown as a polygon with a red border in their color.</w:t>
+      </w:r>
+    </w:p>
+    <w:p>
+      <w:pPr>
+        <w:spacing w:line="480" w:lineRule="auto"/>
+        <w:ind w:firstLine="720"/>
+      </w:pPr>
+    </w:p>
+    <w:p>
+      <w:pPr>
+        <w:spacing w:line="480" w:lineRule="auto"/>
+        <w:ind w:firstLine="720"/>
+      </w:pPr>
+      <w:r>
+        <w:t xml:space="preserve">Yellowstone provides ravens with a wealth of foraging options that breeding ravens can exploit. This allows them to optimize their movements by choosing where to travel each day. In a system where raven territories are farther from predictable foraging locations, the decision to travel away from the territory becomes more nuanced. Ravens may choose to remain on territory as the opportunity cost of travel may present too much risk. Alternatively, if starvation is a constant risk, ravens in areas with low resource density may be unable to defend their territories during the winter, instead showing more free movement similar to nonbreeders. </w:t>
+      </w:r>
+    </w:p>
+    <w:p>
+      <w:pPr>
+        <w:spacing w:line="480" w:lineRule="auto"/>
+        <w:ind w:firstLine="720"/>
+      </w:pPr>
+      <w:r>
+        <w:t xml:space="preserve">As a non-migratory species that defends its territory all year </w:t>
+      </w:r>
+      <w:r>
+        <w:fldChar w:fldCharType="begin"/>
+      </w:r>
+      <w:r>
+        <w:instrText xml:space="preserve"> ADDIN ZOTERO_ITEM CSL_CITATION {"citationID":"EQihucmy","properties":{"formattedCitation":"(Heinrich 1988)","plainCitation":"(Heinrich 1988)","noteIndex":0},"citationItems":[{"id":78,"uris":["http://zotero.org/users/9968163/items/SABQUNDV"],"itemData":{"id":78,"type":"article-journal","abstract":"Large animal carcasses provide a highly clumped rich source of food for ravens that should be worth defending, yet in the forests of Maine and Vermont ravens commonly feed in groups. Ravens discover baits flying singly or in pairs, but after a bait is discovered they usually arrive in groups. In contrast, the maximum number of blue jays and crows eventually attending a bait is close to those discovering it. Unlike in crows and jays, two patterns of bait use are seen in ravens: baits are used by mated resident pairs or by large crowds (sometimes exceeding 40 individuals). This pattern is unrelated to bait size from at least 9 kg to 400 kg. Eightytwo of 91 individually marked ravens from 4 feeding crowds were juveniles and/or non-breeders. Observations of the marked ravens for parts of two winters indicate that the non-breeders are vagrant and/or they range over at least 1800 km2 in their foraging. Most of the over 135 baits (totalling nearly 8 t of meat) distributed over 50 km were discovered by ravens within a week, and most were consumed by crowds of ravens. The vagrants coming in crowds have (unlike the territorial adults) specific vocalizations in the bait vicinity that are a powerful recruitment stimulus in playback experiments. Vagrants sometimes feed alone, but in the presence of territorial adults they feed only in groups. Resident adults chase or attack vagrants, but mildly tolerate them (and even join them) when they come in large groups. I conclude from my observations that the feeding crowds of ravens consist primarily of juvenile non-breeding vagrants who (unlike some resident adults) roost communally and who vigorously recruit each other in part to neutralize the aggressiveness of resident adults defending prized food bonanzas. The ravens' recruitment results in a sharing that reduces the temporal patchiness of extremely rare food bonanzas, and it permits the non-territorial vagrants to specialize on carcasses in the winter.","container-title":"Behavioral Ecology and Sociobiology","ISSN":"0340-5443","issue":"3","page":"141-156","publisher":"Springer","source":"JSTOR","title":"Winter Foraging at Carcasses by Three Sympatric Corvids, with Emphasis on Recruitment by the Raven, Corvus corax","volume":"23","author":[{"family":"Heinrich","given":"B."}],"issued":{"date-parts":[["1988"]]}}}],"schema":"https://github.com/citation-style-language/schema/raw/master/csl-citation.json"} </w:instrText>
+      </w:r>
+      <w:r>
+        <w:fldChar w:fldCharType="separate"/>
+      </w:r>
+      <w:r>
+        <w:t>(Heinrich 1988)</w:t>
+      </w:r>
+      <w:r>
+        <w:fldChar w:fldCharType="end"/>
+      </w:r>
+      <w:r>
+        <w:t xml:space="preserve">, physical presence, visual displays, and vocalizations can assist the territory owner in retaining possession of the space </w:t>
+      </w:r>
+      <w:r>
+        <w:fldChar w:fldCharType="begin"/>
+      </w:r>
+      <w:r>
+        <w:instrText xml:space="preserve"> ADDIN ZOTERO_ITEM CSL_CITATION {"citationID":"D4dNlAc1","properties":{"formattedCitation":"(Peek 1972, Piper et al. 2000)","plainCitation":"(Peek 1972, Piper et al. 2000)","noteIndex":0},"citationItems":[{"id":1134,"uris":["http://zotero.org/users/9968163/items/TAXG88MS"],"itemData":{"id":1134,"type":"article-journal","abstract":"Both muted and epaulet-coloured male red-winged blackbirds were less successful than normals in maintaining territory. This suggests that vocal and visual display are necessary for normal territory maintenance in this species. Decreased success was indicated by loss of territory or increased frequency of trespassing by conspecific males. A seasonal difference was noted in the ability of experimental males to maintain their territories. It is suggested that the observed results were probably due to the effects of muting and epaulet-colouration upon advertising song and song-spread and bill-up displays. A three-level territorial defence system is proposed for this species.","container-title":"Animal Behaviour","DOI":"10.1016/S0003-3472(72)80180-5","ISSN":"00033472","issue":"1","journalAbbreviation":"Animal Behaviour","language":"en","license":"https://www.elsevier.com/tdm/userlicense/1.0/","page":"112-118","source":"DOI.org (Crossref)","title":"An experimental study of the territorial function of vocal and visual display in the male red-winged blackbird (Agelaius phoeniceus)","volume":"20","author":[{"family":"Peek","given":"Frank W."}],"issued":{"date-parts":[["1972",2]]}}},{"id":1118,"uris":["http://zotero.org/users/9968163/items/R3EW52ZD"],"itemData":{"id":1118,"type":"article-journal","abstract":"We examined patterns of territory acquisition and reconnaissance in common loons, Gavia immer, from northern Wisconsin. Among all territory acquisitions, 41.5% occurred through passive occupation of territories left vacant after the death or desertion of a previous resident, 17% constituted founding of new territories and the remaining 41.5% came about through take-over: either usurpation of defended territories or appropriation of territories before the seasonal return of previous owners. Take-overs occurred in both sexes, but individuals acted alone, never in pairs. Displaced breeders usually took refuge on undefended lakes near their former territories; about half of these loons later regained former territories through passive occupation or took possession of new territories elsewhere. As predicted by the reconnaissance hypothesis, usurpations occurred most often in territories that had produced chicks during the previous 12 months, suggesting that loons use the presence or absence of chicks as a cue for territorial usurpation. Large individuals of both sexes held onto territories longer than small individuals, an indication that body size might be correlated with fighting ability. In terms of life history, loons appear to locate good territories through reconnaissance, usurp them in a subsequent year and recover from displacements by reclaiming their original territories or new ones.","container-title":"Animal Behaviour","DOI":"10.1006/anbe.1999.1295","ISSN":"0003-3472","issue":"2","journalAbbreviation":"Animal Behaviour","page":"385-394","source":"ScienceDirect","title":"Territory acquisition in loons: the importance of take-over","title-short":"Territory acquisition in loons","volume":"59","author":[{"family":"Piper","given":"Walter H."},{"family":"Tischler","given":"Keren B."},{"family":"Klich","given":"Margaret"}],"issued":{"date-parts":[["2000",2,1]]}}}],"schema":"https://github.com/citation-style-language/schema/raw/master/csl-citation.json"} </w:instrText>
+      </w:r>
+      <w:r>
+        <w:fldChar w:fldCharType="separate"/>
+      </w:r>
+      <w:r>
+        <w:t>(Peek 1972, Piper et al. 2000)</w:t>
+      </w:r>
+      <w:r>
+        <w:fldChar w:fldCharType="end"/>
+      </w:r>
+      <w:r>
+        <w:t xml:space="preserve">. Our results support the idea that movement decisions are at least partially driven by breeding behaviors by showing reduced extraterritorial movements in March compared to </w:t>
+      </w:r>
+      <w:r>
+        <w:t>early winter</w:t>
+      </w:r>
+      <w:r>
+        <w:fldChar w:fldCharType="begin"/>
+      </w:r>
+      <w:r>
+        <w:instrText xml:space="preserve"> ADDIN ZOTERO_ITEM CSL_CITATION {"citationID":"zWFhQWQt","properties":{"unsorted":false,"formattedCitation":"(Geremia et al. 2011)","plainCitation":"(Geremia et al. 2011)","noteIndex":0},"citationItems":[{"id":1135,"uris":["http://zotero.org/users/9968163/items/XRAFAX8C"],"itemData":{"id":1135,"type":"article-journal","abstract":"Long distance migrations by ungulate species often surpass the boundaries of preservation areas where conflicts with various publics lead to management actions that can threaten populations. We chose the partially migratory bison (Bison bison) population in Yellowstone National Park as an example of integrating science into management policies to better conserve migratory ungulates. Approximately 60% of these bison have been exposed to bovine brucellosis and thousands of migrants exiting the park boundary have been culled during the past two decades to reduce the risk of disease transmission to cattle. Data were assimilated using models representing competing hypotheses of bison migration during 1990–2009 in a hierarchal Bayesian framework. Migration differed at the scale of herds, but a single unifying logistic model was useful for predicting migrations by both herds. Migration beyond the northern park boundary was affected by herd size, accumulated snow water equivalent, and aboveground dried biomass. Migration beyond the western park boundary was less influenced by these predictors and process model performance suggested an important control on recent migrations was excluded. Simulations of migrations over the next decade suggest that allowing increased numbers of bison beyond park boundaries during severe climate conditions may be the only means of avoiding episodic, large-scale reductions to the Yellowstone bison population in the foreseeable future. This research is an example of how long distance migration dynamics can be incorporated into improved management policies.","container-title":"PLOS ONE","DOI":"10.1371/journal.pone.0016848","ISSN":"1932-6203","issue":"2","journalAbbreviation":"PLOS ONE","language":"en","page":"e16848","publisher":"Public Library of Science","source":"PLoS Journals","title":"Predicting Bison Migration out of Yellowstone National Park Using Bayesian Models","volume":"6","author":[{"family":"Geremia","given":"Chris"},{"family":"White","given":"P. J."},{"family":"Wallen","given":"Rick L."},{"family":"Watson","given":"Fred G. R."},{"family":"Treanor","given":"John J."},{"family":"Borkowski","given":"John"},{"family":"Potter","given":"Christopher S."},{"family":"Crabtree","given":"Robert L."}],"issued":{"date-parts":[["2011",2,14]]}}}],"schema":"https://github.com/citation-style-language/schema/raw/master/csl-citation.json"} </w:instrText>
+      </w:r>
+      <w:r>
+        <w:fldChar w:fldCharType="separate"/>
+      </w:r>
+      <w:r>
+        <w:fldChar w:fldCharType="end"/>
+      </w:r>
+      <w:r>
+        <w:t xml:space="preserve">. </w:t>
+      </w:r>
+      <w:r>
+        <w:t xml:space="preserve">During this late winter period just prior to the start of the breeding season, we observed ravens performing active pre-breeding season behaviors (e.g. </w:t>
+      </w:r>
+      <w:commentRangeStart w:id="29"/>
+      <w:r>
+        <w:t>nest building</w:t>
+      </w:r>
+      <w:commentRangeEnd w:id="29"/>
+      <w:r>
+        <w:rPr>
+          <w:rStyle w:val="CommentReference"/>
+          <w:sz w:val="24"/>
+          <w:szCs w:val="24"/>
+        </w:rPr>
+        <w:commentReference w:id="29"/>
+      </w:r>
+      <w:r>
+        <w:t xml:space="preserve">). </w:t>
+      </w:r>
+      <w:r>
+        <w:t xml:space="preserve">Ravens can persist for many days without food and can take advantage of cached resources </w:t>
+      </w:r>
+      <w:r>
+        <w:fldChar w:fldCharType="begin"/>
+      </w:r>
+      <w:r>
+        <w:instrText xml:space="preserve"> ADDIN ZOTERO_ITEM CSL_CITATION {"citationID":"iCyTsS5o","properties":{"formattedCitation":"(Heinrich 1994)","plainCitation":"(Heinrich 1994)","noteIndex":0},"citationItems":[{"id":1268,"uris":["http://zotero.org/users/9968163/items/67B2BT7E"],"itemData":{"id":1268,"type":"article-journal","container-title":"Animal Behaviour","DOI":"10.1006/anbe.1994.1384","ISSN":"0003-3472","issue":"6","journalAbbreviation":"Animal Behaviour","page":"1463-1465","source":"ScienceDirect","title":"Dominance and weight changes in the common raven, &lt;i&gt;Corvus corax&lt;/i&gt;","volume":"48","author":[{"family":"Heinrich","given":"Bernd"}],"issued":{"date-parts":[["1994",12,1]]}}}],"schema":"https://github.com/citation-style-language/schema/raw/master/csl-citation.json"} </w:instrText>
+      </w:r>
+      <w:r>
+        <w:fldChar w:fldCharType="separate"/>
+      </w:r>
+      <w:r>
+        <w:rPr>
+          <w:rFonts w:ascii="Aptos" w:hAnsi="Aptos"/>
+        </w:rPr>
+        <w:t>(Heinrich 1994)</w:t>
+      </w:r>
+      <w:r>
+        <w:fldChar w:fldCharType="end"/>
+      </w:r>
+      <w:r>
+        <w:t xml:space="preserve">. </w:t>
+      </w:r>
+      <w:r>
         <w:lastRenderedPageBreak/>
-        <w:drawing>
-          <wp:inline distT="0" distB="0" distL="0" distR="0" wp14:anchorId="1950B9C2" wp14:editId="48F309DD">
-            <wp:extent cx="5486400" cy="3657600"/>
-            <wp:effectExtent l="0" t="0" r="0" b="0"/>
-            <wp:docPr id="1267989035" name="Graphic 1"/>
-            <wp:cNvGraphicFramePr>
-              <a:graphicFrameLocks xmlns:a="http://schemas.openxmlformats.org/drawingml/2006/main" noChangeAspect="1"/>
-            </wp:cNvGraphicFramePr>
-            <a:graphic xmlns:a="http://schemas.openxmlformats.org/drawingml/2006/main">
-              <a:graphicData uri="http://schemas.openxmlformats.org/drawingml/2006/picture">
-                <pic:pic xmlns:pic="http://schemas.openxmlformats.org/drawingml/2006/picture">
-                  <pic:nvPicPr>
-                    <pic:cNvPr id="1267989035" name=""/>
-                    <pic:cNvPicPr/>
-                  </pic:nvPicPr>
-                  <pic:blipFill>
-                    <a:blip r:embed="rId31">
-                      <a:extLst>
-                        <a:ext uri="{96DAC541-7B7A-43D3-8B79-37D633B846F1}">
-                          <asvg:svgBlip xmlns:asvg="http://schemas.microsoft.com/office/drawing/2016/SVG/main" r:embed="rId32"/>
-                        </a:ext>
-                      </a:extLst>
-                    </a:blip>
-                    <a:stretch>
-                      <a:fillRect/>
-                    </a:stretch>
-                  </pic:blipFill>
-                  <pic:spPr>
-                    <a:xfrm>
-                      <a:off x="0" y="0"/>
-                      <a:ext cx="5486400" cy="3657600"/>
-                    </a:xfrm>
-                    <a:prstGeom prst="rect">
-                      <a:avLst/>
-                    </a:prstGeom>
-                  </pic:spPr>
-                </pic:pic>
-              </a:graphicData>
-            </a:graphic>
-          </wp:inline>
-        </w:drawing>
-      </w:r>
-    </w:p>
-    <w:p>
-      <w:pPr>
-        <w:spacing w:line="480" w:lineRule="auto"/>
-      </w:pPr>
-      <w:r>
-        <w:t xml:space="preserve">Supplemental Figure . Plot shows the </w:t>
-      </w:r>
-      <w:r>
-        <w:t xml:space="preserve">average </w:t>
-      </w:r>
-      <w:r>
-        <w:t>proportion of days</w:t>
-      </w:r>
-      <w:r>
-        <w:t xml:space="preserve"> during the winter</w:t>
-      </w:r>
-      <w:r>
-        <w:t xml:space="preserve"> that</w:t>
-      </w:r>
-      <w:r>
-        <w:t xml:space="preserve"> a raven visited the hunting </w:t>
-      </w:r>
-      <w:r>
-        <w:t xml:space="preserve">regions </w:t>
+        <w:t xml:space="preserve">Ravens that bred earlier in the Greater Yellowstone Ecosystem have greater nesting success </w:t>
+      </w:r>
+      <w:r>
+        <w:fldChar w:fldCharType="begin"/>
+      </w:r>
+      <w:r>
+        <w:instrText xml:space="preserve"> ADDIN ZOTERO_ITEM CSL_CITATION {"citationID":"xakAKS9d","properties":{"formattedCitation":"(Dunk et al. 1997)","plainCitation":"(Dunk et al. 1997)","noteIndex":0},"citationItems":[{"id":1172,"uris":["http://zotero.org/users/9968163/items/2SMLQQCT"],"itemData":{"id":1172,"type":"article-journal","container-title":"The Auk","DOI":"10.2307/4089073","ISSN":"0004-8038","issue":"1","page":"116-120","publisher":"American Ornithological Society","source":"JSTOR","title":"Nest-Site Selection and Reproductive Success in Common Ravens","volume":"114","author":[{"family":"Dunk","given":"Jeffrey R."},{"family":"Smith","given":"Roger N."},{"family":"Cain","given":"Steven L."}],"issued":{"date-parts":[["1997"]]}}}],"schema":"https://github.com/citation-style-language/schema/raw/master/csl-citation.json"} </w:instrText>
+      </w:r>
+      <w:r>
+        <w:fldChar w:fldCharType="separate"/>
+      </w:r>
+      <w:r>
+        <w:t>(Dunk et al. 1997)</w:t>
+      </w:r>
+      <w:r>
+        <w:fldChar w:fldCharType="end"/>
+      </w:r>
+      <w:r>
+        <w:t xml:space="preserve"> </w:t>
       </w:r>
       <w:r>
         <w:t>and</w:t>
       </w:r>
       <w:r>
+        <w:t xml:space="preserve"> mistiming the initiation of breeding </w:t>
+      </w:r>
+      <w:r>
+        <w:t>can</w:t>
+      </w:r>
+      <w:r>
+        <w:t xml:space="preserve"> result in lower success due to a lack of critical food sources </w:t>
+      </w:r>
+      <w:r>
+        <w:fldChar w:fldCharType="begin"/>
+      </w:r>
+      <w:r>
+        <w:instrText xml:space="preserve"> ADDIN ZOTERO_ITEM CSL_CITATION {"citationID":"aRBLdrtc","properties":{"formattedCitation":"(Visser et al. 2006)","plainCitation":"(Visser et al. 2006)","noteIndex":0},"citationItems":[{"id":1174,"uris":["http://zotero.org/users/9968163/items/P5ZD83LU"],"itemData":{"id":1174,"type":"article-journal","abstract":"Timing of reproduction has major fitness consequences, which can only be understood when the phenology of the food for the offspring is quantified. For insectivorous birds, like great tits (Parus major), synchronisation of their offspring needs and abundance of caterpillars is the main selection pressure. We measured caterpillar biomass over a 20-year period and showed that the annual peak date is correlated with temperatures from 8 March to 17 May. Laying dates also correlate with temperatures, but over an earlier period (16 March – 20 April). However, as we would predict from a reliable cue used by birds to time their reproduction, also the food peak correlates with these temperatures. Moreover, the slopes of the phenology of the birds and caterpillar biomass, when regressed against the temperatures in this earlier period, do not differ. The major difference is that due to climate change, the relationship between the timing of the food peak and the temperatures over the 16 March – 20 April period is changing, while this is not so for great tit laying dates. As a consequence, the synchrony between offspring needs and the caterpillar biomass has been disrupted in the recent warm decades. This may have severe consequences as we show that both the number of fledglings as well as their fledging weight is affected by this synchrony. We use the descriptive models for both the caterpillar biomass peak as for the great tit laying dates to predict shifts in caterpillar and bird phenology 2005–2100, using an IPCC climate scenario. The birds will start breeding earlier and this advancement is predicted to be at the same rate as the advancement of the food peak, and hence they will not reduce the amount of the current mistiming of about 10 days.","container-title":"Oecologia","DOI":"10.1007/s00442-005-0299-6","ISSN":"1432-1939","issue":"1","journalAbbreviation":"Oecologia","language":"en","page":"164-172","source":"Springer Link","title":"Shifts in caterpillar biomass phenology due to climate change and its impact on the breeding biology of an insectivorous bird","volume":"147","author":[{"family":"Visser","given":"Marcel E."},{"family":"Holleman","given":"Leonard J. M."},{"family":"Gienapp","given":"Phillip"}],"issued":{"date-parts":[["2006",2,1]]}}}],"schema":"https://github.com/citation-style-language/schema/raw/master/csl-citation.json"} </w:instrText>
+      </w:r>
+      <w:r>
+        <w:fldChar w:fldCharType="separate"/>
+      </w:r>
+      <w:r>
+        <w:t>(Visser et al. 2006)</w:t>
+      </w:r>
+      <w:r>
+        <w:fldChar w:fldCharType="end"/>
+      </w:r>
+      <w:r>
+        <w:t>. Ravens in Yellowstone utilize</w:t>
+      </w:r>
+      <w:r>
+        <w:t xml:space="preserve"> seasonal</w:t>
+      </w:r>
+      <w:r>
+        <w:t xml:space="preserve"> insect outbreaks (e.g. grasshoppers and salmonflies) during the summer breeding season</w:t>
+      </w:r>
+      <w:r>
         <w:t xml:space="preserve"> </w:t>
       </w:r>
       <w:r>
-        <w:t>had</w:t>
-      </w:r>
-      <w:r>
-        <w:t xml:space="preserve"> at least 1 GPS point at the Gardiner landfill and sewage treatment ponds.</w:t>
-      </w:r>
-      <w:r>
-        <w:t xml:space="preserve"> Time is broken apart by the periods of active hunting associated with the MTFWP rifle hunting season and the tribal bison hunt. </w:t>
-      </w:r>
-    </w:p>
-    <w:p>
-      <w:pPr>
-        <w:spacing w:line="480" w:lineRule="auto"/>
-      </w:pPr>
+        <w:fldChar w:fldCharType="begin"/>
+      </w:r>
+      <w:r>
+        <w:instrText xml:space="preserve"> ADDIN ZOTERO_ITEM CSL_CITATION {"citationID":"SRcnjzYt","properties":{"formattedCitation":"(Ho et al. 2023)","plainCitation":"(Ho et al. 2023)","noteIndex":0},"citationItems":[{"id":880,"uris":["http://zotero.org/users/9968163/items/Y2CXWCS8"],"itemData":{"id":880,"type":"article-journal","abstract":"&lt;p&gt;Anthropogenic food subsidies can alter ecosystem processes, such as competition, predation, or nutrient transfer, and may strongly affect protected areas. Increasing recreation and ecotourism often create food subsidies, especially in the surrounding lands through fast-growing gateway communities. How the effects of these subsidies extend into protected areas when animals move across boundaries remains largely unexplored. We addressed this question by studying the movement and foraging of common ravens (&lt;italic&gt;Corvus corax)&lt;/italic&gt;, opportunistic scavengers that are well known to feed on predator kills and on anthropogenic food subsidies. We analyzed spatiotemporal data from 57 global positioning system (GPS)-tagged ravens, trapped within or close to Yellowstone National Park, to study their seasonal use of natural and anthropogenic food sources. Although Yellowstone National Park contains a full suite of native predators and ravens can be observed at virtually every kill site, we show that anthropogenic subsidies were utilized to a much greater extent than other natural resources, especially during winter. Important subsidies included gut piles of harvested game animals left by hunters, fat present on wastewater settling ponds, roadkill, and waste from agricultural and urban activities. These subsidies were distributed over vast areas beyond Yellowstone National Park. During fall/winter, ravens traveled longer distances (21.9 vs. 13 km) and spent more time outside Yellowstone National Park (73% of GPS points outside), mostly feeding on anthropogenic subsidies, than in spring/summer (42% of GPS points outside). This difference between seasons was more pronounced for individuals holding territories within the protected area than for those without territories. The large area over which ravens used anthropogenic food subsidies (within more than 100 km of Yellowstone National Park) affects the park’s raven population and the scavenging services they provide. We suggest that the scale of resource use must be considered by managers seeking to control expanding raven populations elsewhere.&lt;/p&gt;","container-title":"Frontiers in Bird Science","DOI":"10.3389/fbirs.2023.1119507","ISSN":"2813-3870","journalAbbreviation":"Front. Bird Sci.","language":"English","publisher":"Frontiers","source":"Frontiers","title":"Scavengers use natural and anthropogenic resources connecting protected areas with surrounding lands","URL":"https://www.frontiersin.org/journals/bird-science/articles/10.3389/fbirs.2023.1119507/full","volume":"2","author":[{"family":"Ho","given":"Cameron"},{"family":"Marzluff","given":"John M."},{"family":"Stahler","given":"Daniel R."},{"family":"Smith","given":"Douglas W."},{"family":"Mueller","given":"Thomas"},{"family":"Wikelski","given":"Martin"},{"family":"Safi","given":"Kamran"},{"family":"Loretto","given":"Matthias-Claudio"}],"accessed":{"date-parts":[["2025",2,19]]},"issued":{"date-parts":[["2023",6,27]]}}}],"schema":"https://github.com/citation-style-language/schema/raw/master/csl-citation.json"} </w:instrText>
+      </w:r>
+      <w:r>
+        <w:fldChar w:fldCharType="separate"/>
+      </w:r>
+      <w:r>
+        <w:t>(Ho et al. 2023)</w:t>
+      </w:r>
+      <w:r>
+        <w:fldChar w:fldCharType="end"/>
+      </w:r>
+      <w:r>
+        <w:t xml:space="preserve">, which allows them to provide a protein-dense food to growing chicks. </w:t>
+      </w:r>
+      <w:r>
+        <w:t xml:space="preserve">This effect was tempered by snow depth based on </w:t>
+      </w:r>
+      <w:r>
+        <w:t>the</w:t>
+      </w:r>
+      <w:r>
+        <w:t xml:space="preserve"> </w:t>
+      </w:r>
+      <w:r>
+        <w:t xml:space="preserve">primary target species for </w:t>
+      </w:r>
+      <w:r>
+        <w:t>recreational</w:t>
+      </w:r>
+      <w:r>
+        <w:t xml:space="preserve"> </w:t>
+      </w:r>
+      <w:r>
+        <w:t>hunting</w:t>
+      </w:r>
+      <w:r>
+        <w:t xml:space="preserve"> during the time of year</w:t>
+      </w:r>
+      <w:r>
+        <w:t>.</w:t>
+      </w:r>
+      <w:r>
+        <w:t xml:space="preserve"> Bison hunting occurs in late winter</w:t>
+      </w:r>
+      <w:r>
+        <w:t>,</w:t>
+      </w:r>
+      <w:r>
+        <w:t xml:space="preserve"> and timing and intensity </w:t>
+      </w:r>
+      <w:r>
+        <w:t xml:space="preserve">of migration is </w:t>
+      </w:r>
+      <w:r>
+        <w:t xml:space="preserve">heavily </w:t>
+      </w:r>
+      <w:r>
+        <w:t>dependent</w:t>
+      </w:r>
+      <w:r>
+        <w:t xml:space="preserve"> on snow conditions</w:t>
+      </w:r>
+      <w:r>
+        <w:t xml:space="preserve"> </w:t>
+      </w:r>
+      <w:r>
+        <w:fldChar w:fldCharType="begin"/>
+      </w:r>
+      <w:r>
+        <w:instrText xml:space="preserve"> ADDIN ZOTERO_ITEM CSL_CITATION {"citationID":"EPgW4xc9","properties":{"unsorted":false,"formattedCitation":"(Geremia et al. 2011)","plainCitation":"(Geremia et al. 2011)","noteIndex":0},"citationItems":[{"id":1135,"uris":["http://zotero.org/users/9968163/items/XRAFAX8C"],"itemData":{"id":1135,"type":"article-journal","abstract":"Long distance migrations by ungulate species often surpass the boundaries of preservation areas where conflicts with various publics lead to management actions that can threaten populations. We chose the partially migratory bison (Bison bison) population in Yellowstone National Park as an example of integrating science into management policies to better conserve migratory ungulates. Approximately 60% of these bison have been exposed to bovine brucellosis and thousands of migrants exiting the park boundary have been culled during the past two decades to reduce the risk of disease transmission to cattle. Data were assimilated using models representing competing hypotheses of bison migration during 1990–2009 in a hierarchal Bayesian framework. Migration differed at the scale of herds, but a single unifying logistic model was useful for predicting migrations by both herds. Migration beyond the northern park boundary was affected by herd size, accumulated snow water equivalent, and aboveground dried biomass. Migration beyond the western park boundary was less influenced by these predictors and process model performance suggested an important control on recent migrations was excluded. Simulations of migrations over the next decade suggest that allowing increased numbers of bison beyond park boundaries during severe climate conditions may be the only means of avoiding episodic, large-scale reductions to the Yellowstone bison population in the foreseeable future. This research is an example of how long distance migration dynamics can be incorporated into improved management policies.","container-title":"PLOS ONE","DOI":"10.1371/journal.pone.0016848","ISSN":"1932-6203","issue":"2","journalAbbreviation":"PLOS ONE","language":"en","page":"e16848","publisher":"Public Library of Science","source":"PLoS Journals","title":"Predicting Bison Migration out of Yellowstone National Park Using Bayesian Models","volume":"6","author":[{"family":"Geremia","given":"Chris"},{"family":"White","given":"P. J."},{"family":"Wallen","given":"Rick L."},{"family":"Watson","given":"Fred G. R."},{"family":"Treanor","given":"John J."},{"family":"Borkowski","given":"John"},{"family":"Potter","given":"Christopher S."},{"family":"Crabtree","given":"Robert L."}],"issued":{"date-parts":[["2011",2,14]]}}}],"schema":"https://github.com/citation-style-language/schema/raw/master/csl-citation.json"} </w:instrText>
+      </w:r>
+      <w:r>
+        <w:fldChar w:fldCharType="separate"/>
+      </w:r>
+      <w:r>
+        <w:rPr>
+          <w:rFonts w:ascii="Aptos" w:hAnsi="Aptos"/>
+        </w:rPr>
+        <w:t>(Geremia et al. 2011)</w:t>
+      </w:r>
+      <w:r>
+        <w:fldChar w:fldCharType="end"/>
+      </w:r>
+      <w:r>
+        <w:t>.</w:t>
+      </w:r>
+      <w:r>
+        <w:t xml:space="preserve"> </w:t>
+      </w:r>
+      <w:r>
+        <w:t xml:space="preserve">A light snow </w:t>
+      </w:r>
+      <w:r>
+        <w:t>winter</w:t>
+      </w:r>
+      <w:r>
+        <w:t xml:space="preserve"> may result in no bison migrating into huntable land in the Gardiner hunting area, while elk and deer </w:t>
+      </w:r>
+      <w:r>
+        <w:t>are</w:t>
+      </w:r>
+      <w:r>
+        <w:t xml:space="preserve"> still</w:t>
+      </w:r>
+      <w:r>
+        <w:t xml:space="preserve"> present in more difficult terrain.</w:t>
+      </w:r>
+      <w:r>
+        <w:t xml:space="preserve"> </w:t>
+      </w:r>
+      <w:r>
+        <w:t>R</w:t>
+      </w:r>
+      <w:r>
+        <w:t xml:space="preserve">avens recognize this dynamic, and lower than average </w:t>
+      </w:r>
+      <w:r>
+        <w:t>snow</w:t>
+      </w:r>
+      <w:r>
+        <w:t xml:space="preserve"> depths</w:t>
+      </w:r>
+      <w:r>
+        <w:t xml:space="preserve"> </w:t>
+      </w:r>
+      <w:r>
+        <w:t xml:space="preserve">reduce </w:t>
+      </w:r>
+      <w:r>
+        <w:t>a ravens’</w:t>
+      </w:r>
+      <w:r>
+        <w:t xml:space="preserve"> </w:t>
+      </w:r>
+      <w:r>
+        <w:t xml:space="preserve">probability </w:t>
+      </w:r>
+      <w:r>
+        <w:t xml:space="preserve">of leaving </w:t>
+      </w:r>
+      <w:r>
+        <w:t>its</w:t>
+      </w:r>
+      <w:r>
+        <w:t xml:space="preserve"> territories</w:t>
+      </w:r>
+      <w:r>
+        <w:t xml:space="preserve"> more</w:t>
+      </w:r>
+      <w:r>
+        <w:t xml:space="preserve"> in late winter compared to early winter. </w:t>
+      </w:r>
+    </w:p>
+    <w:p>
+      <w:pPr>
+        <w:spacing w:line="480" w:lineRule="auto"/>
+        <w:ind w:firstLine="720"/>
+      </w:pPr>
+      <w:r>
+        <w:t>R</w:t>
+      </w:r>
+      <w:r>
+        <w:t xml:space="preserve">aven </w:t>
+      </w:r>
+      <w:r>
+        <w:t>did not consider the movement of other breeding ravens when deciding to leave their territories d</w:t>
+      </w:r>
+      <w:r>
+        <w:t xml:space="preserve">espite being social creatures that have the ability to share and receive information about potential food resources </w:t>
+      </w:r>
+      <w:r>
+        <w:fldChar w:fldCharType="begin"/>
+      </w:r>
+      <w:r>
+        <w:instrText xml:space="preserve"> ADDIN ZOTERO_ITEM CSL_CITATION {"citationID":"yE9vXQzD","properties":{"formattedCitation":"(Marzluff et al. 1996)","plainCitation":"(Marzluff et al. 1996)","noteIndex":0},"citationItems":[{"id":63,"uris":["http://zotero.org/users/9968163/items/Z8LZESEZ"],"itemData":{"id":63,"type":"article-journal","abstract":"Vagrant, non-breeding common ravens, Corvus corax, inhabiting the forested mountains of Maine are specialized to feed on rich but ephemeral carcasses of large mammals during the harsh winter months. The foraging and roosting behaviour of free-ranging ravens were studied during the winters of 1988–1990. Ravens quickly assembled at carcasses, and into communal roosts. Six lines of evidence indicate that these roosts function as information centres. (1) Roosts comprised both knowledgeable and naive foragers. (2) Departures from roosts were highly synchronized, with most members departing in one direction. (3) Direction of departure often changed from day to day. (4) Birds made naive of food sources (by being withheld from the wild and then allowed to join roosts) followed roost-mates to new feeding sites, whereas control birds held and released outside of roosts rarely found the local food bonanzas. (5) Birds made knowledgeable of food sources (by being released at new carcasses) joined roosts and led roost-mates to the food on three of 20 occasions. (6) The same individuals switched leader and follower roles depending upon their knowledge of feeding opportunities. Although ravens may form roosts at traditional areas (near stable food sources) that are used for many years, the ravens in Maine frequently shifted roost sites to be near newly discovered carcasses. Information exchange at roosts principally occurred on the night of, or the night before, the roost shift. Social soaring displays assembled birds from a wide area and were associated with mass movements to new roosts formed at nearby food.","container-title":"Animal Behaviour","DOI":"10.1006/anbe.1996.0008","ISSN":"00033472","issue":"1","language":"en","page":"89-103","source":"DOI.org (Crossref)","title":"Raven roosts are mobile information centres","volume":"51","author":[{"family":"Marzluff","given":"John M."},{"family":"Heinrich","given":"Bernd"},{"family":"Marzluff","given":"Colleen S."}],"issued":{"date-parts":[["1996",1]]}}}],"schema":"https://github.com/citation-style-language/schema/raw/master/csl-citation.json"} </w:instrText>
+      </w:r>
+      <w:r>
+        <w:fldChar w:fldCharType="separate"/>
+      </w:r>
+      <w:r>
+        <w:t>(Marzluff et al. 1996)</w:t>
+      </w:r>
+      <w:r>
+        <w:fldChar w:fldCharType="end"/>
+      </w:r>
+      <w:r>
+        <w:t>.</w:t>
+      </w:r>
+      <w:r>
+        <w:t xml:space="preserve"> Ravens instead responding </w:t>
+      </w:r>
+      <w:r>
+        <w:t xml:space="preserve">to </w:t>
+      </w:r>
+      <w:r>
+        <w:t>factors that could</w:t>
+      </w:r>
+      <w:r>
+        <w:t xml:space="preserve"> be</w:t>
+      </w:r>
+      <w:r>
+        <w:t xml:space="preserve"> interpreted </w:t>
+      </w:r>
+      <w:r>
+        <w:t>individually</w:t>
+      </w:r>
+      <w:r>
+        <w:t xml:space="preserve">, such as active kills within their territory </w:t>
+      </w:r>
+      <w:r>
+        <w:t>and</w:t>
+      </w:r>
+      <w:r>
+        <w:t xml:space="preserve"> weather conditions. Once a raven left its territory, it </w:t>
+      </w:r>
+      <w:r>
+        <w:t xml:space="preserve">often </w:t>
+      </w:r>
+      <w:r>
+        <w:t xml:space="preserve">made the same </w:t>
+      </w:r>
+      <w:r>
+        <w:t xml:space="preserve">movement </w:t>
+      </w:r>
+      <w:r>
+        <w:t>decision</w:t>
+      </w:r>
+      <w:r>
+        <w:t>s</w:t>
+      </w:r>
+      <w:r>
+        <w:t xml:space="preserve"> as conspecifics</w:t>
+      </w:r>
+      <w:r>
+        <w:t xml:space="preserve"> that had left their own territories</w:t>
+      </w:r>
+      <w:r>
+        <w:t xml:space="preserve">. Ravens without knowledge of an available food source may be following other traveling ravens to take advantage of their knowledge </w:t>
+      </w:r>
+      <w:r>
+        <w:fldChar w:fldCharType="begin"/>
+      </w:r>
+      <w:r>
+        <w:instrText xml:space="preserve"> ADDIN ZOTERO_ITEM CSL_CITATION {"citationID":"cHpYkM1k","properties":{"formattedCitation":"(Marzluff et al. 1996)","plainCitation":"(Marzluff et al. 1996)","noteIndex":0},"citationItems":[{"id":63,"uris":["http://zotero.org/users/9968163/items/Z8LZESEZ"],"itemData":{"id":63,"type":"article-journal","abstract":"Vagrant, non-breeding common ravens, Corvus corax, inhabiting the forested mountains of Maine are specialized to feed on rich but ephemeral carcasses of large mammals during the harsh winter months. The foraging and roosting behaviour of free-ranging ravens were studied during the winters of 1988–1990. Ravens quickly assembled at carcasses, and into communal roosts. Six lines of evidence indicate that these roosts function as information centres. (1) Roosts comprised both knowledgeable and naive foragers. (2) Departures from roosts were highly synchronized, with most members departing in one direction. (3) Direction of departure often changed from day to day. (4) Birds made naive of food sources (by being withheld from the wild and then allowed to join roosts) followed roost-mates to new feeding sites, whereas control birds held and released outside of roosts rarely found the local food bonanzas. (5) Birds made knowledgeable of food sources (by being released at new carcasses) joined roosts and led roost-mates to the food on three of 20 occasions. (6) The same individuals switched leader and follower roles depending upon their knowledge of feeding opportunities. Although ravens may form roosts at traditional areas (near stable food sources) that are used for many years, the ravens in Maine frequently shifted roost sites to be near newly discovered carcasses. Information exchange at roosts principally occurred on the night of, or the night before, the roost shift. Social soaring displays assembled birds from a wide area and were associated with mass movements to new roosts formed at nearby food.","container-title":"Animal Behaviour","DOI":"10.1006/anbe.1996.0008","ISSN":"00033472","issue":"1","language":"en","page":"89-103","source":"DOI.org (Crossref)","title":"Raven roosts are mobile information centres","volume":"51","author":[{"family":"Marzluff","given":"John M."},{"family":"Heinrich","given":"Bernd"},{"family":"Marzluff","given":"Colleen S."}],"issued":{"date-parts":[["1996",1]]}}}],"schema":"https://github.com/citation-style-language/schema/raw/master/csl-citation.json"} </w:instrText>
+      </w:r>
+      <w:r>
+        <w:fldChar w:fldCharType="separate"/>
+      </w:r>
+      <w:r>
+        <w:t>(Marzluff et al. 1996)</w:t>
+      </w:r>
+      <w:r>
+        <w:fldChar w:fldCharType="end"/>
+      </w:r>
+      <w:r>
+        <w:t xml:space="preserve">. </w:t>
+      </w:r>
+      <w:r>
+        <w:t>However, k</w:t>
+      </w:r>
+      <w:r>
+        <w:t xml:space="preserve">nowledge of the hunting regions is pervasive throughout the local population as they are heavily utilized by juvenile individuals during their first winter as it does not require extensive </w:t>
+      </w:r>
+      <w:r>
+        <w:t>experience with</w:t>
+      </w:r>
+      <w:r>
+        <w:t xml:space="preserve"> the </w:t>
+      </w:r>
+      <w:r>
+        <w:lastRenderedPageBreak/>
+        <w:t>landscape. Group movements may then be coincidental and reflective of shared knowledge instead of information sharing</w:t>
+      </w:r>
+      <w:r>
+        <w:t xml:space="preserve"> or stealing</w:t>
+      </w:r>
+      <w:r>
+        <w:t>.</w:t>
+      </w:r>
+    </w:p>
+    <w:p>
+      <w:pPr>
+        <w:spacing w:line="480" w:lineRule="auto"/>
+      </w:pPr>
+      <w:r>
+        <w:tab/>
+        <w:t xml:space="preserve">Breeding ravens in Yellowstone provide an example of </w:t>
+      </w:r>
+      <w:r>
+        <w:t xml:space="preserve">a </w:t>
+      </w:r>
+      <w:r>
+        <w:t>population</w:t>
+      </w:r>
+      <w:r>
+        <w:t xml:space="preserve"> </w:t>
+      </w:r>
+      <w:r>
+        <w:t>using</w:t>
+      </w:r>
+      <w:r>
+        <w:t xml:space="preserve"> movement </w:t>
+      </w:r>
+      <w:r>
+        <w:t xml:space="preserve">to optimize foraging around </w:t>
+      </w:r>
+      <w:r>
+        <w:t xml:space="preserve">disparities </w:t>
+      </w:r>
+      <w:r>
+        <w:t>in</w:t>
+      </w:r>
+      <w:r>
+        <w:t xml:space="preserve"> </w:t>
+      </w:r>
+      <w:r>
+        <w:t xml:space="preserve">foraging </w:t>
+      </w:r>
+      <w:r>
+        <w:t xml:space="preserve">efficiency between similar </w:t>
+      </w:r>
+      <w:r>
+        <w:t xml:space="preserve">appearing </w:t>
+      </w:r>
+      <w:r>
+        <w:t xml:space="preserve">resources. </w:t>
+      </w:r>
+      <w:r>
+        <w:t>The defensive behaviors associated with a territory place</w:t>
+      </w:r>
+      <w:r>
+        <w:t xml:space="preserve"> an additional </w:t>
+      </w:r>
+      <w:r>
+        <w:t xml:space="preserve">hidden cost on the foraging efficiency of ravens that makes </w:t>
+      </w:r>
+      <w:r>
+        <w:t xml:space="preserve">the same resource in a different location more optimal. </w:t>
+      </w:r>
     </w:p>
     <w:sectPr>
       <w:pgSz w:w="12240" w:h="15840"/>
@@ -5280,7 +5397,7 @@
 
 <file path=word/comments.xml><?xml version="1.0" encoding="utf-8"?>
 <w:comments xmlns:wpc="http://schemas.microsoft.com/office/word/2010/wordprocessingCanvas" xmlns:cx="http://schemas.microsoft.com/office/drawing/2014/chartex" xmlns:cx1="http://schemas.microsoft.com/office/drawing/2015/9/8/chartex" xmlns:cx2="http://schemas.microsoft.com/office/drawing/2015/10/21/chartex" xmlns:cx3="http://schemas.microsoft.com/office/drawing/2016/5/9/chartex" xmlns:cx4="http://schemas.microsoft.com/office/drawing/2016/5/10/chartex" xmlns:cx5="http://schemas.microsoft.com/office/drawing/2016/5/11/chartex" xmlns:cx6="http://schemas.microsoft.com/office/drawing/2016/5/12/chartex" xmlns:cx7="http://schemas.microsoft.com/office/drawing/2016/5/13/chartex" xmlns:cx8="http://schemas.microsoft.com/office/drawing/2016/5/14/chartex" xmlns:mc="http://schemas.openxmlformats.org/markup-compatibility/2006" xmlns:aink="http://schemas.microsoft.com/office/drawing/2016/ink" xmlns:am3d="http://schemas.microsoft.com/office/drawing/2017/model3d" xmlns:o="urn:schemas-microsoft-com:office:office" xmlns:oel="http://schemas.microsoft.com/office/2019/extlst" xmlns:r="http://schemas.openxmlformats.org/officeDocument/2006/relationships" xmlns:m="http://schemas.openxmlformats.org/officeDocument/2006/math" xmlns:v="urn:schemas-microsoft-com:vml" xmlns:wp14="http://schemas.microsoft.com/office/word/2010/wordprocessingDrawing" xmlns:wp="http://schemas.openxmlformats.org/drawingml/2006/wordprocessingDrawing" xmlns:w10="urn:schemas-microsoft-com:office:word" xmlns:w="http://schemas.openxmlformats.org/wordprocessingml/2006/main" xmlns:w14="http://schemas.microsoft.com/office/word/2010/wordml" xmlns:w15="http://schemas.microsoft.com/office/word/2012/wordml" xmlns:w16cex="http://schemas.microsoft.com/office/word/2018/wordml/cex" xmlns:w16cid="http://schemas.microsoft.com/office/word/2016/wordml/cid" xmlns:w16="http://schemas.microsoft.com/office/word/2018/wordml" xmlns:w16du="http://schemas.microsoft.com/office/word/2023/wordml/word16du" xmlns:w16sdtdh="http://schemas.microsoft.com/office/word/2020/wordml/sdtdatahash" xmlns:w16sdtfl="http://schemas.microsoft.com/office/word/2024/wordml/sdtformatlock" xmlns:w16se="http://schemas.microsoft.com/office/word/2015/wordml/symex" xmlns:wpg="http://schemas.microsoft.com/office/word/2010/wordprocessingGroup" xmlns:wpi="http://schemas.microsoft.com/office/word/2010/wordprocessingInk" xmlns:wne="http://schemas.microsoft.com/office/word/2006/wordml" xmlns:wps="http://schemas.microsoft.com/office/word/2010/wordprocessingShape" mc:Ignorable="w14 w15 w16se w16cid w16 w16cex w16sdtdh w16sdtfl w16du wp14">
-  <w:comment w:id="0" w:author="Cameron Ho" w:date="2026-03-09T16:10:00Z" w:initials="CH">
+  <w:comment w:id="0" w:author="Cameron Ho" w:date="2026-01-31T10:32:00Z" w:initials="CH">
     <w:p>
       <w:pPr>
         <w:pStyle w:val="CommentText"/>
@@ -5292,11 +5409,11 @@
         <w:annotationRef/>
       </w:r>
       <w:r>
-        <w:t>Alternative first paragraph based on OPT</w:t>
+        <w:t>Alternatively we can say this year had no bison hunting at all, but it was late in march anyways</w:t>
       </w:r>
     </w:p>
   </w:comment>
-  <w:comment w:id="1" w:author="Cameron Ho" w:date="2026-01-31T10:32:00Z" w:initials="CH">
+  <w:comment w:id="1" w:author="Cameron Ho" w:date="2026-01-28T11:37:00Z" w:initials="CH">
     <w:p>
       <w:pPr>
         <w:pStyle w:val="CommentText"/>
@@ -5308,11 +5425,11 @@
         <w:annotationRef/>
       </w:r>
       <w:r>
-        <w:t>Alternatively we can say this year had no bison hunting at all, but it was late in march anyways</w:t>
+        <w:t>There are also protections for bull elk, but unlike deer some tags are given still. Because I can’t determine how many tags are given each year it is hard to say how large the decrease in take is since it will be lower, but won’t be 0</w:t>
       </w:r>
     </w:p>
   </w:comment>
-  <w:comment w:id="2" w:author="Cameron Ho" w:date="2026-01-28T11:37:00Z" w:initials="CH">
+  <w:comment w:id="2" w:author="Cameron Ho" w:date="2026-01-30T11:44:00Z" w:initials="CH">
     <w:p>
       <w:pPr>
         <w:pStyle w:val="CommentText"/>
@@ -5324,11 +5441,11 @@
         <w:annotationRef/>
       </w:r>
       <w:r>
-        <w:t>There are also protections for bull elk, but unlike deer some tags are given still. Because I can’t determine how many tags are given each year it is hard to say how large the decrease in take is since it will be lower, but won’t be 0</w:t>
+        <w:t>Fix citation when I don’t need Zotero anymore</w:t>
       </w:r>
     </w:p>
   </w:comment>
-  <w:comment w:id="3" w:author="Cameron Ho" w:date="2026-01-30T11:44:00Z" w:initials="CH">
+  <w:comment w:id="3" w:author="Cameron Ho" w:date="2026-01-30T11:49:00Z" w:initials="CH">
     <w:p>
       <w:pPr>
         <w:pStyle w:val="CommentText"/>
@@ -5340,11 +5457,40 @@
         <w:annotationRef/>
       </w:r>
       <w:r>
-        <w:t>Fix citation when I don’t need Zotero anymore</w:t>
+        <w:t xml:space="preserve">Model results change when not including the rollover.  </w:t>
+      </w:r>
+    </w:p>
+    <w:p>
+      <w:pPr>
+        <w:pStyle w:val="CommentText"/>
+      </w:pPr>
+    </w:p>
+    <w:p>
+      <w:pPr>
+        <w:pStyle w:val="CommentText"/>
+      </w:pPr>
+      <w:r>
+        <w:t xml:space="preserve">Part1: both hunting biomass and hunting season are significant  </w:t>
+      </w:r>
+    </w:p>
+    <w:p>
+      <w:pPr>
+        <w:pStyle w:val="CommentText"/>
+      </w:pPr>
+      <w:r>
+        <w:t xml:space="preserve">I think this version isn’t good though. It has the hunting season effect being negative so that ravens are less likely to go to the hunting area during the hunting season.  </w:t>
+      </w:r>
+    </w:p>
+    <w:p>
+      <w:pPr>
+        <w:pStyle w:val="CommentText"/>
+      </w:pPr>
+      <w:r>
+        <w:t>Plus, of course biomass carries over between days. Its just a matter of deciding by how much.</w:t>
       </w:r>
     </w:p>
   </w:comment>
-  <w:comment w:id="4" w:author="Cameron Ho" w:date="2026-01-30T11:49:00Z" w:initials="CH">
+  <w:comment w:id="4" w:author="Cameron Ho" w:date="2026-01-28T11:32:00Z" w:initials="CH">
     <w:p>
       <w:pPr>
         <w:pStyle w:val="CommentText"/>
@@ -5356,72 +5502,27 @@
         <w:annotationRef/>
       </w:r>
       <w:r>
-        <w:t xml:space="preserve">Model results change when not including the rollover.  </w:t>
-      </w:r>
-    </w:p>
+        <w:t>Include citation in bib</w:t>
+      </w:r>
+    </w:p>
+  </w:comment>
+  <w:comment w:id="5" w:author="Cameron Ho" w:date="2026-01-28T11:18:00Z" w:initials="CH">
     <w:p>
       <w:pPr>
         <w:pStyle w:val="CommentText"/>
       </w:pPr>
-    </w:p>
-    <w:p>
-      <w:pPr>
-        <w:pStyle w:val="CommentText"/>
-      </w:pPr>
-      <w:r>
-        <w:t xml:space="preserve">Part1: both hunting biomass and hunting season are significant  </w:t>
-      </w:r>
-    </w:p>
-    <w:p>
-      <w:pPr>
-        <w:pStyle w:val="CommentText"/>
-      </w:pPr>
-      <w:r>
-        <w:t xml:space="preserve">I think this version isn’t good though. It has the hunting season effect being negative so that ravens are less likely to go to the hunting area during the hunting season.  </w:t>
-      </w:r>
-    </w:p>
-    <w:p>
-      <w:pPr>
-        <w:pStyle w:val="CommentText"/>
-      </w:pPr>
-      <w:r>
-        <w:t>Plus, of course biomass carries over between days. Its just a matter of deciding by how much.</w:t>
+      <w:r>
+        <w:rPr>
+          <w:rStyle w:val="CommentReference"/>
+        </w:rPr>
+        <w:annotationRef/>
+      </w:r>
+      <w:r>
+        <w:t>Average number of days ravens show up after wolves leave the carcass during my observations of wolf kills was 1.2 days (1.08 sd). Im rounding down since I tried both versions and 2 days had a much weaker effect.</w:t>
       </w:r>
     </w:p>
   </w:comment>
-  <w:comment w:id="5" w:author="Cameron Ho" w:date="2026-01-28T11:32:00Z" w:initials="CH">
-    <w:p>
-      <w:pPr>
-        <w:pStyle w:val="CommentText"/>
-      </w:pPr>
-      <w:r>
-        <w:rPr>
-          <w:rStyle w:val="CommentReference"/>
-        </w:rPr>
-        <w:annotationRef/>
-      </w:r>
-      <w:r>
-        <w:t>Include citation in bib</w:t>
-      </w:r>
-    </w:p>
-  </w:comment>
-  <w:comment w:id="6" w:author="Cameron Ho" w:date="2026-01-28T11:18:00Z" w:initials="CH">
-    <w:p>
-      <w:pPr>
-        <w:pStyle w:val="CommentText"/>
-      </w:pPr>
-      <w:r>
-        <w:rPr>
-          <w:rStyle w:val="CommentReference"/>
-        </w:rPr>
-        <w:annotationRef/>
-      </w:r>
-      <w:r>
-        <w:t>Average number of days ravens show up after wolves leave the carcass during my observations of wolf kills was 1.2 days (1.08 sd). Im rounding down since I tried both versions and 2 days had a much weaker effect.</w:t>
-      </w:r>
-    </w:p>
-  </w:comment>
-  <w:comment w:id="7" w:author="Cameron Ho" w:date="2025-10-17T20:51:00Z" w:initials="CH">
+  <w:comment w:id="6" w:author="Cameron Ho" w:date="2025-10-17T20:51:00Z" w:initials="CH">
     <w:p>
       <w:pPr>
         <w:pStyle w:val="CommentText"/>
@@ -5448,7 +5549,7 @@
       </w:r>
     </w:p>
   </w:comment>
-  <w:comment w:id="8" w:author="Cameron Ho" w:date="2026-01-30T19:52:00Z" w:initials="CH">
+  <w:comment w:id="7" w:author="Cameron Ho" w:date="2026-01-30T19:52:00Z" w:initials="CH">
     <w:p>
       <w:pPr>
         <w:pStyle w:val="CommentText"/>
@@ -5499,7 +5600,7 @@
       </w:r>
     </w:p>
   </w:comment>
-  <w:comment w:id="9" w:author="Cameron Ho" w:date="2026-04-07T12:29:00Z" w:initials="CH">
+  <w:comment w:id="8" w:author="Cameron Ho" w:date="2026-04-07T12:29:00Z" w:initials="CH">
     <w:p>
       <w:pPr>
         <w:pStyle w:val="CommentText"/>
@@ -5544,7 +5645,7 @@
       </w:r>
     </w:p>
   </w:comment>
-  <w:comment w:id="10" w:author="Cameron Ho" w:date="2026-04-02T13:06:00Z" w:initials="CH">
+  <w:comment w:id="9" w:author="Cameron Ho" w:date="2026-04-02T13:06:00Z" w:initials="CH">
     <w:p>
       <w:pPr>
         <w:pStyle w:val="CommentText"/>
@@ -5560,7 +5661,7 @@
       </w:r>
     </w:p>
   </w:comment>
-  <w:comment w:id="11" w:author="Cameron Ho" w:date="2026-04-06T17:42:00Z" w:initials="CH">
+  <w:comment w:id="10" w:author="Cameron Ho" w:date="2026-04-06T17:42:00Z" w:initials="CH">
     <w:p>
       <w:pPr>
         <w:pStyle w:val="CommentText"/>
@@ -5576,7 +5677,7 @@
       </w:r>
     </w:p>
   </w:comment>
-  <w:comment w:id="12" w:author="Cameron Ho" w:date="2026-04-02T14:21:00Z" w:initials="CH">
+  <w:comment w:id="11" w:author="Cameron Ho" w:date="2026-04-02T09:17:00Z" w:initials="CH">
     <w:p>
       <w:pPr>
         <w:pStyle w:val="CommentText"/>
@@ -5588,11 +5689,146 @@
         <w:annotationRef/>
       </w:r>
       <w:r>
+        <w:t>By day raven decisions</w:t>
+      </w:r>
+    </w:p>
+  </w:comment>
+  <w:comment w:id="12" w:author="Cameron Ho" w:date="2026-04-09T16:37:00Z" w:initials="CH">
+    <w:p>
+      <w:pPr>
+        <w:pStyle w:val="CommentText"/>
+      </w:pPr>
+      <w:r>
+        <w:rPr>
+          <w:rStyle w:val="CommentReference"/>
+        </w:rPr>
+        <w:annotationRef/>
+      </w:r>
+      <w:r>
+        <w:t>Monthly raven dceision</w:t>
+      </w:r>
+    </w:p>
+  </w:comment>
+  <w:comment w:id="13" w:author="Cameron Ho" w:date="2026-04-09T16:35:00Z" w:initials="CH">
+    <w:p>
+      <w:pPr>
+        <w:pStyle w:val="CommentText"/>
+      </w:pPr>
+      <w:r>
+        <w:rPr>
+          <w:rStyle w:val="CommentReference"/>
+        </w:rPr>
+        <w:annotationRef/>
+      </w:r>
+      <w:r>
+        <w:t xml:space="preserve">Figure showing point density over hunting regions. </w:t>
+      </w:r>
+    </w:p>
+    <w:p>
+      <w:pPr>
+        <w:pStyle w:val="CommentText"/>
+      </w:pPr>
+    </w:p>
+    <w:p>
+      <w:pPr>
+        <w:pStyle w:val="CommentText"/>
+      </w:pPr>
+      <w:r>
+        <w:t>Maybe add a map to this showing the hotspot of raven GPS points before hunting season in october.</w:t>
+      </w:r>
+    </w:p>
+    <w:p>
+      <w:pPr>
+        <w:pStyle w:val="CommentText"/>
+      </w:pPr>
+    </w:p>
+    <w:p>
+      <w:pPr>
+        <w:pStyle w:val="CommentText"/>
+      </w:pPr>
+      <w:r>
+        <w:t xml:space="preserve">And add landfill location. </w:t>
+      </w:r>
+    </w:p>
+    <w:p>
+      <w:pPr>
+        <w:pStyle w:val="CommentText"/>
+      </w:pPr>
+    </w:p>
+    <w:p>
+      <w:pPr>
+        <w:pStyle w:val="CommentText"/>
+      </w:pPr>
+      <w:r>
+        <w:t>If doing this make this a primary figure. Probably combine it with the other two figures in this paragraph into one figure</w:t>
+      </w:r>
+    </w:p>
+  </w:comment>
+  <w:comment w:id="14" w:author="Cameron Ho" w:date="2026-04-14T11:27:00Z" w:initials="CH">
+    <w:p>
+      <w:pPr>
+        <w:pStyle w:val="CommentText"/>
+      </w:pPr>
+      <w:r>
+        <w:rPr>
+          <w:rStyle w:val="CommentReference"/>
+        </w:rPr>
+        <w:annotationRef/>
+      </w:r>
+      <w:r>
+        <w:t>From understanding of system, not related to how the hunting regions were created</w:t>
+      </w:r>
+    </w:p>
+  </w:comment>
+  <w:comment w:id="15" w:author="Cameron Ho" w:date="2026-04-14T10:49:00Z" w:initials="CH">
+    <w:p>
+      <w:pPr>
+        <w:pStyle w:val="CommentText"/>
+      </w:pPr>
+      <w:r>
+        <w:rPr>
+          <w:rStyle w:val="CommentReference"/>
+        </w:rPr>
+        <w:annotationRef/>
+      </w:r>
+      <w:r>
+        <w:t>Best way to separate the plots in the caption. There isn’t a great place to place A/B in the right plot</w:t>
+      </w:r>
+    </w:p>
+  </w:comment>
+  <w:comment w:id="16" w:author="Cameron Ho" w:date="2026-04-14T16:24:00Z" w:initials="CH">
+    <w:p>
+      <w:pPr>
+        <w:pStyle w:val="CommentText"/>
+      </w:pPr>
+      <w:r>
+        <w:rPr>
+          <w:rStyle w:val="CommentReference"/>
+        </w:rPr>
+        <w:annotationRef/>
+      </w:r>
+      <w:r>
+        <w:t>Should include a highlighted part showing what period of time the model covers?</w:t>
+      </w:r>
+    </w:p>
+  </w:comment>
+  <w:comment w:id="17" w:author="Cameron Ho" w:date="2026-04-02T14:21:00Z" w:initials="CH">
+    <w:p>
+      <w:pPr>
+        <w:pStyle w:val="CommentText"/>
+      </w:pPr>
+      <w:r>
+        <w:rPr>
+          <w:rStyle w:val="CommentReference"/>
+        </w:rPr>
+        <w:annotationRef/>
+      </w:r>
+      <w:r>
         <w:t>At this point I am moving to only the winter study data that is used in the models. I am not going to repeat the about information for the more limited data, although the results are different. The models get at those points</w:t>
       </w:r>
     </w:p>
   </w:comment>
-  <w:comment w:id="13" w:author="Cameron Ho" w:date="2026-02-10T18:08:00Z" w:initials="CH">
+  <w:comment w:id="18" w:author="Cameron Ho" w:date="2026-04-06T17:43:00Z" w:initials="CH">
     <w:p>
       <w:pPr>
         <w:pStyle w:val="CommentText"/>
@@ -5604,11 +5840,11 @@
         <w:annotationRef/>
       </w:r>
       <w:r>
-        <w:t>although there are days not calculated into this stat that were removed for too few GPS points or just didn’t have any GPS points.</w:t>
+        <w:t>Any suggestions on how to improve calrity of wolf kill portion. Active kill means on territory. Visit kill means off territory. I say that in the caption, but its not a clear distinction in the graphic</w:t>
       </w:r>
     </w:p>
   </w:comment>
-  <w:comment w:id="14" w:author="Cameron Ho" w:date="2026-02-18T12:31:00Z" w:initials="CH">
+  <w:comment w:id="19" w:author="Cameron Ho" w:date="2026-01-31T14:57:00Z" w:initials="CH">
     <w:p>
       <w:pPr>
         <w:pStyle w:val="CommentText"/>
@@ -5620,20 +5856,39 @@
         <w:annotationRef/>
       </w:r>
       <w:r>
-        <w:t>Moved from discussion, used to help explain the small effect size of kills on territory.</w:t>
-      </w:r>
-    </w:p>
+        <w:t>I did not add anything to separate seasonality in the second model because my hypothesis was driven by breeding behaviors, which aren’t in play anymore once they have left their territory (like study_period in the first model). However the hunting season is not true for the entirety of march in every year. It is based on the timing of actual bison take hunting season part of methods)</w:t>
+      </w:r>
+    </w:p>
+  </w:comment>
+  <w:comment w:id="20" w:author="Cameron Ho" w:date="2026-04-09T17:05:00Z" w:initials="CH">
     <w:p>
       <w:pPr>
         <w:pStyle w:val="CommentText"/>
       </w:pPr>
-    </w:p>
+      <w:r>
+        <w:rPr>
+          <w:rStyle w:val="CommentReference"/>
+        </w:rPr>
+        <w:annotationRef/>
+      </w:r>
+      <w:r>
+        <w:t>Is there a better way to reference stopping Gardiner late hunt. That is what wilmers stuff is from</w:t>
+      </w:r>
+    </w:p>
+  </w:comment>
+  <w:comment w:id="21" w:author="Cameron Ho" w:date="2026-04-07T17:06:00Z" w:initials="CH">
     <w:p>
       <w:pPr>
         <w:pStyle w:val="CommentText"/>
       </w:pPr>
       <w:r>
-        <w:t>Visit kill in territory ~ territory size. Also significant at the 1000 m mark.</w:t>
+        <w:rPr>
+          <w:rStyle w:val="CommentReference"/>
+        </w:rPr>
+        <w:annotationRef/>
+      </w:r>
+      <w:r>
+        <w:t>I have good news.</w:t>
       </w:r>
     </w:p>
     <w:p>
@@ -5646,265 +5901,27 @@
         <w:pStyle w:val="CommentText"/>
       </w:pPr>
       <w:r>
-        <w:t>I also did a version looking the days since the kill and there was no imapct</w:t>
+        <w:t xml:space="preserve">I switched the covariate for active kill with a covariate that said if a raven went within 500 meters of a wolf kill in their territory. This is a more conservative representation of knowledge of the raven instead of assuming complete knowledge of their territory. </w:t>
+      </w:r>
+    </w:p>
+    <w:p>
+      <w:pPr>
+        <w:pStyle w:val="CommentText"/>
+      </w:pPr>
+      <w:r>
+        <w:t xml:space="preserve">In the new model, visiting a wolf kill in territory decrease the probability of leaving by 12%, from 96% -&gt; 83%. </w:t>
+      </w:r>
+    </w:p>
+    <w:p>
+      <w:pPr>
+        <w:pStyle w:val="CommentText"/>
+      </w:pPr>
+      <w:r>
+        <w:t>So the effect was stronger with a more conservative covariate for knowledge. However, it still doesn’t come close to the 50% decrease for kills outside their territory, and the probability to leave is still high at &gt; 80%</w:t>
       </w:r>
     </w:p>
   </w:comment>
-  <w:comment w:id="15" w:author="Cameron Ho" w:date="2026-04-06T17:43:00Z" w:initials="CH">
-    <w:p>
-      <w:pPr>
-        <w:pStyle w:val="CommentText"/>
-      </w:pPr>
-      <w:r>
-        <w:rPr>
-          <w:rStyle w:val="CommentReference"/>
-        </w:rPr>
-        <w:annotationRef/>
-      </w:r>
-      <w:r>
-        <w:t>Goes with the third paragraph in result looking at just winter study periods</w:t>
-      </w:r>
-    </w:p>
-  </w:comment>
-  <w:comment w:id="16" w:author="Cameron Ho" w:date="2026-01-31T14:57:00Z" w:initials="CH">
-    <w:p>
-      <w:pPr>
-        <w:pStyle w:val="CommentText"/>
-      </w:pPr>
-      <w:r>
-        <w:rPr>
-          <w:rStyle w:val="CommentReference"/>
-        </w:rPr>
-        <w:annotationRef/>
-      </w:r>
-      <w:r>
-        <w:t>I did not add anything to separate seasonality in the second model because my hypothesis was driven by breeding behaviors, which aren’t in play anymore once they have left their territory (like study_period in the first model). However the hunting season is not true for the entirety of march in every year. It is based on the timing of actual bison take hunting season part of methods)</w:t>
-      </w:r>
-    </w:p>
-  </w:comment>
-  <w:comment w:id="17" w:author="Cameron Ho" w:date="2026-04-09T17:05:00Z" w:initials="CH">
-    <w:p>
-      <w:pPr>
-        <w:pStyle w:val="CommentText"/>
-      </w:pPr>
-      <w:r>
-        <w:rPr>
-          <w:rStyle w:val="CommentReference"/>
-        </w:rPr>
-        <w:annotationRef/>
-      </w:r>
-      <w:r>
-        <w:t>Is there a better way to reference stopping Gardiner late hunt. That is what wilmers stuff is from</w:t>
-      </w:r>
-    </w:p>
-  </w:comment>
-  <w:comment w:id="18" w:author="Cameron Ho" w:date="2026-04-07T12:52:00Z" w:initials="CH">
-    <w:p>
-      <w:pPr>
-        <w:pStyle w:val="CommentText"/>
-      </w:pPr>
-      <w:r>
-        <w:rPr>
-          <w:rStyle w:val="CommentReference"/>
-        </w:rPr>
-        <w:annotationRef/>
-      </w:r>
-      <w:r>
-        <w:t>I need to find a way to only have 1 figure representing both this and the monthly one above.</w:t>
-      </w:r>
-    </w:p>
-    <w:p>
-      <w:pPr>
-        <w:pStyle w:val="CommentText"/>
-      </w:pPr>
-    </w:p>
-    <w:p>
-      <w:pPr>
-        <w:pStyle w:val="CommentText"/>
-      </w:pPr>
-      <w:r>
-        <w:t xml:space="preserve">I can make this one longer to show the other winter months, but then plots get small. </w:t>
-      </w:r>
-    </w:p>
-    <w:p>
-      <w:pPr>
-        <w:pStyle w:val="CommentText"/>
-      </w:pPr>
-    </w:p>
-    <w:p>
-      <w:pPr>
-        <w:pStyle w:val="CommentText"/>
-      </w:pPr>
-      <w:r>
-        <w:t>I can just combine both into a single figure doing a side by side.</w:t>
-      </w:r>
-    </w:p>
-  </w:comment>
-  <w:comment w:id="19" w:author="Cameron Ho" w:date="2026-04-02T09:17:00Z" w:initials="CH">
-    <w:p>
-      <w:pPr>
-        <w:pStyle w:val="CommentText"/>
-      </w:pPr>
-      <w:r>
-        <w:rPr>
-          <w:rStyle w:val="CommentReference"/>
-        </w:rPr>
-        <w:annotationRef/>
-      </w:r>
-      <w:r>
-        <w:t>By day raven decisions</w:t>
-      </w:r>
-    </w:p>
-  </w:comment>
-  <w:comment w:id="20" w:author="Cameron Ho" w:date="2026-04-09T16:37:00Z" w:initials="CH">
-    <w:p>
-      <w:pPr>
-        <w:pStyle w:val="CommentText"/>
-      </w:pPr>
-      <w:r>
-        <w:rPr>
-          <w:rStyle w:val="CommentReference"/>
-        </w:rPr>
-        <w:annotationRef/>
-      </w:r>
-      <w:r>
-        <w:t>Monthly raven dceision</w:t>
-      </w:r>
-    </w:p>
-  </w:comment>
-  <w:comment w:id="21" w:author="Cameron Ho" w:date="2026-04-09T16:35:00Z" w:initials="CH">
-    <w:p>
-      <w:pPr>
-        <w:pStyle w:val="CommentText"/>
-      </w:pPr>
-      <w:r>
-        <w:rPr>
-          <w:rStyle w:val="CommentReference"/>
-        </w:rPr>
-        <w:annotationRef/>
-      </w:r>
-      <w:r>
-        <w:t xml:space="preserve">Figure showing point density over hunting regions. </w:t>
-      </w:r>
-    </w:p>
-    <w:p>
-      <w:pPr>
-        <w:pStyle w:val="CommentText"/>
-      </w:pPr>
-    </w:p>
-    <w:p>
-      <w:pPr>
-        <w:pStyle w:val="CommentText"/>
-      </w:pPr>
-      <w:r>
-        <w:t>Maybe add a map to this showing the hotspot of raven GPS points before hunting season in october.</w:t>
-      </w:r>
-    </w:p>
-    <w:p>
-      <w:pPr>
-        <w:pStyle w:val="CommentText"/>
-      </w:pPr>
-    </w:p>
-    <w:p>
-      <w:pPr>
-        <w:pStyle w:val="CommentText"/>
-      </w:pPr>
-      <w:r>
-        <w:t xml:space="preserve">And add landfill location. </w:t>
-      </w:r>
-    </w:p>
-    <w:p>
-      <w:pPr>
-        <w:pStyle w:val="CommentText"/>
-      </w:pPr>
-    </w:p>
-    <w:p>
-      <w:pPr>
-        <w:pStyle w:val="CommentText"/>
-      </w:pPr>
-      <w:r>
-        <w:t>If doing this make this a primary figure. Probably combine it with the other two figures in this paragraph into one figure</w:t>
-      </w:r>
-    </w:p>
-  </w:comment>
-  <w:comment w:id="22" w:author="Cameron Ho" w:date="2026-04-02T16:49:00Z" w:initials="CH">
-    <w:p>
-      <w:pPr>
-        <w:pStyle w:val="CommentText"/>
-      </w:pPr>
-      <w:r>
-        <w:rPr>
-          <w:rStyle w:val="CommentReference"/>
-        </w:rPr>
-        <w:annotationRef/>
-      </w:r>
-      <w:r>
-        <w:t xml:space="preserve">Random estimate based on exactly nothing. </w:t>
-      </w:r>
-    </w:p>
-  </w:comment>
-  <w:comment w:id="23" w:author="Cameron Ho" w:date="2026-04-02T15:48:00Z" w:initials="CH">
-    <w:p>
-      <w:pPr>
-        <w:pStyle w:val="CommentText"/>
-      </w:pPr>
-      <w:r>
-        <w:rPr>
-          <w:rStyle w:val="CommentReference"/>
-        </w:rPr>
-        <w:annotationRef/>
-      </w:r>
-      <w:r>
-        <w:t>Is there a good way to say this si our observations</w:t>
-      </w:r>
-    </w:p>
-  </w:comment>
-  <w:comment w:id="24" w:author="Cameron Ho" w:date="2026-04-07T17:06:00Z" w:initials="CH">
-    <w:p>
-      <w:pPr>
-        <w:pStyle w:val="CommentText"/>
-      </w:pPr>
-      <w:r>
-        <w:rPr>
-          <w:rStyle w:val="CommentReference"/>
-        </w:rPr>
-        <w:annotationRef/>
-      </w:r>
-      <w:r>
-        <w:t>I have good news.</w:t>
-      </w:r>
-    </w:p>
-    <w:p>
-      <w:pPr>
-        <w:pStyle w:val="CommentText"/>
-      </w:pPr>
-    </w:p>
-    <w:p>
-      <w:pPr>
-        <w:pStyle w:val="CommentText"/>
-      </w:pPr>
-      <w:r>
-        <w:t xml:space="preserve">I switched the covariate for active kill with a covariate that said if a raven went within 500 meters of a wolf kill in their territory. This is a more conservative representation of knowledge of the raven instead of assuming complete knowledge of their territory. </w:t>
-      </w:r>
-    </w:p>
-    <w:p>
-      <w:pPr>
-        <w:pStyle w:val="CommentText"/>
-      </w:pPr>
-      <w:r>
-        <w:t xml:space="preserve">In the new model, visiting a wolf kill in territory decrease the probability of leaving by 12%, from 96% -&gt; 83%. </w:t>
-      </w:r>
-    </w:p>
-    <w:p>
-      <w:pPr>
-        <w:pStyle w:val="CommentText"/>
-      </w:pPr>
-      <w:r>
-        <w:t>So the effect was stronger with a more conservative covariate for knowledge. However, it still doesn’t come close to the 50% decrease for kills outside their territory, and the probability to leave is still high at &gt; 80%</w:t>
-      </w:r>
-    </w:p>
-  </w:comment>
-  <w:comment w:id="25" w:author="Cameron Ho" w:date="2026-02-09T16:56:00Z" w:initials="CH">
+  <w:comment w:id="22" w:author="Cameron Ho" w:date="2026-02-09T16:56:00Z" w:initials="CH">
     <w:p>
       <w:pPr>
         <w:pStyle w:val="CommentText"/>
@@ -5977,7 +5994,7 @@
       </w:r>
     </w:p>
   </w:comment>
-  <w:comment w:id="26" w:author="Cameron Ho" w:date="2026-01-12T13:09:00Z" w:initials="CH">
+  <w:comment w:id="23" w:author="Cameron Ho" w:date="2026-04-14T12:29:00Z" w:initials="CH">
     <w:p>
       <w:pPr>
         <w:pStyle w:val="CommentText"/>
@@ -5989,39 +6006,116 @@
         <w:annotationRef/>
       </w:r>
       <w:r>
+        <w:t>And knowledge</w:t>
+      </w:r>
+    </w:p>
+  </w:comment>
+  <w:comment w:id="24" w:author="Cameron Ho" w:date="2026-04-02T16:49:00Z" w:initials="CH">
+    <w:p>
+      <w:pPr>
+        <w:pStyle w:val="CommentText"/>
+      </w:pPr>
+      <w:r>
+        <w:rPr>
+          <w:rStyle w:val="CommentReference"/>
+        </w:rPr>
+        <w:annotationRef/>
+      </w:r>
+      <w:r>
+        <w:t xml:space="preserve">Random estimate based on exactly nothing. </w:t>
+      </w:r>
+    </w:p>
+  </w:comment>
+  <w:comment w:id="25" w:author="Cameron Ho" w:date="2026-04-02T15:48:00Z" w:initials="CH">
+    <w:p>
+      <w:pPr>
+        <w:pStyle w:val="CommentText"/>
+      </w:pPr>
+      <w:r>
+        <w:rPr>
+          <w:rStyle w:val="CommentReference"/>
+        </w:rPr>
+        <w:annotationRef/>
+      </w:r>
+      <w:r>
+        <w:t>Is there a good way to say this si our observations</w:t>
+      </w:r>
+    </w:p>
+  </w:comment>
+  <w:comment w:id="26" w:author="Cameron Ho" w:date="2026-04-14T16:54:00Z" w:initials="CH">
+    <w:p>
+      <w:pPr>
+        <w:pStyle w:val="CommentText"/>
+      </w:pPr>
+      <w:r>
+        <w:rPr>
+          <w:rStyle w:val="CommentReference"/>
+        </w:rPr>
+        <w:annotationRef/>
+      </w:r>
+      <w:r>
+        <w:t>Mean 37, range 7 - 63, sd = 20.4</w:t>
+      </w:r>
+    </w:p>
+  </w:comment>
+  <w:comment w:id="27" w:author="Cameron Ho" w:date="2026-04-14T16:55:00Z" w:initials="CH">
+    <w:p>
+      <w:pPr>
+        <w:pStyle w:val="CommentText"/>
+      </w:pPr>
+      <w:r>
+        <w:rPr>
+          <w:rStyle w:val="CommentReference"/>
+        </w:rPr>
+        <w:annotationRef/>
+      </w:r>
+      <w:r>
+        <w:t>63, 7, 42, 32, 43</w:t>
+      </w:r>
+    </w:p>
+    <w:p>
+      <w:pPr>
+        <w:pStyle w:val="CommentText"/>
+      </w:pPr>
+    </w:p>
+    <w:p>
+      <w:pPr>
+        <w:pStyle w:val="CommentText"/>
+      </w:pPr>
+      <w:r>
+        <w:t>From Geremias bison data</w:t>
+      </w:r>
+    </w:p>
+  </w:comment>
+  <w:comment w:id="28" w:author="Cameron Ho" w:date="2026-04-14T16:56:00Z" w:initials="CH">
+    <w:p>
+      <w:pPr>
+        <w:pStyle w:val="CommentText"/>
+      </w:pPr>
+      <w:r>
+        <w:rPr>
+          <w:rStyle w:val="CommentReference"/>
+        </w:rPr>
+        <w:annotationRef/>
+      </w:r>
+      <w:r>
+        <w:t>Maybe just keep A. That’s all I need to make the point above</w:t>
+      </w:r>
+    </w:p>
+  </w:comment>
+  <w:comment w:id="29" w:author="Cameron Ho" w:date="2026-01-12T13:09:00Z" w:initials="CH">
+    <w:p>
+      <w:pPr>
+        <w:pStyle w:val="CommentText"/>
+      </w:pPr>
+      <w:r>
+        <w:rPr>
+          <w:rStyle w:val="CommentReference"/>
+        </w:rPr>
+        <w:annotationRef/>
+      </w:r>
+      <w:r>
         <w:t xml:space="preserve">Observations of ravens carrying sticks. High bridge ravens starting to centralize. Bob Landis videos of confluence ravens nest building in March. </w:t>
-      </w:r>
-    </w:p>
-  </w:comment>
-  <w:comment w:id="27" w:author="Cameron Ho" w:date="2026-04-08T11:15:00Z" w:initials="CH">
-    <w:p>
-      <w:pPr>
-        <w:pStyle w:val="CommentText"/>
-      </w:pPr>
-      <w:r>
-        <w:rPr>
-          <w:rStyle w:val="CommentReference"/>
-        </w:rPr>
-        <w:annotationRef/>
-      </w:r>
-      <w:r>
-        <w:t>Need to rewrite the beginning of this paragraph to incorporate that uneven response to wolf kills</w:t>
-      </w:r>
-    </w:p>
-  </w:comment>
-  <w:comment w:id="28" w:author="Cameron Ho" w:date="2026-04-08T11:15:00Z" w:initials="CH">
-    <w:p>
-      <w:pPr>
-        <w:pStyle w:val="CommentText"/>
-      </w:pPr>
-      <w:r>
-        <w:rPr>
-          <w:rStyle w:val="CommentReference"/>
-        </w:rPr>
-        <w:annotationRef/>
-      </w:r>
-      <w:r>
-        <w:t>Need to rewrite the beginning of this paragraph to incorporate that uneven response to wolf kills</w:t>
       </w:r>
     </w:p>
   </w:comment>
@@ -6030,7 +6124,6 @@
 
 <file path=word/commentsExtended.xml><?xml version="1.0" encoding="utf-8"?>
 <w15:commentsEx xmlns:wpc="http://schemas.microsoft.com/office/word/2010/wordprocessingCanvas" xmlns:cx="http://schemas.microsoft.com/office/drawing/2014/chartex" xmlns:cx1="http://schemas.microsoft.com/office/drawing/2015/9/8/chartex" xmlns:cx2="http://schemas.microsoft.com/office/drawing/2015/10/21/chartex" xmlns:cx3="http://schemas.microsoft.com/office/drawing/2016/5/9/chartex" xmlns:cx4="http://schemas.microsoft.com/office/drawing/2016/5/10/chartex" xmlns:cx5="http://schemas.microsoft.com/office/drawing/2016/5/11/chartex" xmlns:cx6="http://schemas.microsoft.com/office/drawing/2016/5/12/chartex" xmlns:cx7="http://schemas.microsoft.com/office/drawing/2016/5/13/chartex" xmlns:cx8="http://schemas.microsoft.com/office/drawing/2016/5/14/chartex" xmlns:mc="http://schemas.openxmlformats.org/markup-compatibility/2006" xmlns:aink="http://schemas.microsoft.com/office/drawing/2016/ink" xmlns:am3d="http://schemas.microsoft.com/office/drawing/2017/model3d" xmlns:o="urn:schemas-microsoft-com:office:office" xmlns:oel="http://schemas.microsoft.com/office/2019/extlst" xmlns:r="http://schemas.openxmlformats.org/officeDocument/2006/relationships" xmlns:m="http://schemas.openxmlformats.org/officeDocument/2006/math" xmlns:v="urn:schemas-microsoft-com:vml" xmlns:wp14="http://schemas.microsoft.com/office/word/2010/wordprocessingDrawing" xmlns:wp="http://schemas.openxmlformats.org/drawingml/2006/wordprocessingDrawing" xmlns:w10="urn:schemas-microsoft-com:office:word" xmlns:w="http://schemas.openxmlformats.org/wordprocessingml/2006/main" xmlns:w14="http://schemas.microsoft.com/office/word/2010/wordml" xmlns:w15="http://schemas.microsoft.com/office/word/2012/wordml" xmlns:w16cex="http://schemas.microsoft.com/office/word/2018/wordml/cex" xmlns:w16cid="http://schemas.microsoft.com/office/word/2016/wordml/cid" xmlns:w16="http://schemas.microsoft.com/office/word/2018/wordml" xmlns:w16du="http://schemas.microsoft.com/office/word/2023/wordml/word16du" xmlns:w16sdtdh="http://schemas.microsoft.com/office/word/2020/wordml/sdtdatahash" xmlns:w16sdtfl="http://schemas.microsoft.com/office/word/2024/wordml/sdtformatlock" xmlns:w16se="http://schemas.microsoft.com/office/word/2015/wordml/symex" xmlns:wpg="http://schemas.microsoft.com/office/word/2010/wordprocessingGroup" xmlns:wpi="http://schemas.microsoft.com/office/word/2010/wordprocessingInk" xmlns:wne="http://schemas.microsoft.com/office/word/2006/wordml" xmlns:wps="http://schemas.microsoft.com/office/word/2010/wordprocessingShape" mc:Ignorable="w14 w15 w16se w16cid w16 w16cex w16sdtdh w16sdtfl w16du wp14">
-  <w15:commentEx w15:paraId="5DF1D458" w15:done="0"/>
   <w15:commentEx w15:paraId="49E489AA" w15:done="0"/>
   <w15:commentEx w15:paraId="5F821227" w15:done="0"/>
   <w15:commentEx w15:paraId="1BFF4261" w15:done="0"/>
@@ -6042,29 +6135,30 @@
   <w15:commentEx w15:paraId="11D52634" w15:done="0"/>
   <w15:commentEx w15:paraId="29F8B2B3" w15:done="0"/>
   <w15:commentEx w15:paraId="77E17F8B" w15:done="0"/>
+  <w15:commentEx w15:paraId="084E98BE" w15:done="0"/>
+  <w15:commentEx w15:paraId="4A46785B" w15:done="0"/>
+  <w15:commentEx w15:paraId="1DF3EC88" w15:done="0"/>
+  <w15:commentEx w15:paraId="61408CD7" w15:done="0"/>
+  <w15:commentEx w15:paraId="6915C913" w15:done="0"/>
+  <w15:commentEx w15:paraId="26036C4C" w15:paraIdParent="6915C913" w15:done="0"/>
   <w15:commentEx w15:paraId="48A62A57" w15:done="0"/>
-  <w15:commentEx w15:paraId="079CF205" w15:done="0"/>
-  <w15:commentEx w15:paraId="036A8E43" w15:done="0"/>
   <w15:commentEx w15:paraId="6B5A0ECA" w15:done="0"/>
   <w15:commentEx w15:paraId="2AFD599F" w15:done="0"/>
   <w15:commentEx w15:paraId="17C17B47" w15:done="0"/>
-  <w15:commentEx w15:paraId="115950A3" w15:done="0"/>
-  <w15:commentEx w15:paraId="5593A8D3" w15:done="0"/>
-  <w15:commentEx w15:paraId="5D6966B9" w15:done="0"/>
-  <w15:commentEx w15:paraId="2F96A28C" w15:done="0"/>
-  <w15:commentEx w15:paraId="7C7323F3" w15:done="0"/>
-  <w15:commentEx w15:paraId="683712DE" w15:done="0"/>
-  <w15:commentEx w15:paraId="500AE307" w15:done="0"/>
-  <w15:commentEx w15:paraId="27EE5FA5" w15:done="1"/>
+  <w15:commentEx w15:paraId="1F9FF958" w15:done="0"/>
+  <w15:commentEx w15:paraId="6471B4C4" w15:done="1"/>
+  <w15:commentEx w15:paraId="15621E25" w15:done="0"/>
+  <w15:commentEx w15:paraId="2E811A34" w15:done="0"/>
+  <w15:commentEx w15:paraId="29D70C64" w15:done="0"/>
+  <w15:commentEx w15:paraId="193CECBE" w15:done="0"/>
+  <w15:commentEx w15:paraId="6C0AD077" w15:paraIdParent="193CECBE" w15:done="0"/>
+  <w15:commentEx w15:paraId="215B539D" w15:done="0"/>
   <w15:commentEx w15:paraId="4007D23E" w15:done="0"/>
-  <w15:commentEx w15:paraId="2D610A5C" w15:done="0"/>
-  <w15:commentEx w15:paraId="2E4B9D77" w15:done="0"/>
 </w15:commentsEx>
 </file>
 
 <file path=word/commentsExtensible.xml><?xml version="1.0" encoding="utf-8"?>
 <w16cex:commentsExtensible xmlns:wpc="http://schemas.microsoft.com/office/word/2010/wordprocessingCanvas" xmlns:cx="http://schemas.microsoft.com/office/drawing/2014/chartex" xmlns:cx1="http://schemas.microsoft.com/office/drawing/2015/9/8/chartex" xmlns:cx2="http://schemas.microsoft.com/office/drawing/2015/10/21/chartex" xmlns:cx3="http://schemas.microsoft.com/office/drawing/2016/5/9/chartex" xmlns:cx4="http://schemas.microsoft.com/office/drawing/2016/5/10/chartex" xmlns:cx5="http://schemas.microsoft.com/office/drawing/2016/5/11/chartex" xmlns:cx6="http://schemas.microsoft.com/office/drawing/2016/5/12/chartex" xmlns:cx7="http://schemas.microsoft.com/office/drawing/2016/5/13/chartex" xmlns:cx8="http://schemas.microsoft.com/office/drawing/2016/5/14/chartex" xmlns:cr="http://schemas.microsoft.com/office/comments/2020/reactions" xmlns:mc="http://schemas.openxmlformats.org/markup-compatibility/2006" xmlns:aink="http://schemas.microsoft.com/office/drawing/2016/ink" xmlns:am3d="http://schemas.microsoft.com/office/drawing/2017/model3d" xmlns:o="urn:schemas-microsoft-com:office:office" xmlns:oel="http://schemas.microsoft.com/office/2019/extlst" xmlns:r="http://schemas.openxmlformats.org/officeDocument/2006/relationships" xmlns:m="http://schemas.openxmlformats.org/officeDocument/2006/math" xmlns:v="urn:schemas-microsoft-com:vml" xmlns:wp14="http://schemas.microsoft.com/office/word/2010/wordprocessingDrawing" xmlns:wp="http://schemas.openxmlformats.org/drawingml/2006/wordprocessingDrawing" xmlns:w10="urn:schemas-microsoft-com:office:word" xmlns:w="http://schemas.openxmlformats.org/wordprocessingml/2006/main" xmlns:w14="http://schemas.microsoft.com/office/word/2010/wordml" xmlns:w15="http://schemas.microsoft.com/office/word/2012/wordml" xmlns:w16cex="http://schemas.microsoft.com/office/word/2018/wordml/cex" xmlns:w16cid="http://schemas.microsoft.com/office/word/2016/wordml/cid" xmlns:w16="http://schemas.microsoft.com/office/word/2018/wordml" xmlns:w16du="http://schemas.microsoft.com/office/word/2023/wordml/word16du" xmlns:w16sdtdh="http://schemas.microsoft.com/office/word/2020/wordml/sdtdatahash" xmlns:w16sdtfl="http://schemas.microsoft.com/office/word/2024/wordml/sdtformatlock" xmlns:w16se="http://schemas.microsoft.com/office/word/2015/wordml/symex" xmlns:wpg="http://schemas.microsoft.com/office/word/2010/wordprocessingGroup" xmlns:wpi="http://schemas.microsoft.com/office/word/2010/wordprocessingInk" xmlns:wne="http://schemas.microsoft.com/office/word/2006/wordml" xmlns:wps="http://schemas.microsoft.com/office/word/2010/wordprocessingShape" mc:Ignorable="w14 w15 w16se w16cid w16 w16cex w16sdtdh w16sdtfl cr w16du wp14">
-  <w16cex:commentExtensible w16cex:durableId="7C01EEDE" w16cex:dateUtc="2026-03-09T23:10:00Z"/>
   <w16cex:commentExtensible w16cex:durableId="3E66806B" w16cex:dateUtc="2026-01-31T18:32:00Z"/>
   <w16cex:commentExtensible w16cex:durableId="06A42265" w16cex:dateUtc="2026-01-28T19:37:00Z"/>
   <w16cex:commentExtensible w16cex:durableId="308A2DDB" w16cex:dateUtc="2026-01-30T19:44:00Z"/>
@@ -6076,29 +6170,30 @@
   <w16cex:commentExtensible w16cex:durableId="147D4D33" w16cex:dateUtc="2026-04-07T19:29:00Z"/>
   <w16cex:commentExtensible w16cex:durableId="74526B44" w16cex:dateUtc="2026-04-02T20:06:00Z"/>
   <w16cex:commentExtensible w16cex:durableId="358DA5A4" w16cex:dateUtc="2026-04-07T00:42:00Z"/>
+  <w16cex:commentExtensible w16cex:durableId="7FF460B0" w16cex:dateUtc="2026-04-02T16:17:00Z"/>
+  <w16cex:commentExtensible w16cex:durableId="430B9999" w16cex:dateUtc="2026-04-09T23:37:00Z"/>
+  <w16cex:commentExtensible w16cex:durableId="02C3E574" w16cex:dateUtc="2026-04-09T23:35:00Z"/>
+  <w16cex:commentExtensible w16cex:durableId="0365E206" w16cex:dateUtc="2026-04-14T18:27:00Z"/>
+  <w16cex:commentExtensible w16cex:durableId="791C2025" w16cex:dateUtc="2026-04-14T17:49:00Z"/>
+  <w16cex:commentExtensible w16cex:durableId="50117B5D" w16cex:dateUtc="2026-04-14T23:24:00Z"/>
   <w16cex:commentExtensible w16cex:durableId="0D56E04E" w16cex:dateUtc="2026-04-02T21:21:00Z"/>
-  <w16cex:commentExtensible w16cex:durableId="62D4365B" w16cex:dateUtc="2026-02-11T02:08:00Z"/>
-  <w16cex:commentExtensible w16cex:durableId="30719E7B" w16cex:dateUtc="2026-02-18T20:31:00Z"/>
   <w16cex:commentExtensible w16cex:durableId="08F6AC28" w16cex:dateUtc="2026-04-07T00:43:00Z"/>
   <w16cex:commentExtensible w16cex:durableId="333CE58C" w16cex:dateUtc="2026-01-31T22:57:00Z"/>
   <w16cex:commentExtensible w16cex:durableId="542E17E6" w16cex:dateUtc="2026-04-10T00:05:00Z"/>
-  <w16cex:commentExtensible w16cex:durableId="12963A61" w16cex:dateUtc="2026-04-07T19:52:00Z"/>
-  <w16cex:commentExtensible w16cex:durableId="7FF460B0" w16cex:dateUtc="2026-04-02T16:17:00Z"/>
-  <w16cex:commentExtensible w16cex:durableId="430B9999" w16cex:dateUtc="2026-04-09T23:37:00Z"/>
-  <w16cex:commentExtensible w16cex:durableId="02C3E574" w16cex:dateUtc="2026-04-09T23:35:00Z"/>
+  <w16cex:commentExtensible w16cex:durableId="3F758BA4" w16cex:dateUtc="2026-04-08T00:06:00Z"/>
+  <w16cex:commentExtensible w16cex:durableId="08517F74" w16cex:dateUtc="2026-02-10T00:56:00Z"/>
+  <w16cex:commentExtensible w16cex:durableId="46CC3155" w16cex:dateUtc="2026-04-14T19:29:00Z"/>
   <w16cex:commentExtensible w16cex:durableId="14036126" w16cex:dateUtc="2026-04-02T23:49:00Z"/>
   <w16cex:commentExtensible w16cex:durableId="67EC819E" w16cex:dateUtc="2026-04-02T22:48:00Z"/>
-  <w16cex:commentExtensible w16cex:durableId="3F758BA4" w16cex:dateUtc="2026-04-08T00:06:00Z"/>
-  <w16cex:commentExtensible w16cex:durableId="08517F74" w16cex:dateUtc="2026-02-10T00:56:00Z"/>
+  <w16cex:commentExtensible w16cex:durableId="658D8037" w16cex:dateUtc="2026-04-14T23:54:00Z"/>
+  <w16cex:commentExtensible w16cex:durableId="1F6CC41B" w16cex:dateUtc="2026-04-14T23:55:00Z"/>
+  <w16cex:commentExtensible w16cex:durableId="4499A73A" w16cex:dateUtc="2026-04-14T23:56:00Z"/>
   <w16cex:commentExtensible w16cex:durableId="1CC4FDF8" w16cex:dateUtc="2026-01-12T21:09:00Z"/>
-  <w16cex:commentExtensible w16cex:durableId="71072D3C" w16cex:dateUtc="2026-04-08T18:15:00Z"/>
-  <w16cex:commentExtensible w16cex:durableId="2007D29D" w16cex:dateUtc="2026-04-08T18:15:00Z"/>
 </w16cex:commentsExtensible>
 </file>
 
 <file path=word/commentsIds.xml><?xml version="1.0" encoding="utf-8"?>
 <w16cid:commentsIds xmlns:wpc="http://schemas.microsoft.com/office/word/2010/wordprocessingCanvas" xmlns:cx="http://schemas.microsoft.com/office/drawing/2014/chartex" xmlns:cx1="http://schemas.microsoft.com/office/drawing/2015/9/8/chartex" xmlns:cx2="http://schemas.microsoft.com/office/drawing/2015/10/21/chartex" xmlns:cx3="http://schemas.microsoft.com/office/drawing/2016/5/9/chartex" xmlns:cx4="http://schemas.microsoft.com/office/drawing/2016/5/10/chartex" xmlns:cx5="http://schemas.microsoft.com/office/drawing/2016/5/11/chartex" xmlns:cx6="http://schemas.microsoft.com/office/drawing/2016/5/12/chartex" xmlns:cx7="http://schemas.microsoft.com/office/drawing/2016/5/13/chartex" xmlns:cx8="http://schemas.microsoft.com/office/drawing/2016/5/14/chartex" xmlns:mc="http://schemas.openxmlformats.org/markup-compatibility/2006" xmlns:aink="http://schemas.microsoft.com/office/drawing/2016/ink" xmlns:am3d="http://schemas.microsoft.com/office/drawing/2017/model3d" xmlns:o="urn:schemas-microsoft-com:office:office" xmlns:oel="http://schemas.microsoft.com/office/2019/extlst" xmlns:r="http://schemas.openxmlformats.org/officeDocument/2006/relationships" xmlns:m="http://schemas.openxmlformats.org/officeDocument/2006/math" xmlns:v="urn:schemas-microsoft-com:vml" xmlns:wp14="http://schemas.microsoft.com/office/word/2010/wordprocessingDrawing" xmlns:wp="http://schemas.openxmlformats.org/drawingml/2006/wordprocessingDrawing" xmlns:w10="urn:schemas-microsoft-com:office:word" xmlns:w="http://schemas.openxmlformats.org/wordprocessingml/2006/main" xmlns:w14="http://schemas.microsoft.com/office/word/2010/wordml" xmlns:w15="http://schemas.microsoft.com/office/word/2012/wordml" xmlns:w16cex="http://schemas.microsoft.com/office/word/2018/wordml/cex" xmlns:w16cid="http://schemas.microsoft.com/office/word/2016/wordml/cid" xmlns:w16="http://schemas.microsoft.com/office/word/2018/wordml" xmlns:w16du="http://schemas.microsoft.com/office/word/2023/wordml/word16du" xmlns:w16sdtdh="http://schemas.microsoft.com/office/word/2020/wordml/sdtdatahash" xmlns:w16sdtfl="http://schemas.microsoft.com/office/word/2024/wordml/sdtformatlock" xmlns:w16se="http://schemas.microsoft.com/office/word/2015/wordml/symex" xmlns:wpg="http://schemas.microsoft.com/office/word/2010/wordprocessingGroup" xmlns:wpi="http://schemas.microsoft.com/office/word/2010/wordprocessingInk" xmlns:wne="http://schemas.microsoft.com/office/word/2006/wordml" xmlns:wps="http://schemas.microsoft.com/office/word/2010/wordprocessingShape" mc:Ignorable="w14 w15 w16se w16cid w16 w16cex w16sdtdh w16sdtfl w16du wp14">
-  <w16cid:commentId w16cid:paraId="5DF1D458" w16cid:durableId="7C01EEDE"/>
   <w16cid:commentId w16cid:paraId="49E489AA" w16cid:durableId="3E66806B"/>
   <w16cid:commentId w16cid:paraId="5F821227" w16cid:durableId="06A42265"/>
   <w16cid:commentId w16cid:paraId="1BFF4261" w16cid:durableId="308A2DDB"/>
@@ -6110,23 +6205,25 @@
   <w16cid:commentId w16cid:paraId="11D52634" w16cid:durableId="147D4D33"/>
   <w16cid:commentId w16cid:paraId="29F8B2B3" w16cid:durableId="74526B44"/>
   <w16cid:commentId w16cid:paraId="77E17F8B" w16cid:durableId="358DA5A4"/>
+  <w16cid:commentId w16cid:paraId="084E98BE" w16cid:durableId="7FF460B0"/>
+  <w16cid:commentId w16cid:paraId="4A46785B" w16cid:durableId="430B9999"/>
+  <w16cid:commentId w16cid:paraId="1DF3EC88" w16cid:durableId="02C3E574"/>
+  <w16cid:commentId w16cid:paraId="61408CD7" w16cid:durableId="0365E206"/>
+  <w16cid:commentId w16cid:paraId="6915C913" w16cid:durableId="791C2025"/>
+  <w16cid:commentId w16cid:paraId="26036C4C" w16cid:durableId="50117B5D"/>
   <w16cid:commentId w16cid:paraId="48A62A57" w16cid:durableId="0D56E04E"/>
-  <w16cid:commentId w16cid:paraId="079CF205" w16cid:durableId="62D4365B"/>
-  <w16cid:commentId w16cid:paraId="036A8E43" w16cid:durableId="30719E7B"/>
   <w16cid:commentId w16cid:paraId="6B5A0ECA" w16cid:durableId="08F6AC28"/>
   <w16cid:commentId w16cid:paraId="2AFD599F" w16cid:durableId="333CE58C"/>
   <w16cid:commentId w16cid:paraId="17C17B47" w16cid:durableId="542E17E6"/>
-  <w16cid:commentId w16cid:paraId="115950A3" w16cid:durableId="12963A61"/>
-  <w16cid:commentId w16cid:paraId="5593A8D3" w16cid:durableId="7FF460B0"/>
-  <w16cid:commentId w16cid:paraId="5D6966B9" w16cid:durableId="430B9999"/>
-  <w16cid:commentId w16cid:paraId="2F96A28C" w16cid:durableId="02C3E574"/>
-  <w16cid:commentId w16cid:paraId="7C7323F3" w16cid:durableId="14036126"/>
-  <w16cid:commentId w16cid:paraId="683712DE" w16cid:durableId="67EC819E"/>
-  <w16cid:commentId w16cid:paraId="500AE307" w16cid:durableId="3F758BA4"/>
-  <w16cid:commentId w16cid:paraId="27EE5FA5" w16cid:durableId="08517F74"/>
+  <w16cid:commentId w16cid:paraId="1F9FF958" w16cid:durableId="3F758BA4"/>
+  <w16cid:commentId w16cid:paraId="6471B4C4" w16cid:durableId="08517F74"/>
+  <w16cid:commentId w16cid:paraId="15621E25" w16cid:durableId="46CC3155"/>
+  <w16cid:commentId w16cid:paraId="2E811A34" w16cid:durableId="14036126"/>
+  <w16cid:commentId w16cid:paraId="29D70C64" w16cid:durableId="67EC819E"/>
+  <w16cid:commentId w16cid:paraId="193CECBE" w16cid:durableId="658D8037"/>
+  <w16cid:commentId w16cid:paraId="6C0AD077" w16cid:durableId="1F6CC41B"/>
+  <w16cid:commentId w16cid:paraId="215B539D" w16cid:durableId="4499A73A"/>
   <w16cid:commentId w16cid:paraId="4007D23E" w16cid:durableId="1CC4FDF8"/>
-  <w16cid:commentId w16cid:paraId="2D610A5C" w16cid:durableId="71072D3C"/>
-  <w16cid:commentId w16cid:paraId="2E4B9D77" w16cid:durableId="2007D29D"/>
 </w16cid:commentsIds>
 </file>
 
@@ -6792,7 +6889,6 @@
   <w:style w:type="character" w:default="1" w:styleId="DefaultParagraphFont">
     <w:name w:val="Default Paragraph Font"/>
     <w:uiPriority w:val="1"/>
-    <w:semiHidden/>
     <w:unhideWhenUsed/>
   </w:style>
   <w:style w:type="table" w:default="1" w:styleId="TableNormal">

--- a/reports/thesis/06_chapter_2.docx
+++ b/reports/thesis/06_chapter_2.docx
@@ -1564,7 +1564,13 @@
         <w:commentReference w:id="5"/>
       </w:r>
       <w:r>
-        <w:t xml:space="preserve">after the last wolf GPS point. This additional day accounts for the continued availability and use of the carcass after wolves have abandoned it. For resources within a raven’s territory (Fig. 1), we considered all wolf-killed carcasses within 1 kilometer of a territory to be immediately known by the local raven. For resources located after leaving the territory, we considered a raven to have visited a wolf kill if there was at least 1 GPS point within 500 meters of an active kill site. We removed wolf-kills sites identified by the predictive model that were within the appropriate hunting region for the date because the raven had already arrived to forage for hunter-killed carrion. </w:t>
+        <w:t>after the last wolf GPS point. This additional day accounts for the continued availability and use of the carcass after wolves have abandoned it. For resources within a raven’s territory (Fig. 1), we considered all wolf-killed carcasses within 1 kilometer of a territory to be immediately known by the local raven. For resources located after leaving the territory, we considered a raven to have visited a wolf kill if there was at least 1 GPS point within 500</w:t>
+      </w:r>
+      <w:r>
+        <w:t>-</w:t>
+      </w:r>
+      <w:r>
+        <w:t xml:space="preserve">meters of an active kill site. We removed wolf-kill sites identified by the predictive model that were within the appropriate hunting region for the date because the raven had already arrived to forage for hunter-killed carrion. </w:t>
       </w:r>
     </w:p>
     <w:p>
@@ -1918,14 +1924,14 @@
         <w:t xml:space="preserve"> considered a model that</w:t>
       </w:r>
       <w:r>
-        <w:t xml:space="preserve"> assumed limited knowledge of kill availability within their territory, applying the same 500-meter visit criterion to within-territory kills as was used for kills outside the territory.</w:t>
-      </w:r>
-    </w:p>
-    <w:p>
-      <w:pPr>
-        <w:spacing w:line="480" w:lineRule="auto"/>
-        <w:ind w:firstLine="720"/>
-      </w:pPr>
+        <w:t xml:space="preserve"> assumed limited knowledge of kill availability within their territory</w:t>
+      </w:r>
+      <w:r>
+        <w:t xml:space="preserve"> by</w:t>
+      </w:r>
+      <w:r>
+        <w:t xml:space="preserve"> applying the same 500-meter visit criterion to within-territory kills as was used for kills outside the territory.</w:t>
+      </w:r>
     </w:p>
     <w:p>
       <w:pPr>
@@ -2552,6 +2558,16 @@
         <w:spacing w:line="480" w:lineRule="auto"/>
         <w:ind w:firstLine="720"/>
         <w:jc w:val="center"/>
+        <w:rPr>
+          <w:noProof/>
+        </w:rPr>
+      </w:pPr>
+    </w:p>
+    <w:p>
+      <w:pPr>
+        <w:spacing w:line="480" w:lineRule="auto"/>
+        <w:ind w:firstLine="720"/>
+        <w:jc w:val="center"/>
       </w:pPr>
       <w:r>
         <w:rPr>
@@ -2559,10 +2575,10 @@
         </w:rPr>
         <w:lastRenderedPageBreak/>
         <w:drawing>
-          <wp:inline distT="0" distB="0" distL="0" distR="0" wp14:anchorId="64C39413" wp14:editId="3FE42D02">
-            <wp:extent cx="5649141" cy="4185138"/>
-            <wp:effectExtent l="0" t="0" r="8890" b="6350"/>
-            <wp:docPr id="2035111259" name="Picture 1"/>
+          <wp:inline distT="0" distB="0" distL="0" distR="0" wp14:anchorId="7F90E314" wp14:editId="08A90992">
+            <wp:extent cx="5736031" cy="4238625"/>
+            <wp:effectExtent l="0" t="0" r="0" b="0"/>
+            <wp:docPr id="92184951" name="Picture 2"/>
             <wp:cNvGraphicFramePr>
               <a:graphicFrameLocks xmlns:a="http://schemas.openxmlformats.org/drawingml/2006/main" noChangeAspect="1"/>
             </wp:cNvGraphicFramePr>
@@ -2570,7 +2586,7 @@
               <a:graphicData uri="http://schemas.openxmlformats.org/drawingml/2006/picture">
                 <pic:pic xmlns:pic="http://schemas.openxmlformats.org/drawingml/2006/picture">
                   <pic:nvPicPr>
-                    <pic:cNvPr id="0" name="Picture 1"/>
+                    <pic:cNvPr id="0" name="Picture 2"/>
                     <pic:cNvPicPr>
                       <a:picLocks noChangeAspect="1" noChangeArrowheads="1"/>
                     </pic:cNvPicPr>
@@ -2583,7 +2599,7 @@
                         </a:ext>
                       </a:extLst>
                     </a:blip>
-                    <a:srcRect l="12621" r="11444"/>
+                    <a:srcRect l="12681" r="11075"/>
                     <a:stretch>
                       <a:fillRect/>
                     </a:stretch>
@@ -2591,7 +2607,7 @@
                   <pic:spPr bwMode="auto">
                     <a:xfrm>
                       <a:off x="0" y="0"/>
-                      <a:ext cx="5659090" cy="4192509"/>
+                      <a:ext cx="5738261" cy="4240273"/>
                     </a:xfrm>
                     <a:prstGeom prst="rect">
                       <a:avLst/>
@@ -2641,6 +2657,30 @@
       <w:r>
         <w:t xml:space="preserve">ungulate hunting does and does not occur. </w:t>
       </w:r>
+      <w:r>
+        <w:t>The entire mapping period is between September 1 and March 3</w:t>
+      </w:r>
+      <w:r>
+        <w:t>1</w:t>
+      </w:r>
+      <w:r>
+        <w:t xml:space="preserve"> with each individual map based around the timing of the various hunting seasons. </w:t>
+      </w:r>
+      <w:r>
+        <w:t>The models use a subset of this data from Nov 15</w:t>
+      </w:r>
+      <w:r>
+        <w:t xml:space="preserve"> </w:t>
+      </w:r>
+      <w:r>
+        <w:t xml:space="preserve">- Dec 15 and Mar 1 </w:t>
+      </w:r>
+      <w:r>
+        <w:t>-</w:t>
+      </w:r>
+      <w:r>
+        <w:t xml:space="preserve"> Mar 30. </w:t>
+      </w:r>
     </w:p>
     <w:p>
       <w:pPr>
@@ -2735,7 +2775,11 @@
         <w:t xml:space="preserve"> by individual</w:t>
       </w:r>
       <w:r>
-        <w:t xml:space="preserve"> territorial ravens, either within their territory or beyond it. Raven territories were 0.8 – 21.2 km</w:t>
+        <w:t xml:space="preserve"> </w:t>
+      </w:r>
+      <w:r>
+        <w:lastRenderedPageBreak/>
+        <w:t>territorial ravens, either within their territory or beyond it. Raven territories were 0.8 – 21.2 km</w:t>
       </w:r>
       <w:r>
         <w:rPr>
@@ -2798,17 +2842,50 @@
         <w:t>7</w:t>
       </w:r>
       <w:r>
-        <w:t xml:space="preserve">%). Wolf kills were only </w:t>
+        <w:t xml:space="preserve">%). </w:t>
+      </w:r>
+      <w:r>
+        <w:t>We recorded ravens going within 500</w:t>
+      </w:r>
+      <w:r>
+        <w:t xml:space="preserve">-meters </w:t>
+      </w:r>
+      <w:r>
+        <w:t>of wolf kills on their territories 26.5% of days we defined as having an available wolf kill (53.1% for within 1000</w:t>
+      </w:r>
+      <w:r>
+        <w:t xml:space="preserve"> </w:t>
+      </w:r>
+      <w:r>
+        <w:t xml:space="preserve">m) </w:t>
+      </w:r>
+      <w:commentRangeStart w:id="18"/>
+      <w:r>
+        <w:t>and ravens visited a particular wolf kill on at least one day during its available duration 32% of the time</w:t>
+      </w:r>
+      <w:commentRangeEnd w:id="18"/>
+      <w:r>
+        <w:rPr>
+          <w:rStyle w:val="CommentReference"/>
+          <w:sz w:val="24"/>
+          <w:szCs w:val="24"/>
+        </w:rPr>
+        <w:commentReference w:id="18"/>
+      </w:r>
+      <w:r>
+        <w:t>.</w:t>
+      </w:r>
+      <w:r>
+        <w:t xml:space="preserve"> </w:t>
+      </w:r>
+      <w:r>
+        <w:t xml:space="preserve">Wolf kills were only </w:t>
       </w:r>
       <w:r>
         <w:t>visited</w:t>
       </w:r>
       <w:r>
-        <w:t xml:space="preserve"> </w:t>
-      </w:r>
-      <w:r>
-        <w:lastRenderedPageBreak/>
-        <w:t xml:space="preserve">outside of the territory on a mean of </w:t>
+        <w:t xml:space="preserve"> outside of the territory on a mean of </w:t>
       </w:r>
       <w:r>
         <w:t>2.</w:t>
@@ -2959,18 +3036,19 @@
       <w:pPr>
         <w:spacing w:line="480" w:lineRule="auto"/>
       </w:pPr>
-      <w:commentRangeStart w:id="18"/>
-      <w:r>
+      <w:commentRangeStart w:id="19"/>
+      <w:r>
+        <w:lastRenderedPageBreak/>
         <w:t>Figu</w:t>
       </w:r>
-      <w:commentRangeEnd w:id="18"/>
+      <w:commentRangeEnd w:id="19"/>
       <w:r>
         <w:rPr>
           <w:rStyle w:val="CommentReference"/>
           <w:sz w:val="24"/>
           <w:szCs w:val="24"/>
         </w:rPr>
-        <w:commentReference w:id="18"/>
+        <w:commentReference w:id="19"/>
       </w:r>
       <w:r>
         <w:t xml:space="preserve">re 2. The proportion of decision days </w:t>
@@ -2994,11 +3072,7 @@
         <w:t>unting” category is used to show a raven visited the Gardiner hunting regions to forage for hunter-created carrion. Instances where a wolf kill was active in their territory (stripes) or visited outside their territory (dots) are denoted by the pattern</w:t>
       </w:r>
       <w:r>
-        <w:t xml:space="preserve"> in the </w:t>
-      </w:r>
-      <w:r>
-        <w:lastRenderedPageBreak/>
-        <w:t>appropriate category for the final decision made that day</w:t>
+        <w:t xml:space="preserve"> in the appropriate category for the final decision made that day</w:t>
       </w:r>
       <w:r>
         <w:t xml:space="preserve">. The total number of decision days for each raven is displayed on the right-hand side of the plot. </w:t>
@@ -3101,7 +3175,22 @@
         <w:t xml:space="preserve">, Table 1, Fig. 4, 5). </w:t>
       </w:r>
       <w:r>
-        <w:t xml:space="preserve">Considering a more conservation assumption of a raven’s knowledge of wolf kills within its territory increased the negative impact of wolf kills to 11.6 </w:t>
+        <w:t>A</w:t>
+      </w:r>
+      <w:r>
+        <w:t xml:space="preserve"> more conservation assumption of a raven’s knowledge of wolf kills within its territory increased the </w:t>
+      </w:r>
+      <w:r>
+        <w:t>effect</w:t>
+      </w:r>
+      <w:r>
+        <w:t xml:space="preserve"> of wolf kills to </w:t>
+      </w:r>
+      <w:r>
+        <w:t xml:space="preserve">a </w:t>
+      </w:r>
+      <w:r>
+        <w:t xml:space="preserve">11.6 </w:t>
       </w:r>
       <w:r>
         <w:t>–</w:t>
@@ -3113,13 +3202,46 @@
         <w:t>22.9</w:t>
       </w:r>
       <w:r>
-        <w:t xml:space="preserve">%. However, the </w:t>
+        <w:t>%</w:t>
+      </w:r>
+      <w:r>
+        <w:t xml:space="preserve"> decrease in the probability of leaving</w:t>
+      </w:r>
+      <w:r>
+        <w:t xml:space="preserve"> </w:t>
+      </w:r>
+      <w:r>
+        <w:t>(-</w:t>
+      </w:r>
+      <w:r>
+        <w:t>1.7</w:t>
+      </w:r>
+      <w:r>
+        <w:t>, SE = 0.</w:t>
+      </w:r>
+      <w:r>
+        <w:t>76</w:t>
+      </w:r>
+      <w:r>
+        <w:t xml:space="preserve">, p </w:t>
+      </w:r>
+      <w:r>
+        <w:t>&lt; 0.05)</w:t>
+      </w:r>
+      <w:r>
+        <w:t xml:space="preserve">. However, the </w:t>
       </w:r>
       <w:r>
         <w:t>probability</w:t>
       </w:r>
       <w:r>
-        <w:t xml:space="preserve"> to leave the territory remain high at </w:t>
+        <w:t xml:space="preserve"> to leave the territory remain</w:t>
+      </w:r>
+      <w:r>
+        <w:t>ed</w:t>
+      </w:r>
+      <w:r>
+        <w:t xml:space="preserve"> high at </w:t>
       </w:r>
       <w:r>
         <w:t>69.8</w:t>
@@ -3128,7 +3250,7 @@
         <w:t xml:space="preserve"> – 85.4%. </w:t>
       </w:r>
       <w:r>
-        <w:t>The availability of hunter-created carrion did not impact a raven’s decision to leave its territory, regardless of the metric of consideration (hunting biomass: -0.0</w:t>
+        <w:t>The availability of hunter-created carrion did not impact a raven’s decision to leave its territory, regardless of the metric of consideration (biomass: -0.0</w:t>
       </w:r>
       <w:r>
         <w:t>0</w:t>
@@ -3152,7 +3274,7 @@
         <w:t>4</w:t>
       </w:r>
       <w:r>
-        <w:t>; hunting season: -0.</w:t>
+        <w:t>; season: -0.</w:t>
       </w:r>
       <w:r>
         <w:t>1</w:t>
@@ -3182,68 +3304,87 @@
         <w:t xml:space="preserve">; </w:t>
       </w:r>
       <w:r>
-        <w:t>Table 1, Fig. 4). Ravens were less likely to leave their territory during March compared to November and December (-0.</w:t>
-      </w:r>
-      <w:r>
-        <w:t>77</w:t>
+        <w:t xml:space="preserve">Table 1, Fig. 4). Ravens were </w:t>
+      </w:r>
+      <w:r>
+        <w:t>53.8</w:t>
+      </w:r>
+      <w:r>
+        <w:t>% (</w:t>
+      </w:r>
+      <w:r>
+        <w:t>18.3</w:t>
+      </w:r>
+      <w:r>
+        <w:t xml:space="preserve">, </w:t>
+      </w:r>
+      <w:r>
+        <w:t>73.9</w:t>
+      </w:r>
+      <w:r>
+        <w:t>)</w:t>
+      </w:r>
+      <w:r>
+        <w:t xml:space="preserve"> </w:t>
+      </w:r>
+      <w:r>
+        <w:t xml:space="preserve">less </w:t>
+      </w:r>
+      <w:r>
+        <w:t xml:space="preserve">likely </w:t>
+      </w:r>
+      <w:r>
+        <w:lastRenderedPageBreak/>
+        <w:t>to leave their territory during March compared to November and December</w:t>
+      </w:r>
+      <w:r>
+        <w:t xml:space="preserve">. </w:t>
+      </w:r>
+      <w:r>
+        <w:t xml:space="preserve">There was evidence that </w:t>
+      </w:r>
+      <w:r>
+        <w:t xml:space="preserve">This effect showed evidence for an interaction with snow depth where snow depth </w:t>
+      </w:r>
+      <w:r>
+        <w:t xml:space="preserve">had a stronger impact in late winter with less snow leading to lower probabilities of </w:t>
+      </w:r>
+      <w:r>
+        <w:t>traveling beyond the</w:t>
+      </w:r>
+      <w:r>
+        <w:t xml:space="preserve"> territory</w:t>
+      </w:r>
+      <w:r>
+        <w:t xml:space="preserve"> </w:t>
+      </w:r>
+      <w:r>
+        <w:t>(</w:t>
+      </w:r>
+      <w:r>
+        <w:t>-0.5</w:t>
+      </w:r>
+      <w:r>
+        <w:t>5</w:t>
       </w:r>
       <w:r>
         <w:t>, SE = 0.</w:t>
       </w:r>
       <w:r>
-        <w:t>29</w:t>
-      </w:r>
-      <w:r>
-        <w:t>, p &lt; 0.0</w:t>
-      </w:r>
-      <w:r>
-        <w:t>1</w:t>
+        <w:t>32</w:t>
+      </w:r>
+      <w:r>
+        <w:t>, p = 0.</w:t>
+      </w:r>
+      <w:r>
+        <w:t>0</w:t>
+      </w:r>
+      <w:r>
+        <w:t>9</w:t>
       </w:r>
       <w:r>
         <w:t xml:space="preserve">, Table 1). </w:t>
       </w:r>
-      <w:r>
-        <w:t xml:space="preserve">This effect showed evidence for an interaction with snow depth where snow depth </w:t>
-      </w:r>
-      <w:r>
-        <w:t xml:space="preserve">had a stronger impact in late winter with less snow leading to lower probabilities of </w:t>
-      </w:r>
-      <w:r>
-        <w:t>traveling beyond the</w:t>
-      </w:r>
-      <w:r>
-        <w:t xml:space="preserve"> territory</w:t>
-      </w:r>
-      <w:r>
-        <w:t xml:space="preserve"> </w:t>
-      </w:r>
-      <w:r>
-        <w:t>(</w:t>
-      </w:r>
-      <w:r>
-        <w:t>-0.5</w:t>
-      </w:r>
-      <w:r>
-        <w:t>5</w:t>
-      </w:r>
-      <w:r>
-        <w:t>, SE = 0.</w:t>
-      </w:r>
-      <w:r>
-        <w:t>32</w:t>
-      </w:r>
-      <w:r>
-        <w:t>, p = 0.</w:t>
-      </w:r>
-      <w:r>
-        <w:t>0</w:t>
-      </w:r>
-      <w:r>
-        <w:t>9</w:t>
-      </w:r>
-      <w:r>
-        <w:t xml:space="preserve">, Table 1). </w:t>
-      </w:r>
     </w:p>
     <w:p>
       <w:pPr>
@@ -3253,7 +3394,6 @@
         <w:rPr>
           <w:noProof/>
         </w:rPr>
-        <w:lastRenderedPageBreak/>
         <w:drawing>
           <wp:inline distT="0" distB="0" distL="0" distR="0" wp14:anchorId="588FF74B" wp14:editId="542EC119">
             <wp:extent cx="5943600" cy="4292600"/>
@@ -3431,18 +3571,18 @@
       <w:r>
         <w:t xml:space="preserve">When a raven left its territory, its destination was influenced by many factors. Ravens were more likely to visit the hunting regions during the </w:t>
       </w:r>
-      <w:commentRangeStart w:id="19"/>
+      <w:commentRangeStart w:id="20"/>
       <w:r>
         <w:t xml:space="preserve">hunting season </w:t>
       </w:r>
-      <w:commentRangeEnd w:id="19"/>
+      <w:commentRangeEnd w:id="20"/>
       <w:r>
         <w:rPr>
           <w:rStyle w:val="CommentReference"/>
           <w:sz w:val="24"/>
           <w:szCs w:val="24"/>
         </w:rPr>
-        <w:commentReference w:id="19"/>
+        <w:commentReference w:id="20"/>
       </w:r>
       <w:r>
         <w:t>(0.</w:t>
@@ -3971,18 +4111,18 @@
       <w:r>
         <w:t xml:space="preserve"> when </w:t>
       </w:r>
-      <w:commentRangeStart w:id="20"/>
+      <w:commentRangeStart w:id="21"/>
       <w:r>
         <w:t>recreational hunting effort</w:t>
       </w:r>
-      <w:commentRangeEnd w:id="20"/>
+      <w:commentRangeEnd w:id="21"/>
       <w:r>
         <w:rPr>
           <w:rStyle w:val="CommentReference"/>
           <w:sz w:val="24"/>
           <w:szCs w:val="24"/>
         </w:rPr>
-        <w:commentReference w:id="20"/>
+        <w:commentReference w:id="21"/>
       </w:r>
       <w:r>
         <w:t>s</w:t>
@@ -4086,18 +4226,18 @@
       <w:r>
         <w:t>The presence of a wolf kill within a raven’s territory or the discovery of a wolf kill outside of their territory decreased the probability of continuing next resource. W</w:t>
       </w:r>
-      <w:commentRangeStart w:id="21"/>
+      <w:commentRangeStart w:id="22"/>
       <w:r>
         <w:t xml:space="preserve">e were surprised </w:t>
       </w:r>
-      <w:commentRangeEnd w:id="21"/>
+      <w:commentRangeEnd w:id="22"/>
       <w:r>
         <w:rPr>
           <w:rStyle w:val="CommentReference"/>
           <w:sz w:val="24"/>
           <w:szCs w:val="24"/>
         </w:rPr>
-        <w:commentReference w:id="21"/>
+        <w:commentReference w:id="22"/>
       </w:r>
       <w:r>
         <w:t xml:space="preserve">to observe large </w:t>
@@ -4243,7 +4383,7 @@
       <w:r>
         <w:t>Optimal foraging theory would then suggest that ravens should prefer to f</w:t>
       </w:r>
-      <w:commentRangeStart w:id="22"/>
+      <w:commentRangeStart w:id="23"/>
       <w:r>
         <w:t>orag</w:t>
       </w:r>
@@ -4253,14 +4393,14 @@
       <w:r>
         <w:t xml:space="preserve"> </w:t>
       </w:r>
-      <w:commentRangeEnd w:id="22"/>
+      <w:commentRangeEnd w:id="23"/>
       <w:r>
         <w:rPr>
           <w:rStyle w:val="CommentReference"/>
           <w:sz w:val="24"/>
           <w:szCs w:val="24"/>
         </w:rPr>
-        <w:commentReference w:id="22"/>
+        <w:commentReference w:id="23"/>
       </w:r>
       <w:r>
         <w:t>outside of their territory as they are</w:t>
@@ -4316,263 +4456,256 @@
       <w:r>
         <w:t xml:space="preserve"> regardless of wolf kill </w:t>
       </w:r>
-      <w:commentRangeStart w:id="23"/>
       <w:r>
         <w:t>availability</w:t>
       </w:r>
-      <w:commentRangeEnd w:id="23"/>
+      <w:r>
+        <w:t xml:space="preserve"> and the knowledge of </w:t>
+      </w:r>
+      <w:r>
+        <w:t>availability</w:t>
+      </w:r>
+      <w:r>
+        <w:t xml:space="preserve">, </w:t>
+      </w:r>
+      <w:r>
+        <w:t xml:space="preserve">we conclude that </w:t>
+      </w:r>
+      <w:r>
+        <w:t xml:space="preserve">ravens are preferentially choosing to visit anthropogenic resources such as recreational hunting areas. Subsequently, ravens leaving their territory are unlikely to be searching for wolf kills. </w:t>
+      </w:r>
+      <w:r>
+        <w:t>The presence of a newly located resource</w:t>
+      </w:r>
+      <w:r>
+        <w:t xml:space="preserve"> </w:t>
+      </w:r>
+      <w:r>
+        <w:t xml:space="preserve">during travel, such as a wolf kill, likely alters their plan but was not the intended destination. Previous studies mapping movements from </w:t>
+      </w:r>
+      <w:r>
+        <w:t xml:space="preserve">territorial </w:t>
+      </w:r>
+      <w:r>
+        <w:t xml:space="preserve">individuals in our study population showed direct commute paths with few deviation to pass through other areas in the northern range where wolf kills might be located </w:t>
+      </w:r>
+      <w:r>
+        <w:fldChar w:fldCharType="begin"/>
+      </w:r>
+      <w:r>
+        <w:instrText xml:space="preserve"> ADDIN ZOTERO_ITEM CSL_CITATION {"citationID":"O1r6Bykg","properties":{"unsorted":false,"formattedCitation":"(Marzluff et al. 2021)","plainCitation":"(Marzluff et al. 2021)","noteIndex":0},"citationItems":[{"id":972,"uris":["http://zotero.org/users/9968163/items/W246K25Z"],"itemData":{"id":972,"type":"article-journal","abstract":"Common ravens (Corvus corax; ravens) are generalist predators that pose a threat to several rare wildlife species in the western United States. Recent increases in raven populations, which are fueled by increased human subsidies—notably food, water, and nest sites—are concerning to those seeking to conserve rare species. Due to the challenges and inefficiencies of reducing or eliminating subsidies, managers increasingly rely on lethal removal of ravens. Over 125,000 ravens were killed by the U.S. Government from 1996 to 2019, and annual removals have increased 4-fold from the 1990s to mid-2010s. We contend that lethal removal of ravens, while capable of improving the reproduction of rare species, is at best a short-term and ethically untenable solution to a problem that will continue to grow until subsidies are meaningfully reduced or made inaccessible to ravens. In part because of ravens’ abilities to track natural and anthropogenic resources across unfamiliar and expansive areas, the removal of subsidies can lead to sustained shifts in raven abundance, which can have longlasting benefits for sensitive species. In the Greater Yellowstone Ecosystem, USA, for example, we documented extensive use of human subsidies during fall/winter, daily 1-way commutes regularly in excess of 50 km by territorial birds to such subsidies, and dispersals of &gt;700 km by nonbreeders that exploited food and roost subsidies. We call for managers to embrace new approaches to subsidy reduction including: increased involvement of conservation social scientists; increased enforcement of local, state, and federal laws; and increased deployment of a diversity of new technologies to haze and aversively condition ravens. Tackling the hard job of reducing subsidies over the expansive area exploited by ravens is right because it will increase the integrity, stability, and beauty of western ecosystems.","container-title":"Human-Wildlife Interaction","issue":"3","language":"en","page":"516-533","source":"Zotero","title":"Thinking Like a Raven: Restoring Integrity, Stability, and Beauty to Western Ecosystems","volume":"15","author":[{"family":"Marzluff","given":"John M"},{"family":"Loretto","given":"Matthias-Claudio"},{"family":"Ho","given":"Cameron K."},{"family":"Coleman","given":"Georgia W."},{"family":"Restani","given":"Marco"}],"issued":{"date-parts":[["2021"]]}}}],"schema":"https://github.com/citation-style-language/schema/raw/master/csl-citation.json"} </w:instrText>
+      </w:r>
+      <w:r>
+        <w:fldChar w:fldCharType="separate"/>
+      </w:r>
+      <w:r>
+        <w:rPr>
+          <w:rFonts w:ascii="Aptos" w:hAnsi="Aptos"/>
+        </w:rPr>
+        <w:t>(Marzluff et al. 2021)</w:t>
+      </w:r>
+      <w:r>
+        <w:fldChar w:fldCharType="end"/>
+      </w:r>
+      <w:r>
+        <w:t>. This sort of route planning between distant, known resources is</w:t>
+      </w:r>
+      <w:r>
+        <w:t xml:space="preserve"> used by baboons and elephants  </w:t>
+      </w:r>
+      <w:r>
+        <w:fldChar w:fldCharType="begin"/>
+      </w:r>
+      <w:r>
+        <w:instrText xml:space="preserve"> ADDIN ZOTERO_ITEM CSL_CITATION {"citationID":"dBWIEYH7","properties":{"formattedCitation":"(Noser and Byrne 2007, Polansky et al. 2015)","plainCitation":"(Noser and Byrne 2007, Polansky et al. 2015)","noteIndex":0},"citationItems":[{"id":1145,"uris":["http://zotero.org/users/9968163/items/JRVDYD5R"],"itemData":{"id":1145,"type":"article-journal","abstract":"The ability of animals to plan their foraging journeys and to approach resources in a goal-directed way may play a key role in cognitive evolution. Furthermore, optimal foraging theory assumes that animals are adapted to take least-effort routes between resources. Empirical evidence for these beliefs is largely lacking, however. We followed a group of chacma baboons over full days during a 16-month field study. We used GPS to investigate route linearity, travel speed and inter-resource distances, and the degree to which movement was guided by direct visual stimuli from the resources. During the dry season the study group travelled rapidly to sparse fruit sources and waterholes along linear paths over large distances. Inter-resource distances were larger than distances from which the resources could be seen. Seed resources, although situated closer to the sleeping site than fruit sources, were bypassed in the mornings and consumed predominantly in the afternoons, when movements were less linear, slower and shorter. During the rainy season, the animals left their sleeping sites earlier when visiting restricted and patchily distributed fig trees than when visiting abundant and evenly distributed fruit resources. However, travel speed and route linearity were not always associated with goal directedness, because the baboons approached the single sleeping site, presumably a vital resource, slowly and indirectly. Our results suggest that baboons plan their journeys, actively choosing between several out-of-sight resources and approaching them in an efficient, goal-directed way, characteristics commonly used as diagnostic for the presence of a cognitive map and episodic memory.","container-title":"Animal Behaviour","DOI":"10.1016/j.anbehav.2006.04.012","ISSN":"0003-3472","issue":"2","journalAbbreviation":"Animal Behaviour","page":"257-266","source":"ScienceDirect","title":"Travel routes and planning of visits to out-of-sight resources in wild chacma baboons, &lt;i&gt;Papio ursinus&lt;/i&gt;","volume":"73","author":[{"family":"Noser","given":"Rahel"},{"family":"Byrne","given":"Richard W."}],"issued":{"date-parts":[["2007",2,1]]}}},{"id":1147,"uris":["http://zotero.org/users/9968163/items/DGHD5DI8"],"itemData":{"id":1147,"type":"article-journal","abstract":"Spatial memory facilitates resource acquisition where resources are patchy, but how it influences movement behaviour of wide-ranging species remains to be resolved. We examined African elephant spatial memory reflected in movement decisions regarding access to perennial waterholes. State–space models of movement data revealed a rapid, highly directional movement behaviour almost exclusively associated with visiting perennial water. Behavioural change point (BCP) analyses demonstrated that these goal-oriented movements were initiated on average 4.59 km, and up to 49.97 km, from the visited waterhole, with the closest waterhole accessed 90% of the time. Distances of decision points increased when switching to different waterholes, during the dry season, or for female groups relative to males, while selection of the closest waterhole decreased when switching. Overall, our analyses indicated detailed spatial knowledge over large scales, enabling elephants to minimize travel distance through highly directional movement when accessing water. We discuss the likely cognitive and socioecological mechanisms driving these spatially precise movements that are most consistent with our findings. By applying modern analytic techniques to high-resolution movement data, this study illustrates emerging approaches for studying how cognition structures animal movement behaviour in different ecological and social contexts.","container-title":"Proceedings of the Royal Society B: Biological Sciences","DOI":"10.1098/rspb.2014.3042","ISSN":"0962-8452","issue":"1805","journalAbbreviation":"Proc Biol Sci","page":"20143042","source":"Silverchair","title":"Elucidating the significance of spatial memory on movement decisions by African savannah elephants using state–space models","volume":"282","author":[{"family":"Polansky","given":"Leo"},{"family":"Kilian","given":"Werner"},{"family":"Wittemyer","given":"George"}],"issued":{"date-parts":[["2015",4,22]]}}}],"schema":"https://github.com/citation-style-language/schema/raw/master/csl-citation.json"} </w:instrText>
+      </w:r>
+      <w:r>
+        <w:fldChar w:fldCharType="separate"/>
+      </w:r>
+      <w:r>
+        <w:t>(Noser and Byrne 2007, Polansky et al. 2015)</w:t>
+      </w:r>
+      <w:r>
+        <w:fldChar w:fldCharType="end"/>
+      </w:r>
+      <w:r>
+        <w:t xml:space="preserve"> and is</w:t>
+      </w:r>
+      <w:r>
+        <w:t xml:space="preserve"> likely performed by ravens </w:t>
+      </w:r>
+      <w:r>
+        <w:fldChar w:fldCharType="begin"/>
+      </w:r>
+      <w:r>
+        <w:instrText xml:space="preserve"> ADDIN ZOTERO_ITEM CSL_CITATION {"citationID":"r9fRoC6R","properties":{"unsorted":false,"formattedCitation":"(Loretto et al. 2026)","plainCitation":"(Loretto et al. 2026)","noteIndex":0},"citationItems":[{"id":1582,"uris":["http://zotero.org/users/9968163/items/BAM3LF88"],"itemData":{"id":1582,"type":"article-journal","abstract":"Scavengers generally rely on patchily distributed, unpredictable carrion. A long-standing hypothesis suggests scavenging ravens reliably locate such food by directly following large carnivores to their kills. However, by satellite tracking 69 ravens, 20 wolves, and 11 cougars in Yellowstone National Park, we found that following of predators over large distances rarely occurred. Instead, ravens routinely revisited sites where wolf kills were common—returning from distances of up to 155 kilometers to find carrion. Much like navigating to permanent anthropogenic subsidies, ravens appear to remember potential sources of carrion shaped by previous encounters with wolves or their kills. These findings suggest that spatial memory and navigation play a considerably greater role than previously assumed among scavengers, and possibly other wide-ranging species, in search of ephemeral resources.","container-title":"Science","DOI":"10.1126/science.adz9467","issue":"6790","page":"1151-1154","publisher":"American Association for the Advancement of Science","source":"science.org (Atypon)","title":"Ravens anticipate wolf kill sites across broad scales","volume":"391","author":[{"family":"Loretto","given":"Matthias-Claudio"},{"family":"Beck","given":"Kristina B."},{"family":"Smith","given":"Douglas W."},{"family":"Stahler","given":"Daniel R."},{"family":"Walker","given":"Lauren E."},{"family":"Wikelski","given":"Martin"},{"family":"Mueller","given":"Thomas"},{"family":"Safi","given":"Kamran"},{"family":"Marzluff","given":"John M."}],"issued":{"date-parts":[["2026",3,12]]}}}],"schema":"https://github.com/citation-style-language/schema/raw/master/csl-citation.json"} </w:instrText>
+      </w:r>
+      <w:r>
+        <w:fldChar w:fldCharType="separate"/>
+      </w:r>
+      <w:r>
+        <w:rPr>
+          <w:rFonts w:ascii="Aptos" w:hAnsi="Aptos"/>
+        </w:rPr>
+        <w:t>(Loretto et al. 2026)</w:t>
+      </w:r>
+      <w:r>
+        <w:fldChar w:fldCharType="end"/>
+      </w:r>
+      <w:r>
+        <w:t>. Route planning to known resources allows overall energetic costs to be predictable</w:t>
+      </w:r>
+      <w:r>
+        <w:t xml:space="preserve">. </w:t>
+      </w:r>
+    </w:p>
+    <w:p>
+      <w:pPr>
+        <w:spacing w:line="480" w:lineRule="auto"/>
+        <w:ind w:firstLine="720"/>
+      </w:pPr>
+      <w:r>
+        <w:t>After leaving their territories, ravens were more likely to visit the hunting regions during the hunting season, regardless of the amount of biomass created by hunters.</w:t>
+      </w:r>
+      <w:r>
+        <w:t xml:space="preserve"> </w:t>
+      </w:r>
+      <w:r>
+        <w:lastRenderedPageBreak/>
+        <w:t>However, w</w:t>
+      </w:r>
+      <w:r>
+        <w:t xml:space="preserve">e were unable to find </w:t>
+      </w:r>
+      <w:r>
+        <w:t>the</w:t>
+      </w:r>
+      <w:r>
+        <w:t xml:space="preserve"> same</w:t>
+      </w:r>
+      <w:r>
+        <w:t xml:space="preserve"> effect of hunting season on a raven</w:t>
+      </w:r>
+      <w:r>
+        <w:t>’s</w:t>
+      </w:r>
+      <w:r>
+        <w:t xml:space="preserve"> probability of leaving their territories</w:t>
+      </w:r>
+      <w:r>
+        <w:t>.</w:t>
+      </w:r>
+      <w:r>
+        <w:t xml:space="preserve"> </w:t>
+      </w:r>
+      <w:r>
+        <w:t>This effect was likely masked by the limited time frame of the data, which failed to capture the initial increase in visits to the hunting area associated with the start of MTFWP rifle hunting, and alternative resources being present within our defined hunting regions.</w:t>
+      </w:r>
+      <w:r>
+        <w:t xml:space="preserve"> </w:t>
+      </w:r>
+      <w:r>
+        <w:t>Throughout</w:t>
+      </w:r>
+      <w:r>
+        <w:t xml:space="preserve"> the entire winter, raven </w:t>
+      </w:r>
+      <w:r>
+        <w:t>shifted their space use</w:t>
+      </w:r>
+      <w:r>
+        <w:t xml:space="preserve"> in the hunting regions</w:t>
+      </w:r>
+      <w:r>
+        <w:t xml:space="preserve"> consistent without the location of the primary available resource. During the hunting season,</w:t>
+      </w:r>
+      <w:r>
+        <w:t xml:space="preserve"> </w:t>
+      </w:r>
+      <w:r>
+        <w:t xml:space="preserve">ravens were less </w:t>
+      </w:r>
+      <w:r>
+        <w:t>concentrated</w:t>
+      </w:r>
+      <w:r>
+        <w:t xml:space="preserve"> around the landfill </w:t>
+      </w:r>
+      <w:r>
+        <w:t>indicat</w:t>
+      </w:r>
+      <w:r>
+        <w:t>ing</w:t>
+      </w:r>
+      <w:r>
+        <w:t xml:space="preserve"> that </w:t>
+      </w:r>
+      <w:r>
+        <w:t>refuse</w:t>
+      </w:r>
+      <w:r>
+        <w:t xml:space="preserve"> is</w:t>
+      </w:r>
+      <w:r>
+        <w:t xml:space="preserve"> lower priority than carrion.</w:t>
+      </w:r>
+      <w:r>
+        <w:t xml:space="preserve"> </w:t>
+      </w:r>
+      <w:r>
+        <w:t xml:space="preserve">Outside of the primary hunting seasons, ravens seeking alternative foraging opportunities often visited the Gardiner landfill and sewage treatment ponds. </w:t>
+      </w:r>
+      <w:r>
+        <w:t>Additionally,</w:t>
+      </w:r>
+      <w:r>
+        <w:t xml:space="preserve"> </w:t>
+      </w:r>
+      <w:r>
+        <w:t>ravens</w:t>
+      </w:r>
+      <w:r>
+        <w:t xml:space="preserve"> also </w:t>
+      </w:r>
+      <w:r>
+        <w:t>took</w:t>
+      </w:r>
+      <w:r>
+        <w:t xml:space="preserve"> advantage of low levels of tribal hunting </w:t>
+      </w:r>
+      <w:r>
+        <w:t>during mid-winter</w:t>
+      </w:r>
+      <w:r>
+        <w:t xml:space="preserve"> that occurs in a similar region to the MTFWP hunt. Tribal hunters, while having a more limited take compared to the MTFWP season </w:t>
+      </w:r>
+      <w:commentRangeStart w:id="24"/>
+      <w:r>
+        <w:t xml:space="preserve">(1-2 ungulates a week), </w:t>
+      </w:r>
+      <w:commentRangeEnd w:id="24"/>
       <w:r>
         <w:rPr>
           <w:rStyle w:val="CommentReference"/>
           <w:sz w:val="24"/>
           <w:szCs w:val="24"/>
         </w:rPr>
-        <w:commentReference w:id="23"/>
-      </w:r>
-      <w:r>
-        <w:t xml:space="preserve">, </w:t>
-      </w:r>
-      <w:r>
-        <w:t xml:space="preserve">we conclude that </w:t>
-      </w:r>
-      <w:r>
-        <w:t xml:space="preserve">ravens are preferentially choosing to visit anthropogenic resources such as recreational hunting areas. Subsequently, ravens leaving their territory are unlikely to be searching for wolf kills. </w:t>
-      </w:r>
-      <w:r>
-        <w:t>The presence of a newly located resource</w:t>
-      </w:r>
-      <w:r>
-        <w:t xml:space="preserve"> </w:t>
-      </w:r>
-      <w:r>
-        <w:t xml:space="preserve">during travel, such as a wolf kill, likely alters their plan but was not the intended destination. Previous studies mapping movements from </w:t>
-      </w:r>
-      <w:r>
-        <w:t xml:space="preserve">territorial </w:t>
-      </w:r>
-      <w:r>
-        <w:t xml:space="preserve">individuals in our study population showed direct commute paths with few deviation to pass through other areas in the northern range where wolf kills might be located </w:t>
-      </w:r>
-      <w:r>
-        <w:fldChar w:fldCharType="begin"/>
-      </w:r>
-      <w:r>
-        <w:instrText xml:space="preserve"> ADDIN ZOTERO_ITEM CSL_CITATION {"citationID":"O1r6Bykg","properties":{"unsorted":false,"formattedCitation":"(Marzluff et al. 2021)","plainCitation":"(Marzluff et al. 2021)","noteIndex":0},"citationItems":[{"id":972,"uris":["http://zotero.org/users/9968163/items/W246K25Z"],"itemData":{"id":972,"type":"article-journal","abstract":"Common ravens (Corvus corax; ravens) are generalist predators that pose a threat to several rare wildlife species in the western United States. Recent increases in raven populations, which are fueled by increased human subsidies—notably food, water, and nest sites—are concerning to those seeking to conserve rare species. Due to the challenges and inefficiencies of reducing or eliminating subsidies, managers increasingly rely on lethal removal of ravens. Over 125,000 ravens were killed by the U.S. Government from 1996 to 2019, and annual removals have increased 4-fold from the 1990s to mid-2010s. We contend that lethal removal of ravens, while capable of improving the reproduction of rare species, is at best a short-term and ethically untenable solution to a problem that will continue to grow until subsidies are meaningfully reduced or made inaccessible to ravens. In part because of ravens’ abilities to track natural and anthropogenic resources across unfamiliar and expansive areas, the removal of subsidies can lead to sustained shifts in raven abundance, which can have longlasting benefits for sensitive species. In the Greater Yellowstone Ecosystem, USA, for example, we documented extensive use of human subsidies during fall/winter, daily 1-way commutes regularly in excess of 50 km by territorial birds to such subsidies, and dispersals of &gt;700 km by nonbreeders that exploited food and roost subsidies. We call for managers to embrace new approaches to subsidy reduction including: increased involvement of conservation social scientists; increased enforcement of local, state, and federal laws; and increased deployment of a diversity of new technologies to haze and aversively condition ravens. Tackling the hard job of reducing subsidies over the expansive area exploited by ravens is right because it will increase the integrity, stability, and beauty of western ecosystems.","container-title":"Human-Wildlife Interaction","issue":"3","language":"en","page":"516-533","source":"Zotero","title":"Thinking Like a Raven: Restoring Integrity, Stability, and Beauty to Western Ecosystems","volume":"15","author":[{"family":"Marzluff","given":"John M"},{"family":"Loretto","given":"Matthias-Claudio"},{"family":"Ho","given":"Cameron K."},{"family":"Coleman","given":"Georgia W."},{"family":"Restani","given":"Marco"}],"issued":{"date-parts":[["2021"]]}}}],"schema":"https://github.com/citation-style-language/schema/raw/master/csl-citation.json"} </w:instrText>
-      </w:r>
-      <w:r>
-        <w:fldChar w:fldCharType="separate"/>
-      </w:r>
-      <w:r>
-        <w:rPr>
-          <w:rFonts w:ascii="Aptos" w:hAnsi="Aptos"/>
-        </w:rPr>
-        <w:t>(Marzluff et al. 2021)</w:t>
-      </w:r>
-      <w:r>
-        <w:fldChar w:fldCharType="end"/>
-      </w:r>
-      <w:r>
-        <w:t>. This sort of route planning between distant, known resources is</w:t>
-      </w:r>
-      <w:r>
-        <w:t xml:space="preserve"> used by baboons and elephants  </w:t>
-      </w:r>
-      <w:r>
-        <w:fldChar w:fldCharType="begin"/>
-      </w:r>
-      <w:r>
-        <w:instrText xml:space="preserve"> ADDIN ZOTERO_ITEM CSL_CITATION {"citationID":"dBWIEYH7","properties":{"formattedCitation":"(Noser and Byrne 2007, Polansky et al. 2015)","plainCitation":"(Noser and Byrne 2007, Polansky et al. 2015)","noteIndex":0},"citationItems":[{"id":1145,"uris":["http://zotero.org/users/9968163/items/JRVDYD5R"],"itemData":{"id":1145,"type":"article-journal","abstract":"The ability of animals to plan their foraging journeys and to approach resources in a goal-directed way may play a key role in cognitive evolution. Furthermore, optimal foraging theory assumes that animals are adapted to take least-effort routes between resources. Empirical evidence for these beliefs is largely lacking, however. We followed a group of chacma baboons over full days during a 16-month field study. We used GPS to investigate route linearity, travel speed and inter-resource distances, and the degree to which movement was guided by direct visual stimuli from the resources. During the dry season the study group travelled rapidly to sparse fruit sources and waterholes along linear paths over large distances. Inter-resource distances were larger than distances from which the resources could be seen. Seed resources, although situated closer to the sleeping site than fruit sources, were bypassed in the mornings and consumed predominantly in the afternoons, when movements were less linear, slower and shorter. During the rainy season, the animals left their sleeping sites earlier when visiting restricted and patchily distributed fig trees than when visiting abundant and evenly distributed fruit resources. However, travel speed and route linearity were not always associated with goal directedness, because the baboons approached the single sleeping site, presumably a vital resource, slowly and indirectly. Our results suggest that baboons plan their journeys, actively choosing between several out-of-sight resources and approaching them in an efficient, goal-directed way, characteristics commonly used as diagnostic for the presence of a cognitive map and episodic memory.","container-title":"Animal Behaviour","DOI":"10.1016/j.anbehav.2006.04.012","ISSN":"0003-3472","issue":"2","journalAbbreviation":"Animal Behaviour","page":"257-266","source":"ScienceDirect","title":"Travel routes and planning of visits to out-of-sight resources in wild chacma baboons, &lt;i&gt;Papio ursinus&lt;/i&gt;","volume":"73","author":[{"family":"Noser","given":"Rahel"},{"family":"Byrne","given":"Richard W."}],"issued":{"date-parts":[["2007",2,1]]}}},{"id":1147,"uris":["http://zotero.org/users/9968163/items/DGHD5DI8"],"itemData":{"id":1147,"type":"article-journal","abstract":"Spatial memory facilitates resource acquisition where resources are patchy, but how it influences movement behaviour of wide-ranging species remains to be resolved. We examined African elephant spatial memory reflected in movement decisions regarding access to perennial waterholes. State–space models of movement data revealed a rapid, highly directional movement behaviour almost exclusively associated with visiting perennial water. Behavioural change point (BCP) analyses demonstrated that these goal-oriented movements were initiated on average 4.59 km, and up to 49.97 km, from the visited waterhole, with the closest waterhole accessed 90% of the time. Distances of decision points increased when switching to different waterholes, during the dry season, or for female groups relative to males, while selection of the closest waterhole decreased when switching. Overall, our analyses indicated detailed spatial knowledge over large scales, enabling elephants to minimize travel distance through highly directional movement when accessing water. We discuss the likely cognitive and socioecological mechanisms driving these spatially precise movements that are most consistent with our findings. By applying modern analytic techniques to high-resolution movement data, this study illustrates emerging approaches for studying how cognition structures animal movement behaviour in different ecological and social contexts.","container-title":"Proceedings of the Royal Society B: Biological Sciences","DOI":"10.1098/rspb.2014.3042","ISSN":"0962-8452","issue":"1805","journalAbbreviation":"Proc Biol Sci","page":"20143042","source":"Silverchair","title":"Elucidating the significance of spatial memory on movement decisions by African savannah elephants using state–space models","volume":"282","author":[{"family":"Polansky","given":"Leo"},{"family":"Kilian","given":"Werner"},{"family":"Wittemyer","given":"George"}],"issued":{"date-parts":[["2015",4,22]]}}}],"schema":"https://github.com/citation-style-language/schema/raw/master/csl-citation.json"} </w:instrText>
-      </w:r>
-      <w:r>
-        <w:fldChar w:fldCharType="separate"/>
-      </w:r>
-      <w:r>
-        <w:t>(Noser and Byrne 2007, Polansky et al. 2015)</w:t>
-      </w:r>
-      <w:r>
-        <w:fldChar w:fldCharType="end"/>
-      </w:r>
-      <w:r>
-        <w:t xml:space="preserve"> and is</w:t>
-      </w:r>
-      <w:r>
-        <w:t xml:space="preserve"> likely performed by ravens </w:t>
-      </w:r>
-      <w:r>
-        <w:fldChar w:fldCharType="begin"/>
-      </w:r>
-      <w:r>
-        <w:instrText xml:space="preserve"> ADDIN ZOTERO_ITEM CSL_CITATION {"citationID":"r9fRoC6R","properties":{"unsorted":false,"formattedCitation":"(Loretto et al. 2026)","plainCitation":"(Loretto et al. 2026)","noteIndex":0},"citationItems":[{"id":1582,"uris":["http://zotero.org/users/9968163/items/BAM3LF88"],"itemData":{"id":1582,"type":"article-journal","abstract":"Scavengers generally rely on patchily distributed, unpredictable carrion. A long-standing hypothesis suggests scavenging ravens reliably locate such food by directly following large carnivores to their kills. However, by satellite tracking 69 ravens, 20 wolves, and 11 cougars in Yellowstone National Park, we found that following of predators over large distances rarely occurred. Instead, ravens routinely revisited sites where wolf kills were common—returning from distances of up to 155 kilometers to find carrion. Much like navigating to permanent anthropogenic subsidies, ravens appear to remember potential sources of carrion shaped by previous encounters with wolves or their kills. These findings suggest that spatial memory and navigation play a considerably greater role than previously assumed among scavengers, and possibly other wide-ranging species, in search of ephemeral resources.","container-title":"Science","DOI":"10.1126/science.adz9467","issue":"6790","page":"1151-1154","publisher":"American Association for the Advancement of Science","source":"science.org (Atypon)","title":"Ravens anticipate wolf kill sites across broad scales","volume":"391","author":[{"family":"Loretto","given":"Matthias-Claudio"},{"family":"Beck","given":"Kristina B."},{"family":"Smith","given":"Douglas W."},{"family":"Stahler","given":"Daniel R."},{"family":"Walker","given":"Lauren E."},{"family":"Wikelski","given":"Martin"},{"family":"Mueller","given":"Thomas"},{"family":"Safi","given":"Kamran"},{"family":"Marzluff","given":"John M."}],"issued":{"date-parts":[["2026",3,12]]}}}],"schema":"https://github.com/citation-style-language/schema/raw/master/csl-citation.json"} </w:instrText>
-      </w:r>
-      <w:r>
-        <w:fldChar w:fldCharType="separate"/>
-      </w:r>
-      <w:r>
-        <w:rPr>
-          <w:rFonts w:ascii="Aptos" w:hAnsi="Aptos"/>
-        </w:rPr>
-        <w:t>(Loretto et al. 2026)</w:t>
-      </w:r>
-      <w:r>
-        <w:fldChar w:fldCharType="end"/>
-      </w:r>
-      <w:r>
-        <w:t>. Route planning to known resources allows overall energetic costs to be predictable</w:t>
-      </w:r>
-      <w:r>
-        <w:t xml:space="preserve">. </w:t>
-      </w:r>
-    </w:p>
-    <w:p>
-      <w:pPr>
-        <w:spacing w:line="480" w:lineRule="auto"/>
-        <w:ind w:firstLine="720"/>
-      </w:pPr>
-      <w:r>
-        <w:t>After leaving their territories, ravens were more likely to visit the hunting regions during the hunting season, regardless of the amount of biomass created by hunters.</w:t>
-      </w:r>
-      <w:r>
-        <w:t xml:space="preserve"> </w:t>
-      </w:r>
-      <w:r>
-        <w:t>However, w</w:t>
-      </w:r>
-      <w:r>
-        <w:t xml:space="preserve">e were unable to find </w:t>
-      </w:r>
-      <w:r>
-        <w:t>the</w:t>
-      </w:r>
-      <w:r>
-        <w:t xml:space="preserve"> same</w:t>
-      </w:r>
-      <w:r>
-        <w:t xml:space="preserve"> effect of hunting season on a raven</w:t>
-      </w:r>
-      <w:r>
-        <w:t>’s</w:t>
-      </w:r>
-      <w:r>
-        <w:t xml:space="preserve"> probability </w:t>
-      </w:r>
-      <w:r>
-        <w:lastRenderedPageBreak/>
-        <w:t>of leaving their territories</w:t>
-      </w:r>
-      <w:r>
-        <w:t>.</w:t>
-      </w:r>
-      <w:r>
-        <w:t xml:space="preserve"> </w:t>
-      </w:r>
-      <w:r>
-        <w:t>This effect was likely masked by the limited time frame of the data, which failed to capture the initial increase in visits to the hunting area associated with the start of MTFWP rifle hunting, and alternative resources being present within our defined hunting regions.</w:t>
-      </w:r>
-      <w:r>
-        <w:t xml:space="preserve"> </w:t>
-      </w:r>
-      <w:r>
-        <w:t>Throughout</w:t>
-      </w:r>
-      <w:r>
-        <w:t xml:space="preserve"> the entire winter, raven </w:t>
-      </w:r>
-      <w:r>
-        <w:t>shifted their space use</w:t>
-      </w:r>
-      <w:r>
-        <w:t xml:space="preserve"> in the hunting regions</w:t>
-      </w:r>
-      <w:r>
-        <w:t xml:space="preserve"> consistent without the location of the primary available resource. During the hunting season,</w:t>
-      </w:r>
-      <w:r>
-        <w:t xml:space="preserve"> </w:t>
-      </w:r>
-      <w:r>
-        <w:t xml:space="preserve">ravens were less </w:t>
-      </w:r>
-      <w:r>
-        <w:t>concentrated</w:t>
-      </w:r>
-      <w:r>
-        <w:t xml:space="preserve"> around the landfill </w:t>
-      </w:r>
-      <w:r>
-        <w:t>indicat</w:t>
-      </w:r>
-      <w:r>
-        <w:t>ing</w:t>
-      </w:r>
-      <w:r>
-        <w:t xml:space="preserve"> that </w:t>
-      </w:r>
-      <w:r>
-        <w:t>refuse</w:t>
-      </w:r>
-      <w:r>
-        <w:t xml:space="preserve"> is</w:t>
-      </w:r>
-      <w:r>
-        <w:t xml:space="preserve"> lower priority than carrion.</w:t>
-      </w:r>
-      <w:r>
-        <w:t xml:space="preserve"> </w:t>
-      </w:r>
-      <w:r>
-        <w:t xml:space="preserve">Outside of the primary hunting seasons, ravens seeking alternative foraging opportunities often visited the Gardiner landfill and sewage treatment ponds. </w:t>
-      </w:r>
-      <w:r>
-        <w:t>Additionally,</w:t>
-      </w:r>
-      <w:r>
-        <w:t xml:space="preserve"> </w:t>
-      </w:r>
-      <w:r>
-        <w:t>ravens</w:t>
-      </w:r>
-      <w:r>
-        <w:t xml:space="preserve"> also </w:t>
-      </w:r>
-      <w:r>
-        <w:t>took</w:t>
-      </w:r>
-      <w:r>
-        <w:t xml:space="preserve"> advantage of low levels of tribal hunting </w:t>
-      </w:r>
-      <w:r>
-        <w:t>during mid-winter</w:t>
-      </w:r>
-      <w:r>
-        <w:t xml:space="preserve"> that occurs in a similar region to the MTFWP hunt. Tribal hunters, while having a more limited take compared to the MTFWP season </w:t>
-      </w:r>
-      <w:commentRangeStart w:id="24"/>
-      <w:r>
-        <w:t xml:space="preserve">(1-2 ungulates a week), </w:t>
-      </w:r>
-      <w:commentRangeEnd w:id="24"/>
+        <w:commentReference w:id="24"/>
+      </w:r>
+      <w:r>
+        <w:t xml:space="preserve">still create carrion throughout the central winter months that can draw large </w:t>
+      </w:r>
+      <w:commentRangeStart w:id="25"/>
+      <w:r>
+        <w:t>groups of ravens</w:t>
+      </w:r>
+      <w:commentRangeEnd w:id="25"/>
       <w:r>
         <w:rPr>
           <w:rStyle w:val="CommentReference"/>
           <w:sz w:val="24"/>
           <w:szCs w:val="24"/>
         </w:rPr>
-        <w:commentReference w:id="24"/>
-      </w:r>
-      <w:r>
-        <w:t xml:space="preserve">still create carrion throughout the central winter months that can draw large </w:t>
-      </w:r>
-      <w:commentRangeStart w:id="25"/>
-      <w:r>
-        <w:t>groups of ravens</w:t>
-      </w:r>
-      <w:commentRangeEnd w:id="25"/>
-      <w:r>
-        <w:rPr>
-          <w:rStyle w:val="CommentReference"/>
-          <w:sz w:val="24"/>
-          <w:szCs w:val="24"/>
-        </w:rPr>
         <w:commentReference w:id="25"/>
       </w:r>
       <w:r>
@@ -4684,7 +4817,11 @@
         <w:t xml:space="preserve"> </w:t>
       </w:r>
       <w:r>
-        <w:t>These occasional trips allow them to update</w:t>
+        <w:t xml:space="preserve">These occasional trips allow </w:t>
+      </w:r>
+      <w:r>
+        <w:lastRenderedPageBreak/>
+        <w:t>them to update</w:t>
       </w:r>
       <w:r>
         <w:t xml:space="preserve"> their knowledge about the foraging conditions of</w:t>
@@ -4711,14 +4848,7 @@
         <w:rPr>
           <w:rFonts w:ascii="Aptos" w:hAnsi="Aptos"/>
         </w:rPr>
-        <w:t xml:space="preserve">(Smith and </w:t>
-      </w:r>
-      <w:r>
-        <w:rPr>
-          <w:rFonts w:ascii="Aptos" w:hAnsi="Aptos"/>
-        </w:rPr>
-        <w:lastRenderedPageBreak/>
-        <w:t>Sweatman 1974)</w:t>
+        <w:t>(Smith and Sweatman 1974)</w:t>
       </w:r>
       <w:r>
         <w:fldChar w:fldCharType="end"/>
@@ -5828,7 +5958,7 @@
       </w:r>
     </w:p>
   </w:comment>
-  <w:comment w:id="18" w:author="Cameron Ho" w:date="2026-04-06T17:43:00Z" w:initials="CH">
+  <w:comment w:id="18" w:author="Cameron Ho" w:date="2026-02-10T18:08:00Z" w:initials="CH">
     <w:p>
       <w:pPr>
         <w:pStyle w:val="CommentText"/>
@@ -5840,11 +5970,27 @@
         <w:annotationRef/>
       </w:r>
       <w:r>
+        <w:t>although there are days not calculated into this stat that were removed for too few GPS points or just didn’t have any GPS points.</w:t>
+      </w:r>
+    </w:p>
+  </w:comment>
+  <w:comment w:id="19" w:author="Cameron Ho" w:date="2026-04-06T17:43:00Z" w:initials="CH">
+    <w:p>
+      <w:pPr>
+        <w:pStyle w:val="CommentText"/>
+      </w:pPr>
+      <w:r>
+        <w:rPr>
+          <w:rStyle w:val="CommentReference"/>
+        </w:rPr>
+        <w:annotationRef/>
+      </w:r>
+      <w:r>
         <w:t>Any suggestions on how to improve calrity of wolf kill portion. Active kill means on territory. Visit kill means off territory. I say that in the caption, but its not a clear distinction in the graphic</w:t>
       </w:r>
     </w:p>
   </w:comment>
-  <w:comment w:id="19" w:author="Cameron Ho" w:date="2026-01-31T14:57:00Z" w:initials="CH">
+  <w:comment w:id="20" w:author="Cameron Ho" w:date="2026-01-31T14:57:00Z" w:initials="CH">
     <w:p>
       <w:pPr>
         <w:pStyle w:val="CommentText"/>
@@ -5860,7 +6006,7 @@
       </w:r>
     </w:p>
   </w:comment>
-  <w:comment w:id="20" w:author="Cameron Ho" w:date="2026-04-09T17:05:00Z" w:initials="CH">
+  <w:comment w:id="21" w:author="Cameron Ho" w:date="2026-04-09T17:05:00Z" w:initials="CH">
     <w:p>
       <w:pPr>
         <w:pStyle w:val="CommentText"/>
@@ -5876,7 +6022,7 @@
       </w:r>
     </w:p>
   </w:comment>
-  <w:comment w:id="21" w:author="Cameron Ho" w:date="2026-04-07T17:06:00Z" w:initials="CH">
+  <w:comment w:id="22" w:author="Cameron Ho" w:date="2026-04-07T17:06:00Z" w:initials="CH">
     <w:p>
       <w:pPr>
         <w:pStyle w:val="CommentText"/>
@@ -5921,7 +6067,7 @@
       </w:r>
     </w:p>
   </w:comment>
-  <w:comment w:id="22" w:author="Cameron Ho" w:date="2026-02-09T16:56:00Z" w:initials="CH">
+  <w:comment w:id="23" w:author="Cameron Ho" w:date="2026-02-09T16:56:00Z" w:initials="CH">
     <w:p>
       <w:pPr>
         <w:pStyle w:val="CommentText"/>
@@ -5991,22 +6137,6 @@
       </w:pPr>
       <w:r>
         <w:t>Only competes for immediate space around the carcass to feed</w:t>
-      </w:r>
-    </w:p>
-  </w:comment>
-  <w:comment w:id="23" w:author="Cameron Ho" w:date="2026-04-14T12:29:00Z" w:initials="CH">
-    <w:p>
-      <w:pPr>
-        <w:pStyle w:val="CommentText"/>
-      </w:pPr>
-      <w:r>
-        <w:rPr>
-          <w:rStyle w:val="CommentReference"/>
-        </w:rPr>
-        <w:annotationRef/>
-      </w:r>
-      <w:r>
-        <w:t>And knowledge</w:t>
       </w:r>
     </w:p>
   </w:comment>
@@ -6142,12 +6272,12 @@
   <w15:commentEx w15:paraId="6915C913" w15:done="0"/>
   <w15:commentEx w15:paraId="26036C4C" w15:paraIdParent="6915C913" w15:done="0"/>
   <w15:commentEx w15:paraId="48A62A57" w15:done="0"/>
+  <w15:commentEx w15:paraId="15929AA2" w15:done="0"/>
   <w15:commentEx w15:paraId="6B5A0ECA" w15:done="0"/>
   <w15:commentEx w15:paraId="2AFD599F" w15:done="0"/>
   <w15:commentEx w15:paraId="17C17B47" w15:done="0"/>
   <w15:commentEx w15:paraId="1F9FF958" w15:done="0"/>
   <w15:commentEx w15:paraId="6471B4C4" w15:done="1"/>
-  <w15:commentEx w15:paraId="15621E25" w15:done="0"/>
   <w15:commentEx w15:paraId="2E811A34" w15:done="0"/>
   <w15:commentEx w15:paraId="29D70C64" w15:done="0"/>
   <w15:commentEx w15:paraId="193CECBE" w15:done="0"/>
@@ -6177,12 +6307,12 @@
   <w16cex:commentExtensible w16cex:durableId="791C2025" w16cex:dateUtc="2026-04-14T17:49:00Z"/>
   <w16cex:commentExtensible w16cex:durableId="50117B5D" w16cex:dateUtc="2026-04-14T23:24:00Z"/>
   <w16cex:commentExtensible w16cex:durableId="0D56E04E" w16cex:dateUtc="2026-04-02T21:21:00Z"/>
+  <w16cex:commentExtensible w16cex:durableId="62D4365B" w16cex:dateUtc="2026-02-11T02:08:00Z"/>
   <w16cex:commentExtensible w16cex:durableId="08F6AC28" w16cex:dateUtc="2026-04-07T00:43:00Z"/>
   <w16cex:commentExtensible w16cex:durableId="333CE58C" w16cex:dateUtc="2026-01-31T22:57:00Z"/>
   <w16cex:commentExtensible w16cex:durableId="542E17E6" w16cex:dateUtc="2026-04-10T00:05:00Z"/>
   <w16cex:commentExtensible w16cex:durableId="3F758BA4" w16cex:dateUtc="2026-04-08T00:06:00Z"/>
   <w16cex:commentExtensible w16cex:durableId="08517F74" w16cex:dateUtc="2026-02-10T00:56:00Z"/>
-  <w16cex:commentExtensible w16cex:durableId="46CC3155" w16cex:dateUtc="2026-04-14T19:29:00Z"/>
   <w16cex:commentExtensible w16cex:durableId="14036126" w16cex:dateUtc="2026-04-02T23:49:00Z"/>
   <w16cex:commentExtensible w16cex:durableId="67EC819E" w16cex:dateUtc="2026-04-02T22:48:00Z"/>
   <w16cex:commentExtensible w16cex:durableId="658D8037" w16cex:dateUtc="2026-04-14T23:54:00Z"/>
@@ -6212,12 +6342,12 @@
   <w16cid:commentId w16cid:paraId="6915C913" w16cid:durableId="791C2025"/>
   <w16cid:commentId w16cid:paraId="26036C4C" w16cid:durableId="50117B5D"/>
   <w16cid:commentId w16cid:paraId="48A62A57" w16cid:durableId="0D56E04E"/>
+  <w16cid:commentId w16cid:paraId="15929AA2" w16cid:durableId="62D4365B"/>
   <w16cid:commentId w16cid:paraId="6B5A0ECA" w16cid:durableId="08F6AC28"/>
   <w16cid:commentId w16cid:paraId="2AFD599F" w16cid:durableId="333CE58C"/>
   <w16cid:commentId w16cid:paraId="17C17B47" w16cid:durableId="542E17E6"/>
   <w16cid:commentId w16cid:paraId="1F9FF958" w16cid:durableId="3F758BA4"/>
   <w16cid:commentId w16cid:paraId="6471B4C4" w16cid:durableId="08517F74"/>
-  <w16cid:commentId w16cid:paraId="15621E25" w16cid:durableId="46CC3155"/>
   <w16cid:commentId w16cid:paraId="2E811A34" w16cid:durableId="14036126"/>
   <w16cid:commentId w16cid:paraId="29D70C64" w16cid:durableId="67EC819E"/>
   <w16cid:commentId w16cid:paraId="193CECBE" w16cid:durableId="658D8037"/>
@@ -6889,6 +7019,7 @@
   <w:style w:type="character" w:default="1" w:styleId="DefaultParagraphFont">
     <w:name w:val="Default Paragraph Font"/>
     <w:uiPriority w:val="1"/>
+    <w:semiHidden/>
     <w:unhideWhenUsed/>
   </w:style>
   <w:style w:type="table" w:default="1" w:styleId="TableNormal">

--- a/reports/thesis/06_chapter_2.docx
+++ b/reports/thesis/06_chapter_2.docx
@@ -3124,7 +3124,7 @@
         <w:t xml:space="preserve"> by </w:t>
       </w:r>
       <w:r>
-        <w:t>2.7</w:t>
+        <w:t>3.6</w:t>
       </w:r>
       <w:r>
         <w:t xml:space="preserve"> – </w:t>
@@ -3133,64 +3133,70 @@
         <w:t>6</w:t>
       </w:r>
       <w:r>
+        <w:t>.4</w:t>
+      </w:r>
+      <w:r>
         <w:t xml:space="preserve">%, choosing to leave their territory a predicted </w:t>
       </w:r>
       <w:r>
-        <w:t>86.6</w:t>
+        <w:t>86.</w:t>
+      </w:r>
+      <w:r>
+        <w:t>1</w:t>
       </w:r>
       <w:r>
         <w:t xml:space="preserve"> – 9</w:t>
       </w:r>
       <w:r>
-        <w:t>4.3</w:t>
+        <w:t>2.4</w:t>
       </w:r>
       <w:r>
         <w:t>% of the time a wolf kill was present</w:t>
       </w:r>
       <w:r>
-        <w:t xml:space="preserve"> (-0.</w:t>
-      </w:r>
-      <w:r>
-        <w:t>67</w:t>
-      </w:r>
-      <w:r>
-        <w:t>, SE = 0.3</w:t>
-      </w:r>
-      <w:r>
-        <w:t>4</w:t>
-      </w:r>
-      <w:r>
-        <w:t xml:space="preserve">, p </w:t>
-      </w:r>
-      <w:r>
-        <w:t>=</w:t>
-      </w:r>
-      <w:r>
-        <w:t xml:space="preserve"> 0.05</w:t>
+        <w:t xml:space="preserve"> (</w:t>
+      </w:r>
+      <w:r>
+        <w:t xml:space="preserve">OR = 0.5, </w:t>
+      </w:r>
+      <w:r>
+        <w:t>95% CI:</w:t>
+      </w:r>
+      <w:r>
+        <w:t xml:space="preserve"> 0.25, 0.98)</w:t>
+      </w:r>
+      <w:r>
+        <w:t xml:space="preserve">. </w:t>
+      </w:r>
+      <w:r>
+        <w:t>A</w:t>
+      </w:r>
+      <w:r>
+        <w:t xml:space="preserve"> more conservat</w:t>
+      </w:r>
+      <w:r>
+        <w:t>ive</w:t>
+      </w:r>
+      <w:r>
+        <w:t xml:space="preserve"> assumption of a raven’s knowledge of wolf kills within its territory increased the </w:t>
+      </w:r>
+      <w:r>
+        <w:t>effect</w:t>
+      </w:r>
+      <w:r>
+        <w:t xml:space="preserve"> of wolf kills to </w:t>
+      </w:r>
+      <w:r>
+        <w:t xml:space="preserve">a </w:t>
       </w:r>
       <w:r>
         <w:t>1</w:t>
       </w:r>
       <w:r>
-        <w:t xml:space="preserve">, Table 1, Fig. 4, 5). </w:t>
-      </w:r>
-      <w:r>
-        <w:t>A</w:t>
-      </w:r>
-      <w:r>
-        <w:t xml:space="preserve"> more conservation assumption of a raven’s knowledge of wolf kills within its territory increased the </w:t>
-      </w:r>
-      <w:r>
-        <w:t>effect</w:t>
-      </w:r>
-      <w:r>
-        <w:t xml:space="preserve"> of wolf kills to </w:t>
-      </w:r>
-      <w:r>
-        <w:t xml:space="preserve">a </w:t>
-      </w:r>
-      <w:r>
-        <w:t xml:space="preserve">11.6 </w:t>
+        <w:t>5.6</w:t>
+      </w:r>
+      <w:r>
+        <w:t xml:space="preserve"> </w:t>
       </w:r>
       <w:r>
         <w:t>–</w:t>
@@ -3199,7 +3205,10 @@
         <w:t xml:space="preserve"> </w:t>
       </w:r>
       <w:r>
-        <w:t>22.9</w:t>
+        <w:t>2</w:t>
+      </w:r>
+      <w:r>
+        <w:t>5.2</w:t>
       </w:r>
       <w:r>
         <w:t>%</w:t>
@@ -3211,22 +3220,28 @@
         <w:t xml:space="preserve"> </w:t>
       </w:r>
       <w:r>
-        <w:t>(-</w:t>
-      </w:r>
-      <w:r>
-        <w:t>1.7</w:t>
-      </w:r>
-      <w:r>
-        <w:t>, SE = 0.</w:t>
-      </w:r>
-      <w:r>
-        <w:t>76</w:t>
-      </w:r>
-      <w:r>
-        <w:t xml:space="preserve">, p </w:t>
-      </w:r>
-      <w:r>
-        <w:t>&lt; 0.05)</w:t>
+        <w:t>(</w:t>
+      </w:r>
+      <w:r>
+        <w:t xml:space="preserve">OR = 0.5, </w:t>
+      </w:r>
+      <w:r>
+        <w:t>95% CI:</w:t>
+      </w:r>
+      <w:r>
+        <w:t xml:space="preserve"> 0.</w:t>
+      </w:r>
+      <w:r>
+        <w:t>04</w:t>
+      </w:r>
+      <w:r>
+        <w:t>, 0.</w:t>
+      </w:r>
+      <w:r>
+        <w:t>75</w:t>
+      </w:r>
+      <w:r>
+        <w:t>)</w:t>
       </w:r>
       <w:r>
         <w:t xml:space="preserve">. However, the </w:t>
@@ -3244,146 +3259,35 @@
         <w:t xml:space="preserve"> high at </w:t>
       </w:r>
       <w:r>
-        <w:t>69.8</w:t>
-      </w:r>
-      <w:r>
-        <w:t xml:space="preserve"> – 85.4%. </w:t>
-      </w:r>
-      <w:r>
-        <w:t>The availability of hunter-created carrion did not impact a raven’s decision to leave its territory, regardless of the metric of consideration (biomass: -0.0</w:t>
-      </w:r>
-      <w:r>
-        <w:t>0</w:t>
-      </w:r>
-      <w:r>
         <w:t>6</w:t>
       </w:r>
       <w:r>
-        <w:t>, SE = 0.0</w:t>
-      </w:r>
-      <w:r>
-        <w:t>82</w:t>
-      </w:r>
-      <w:r>
-        <w:t>, p = 0.</w:t>
-      </w:r>
-      <w:r>
-        <w:t>9</w:t>
-      </w:r>
-      <w:r>
-        <w:t>4</w:t>
-      </w:r>
-      <w:r>
-        <w:t>; season: -0.</w:t>
-      </w:r>
-      <w:r>
-        <w:t>1</w:t>
-      </w:r>
-      <w:r>
-        <w:t>4</w:t>
-      </w:r>
-      <w:r>
-        <w:t>, SE = 0.</w:t>
-      </w:r>
-      <w:r>
-        <w:t>22</w:t>
-      </w:r>
-      <w:r>
-        <w:t>, p = 0.</w:t>
-      </w:r>
-      <w:r>
-        <w:t>5</w:t>
-      </w:r>
-      <w:r>
-        <w:t>3</w:t>
-      </w:r>
-      <w:r>
-        <w:t>, Fig. 4, 5</w:t>
-      </w:r>
-      <w:r>
-        <w:t xml:space="preserve">; </w:t>
-      </w:r>
-      <w:r>
-        <w:t xml:space="preserve">Table 1, Fig. 4). Ravens were </w:t>
-      </w:r>
-      <w:r>
-        <w:t>53.8</w:t>
-      </w:r>
-      <w:r>
-        <w:t>% (</w:t>
-      </w:r>
-      <w:r>
-        <w:t>18.3</w:t>
-      </w:r>
-      <w:r>
-        <w:t xml:space="preserve">, </w:t>
-      </w:r>
-      <w:r>
-        <w:t>73.9</w:t>
-      </w:r>
-      <w:r>
-        <w:t>)</w:t>
-      </w:r>
-      <w:r>
-        <w:t xml:space="preserve"> </w:t>
-      </w:r>
-      <w:r>
-        <w:t xml:space="preserve">less </w:t>
-      </w:r>
-      <w:r>
-        <w:t xml:space="preserve">likely </w:t>
+        <w:t>7.3</w:t>
+      </w:r>
+      <w:r>
+        <w:t xml:space="preserve"> – 8</w:t>
+      </w:r>
+      <w:r>
+        <w:t>0.5</w:t>
+      </w:r>
+      <w:r>
+        <w:t xml:space="preserve">%. </w:t>
+      </w:r>
+      <w:r>
+        <w:t>The availability of hunter-created carrion did not impact a raven’s decision to leave its territory, regardless of the metric of consideration (</w:t>
+      </w:r>
+      <w:r>
+        <w:t>p &gt; 0.29</w:t>
+      </w:r>
+      <w:r>
+        <w:t xml:space="preserve">). </w:t>
+      </w:r>
+      <w:r>
+        <w:t xml:space="preserve">Ravens had lower odds of leaving their territory during March compared to November and December (OR = 0.63, 95% CI: 0.42, 0.96). A 1 SD </w:t>
       </w:r>
       <w:r>
         <w:lastRenderedPageBreak/>
-        <w:t>to leave their territory during March compared to November and December</w:t>
-      </w:r>
-      <w:r>
-        <w:t xml:space="preserve">. </w:t>
-      </w:r>
-      <w:r>
-        <w:t xml:space="preserve">There was evidence that </w:t>
-      </w:r>
-      <w:r>
-        <w:t xml:space="preserve">This effect showed evidence for an interaction with snow depth where snow depth </w:t>
-      </w:r>
-      <w:r>
-        <w:t xml:space="preserve">had a stronger impact in late winter with less snow leading to lower probabilities of </w:t>
-      </w:r>
-      <w:r>
-        <w:t>traveling beyond the</w:t>
-      </w:r>
-      <w:r>
-        <w:t xml:space="preserve"> territory</w:t>
-      </w:r>
-      <w:r>
-        <w:t xml:space="preserve"> </w:t>
-      </w:r>
-      <w:r>
-        <w:t>(</w:t>
-      </w:r>
-      <w:r>
-        <w:t>-0.5</w:t>
-      </w:r>
-      <w:r>
-        <w:t>5</w:t>
-      </w:r>
-      <w:r>
-        <w:t>, SE = 0.</w:t>
-      </w:r>
-      <w:r>
-        <w:t>32</w:t>
-      </w:r>
-      <w:r>
-        <w:t>, p = 0.</w:t>
-      </w:r>
-      <w:r>
-        <w:t>0</w:t>
-      </w:r>
-      <w:r>
-        <w:t>9</w:t>
-      </w:r>
-      <w:r>
-        <w:t xml:space="preserve">, Table 1). </w:t>
+        <w:t>increase in snow depth was associated with greater odds of departure (OR = 1.24, 95% CI: 1.01, 1.52).</w:t>
       </w:r>
     </w:p>
     <w:p>
@@ -3473,10 +3377,10 @@
         </w:rPr>
         <w:lastRenderedPageBreak/>
         <w:drawing>
-          <wp:inline distT="0" distB="0" distL="0" distR="0" wp14:anchorId="7A1776B6" wp14:editId="147A9F3D">
+          <wp:inline distT="0" distB="0" distL="0" distR="0" wp14:anchorId="69036E24" wp14:editId="13A8D834">
             <wp:extent cx="5943600" cy="4292600"/>
             <wp:effectExtent l="0" t="0" r="0" b="0"/>
-            <wp:docPr id="871903986" name="Graphic 1"/>
+            <wp:docPr id="1944662694" name="Graphic 1"/>
             <wp:cNvGraphicFramePr>
               <a:graphicFrameLocks xmlns:a="http://schemas.openxmlformats.org/drawingml/2006/main" noChangeAspect="1"/>
             </wp:cNvGraphicFramePr>
@@ -3484,7 +3388,7 @@
               <a:graphicData uri="http://schemas.openxmlformats.org/drawingml/2006/picture">
                 <pic:pic xmlns:pic="http://schemas.openxmlformats.org/drawingml/2006/picture">
                   <pic:nvPicPr>
-                    <pic:cNvPr id="871903986" name=""/>
+                    <pic:cNvPr id="1944662694" name=""/>
                     <pic:cNvPicPr/>
                   </pic:nvPicPr>
                   <pic:blipFill>
@@ -3520,7 +3424,13 @@
         <w:spacing w:line="480" w:lineRule="auto"/>
       </w:pPr>
       <w:r>
-        <w:t xml:space="preserve">Figure 5. Predicted probability and bootstrapped 95% confidence intervals of ravens leaving their territory based on active wolf kills within their territories (p </w:t>
+        <w:t>Figure 5. Predicted probability a</w:t>
+      </w:r>
+      <w:r>
+        <w:t xml:space="preserve">nd </w:t>
+      </w:r>
+      <w:r>
+        <w:t xml:space="preserve">95% confidence intervals of ravens leaving their territory based on active wolf kills within their territories (p </w:t>
       </w:r>
       <w:r>
         <w:t>=</w:t>
@@ -3585,29 +3495,23 @@
         <w:commentReference w:id="20"/>
       </w:r>
       <w:r>
-        <w:t>(0.</w:t>
-      </w:r>
-      <w:r>
-        <w:t>82</w:t>
-      </w:r>
-      <w:r>
-        <w:t>, SE = 0.19, p &lt; 0.0</w:t>
-      </w:r>
-      <w:r>
-        <w:t>01</w:t>
-      </w:r>
-      <w:r>
-        <w:t>, Table 2, Fig. 6), but they were not influenced by the actual amount of biomass available in hunting areas (-0.08, SE = 0.08, p = 0.</w:t>
-      </w:r>
-      <w:r>
-        <w:t>32</w:t>
-      </w:r>
-      <w:r>
-        <w:t xml:space="preserve">, Table 2, Fig. 6). When a wolf </w:t>
+        <w:t>(</w:t>
+      </w:r>
+      <w:r>
+        <w:t>OR = 2.3, 95% CI: 1.6, 3.3</w:t>
+      </w:r>
+      <w:r>
+        <w:t>), but they were not influenced by the actual amount of biomass available in hunting areas (</w:t>
+      </w:r>
+      <w:r>
+        <w:t>p = 0.32</w:t>
+      </w:r>
+      <w:r>
+        <w:t xml:space="preserve">). When a wolf kill was located outside of a raven’s territory, it </w:t>
       </w:r>
       <w:r>
         <w:lastRenderedPageBreak/>
-        <w:t>kill was located outside of a raven’s territory, it greatly reduced the likelihood of visiting the hunting area</w:t>
+        <w:t>greatly reduced the likelihood of visiting the hunting area</w:t>
       </w:r>
       <w:r>
         <w:t xml:space="preserve"> by 4</w:t>
@@ -3637,88 +3541,104 @@
         <w:t>% of days ending in a visit to the hunting region</w:t>
       </w:r>
       <w:r>
-        <w:t xml:space="preserve"> (-2.</w:t>
-      </w:r>
-      <w:r>
-        <w:t>2</w:t>
-      </w:r>
-      <w:r>
-        <w:t>, SE = 0.3</w:t>
-      </w:r>
-      <w:r>
-        <w:t>6</w:t>
-      </w:r>
-      <w:r>
-        <w:t>, p &lt; 0.001, Table 2, Fig. 6). Ravens with territories closer to the hunting regions visited the hunting area more often (-1.</w:t>
-      </w:r>
-      <w:r>
-        <w:t>6</w:t>
-      </w:r>
-      <w:r>
-        <w:t xml:space="preserve">, SE = 0.42, p &lt; 0.001, Table 2, Fig. 6). </w:t>
-      </w:r>
-      <w:r>
-        <w:t>Ravens’ visits to the hunting area increased as temperatures dropped (-0.</w:t>
-      </w:r>
-      <w:r>
-        <w:t>18</w:t>
-      </w:r>
-      <w:r>
-        <w:t>, SE = 0.07</w:t>
-      </w:r>
-      <w:r>
-        <w:t>4</w:t>
-      </w:r>
-      <w:r>
-        <w:t>, p &lt; 0.0</w:t>
-      </w:r>
-      <w:r>
-        <w:t>5</w:t>
-      </w:r>
-      <w:r>
-        <w:t>, Table 2, Fig. 6) and snow depth increased (0.2</w:t>
-      </w:r>
-      <w:r>
-        <w:t>4</w:t>
-      </w:r>
-      <w:r>
-        <w:t>, SE = 0.09</w:t>
-      </w:r>
-      <w:r>
-        <w:t>1</w:t>
-      </w:r>
-      <w:r>
-        <w:t>, p &lt; 0.0</w:t>
-      </w:r>
-      <w:r>
-        <w:t>1</w:t>
-      </w:r>
-      <w:r>
-        <w:t>, Table 2, Fig. 6).</w:t>
+        <w:t xml:space="preserve"> (</w:t>
+      </w:r>
+      <w:r>
+        <w:t>OR = 0.11, 95% CI: 0.05, 0.22</w:t>
+      </w:r>
+      <w:r>
+        <w:t xml:space="preserve">). Ravens with territories </w:t>
+      </w:r>
+      <w:r>
+        <w:t>farther</w:t>
+      </w:r>
+      <w:r>
+        <w:t xml:space="preserve"> to the hunting regions visited the hunting area </w:t>
+      </w:r>
+      <w:r>
+        <w:t>less</w:t>
+      </w:r>
+      <w:r>
+        <w:t xml:space="preserve"> often (</w:t>
+      </w:r>
+      <w:r>
+        <w:t>OR = 0.2, 95% CI: 0.09, 0.44</w:t>
+      </w:r>
+      <w:r>
+        <w:t xml:space="preserve">). </w:t>
+      </w:r>
+      <w:r>
+        <w:t xml:space="preserve">Raven visits to the hunting area </w:t>
+      </w:r>
+      <w:r>
+        <w:t>decreased</w:t>
+      </w:r>
+      <w:r>
+        <w:t xml:space="preserve"> as temperatures </w:t>
+      </w:r>
+      <w:r>
+        <w:t>increased</w:t>
+      </w:r>
+      <w:r>
+        <w:t xml:space="preserve"> (</w:t>
+      </w:r>
+      <w:r>
+        <w:t>OR = 0.84, 95% CI: 0.72, 0.97</w:t>
+      </w:r>
+      <w:r>
+        <w:t xml:space="preserve">) and </w:t>
+      </w:r>
+      <w:r>
+        <w:t>increase</w:t>
+      </w:r>
+      <w:r>
+        <w:t>d</w:t>
+      </w:r>
+      <w:r>
+        <w:t xml:space="preserve"> as </w:t>
+      </w:r>
+      <w:r>
+        <w:t xml:space="preserve">snow depth </w:t>
+      </w:r>
+      <w:r>
+        <w:t>decreased</w:t>
+      </w:r>
+      <w:r>
+        <w:t xml:space="preserve"> (</w:t>
+      </w:r>
+      <w:r>
+        <w:t>OR = 1.3, 95% CI: 1.1, 1.5</w:t>
+      </w:r>
+      <w:r>
+        <w:t>).</w:t>
       </w:r>
       <w:r>
         <w:t xml:space="preserve"> </w:t>
       </w:r>
       <w:r>
-        <w:t>Ravens were more likely to travel to the hunting area when a greater proportion of GPS tracked territorial ravens made the same decision (0.</w:t>
-      </w:r>
-      <w:r>
-        <w:t>23</w:t>
-      </w:r>
-      <w:r>
-        <w:t>, SE = 0.0</w:t>
-      </w:r>
-      <w:r>
-        <w:t>78</w:t>
-      </w:r>
-      <w:r>
-        <w:t>, p &lt; 0.0</w:t>
-      </w:r>
-      <w:r>
-        <w:t>1</w:t>
-      </w:r>
-      <w:r>
-        <w:t xml:space="preserve"> Table 2, Fig. 6). </w:t>
+        <w:t xml:space="preserve">Ravens were more likely to travel to the hunting area when a greater proportion of GPS tracked territorial ravens made the same decision </w:t>
+      </w:r>
+      <w:r>
+        <w:t>(</w:t>
+      </w:r>
+      <w:r>
+        <w:t>OR = 1.3, 95% CI: 1.1, 1.5</w:t>
+      </w:r>
+      <w:r>
+        <w:t>)</w:t>
+      </w:r>
+      <w:commentRangeStart w:id="21"/>
+      <w:r>
+        <w:t>.</w:t>
+      </w:r>
+      <w:commentRangeEnd w:id="21"/>
+      <w:r>
+        <w:rPr>
+          <w:rStyle w:val="CommentReference"/>
+          <w:sz w:val="24"/>
+          <w:szCs w:val="24"/>
+        </w:rPr>
+        <w:commentReference w:id="21"/>
       </w:r>
     </w:p>
     <w:p>
@@ -3730,10 +3650,10 @@
           <w:noProof/>
         </w:rPr>
         <w:drawing>
-          <wp:inline distT="0" distB="0" distL="0" distR="0" wp14:anchorId="5490937C" wp14:editId="058B7ED9">
-            <wp:extent cx="5943600" cy="4292600"/>
+          <wp:inline distT="0" distB="0" distL="0" distR="0" wp14:anchorId="2DBB9705" wp14:editId="35F99050">
+            <wp:extent cx="4267200" cy="2389632"/>
             <wp:effectExtent l="0" t="0" r="0" b="0"/>
-            <wp:docPr id="1919222104" name="Graphic 1"/>
+            <wp:docPr id="87358498" name="Picture 3"/>
             <wp:cNvGraphicFramePr>
               <a:graphicFrameLocks xmlns:a="http://schemas.openxmlformats.org/drawingml/2006/main" noChangeAspect="1"/>
             </wp:cNvGraphicFramePr>
@@ -3741,14 +3661,109 @@
               <a:graphicData uri="http://schemas.openxmlformats.org/drawingml/2006/picture">
                 <pic:pic xmlns:pic="http://schemas.openxmlformats.org/drawingml/2006/picture">
                   <pic:nvPicPr>
-                    <pic:cNvPr id="1919222104" name=""/>
+                    <pic:cNvPr id="0" name="Picture 3"/>
+                    <pic:cNvPicPr>
+                      <a:picLocks noChangeAspect="1" noChangeArrowheads="1"/>
+                    </pic:cNvPicPr>
+                  </pic:nvPicPr>
+                  <pic:blipFill rotWithShape="1">
+                    <a:blip r:embed="rId24">
+                      <a:extLst>
+                        <a:ext uri="{28A0092B-C50C-407E-A947-70E740481C1C}">
+                          <a14:useLocalDpi xmlns:a14="http://schemas.microsoft.com/office/drawing/2010/main" val="0"/>
+                        </a:ext>
+                      </a:extLst>
+                    </a:blip>
+                    <a:srcRect r="33226" b="32341"/>
+                    <a:stretch>
+                      <a:fillRect/>
+                    </a:stretch>
+                  </pic:blipFill>
+                  <pic:spPr bwMode="auto">
+                    <a:xfrm>
+                      <a:off x="0" y="0"/>
+                      <a:ext cx="4272406" cy="2392547"/>
+                    </a:xfrm>
+                    <a:prstGeom prst="rect">
+                      <a:avLst/>
+                    </a:prstGeom>
+                    <a:noFill/>
+                    <a:ln>
+                      <a:noFill/>
+                    </a:ln>
+                    <a:extLst>
+                      <a:ext uri="{53640926-AAD7-44D8-BBD7-CCE9431645EC}">
+                        <a14:shadowObscured xmlns:a14="http://schemas.microsoft.com/office/drawing/2010/main"/>
+                      </a:ext>
+                    </a:extLst>
+                  </pic:spPr>
+                </pic:pic>
+              </a:graphicData>
+            </a:graphic>
+          </wp:inline>
+        </w:drawing>
+      </w:r>
+    </w:p>
+    <w:p>
+      <w:pPr>
+        <w:spacing w:line="480" w:lineRule="auto"/>
+      </w:pPr>
+    </w:p>
+    <w:p>
+      <w:pPr>
+        <w:spacing w:line="480" w:lineRule="auto"/>
+      </w:pPr>
+      <w:r>
+        <w:t xml:space="preserve">Figure 6. 95% confidence intervals for model parameters from the hunting generalized linear mixed model </w:t>
+      </w:r>
+      <w:r>
+        <w:t xml:space="preserve">investigating the probability </w:t>
+      </w:r>
+      <w:r>
+        <w:t>of ravens visiting the hunting regions on days it has left its territory</w:t>
+      </w:r>
+      <w:r>
+        <w:t xml:space="preserve"> (n = 1</w:t>
+      </w:r>
+      <w:r>
+        <w:t>586</w:t>
+      </w:r>
+      <w:r>
+        <w:t>)</w:t>
+      </w:r>
+      <w:r>
+        <w:t>.</w:t>
+      </w:r>
+    </w:p>
+    <w:p>
+      <w:pPr>
+        <w:spacing w:line="480" w:lineRule="auto"/>
+      </w:pPr>
+      <w:r>
+        <w:rPr>
+          <w:noProof/>
+        </w:rPr>
+        <w:lastRenderedPageBreak/>
+        <w:drawing>
+          <wp:inline distT="0" distB="0" distL="0" distR="0" wp14:anchorId="7F13B33C" wp14:editId="46799282">
+            <wp:extent cx="5943600" cy="4292600"/>
+            <wp:effectExtent l="0" t="0" r="0" b="0"/>
+            <wp:docPr id="1093819267" name="Graphic 1"/>
+            <wp:cNvGraphicFramePr>
+              <a:graphicFrameLocks xmlns:a="http://schemas.openxmlformats.org/drawingml/2006/main" noChangeAspect="1"/>
+            </wp:cNvGraphicFramePr>
+            <a:graphic xmlns:a="http://schemas.openxmlformats.org/drawingml/2006/main">
+              <a:graphicData uri="http://schemas.openxmlformats.org/drawingml/2006/picture">
+                <pic:pic xmlns:pic="http://schemas.openxmlformats.org/drawingml/2006/picture">
+                  <pic:nvPicPr>
+                    <pic:cNvPr id="1093819267" name=""/>
                     <pic:cNvPicPr/>
                   </pic:nvPicPr>
                   <pic:blipFill>
-                    <a:blip r:embed="rId24">
+                    <a:blip r:embed="rId25">
                       <a:extLst>
                         <a:ext uri="{96DAC541-7B7A-43D3-8B79-37D633B846F1}">
-                          <asvg:svgBlip xmlns:asvg="http://schemas.microsoft.com/office/drawing/2016/SVG/main" r:embed="rId25"/>
+                          <asvg:svgBlip xmlns:asvg="http://schemas.microsoft.com/office/drawing/2016/SVG/main" r:embed="rId26"/>
                         </a:ext>
                       </a:extLst>
                     </a:blip>
@@ -3777,27 +3792,1064 @@
         <w:spacing w:line="480" w:lineRule="auto"/>
       </w:pPr>
       <w:r>
+        <w:t>Figure 7. Predicted probability and 95% confidence intervals of ravens visiting the hunting regions based on the timing of the hunting season (p &lt; 0.0</w:t>
+      </w:r>
+      <w:r>
+        <w:t>0</w:t>
+      </w:r>
+      <w:r>
+        <w:t>1) and whether they located a wolf kill after leaving their territory (p &lt; 0.001). All other continuous scaled covariates are held at 0.</w:t>
+      </w:r>
+    </w:p>
+    <w:p>
+      <w:pPr>
+        <w:spacing w:line="480" w:lineRule="auto"/>
+      </w:pPr>
+    </w:p>
+    <w:p>
+      <w:pPr>
+        <w:spacing w:line="480" w:lineRule="auto"/>
+      </w:pPr>
+      <w:r>
+        <w:rPr>
+          <w:b/>
+          <w:bCs/>
+        </w:rPr>
+        <w:t>Discussion</w:t>
+      </w:r>
+      <w:r>
+        <w:t xml:space="preserve"> </w:t>
+      </w:r>
+    </w:p>
+    <w:p>
+      <w:pPr>
+        <w:spacing w:line="480" w:lineRule="auto"/>
+        <w:ind w:firstLine="720"/>
+      </w:pPr>
+      <w:r>
+        <w:t>During the non-breeding season, t</w:t>
+      </w:r>
+      <w:r>
+        <w:t>erritorial r</w:t>
+      </w:r>
+      <w:r>
+        <w:t xml:space="preserve">avens do not abandon territories to track distant resources, as some non-territorial ungulates do to track palatable foods </w:t>
+      </w:r>
+      <w:r>
+        <w:fldChar w:fldCharType="begin"/>
+      </w:r>
+      <w:r>
+        <w:instrText xml:space="preserve"> ADDIN ZOTERO_ITEM CSL_CITATION {"citationID":"tFuQwzVA","properties":{"formattedCitation":"(Middleton et al. 2018)","plainCitation":"(Middleton et al. 2018)","noteIndex":0},"citationItems":[{"id":1202,"uris":["http://zotero.org/users/9968163/items/R95UXR8V"],"itemData":{"id":1202,"type":"article-journal","abstract":"Each spring, migratory herbivores around the world track or ‘surf’ green waves of newly emergent vegetation to distant summer or wet-season ranges. This foraging tactic may help explain the great abundance of migratory herbivores on many seasonal landscapes. However, the underlying fitness benefits of this life-history strategy remain poorly understood. A fundamental prediction of the green-wave hypothesis is that migratory herbivores obtain fitness benefits from surfing waves of newly emergent vegetation more closely than their resident counterparts. Here we evaluate whether this behavior increases body-fat levels – a critically important correlate of reproduction and survival for most ungulates – in elk Cervus elaphus of the Greater Yellowstone Ecosystem. Using satellite imagery and GPS tracking data, we found evidence that migrants (n = 23) indeed surfed the green wave, occupying sites 12.7 days closer to peak green-up than residents (n = 16). Importantly, individual variation in surfing may help account for up to 6 kg of variation in autumn body-fat levels. Our findings point to a pathway for anthropogenic changes to the green wave (e.g. climate change) or migrants’ ability to surf it (e.g. development) to impact migratory populations. To explore this possibility, we evaluated potential population-level consequences of constrained surfing with a heuristic model. If green-wave surfing deteriorates by 5–15 days from observed, our model predicts up to a 20% decrease in pregnancy rates, a 2.5% decrease in population growth, and a 30% decrease in abundance over 50 years. By linking green-wave surfing to fitness and illustrating potential effects on population growth, our study provides new insights into the evolution of migratory behavior and the prospects for the persistence of migratory ungulate populations in a changing world.","container-title":"Oikos","DOI":"10.1111/oik.05227","ISSN":"1600-0706","issue":"7","language":"en","license":"© 2017 The Authors","note":"_eprint: https://nsojournals.onlinelibrary.wiley.com/doi/pdf/10.1111/oik.05227","page":"1060-1068","source":"Wiley Online Library","title":"Green-wave surfing increases fat gain in a migratory ungulate","volume":"127","author":[{"family":"Middleton","given":"Arthur D."},{"family":"Merkle","given":"Jerod A."},{"family":"McWhirter","given":"Douglas E."},{"family":"Cook","given":"John G."},{"family":"Cook","given":"Rachel C."},{"family":"White","given":"P. J."},{"family":"Kauffman","given":"Matthew J."}],"issued":{"date-parts":[["2018"]]}}}],"schema":"https://github.com/citation-style-language/schema/raw/master/csl-citation.json"} </w:instrText>
+      </w:r>
+      <w:r>
+        <w:fldChar w:fldCharType="separate"/>
+      </w:r>
+      <w:r>
+        <w:t>(Middleton et al. 2018)</w:t>
+      </w:r>
+      <w:r>
+        <w:fldChar w:fldCharType="end"/>
+      </w:r>
+      <w:r>
+        <w:t xml:space="preserve">. </w:t>
+      </w:r>
+      <w:r>
+        <w:t xml:space="preserve">Instead, they remain bound to their nesting </w:t>
+      </w:r>
+      <w:r>
+        <w:t>s</w:t>
+      </w:r>
+      <w:r>
+        <w:t>pace</w:t>
+      </w:r>
+      <w:r>
+        <w:t xml:space="preserve"> with the freedom </w:t>
+      </w:r>
+      <w:r>
         <w:lastRenderedPageBreak/>
-        <w:t xml:space="preserve">Figure 6. 95% confidence intervals for model parameters from the hunting generalized linear mixed model </w:t>
-      </w:r>
-      <w:r>
-        <w:t xml:space="preserve">investigating the probability </w:t>
-      </w:r>
-      <w:r>
-        <w:t>of ravens visiting the hunting regions on days it has left its territory</w:t>
-      </w:r>
-      <w:r>
-        <w:t xml:space="preserve"> (n = 1</w:t>
-      </w:r>
-      <w:r>
-        <w:t>586</w:t>
-      </w:r>
-      <w:r>
+        <w:t>to travel and exploit distance resources during the day</w:t>
+      </w:r>
+      <w:r>
+        <w:t xml:space="preserve"> </w:t>
+      </w:r>
+      <w:r>
+        <w:fldChar w:fldCharType="begin"/>
+      </w:r>
+      <w:r>
+        <w:instrText xml:space="preserve"> ADDIN ZOTERO_ITEM CSL_CITATION {"citationID":"X5otF2Z9","properties":{"unsorted":false,"formattedCitation":"(Ho et al. 2023)","plainCitation":"(Ho et al. 2023)","noteIndex":0},"citationItems":[{"id":880,"uris":["http://zotero.org/users/9968163/items/Y2CXWCS8"],"itemData":{"id":880,"type":"article-journal","abstract":"&lt;p&gt;Anthropogenic food subsidies can alter ecosystem processes, such as competition, predation, or nutrient transfer, and may strongly affect protected areas. Increasing recreation and ecotourism often create food subsidies, especially in the surrounding lands through fast-growing gateway communities. How the effects of these subsidies extend into protected areas when animals move across boundaries remains largely unexplored. We addressed this question by studying the movement and foraging of common ravens (&lt;italic&gt;Corvus corax)&lt;/italic&gt;, opportunistic scavengers that are well known to feed on predator kills and on anthropogenic food subsidies. We analyzed spatiotemporal data from 57 global positioning system (GPS)-tagged ravens, trapped within or close to Yellowstone National Park, to study their seasonal use of natural and anthropogenic food sources. Although Yellowstone National Park contains a full suite of native predators and ravens can be observed at virtually every kill site, we show that anthropogenic subsidies were utilized to a much greater extent than other natural resources, especially during winter. Important subsidies included gut piles of harvested game animals left by hunters, fat present on wastewater settling ponds, roadkill, and waste from agricultural and urban activities. These subsidies were distributed over vast areas beyond Yellowstone National Park. During fall/winter, ravens traveled longer distances (21.9 vs. 13 km) and spent more time outside Yellowstone National Park (73% of GPS points outside), mostly feeding on anthropogenic subsidies, than in spring/summer (42% of GPS points outside). This difference between seasons was more pronounced for individuals holding territories within the protected area than for those without territories. The large area over which ravens used anthropogenic food subsidies (within more than 100 km of Yellowstone National Park) affects the park’s raven population and the scavenging services they provide. We suggest that the scale of resource use must be considered by managers seeking to control expanding raven populations elsewhere.&lt;/p&gt;","container-title":"Frontiers in Bird Science","DOI":"10.3389/fbirs.2023.1119507","ISSN":"2813-3870","journalAbbreviation":"Front. Bird Sci.","language":"English","publisher":"Frontiers","source":"Frontiers","title":"Scavengers use natural and anthropogenic resources connecting protected areas with surrounding lands","URL":"https://www.frontiersin.org/journals/bird-science/articles/10.3389/fbirs.2023.1119507/full","volume":"2","author":[{"family":"Ho","given":"Cameron"},{"family":"Marzluff","given":"John M."},{"family":"Stahler","given":"Daniel R."},{"family":"Smith","given":"Douglas W."},{"family":"Mueller","given":"Thomas"},{"family":"Wikelski","given":"Martin"},{"family":"Safi","given":"Kamran"},{"family":"Loretto","given":"Matthias-Claudio"}],"accessed":{"date-parts":[["2025",2,19]]},"issued":{"date-parts":[["2023",6,27]]}}}],"schema":"https://github.com/citation-style-language/schema/raw/master/csl-citation.json"} </w:instrText>
+      </w:r>
+      <w:r>
+        <w:fldChar w:fldCharType="separate"/>
+      </w:r>
+      <w:r>
+        <w:rPr>
+          <w:rFonts w:ascii="Aptos" w:hAnsi="Aptos"/>
+        </w:rPr>
+        <w:t>(Ho et al. 2023)</w:t>
+      </w:r>
+      <w:r>
+        <w:fldChar w:fldCharType="end"/>
+      </w:r>
+      <w:r>
+        <w:t xml:space="preserve">. </w:t>
+      </w:r>
+      <w:r>
+        <w:t>In the lands surrounding Yellowstone, r</w:t>
+      </w:r>
+      <w:r>
+        <w:t xml:space="preserve">avens </w:t>
+      </w:r>
+      <w:r>
+        <w:t>are</w:t>
+      </w:r>
+      <w:r>
+        <w:t xml:space="preserve"> the largest </w:t>
+      </w:r>
+      <w:r>
+        <w:t xml:space="preserve">scavenger </w:t>
+      </w:r>
+      <w:r>
+        <w:t xml:space="preserve">population exploiting carrion created </w:t>
+      </w:r>
+      <w:r>
+        <w:t>by</w:t>
+      </w:r>
+      <w:r>
+        <w:t xml:space="preserve"> recreational hunting </w:t>
+      </w:r>
+      <w:r>
+        <w:fldChar w:fldCharType="begin"/>
+      </w:r>
+      <w:r>
+        <w:instrText xml:space="preserve"> ADDIN ZOTERO_ITEM CSL_CITATION {"citationID":"aqlvJDgL","properties":{"unsorted":false,"formattedCitation":"(Wilmers et al. 2003{\\i{}b})","plainCitation":"(Wilmers et al. 2003b)","noteIndex":0},"citationItems":[{"id":74,"uris":["http://zotero.org/users/9968163/items/CP2GY75A"],"itemData":{"id":74,"type":"article-journal","abstract":"The Greater Yellowstone Ecosystem in the northern Rocky Mountains provides the context for a natural experiment to investigate the response of consumers to resources with differing spatial and temporal dispersion regimes. Grey wolves (Canis lupus) and human hunters both provide resource subsidies to scavengers by provisioning them with the remains of their kills. Carrion from hunter kills is highly aggregated in time and space whereas carrion from wolf kills is more dispersed in both time and space. We estimated the total amount of carrion consumed by each scavenger species at both wolf and hunter kills over 4 years. Species with large feeding radii [bald eagles (Haliaeetus leucocephalus) and ravens (Corvus corax)], defined as the area over which a consumer can efficiently locate and integrate resources, dominated consumption at the highly aggregated hunter kills whereas competitively dominant species [coyotes (Canis latrans)] dominated at the more dispersed wolf kills. In addition, species diversity and the evenness of carrion consumption between scavengers was greater at wolf kills than at hunter kills while the total number of scavengers at hunter kills exceeded those at wolf kills. From a community perspective, the top–down effect of predation is likely to be stronger in the vicinity of highly aggregated resource pulses as species with large feeding radii switch to feeding on alternative prey once the resource pulse subsides.","container-title":"Ecology Letters","DOI":"10.1046/j.1461-0248.2003.00522.x","ISSN":"1461-0248","issue":"11","language":"en","note":"_eprint: https://onlinelibrary.wiley.com/doi/pdf/10.1046/j.1461-0248.2003.00522.x","page":"996-1003","source":"Wiley Online Library","title":"Resource dispersion and consumer dominance: scavenging at wolf- and hunter-killed carcasses in Greater Yellowstone, USA","title-short":"Resource dispersion and consumer dominance","volume":"6","author":[{"family":"Wilmers","given":"Christopher C."},{"family":"Stahler","given":"Daniel R."},{"family":"Crabtree","given":"Robert L."},{"family":"Smith","given":"Douglas W."},{"family":"Getz","given":"Wayne M."}],"issued":{"date-parts":[["2003"]]}}}],"schema":"https://github.com/citation-style-language/schema/raw/master/csl-citation.json"} </w:instrText>
+      </w:r>
+      <w:r>
+        <w:fldChar w:fldCharType="separate"/>
+      </w:r>
+      <w:r>
+        <w:rPr>
+          <w:rFonts w:ascii="Aptos" w:hAnsi="Aptos" w:cs="Times New Roman"/>
+          <w:kern w:val="0"/>
+        </w:rPr>
+        <w:t>(Wilmers et al. 2003</w:t>
+      </w:r>
+      <w:r>
+        <w:rPr>
+          <w:rFonts w:ascii="Aptos" w:hAnsi="Aptos" w:cs="Times New Roman"/>
+          <w:i/>
+          <w:iCs/>
+          <w:kern w:val="0"/>
+        </w:rPr>
+        <w:t>b</w:t>
+      </w:r>
+      <w:r>
+        <w:rPr>
+          <w:rFonts w:ascii="Aptos" w:hAnsi="Aptos" w:cs="Times New Roman"/>
+          <w:kern w:val="0"/>
+        </w:rPr>
         <w:t>)</w:t>
       </w:r>
       <w:r>
+        <w:fldChar w:fldCharType="end"/>
+      </w:r>
+      <w:r>
         <w:t>.</w:t>
       </w:r>
+      <w:r>
+        <w:t xml:space="preserve"> Despite wolves being absent from the landscape for over 70 years, ravens were able to adapt to the </w:t>
+      </w:r>
+      <w:r>
+        <w:t>returning</w:t>
+      </w:r>
+      <w:r>
+        <w:t xml:space="preserve"> resource and shifted their space use to overlap with wolves more during winters with greater wolf predation rates </w:t>
+      </w:r>
+      <w:r>
+        <w:fldChar w:fldCharType="begin"/>
+      </w:r>
+      <w:r>
+        <w:instrText xml:space="preserve"> ADDIN ZOTERO_ITEM CSL_CITATION {"citationID":"7A7COZ0N","properties":{"unsorted":false,"formattedCitation":"(Walker et al. 2018)","plainCitation":"(Walker et al. 2018)","noteIndex":0},"citationItems":[{"id":88,"uris":["http://zotero.org/users/9968163/items/QYPZ7UF9"],"itemData":{"id":88,"type":"article-journal","abstract":"Top predators have cascading effects throughout the food web, but their impacts on scavenger abundance are largely unknown. Gray wolves (Canis lupus) provide carrion to a suite of scavenger species, including the common raven (Corvus corax). Ravens are wide</w:instrText>
+      </w:r>
+      <w:r>
+        <w:rPr>
+          <w:rFonts w:ascii="Cambria Math" w:hAnsi="Cambria Math" w:cs="Cambria Math"/>
+        </w:rPr>
+        <w:instrText>‐</w:instrText>
+      </w:r>
+      <w:r>
+        <w:instrText>ranging and intelligent omnivores that commonly take advantage of anthropogenic food resources. In areas where they overlap with wolves, however, ravens are numerous and ubiquitous scavengers of wolf</w:instrText>
+      </w:r>
+      <w:r>
+        <w:rPr>
+          <w:rFonts w:ascii="Cambria Math" w:hAnsi="Cambria Math" w:cs="Cambria Math"/>
+        </w:rPr>
+        <w:instrText>‐</w:instrText>
+      </w:r>
+      <w:r>
+        <w:instrText>acquired carrion. We aimed to determine whether subsidies provided through wolves are a limiting factor for raven populations in general and how the wolf reintroduction to Yellowstone National Park in 1995</w:instrText>
+      </w:r>
+      <w:r>
+        <w:rPr>
+          <w:rFonts w:ascii="Aptos" w:hAnsi="Aptos" w:cs="Aptos"/>
+        </w:rPr>
+        <w:instrText>–</w:instrText>
+      </w:r>
+      <w:r>
+        <w:instrText>1997 affected raven population abundance and distribution on the Yellowstone's Northern Range specifically. We counted ravens throughout Yellowstone's Northern Range in March from 2009 to 2017 in both human</w:instrText>
+      </w:r>
+      <w:r>
+        <w:rPr>
+          <w:rFonts w:ascii="Cambria Math" w:hAnsi="Cambria Math" w:cs="Cambria Math"/>
+        </w:rPr>
+        <w:instrText>‐</w:instrText>
+      </w:r>
+      <w:r>
+        <w:instrText>use areas and wolf habitat. We then used statistics related to the local wolf population and the winter weather conditions to model raven abundance during our study period and predict raven abundance on the Northern Range both before and after the wolf reintroduction. In relatively severe winters with greater snowpack, raven abundance increased in areas of human use and decreased in wolf habitat. When wolves were able to acquire more carrion, however, ravens increased in wolf habitat and decreased in areas with anthropogenic resources. Raven populations prior to the wolf reintroduction were likely more variable and heavily dependent on ungulate winter</w:instrText>
+      </w:r>
+      <w:r>
+        <w:rPr>
+          <w:rFonts w:ascii="Cambria Math" w:hAnsi="Cambria Math" w:cs="Cambria Math"/>
+        </w:rPr>
+        <w:instrText>‐</w:instrText>
+      </w:r>
+      <w:r>
+        <w:instrText>kill and hunter</w:instrText>
+      </w:r>
+      <w:r>
+        <w:rPr>
+          <w:rFonts w:ascii="Cambria Math" w:hAnsi="Cambria Math" w:cs="Cambria Math"/>
+        </w:rPr>
+        <w:instrText>‐</w:instrText>
+      </w:r>
+      <w:r>
+        <w:instrText xml:space="preserve">provided carcasses. The wolf recovery in Yellowstone helped stabilize raven populations by providing a regular food supply, regardless of winter severity. This stabilization has important implications for effective land management as wolves recolonize the west and global climate patterns change.","container-title":"Ecology and Evolution","DOI":"10.1002/ece3.4583","ISSN":"2045-7758","issue":"22","journalAbbreviation":"Ecol Evol","page":"11158-11168","PMID":"30519433","PMCID":"PMC6262918","source":"PubMed Central","title":"Population responses of common ravens to reintroduced gray wolves","volume":"8","author":[{"family":"Walker","given":"Lauren E."},{"family":"Marzluff","given":"John M."},{"family":"Metz","given":"Matthew C."},{"family":"Wirsing","given":"Aaron J."},{"family":"Moskal","given":"L. Monika"},{"family":"Stahler","given":"Daniel R."},{"family":"Smith","given":"Douglas W."}],"issued":{"date-parts":[["2018",10,30]]}}}],"schema":"https://github.com/citation-style-language/schema/raw/master/csl-citation.json"} </w:instrText>
+      </w:r>
+      <w:r>
+        <w:fldChar w:fldCharType="separate"/>
+      </w:r>
+      <w:r>
+        <w:rPr>
+          <w:rFonts w:ascii="Aptos" w:hAnsi="Aptos"/>
+        </w:rPr>
+        <w:t>(Walker et al. 2018)</w:t>
+      </w:r>
+      <w:r>
+        <w:fldChar w:fldCharType="end"/>
+      </w:r>
+      <w:r>
+        <w:t xml:space="preserve">. </w:t>
+      </w:r>
+      <w:r>
+        <w:t>20 years after the reintroduction of wolves</w:t>
+      </w:r>
+      <w:r>
+        <w:t>,</w:t>
+      </w:r>
+      <w:r>
+        <w:t xml:space="preserve"> when </w:t>
+      </w:r>
+      <w:commentRangeStart w:id="22"/>
+      <w:r>
+        <w:t>recreational hunting effort</w:t>
+      </w:r>
+      <w:commentRangeEnd w:id="22"/>
+      <w:r>
+        <w:rPr>
+          <w:rStyle w:val="CommentReference"/>
+          <w:sz w:val="24"/>
+          <w:szCs w:val="24"/>
+        </w:rPr>
+        <w:commentReference w:id="22"/>
+      </w:r>
+      <w:r>
+        <w:t>s</w:t>
+      </w:r>
+      <w:r>
+        <w:t xml:space="preserve"> have declined significantly and wolf and elk population</w:t>
+      </w:r>
+      <w:r>
+        <w:t xml:space="preserve"> have stabilized</w:t>
+      </w:r>
+      <w:r>
+        <w:t xml:space="preserve"> </w:t>
+      </w:r>
+      <w:r>
+        <w:fldChar w:fldCharType="begin"/>
+      </w:r>
+      <w:r>
+        <w:instrText xml:space="preserve"> ADDIN ZOTERO_ITEM CSL_CITATION {"citationID":"O4SuKLnf","properties":{"unsorted":false,"formattedCitation":"(Cassidy et al. 2025)","plainCitation":"(Cassidy et al. 2025)","noteIndex":0},"citationItems":[{"id":1023,"uris":["http://zotero.org/users/9968163/items/CQDXIF5Z"],"itemData":{"id":1023,"type":"article-journal","container-title":"National Park Service, Yellowstone Center for Resources, Yellowstone National Park, WY, USA, YCR-2025-01","title":"Yellowstone National Park Wolf, Cougar, and Elk Project Annual Report 2024","author":[{"family":"Cassidy","given":"Kira A"},{"family":"Stahler","given":"Dan R"},{"family":"Stahler","given":"Erin","suffix":"A"},{"family":"Metz","given":"Matthew"},{"family":"SunderRaj","given":"Jeremy"},{"family":"Rabe","given":"Taylor"},{"family":"Rabe","given":"Jack"},{"family":"Tatton","given":"Nicole"},{"family":"Packila","given":"Mark"},{"family":"Cassidy","given":"Brenna"},{"family":"Lacey","given":"Claire"},{"family":"Scott","given":"Gordon"},{"family":"Ho","given":"Cameron"}],"issued":{"date-parts":[["2025"]]}}}],"schema":"https://github.com/citation-style-language/schema/raw/master/csl-citation.json"} </w:instrText>
+      </w:r>
+      <w:r>
+        <w:fldChar w:fldCharType="separate"/>
+      </w:r>
+      <w:r>
+        <w:rPr>
+          <w:rFonts w:ascii="Aptos" w:hAnsi="Aptos"/>
+        </w:rPr>
+        <w:t>(Cassidy et al. 2025)</w:t>
+      </w:r>
+      <w:r>
+        <w:fldChar w:fldCharType="end"/>
+      </w:r>
+      <w:r>
+        <w:t>,</w:t>
+      </w:r>
+      <w:r>
+        <w:t xml:space="preserve"> </w:t>
+      </w:r>
+      <w:r>
+        <w:t xml:space="preserve">ravens are faced with a very familiar landscape of opportunity, albeit one where </w:t>
+      </w:r>
+      <w:r>
+        <w:t>availabilities</w:t>
+      </w:r>
+      <w:r>
+        <w:t xml:space="preserve"> have changed.</w:t>
+      </w:r>
+      <w:r>
+        <w:t xml:space="preserve"> </w:t>
+      </w:r>
+    </w:p>
+    <w:p>
+      <w:pPr>
+        <w:spacing w:line="480" w:lineRule="auto"/>
+        <w:ind w:firstLine="720"/>
+      </w:pPr>
+      <w:r>
+        <w:t xml:space="preserve">When </w:t>
+      </w:r>
+      <w:r>
+        <w:t>we considered</w:t>
+      </w:r>
+      <w:r>
+        <w:t xml:space="preserve"> the competing effects of wolf kills and recreational hunting on raven movement</w:t>
+      </w:r>
+      <w:r>
+        <w:t xml:space="preserve"> decisions</w:t>
+      </w:r>
+      <w:r>
+        <w:t xml:space="preserve">, ravens </w:t>
+      </w:r>
+      <w:r>
+        <w:t>used</w:t>
+      </w:r>
+      <w:r>
+        <w:t xml:space="preserve"> daily knowledge of local resource </w:t>
+      </w:r>
+      <w:r>
+        <w:t>consistent with our hypotheses</w:t>
+      </w:r>
+      <w:r>
+        <w:t xml:space="preserve">. </w:t>
+      </w:r>
+      <w:r>
+        <w:t>Although</w:t>
+      </w:r>
+      <w:r>
+        <w:t xml:space="preserve">, </w:t>
+      </w:r>
+      <w:r>
+        <w:t>individuals</w:t>
+      </w:r>
+      <w:r>
+        <w:t xml:space="preserve"> varied considerably </w:t>
+      </w:r>
+      <w:r>
+        <w:t xml:space="preserve">in their decisions </w:t>
+      </w:r>
+      <w:r>
+        <w:t xml:space="preserve">(Fig. 2). </w:t>
+      </w:r>
+      <w:r>
+        <w:t>The presence of a wolf kill within a raven’s territory or the discovery of a wolf kill outside of their territory decreased the probability of continuing next resource. W</w:t>
+      </w:r>
+      <w:r>
+        <w:t xml:space="preserve">e were surprised to observe large </w:t>
+      </w:r>
+      <w:r>
+        <w:t>difference</w:t>
+      </w:r>
+      <w:r>
+        <w:t xml:space="preserve"> in </w:t>
+      </w:r>
+      <w:r>
+        <w:t xml:space="preserve">a </w:t>
+      </w:r>
+      <w:r>
+        <w:t>raven</w:t>
+      </w:r>
+      <w:r>
+        <w:t>’s</w:t>
+      </w:r>
+      <w:r>
+        <w:t xml:space="preserve"> response to wolf kills by the location of the kill.</w:t>
+      </w:r>
+      <w:r>
+        <w:t xml:space="preserve"> </w:t>
+      </w:r>
+      <w:r>
+        <w:t xml:space="preserve"> Ravens responded more strongly to wolf kills outside their territories than </w:t>
+      </w:r>
+      <w:r>
+        <w:t>to those</w:t>
+      </w:r>
+      <w:r>
+        <w:t xml:space="preserve"> </w:t>
+      </w:r>
+      <w:r>
+        <w:t>within, apparently forgoing locally available carrion in favor of alternative resources</w:t>
+      </w:r>
+      <w:r>
+        <w:t xml:space="preserve">. </w:t>
+      </w:r>
+      <w:r>
+        <w:t xml:space="preserve">While we found a statistically significant negative effect of wolf kills within the territory that matched our hypothesis, we </w:t>
+      </w:r>
+      <w:r>
+        <w:t>assumed</w:t>
+      </w:r>
+      <w:r>
+        <w:t xml:space="preserve"> that individuals received similar benefit from all carrion, regardless of its origin. This may not be the case as ravens took more biomass as a group from hunter-created carrion than wolf-predated </w:t>
+      </w:r>
+      <w:r>
+        <w:fldChar w:fldCharType="begin"/>
+      </w:r>
+      <w:r>
+        <w:instrText xml:space="preserve"> ADDIN ZOTERO_ITEM CSL_CITATION {"citationID":"MZZzvGFk","properties":{"unsorted":false,"formattedCitation":"(Wilmers et al. 2003{\\i{}b})","plainCitation":"(Wilmers et al. 2003b)","noteIndex":0},"citationItems":[{"id":74,"uris":["http://zotero.org/users/9968163/items/CP2GY75A"],"itemData":{"id":74,"type":"article-journal","abstract":"The Greater Yellowstone Ecosystem in the northern Rocky Mountains provides the context for a natural experiment to investigate the response of consumers to resources with differing spatial and temporal dispersion regimes. Grey wolves (Canis lupus) and human hunters both provide resource subsidies to scavengers by provisioning them with the remains of their kills. Carrion from hunter kills is highly aggregated in time and space whereas carrion from wolf kills is more dispersed in both time and space. We estimated the total amount of carrion consumed by each scavenger species at both wolf and hunter kills over 4 years. Species with large feeding radii [bald eagles (Haliaeetus leucocephalus) and ravens (Corvus corax)], defined as the area over which a consumer can efficiently locate and integrate resources, dominated consumption at the highly aggregated hunter kills whereas competitively dominant species [coyotes (Canis latrans)] dominated at the more dispersed wolf kills. In addition, species diversity and the evenness of carrion consumption between scavengers was greater at wolf kills than at hunter kills while the total number of scavengers at hunter kills exceeded those at wolf kills. From a community perspective, the top–down effect of predation is likely to be stronger in the vicinity of highly aggregated resource pulses as species with large feeding radii switch to feeding on alternative prey once the resource pulse subsides.","container-title":"Ecology Letters","DOI":"10.1046/j.1461-0248.2003.00522.x","ISSN":"1461-0248","issue":"11","language":"en","note":"_eprint: https://onlinelibrary.wiley.com/doi/pdf/10.1046/j.1461-0248.2003.00522.x","page":"996-1003","source":"Wiley Online Library","title":"Resource dispersion and consumer dominance: scavenging at wolf- and hunter-killed carcasses in Greater Yellowstone, USA","title-short":"Resource dispersion and consumer dominance","volume":"6","author":[{"family":"Wilmers","given":"Christopher C."},{"family":"Stahler","given":"Daniel R."},{"family":"Crabtree","given":"Robert L."},{"family":"Smith","given":"Douglas W."},{"family":"Getz","given":"Wayne M."}],"issued":{"date-parts":[["2003"]]}}}],"schema":"https://github.com/citation-style-language/schema/raw/master/csl-citation.json"} </w:instrText>
+      </w:r>
+      <w:r>
+        <w:fldChar w:fldCharType="separate"/>
+      </w:r>
+      <w:r>
+        <w:rPr>
+          <w:rFonts w:ascii="Aptos" w:hAnsi="Aptos" w:cs="Times New Roman"/>
+          <w:kern w:val="0"/>
+        </w:rPr>
+        <w:t>(Wilmers et al. 2003</w:t>
+      </w:r>
+      <w:r>
+        <w:rPr>
+          <w:rFonts w:ascii="Aptos" w:hAnsi="Aptos" w:cs="Times New Roman"/>
+          <w:i/>
+          <w:iCs/>
+          <w:kern w:val="0"/>
+        </w:rPr>
+        <w:t>b</w:t>
+      </w:r>
+      <w:r>
+        <w:rPr>
+          <w:rFonts w:ascii="Aptos" w:hAnsi="Aptos" w:cs="Times New Roman"/>
+          <w:kern w:val="0"/>
+        </w:rPr>
+        <w:t>)</w:t>
+      </w:r>
+      <w:r>
+        <w:fldChar w:fldCharType="end"/>
+      </w:r>
+      <w:r>
+        <w:t xml:space="preserve">. </w:t>
+      </w:r>
+      <w:r>
+        <w:t xml:space="preserve">Territorial ravens, while dominant, can be outcompeted by large groups </w:t>
+      </w:r>
+      <w:r>
+        <w:fldChar w:fldCharType="begin"/>
+      </w:r>
+      <w:r>
+        <w:instrText xml:space="preserve"> ADDIN ZOTERO_ITEM CSL_CITATION {"citationID":"vdTgvRO0","properties":{"formattedCitation":"(Heinrich and Marzluff 1995)","plainCitation":"(Heinrich and Marzluff 1995)","noteIndex":0},"citationItems":[{"id":80,"uris":["http://zotero.org/users/9968163/items/KA2C3FV2"],"itemData":{"id":80,"type":"article-journal","container-title":"American Scientist","ISSN":"0003-0996","issue":"4","page":"342-349","publisher":"Sigma Xi, The Scientific Research Society","source":"JSTOR","title":"Why Ravens Share","volume":"83","author":[{"family":"Heinrich","given":"Bernd"},{"family":"Marzluff","given":"John"}],"issued":{"date-parts":[["1995"]]}}}],"schema":"https://github.com/citation-style-language/schema/raw/master/csl-citation.json"} </w:instrText>
+      </w:r>
+      <w:r>
+        <w:fldChar w:fldCharType="separate"/>
+      </w:r>
+      <w:r>
+        <w:t>(Heinrich and Marzluff 1995)</w:t>
+      </w:r>
+      <w:r>
+        <w:fldChar w:fldCharType="end"/>
+      </w:r>
+      <w:r>
+        <w:t xml:space="preserve"> and </w:t>
+      </w:r>
+      <w:r>
+        <w:lastRenderedPageBreak/>
+        <w:t xml:space="preserve">foraging on their territories places them in a situation where they are competing </w:t>
+      </w:r>
+      <w:r>
+        <w:t xml:space="preserve">against </w:t>
+      </w:r>
+      <w:r>
+        <w:t xml:space="preserve">all </w:t>
+      </w:r>
+      <w:r>
+        <w:t xml:space="preserve">conspecific intruders to the detriment of their own foraging </w:t>
+      </w:r>
+      <w:r>
+        <w:fldChar w:fldCharType="begin"/>
+      </w:r>
+      <w:r>
+        <w:instrText xml:space="preserve"> ADDIN ZOTERO_ITEM CSL_CITATION {"citationID":"FwVSgHLF","properties":{"formattedCitation":"(Heinrich 1994)","plainCitation":"(Heinrich 1994)","noteIndex":0},"citationItems":[{"id":1268,"uris":["http://zotero.org/users/9968163/items/67B2BT7E"],"itemData":{"id":1268,"type":"article-journal","container-title":"Animal Behaviour","DOI":"10.1006/anbe.1994.1384","ISSN":"0003-3472","issue":"6","journalAbbreviation":"Animal Behaviour","page":"1463-1465","source":"ScienceDirect","title":"Dominance and weight changes in the common raven, &lt;i&gt;Corvus corax&lt;/i&gt;","volume":"48","author":[{"family":"Heinrich","given":"Bernd"}],"issued":{"date-parts":[["1994",12,1]]}}}],"schema":"https://github.com/citation-style-language/schema/raw/master/csl-citation.json"} </w:instrText>
+      </w:r>
+      <w:r>
+        <w:fldChar w:fldCharType="separate"/>
+      </w:r>
+      <w:r>
+        <w:rPr>
+          <w:rFonts w:ascii="Aptos" w:hAnsi="Aptos"/>
+        </w:rPr>
+        <w:t>(Heinrich 1994)</w:t>
+      </w:r>
+      <w:r>
+        <w:fldChar w:fldCharType="end"/>
+      </w:r>
+      <w:r>
+        <w:t xml:space="preserve">. </w:t>
+      </w:r>
+      <w:r>
+        <w:t>Optimal foraging theory would then suggest that ravens should prefer to f</w:t>
+      </w:r>
+      <w:commentRangeStart w:id="23"/>
+      <w:r>
+        <w:t>orag</w:t>
+      </w:r>
+      <w:r>
+        <w:t>e</w:t>
+      </w:r>
+      <w:r>
+        <w:t xml:space="preserve"> </w:t>
+      </w:r>
+      <w:commentRangeEnd w:id="23"/>
+      <w:r>
+        <w:rPr>
+          <w:rStyle w:val="CommentReference"/>
+          <w:sz w:val="24"/>
+          <w:szCs w:val="24"/>
+        </w:rPr>
+        <w:commentReference w:id="23"/>
+      </w:r>
+      <w:r>
+        <w:t>outside of their territory as they are</w:t>
+      </w:r>
+      <w:r>
+        <w:t xml:space="preserve"> more efficient when</w:t>
+      </w:r>
+      <w:r>
+        <w:t xml:space="preserve"> only competing within their immediate space for access to food </w:t>
+      </w:r>
+      <w:r>
+        <w:fldChar w:fldCharType="begin"/>
+      </w:r>
+      <w:r>
+        <w:instrText xml:space="preserve"> ADDIN ZOTERO_ITEM CSL_CITATION {"citationID":"PC9mBkhc","properties":{"formattedCitation":"(Heinrich and Marzluff 1991)","plainCitation":"(Heinrich and Marzluff 1991)","noteIndex":0},"citationItems":[{"id":79,"uris":["http://zotero.org/users/9968163/items/76BJQGQV"],"itemData":{"id":79,"type":"article-journal","abstract":"The formation of groups at food bonanzas results from a variety of mechanism, which include recruitment by signalling and information parasitism. Recruitment is distinguished from information parasitism on functional grounds: attraction of a crowd is termed recruitment if the signaler's fitness is enhanced by the attraction of others but termed parasitism if the signaler's fitness is reduced by the attraction of others. We here show, however, that in Common Ravens, Corvus corax, the proximate reasons for giving recruitment signals are probably other than for attracting a crowd. In the forests of the northeastern United States, non-breeding, vagrant ravens commonly aggregate in large numbers at carcasses where they neutralize the defense of territorial adults. We attempted to mimic this situation with a captive flock of juveniles and a pair of resident adults in order to determine the proximate factors triggering \"yells\", vocalizations which attract nearby ravens to large animal carcasses. Our experiments indicate that yells are given primarily by hungry birds. However, yelling is strongly modified by status. Within the vagrant crowd, status is labile. When successive dominants were removed, replacements immediately took their place. Furthermore, when the dominants were re-introduced to the flock they always suffered significant losses of status and ceased yelling. The territorial male has, and constantly maintains, the highest status within (but not necessarily outside) his territory, and here he rarely yells. In sharp contrast, within the vagrant crowd of unmated birds it is the highest-status birds that are the most likely to yell when approaching food. Furthermore, the dominant vagrants (as well as adults) suppress yelling in subordinates. We conclude that ravens yell proximately to advertise their status at food, and that recruitment is only one of several ultimate advantages of the behavior.","container-title":"Behavioral Ecology and Sociobiology","ISSN":"0340-5443","issue":"1","page":"13-21","publisher":"Springer","source":"JSTOR","title":"Do Common Ravens Yell because They Want to Attract Others?","volume":"28","author":[{"family":"Heinrich","given":"B."},{"family":"Marzluff","given":"J. M."}],"issued":{"date-parts":[["1991"]]}}}],"schema":"https://github.com/citation-style-language/schema/raw/master/csl-citation.json"} </w:instrText>
+      </w:r>
+      <w:r>
+        <w:fldChar w:fldCharType="separate"/>
+      </w:r>
+      <w:r>
+        <w:t>(Heinrich and Marzluff 1991)</w:t>
+      </w:r>
+      <w:r>
+        <w:fldChar w:fldCharType="end"/>
+      </w:r>
+      <w:r>
+        <w:t xml:space="preserve">. </w:t>
+      </w:r>
+    </w:p>
+    <w:p>
+      <w:pPr>
+        <w:spacing w:line="480" w:lineRule="auto"/>
+        <w:ind w:firstLine="720"/>
+      </w:pPr>
+      <w:r>
+        <w:t xml:space="preserve">Given the high </w:t>
+      </w:r>
+      <w:r>
+        <w:t>probability</w:t>
+      </w:r>
+      <w:r>
+        <w:t xml:space="preserve"> of abandoning territor</w:t>
+      </w:r>
+      <w:r>
+        <w:t>ies</w:t>
+      </w:r>
+      <w:r>
+        <w:t xml:space="preserve"> during the day</w:t>
+      </w:r>
+      <w:r>
+        <w:t>,</w:t>
+      </w:r>
+      <w:r>
+        <w:t xml:space="preserve"> regardless of wolf kill </w:t>
+      </w:r>
+      <w:r>
+        <w:t>availability</w:t>
+      </w:r>
+      <w:r>
+        <w:t xml:space="preserve"> and the knowledge of </w:t>
+      </w:r>
+      <w:r>
+        <w:t>availability</w:t>
+      </w:r>
+      <w:r>
+        <w:t xml:space="preserve">, </w:t>
+      </w:r>
+      <w:r>
+        <w:t xml:space="preserve">we conclude that </w:t>
+      </w:r>
+      <w:r>
+        <w:t xml:space="preserve">ravens are preferentially choosing to visit anthropogenic resources such as recreational hunting areas. Subsequently, ravens leaving their territory are unlikely to be searching for wolf kills. </w:t>
+      </w:r>
+      <w:r>
+        <w:t>The presence of a newly located resource</w:t>
+      </w:r>
+      <w:r>
+        <w:t xml:space="preserve"> </w:t>
+      </w:r>
+      <w:r>
+        <w:t xml:space="preserve">during travel, such as a wolf kill, likely alters their plan but was not the intended destination. Previous studies mapping movements from </w:t>
+      </w:r>
+      <w:r>
+        <w:t xml:space="preserve">territorial </w:t>
+      </w:r>
+      <w:r>
+        <w:t xml:space="preserve">individuals in our study population showed direct commute paths with few deviation to pass through other areas in the northern range where wolf kills might be located </w:t>
+      </w:r>
+      <w:r>
+        <w:fldChar w:fldCharType="begin"/>
+      </w:r>
+      <w:r>
+        <w:instrText xml:space="preserve"> ADDIN ZOTERO_ITEM CSL_CITATION {"citationID":"O1r6Bykg","properties":{"unsorted":false,"formattedCitation":"(Marzluff et al. 2021)","plainCitation":"(Marzluff et al. 2021)","noteIndex":0},"citationItems":[{"id":972,"uris":["http://zotero.org/users/9968163/items/W246K25Z"],"itemData":{"id":972,"type":"article-journal","abstract":"Common ravens (Corvus corax; ravens) are generalist predators that pose a threat to several rare wildlife species in the western United States. Recent increases in raven populations, which are fueled by increased human subsidies—notably food, water, and nest sites—are concerning to those seeking to conserve rare species. Due to the challenges and inefficiencies of reducing or eliminating subsidies, managers increasingly rely on lethal removal of ravens. Over 125,000 ravens were killed by the U.S. Government from 1996 to 2019, and annual removals have increased 4-fold from the 1990s to mid-2010s. We contend that lethal removal of ravens, while capable of improving the reproduction of rare species, is at best a short-term and ethically untenable solution to a problem that will continue to grow until subsidies are meaningfully reduced or made inaccessible to ravens. In part because of ravens’ abilities to track natural and anthropogenic resources across unfamiliar and expansive areas, the removal of subsidies can lead to sustained shifts in raven abundance, which can have longlasting benefits for sensitive species. In the Greater Yellowstone Ecosystem, USA, for example, we documented extensive use of human subsidies during fall/winter, daily 1-way commutes regularly in excess of 50 km by territorial birds to such subsidies, and dispersals of &gt;700 km by nonbreeders that exploited food and roost subsidies. We call for managers to embrace new approaches to subsidy reduction including: increased involvement of conservation social scientists; increased enforcement of local, state, and federal laws; and increased deployment of a diversity of new technologies to haze and aversively condition ravens. Tackling the hard job of reducing subsidies over the expansive area exploited by ravens is right because it will increase the integrity, stability, and beauty of western ecosystems.","container-title":"Human-Wildlife Interaction","issue":"3","language":"en","page":"516-533","source":"Zotero","title":"Thinking Like a Raven: Restoring Integrity, Stability, and Beauty to Western Ecosystems","volume":"15","author":[{"family":"Marzluff","given":"John M"},{"family":"Loretto","given":"Matthias-Claudio"},{"family":"Ho","given":"Cameron K."},{"family":"Coleman","given":"Georgia W."},{"family":"Restani","given":"Marco"}],"issued":{"date-parts":[["2021"]]}}}],"schema":"https://github.com/citation-style-language/schema/raw/master/csl-citation.json"} </w:instrText>
+      </w:r>
+      <w:r>
+        <w:fldChar w:fldCharType="separate"/>
+      </w:r>
+      <w:r>
+        <w:rPr>
+          <w:rFonts w:ascii="Aptos" w:hAnsi="Aptos"/>
+        </w:rPr>
+        <w:t>(Marzluff et al. 2021)</w:t>
+      </w:r>
+      <w:r>
+        <w:fldChar w:fldCharType="end"/>
+      </w:r>
+      <w:r>
+        <w:t>. This sort of route planning between distant, known resources is</w:t>
+      </w:r>
+      <w:r>
+        <w:t xml:space="preserve"> used by baboons and elephants  </w:t>
+      </w:r>
+      <w:r>
+        <w:fldChar w:fldCharType="begin"/>
+      </w:r>
+      <w:r>
+        <w:instrText xml:space="preserve"> ADDIN ZOTERO_ITEM CSL_CITATION {"citationID":"dBWIEYH7","properties":{"formattedCitation":"(Noser and Byrne 2007, Polansky et al. 2015)","plainCitation":"(Noser and Byrne 2007, Polansky et al. 2015)","noteIndex":0},"citationItems":[{"id":1145,"uris":["http://zotero.org/users/9968163/items/JRVDYD5R"],"itemData":{"id":1145,"type":"article-journal","abstract":"The ability of animals to plan their foraging journeys and to approach resources in a goal-directed way may play a key role in cognitive evolution. Furthermore, optimal foraging theory assumes that animals are adapted to take least-effort routes between resources. Empirical evidence for these beliefs is largely lacking, however. We followed a group of chacma baboons over full days during a 16-month field study. We used GPS to investigate route linearity, travel speed and inter-resource distances, and the degree to which movement was guided by direct visual stimuli from the resources. During the dry season the study group travelled rapidly to sparse fruit sources and waterholes along linear paths over large distances. Inter-resource distances were larger than distances from which the resources could be seen. Seed resources, although situated closer to the sleeping site than fruit sources, were bypassed in the mornings and consumed predominantly in the afternoons, when movements were less linear, slower and shorter. During the rainy season, the animals left their sleeping sites earlier when visiting restricted and patchily distributed fig trees than when visiting abundant and evenly distributed fruit resources. However, travel speed and route linearity were not always associated with goal directedness, because the baboons approached the single sleeping site, presumably a vital resource, slowly and indirectly. Our results suggest that baboons plan their journeys, actively choosing between several out-of-sight resources and approaching them in an efficient, goal-directed way, characteristics commonly used as diagnostic for the presence of a cognitive map and episodic memory.","container-title":"Animal Behaviour","DOI":"10.1016/j.anbehav.2006.04.012","ISSN":"0003-3472","issue":"2","journalAbbreviation":"Animal Behaviour","page":"257-266","source":"ScienceDirect","title":"Travel routes and planning of visits to out-of-sight resources in wild chacma baboons, &lt;i&gt;Papio ursinus&lt;/i&gt;","volume":"73","author":[{"family":"Noser","given":"Rahel"},{"family":"Byrne","given":"Richard W."}],"issued":{"date-parts":[["2007",2,1]]}}},{"id":1147,"uris":["http://zotero.org/users/9968163/items/DGHD5DI8"],"itemData":{"id":1147,"type":"article-journal","abstract":"Spatial memory facilitates resource acquisition where resources are patchy, but how it influences movement behaviour of wide-ranging species remains to be resolved. We examined African elephant spatial memory reflected in movement decisions regarding access to perennial waterholes. State–space models of movement data revealed a rapid, highly directional movement behaviour almost exclusively associated with visiting perennial water. Behavioural change point (BCP) analyses demonstrated that these goal-oriented movements were initiated on average 4.59 km, and up to 49.97 km, from the visited waterhole, with the closest waterhole accessed 90% of the time. Distances of decision points increased when switching to different waterholes, during the dry season, or for female groups relative to males, while selection of the closest waterhole decreased when switching. Overall, our analyses indicated detailed spatial knowledge over large scales, enabling elephants to minimize travel distance through highly directional movement when accessing water. We discuss the likely cognitive and socioecological mechanisms driving these spatially precise movements that are most consistent with our findings. By applying modern analytic techniques to high-resolution movement data, this study illustrates emerging approaches for studying how cognition structures animal movement behaviour in different ecological and social contexts.","container-title":"Proceedings of the Royal Society B: Biological Sciences","DOI":"10.1098/rspb.2014.3042","ISSN":"0962-8452","issue":"1805","journalAbbreviation":"Proc Biol Sci","page":"20143042","source":"Silverchair","title":"Elucidating the significance of spatial memory on movement decisions by African savannah elephants using state–space models","volume":"282","author":[{"family":"Polansky","given":"Leo"},{"family":"Kilian","given":"Werner"},{"family":"Wittemyer","given":"George"}],"issued":{"date-parts":[["2015",4,22]]}}}],"schema":"https://github.com/citation-style-language/schema/raw/master/csl-citation.json"} </w:instrText>
+      </w:r>
+      <w:r>
+        <w:fldChar w:fldCharType="separate"/>
+      </w:r>
+      <w:r>
+        <w:t>(Noser and Byrne 2007, Polansky et al. 2015)</w:t>
+      </w:r>
+      <w:r>
+        <w:fldChar w:fldCharType="end"/>
+      </w:r>
+      <w:r>
+        <w:t xml:space="preserve"> and is</w:t>
+      </w:r>
+      <w:r>
+        <w:t xml:space="preserve"> likely performed by ravens </w:t>
+      </w:r>
+      <w:r>
+        <w:fldChar w:fldCharType="begin"/>
+      </w:r>
+      <w:r>
+        <w:instrText xml:space="preserve"> ADDIN ZOTERO_ITEM CSL_CITATION {"citationID":"r9fRoC6R","properties":{"unsorted":false,"formattedCitation":"(Loretto et al. 2026)","plainCitation":"(Loretto et al. 2026)","noteIndex":0},"citationItems":[{"id":1582,"uris":["http://zotero.org/users/9968163/items/BAM3LF88"],"itemData":{"id":1582,"type":"article-journal","abstract":"Scavengers generally rely on patchily distributed, unpredictable carrion. A long-standing hypothesis suggests scavenging ravens reliably locate such food by directly following large carnivores to their kills. However, by satellite tracking 69 ravens, 20 wolves, and 11 cougars in Yellowstone National Park, we found that following of predators over large distances rarely occurred. Instead, ravens routinely revisited sites where wolf kills were common—returning from distances of up to 155 kilometers to find carrion. Much like navigating to permanent anthropogenic subsidies, ravens appear to remember potential sources of carrion shaped by previous encounters with wolves or their kills. These findings suggest that spatial memory and navigation play a considerably greater role than previously assumed among scavengers, and possibly other wide-ranging species, in search of ephemeral resources.","container-title":"Science","DOI":"10.1126/science.adz9467","issue":"6790","page":"1151-1154","publisher":"American Association for the Advancement of Science","source":"science.org (Atypon)","title":"Ravens anticipate wolf kill sites across broad scales","volume":"391","author":[{"family":"Loretto","given":"Matthias-Claudio"},{"family":"Beck","given":"Kristina B."},{"family":"Smith","given":"Douglas W."},{"family":"Stahler","given":"Daniel R."},{"family":"Walker","given":"Lauren E."},{"family":"Wikelski","given":"Martin"},{"family":"Mueller","given":"Thomas"},{"family":"Safi","given":"Kamran"},{"family":"Marzluff","given":"John M."}],"issued":{"date-parts":[["2026",3,12]]}}}],"schema":"https://github.com/citation-style-language/schema/raw/master/csl-citation.json"} </w:instrText>
+      </w:r>
+      <w:r>
+        <w:fldChar w:fldCharType="separate"/>
+      </w:r>
+      <w:r>
+        <w:rPr>
+          <w:rFonts w:ascii="Aptos" w:hAnsi="Aptos"/>
+        </w:rPr>
+        <w:t>(Loretto et al. 2026)</w:t>
+      </w:r>
+      <w:r>
+        <w:fldChar w:fldCharType="end"/>
+      </w:r>
+      <w:r>
+        <w:t>. Route planning to known resources allows overall energetic costs to be predictable</w:t>
+      </w:r>
+      <w:r>
+        <w:t xml:space="preserve">. </w:t>
+      </w:r>
+    </w:p>
+    <w:p>
+      <w:pPr>
+        <w:spacing w:line="480" w:lineRule="auto"/>
+        <w:ind w:firstLine="720"/>
+      </w:pPr>
+      <w:r>
+        <w:t>After leaving their territories, ravens were more likely to visit the hunting regions during the hunting season, regardless of the amount of biomass created by hunters.</w:t>
+      </w:r>
+      <w:r>
+        <w:t xml:space="preserve"> </w:t>
+      </w:r>
+      <w:r>
+        <w:t>However, w</w:t>
+      </w:r>
+      <w:r>
+        <w:t xml:space="preserve">e were unable to find </w:t>
+      </w:r>
+      <w:r>
+        <w:t>the</w:t>
+      </w:r>
+      <w:r>
+        <w:t xml:space="preserve"> same</w:t>
+      </w:r>
+      <w:r>
+        <w:t xml:space="preserve"> effect of hunting season on a raven</w:t>
+      </w:r>
+      <w:r>
+        <w:t>’s</w:t>
+      </w:r>
+      <w:r>
+        <w:t xml:space="preserve"> probability of leaving their territories</w:t>
+      </w:r>
+      <w:r>
+        <w:t>.</w:t>
+      </w:r>
+      <w:r>
+        <w:t xml:space="preserve"> </w:t>
+      </w:r>
+      <w:r>
+        <w:t xml:space="preserve">This effect was likely masked by the limited time frame of the data, which failed to capture the initial increase in visits to the hunting area associated with </w:t>
+      </w:r>
+      <w:r>
+        <w:lastRenderedPageBreak/>
+        <w:t>the start of MTFWP rifle hunting, and alternative resources being present within our defined hunting regions.</w:t>
+      </w:r>
+      <w:r>
+        <w:t xml:space="preserve"> </w:t>
+      </w:r>
+      <w:r>
+        <w:t>Throughout</w:t>
+      </w:r>
+      <w:r>
+        <w:t xml:space="preserve"> the entire winter, raven </w:t>
+      </w:r>
+      <w:r>
+        <w:t>shifted their space use</w:t>
+      </w:r>
+      <w:r>
+        <w:t xml:space="preserve"> in the hunting regions</w:t>
+      </w:r>
+      <w:r>
+        <w:t xml:space="preserve"> consistent with the location of the primary available resource. During the hunting season,</w:t>
+      </w:r>
+      <w:r>
+        <w:t xml:space="preserve"> </w:t>
+      </w:r>
+      <w:r>
+        <w:t xml:space="preserve">ravens were less </w:t>
+      </w:r>
+      <w:r>
+        <w:t>concentrated</w:t>
+      </w:r>
+      <w:r>
+        <w:t xml:space="preserve"> around the landfill </w:t>
+      </w:r>
+      <w:r>
+        <w:t>indicat</w:t>
+      </w:r>
+      <w:r>
+        <w:t>ing</w:t>
+      </w:r>
+      <w:r>
+        <w:t xml:space="preserve"> that </w:t>
+      </w:r>
+      <w:r>
+        <w:t>refuse</w:t>
+      </w:r>
+      <w:r>
+        <w:t xml:space="preserve"> is</w:t>
+      </w:r>
+      <w:r>
+        <w:t xml:space="preserve"> lower priority than carrion.</w:t>
+      </w:r>
+      <w:r>
+        <w:t xml:space="preserve"> </w:t>
+      </w:r>
+      <w:r>
+        <w:t xml:space="preserve">Outside of the primary hunting seasons, ravens seeking alternative foraging opportunities often visited the Gardiner landfill and sewage treatment ponds. </w:t>
+      </w:r>
+      <w:r>
+        <w:t>Additionally,</w:t>
+      </w:r>
+      <w:r>
+        <w:t xml:space="preserve"> </w:t>
+      </w:r>
+      <w:r>
+        <w:t>ravens</w:t>
+      </w:r>
+      <w:r>
+        <w:t xml:space="preserve"> also </w:t>
+      </w:r>
+      <w:r>
+        <w:t>took</w:t>
+      </w:r>
+      <w:r>
+        <w:t xml:space="preserve"> advantage of low levels of tribal hunting </w:t>
+      </w:r>
+      <w:r>
+        <w:t>during mid-winter</w:t>
+      </w:r>
+      <w:r>
+        <w:t xml:space="preserve"> that occurs in a similar region to the MTFWP hunt. Tribal hunters, while having a more limited take compared to the MTFWP season </w:t>
+      </w:r>
+      <w:commentRangeStart w:id="24"/>
+      <w:r>
+        <w:t xml:space="preserve">(1-2 ungulates a week), </w:t>
+      </w:r>
+      <w:commentRangeEnd w:id="24"/>
+      <w:r>
+        <w:rPr>
+          <w:rStyle w:val="CommentReference"/>
+          <w:sz w:val="24"/>
+          <w:szCs w:val="24"/>
+        </w:rPr>
+        <w:commentReference w:id="24"/>
+      </w:r>
+      <w:r>
+        <w:t xml:space="preserve">still create carrion throughout the central winter months that can draw large </w:t>
+      </w:r>
+      <w:commentRangeStart w:id="25"/>
+      <w:r>
+        <w:t>groups of ravens</w:t>
+      </w:r>
+      <w:commentRangeEnd w:id="25"/>
+      <w:r>
+        <w:rPr>
+          <w:rStyle w:val="CommentReference"/>
+          <w:sz w:val="24"/>
+          <w:szCs w:val="24"/>
+        </w:rPr>
+        <w:commentReference w:id="25"/>
+      </w:r>
+      <w:r>
+        <w:t>.</w:t>
+      </w:r>
+    </w:p>
+    <w:p>
+      <w:pPr>
+        <w:spacing w:line="480" w:lineRule="auto"/>
+        <w:ind w:firstLine="720"/>
+      </w:pPr>
+      <w:r>
+        <w:t>Ravens with territories far from the Gardiner hunting regions often chose to visit closer anthropogenic areas such as West Yellowstone, MT</w:t>
+      </w:r>
+      <w:r>
+        <w:t xml:space="preserve"> (</w:t>
+      </w:r>
+      <w:r>
+        <w:t>o</w:t>
+      </w:r>
+      <w:r>
+        <w:t xml:space="preserve">range points in </w:t>
+      </w:r>
+      <w:r>
+        <w:t>Fig. )</w:t>
+      </w:r>
+      <w:r>
+        <w:t xml:space="preserve">. </w:t>
+      </w:r>
+      <w:r>
+        <w:t>C</w:t>
+      </w:r>
+      <w:r>
+        <w:t xml:space="preserve">arrion may be preferred by ravens when both </w:t>
+      </w:r>
+      <w:r>
+        <w:t xml:space="preserve">are equally </w:t>
+      </w:r>
+      <w:r>
+        <w:t>available,</w:t>
+      </w:r>
+      <w:r>
+        <w:t xml:space="preserve"> but</w:t>
+      </w:r>
+      <w:r>
+        <w:t xml:space="preserve"> </w:t>
+      </w:r>
+      <w:r>
+        <w:t xml:space="preserve">the commute time for ravens farthest from </w:t>
+      </w:r>
+      <w:r>
+        <w:t xml:space="preserve">recreational </w:t>
+      </w:r>
+      <w:r>
+        <w:t xml:space="preserve">hunting may be more than a third of daylight hours, during which they </w:t>
+      </w:r>
+      <w:r>
+        <w:t>cannot</w:t>
+      </w:r>
+      <w:r>
+        <w:t xml:space="preserve"> perform any other critical behaviors.</w:t>
+      </w:r>
+      <w:r>
+        <w:t xml:space="preserve"> </w:t>
+      </w:r>
+      <w:r>
+        <w:t xml:space="preserve">This leads to an </w:t>
+      </w:r>
+      <w:r>
+        <w:t>optimization</w:t>
+      </w:r>
+      <w:r>
+        <w:t xml:space="preserve"> decision </w:t>
+      </w:r>
+      <w:r>
+        <w:t xml:space="preserve">where individuals </w:t>
+      </w:r>
+      <w:r>
+        <w:t>cho</w:t>
+      </w:r>
+      <w:r>
+        <w:t>o</w:t>
+      </w:r>
+      <w:r>
+        <w:t>s</w:t>
+      </w:r>
+      <w:r>
+        <w:t>e</w:t>
+      </w:r>
+      <w:r>
+        <w:t xml:space="preserve"> </w:t>
+      </w:r>
+      <w:r>
+        <w:t>the</w:t>
+      </w:r>
+      <w:r>
+        <w:t xml:space="preserve"> </w:t>
+      </w:r>
+      <w:r>
+        <w:t>less</w:t>
+      </w:r>
+      <w:r>
+        <w:t>-</w:t>
+      </w:r>
+      <w:r>
+        <w:t>preferred resource with the lower travel cost. In the case where the territory is equidistant between anthropogenic resources, ravens often choose the Gardiner hunting region</w:t>
+      </w:r>
+      <w:r>
+        <w:t>s</w:t>
+      </w:r>
+      <w:r>
+        <w:t xml:space="preserve"> (purple dots in Fig.)</w:t>
+      </w:r>
+      <w:r>
+        <w:t>.</w:t>
+      </w:r>
+      <w:r>
+        <w:t xml:space="preserve"> However, they still occasionally made trips to the alternative</w:t>
+      </w:r>
+      <w:r>
+        <w:t>, less optimal</w:t>
+      </w:r>
+      <w:r>
+        <w:t xml:space="preserve"> anthropogenic site</w:t>
+      </w:r>
+      <w:r>
+        <w:t>.</w:t>
+      </w:r>
+      <w:r>
+        <w:t xml:space="preserve"> </w:t>
+      </w:r>
+      <w:r>
+        <w:t>These occasional trips allow them to update</w:t>
+      </w:r>
+      <w:r>
+        <w:t xml:space="preserve"> their knowledge about the foraging conditions of</w:t>
+      </w:r>
+      <w:r>
+        <w:t xml:space="preserve"> </w:t>
+      </w:r>
+      <w:r>
+        <w:t>d</w:t>
+      </w:r>
+      <w:r>
+        <w:t xml:space="preserve">istant patch </w:t>
+      </w:r>
+      <w:r>
+        <w:fldChar w:fldCharType="begin"/>
+      </w:r>
+      <w:r>
+        <w:instrText xml:space="preserve"> ADDIN ZOTERO_ITEM CSL_CITATION {"citationID":"4hwcMV3J","properties":{"unsorted":false,"formattedCitation":"(Smith and Sweatman 1974)","plainCitation":"(Smith and Sweatman 1974)","noteIndex":0},"citationItems":[{"id":1287,"uris":["http://zotero.org/users/9968163/items/7WMTPED8"],"itemData":{"id":1287,"type":"article-journal","abstract":"The food—searching behavior of titmice (Paridae) was investigated in laboratory and field to determine how effective individual birds were at locating patchy sources of hidden food. A series of three experiments was performed using tame great tits, Parus major. In Experiment 1, individual birds were offered a choice among six densities of hidden food in discrete patches. The birds learned to concentrate their search strongly on the more dense patches, and five of the six birds preferred to search at the highest density. In Experiment 2, the food distribution was altered by interchanging patches of the highest and lowest density gradually. The birds initially found fewer prey per trial, but soon recovered to near their original performance by switching their search effort to the area containing the second highest prey density. Most birds failed to respond to prey appearing where they had previously been absent. Experiment 3 varied the size of prey items among four areas containing equal numbers of hidden prey. A group of six birds learned to search selectively in areas containing larger prey and, as a result, a greater total quantity of prey. In all experiments, there were marked differences in performance by individual birds. The experiments support Royama's (1970, 1971) hypothesis that great tits distribute their search effort in relation to spatial differences in the profitability of feeding sites. Field observations on a pair of great tits and a pair of blue tits, Parus caeruleus, showed that searching behavior of wild tits was also very selective in space, at least when the birds were feeding nestlings. Birds often returned to previous capture sites and were more likely to do so when they found prey there quickly. These observations suggest that the laboratory experiments have real relevance to the food searching of wild tits. The searching capacity of great tits is discussed; it is suggested that they can approach ideal responses in stable but patchy feeding environments. Some factors leading to deviations from ideal responses are discussed.","container-title":"Ecology","DOI":"10.2307/1935451","ISSN":"1939-9170","issue":"6","language":"en","note":"_eprint: https://esajournals.onlinelibrary.wiley.com/doi/pdf/10.2307/1935451","page":"1216-1232","source":"Wiley Online Library","title":"Food-Searching Behavior of Titmice in Patchy Environments","volume":"55","author":[{"family":"Smith","given":"James N. M."},{"family":"Sweatman","given":"Hugh P. A."}],"issued":{"date-parts":[["1974"]]}}}],"schema":"https://github.com/citation-style-language/schema/raw/master/csl-citation.json"} </w:instrText>
+      </w:r>
+      <w:r>
+        <w:fldChar w:fldCharType="separate"/>
+      </w:r>
+      <w:r>
+        <w:rPr>
+          <w:rFonts w:ascii="Aptos" w:hAnsi="Aptos"/>
+        </w:rPr>
+        <w:t>(Smith and Sweatman 1974)</w:t>
+      </w:r>
+      <w:r>
+        <w:fldChar w:fldCharType="end"/>
+      </w:r>
+      <w:r>
+        <w:t xml:space="preserve">. </w:t>
+      </w:r>
+      <w:r>
+        <w:t xml:space="preserve">West Yellowstone primarily offers refuse as </w:t>
+      </w:r>
+      <w:r>
+        <w:t>the primary</w:t>
+      </w:r>
+      <w:r>
+        <w:t xml:space="preserve"> foraging opportunity</w:t>
+      </w:r>
+      <w:r>
+        <w:t xml:space="preserve"> for </w:t>
+      </w:r>
+      <w:r>
+        <w:t>ravens but</w:t>
+      </w:r>
+      <w:r>
+        <w:t xml:space="preserve"> </w:t>
+      </w:r>
+      <w:r>
+        <w:t xml:space="preserve">also has </w:t>
+      </w:r>
+      <w:r>
+        <w:t xml:space="preserve">variable bison hunting effort </w:t>
+      </w:r>
+      <w:commentRangeStart w:id="26"/>
+      <w:commentRangeStart w:id="27"/>
+      <w:r>
+        <w:t>between years</w:t>
+      </w:r>
+      <w:commentRangeEnd w:id="26"/>
+      <w:r>
+        <w:rPr>
+          <w:rStyle w:val="CommentReference"/>
+          <w:sz w:val="24"/>
+          <w:szCs w:val="24"/>
+        </w:rPr>
+        <w:commentReference w:id="26"/>
+      </w:r>
+      <w:commentRangeEnd w:id="27"/>
+      <w:r>
+        <w:rPr>
+          <w:rStyle w:val="CommentReference"/>
+          <w:sz w:val="24"/>
+          <w:szCs w:val="24"/>
+        </w:rPr>
+        <w:commentReference w:id="27"/>
+      </w:r>
+      <w:r>
+        <w:t xml:space="preserve">. </w:t>
+      </w:r>
     </w:p>
     <w:p>
       <w:pPr>
@@ -3807,11 +4859,12 @@
         <w:rPr>
           <w:noProof/>
         </w:rPr>
+        <w:lastRenderedPageBreak/>
         <w:drawing>
-          <wp:inline distT="0" distB="0" distL="0" distR="0" wp14:anchorId="35C37840" wp14:editId="7FF9D5D8">
-            <wp:extent cx="5943600" cy="4292600"/>
-            <wp:effectExtent l="0" t="0" r="0" b="0"/>
-            <wp:docPr id="994364585" name="Graphic 1"/>
+          <wp:inline distT="0" distB="0" distL="0" distR="0" wp14:anchorId="60F888D5" wp14:editId="0F57B013">
+            <wp:extent cx="5937250" cy="3848100"/>
+            <wp:effectExtent l="0" t="0" r="6350" b="0"/>
+            <wp:docPr id="268320207" name="Picture 1"/>
             <wp:cNvGraphicFramePr>
               <a:graphicFrameLocks xmlns:a="http://schemas.openxmlformats.org/drawingml/2006/main" noChangeAspect="1"/>
             </wp:cNvGraphicFramePr>
@@ -3819,1122 +4872,13 @@
               <a:graphicData uri="http://schemas.openxmlformats.org/drawingml/2006/picture">
                 <pic:pic xmlns:pic="http://schemas.openxmlformats.org/drawingml/2006/picture">
                   <pic:nvPicPr>
-                    <pic:cNvPr id="994364585" name=""/>
-                    <pic:cNvPicPr/>
-                  </pic:nvPicPr>
-                  <pic:blipFill>
-                    <a:blip r:embed="rId26">
-                      <a:extLst>
-                        <a:ext uri="{96DAC541-7B7A-43D3-8B79-37D633B846F1}">
-                          <asvg:svgBlip xmlns:asvg="http://schemas.microsoft.com/office/drawing/2016/SVG/main" r:embed="rId27"/>
-                        </a:ext>
-                      </a:extLst>
-                    </a:blip>
-                    <a:stretch>
-                      <a:fillRect/>
-                    </a:stretch>
-                  </pic:blipFill>
-                  <pic:spPr>
-                    <a:xfrm>
-                      <a:off x="0" y="0"/>
-                      <a:ext cx="5943600" cy="4292600"/>
-                    </a:xfrm>
-                    <a:prstGeom prst="rect">
-                      <a:avLst/>
-                    </a:prstGeom>
-                  </pic:spPr>
-                </pic:pic>
-              </a:graphicData>
-            </a:graphic>
-          </wp:inline>
-        </w:drawing>
-      </w:r>
-    </w:p>
-    <w:p>
-      <w:pPr>
-        <w:spacing w:line="480" w:lineRule="auto"/>
-      </w:pPr>
-      <w:r>
-        <w:t>Figure 7. Predicted probability and bootstrapped 95% confidence intervals of ravens visiting the hunting regions based on the timing of the hunting season (p &lt; 0.0</w:t>
-      </w:r>
-      <w:r>
-        <w:t>0</w:t>
-      </w:r>
-      <w:r>
-        <w:t>1) and whether they located a wolf kill after leaving their territory (p &lt; 0.001). All other continuous scaled covariates are held at 0.</w:t>
-      </w:r>
-    </w:p>
-    <w:p>
-      <w:pPr>
-        <w:spacing w:line="480" w:lineRule="auto"/>
-      </w:pPr>
-    </w:p>
-    <w:p>
-      <w:pPr>
-        <w:spacing w:line="480" w:lineRule="auto"/>
-      </w:pPr>
-      <w:r>
-        <w:rPr>
-          <w:b/>
-          <w:bCs/>
-        </w:rPr>
-        <w:t>Discussion</w:t>
-      </w:r>
-      <w:r>
-        <w:t xml:space="preserve"> </w:t>
-      </w:r>
-    </w:p>
-    <w:p>
-      <w:pPr>
-        <w:spacing w:line="480" w:lineRule="auto"/>
-        <w:ind w:firstLine="720"/>
-      </w:pPr>
-      <w:r>
-        <w:lastRenderedPageBreak/>
-        <w:t>During the non-breeding season, t</w:t>
-      </w:r>
-      <w:r>
-        <w:t>erritorial r</w:t>
-      </w:r>
-      <w:r>
-        <w:t xml:space="preserve">avens do not abandon territories to track distant resources, as some non-territorial ungulates do to track palatable foods </w:t>
-      </w:r>
-      <w:r>
-        <w:fldChar w:fldCharType="begin"/>
-      </w:r>
-      <w:r>
-        <w:instrText xml:space="preserve"> ADDIN ZOTERO_ITEM CSL_CITATION {"citationID":"tFuQwzVA","properties":{"formattedCitation":"(Middleton et al. 2018)","plainCitation":"(Middleton et al. 2018)","noteIndex":0},"citationItems":[{"id":1202,"uris":["http://zotero.org/users/9968163/items/R95UXR8V"],"itemData":{"id":1202,"type":"article-journal","abstract":"Each spring, migratory herbivores around the world track or ‘surf’ green waves of newly emergent vegetation to distant summer or wet-season ranges. This foraging tactic may help explain the great abundance of migratory herbivores on many seasonal landscapes. However, the underlying fitness benefits of this life-history strategy remain poorly understood. A fundamental prediction of the green-wave hypothesis is that migratory herbivores obtain fitness benefits from surfing waves of newly emergent vegetation more closely than their resident counterparts. Here we evaluate whether this behavior increases body-fat levels – a critically important correlate of reproduction and survival for most ungulates – in elk Cervus elaphus of the Greater Yellowstone Ecosystem. Using satellite imagery and GPS tracking data, we found evidence that migrants (n = 23) indeed surfed the green wave, occupying sites 12.7 days closer to peak green-up than residents (n = 16). Importantly, individual variation in surfing may help account for up to 6 kg of variation in autumn body-fat levels. Our findings point to a pathway for anthropogenic changes to the green wave (e.g. climate change) or migrants’ ability to surf it (e.g. development) to impact migratory populations. To explore this possibility, we evaluated potential population-level consequences of constrained surfing with a heuristic model. If green-wave surfing deteriorates by 5–15 days from observed, our model predicts up to a 20% decrease in pregnancy rates, a 2.5% decrease in population growth, and a 30% decrease in abundance over 50 years. By linking green-wave surfing to fitness and illustrating potential effects on population growth, our study provides new insights into the evolution of migratory behavior and the prospects for the persistence of migratory ungulate populations in a changing world.","container-title":"Oikos","DOI":"10.1111/oik.05227","ISSN":"1600-0706","issue":"7","language":"en","license":"© 2017 The Authors","note":"_eprint: https://nsojournals.onlinelibrary.wiley.com/doi/pdf/10.1111/oik.05227","page":"1060-1068","source":"Wiley Online Library","title":"Green-wave surfing increases fat gain in a migratory ungulate","volume":"127","author":[{"family":"Middleton","given":"Arthur D."},{"family":"Merkle","given":"Jerod A."},{"family":"McWhirter","given":"Douglas E."},{"family":"Cook","given":"John G."},{"family":"Cook","given":"Rachel C."},{"family":"White","given":"P. J."},{"family":"Kauffman","given":"Matthew J."}],"issued":{"date-parts":[["2018"]]}}}],"schema":"https://github.com/citation-style-language/schema/raw/master/csl-citation.json"} </w:instrText>
-      </w:r>
-      <w:r>
-        <w:fldChar w:fldCharType="separate"/>
-      </w:r>
-      <w:r>
-        <w:t>(Middleton et al. 2018)</w:t>
-      </w:r>
-      <w:r>
-        <w:fldChar w:fldCharType="end"/>
-      </w:r>
-      <w:r>
-        <w:t xml:space="preserve">. </w:t>
-      </w:r>
-      <w:r>
-        <w:t xml:space="preserve">Instead, they remain bound to their nesting </w:t>
-      </w:r>
-      <w:r>
-        <w:t>s</w:t>
-      </w:r>
-      <w:r>
-        <w:t>pace</w:t>
-      </w:r>
-      <w:r>
-        <w:t xml:space="preserve"> with the freedom to travel and exploit distance resources during the day</w:t>
-      </w:r>
-      <w:r>
-        <w:t xml:space="preserve"> </w:t>
-      </w:r>
-      <w:r>
-        <w:fldChar w:fldCharType="begin"/>
-      </w:r>
-      <w:r>
-        <w:instrText xml:space="preserve"> ADDIN ZOTERO_ITEM CSL_CITATION {"citationID":"X5otF2Z9","properties":{"unsorted":false,"formattedCitation":"(Ho et al. 2023)","plainCitation":"(Ho et al. 2023)","noteIndex":0},"citationItems":[{"id":880,"uris":["http://zotero.org/users/9968163/items/Y2CXWCS8"],"itemData":{"id":880,"type":"article-journal","abstract":"&lt;p&gt;Anthropogenic food subsidies can alter ecosystem processes, such as competition, predation, or nutrient transfer, and may strongly affect protected areas. Increasing recreation and ecotourism often create food subsidies, especially in the surrounding lands through fast-growing gateway communities. How the effects of these subsidies extend into protected areas when animals move across boundaries remains largely unexplored. We addressed this question by studying the movement and foraging of common ravens (&lt;italic&gt;Corvus corax)&lt;/italic&gt;, opportunistic scavengers that are well known to feed on predator kills and on anthropogenic food subsidies. We analyzed spatiotemporal data from 57 global positioning system (GPS)-tagged ravens, trapped within or close to Yellowstone National Park, to study their seasonal use of natural and anthropogenic food sources. Although Yellowstone National Park contains a full suite of native predators and ravens can be observed at virtually every kill site, we show that anthropogenic subsidies were utilized to a much greater extent than other natural resources, especially during winter. Important subsidies included gut piles of harvested game animals left by hunters, fat present on wastewater settling ponds, roadkill, and waste from agricultural and urban activities. These subsidies were distributed over vast areas beyond Yellowstone National Park. During fall/winter, ravens traveled longer distances (21.9 vs. 13 km) and spent more time outside Yellowstone National Park (73% of GPS points outside), mostly feeding on anthropogenic subsidies, than in spring/summer (42% of GPS points outside). This difference between seasons was more pronounced for individuals holding territories within the protected area than for those without territories. The large area over which ravens used anthropogenic food subsidies (within more than 100 km of Yellowstone National Park) affects the park’s raven population and the scavenging services they provide. We suggest that the scale of resource use must be considered by managers seeking to control expanding raven populations elsewhere.&lt;/p&gt;","container-title":"Frontiers in Bird Science","DOI":"10.3389/fbirs.2023.1119507","ISSN":"2813-3870","journalAbbreviation":"Front. Bird Sci.","language":"English","publisher":"Frontiers","source":"Frontiers","title":"Scavengers use natural and anthropogenic resources connecting protected areas with surrounding lands","URL":"https://www.frontiersin.org/journals/bird-science/articles/10.3389/fbirs.2023.1119507/full","volume":"2","author":[{"family":"Ho","given":"Cameron"},{"family":"Marzluff","given":"John M."},{"family":"Stahler","given":"Daniel R."},{"family":"Smith","given":"Douglas W."},{"family":"Mueller","given":"Thomas"},{"family":"Wikelski","given":"Martin"},{"family":"Safi","given":"Kamran"},{"family":"Loretto","given":"Matthias-Claudio"}],"accessed":{"date-parts":[["2025",2,19]]},"issued":{"date-parts":[["2023",6,27]]}}}],"schema":"https://github.com/citation-style-language/schema/raw/master/csl-citation.json"} </w:instrText>
-      </w:r>
-      <w:r>
-        <w:fldChar w:fldCharType="separate"/>
-      </w:r>
-      <w:r>
-        <w:rPr>
-          <w:rFonts w:ascii="Aptos" w:hAnsi="Aptos"/>
-        </w:rPr>
-        <w:t>(Ho et al. 2023)</w:t>
-      </w:r>
-      <w:r>
-        <w:fldChar w:fldCharType="end"/>
-      </w:r>
-      <w:r>
-        <w:t xml:space="preserve">. </w:t>
-      </w:r>
-      <w:r>
-        <w:t>In the lands surrounding Yellowstone, r</w:t>
-      </w:r>
-      <w:r>
-        <w:t xml:space="preserve">avens </w:t>
-      </w:r>
-      <w:r>
-        <w:t>are</w:t>
-      </w:r>
-      <w:r>
-        <w:t xml:space="preserve"> the largest </w:t>
-      </w:r>
-      <w:r>
-        <w:t xml:space="preserve">scavenger </w:t>
-      </w:r>
-      <w:r>
-        <w:t xml:space="preserve">population exploiting carrion created </w:t>
-      </w:r>
-      <w:r>
-        <w:t>by</w:t>
-      </w:r>
-      <w:r>
-        <w:t xml:space="preserve"> recreational hunting </w:t>
-      </w:r>
-      <w:r>
-        <w:fldChar w:fldCharType="begin"/>
-      </w:r>
-      <w:r>
-        <w:instrText xml:space="preserve"> ADDIN ZOTERO_ITEM CSL_CITATION {"citationID":"aqlvJDgL","properties":{"unsorted":false,"formattedCitation":"(Wilmers et al. 2003{\\i{}b})","plainCitation":"(Wilmers et al. 2003b)","noteIndex":0},"citationItems":[{"id":74,"uris":["http://zotero.org/users/9968163/items/CP2GY75A"],"itemData":{"id":74,"type":"article-journal","abstract":"The Greater Yellowstone Ecosystem in the northern Rocky Mountains provides the context for a natural experiment to investigate the response of consumers to resources with differing spatial and temporal dispersion regimes. Grey wolves (Canis lupus) and human hunters both provide resource subsidies to scavengers by provisioning them with the remains of their kills. Carrion from hunter kills is highly aggregated in time and space whereas carrion from wolf kills is more dispersed in both time and space. We estimated the total amount of carrion consumed by each scavenger species at both wolf and hunter kills over 4 years. Species with large feeding radii [bald eagles (Haliaeetus leucocephalus) and ravens (Corvus corax)], defined as the area over which a consumer can efficiently locate and integrate resources, dominated consumption at the highly aggregated hunter kills whereas competitively dominant species [coyotes (Canis latrans)] dominated at the more dispersed wolf kills. In addition, species diversity and the evenness of carrion consumption between scavengers was greater at wolf kills than at hunter kills while the total number of scavengers at hunter kills exceeded those at wolf kills. From a community perspective, the top–down effect of predation is likely to be stronger in the vicinity of highly aggregated resource pulses as species with large feeding radii switch to feeding on alternative prey once the resource pulse subsides.","container-title":"Ecology Letters","DOI":"10.1046/j.1461-0248.2003.00522.x","ISSN":"1461-0248","issue":"11","language":"en","note":"_eprint: https://onlinelibrary.wiley.com/doi/pdf/10.1046/j.1461-0248.2003.00522.x","page":"996-1003","source":"Wiley Online Library","title":"Resource dispersion and consumer dominance: scavenging at wolf- and hunter-killed carcasses in Greater Yellowstone, USA","title-short":"Resource dispersion and consumer dominance","volume":"6","author":[{"family":"Wilmers","given":"Christopher C."},{"family":"Stahler","given":"Daniel R."},{"family":"Crabtree","given":"Robert L."},{"family":"Smith","given":"Douglas W."},{"family":"Getz","given":"Wayne M."}],"issued":{"date-parts":[["2003"]]}}}],"schema":"https://github.com/citation-style-language/schema/raw/master/csl-citation.json"} </w:instrText>
-      </w:r>
-      <w:r>
-        <w:fldChar w:fldCharType="separate"/>
-      </w:r>
-      <w:r>
-        <w:rPr>
-          <w:rFonts w:ascii="Aptos" w:hAnsi="Aptos" w:cs="Times New Roman"/>
-          <w:kern w:val="0"/>
-        </w:rPr>
-        <w:t>(Wilmers et al. 2003</w:t>
-      </w:r>
-      <w:r>
-        <w:rPr>
-          <w:rFonts w:ascii="Aptos" w:hAnsi="Aptos" w:cs="Times New Roman"/>
-          <w:i/>
-          <w:iCs/>
-          <w:kern w:val="0"/>
-        </w:rPr>
-        <w:t>b</w:t>
-      </w:r>
-      <w:r>
-        <w:rPr>
-          <w:rFonts w:ascii="Aptos" w:hAnsi="Aptos" w:cs="Times New Roman"/>
-          <w:kern w:val="0"/>
-        </w:rPr>
-        <w:t>)</w:t>
-      </w:r>
-      <w:r>
-        <w:fldChar w:fldCharType="end"/>
-      </w:r>
-      <w:r>
-        <w:t>.</w:t>
-      </w:r>
-      <w:r>
-        <w:t xml:space="preserve"> Despite wolves being absent from the landscape for over 70 years, ravens were able to adapt to the </w:t>
-      </w:r>
-      <w:r>
-        <w:t>returning</w:t>
-      </w:r>
-      <w:r>
-        <w:t xml:space="preserve"> resource and shifted their space use to overlap with wolves more during winters with greater wolf predation rates </w:t>
-      </w:r>
-      <w:r>
-        <w:fldChar w:fldCharType="begin"/>
-      </w:r>
-      <w:r>
-        <w:instrText xml:space="preserve"> ADDIN ZOTERO_ITEM CSL_CITATION {"citationID":"7A7COZ0N","properties":{"unsorted":false,"formattedCitation":"(Walker et al. 2018)","plainCitation":"(Walker et al. 2018)","noteIndex":0},"citationItems":[{"id":88,"uris":["http://zotero.org/users/9968163/items/QYPZ7UF9"],"itemData":{"id":88,"type":"article-journal","abstract":"Top predators have cascading effects throughout the food web, but their impacts on scavenger abundance are largely unknown. Gray wolves (Canis lupus) provide carrion to a suite of scavenger species, including the common raven (Corvus corax). Ravens are wide</w:instrText>
-      </w:r>
-      <w:r>
-        <w:rPr>
-          <w:rFonts w:ascii="Cambria Math" w:hAnsi="Cambria Math" w:cs="Cambria Math"/>
-        </w:rPr>
-        <w:instrText>‐</w:instrText>
-      </w:r>
-      <w:r>
-        <w:instrText>ranging and intelligent omnivores that commonly take advantage of anthropogenic food resources. In areas where they overlap with wolves, however, ravens are numerous and ubiquitous scavengers of wolf</w:instrText>
-      </w:r>
-      <w:r>
-        <w:rPr>
-          <w:rFonts w:ascii="Cambria Math" w:hAnsi="Cambria Math" w:cs="Cambria Math"/>
-        </w:rPr>
-        <w:instrText>‐</w:instrText>
-      </w:r>
-      <w:r>
-        <w:instrText>acquired carrion. We aimed to determine whether subsidies provided through wolves are a limiting factor for raven populations in general and how the wolf reintroduction to Yellowstone National Park in 1995</w:instrText>
-      </w:r>
-      <w:r>
-        <w:rPr>
-          <w:rFonts w:ascii="Aptos" w:hAnsi="Aptos" w:cs="Aptos"/>
-        </w:rPr>
-        <w:instrText>–</w:instrText>
-      </w:r>
-      <w:r>
-        <w:instrText>1997 affected raven population abundance and distribution on the Yellowstone's Northern Range specifically. We counted ravens throughout Yellowstone's Northern Range in March from 2009 to 2017 in both human</w:instrText>
-      </w:r>
-      <w:r>
-        <w:rPr>
-          <w:rFonts w:ascii="Cambria Math" w:hAnsi="Cambria Math" w:cs="Cambria Math"/>
-        </w:rPr>
-        <w:instrText>‐</w:instrText>
-      </w:r>
-      <w:r>
-        <w:instrText>use areas and wolf habitat. We then used statistics related to the local wolf population and the winter weather conditions to model raven abundance during our study period and predict raven abundance on the Northern Range both before and after the wolf reintroduction. In relatively severe winters with greater snowpack, raven abundance increased in areas of human use and decreased in wolf habitat. When wolves were able to acquire more carrion, however, ravens increased in wolf habitat and decreased in areas with anthropogenic resources. Raven populations prior to the wolf reintroduction were likely more variable and heavily dependent on ungulate winter</w:instrText>
-      </w:r>
-      <w:r>
-        <w:rPr>
-          <w:rFonts w:ascii="Cambria Math" w:hAnsi="Cambria Math" w:cs="Cambria Math"/>
-        </w:rPr>
-        <w:instrText>‐</w:instrText>
-      </w:r>
-      <w:r>
-        <w:instrText>kill and hunter</w:instrText>
-      </w:r>
-      <w:r>
-        <w:rPr>
-          <w:rFonts w:ascii="Cambria Math" w:hAnsi="Cambria Math" w:cs="Cambria Math"/>
-        </w:rPr>
-        <w:instrText>‐</w:instrText>
-      </w:r>
-      <w:r>
-        <w:instrText xml:space="preserve">provided carcasses. The wolf recovery in Yellowstone helped stabilize raven populations by providing a regular food supply, regardless of winter severity. This stabilization has important implications for effective land management as wolves recolonize the west and global climate patterns change.","container-title":"Ecology and Evolution","DOI":"10.1002/ece3.4583","ISSN":"2045-7758","issue":"22","journalAbbreviation":"Ecol Evol","page":"11158-11168","PMID":"30519433","PMCID":"PMC6262918","source":"PubMed Central","title":"Population responses of common ravens to reintroduced gray wolves","volume":"8","author":[{"family":"Walker","given":"Lauren E."},{"family":"Marzluff","given":"John M."},{"family":"Metz","given":"Matthew C."},{"family":"Wirsing","given":"Aaron J."},{"family":"Moskal","given":"L. Monika"},{"family":"Stahler","given":"Daniel R."},{"family":"Smith","given":"Douglas W."}],"issued":{"date-parts":[["2018",10,30]]}}}],"schema":"https://github.com/citation-style-language/schema/raw/master/csl-citation.json"} </w:instrText>
-      </w:r>
-      <w:r>
-        <w:fldChar w:fldCharType="separate"/>
-      </w:r>
-      <w:r>
-        <w:rPr>
-          <w:rFonts w:ascii="Aptos" w:hAnsi="Aptos"/>
-        </w:rPr>
-        <w:t>(Walker et al. 2018)</w:t>
-      </w:r>
-      <w:r>
-        <w:fldChar w:fldCharType="end"/>
-      </w:r>
-      <w:r>
-        <w:t xml:space="preserve">. </w:t>
-      </w:r>
-      <w:r>
-        <w:t xml:space="preserve"> </w:t>
-      </w:r>
-      <w:r>
-        <w:t>20 years after the reintroduction of wolves</w:t>
-      </w:r>
-      <w:r>
-        <w:t>,</w:t>
-      </w:r>
-      <w:r>
-        <w:t xml:space="preserve"> when </w:t>
-      </w:r>
-      <w:commentRangeStart w:id="21"/>
-      <w:r>
-        <w:t>recreational hunting effort</w:t>
-      </w:r>
-      <w:commentRangeEnd w:id="21"/>
-      <w:r>
-        <w:rPr>
-          <w:rStyle w:val="CommentReference"/>
-          <w:sz w:val="24"/>
-          <w:szCs w:val="24"/>
-        </w:rPr>
-        <w:commentReference w:id="21"/>
-      </w:r>
-      <w:r>
-        <w:t>s</w:t>
-      </w:r>
-      <w:r>
-        <w:t xml:space="preserve"> have declined significantly and wolf and elk population</w:t>
-      </w:r>
-      <w:r>
-        <w:t xml:space="preserve"> have stabilized</w:t>
-      </w:r>
-      <w:r>
-        <w:t xml:space="preserve"> </w:t>
-      </w:r>
-      <w:r>
-        <w:fldChar w:fldCharType="begin"/>
-      </w:r>
-      <w:r>
-        <w:instrText xml:space="preserve"> ADDIN ZOTERO_ITEM CSL_CITATION {"citationID":"O4SuKLnf","properties":{"unsorted":false,"formattedCitation":"(Cassidy et al. 2025)","plainCitation":"(Cassidy et al. 2025)","noteIndex":0},"citationItems":[{"id":1023,"uris":["http://zotero.org/users/9968163/items/CQDXIF5Z"],"itemData":{"id":1023,"type":"article-journal","container-title":"National Park Service, Yellowstone Center for Resources, Yellowstone National Park, WY, USA, YCR-2025-01","title":"Yellowstone National Park Wolf, Cougar, and Elk Project Annual Report 2024","author":[{"family":"Cassidy","given":"Kira A"},{"family":"Stahler","given":"Dan R"},{"family":"Stahler","given":"Erin","suffix":"A"},{"family":"Metz","given":"Matthew"},{"family":"SunderRaj","given":"Jeremy"},{"family":"Rabe","given":"Taylor"},{"family":"Rabe","given":"Jack"},{"family":"Tatton","given":"Nicole"},{"family":"Packila","given":"Mark"},{"family":"Cassidy","given":"Brenna"},{"family":"Lacey","given":"Claire"},{"family":"Scott","given":"Gordon"},{"family":"Ho","given":"Cameron"}],"issued":{"date-parts":[["2025"]]}}}],"schema":"https://github.com/citation-style-language/schema/raw/master/csl-citation.json"} </w:instrText>
-      </w:r>
-      <w:r>
-        <w:fldChar w:fldCharType="separate"/>
-      </w:r>
-      <w:r>
-        <w:rPr>
-          <w:rFonts w:ascii="Aptos" w:hAnsi="Aptos"/>
-        </w:rPr>
-        <w:t>(Cassidy et al. 2025)</w:t>
-      </w:r>
-      <w:r>
-        <w:fldChar w:fldCharType="end"/>
-      </w:r>
-      <w:r>
-        <w:t>,</w:t>
-      </w:r>
-      <w:r>
-        <w:t xml:space="preserve"> </w:t>
-      </w:r>
-      <w:r>
-        <w:t xml:space="preserve">ravens are faced with a very familiar landscape of opportunity, albeit one where </w:t>
-      </w:r>
-      <w:r>
-        <w:t>availabilities</w:t>
-      </w:r>
-      <w:r>
-        <w:t xml:space="preserve"> have changed.</w:t>
-      </w:r>
-      <w:r>
-        <w:t xml:space="preserve"> </w:t>
-      </w:r>
-    </w:p>
-    <w:p>
-      <w:pPr>
-        <w:spacing w:line="480" w:lineRule="auto"/>
-        <w:ind w:firstLine="720"/>
-      </w:pPr>
-      <w:r>
-        <w:t xml:space="preserve">When </w:t>
-      </w:r>
-      <w:r>
-        <w:t>we considered</w:t>
-      </w:r>
-      <w:r>
-        <w:t xml:space="preserve"> the competing effects of wolf kills and recreational hunting on raven movement</w:t>
-      </w:r>
-      <w:r>
-        <w:t xml:space="preserve"> decisions</w:t>
-      </w:r>
-      <w:r>
-        <w:t xml:space="preserve">, ravens </w:t>
-      </w:r>
-      <w:r>
-        <w:t>used</w:t>
-      </w:r>
-      <w:r>
-        <w:t xml:space="preserve"> daily knowledge of local resource </w:t>
-      </w:r>
-      <w:r>
-        <w:t>consistent with our hypotheses</w:t>
-      </w:r>
-      <w:r>
-        <w:t xml:space="preserve">. </w:t>
-      </w:r>
-      <w:r>
-        <w:t>Although</w:t>
-      </w:r>
-      <w:r>
-        <w:t xml:space="preserve">, </w:t>
-      </w:r>
-      <w:r>
-        <w:t>individuals</w:t>
-      </w:r>
-      <w:r>
-        <w:t xml:space="preserve"> varied considerably </w:t>
-      </w:r>
-      <w:r>
-        <w:t xml:space="preserve">in their decisions </w:t>
-      </w:r>
-      <w:r>
-        <w:t xml:space="preserve">(Fig. 2). </w:t>
-      </w:r>
-      <w:r>
-        <w:t>The presence of a wolf kill within a raven’s territory or the discovery of a wolf kill outside of their territory decreased the probability of continuing next resource. W</w:t>
-      </w:r>
-      <w:commentRangeStart w:id="22"/>
-      <w:r>
-        <w:t xml:space="preserve">e were surprised </w:t>
-      </w:r>
-      <w:commentRangeEnd w:id="22"/>
-      <w:r>
-        <w:rPr>
-          <w:rStyle w:val="CommentReference"/>
-          <w:sz w:val="24"/>
-          <w:szCs w:val="24"/>
-        </w:rPr>
-        <w:commentReference w:id="22"/>
-      </w:r>
-      <w:r>
-        <w:t xml:space="preserve">to observe large </w:t>
-      </w:r>
-      <w:r>
-        <w:t>difference</w:t>
-      </w:r>
-      <w:r>
-        <w:t xml:space="preserve"> in </w:t>
-      </w:r>
-      <w:r>
-        <w:t xml:space="preserve">a </w:t>
-      </w:r>
-      <w:r>
-        <w:t>raven</w:t>
-      </w:r>
-      <w:r>
-        <w:t>’s</w:t>
-      </w:r>
-      <w:r>
-        <w:t xml:space="preserve"> response to wolf kills by the location of the kill.</w:t>
-      </w:r>
-      <w:r>
-        <w:t xml:space="preserve"> </w:t>
-      </w:r>
-      <w:r>
-        <w:t xml:space="preserve"> Ravens responded more strongly to wolf kills outside their territories than </w:t>
-      </w:r>
-      <w:r>
-        <w:t>to those</w:t>
-      </w:r>
-      <w:r>
-        <w:t xml:space="preserve"> </w:t>
-      </w:r>
-      <w:r>
-        <w:t>within, apparently forgoing locally available carrion in favor of alternative resources</w:t>
-      </w:r>
-      <w:r>
-        <w:t xml:space="preserve">. </w:t>
-      </w:r>
-      <w:r>
-        <w:t xml:space="preserve">While we found a statistically significant negative effect of wolf kills within the territory that matched our hypothesis, we </w:t>
-      </w:r>
-      <w:r>
-        <w:t>assumed</w:t>
-      </w:r>
-      <w:r>
-        <w:t xml:space="preserve"> that individuals received similar benefit from all carrion, </w:t>
-      </w:r>
-      <w:r>
-        <w:lastRenderedPageBreak/>
-        <w:t xml:space="preserve">regardless of its origin. This may not be the case as ravens took more biomass as a group from hunter-created carrion than wolf-predated </w:t>
-      </w:r>
-      <w:r>
-        <w:fldChar w:fldCharType="begin"/>
-      </w:r>
-      <w:r>
-        <w:instrText xml:space="preserve"> ADDIN ZOTERO_ITEM CSL_CITATION {"citationID":"MZZzvGFk","properties":{"unsorted":false,"formattedCitation":"(Wilmers et al. 2003{\\i{}b})","plainCitation":"(Wilmers et al. 2003b)","noteIndex":0},"citationItems":[{"id":74,"uris":["http://zotero.org/users/9968163/items/CP2GY75A"],"itemData":{"id":74,"type":"article-journal","abstract":"The Greater Yellowstone Ecosystem in the northern Rocky Mountains provides the context for a natural experiment to investigate the response of consumers to resources with differing spatial and temporal dispersion regimes. Grey wolves (Canis lupus) and human hunters both provide resource subsidies to scavengers by provisioning them with the remains of their kills. Carrion from hunter kills is highly aggregated in time and space whereas carrion from wolf kills is more dispersed in both time and space. We estimated the total amount of carrion consumed by each scavenger species at both wolf and hunter kills over 4 years. Species with large feeding radii [bald eagles (Haliaeetus leucocephalus) and ravens (Corvus corax)], defined as the area over which a consumer can efficiently locate and integrate resources, dominated consumption at the highly aggregated hunter kills whereas competitively dominant species [coyotes (Canis latrans)] dominated at the more dispersed wolf kills. In addition, species diversity and the evenness of carrion consumption between scavengers was greater at wolf kills than at hunter kills while the total number of scavengers at hunter kills exceeded those at wolf kills. From a community perspective, the top–down effect of predation is likely to be stronger in the vicinity of highly aggregated resource pulses as species with large feeding radii switch to feeding on alternative prey once the resource pulse subsides.","container-title":"Ecology Letters","DOI":"10.1046/j.1461-0248.2003.00522.x","ISSN":"1461-0248","issue":"11","language":"en","note":"_eprint: https://onlinelibrary.wiley.com/doi/pdf/10.1046/j.1461-0248.2003.00522.x","page":"996-1003","source":"Wiley Online Library","title":"Resource dispersion and consumer dominance: scavenging at wolf- and hunter-killed carcasses in Greater Yellowstone, USA","title-short":"Resource dispersion and consumer dominance","volume":"6","author":[{"family":"Wilmers","given":"Christopher C."},{"family":"Stahler","given":"Daniel R."},{"family":"Crabtree","given":"Robert L."},{"family":"Smith","given":"Douglas W."},{"family":"Getz","given":"Wayne M."}],"issued":{"date-parts":[["2003"]]}}}],"schema":"https://github.com/citation-style-language/schema/raw/master/csl-citation.json"} </w:instrText>
-      </w:r>
-      <w:r>
-        <w:fldChar w:fldCharType="separate"/>
-      </w:r>
-      <w:r>
-        <w:rPr>
-          <w:rFonts w:ascii="Aptos" w:hAnsi="Aptos" w:cs="Times New Roman"/>
-          <w:kern w:val="0"/>
-        </w:rPr>
-        <w:t>(Wilmers et al. 2003</w:t>
-      </w:r>
-      <w:r>
-        <w:rPr>
-          <w:rFonts w:ascii="Aptos" w:hAnsi="Aptos" w:cs="Times New Roman"/>
-          <w:i/>
-          <w:iCs/>
-          <w:kern w:val="0"/>
-        </w:rPr>
-        <w:t>b</w:t>
-      </w:r>
-      <w:r>
-        <w:rPr>
-          <w:rFonts w:ascii="Aptos" w:hAnsi="Aptos" w:cs="Times New Roman"/>
-          <w:kern w:val="0"/>
-        </w:rPr>
-        <w:t>)</w:t>
-      </w:r>
-      <w:r>
-        <w:fldChar w:fldCharType="end"/>
-      </w:r>
-      <w:r>
-        <w:t xml:space="preserve">. </w:t>
-      </w:r>
-      <w:r>
-        <w:t xml:space="preserve">Territorial ravens, while dominant, can be outcompeted by large groups </w:t>
-      </w:r>
-      <w:r>
-        <w:fldChar w:fldCharType="begin"/>
-      </w:r>
-      <w:r>
-        <w:instrText xml:space="preserve"> ADDIN ZOTERO_ITEM CSL_CITATION {"citationID":"vdTgvRO0","properties":{"formattedCitation":"(Heinrich and Marzluff 1995)","plainCitation":"(Heinrich and Marzluff 1995)","noteIndex":0},"citationItems":[{"id":80,"uris":["http://zotero.org/users/9968163/items/KA2C3FV2"],"itemData":{"id":80,"type":"article-journal","container-title":"American Scientist","ISSN":"0003-0996","issue":"4","page":"342-349","publisher":"Sigma Xi, The Scientific Research Society","source":"JSTOR","title":"Why Ravens Share","volume":"83","author":[{"family":"Heinrich","given":"Bernd"},{"family":"Marzluff","given":"John"}],"issued":{"date-parts":[["1995"]]}}}],"schema":"https://github.com/citation-style-language/schema/raw/master/csl-citation.json"} </w:instrText>
-      </w:r>
-      <w:r>
-        <w:fldChar w:fldCharType="separate"/>
-      </w:r>
-      <w:r>
-        <w:t>(Heinrich and Marzluff 1995)</w:t>
-      </w:r>
-      <w:r>
-        <w:fldChar w:fldCharType="end"/>
-      </w:r>
-      <w:r>
-        <w:t xml:space="preserve"> and foraging on their territories places them in a situation where they are competing </w:t>
-      </w:r>
-      <w:r>
-        <w:t xml:space="preserve">against </w:t>
-      </w:r>
-      <w:r>
-        <w:t xml:space="preserve">all </w:t>
-      </w:r>
-      <w:r>
-        <w:t xml:space="preserve">conspecific intruders to the detriment of their own foraging </w:t>
-      </w:r>
-      <w:r>
-        <w:fldChar w:fldCharType="begin"/>
-      </w:r>
-      <w:r>
-        <w:instrText xml:space="preserve"> ADDIN ZOTERO_ITEM CSL_CITATION {"citationID":"FwVSgHLF","properties":{"formattedCitation":"(Heinrich 1994)","plainCitation":"(Heinrich 1994)","noteIndex":0},"citationItems":[{"id":1268,"uris":["http://zotero.org/users/9968163/items/67B2BT7E"],"itemData":{"id":1268,"type":"article-journal","container-title":"Animal Behaviour","DOI":"10.1006/anbe.1994.1384","ISSN":"0003-3472","issue":"6","journalAbbreviation":"Animal Behaviour","page":"1463-1465","source":"ScienceDirect","title":"Dominance and weight changes in the common raven, &lt;i&gt;Corvus corax&lt;/i&gt;","volume":"48","author":[{"family":"Heinrich","given":"Bernd"}],"issued":{"date-parts":[["1994",12,1]]}}}],"schema":"https://github.com/citation-style-language/schema/raw/master/csl-citation.json"} </w:instrText>
-      </w:r>
-      <w:r>
-        <w:fldChar w:fldCharType="separate"/>
-      </w:r>
-      <w:r>
-        <w:rPr>
-          <w:rFonts w:ascii="Aptos" w:hAnsi="Aptos"/>
-        </w:rPr>
-        <w:t>(Heinrich 1994)</w:t>
-      </w:r>
-      <w:r>
-        <w:fldChar w:fldCharType="end"/>
-      </w:r>
-      <w:r>
-        <w:t xml:space="preserve">. </w:t>
-      </w:r>
-      <w:r>
-        <w:t>Optimal foraging theory would then suggest that ravens should prefer to f</w:t>
-      </w:r>
-      <w:commentRangeStart w:id="23"/>
-      <w:r>
-        <w:t>orag</w:t>
-      </w:r>
-      <w:r>
-        <w:t>e</w:t>
-      </w:r>
-      <w:r>
-        <w:t xml:space="preserve"> </w:t>
-      </w:r>
-      <w:commentRangeEnd w:id="23"/>
-      <w:r>
-        <w:rPr>
-          <w:rStyle w:val="CommentReference"/>
-          <w:sz w:val="24"/>
-          <w:szCs w:val="24"/>
-        </w:rPr>
-        <w:commentReference w:id="23"/>
-      </w:r>
-      <w:r>
-        <w:t>outside of their territory as they are</w:t>
-      </w:r>
-      <w:r>
-        <w:t xml:space="preserve"> more efficient when</w:t>
-      </w:r>
-      <w:r>
-        <w:t xml:space="preserve"> only competing within their immediate space for access to food </w:t>
-      </w:r>
-      <w:r>
-        <w:fldChar w:fldCharType="begin"/>
-      </w:r>
-      <w:r>
-        <w:instrText xml:space="preserve"> ADDIN ZOTERO_ITEM CSL_CITATION {"citationID":"PC9mBkhc","properties":{"formattedCitation":"(Heinrich and Marzluff 1991)","plainCitation":"(Heinrich and Marzluff 1991)","noteIndex":0},"citationItems":[{"id":79,"uris":["http://zotero.org/users/9968163/items/76BJQGQV"],"itemData":{"id":79,"type":"article-journal","abstract":"The formation of groups at food bonanzas results from a variety of mechanism, which include recruitment by signalling and information parasitism. Recruitment is distinguished from information parasitism on functional grounds: attraction of a crowd is termed recruitment if the signaler's fitness is enhanced by the attraction of others but termed parasitism if the signaler's fitness is reduced by the attraction of others. We here show, however, that in Common Ravens, Corvus corax, the proximate reasons for giving recruitment signals are probably other than for attracting a crowd. In the forests of the northeastern United States, non-breeding, vagrant ravens commonly aggregate in large numbers at carcasses where they neutralize the defense of territorial adults. We attempted to mimic this situation with a captive flock of juveniles and a pair of resident adults in order to determine the proximate factors triggering \"yells\", vocalizations which attract nearby ravens to large animal carcasses. Our experiments indicate that yells are given primarily by hungry birds. However, yelling is strongly modified by status. Within the vagrant crowd, status is labile. When successive dominants were removed, replacements immediately took their place. Furthermore, when the dominants were re-introduced to the flock they always suffered significant losses of status and ceased yelling. The territorial male has, and constantly maintains, the highest status within (but not necessarily outside) his territory, and here he rarely yells. In sharp contrast, within the vagrant crowd of unmated birds it is the highest-status birds that are the most likely to yell when approaching food. Furthermore, the dominant vagrants (as well as adults) suppress yelling in subordinates. We conclude that ravens yell proximately to advertise their status at food, and that recruitment is only one of several ultimate advantages of the behavior.","container-title":"Behavioral Ecology and Sociobiology","ISSN":"0340-5443","issue":"1","page":"13-21","publisher":"Springer","source":"JSTOR","title":"Do Common Ravens Yell because They Want to Attract Others?","volume":"28","author":[{"family":"Heinrich","given":"B."},{"family":"Marzluff","given":"J. M."}],"issued":{"date-parts":[["1991"]]}}}],"schema":"https://github.com/citation-style-language/schema/raw/master/csl-citation.json"} </w:instrText>
-      </w:r>
-      <w:r>
-        <w:fldChar w:fldCharType="separate"/>
-      </w:r>
-      <w:r>
-        <w:t>(Heinrich and Marzluff 1991)</w:t>
-      </w:r>
-      <w:r>
-        <w:fldChar w:fldCharType="end"/>
-      </w:r>
-      <w:r>
-        <w:t xml:space="preserve">. </w:t>
-      </w:r>
-    </w:p>
-    <w:p>
-      <w:pPr>
-        <w:spacing w:line="480" w:lineRule="auto"/>
-        <w:ind w:firstLine="720"/>
-      </w:pPr>
-      <w:r>
-        <w:t xml:space="preserve">Given the high </w:t>
-      </w:r>
-      <w:r>
-        <w:t>probability</w:t>
-      </w:r>
-      <w:r>
-        <w:t xml:space="preserve"> of abandoning territor</w:t>
-      </w:r>
-      <w:r>
-        <w:t>ies</w:t>
-      </w:r>
-      <w:r>
-        <w:t xml:space="preserve"> during the day</w:t>
-      </w:r>
-      <w:r>
-        <w:t>,</w:t>
-      </w:r>
-      <w:r>
-        <w:t xml:space="preserve"> regardless of wolf kill </w:t>
-      </w:r>
-      <w:r>
-        <w:t>availability</w:t>
-      </w:r>
-      <w:r>
-        <w:t xml:space="preserve"> and the knowledge of </w:t>
-      </w:r>
-      <w:r>
-        <w:t>availability</w:t>
-      </w:r>
-      <w:r>
-        <w:t xml:space="preserve">, </w:t>
-      </w:r>
-      <w:r>
-        <w:t xml:space="preserve">we conclude that </w:t>
-      </w:r>
-      <w:r>
-        <w:t xml:space="preserve">ravens are preferentially choosing to visit anthropogenic resources such as recreational hunting areas. Subsequently, ravens leaving their territory are unlikely to be searching for wolf kills. </w:t>
-      </w:r>
-      <w:r>
-        <w:t>The presence of a newly located resource</w:t>
-      </w:r>
-      <w:r>
-        <w:t xml:space="preserve"> </w:t>
-      </w:r>
-      <w:r>
-        <w:t xml:space="preserve">during travel, such as a wolf kill, likely alters their plan but was not the intended destination. Previous studies mapping movements from </w:t>
-      </w:r>
-      <w:r>
-        <w:t xml:space="preserve">territorial </w:t>
-      </w:r>
-      <w:r>
-        <w:t xml:space="preserve">individuals in our study population showed direct commute paths with few deviation to pass through other areas in the northern range where wolf kills might be located </w:t>
-      </w:r>
-      <w:r>
-        <w:fldChar w:fldCharType="begin"/>
-      </w:r>
-      <w:r>
-        <w:instrText xml:space="preserve"> ADDIN ZOTERO_ITEM CSL_CITATION {"citationID":"O1r6Bykg","properties":{"unsorted":false,"formattedCitation":"(Marzluff et al. 2021)","plainCitation":"(Marzluff et al. 2021)","noteIndex":0},"citationItems":[{"id":972,"uris":["http://zotero.org/users/9968163/items/W246K25Z"],"itemData":{"id":972,"type":"article-journal","abstract":"Common ravens (Corvus corax; ravens) are generalist predators that pose a threat to several rare wildlife species in the western United States. Recent increases in raven populations, which are fueled by increased human subsidies—notably food, water, and nest sites—are concerning to those seeking to conserve rare species. Due to the challenges and inefficiencies of reducing or eliminating subsidies, managers increasingly rely on lethal removal of ravens. Over 125,000 ravens were killed by the U.S. Government from 1996 to 2019, and annual removals have increased 4-fold from the 1990s to mid-2010s. We contend that lethal removal of ravens, while capable of improving the reproduction of rare species, is at best a short-term and ethically untenable solution to a problem that will continue to grow until subsidies are meaningfully reduced or made inaccessible to ravens. In part because of ravens’ abilities to track natural and anthropogenic resources across unfamiliar and expansive areas, the removal of subsidies can lead to sustained shifts in raven abundance, which can have longlasting benefits for sensitive species. In the Greater Yellowstone Ecosystem, USA, for example, we documented extensive use of human subsidies during fall/winter, daily 1-way commutes regularly in excess of 50 km by territorial birds to such subsidies, and dispersals of &gt;700 km by nonbreeders that exploited food and roost subsidies. We call for managers to embrace new approaches to subsidy reduction including: increased involvement of conservation social scientists; increased enforcement of local, state, and federal laws; and increased deployment of a diversity of new technologies to haze and aversively condition ravens. Tackling the hard job of reducing subsidies over the expansive area exploited by ravens is right because it will increase the integrity, stability, and beauty of western ecosystems.","container-title":"Human-Wildlife Interaction","issue":"3","language":"en","page":"516-533","source":"Zotero","title":"Thinking Like a Raven: Restoring Integrity, Stability, and Beauty to Western Ecosystems","volume":"15","author":[{"family":"Marzluff","given":"John M"},{"family":"Loretto","given":"Matthias-Claudio"},{"family":"Ho","given":"Cameron K."},{"family":"Coleman","given":"Georgia W."},{"family":"Restani","given":"Marco"}],"issued":{"date-parts":[["2021"]]}}}],"schema":"https://github.com/citation-style-language/schema/raw/master/csl-citation.json"} </w:instrText>
-      </w:r>
-      <w:r>
-        <w:fldChar w:fldCharType="separate"/>
-      </w:r>
-      <w:r>
-        <w:rPr>
-          <w:rFonts w:ascii="Aptos" w:hAnsi="Aptos"/>
-        </w:rPr>
-        <w:t>(Marzluff et al. 2021)</w:t>
-      </w:r>
-      <w:r>
-        <w:fldChar w:fldCharType="end"/>
-      </w:r>
-      <w:r>
-        <w:t>. This sort of route planning between distant, known resources is</w:t>
-      </w:r>
-      <w:r>
-        <w:t xml:space="preserve"> used by baboons and elephants  </w:t>
-      </w:r>
-      <w:r>
-        <w:fldChar w:fldCharType="begin"/>
-      </w:r>
-      <w:r>
-        <w:instrText xml:space="preserve"> ADDIN ZOTERO_ITEM CSL_CITATION {"citationID":"dBWIEYH7","properties":{"formattedCitation":"(Noser and Byrne 2007, Polansky et al. 2015)","plainCitation":"(Noser and Byrne 2007, Polansky et al. 2015)","noteIndex":0},"citationItems":[{"id":1145,"uris":["http://zotero.org/users/9968163/items/JRVDYD5R"],"itemData":{"id":1145,"type":"article-journal","abstract":"The ability of animals to plan their foraging journeys and to approach resources in a goal-directed way may play a key role in cognitive evolution. Furthermore, optimal foraging theory assumes that animals are adapted to take least-effort routes between resources. Empirical evidence for these beliefs is largely lacking, however. We followed a group of chacma baboons over full days during a 16-month field study. We used GPS to investigate route linearity, travel speed and inter-resource distances, and the degree to which movement was guided by direct visual stimuli from the resources. During the dry season the study group travelled rapidly to sparse fruit sources and waterholes along linear paths over large distances. Inter-resource distances were larger than distances from which the resources could be seen. Seed resources, although situated closer to the sleeping site than fruit sources, were bypassed in the mornings and consumed predominantly in the afternoons, when movements were less linear, slower and shorter. During the rainy season, the animals left their sleeping sites earlier when visiting restricted and patchily distributed fig trees than when visiting abundant and evenly distributed fruit resources. However, travel speed and route linearity were not always associated with goal directedness, because the baboons approached the single sleeping site, presumably a vital resource, slowly and indirectly. Our results suggest that baboons plan their journeys, actively choosing between several out-of-sight resources and approaching them in an efficient, goal-directed way, characteristics commonly used as diagnostic for the presence of a cognitive map and episodic memory.","container-title":"Animal Behaviour","DOI":"10.1016/j.anbehav.2006.04.012","ISSN":"0003-3472","issue":"2","journalAbbreviation":"Animal Behaviour","page":"257-266","source":"ScienceDirect","title":"Travel routes and planning of visits to out-of-sight resources in wild chacma baboons, &lt;i&gt;Papio ursinus&lt;/i&gt;","volume":"73","author":[{"family":"Noser","given":"Rahel"},{"family":"Byrne","given":"Richard W."}],"issued":{"date-parts":[["2007",2,1]]}}},{"id":1147,"uris":["http://zotero.org/users/9968163/items/DGHD5DI8"],"itemData":{"id":1147,"type":"article-journal","abstract":"Spatial memory facilitates resource acquisition where resources are patchy, but how it influences movement behaviour of wide-ranging species remains to be resolved. We examined African elephant spatial memory reflected in movement decisions regarding access to perennial waterholes. State–space models of movement data revealed a rapid, highly directional movement behaviour almost exclusively associated with visiting perennial water. Behavioural change point (BCP) analyses demonstrated that these goal-oriented movements were initiated on average 4.59 km, and up to 49.97 km, from the visited waterhole, with the closest waterhole accessed 90% of the time. Distances of decision points increased when switching to different waterholes, during the dry season, or for female groups relative to males, while selection of the closest waterhole decreased when switching. Overall, our analyses indicated detailed spatial knowledge over large scales, enabling elephants to minimize travel distance through highly directional movement when accessing water. We discuss the likely cognitive and socioecological mechanisms driving these spatially precise movements that are most consistent with our findings. By applying modern analytic techniques to high-resolution movement data, this study illustrates emerging approaches for studying how cognition structures animal movement behaviour in different ecological and social contexts.","container-title":"Proceedings of the Royal Society B: Biological Sciences","DOI":"10.1098/rspb.2014.3042","ISSN":"0962-8452","issue":"1805","journalAbbreviation":"Proc Biol Sci","page":"20143042","source":"Silverchair","title":"Elucidating the significance of spatial memory on movement decisions by African savannah elephants using state–space models","volume":"282","author":[{"family":"Polansky","given":"Leo"},{"family":"Kilian","given":"Werner"},{"family":"Wittemyer","given":"George"}],"issued":{"date-parts":[["2015",4,22]]}}}],"schema":"https://github.com/citation-style-language/schema/raw/master/csl-citation.json"} </w:instrText>
-      </w:r>
-      <w:r>
-        <w:fldChar w:fldCharType="separate"/>
-      </w:r>
-      <w:r>
-        <w:t>(Noser and Byrne 2007, Polansky et al. 2015)</w:t>
-      </w:r>
-      <w:r>
-        <w:fldChar w:fldCharType="end"/>
-      </w:r>
-      <w:r>
-        <w:t xml:space="preserve"> and is</w:t>
-      </w:r>
-      <w:r>
-        <w:t xml:space="preserve"> likely performed by ravens </w:t>
-      </w:r>
-      <w:r>
-        <w:fldChar w:fldCharType="begin"/>
-      </w:r>
-      <w:r>
-        <w:instrText xml:space="preserve"> ADDIN ZOTERO_ITEM CSL_CITATION {"citationID":"r9fRoC6R","properties":{"unsorted":false,"formattedCitation":"(Loretto et al. 2026)","plainCitation":"(Loretto et al. 2026)","noteIndex":0},"citationItems":[{"id":1582,"uris":["http://zotero.org/users/9968163/items/BAM3LF88"],"itemData":{"id":1582,"type":"article-journal","abstract":"Scavengers generally rely on patchily distributed, unpredictable carrion. A long-standing hypothesis suggests scavenging ravens reliably locate such food by directly following large carnivores to their kills. However, by satellite tracking 69 ravens, 20 wolves, and 11 cougars in Yellowstone National Park, we found that following of predators over large distances rarely occurred. Instead, ravens routinely revisited sites where wolf kills were common—returning from distances of up to 155 kilometers to find carrion. Much like navigating to permanent anthropogenic subsidies, ravens appear to remember potential sources of carrion shaped by previous encounters with wolves or their kills. These findings suggest that spatial memory and navigation play a considerably greater role than previously assumed among scavengers, and possibly other wide-ranging species, in search of ephemeral resources.","container-title":"Science","DOI":"10.1126/science.adz9467","issue":"6790","page":"1151-1154","publisher":"American Association for the Advancement of Science","source":"science.org (Atypon)","title":"Ravens anticipate wolf kill sites across broad scales","volume":"391","author":[{"family":"Loretto","given":"Matthias-Claudio"},{"family":"Beck","given":"Kristina B."},{"family":"Smith","given":"Douglas W."},{"family":"Stahler","given":"Daniel R."},{"family":"Walker","given":"Lauren E."},{"family":"Wikelski","given":"Martin"},{"family":"Mueller","given":"Thomas"},{"family":"Safi","given":"Kamran"},{"family":"Marzluff","given":"John M."}],"issued":{"date-parts":[["2026",3,12]]}}}],"schema":"https://github.com/citation-style-language/schema/raw/master/csl-citation.json"} </w:instrText>
-      </w:r>
-      <w:r>
-        <w:fldChar w:fldCharType="separate"/>
-      </w:r>
-      <w:r>
-        <w:rPr>
-          <w:rFonts w:ascii="Aptos" w:hAnsi="Aptos"/>
-        </w:rPr>
-        <w:t>(Loretto et al. 2026)</w:t>
-      </w:r>
-      <w:r>
-        <w:fldChar w:fldCharType="end"/>
-      </w:r>
-      <w:r>
-        <w:t>. Route planning to known resources allows overall energetic costs to be predictable</w:t>
-      </w:r>
-      <w:r>
-        <w:t xml:space="preserve">. </w:t>
-      </w:r>
-    </w:p>
-    <w:p>
-      <w:pPr>
-        <w:spacing w:line="480" w:lineRule="auto"/>
-        <w:ind w:firstLine="720"/>
-      </w:pPr>
-      <w:r>
-        <w:t>After leaving their territories, ravens were more likely to visit the hunting regions during the hunting season, regardless of the amount of biomass created by hunters.</w:t>
-      </w:r>
-      <w:r>
-        <w:t xml:space="preserve"> </w:t>
-      </w:r>
-      <w:r>
-        <w:lastRenderedPageBreak/>
-        <w:t>However, w</w:t>
-      </w:r>
-      <w:r>
-        <w:t xml:space="preserve">e were unable to find </w:t>
-      </w:r>
-      <w:r>
-        <w:t>the</w:t>
-      </w:r>
-      <w:r>
-        <w:t xml:space="preserve"> same</w:t>
-      </w:r>
-      <w:r>
-        <w:t xml:space="preserve"> effect of hunting season on a raven</w:t>
-      </w:r>
-      <w:r>
-        <w:t>’s</w:t>
-      </w:r>
-      <w:r>
-        <w:t xml:space="preserve"> probability of leaving their territories</w:t>
-      </w:r>
-      <w:r>
-        <w:t>.</w:t>
-      </w:r>
-      <w:r>
-        <w:t xml:space="preserve"> </w:t>
-      </w:r>
-      <w:r>
-        <w:t>This effect was likely masked by the limited time frame of the data, which failed to capture the initial increase in visits to the hunting area associated with the start of MTFWP rifle hunting, and alternative resources being present within our defined hunting regions.</w:t>
-      </w:r>
-      <w:r>
-        <w:t xml:space="preserve"> </w:t>
-      </w:r>
-      <w:r>
-        <w:t>Throughout</w:t>
-      </w:r>
-      <w:r>
-        <w:t xml:space="preserve"> the entire winter, raven </w:t>
-      </w:r>
-      <w:r>
-        <w:t>shifted their space use</w:t>
-      </w:r>
-      <w:r>
-        <w:t xml:space="preserve"> in the hunting regions</w:t>
-      </w:r>
-      <w:r>
-        <w:t xml:space="preserve"> consistent without the location of the primary available resource. During the hunting season,</w:t>
-      </w:r>
-      <w:r>
-        <w:t xml:space="preserve"> </w:t>
-      </w:r>
-      <w:r>
-        <w:t xml:space="preserve">ravens were less </w:t>
-      </w:r>
-      <w:r>
-        <w:t>concentrated</w:t>
-      </w:r>
-      <w:r>
-        <w:t xml:space="preserve"> around the landfill </w:t>
-      </w:r>
-      <w:r>
-        <w:t>indicat</w:t>
-      </w:r>
-      <w:r>
-        <w:t>ing</w:t>
-      </w:r>
-      <w:r>
-        <w:t xml:space="preserve"> that </w:t>
-      </w:r>
-      <w:r>
-        <w:t>refuse</w:t>
-      </w:r>
-      <w:r>
-        <w:t xml:space="preserve"> is</w:t>
-      </w:r>
-      <w:r>
-        <w:t xml:space="preserve"> lower priority than carrion.</w:t>
-      </w:r>
-      <w:r>
-        <w:t xml:space="preserve"> </w:t>
-      </w:r>
-      <w:r>
-        <w:t xml:space="preserve">Outside of the primary hunting seasons, ravens seeking alternative foraging opportunities often visited the Gardiner landfill and sewage treatment ponds. </w:t>
-      </w:r>
-      <w:r>
-        <w:t>Additionally,</w:t>
-      </w:r>
-      <w:r>
-        <w:t xml:space="preserve"> </w:t>
-      </w:r>
-      <w:r>
-        <w:t>ravens</w:t>
-      </w:r>
-      <w:r>
-        <w:t xml:space="preserve"> also </w:t>
-      </w:r>
-      <w:r>
-        <w:t>took</w:t>
-      </w:r>
-      <w:r>
-        <w:t xml:space="preserve"> advantage of low levels of tribal hunting </w:t>
-      </w:r>
-      <w:r>
-        <w:t>during mid-winter</w:t>
-      </w:r>
-      <w:r>
-        <w:t xml:space="preserve"> that occurs in a similar region to the MTFWP hunt. Tribal hunters, while having a more limited take compared to the MTFWP season </w:t>
-      </w:r>
-      <w:commentRangeStart w:id="24"/>
-      <w:r>
-        <w:t xml:space="preserve">(1-2 ungulates a week), </w:t>
-      </w:r>
-      <w:commentRangeEnd w:id="24"/>
-      <w:r>
-        <w:rPr>
-          <w:rStyle w:val="CommentReference"/>
-          <w:sz w:val="24"/>
-          <w:szCs w:val="24"/>
-        </w:rPr>
-        <w:commentReference w:id="24"/>
-      </w:r>
-      <w:r>
-        <w:t xml:space="preserve">still create carrion throughout the central winter months that can draw large </w:t>
-      </w:r>
-      <w:commentRangeStart w:id="25"/>
-      <w:r>
-        <w:t>groups of ravens</w:t>
-      </w:r>
-      <w:commentRangeEnd w:id="25"/>
-      <w:r>
-        <w:rPr>
-          <w:rStyle w:val="CommentReference"/>
-          <w:sz w:val="24"/>
-          <w:szCs w:val="24"/>
-        </w:rPr>
-        <w:commentReference w:id="25"/>
-      </w:r>
-      <w:r>
-        <w:t>.</w:t>
-      </w:r>
-    </w:p>
-    <w:p>
-      <w:pPr>
-        <w:spacing w:line="480" w:lineRule="auto"/>
-        <w:ind w:firstLine="720"/>
-      </w:pPr>
-      <w:r>
-        <w:t>Ravens with territories far from the Gardiner hunting regions often chose to visit closer anthropogenic areas such as West Yellowstone, MT</w:t>
-      </w:r>
-      <w:r>
-        <w:t xml:space="preserve"> (</w:t>
-      </w:r>
-      <w:r>
-        <w:t>o</w:t>
-      </w:r>
-      <w:r>
-        <w:t xml:space="preserve">range points in </w:t>
-      </w:r>
-      <w:r>
-        <w:t>Fig. )</w:t>
-      </w:r>
-      <w:r>
-        <w:t xml:space="preserve">. </w:t>
-      </w:r>
-      <w:r>
-        <w:t>C</w:t>
-      </w:r>
-      <w:r>
-        <w:t xml:space="preserve">arrion may be preferred by ravens when both </w:t>
-      </w:r>
-      <w:r>
-        <w:t xml:space="preserve">are equally </w:t>
-      </w:r>
-      <w:r>
-        <w:t>available,</w:t>
-      </w:r>
-      <w:r>
-        <w:t xml:space="preserve"> but</w:t>
-      </w:r>
-      <w:r>
-        <w:t xml:space="preserve"> </w:t>
-      </w:r>
-      <w:r>
-        <w:t xml:space="preserve">the commute time for ravens farthest from </w:t>
-      </w:r>
-      <w:r>
-        <w:t xml:space="preserve">recreational </w:t>
-      </w:r>
-      <w:r>
-        <w:t xml:space="preserve">hunting may be more than a third of daylight hours, during which they </w:t>
-      </w:r>
-      <w:r>
-        <w:t>cannot</w:t>
-      </w:r>
-      <w:r>
-        <w:t xml:space="preserve"> perform any other critical behaviors.</w:t>
-      </w:r>
-      <w:r>
-        <w:t xml:space="preserve"> </w:t>
-      </w:r>
-      <w:r>
-        <w:t xml:space="preserve">This leads to an </w:t>
-      </w:r>
-      <w:r>
-        <w:t>optimization</w:t>
-      </w:r>
-      <w:r>
-        <w:t xml:space="preserve"> decision </w:t>
-      </w:r>
-      <w:r>
-        <w:t xml:space="preserve">where individuals </w:t>
-      </w:r>
-      <w:r>
-        <w:t>chos</w:t>
-      </w:r>
-      <w:r>
-        <w:t>e</w:t>
-      </w:r>
-      <w:r>
-        <w:t xml:space="preserve"> the less preferred resource with the lower travel cost. In the case where the territory is equidistant between anthropogenic resources, ravens often choose the Gardiner hunting region</w:t>
-      </w:r>
-      <w:r>
-        <w:t>s</w:t>
-      </w:r>
-      <w:r>
-        <w:t xml:space="preserve"> (purple dots in Fig.)</w:t>
-      </w:r>
-      <w:r>
-        <w:t>.</w:t>
-      </w:r>
-      <w:r>
-        <w:t xml:space="preserve"> However, they still occasionally made trips to the alternative</w:t>
-      </w:r>
-      <w:r>
-        <w:t>, less optimal</w:t>
-      </w:r>
-      <w:r>
-        <w:t xml:space="preserve"> anthropogenic site</w:t>
-      </w:r>
-      <w:r>
-        <w:t>.</w:t>
-      </w:r>
-      <w:r>
-        <w:t xml:space="preserve"> </w:t>
-      </w:r>
-      <w:r>
-        <w:t xml:space="preserve">These occasional trips allow </w:t>
-      </w:r>
-      <w:r>
-        <w:lastRenderedPageBreak/>
-        <w:t>them to update</w:t>
-      </w:r>
-      <w:r>
-        <w:t xml:space="preserve"> their knowledge about the foraging conditions of</w:t>
-      </w:r>
-      <w:r>
-        <w:t xml:space="preserve"> </w:t>
-      </w:r>
-      <w:r>
-        <w:t>d</w:t>
-      </w:r>
-      <w:r>
-        <w:t xml:space="preserve">istant patch </w:t>
-      </w:r>
-      <w:r>
-        <w:fldChar w:fldCharType="begin"/>
-      </w:r>
-      <w:r>
-        <w:instrText xml:space="preserve"> ADDIN ZOTERO_ITEM CSL_CITATION {"citationID":"4hwcMV3J","properties":{"unsorted":false,"formattedCitation":"(Smith and Sweatman 1974)","plainCitation":"(Smith and Sweatman 1974)","noteIndex":0},"citationItems":[{"id":1287,"uris":["http://zotero.org/users/9968163/items/7WMTPED8"],"itemData":{"id":1287,"type":"article-journal","abstract":"The food—searching behavior of titmice (Paridae) was investigated in laboratory and field to determine how effective individual birds were at locating patchy sources of hidden food. A series of three experiments was performed using tame great tits, Parus major. In Experiment 1, individual birds were offered a choice among six densities of hidden food in discrete patches. The birds learned to concentrate their search strongly on the more dense patches, and five of the six birds preferred to search at the highest density. In Experiment 2, the food distribution was altered by interchanging patches of the highest and lowest density gradually. The birds initially found fewer prey per trial, but soon recovered to near their original performance by switching their search effort to the area containing the second highest prey density. Most birds failed to respond to prey appearing where they had previously been absent. Experiment 3 varied the size of prey items among four areas containing equal numbers of hidden prey. A group of six birds learned to search selectively in areas containing larger prey and, as a result, a greater total quantity of prey. In all experiments, there were marked differences in performance by individual birds. The experiments support Royama's (1970, 1971) hypothesis that great tits distribute their search effort in relation to spatial differences in the profitability of feeding sites. Field observations on a pair of great tits and a pair of blue tits, Parus caeruleus, showed that searching behavior of wild tits was also very selective in space, at least when the birds were feeding nestlings. Birds often returned to previous capture sites and were more likely to do so when they found prey there quickly. These observations suggest that the laboratory experiments have real relevance to the food searching of wild tits. The searching capacity of great tits is discussed; it is suggested that they can approach ideal responses in stable but patchy feeding environments. Some factors leading to deviations from ideal responses are discussed.","container-title":"Ecology","DOI":"10.2307/1935451","ISSN":"1939-9170","issue":"6","language":"en","note":"_eprint: https://esajournals.onlinelibrary.wiley.com/doi/pdf/10.2307/1935451","page":"1216-1232","source":"Wiley Online Library","title":"Food-Searching Behavior of Titmice in Patchy Environments","volume":"55","author":[{"family":"Smith","given":"James N. M."},{"family":"Sweatman","given":"Hugh P. A."}],"issued":{"date-parts":[["1974"]]}}}],"schema":"https://github.com/citation-style-language/schema/raw/master/csl-citation.json"} </w:instrText>
-      </w:r>
-      <w:r>
-        <w:fldChar w:fldCharType="separate"/>
-      </w:r>
-      <w:r>
-        <w:rPr>
-          <w:rFonts w:ascii="Aptos" w:hAnsi="Aptos"/>
-        </w:rPr>
-        <w:t>(Smith and Sweatman 1974)</w:t>
-      </w:r>
-      <w:r>
-        <w:fldChar w:fldCharType="end"/>
-      </w:r>
-      <w:r>
-        <w:t xml:space="preserve">. </w:t>
-      </w:r>
-      <w:r>
-        <w:t xml:space="preserve">West Yellowstone primarily offers refuse as </w:t>
-      </w:r>
-      <w:r>
-        <w:t>the primary</w:t>
-      </w:r>
-      <w:r>
-        <w:t xml:space="preserve"> foraging opportunity</w:t>
-      </w:r>
-      <w:r>
-        <w:t xml:space="preserve"> for </w:t>
-      </w:r>
-      <w:r>
-        <w:t>ravens but</w:t>
-      </w:r>
-      <w:r>
-        <w:t xml:space="preserve"> </w:t>
-      </w:r>
-      <w:r>
-        <w:t xml:space="preserve">also has </w:t>
-      </w:r>
-      <w:r>
-        <w:t xml:space="preserve">variable bison hunting effort </w:t>
-      </w:r>
-      <w:commentRangeStart w:id="26"/>
-      <w:commentRangeStart w:id="27"/>
-      <w:r>
-        <w:t>between years</w:t>
-      </w:r>
-      <w:commentRangeEnd w:id="26"/>
-      <w:r>
-        <w:rPr>
-          <w:rStyle w:val="CommentReference"/>
-          <w:sz w:val="24"/>
-          <w:szCs w:val="24"/>
-        </w:rPr>
-        <w:commentReference w:id="26"/>
-      </w:r>
-      <w:commentRangeEnd w:id="27"/>
-      <w:r>
-        <w:rPr>
-          <w:rStyle w:val="CommentReference"/>
-          <w:sz w:val="24"/>
-          <w:szCs w:val="24"/>
-        </w:rPr>
-        <w:commentReference w:id="27"/>
-      </w:r>
-      <w:r>
-        <w:t xml:space="preserve">. </w:t>
-      </w:r>
-    </w:p>
-    <w:p>
-      <w:pPr>
-        <w:spacing w:line="480" w:lineRule="auto"/>
-      </w:pPr>
-      <w:r>
-        <w:rPr>
-          <w:noProof/>
-        </w:rPr>
-        <w:lastRenderedPageBreak/>
-        <w:drawing>
-          <wp:inline distT="0" distB="0" distL="0" distR="0" wp14:anchorId="376C0590" wp14:editId="461E29F2">
-            <wp:extent cx="5937250" cy="7683500"/>
-            <wp:effectExtent l="0" t="0" r="6350" b="0"/>
-            <wp:docPr id="405314073" name="Picture 3"/>
-            <wp:cNvGraphicFramePr>
-              <a:graphicFrameLocks xmlns:a="http://schemas.openxmlformats.org/drawingml/2006/main" noChangeAspect="1"/>
-            </wp:cNvGraphicFramePr>
-            <a:graphic xmlns:a="http://schemas.openxmlformats.org/drawingml/2006/main">
-              <a:graphicData uri="http://schemas.openxmlformats.org/drawingml/2006/picture">
-                <pic:pic xmlns:pic="http://schemas.openxmlformats.org/drawingml/2006/picture">
-                  <pic:nvPicPr>
-                    <pic:cNvPr id="0" name="Picture 3"/>
+                    <pic:cNvPr id="0" name="Picture 1"/>
                     <pic:cNvPicPr>
                       <a:picLocks noChangeAspect="1" noChangeArrowheads="1"/>
                     </pic:cNvPicPr>
                   </pic:nvPicPr>
                   <pic:blipFill>
-                    <a:blip r:embed="rId28" cstate="print">
+                    <a:blip r:embed="rId27" cstate="print">
                       <a:extLst>
                         <a:ext uri="{28A0092B-C50C-407E-A947-70E740481C1C}">
                           <a14:useLocalDpi xmlns:a14="http://schemas.microsoft.com/office/drawing/2010/main" val="0"/>
@@ -4949,7 +4893,7 @@
                   <pic:spPr bwMode="auto">
                     <a:xfrm>
                       <a:off x="0" y="0"/>
-                      <a:ext cx="5937250" cy="7683500"/>
+                      <a:ext cx="5937250" cy="3848100"/>
                     </a:xfrm>
                     <a:prstGeom prst="rect">
                       <a:avLst/>
@@ -4973,7 +4917,6 @@
       </w:pPr>
       <w:commentRangeStart w:id="28"/>
       <w:r>
-        <w:lastRenderedPageBreak/>
         <w:t xml:space="preserve">Figure 3. </w:t>
       </w:r>
       <w:commentRangeEnd w:id="28"/>
@@ -4986,7 +4929,31 @@
         <w:commentReference w:id="28"/>
       </w:r>
       <w:r>
-        <w:t>Map A shows the GPS movements of 3 common ravens at varying distances from the hunting regions. Map B shows the GPS movements of these 3 ravens when they decide to leave their territory, but do not end up visiting the hunting regions. Each raven’s territory is shown as a polygon with a red border in their color.</w:t>
+        <w:t>Map show</w:t>
+      </w:r>
+      <w:r>
+        <w:t>ing</w:t>
+      </w:r>
+      <w:r>
+        <w:t xml:space="preserve"> </w:t>
+      </w:r>
+      <w:r>
+        <w:t>examples of</w:t>
+      </w:r>
+      <w:r>
+        <w:t xml:space="preserve"> GPS movements </w:t>
+      </w:r>
+      <w:r>
+        <w:t>by</w:t>
+      </w:r>
+      <w:r>
+        <w:t xml:space="preserve"> 3 common ravens at varying distances from the</w:t>
+      </w:r>
+      <w:r>
+        <w:t xml:space="preserve"> Gardiner</w:t>
+      </w:r>
+      <w:r>
+        <w:t xml:space="preserve"> hunting regions. </w:t>
       </w:r>
     </w:p>
     <w:p>
@@ -5001,13 +4968,20 @@
         <w:ind w:firstLine="720"/>
       </w:pPr>
       <w:r>
-        <w:t xml:space="preserve">Yellowstone provides ravens with a wealth of foraging options that breeding ravens can exploit. This allows them to optimize their movements by choosing where to travel each day. In a system where raven territories are farther from predictable foraging locations, the decision to travel away from the territory becomes more nuanced. Ravens may choose to remain on territory as the opportunity cost of travel may present too much risk. Alternatively, if starvation is a constant risk, ravens in areas with low resource density may be unable to defend their territories during the winter, instead showing more free movement similar to nonbreeders. </w:t>
+        <w:t xml:space="preserve">Yellowstone provides ravens with a wealth of foraging options that breeding ravens can exploit. This allows them to optimize their movements by choosing where to travel each day. In a system where raven territories are farther from predictable foraging locations, the decision to travel away from the territory becomes more nuanced. Ravens may choose to remain on territory as the opportunity cost of travel may present too much risk. Alternatively, if starvation is a constant risk, ravens in areas with low resource density </w:t>
+      </w:r>
+      <w:r>
+        <w:lastRenderedPageBreak/>
+        <w:t xml:space="preserve">may be unable to defend their territories during the winter, instead showing more free movement similar to nonbreeders. </w:t>
       </w:r>
     </w:p>
     <w:p>
       <w:pPr>
         <w:spacing w:line="480" w:lineRule="auto"/>
         <w:ind w:firstLine="720"/>
+        <w:rPr>
+          <w:noProof/>
+        </w:rPr>
       </w:pPr>
       <w:r>
         <w:t xml:space="preserve">As a non-migratory species that defends its territory all year </w:t>
@@ -5050,6 +5024,9 @@
       </w:r>
       <w:r>
         <w:t>early winter</w:t>
+      </w:r>
+      <w:r>
+        <w:t xml:space="preserve"> </w:t>
       </w:r>
       <w:r>
         <w:fldChar w:fldCharType="begin"/>
@@ -5110,325 +5087,196 @@
         <w:t xml:space="preserve">. </w:t>
       </w:r>
       <w:r>
+        <w:t xml:space="preserve">Ravens that bred earlier in the Greater Yellowstone Ecosystem have greater nesting success </w:t>
+      </w:r>
+      <w:r>
+        <w:fldChar w:fldCharType="begin"/>
+      </w:r>
+      <w:r>
+        <w:instrText xml:space="preserve"> ADDIN ZOTERO_ITEM CSL_CITATION {"citationID":"xakAKS9d","properties":{"formattedCitation":"(Dunk et al. 1997)","plainCitation":"(Dunk et al. 1997)","noteIndex":0},"citationItems":[{"id":1172,"uris":["http://zotero.org/users/9968163/items/2SMLQQCT"],"itemData":{"id":1172,"type":"article-journal","container-title":"The Auk","DOI":"10.2307/4089073","ISSN":"0004-8038","issue":"1","page":"116-120","publisher":"American Ornithological Society","source":"JSTOR","title":"Nest-Site Selection and Reproductive Success in Common Ravens","volume":"114","author":[{"family":"Dunk","given":"Jeffrey R."},{"family":"Smith","given":"Roger N."},{"family":"Cain","given":"Steven L."}],"issued":{"date-parts":[["1997"]]}}}],"schema":"https://github.com/citation-style-language/schema/raw/master/csl-citation.json"} </w:instrText>
+      </w:r>
+      <w:r>
+        <w:fldChar w:fldCharType="separate"/>
+      </w:r>
+      <w:r>
+        <w:t>(Dunk et al. 1997)</w:t>
+      </w:r>
+      <w:r>
+        <w:fldChar w:fldCharType="end"/>
+      </w:r>
+      <w:r>
+        <w:t xml:space="preserve"> </w:t>
+      </w:r>
+      <w:r>
+        <w:t>and</w:t>
+      </w:r>
+      <w:r>
+        <w:t xml:space="preserve"> mistiming the initiation of breeding </w:t>
+      </w:r>
+      <w:r>
+        <w:t>can</w:t>
+      </w:r>
+      <w:r>
+        <w:t xml:space="preserve"> result in lower success due to a lack of critical food sources </w:t>
+      </w:r>
+      <w:r>
+        <w:fldChar w:fldCharType="begin"/>
+      </w:r>
+      <w:r>
+        <w:instrText xml:space="preserve"> ADDIN ZOTERO_ITEM CSL_CITATION {"citationID":"aRBLdrtc","properties":{"formattedCitation":"(Visser et al. 2006)","plainCitation":"(Visser et al. 2006)","noteIndex":0},"citationItems":[{"id":1174,"uris":["http://zotero.org/users/9968163/items/P5ZD83LU"],"itemData":{"id":1174,"type":"article-journal","abstract":"Timing of reproduction has major fitness consequences, which can only be understood when the phenology of the food for the offspring is quantified. For insectivorous birds, like great tits (Parus major), synchronisation of their offspring needs and abundance of caterpillars is the main selection pressure. We measured caterpillar biomass over a 20-year period and showed that the annual peak date is correlated with temperatures from 8 March to 17 May. Laying dates also correlate with temperatures, but over an earlier period (16 March – 20 April). However, as we would predict from a reliable cue used by birds to time their reproduction, also the food peak correlates with these temperatures. Moreover, the slopes of the phenology of the birds and caterpillar biomass, when regressed against the temperatures in this earlier period, do not differ. The major difference is that due to climate change, the relationship between the timing of the food peak and the temperatures over the 16 March – 20 April period is changing, while this is not so for great tit laying dates. As a consequence, the synchrony between offspring needs and the caterpillar biomass has been disrupted in the recent warm decades. This may have severe consequences as we show that both the number of fledglings as well as their fledging weight is affected by this synchrony. We use the descriptive models for both the caterpillar biomass peak as for the great tit laying dates to predict shifts in caterpillar and bird phenology 2005–2100, using an IPCC climate scenario. The birds will start breeding earlier and this advancement is predicted to be at the same rate as the advancement of the food peak, and hence they will not reduce the amount of the current mistiming of about 10 days.","container-title":"Oecologia","DOI":"10.1007/s00442-005-0299-6","ISSN":"1432-1939","issue":"1","journalAbbreviation":"Oecologia","language":"en","page":"164-172","source":"Springer Link","title":"Shifts in caterpillar biomass phenology due to climate change and its impact on the breeding biology of an insectivorous bird","volume":"147","author":[{"family":"Visser","given":"Marcel E."},{"family":"Holleman","given":"Leonard J. M."},{"family":"Gienapp","given":"Phillip"}],"issued":{"date-parts":[["2006",2,1]]}}}],"schema":"https://github.com/citation-style-language/schema/raw/master/csl-citation.json"} </w:instrText>
+      </w:r>
+      <w:r>
+        <w:fldChar w:fldCharType="separate"/>
+      </w:r>
+      <w:r>
+        <w:t>(Visser et al. 2006)</w:t>
+      </w:r>
+      <w:r>
+        <w:fldChar w:fldCharType="end"/>
+      </w:r>
+      <w:r>
+        <w:t>. Ravens in Yellowstone utilize</w:t>
+      </w:r>
+      <w:r>
+        <w:t xml:space="preserve"> seasonal</w:t>
+      </w:r>
+      <w:r>
+        <w:t xml:space="preserve"> insect outbreaks (e.g. grasshoppers and salmonflies) during the summer breeding season</w:t>
+      </w:r>
+      <w:r>
+        <w:t xml:space="preserve"> </w:t>
+      </w:r>
+      <w:r>
+        <w:fldChar w:fldCharType="begin"/>
+      </w:r>
+      <w:r>
+        <w:instrText xml:space="preserve"> ADDIN ZOTERO_ITEM CSL_CITATION {"citationID":"SRcnjzYt","properties":{"formattedCitation":"(Ho et al. 2023)","plainCitation":"(Ho et al. 2023)","noteIndex":0},"citationItems":[{"id":880,"uris":["http://zotero.org/users/9968163/items/Y2CXWCS8"],"itemData":{"id":880,"type":"article-journal","abstract":"&lt;p&gt;Anthropogenic food subsidies can alter ecosystem processes, such as competition, predation, or nutrient transfer, and may strongly affect protected areas. Increasing recreation and ecotourism often create food subsidies, especially in the surrounding lands through fast-growing gateway communities. How the effects of these subsidies extend into protected areas when animals move across boundaries remains largely unexplored. We addressed this question by studying the movement and foraging of common ravens (&lt;italic&gt;Corvus corax)&lt;/italic&gt;, opportunistic scavengers that are well known to feed on predator kills and on anthropogenic food subsidies. We analyzed spatiotemporal data from 57 global positioning system (GPS)-tagged ravens, trapped within or close to Yellowstone National Park, to study their seasonal use of natural and anthropogenic food sources. Although Yellowstone National Park contains a full suite of native predators and ravens can be observed at virtually every kill site, we show that anthropogenic subsidies were utilized to a much greater extent than other natural resources, especially during winter. Important subsidies included gut piles of harvested game animals left by hunters, fat present on wastewater settling ponds, roadkill, and waste from agricultural and urban activities. These subsidies were distributed over vast areas beyond Yellowstone National Park. During fall/winter, ravens traveled longer distances (21.9 vs. 13 km) and spent more time outside Yellowstone National Park (73% of GPS points outside), mostly feeding on anthropogenic subsidies, than in spring/summer (42% of GPS points outside). This difference between seasons was more pronounced for individuals holding territories within the protected area than for those without territories. The large area over which ravens used anthropogenic food subsidies (within more than 100 km of Yellowstone National Park) affects the park’s raven population and the scavenging services they provide. We suggest that the scale of resource use must be considered by managers seeking to control expanding raven populations elsewhere.&lt;/p&gt;","container-title":"Frontiers in Bird Science","DOI":"10.3389/fbirs.2023.1119507","ISSN":"2813-3870","journalAbbreviation":"Front. Bird Sci.","language":"English","publisher":"Frontiers","source":"Frontiers","title":"Scavengers use natural and anthropogenic resources connecting protected areas with surrounding lands","URL":"https://www.frontiersin.org/journals/bird-science/articles/10.3389/fbirs.2023.1119507/full","volume":"2","author":[{"family":"Ho","given":"Cameron"},{"family":"Marzluff","given":"John M."},{"family":"Stahler","given":"Daniel R."},{"family":"Smith","given":"Douglas W."},{"family":"Mueller","given":"Thomas"},{"family":"Wikelski","given":"Martin"},{"family":"Safi","given":"Kamran"},{"family":"Loretto","given":"Matthias-Claudio"}],"accessed":{"date-parts":[["2025",2,19]]},"issued":{"date-parts":[["2023",6,27]]}}}],"schema":"https://github.com/citation-style-language/schema/raw/master/csl-citation.json"} </w:instrText>
+      </w:r>
+      <w:r>
+        <w:fldChar w:fldCharType="separate"/>
+      </w:r>
+      <w:r>
+        <w:t>(Ho et al. 2023)</w:t>
+      </w:r>
+      <w:r>
+        <w:fldChar w:fldCharType="end"/>
+      </w:r>
+      <w:r>
+        <w:t xml:space="preserve">, which allows them to provide a protein-dense food to growing chicks. </w:t>
+      </w:r>
+    </w:p>
+    <w:p>
+      <w:pPr>
+        <w:spacing w:line="480" w:lineRule="auto"/>
+        <w:ind w:firstLine="720"/>
+      </w:pPr>
+      <w:r>
+        <w:t>R</w:t>
+      </w:r>
+      <w:r>
+        <w:t>aven</w:t>
+      </w:r>
+      <w:r>
+        <w:t>s</w:t>
+      </w:r>
+      <w:r>
+        <w:t xml:space="preserve"> </w:t>
+      </w:r>
+      <w:r>
+        <w:t>did not consider the movement of other breeding ravens when deciding to leave their territories d</w:t>
+      </w:r>
+      <w:r>
+        <w:t xml:space="preserve">espite being social creatures that have the ability to share and receive information about potential food resources </w:t>
+      </w:r>
+      <w:r>
+        <w:fldChar w:fldCharType="begin"/>
+      </w:r>
+      <w:r>
+        <w:instrText xml:space="preserve"> ADDIN ZOTERO_ITEM CSL_CITATION {"citationID":"yE9vXQzD","properties":{"formattedCitation":"(Marzluff et al. 1996)","plainCitation":"(Marzluff et al. 1996)","noteIndex":0},"citationItems":[{"id":63,"uris":["http://zotero.org/users/9968163/items/Z8LZESEZ"],"itemData":{"id":63,"type":"article-journal","abstract":"Vagrant, non-breeding common ravens, Corvus corax, inhabiting the forested mountains of Maine are specialized to feed on rich but ephemeral carcasses of large mammals during the harsh winter months. The foraging and roosting behaviour of free-ranging ravens were studied during the winters of 1988–1990. Ravens quickly assembled at carcasses, and into communal roosts. Six lines of evidence indicate that these roosts function as information centres. (1) Roosts comprised both knowledgeable and naive foragers. (2) Departures from roosts were highly synchronized, with most members departing in one direction. (3) Direction of departure often changed from day to day. (4) Birds made naive of food sources (by being withheld from the wild and then allowed to join roosts) followed roost-mates to new feeding sites, whereas control birds held and released outside of roosts rarely found the local food bonanzas. (5) Birds made knowledgeable of food sources (by being released at new carcasses) joined roosts and led roost-mates to the food on three of 20 occasions. (6) The same individuals switched leader and follower roles depending upon their knowledge of feeding opportunities. Although ravens may form roosts at traditional areas (near stable food sources) that are used for many years, the ravens in Maine frequently shifted roost sites to be near newly discovered carcasses. Information exchange at roosts principally occurred on the night of, or the night before, the roost shift. Social soaring displays assembled birds from a wide area and were associated with mass movements to new roosts formed at nearby food.","container-title":"Animal Behaviour","DOI":"10.1006/anbe.1996.0008","ISSN":"00033472","issue":"1","language":"en","page":"89-103","source":"DOI.org (Crossref)","title":"Raven roosts are mobile information centres","volume":"51","author":[{"family":"Marzluff","given":"John M."},{"family":"Heinrich","given":"Bernd"},{"family":"Marzluff","given":"Colleen S."}],"issued":{"date-parts":[["1996",1]]}}}],"schema":"https://github.com/citation-style-language/schema/raw/master/csl-citation.json"} </w:instrText>
+      </w:r>
+      <w:r>
+        <w:fldChar w:fldCharType="separate"/>
+      </w:r>
+      <w:r>
+        <w:t>(Marzluff et al. 1996)</w:t>
+      </w:r>
+      <w:r>
+        <w:fldChar w:fldCharType="end"/>
+      </w:r>
+      <w:r>
+        <w:t>.</w:t>
+      </w:r>
+      <w:r>
+        <w:t xml:space="preserve"> Ravens instead responding </w:t>
+      </w:r>
+      <w:r>
+        <w:t xml:space="preserve">to </w:t>
+      </w:r>
+      <w:r>
+        <w:t>factors that could</w:t>
+      </w:r>
+      <w:r>
+        <w:t xml:space="preserve"> be</w:t>
+      </w:r>
+      <w:r>
+        <w:t xml:space="preserve"> interpreted </w:t>
+      </w:r>
+      <w:r>
+        <w:t>individually</w:t>
+      </w:r>
+      <w:r>
+        <w:t xml:space="preserve">, such as active kills within their territory </w:t>
+      </w:r>
+      <w:r>
+        <w:t>and</w:t>
+      </w:r>
+      <w:r>
+        <w:t xml:space="preserve"> weather conditions. Once a raven left its territory, it </w:t>
+      </w:r>
+      <w:r>
+        <w:t xml:space="preserve">often </w:t>
+      </w:r>
+      <w:r>
+        <w:t xml:space="preserve">made the same </w:t>
+      </w:r>
+      <w:r>
+        <w:t xml:space="preserve">movement </w:t>
+      </w:r>
+      <w:r>
+        <w:t>decision</w:t>
+      </w:r>
+      <w:r>
+        <w:t>s</w:t>
+      </w:r>
+      <w:r>
+        <w:t xml:space="preserve"> as conspecifics</w:t>
+      </w:r>
+      <w:r>
+        <w:t xml:space="preserve"> that had left their own territories</w:t>
+      </w:r>
+      <w:r>
+        <w:t xml:space="preserve">. Ravens without </w:t>
+      </w:r>
+      <w:r>
         <w:lastRenderedPageBreak/>
-        <w:t xml:space="preserve">Ravens that bred earlier in the Greater Yellowstone Ecosystem have greater nesting success </w:t>
+        <w:t xml:space="preserve">knowledge of an available food source may be following other traveling ravens to take advantage of their knowledge </w:t>
       </w:r>
       <w:r>
         <w:fldChar w:fldCharType="begin"/>
       </w:r>
       <w:r>
-        <w:instrText xml:space="preserve"> ADDIN ZOTERO_ITEM CSL_CITATION {"citationID":"xakAKS9d","properties":{"formattedCitation":"(Dunk et al. 1997)","plainCitation":"(Dunk et al. 1997)","noteIndex":0},"citationItems":[{"id":1172,"uris":["http://zotero.org/users/9968163/items/2SMLQQCT"],"itemData":{"id":1172,"type":"article-journal","container-title":"The Auk","DOI":"10.2307/4089073","ISSN":"0004-8038","issue":"1","page":"116-120","publisher":"American Ornithological Society","source":"JSTOR","title":"Nest-Site Selection and Reproductive Success in Common Ravens","volume":"114","author":[{"family":"Dunk","given":"Jeffrey R."},{"family":"Smith","given":"Roger N."},{"family":"Cain","given":"Steven L."}],"issued":{"date-parts":[["1997"]]}}}],"schema":"https://github.com/citation-style-language/schema/raw/master/csl-citation.json"} </w:instrText>
+        <w:instrText xml:space="preserve"> ADDIN ZOTERO_ITEM CSL_CITATION {"citationID":"cHpYkM1k","properties":{"formattedCitation":"(Marzluff et al. 1996)","plainCitation":"(Marzluff et al. 1996)","noteIndex":0},"citationItems":[{"id":63,"uris":["http://zotero.org/users/9968163/items/Z8LZESEZ"],"itemData":{"id":63,"type":"article-journal","abstract":"Vagrant, non-breeding common ravens, Corvus corax, inhabiting the forested mountains of Maine are specialized to feed on rich but ephemeral carcasses of large mammals during the harsh winter months. The foraging and roosting behaviour of free-ranging ravens were studied during the winters of 1988–1990. Ravens quickly assembled at carcasses, and into communal roosts. Six lines of evidence indicate that these roosts function as information centres. (1) Roosts comprised both knowledgeable and naive foragers. (2) Departures from roosts were highly synchronized, with most members departing in one direction. (3) Direction of departure often changed from day to day. (4) Birds made naive of food sources (by being withheld from the wild and then allowed to join roosts) followed roost-mates to new feeding sites, whereas control birds held and released outside of roosts rarely found the local food bonanzas. (5) Birds made knowledgeable of food sources (by being released at new carcasses) joined roosts and led roost-mates to the food on three of 20 occasions. (6) The same individuals switched leader and follower roles depending upon their knowledge of feeding opportunities. Although ravens may form roosts at traditional areas (near stable food sources) that are used for many years, the ravens in Maine frequently shifted roost sites to be near newly discovered carcasses. Information exchange at roosts principally occurred on the night of, or the night before, the roost shift. Social soaring displays assembled birds from a wide area and were associated with mass movements to new roosts formed at nearby food.","container-title":"Animal Behaviour","DOI":"10.1006/anbe.1996.0008","ISSN":"00033472","issue":"1","language":"en","page":"89-103","source":"DOI.org (Crossref)","title":"Raven roosts are mobile information centres","volume":"51","author":[{"family":"Marzluff","given":"John M."},{"family":"Heinrich","given":"Bernd"},{"family":"Marzluff","given":"Colleen S."}],"issued":{"date-parts":[["1996",1]]}}}],"schema":"https://github.com/citation-style-language/schema/raw/master/csl-citation.json"} </w:instrText>
       </w:r>
       <w:r>
         <w:fldChar w:fldCharType="separate"/>
       </w:r>
       <w:r>
-        <w:t>(Dunk et al. 1997)</w:t>
+        <w:t>(Marzluff et al. 1996)</w:t>
       </w:r>
       <w:r>
         <w:fldChar w:fldCharType="end"/>
       </w:r>
       <w:r>
-        <w:t xml:space="preserve"> </w:t>
-      </w:r>
-      <w:r>
-        <w:t>and</w:t>
-      </w:r>
-      <w:r>
-        <w:t xml:space="preserve"> mistiming the initiation of breeding </w:t>
-      </w:r>
-      <w:r>
-        <w:t>can</w:t>
-      </w:r>
-      <w:r>
-        <w:t xml:space="preserve"> result in lower success due to a lack of critical food sources </w:t>
-      </w:r>
-      <w:r>
-        <w:fldChar w:fldCharType="begin"/>
-      </w:r>
-      <w:r>
-        <w:instrText xml:space="preserve"> ADDIN ZOTERO_ITEM CSL_CITATION {"citationID":"aRBLdrtc","properties":{"formattedCitation":"(Visser et al. 2006)","plainCitation":"(Visser et al. 2006)","noteIndex":0},"citationItems":[{"id":1174,"uris":["http://zotero.org/users/9968163/items/P5ZD83LU"],"itemData":{"id":1174,"type":"article-journal","abstract":"Timing of reproduction has major fitness consequences, which can only be understood when the phenology of the food for the offspring is quantified. For insectivorous birds, like great tits (Parus major), synchronisation of their offspring needs and abundance of caterpillars is the main selection pressure. We measured caterpillar biomass over a 20-year period and showed that the annual peak date is correlated with temperatures from 8 March to 17 May. Laying dates also correlate with temperatures, but over an earlier period (16 March – 20 April). However, as we would predict from a reliable cue used by birds to time their reproduction, also the food peak correlates with these temperatures. Moreover, the slopes of the phenology of the birds and caterpillar biomass, when regressed against the temperatures in this earlier period, do not differ. The major difference is that due to climate change, the relationship between the timing of the food peak and the temperatures over the 16 March – 20 April period is changing, while this is not so for great tit laying dates. As a consequence, the synchrony between offspring needs and the caterpillar biomass has been disrupted in the recent warm decades. This may have severe consequences as we show that both the number of fledglings as well as their fledging weight is affected by this synchrony. We use the descriptive models for both the caterpillar biomass peak as for the great tit laying dates to predict shifts in caterpillar and bird phenology 2005–2100, using an IPCC climate scenario. The birds will start breeding earlier and this advancement is predicted to be at the same rate as the advancement of the food peak, and hence they will not reduce the amount of the current mistiming of about 10 days.","container-title":"Oecologia","DOI":"10.1007/s00442-005-0299-6","ISSN":"1432-1939","issue":"1","journalAbbreviation":"Oecologia","language":"en","page":"164-172","source":"Springer Link","title":"Shifts in caterpillar biomass phenology due to climate change and its impact on the breeding biology of an insectivorous bird","volume":"147","author":[{"family":"Visser","given":"Marcel E."},{"family":"Holleman","given":"Leonard J. M."},{"family":"Gienapp","given":"Phillip"}],"issued":{"date-parts":[["2006",2,1]]}}}],"schema":"https://github.com/citation-style-language/schema/raw/master/csl-citation.json"} </w:instrText>
-      </w:r>
-      <w:r>
-        <w:fldChar w:fldCharType="separate"/>
-      </w:r>
-      <w:r>
-        <w:t>(Visser et al. 2006)</w:t>
-      </w:r>
-      <w:r>
-        <w:fldChar w:fldCharType="end"/>
-      </w:r>
-      <w:r>
-        <w:t>. Ravens in Yellowstone utilize</w:t>
-      </w:r>
-      <w:r>
-        <w:t xml:space="preserve"> seasonal</w:t>
-      </w:r>
-      <w:r>
-        <w:t xml:space="preserve"> insect outbreaks (e.g. grasshoppers and salmonflies) during the summer breeding season</w:t>
-      </w:r>
-      <w:r>
-        <w:t xml:space="preserve"> </w:t>
-      </w:r>
-      <w:r>
-        <w:fldChar w:fldCharType="begin"/>
-      </w:r>
-      <w:r>
-        <w:instrText xml:space="preserve"> ADDIN ZOTERO_ITEM CSL_CITATION {"citationID":"SRcnjzYt","properties":{"formattedCitation":"(Ho et al. 2023)","plainCitation":"(Ho et al. 2023)","noteIndex":0},"citationItems":[{"id":880,"uris":["http://zotero.org/users/9968163/items/Y2CXWCS8"],"itemData":{"id":880,"type":"article-journal","abstract":"&lt;p&gt;Anthropogenic food subsidies can alter ecosystem processes, such as competition, predation, or nutrient transfer, and may strongly affect protected areas. Increasing recreation and ecotourism often create food subsidies, especially in the surrounding lands through fast-growing gateway communities. How the effects of these subsidies extend into protected areas when animals move across boundaries remains largely unexplored. We addressed this question by studying the movement and foraging of common ravens (&lt;italic&gt;Corvus corax)&lt;/italic&gt;, opportunistic scavengers that are well known to feed on predator kills and on anthropogenic food subsidies. We analyzed spatiotemporal data from 57 global positioning system (GPS)-tagged ravens, trapped within or close to Yellowstone National Park, to study their seasonal use of natural and anthropogenic food sources. Although Yellowstone National Park contains a full suite of native predators and ravens can be observed at virtually every kill site, we show that anthropogenic subsidies were utilized to a much greater extent than other natural resources, especially during winter. Important subsidies included gut piles of harvested game animals left by hunters, fat present on wastewater settling ponds, roadkill, and waste from agricultural and urban activities. These subsidies were distributed over vast areas beyond Yellowstone National Park. During fall/winter, ravens traveled longer distances (21.9 vs. 13 km) and spent more time outside Yellowstone National Park (73% of GPS points outside), mostly feeding on anthropogenic subsidies, than in spring/summer (42% of GPS points outside). This difference between seasons was more pronounced for individuals holding territories within the protected area than for those without territories. The large area over which ravens used anthropogenic food subsidies (within more than 100 km of Yellowstone National Park) affects the park’s raven population and the scavenging services they provide. We suggest that the scale of resource use must be considered by managers seeking to control expanding raven populations elsewhere.&lt;/p&gt;","container-title":"Frontiers in Bird Science","DOI":"10.3389/fbirs.2023.1119507","ISSN":"2813-3870","journalAbbreviation":"Front. Bird Sci.","language":"English","publisher":"Frontiers","source":"Frontiers","title":"Scavengers use natural and anthropogenic resources connecting protected areas with surrounding lands","URL":"https://www.frontiersin.org/journals/bird-science/articles/10.3389/fbirs.2023.1119507/full","volume":"2","author":[{"family":"Ho","given":"Cameron"},{"family":"Marzluff","given":"John M."},{"family":"Stahler","given":"Daniel R."},{"family":"Smith","given":"Douglas W."},{"family":"Mueller","given":"Thomas"},{"family":"Wikelski","given":"Martin"},{"family":"Safi","given":"Kamran"},{"family":"Loretto","given":"Matthias-Claudio"}],"accessed":{"date-parts":[["2025",2,19]]},"issued":{"date-parts":[["2023",6,27]]}}}],"schema":"https://github.com/citation-style-language/schema/raw/master/csl-citation.json"} </w:instrText>
-      </w:r>
-      <w:r>
-        <w:fldChar w:fldCharType="separate"/>
-      </w:r>
-      <w:r>
-        <w:t>(Ho et al. 2023)</w:t>
-      </w:r>
-      <w:r>
-        <w:fldChar w:fldCharType="end"/>
-      </w:r>
-      <w:r>
-        <w:t xml:space="preserve">, which allows them to provide a protein-dense food to growing chicks. </w:t>
-      </w:r>
-      <w:r>
-        <w:t xml:space="preserve">This effect was tempered by snow depth based on </w:t>
-      </w:r>
-      <w:r>
-        <w:t>the</w:t>
-      </w:r>
-      <w:r>
-        <w:t xml:space="preserve"> </w:t>
-      </w:r>
-      <w:r>
-        <w:t xml:space="preserve">primary target species for </w:t>
-      </w:r>
-      <w:r>
-        <w:t>recreational</w:t>
-      </w:r>
-      <w:r>
-        <w:t xml:space="preserve"> </w:t>
-      </w:r>
-      <w:r>
-        <w:t>hunting</w:t>
-      </w:r>
-      <w:r>
-        <w:t xml:space="preserve"> during the time of year</w:t>
-      </w:r>
-      <w:r>
-        <w:t>.</w:t>
-      </w:r>
-      <w:r>
-        <w:t xml:space="preserve"> Bison hunting occurs in late winter</w:t>
-      </w:r>
-      <w:r>
-        <w:t>,</w:t>
-      </w:r>
-      <w:r>
-        <w:t xml:space="preserve"> and timing and intensity </w:t>
-      </w:r>
-      <w:r>
-        <w:t xml:space="preserve">of migration is </w:t>
-      </w:r>
-      <w:r>
-        <w:t xml:space="preserve">heavily </w:t>
-      </w:r>
-      <w:r>
-        <w:t>dependent</w:t>
-      </w:r>
-      <w:r>
-        <w:t xml:space="preserve"> on snow conditions</w:t>
-      </w:r>
-      <w:r>
-        <w:t xml:space="preserve"> </w:t>
-      </w:r>
-      <w:r>
-        <w:fldChar w:fldCharType="begin"/>
-      </w:r>
-      <w:r>
-        <w:instrText xml:space="preserve"> ADDIN ZOTERO_ITEM CSL_CITATION {"citationID":"EPgW4xc9","properties":{"unsorted":false,"formattedCitation":"(Geremia et al. 2011)","plainCitation":"(Geremia et al. 2011)","noteIndex":0},"citationItems":[{"id":1135,"uris":["http://zotero.org/users/9968163/items/XRAFAX8C"],"itemData":{"id":1135,"type":"article-journal","abstract":"Long distance migrations by ungulate species often surpass the boundaries of preservation areas where conflicts with various publics lead to management actions that can threaten populations. We chose the partially migratory bison (Bison bison) population in Yellowstone National Park as an example of integrating science into management policies to better conserve migratory ungulates. Approximately 60% of these bison have been exposed to bovine brucellosis and thousands of migrants exiting the park boundary have been culled during the past two decades to reduce the risk of disease transmission to cattle. Data were assimilated using models representing competing hypotheses of bison migration during 1990–2009 in a hierarchal Bayesian framework. Migration differed at the scale of herds, but a single unifying logistic model was useful for predicting migrations by both herds. Migration beyond the northern park boundary was affected by herd size, accumulated snow water equivalent, and aboveground dried biomass. Migration beyond the western park boundary was less influenced by these predictors and process model performance suggested an important control on recent migrations was excluded. Simulations of migrations over the next decade suggest that allowing increased numbers of bison beyond park boundaries during severe climate conditions may be the only means of avoiding episodic, large-scale reductions to the Yellowstone bison population in the foreseeable future. This research is an example of how long distance migration dynamics can be incorporated into improved management policies.","container-title":"PLOS ONE","DOI":"10.1371/journal.pone.0016848","ISSN":"1932-6203","issue":"2","journalAbbreviation":"PLOS ONE","language":"en","page":"e16848","publisher":"Public Library of Science","source":"PLoS Journals","title":"Predicting Bison Migration out of Yellowstone National Park Using Bayesian Models","volume":"6","author":[{"family":"Geremia","given":"Chris"},{"family":"White","given":"P. J."},{"family":"Wallen","given":"Rick L."},{"family":"Watson","given":"Fred G. R."},{"family":"Treanor","given":"John J."},{"family":"Borkowski","given":"John"},{"family":"Potter","given":"Christopher S."},{"family":"Crabtree","given":"Robert L."}],"issued":{"date-parts":[["2011",2,14]]}}}],"schema":"https://github.com/citation-style-language/schema/raw/master/csl-citation.json"} </w:instrText>
-      </w:r>
-      <w:r>
-        <w:fldChar w:fldCharType="separate"/>
-      </w:r>
-      <w:r>
-        <w:rPr>
-          <w:rFonts w:ascii="Aptos" w:hAnsi="Aptos"/>
-        </w:rPr>
-        <w:t>(Geremia et al. 2011)</w:t>
-      </w:r>
-      <w:r>
-        <w:fldChar w:fldCharType="end"/>
-      </w:r>
-      <w:r>
-        <w:t>.</w:t>
-      </w:r>
-      <w:r>
-        <w:t xml:space="preserve"> </w:t>
-      </w:r>
-      <w:r>
-        <w:t xml:space="preserve">A light snow </w:t>
-      </w:r>
-      <w:r>
-        <w:t>winter</w:t>
-      </w:r>
-      <w:r>
-        <w:t xml:space="preserve"> may result in no bison migrating into huntable land in the Gardiner hunting area, while elk and deer </w:t>
-      </w:r>
-      <w:r>
-        <w:t>are</w:t>
-      </w:r>
-      <w:r>
-        <w:t xml:space="preserve"> still</w:t>
-      </w:r>
-      <w:r>
-        <w:t xml:space="preserve"> present in more difficult terrain.</w:t>
-      </w:r>
-      <w:r>
-        <w:t xml:space="preserve"> </w:t>
-      </w:r>
-      <w:r>
-        <w:t>R</w:t>
-      </w:r>
-      <w:r>
-        <w:t xml:space="preserve">avens recognize this dynamic, and lower than average </w:t>
-      </w:r>
-      <w:r>
-        <w:t>snow</w:t>
-      </w:r>
-      <w:r>
-        <w:t xml:space="preserve"> depths</w:t>
-      </w:r>
-      <w:r>
-        <w:t xml:space="preserve"> </w:t>
-      </w:r>
-      <w:r>
-        <w:t xml:space="preserve">reduce </w:t>
-      </w:r>
-      <w:r>
-        <w:t>a ravens’</w:t>
-      </w:r>
-      <w:r>
-        <w:t xml:space="preserve"> </w:t>
-      </w:r>
-      <w:r>
-        <w:t xml:space="preserve">probability </w:t>
-      </w:r>
-      <w:r>
-        <w:t xml:space="preserve">of leaving </w:t>
-      </w:r>
-      <w:r>
-        <w:t>its</w:t>
-      </w:r>
-      <w:r>
-        <w:t xml:space="preserve"> territories</w:t>
-      </w:r>
-      <w:r>
-        <w:t xml:space="preserve"> more</w:t>
-      </w:r>
-      <w:r>
-        <w:t xml:space="preserve"> in late winter compared to early winter. </w:t>
-      </w:r>
-    </w:p>
-    <w:p>
-      <w:pPr>
-        <w:spacing w:line="480" w:lineRule="auto"/>
-        <w:ind w:firstLine="720"/>
-      </w:pPr>
-      <w:r>
-        <w:t>R</w:t>
-      </w:r>
-      <w:r>
-        <w:t xml:space="preserve">aven </w:t>
-      </w:r>
-      <w:r>
-        <w:t>did not consider the movement of other breeding ravens when deciding to leave their territories d</w:t>
-      </w:r>
-      <w:r>
-        <w:t xml:space="preserve">espite being social creatures that have the ability to share and receive information about potential food resources </w:t>
-      </w:r>
-      <w:r>
-        <w:fldChar w:fldCharType="begin"/>
-      </w:r>
-      <w:r>
-        <w:instrText xml:space="preserve"> ADDIN ZOTERO_ITEM CSL_CITATION {"citationID":"yE9vXQzD","properties":{"formattedCitation":"(Marzluff et al. 1996)","plainCitation":"(Marzluff et al. 1996)","noteIndex":0},"citationItems":[{"id":63,"uris":["http://zotero.org/users/9968163/items/Z8LZESEZ"],"itemData":{"id":63,"type":"article-journal","abstract":"Vagrant, non-breeding common ravens, Corvus corax, inhabiting the forested mountains of Maine are specialized to feed on rich but ephemeral carcasses of large mammals during the harsh winter months. The foraging and roosting behaviour of free-ranging ravens were studied during the winters of 1988–1990. Ravens quickly assembled at carcasses, and into communal roosts. Six lines of evidence indicate that these roosts function as information centres. (1) Roosts comprised both knowledgeable and naive foragers. (2) Departures from roosts were highly synchronized, with most members departing in one direction. (3) Direction of departure often changed from day to day. (4) Birds made naive of food sources (by being withheld from the wild and then allowed to join roosts) followed roost-mates to new feeding sites, whereas control birds held and released outside of roosts rarely found the local food bonanzas. (5) Birds made knowledgeable of food sources (by being released at new carcasses) joined roosts and led roost-mates to the food on three of 20 occasions. (6) The same individuals switched leader and follower roles depending upon their knowledge of feeding opportunities. Although ravens may form roosts at traditional areas (near stable food sources) that are used for many years, the ravens in Maine frequently shifted roost sites to be near newly discovered carcasses. Information exchange at roosts principally occurred on the night of, or the night before, the roost shift. Social soaring displays assembled birds from a wide area and were associated with mass movements to new roosts formed at nearby food.","container-title":"Animal Behaviour","DOI":"10.1006/anbe.1996.0008","ISSN":"00033472","issue":"1","language":"en","page":"89-103","source":"DOI.org (Crossref)","title":"Raven roosts are mobile information centres","volume":"51","author":[{"family":"Marzluff","given":"John M."},{"family":"Heinrich","given":"Bernd"},{"family":"Marzluff","given":"Colleen S."}],"issued":{"date-parts":[["1996",1]]}}}],"schema":"https://github.com/citation-style-language/schema/raw/master/csl-citation.json"} </w:instrText>
-      </w:r>
-      <w:r>
-        <w:fldChar w:fldCharType="separate"/>
-      </w:r>
-      <w:r>
-        <w:t>(Marzluff et al. 1996)</w:t>
-      </w:r>
-      <w:r>
-        <w:fldChar w:fldCharType="end"/>
-      </w:r>
-      <w:r>
-        <w:t>.</w:t>
-      </w:r>
-      <w:r>
-        <w:t xml:space="preserve"> Ravens instead responding </w:t>
-      </w:r>
-      <w:r>
-        <w:t xml:space="preserve">to </w:t>
-      </w:r>
-      <w:r>
-        <w:t>factors that could</w:t>
-      </w:r>
-      <w:r>
-        <w:t xml:space="preserve"> be</w:t>
-      </w:r>
-      <w:r>
-        <w:t xml:space="preserve"> interpreted </w:t>
-      </w:r>
-      <w:r>
-        <w:t>individually</w:t>
-      </w:r>
-      <w:r>
-        <w:t xml:space="preserve">, such as active kills within their territory </w:t>
-      </w:r>
-      <w:r>
-        <w:t>and</w:t>
-      </w:r>
-      <w:r>
-        <w:t xml:space="preserve"> weather conditions. Once a raven left its territory, it </w:t>
-      </w:r>
-      <w:r>
-        <w:t xml:space="preserve">often </w:t>
-      </w:r>
-      <w:r>
-        <w:t xml:space="preserve">made the same </w:t>
-      </w:r>
-      <w:r>
-        <w:t xml:space="preserve">movement </w:t>
-      </w:r>
-      <w:r>
-        <w:t>decision</w:t>
-      </w:r>
-      <w:r>
-        <w:t>s</w:t>
-      </w:r>
-      <w:r>
-        <w:t xml:space="preserve"> as conspecifics</w:t>
-      </w:r>
-      <w:r>
-        <w:t xml:space="preserve"> that had left their own territories</w:t>
-      </w:r>
-      <w:r>
-        <w:t xml:space="preserve">. Ravens without knowledge of an available food source may be following other traveling ravens to take advantage of their knowledge </w:t>
-      </w:r>
-      <w:r>
-        <w:fldChar w:fldCharType="begin"/>
-      </w:r>
-      <w:r>
-        <w:instrText xml:space="preserve"> ADDIN ZOTERO_ITEM CSL_CITATION {"citationID":"cHpYkM1k","properties":{"formattedCitation":"(Marzluff et al. 1996)","plainCitation":"(Marzluff et al. 1996)","noteIndex":0},"citationItems":[{"id":63,"uris":["http://zotero.org/users/9968163/items/Z8LZESEZ"],"itemData":{"id":63,"type":"article-journal","abstract":"Vagrant, non-breeding common ravens, Corvus corax, inhabiting the forested mountains of Maine are specialized to feed on rich but ephemeral carcasses of large mammals during the harsh winter months. The foraging and roosting behaviour of free-ranging ravens were studied during the winters of 1988–1990. Ravens quickly assembled at carcasses, and into communal roosts. Six lines of evidence indicate that these roosts function as information centres. (1) Roosts comprised both knowledgeable and naive foragers. (2) Departures from roosts were highly synchronized, with most members departing in one direction. (3) Direction of departure often changed from day to day. (4) Birds made naive of food sources (by being withheld from the wild and then allowed to join roosts) followed roost-mates to new feeding sites, whereas control birds held and released outside of roosts rarely found the local food bonanzas. (5) Birds made knowledgeable of food sources (by being released at new carcasses) joined roosts and led roost-mates to the food on three of 20 occasions. (6) The same individuals switched leader and follower roles depending upon their knowledge of feeding opportunities. Although ravens may form roosts at traditional areas (near stable food sources) that are used for many years, the ravens in Maine frequently shifted roost sites to be near newly discovered carcasses. Information exchange at roosts principally occurred on the night of, or the night before, the roost shift. Social soaring displays assembled birds from a wide area and were associated with mass movements to new roosts formed at nearby food.","container-title":"Animal Behaviour","DOI":"10.1006/anbe.1996.0008","ISSN":"00033472","issue":"1","language":"en","page":"89-103","source":"DOI.org (Crossref)","title":"Raven roosts are mobile information centres","volume":"51","author":[{"family":"Marzluff","given":"John M."},{"family":"Heinrich","given":"Bernd"},{"family":"Marzluff","given":"Colleen S."}],"issued":{"date-parts":[["1996",1]]}}}],"schema":"https://github.com/citation-style-language/schema/raw/master/csl-citation.json"} </w:instrText>
-      </w:r>
-      <w:r>
-        <w:fldChar w:fldCharType="separate"/>
-      </w:r>
-      <w:r>
-        <w:t>(Marzluff et al. 1996)</w:t>
-      </w:r>
-      <w:r>
-        <w:fldChar w:fldCharType="end"/>
-      </w:r>
-      <w:r>
         <w:t xml:space="preserve">. </w:t>
       </w:r>
       <w:r>
@@ -5441,11 +5289,7 @@
         <w:t>experience with</w:t>
       </w:r>
       <w:r>
-        <w:t xml:space="preserve"> the </w:t>
-      </w:r>
-      <w:r>
-        <w:lastRenderedPageBreak/>
-        <w:t>landscape. Group movements may then be coincidental and reflective of shared knowledge instead of information sharing</w:t>
+        <w:t xml:space="preserve"> the landscape. Group movements may then be coincidental and reflective of shared knowledge instead of information sharing</w:t>
       </w:r>
       <w:r>
         <w:t xml:space="preserve"> or stealing</w:t>
@@ -6006,7 +5850,7 @@
       </w:r>
     </w:p>
   </w:comment>
-  <w:comment w:id="21" w:author="Cameron Ho" w:date="2026-04-09T17:05:00Z" w:initials="CH">
+  <w:comment w:id="21" w:author="Cameron Ho" w:date="2026-04-17T17:19:00Z" w:initials="CH">
     <w:p>
       <w:pPr>
         <w:pStyle w:val="CommentText"/>
@@ -6018,52 +5862,23 @@
         <w:annotationRef/>
       </w:r>
       <w:r>
+        <w:t>There is also a negative interaction effect between wolf kill and hunting biomass. Although the result makes no sense because biomass has a negative effect. So higher biomass led to lower probability of visiting hunting</w:t>
+      </w:r>
+    </w:p>
+  </w:comment>
+  <w:comment w:id="22" w:author="Cameron Ho" w:date="2026-04-09T17:05:00Z" w:initials="CH">
+    <w:p>
+      <w:pPr>
+        <w:pStyle w:val="CommentText"/>
+      </w:pPr>
+      <w:r>
+        <w:rPr>
+          <w:rStyle w:val="CommentReference"/>
+        </w:rPr>
+        <w:annotationRef/>
+      </w:r>
+      <w:r>
         <w:t>Is there a better way to reference stopping Gardiner late hunt. That is what wilmers stuff is from</w:t>
-      </w:r>
-    </w:p>
-  </w:comment>
-  <w:comment w:id="22" w:author="Cameron Ho" w:date="2026-04-07T17:06:00Z" w:initials="CH">
-    <w:p>
-      <w:pPr>
-        <w:pStyle w:val="CommentText"/>
-      </w:pPr>
-      <w:r>
-        <w:rPr>
-          <w:rStyle w:val="CommentReference"/>
-        </w:rPr>
-        <w:annotationRef/>
-      </w:r>
-      <w:r>
-        <w:t>I have good news.</w:t>
-      </w:r>
-    </w:p>
-    <w:p>
-      <w:pPr>
-        <w:pStyle w:val="CommentText"/>
-      </w:pPr>
-    </w:p>
-    <w:p>
-      <w:pPr>
-        <w:pStyle w:val="CommentText"/>
-      </w:pPr>
-      <w:r>
-        <w:t xml:space="preserve">I switched the covariate for active kill with a covariate that said if a raven went within 500 meters of a wolf kill in their territory. This is a more conservative representation of knowledge of the raven instead of assuming complete knowledge of their territory. </w:t>
-      </w:r>
-    </w:p>
-    <w:p>
-      <w:pPr>
-        <w:pStyle w:val="CommentText"/>
-      </w:pPr>
-      <w:r>
-        <w:t xml:space="preserve">In the new model, visiting a wolf kill in territory decrease the probability of leaving by 12%, from 96% -&gt; 83%. </w:t>
-      </w:r>
-    </w:p>
-    <w:p>
-      <w:pPr>
-        <w:pStyle w:val="CommentText"/>
-      </w:pPr>
-      <w:r>
-        <w:t>So the effect was stronger with a more conservative covariate for knowledge. However, it still doesn’t come close to the 50% decrease for kills outside their territory, and the probability to leave is still high at &gt; 80%</w:t>
       </w:r>
     </w:p>
   </w:comment>
@@ -6275,8 +6090,8 @@
   <w15:commentEx w15:paraId="15929AA2" w15:done="0"/>
   <w15:commentEx w15:paraId="6B5A0ECA" w15:done="0"/>
   <w15:commentEx w15:paraId="2AFD599F" w15:done="0"/>
+  <w15:commentEx w15:paraId="4D7A5544" w15:done="0"/>
   <w15:commentEx w15:paraId="17C17B47" w15:done="0"/>
-  <w15:commentEx w15:paraId="1F9FF958" w15:done="0"/>
   <w15:commentEx w15:paraId="6471B4C4" w15:done="1"/>
   <w15:commentEx w15:paraId="2E811A34" w15:done="0"/>
   <w15:commentEx w15:paraId="29D70C64" w15:done="0"/>
@@ -6310,8 +6125,8 @@
   <w16cex:commentExtensible w16cex:durableId="62D4365B" w16cex:dateUtc="2026-02-11T02:08:00Z"/>
   <w16cex:commentExtensible w16cex:durableId="08F6AC28" w16cex:dateUtc="2026-04-07T00:43:00Z"/>
   <w16cex:commentExtensible w16cex:durableId="333CE58C" w16cex:dateUtc="2026-01-31T22:57:00Z"/>
+  <w16cex:commentExtensible w16cex:durableId="6DE53D98" w16cex:dateUtc="2026-04-18T00:19:00Z"/>
   <w16cex:commentExtensible w16cex:durableId="542E17E6" w16cex:dateUtc="2026-04-10T00:05:00Z"/>
-  <w16cex:commentExtensible w16cex:durableId="3F758BA4" w16cex:dateUtc="2026-04-08T00:06:00Z"/>
   <w16cex:commentExtensible w16cex:durableId="08517F74" w16cex:dateUtc="2026-02-10T00:56:00Z"/>
   <w16cex:commentExtensible w16cex:durableId="14036126" w16cex:dateUtc="2026-04-02T23:49:00Z"/>
   <w16cex:commentExtensible w16cex:durableId="67EC819E" w16cex:dateUtc="2026-04-02T22:48:00Z"/>
@@ -6345,8 +6160,8 @@
   <w16cid:commentId w16cid:paraId="15929AA2" w16cid:durableId="62D4365B"/>
   <w16cid:commentId w16cid:paraId="6B5A0ECA" w16cid:durableId="08F6AC28"/>
   <w16cid:commentId w16cid:paraId="2AFD599F" w16cid:durableId="333CE58C"/>
+  <w16cid:commentId w16cid:paraId="4D7A5544" w16cid:durableId="6DE53D98"/>
   <w16cid:commentId w16cid:paraId="17C17B47" w16cid:durableId="542E17E6"/>
-  <w16cid:commentId w16cid:paraId="1F9FF958" w16cid:durableId="3F758BA4"/>
   <w16cid:commentId w16cid:paraId="6471B4C4" w16cid:durableId="08517F74"/>
   <w16cid:commentId w16cid:paraId="2E811A34" w16cid:durableId="14036126"/>
   <w16cid:commentId w16cid:paraId="29D70C64" w16cid:durableId="67EC819E"/>
@@ -7019,7 +6834,6 @@
   <w:style w:type="character" w:default="1" w:styleId="DefaultParagraphFont">
     <w:name w:val="Default Paragraph Font"/>
     <w:uiPriority w:val="1"/>
-    <w:semiHidden/>
     <w:unhideWhenUsed/>
   </w:style>
   <w:style w:type="table" w:default="1" w:styleId="TableNormal">
